--- a/paper/mpda/CTSpinoPelvic1K_coauthor_draft.docx
+++ b/paper/mpda/CTSpinoPelvic1K_coauthor_draft.docx
@@ -222,7 +222,7 @@
         <w:t>3</w:t>
       </w:r>
       <w:r>
-        <w:t>, T12 to S1, without C2. Abdominopelvic computed tomography (CT) holds that span plus the lowest ribs and pelvis, standing in for the preoperative view. Where a lumbosacral transitional vertebra (LSTV) alters the count, the local anatomy is ambiguous: four rib-free vertebrae may be an L1 with a lumbar rib or an L5 assimilated to the sacrum, and six may be a sixth lumbar vertebra, a T12 with aplastic ribs, or a lumbarized S1</w:t>
+        <w:t>, T12 to S1, without C2. Abdominopelvic computed tomography (CT) holds that span plus the lowest ribs and pelvis, standing in for the preoperative view. Where a lumbosacral transitional vertebra (LSTV) alters the count, the local anatomy is ambiguous. Four rib-free vertebrae may be an L1 with a lumbar rib or an L5 assimilated to the sacrum, and six may be a sixth lumbar vertebra, a T12 with aplastic ribs, or a lumbarized S1</w:t>
       </w:r>
       <w:r>
         <w:rPr>
@@ -246,7 +246,6 @@
     </w:p>
     <w:p>
       <w:pPr>
-        <w:spacing w:after="27"/>
         <w:ind w:left="720" w:right="865" w:firstLine="234"/>
       </w:pPr>
       <w:r>
@@ -276,16 +275,7 @@
         <w:t xml:space="preserve">6 </w:t>
       </w:r>
       <w:r>
-        <w:t>labels on each patient’s bone-richest acquisition under a VerSe-native scheme. Validation: geometric invariants (802/802 pass); rib–vertebra incidence across 5,749 evaluable ribs (0.035% offset); and spinopelvic measures matching pub-</w:t>
-      </w:r>
-    </w:p>
-    <w:p>
-      <w:pPr>
-        <w:spacing w:after="143" w:line="259" w:lineRule="auto"/>
-        <w:ind w:right="865"/>
-      </w:pPr>
-      <w:r>
-        <w:t>lished values.</w:t>
+        <w:t>labels on each patient’s bone-richest acquisition under a VerSe-native scheme. Validation covered geometric invariants (802/802 pass), rib–vertebra incidence across 5,749 evaluable ribs (0.035% offset), and spinopelvic measures matching published values.</w:t>
       </w:r>
     </w:p>
     <w:p>
@@ -314,6 +304,7 @@
     <w:p>
       <w:pPr>
         <w:spacing w:after="133" w:line="259" w:lineRule="auto"/>
+        <w:ind w:left="720" w:firstLine="0"/>
         <w:jc w:val="left"/>
       </w:pPr>
       <w:hyperlink r:id="rId7">
@@ -380,7 +371,7 @@
         <w:t>look like</w:t>
       </w:r>
       <w:r>
-        <w:t>: a thoracolumbar border vertebra may carry a full rib, a hypoplastic stump, or none at all, and a lumbosacral one may be partly or completely assimilated to the sacrum (</w:t>
+        <w:t>. A thoracolumbar border vertebra may carry a full rib, a hypoplastic stump, or none at all, and a lumbosacral one may be partly or completely assimilated to the sacrum (</w:t>
       </w:r>
       <w:r>
         <w:rPr>
@@ -417,7 +408,7 @@
         <w:t xml:space="preserve">how many </w:t>
       </w:r>
       <w:r>
-        <w:t>vertebrae each region contains: eleven or thirteen thoracic, four or six lumbar.</w:t>
+        <w:t>vertebrae each region contains, eleven or thirteen thoracic and four or six lumbar.</w:t>
       </w:r>
     </w:p>
     <w:p>
@@ -438,7 +429,7 @@
         <w:t>. Four rib-free vertebrae above the sacrum may mean an L1 bearing a lumbar rib or an L5 assimilated to it; six may mean a true sixth lumbar vertebra, a T12 whose ribs are aplastic, or an S1 lumbarized away from the sacrum. Each set yields the same count, and the morphology that would separate the readings is not decisive to a human reader in every case. Whether it differs enough for a learned classifier to separate them, or at least to assign each reading a probability, is the question this release is built</w:t>
       </w:r>
       <w:r>
-        <w:t xml:space="preserve"> to support. Absent that, what remains is the count itself: the gold standard for numeration in transitional anatomy is whole-spine imaging, counting caudally from C2</w:t>
+        <w:t xml:space="preserve"> to support. Absent that, what remains is the count itself. The gold standard for numeration in transitional anatomy is whole-spine imaging, counting caudally from C2</w:t>
       </w:r>
       <w:r>
         <w:rPr>
@@ -465,13 +456,13 @@
         <w:t>I</w:t>
       </w:r>
       <w:r>
-        <w:t>). Spine datasets omit the pelvis; pelvic datasets do not number the vertebrae; TotalSegmentator, the whole-body scheme, has no class for a sixth lumbar vertebra or for a rib on a lumbar vertebra; and VerSe, the one collection with an L6 class, stops at the sacrum and carries no ribs. No public collection can therefore record a six-lumbar spine together with both of its borders, however good the segmentation, and a segmenter trained on them inherits the gap: faced with an enumeration anomaly it must shift t</w:t>
-      </w:r>
-      <w:r>
-        <w:t xml:space="preserve">he whole column by a level or </w:t>
-      </w:r>
-      <w:r>
-        <w:t>absorb a vertebra into its neighbor. The size of that problem has now been measured on CT, where prior labeling methods assigned every vertebra correctly in 77% of subjects and an anomaly-aware extension of SPINEPS</w:t>
+        <w:t>). Spine datasets omit the pelvis; pelvic datasets do not number the vertebrae; TotalSegmentator, the whole-body scheme, has no class for a sixth lumbar vertebra or for a rib on a lumbar vertebra; and VerSe, the one collection with an L6 class, stops at the sacrum and carries no ribs. No public collection can therefore record a six-lumbar spine together with both of its borders, however good the segmentation, and a segmenter trained on them inherits the gap, so that, faced with an enumeration anomaly, it mu</w:t>
+      </w:r>
+      <w:r>
+        <w:t xml:space="preserve">st shift the whole column by a level </w:t>
+      </w:r>
+      <w:r>
+        <w:t>or absorb a vertebra into its neighbor. The size of that problem has now been measured on CT, where prior labeling methods assigned every vertebra correctly in 77% of subjects and an anomaly-aware extension of SPINEPS</w:t>
       </w:r>
       <w:r>
         <w:rPr>
@@ -491,7 +482,7 @@
         <w:t>8</w:t>
       </w:r>
       <w:r>
-        <w:t>. Its weights label L6 and T13 on CT, but its 1,536 training scans are in-house and unreleased: the capability exists as weights, not as data.</w:t>
+        <w:t>. Its weights label L6 and T13 on CT, but its 1,536 training scans are in-house and unreleased, so the capability exists as weights, not as data.</w:t>
       </w:r>
     </w:p>
     <w:p>
@@ -499,7 +490,7 @@
         <w:ind w:left="-15" w:right="865" w:firstLine="299"/>
       </w:pPr>
       <w:r>
-        <w:t>The intraoperative side of the problem has prior art of its own. LevelCheck registers the intraoperative radiograph to the preoperative CT and projects the CT’s vertebral labels onto it, localizing the target level in a limited field of view to within a few percent of cases in clinical use</w:t>
+        <w:t>The intraoperative side has prior art of its own. LevelCheck registers the intraoperative radiograph to the preoperative CT and projects the CT’s vertebral labels onto it</w:t>
       </w:r>
       <w:r>
         <w:rPr>
@@ -522,7 +513,7 @@
         <w:t>11</w:t>
       </w:r>
       <w:r>
-        <w:t>. The labels it projects are placed by hand on the CT, by a skilled operator and verified by the surgeon</w:t>
+        <w:t>, but those labels are placed by hand and verified by the surgeon</w:t>
       </w:r>
       <w:r>
         <w:rPr>
@@ -532,7 +523,7 @@
         <w:t>9</w:t>
       </w:r>
       <w:r>
-        <w:t>: the method assumes a correctly labeled CT and does not supply one. Automating that step, and getting it right precisely where the anatomy is anomalous, is what a dataset carrying the classes those anomalies produce is for.</w:t>
+        <w:t>, so the method assumes a correctly labeled CT and does not supply one. Automating that step where the anatomy is anomalous is what a dataset carrying the anomaly classes is for.</w:t>
       </w:r>
     </w:p>
     <w:p>
@@ -540,24 +531,25 @@
         <w:ind w:left="-15" w:right="865" w:firstLine="299"/>
       </w:pPr>
       <w:r>
-        <w:t>CTSpinoPelvic1K places the spine, pelvis, ribs and femora in one coordinate frame and gives a class to each structure an enumeration anomaly produces: a sixth lumbar vertebra, and a rib borne by a lumbar vertebra. A scheme without those classes lacks a class</w:t>
-      </w:r>
-    </w:p>
-    <w:p>
-      <w:pPr>
-        <w:spacing w:after="143" w:line="259" w:lineRule="auto"/>
+        <w:t>CTSpinoPelvic1K places the spine, pelvis, ribs and femora in one coordinate frame and gives a class to each structure an enumeration anomaly produces, a sixth lumbar vertebra and a rib borne by a lumbar vertebra. A scheme without those classes lacks a class vocabulary</w:t>
+      </w:r>
+    </w:p>
+    <w:p>
+      <w:pPr>
+        <w:spacing w:after="136" w:line="259" w:lineRule="auto"/>
         <w:ind w:left="-5" w:right="865"/>
       </w:pPr>
       <w:r>
-        <w:t>vocabulary expressive enough to describe anatomic anomalies.</w:t>
-      </w:r>
-    </w:p>
-    <w:p>
-      <w:pPr>
+        <w:t>expressive enough to describe anatomic anomalies.</w:t>
+      </w:r>
+    </w:p>
+    <w:p>
+      <w:pPr>
+        <w:spacing w:after="29"/>
         <w:ind w:left="-15" w:right="865" w:firstLine="299"/>
       </w:pPr>
       <w:r>
-        <w:t>The project began as a surgeon’s question: whether a vertebra can be named from the anatomy in front of the reader, on the images a lumbar case is actually planned on: by guideline those are lumbar studies</w:t>
+        <w:t>The project began with a surgeon’s question, whether a vertebra can be named from the anatomy in front of the reader, on the images a lumbar case is actually planned on. By guideline those are lumbar studies</w:t>
       </w:r>
       <w:r>
         <w:rPr>
@@ -603,7 +595,7 @@
         <w:t xml:space="preserve">13 </w:t>
       </w:r>
       <w:r>
-        <w:t>and for deformity radiographs. The cohort suits that question: an abdominopelvic CT runs from the diaphragm to the pelvic floor, so it holds the T12-to-S1 span of the planning study together with the lowest ribs and the whole pelvis, and it lacks C2 exactly as that study does. Every record comes from one prospective trial protocol, ACRIN 6664</w:t>
+        <w:t>and for deformity radiographs. The cohort suits that question. An abdominopelvic CT runs from the diaphragm to the pelvic floor, so it holds the T12-to-S1 span of the planning study together with the lowest ribs and the whole pelvis, and it lacks C2 exactly as that study does. Every record comes from one prospective trial protocol, ACRIN 6664</w:t>
       </w:r>
       <w:r>
         <w:rPr>
@@ -626,10 +618,10 @@
         <w:t>15</w:t>
       </w:r>
       <w:r>
-        <w:t xml:space="preserve">: 802 patients aged 50 and over, scanned supine and prone on multidetector CT at 15 centers, on five scanner vendors and nine models, with manufacturer, model and reconstruction kernel recorded per record. To our knowledge it is the largest spine-and-pelvis annotated CT cohort acquired under a single protocol; the comparators pool several collections (CTSpine1K four, CTPelvic1K seven), are multi-site by design (VerSe), or are routine clinical scans under many protocols (TotalSegmentator). With the protocol </w:t>
-      </w:r>
-      <w:r>
-        <w:t xml:space="preserve">held fixed, scanner effects on a model become measurable rather than confounded. The price is the field of view: abdominal, so only the lowest thoracic levels are present and C2 never is (Sec. </w:t>
+        <w:t>, which scanned 802 patients aged 50 and over, supine and prone, on multidetector CT at 15 centers, on five scanner vendors and nine models, with manufacturer, model and reconstruction kernel recorded per record. To our knowledge it is the largest spine-and-pelvis annotated CT cohort acquired under a single protocol; the comparators pool several collections (CTSpine1K four, CTPelvic1K seven), are multi-site by design (VerSe), or are routine clinical scans under many protocols (TotalSegmentator). With the pr</w:t>
+      </w:r>
+      <w:r>
+        <w:t xml:space="preserve">otocol held fixed, scanner effects on a model become measurable rather than confounded. The price is an abdominal field of view, in which only the lowest thoracic levels are present and C2 never is (Sec. </w:t>
       </w:r>
       <w:r>
         <w:rPr>
@@ -643,6 +635,7 @@
     </w:p>
     <w:p>
       <w:pPr>
+        <w:spacing w:after="619"/>
         <w:ind w:left="-15" w:right="865" w:firstLine="299"/>
       </w:pPr>
       <w:r>
@@ -666,7 +659,10 @@
         <w:t>5</w:t>
       </w:r>
       <w:r>
-        <w:t xml:space="preserve">, released months apart by an overlapping author group, each annotated the COLONOG collection under radiologist supervision, one the pelvis and the other the vertebrae, on the same patients, and no one joined them, although the join needs no new imaging and no new radiologist. It is not a file merge: every patient was scanned prone and supine and neither source recorded which series it drew on, so each annotation had to be traced back to its own series (Sec. </w:t>
+        <w:t xml:space="preserve">, released months apart by an overlapping author group, each annotated the COLONOG collection under radiologist </w:t>
+      </w:r>
+      <w:r>
+        <w:t xml:space="preserve">supervision, one the pelvis and the other the vertebrae, on the same patients, and no one joined them, although the join needs no new imaging and no new radiologist. It is not a file merge, because every patient was scanned prone and supine and neither source recorded which series it drew on, so each annotation had to be traced back to its own series (Sec. </w:t>
       </w:r>
       <w:r>
         <w:rPr>
@@ -678,155 +674,96 @@
         <w:t xml:space="preserve">). </w:t>
       </w:r>
       <w:r>
-        <w:t>Done once, that crosswalk yields a spine-and-pelvis frame at 802 patients for the cost of the crosswalk, and the bones neither set had, ribs, femora, S1 and hardware, could then be annotated against it rather than from scratch. Two of the most-used public bone annotation</w:t>
-      </w:r>
-    </w:p>
-    <w:p>
-      <w:pPr>
-        <w:spacing w:after="165" w:line="259" w:lineRule="auto"/>
+        <w:t>Done once, that crosswalk yields a spine-and-pelvis frame at 802 patients for the cost of the crosswalk, and the bones neither set had, ribs, femora, S1 and hardware, could then be annotated against it rather than from scratch. Two of the most-used public bone annotation sets were halves of one dataset; this release is the whole.</w:t>
+      </w:r>
+    </w:p>
+    <w:p>
+      <w:pPr>
+        <w:pStyle w:val="Heading1"/>
+        <w:spacing w:after="443"/>
+        <w:ind w:left="-5"/>
+      </w:pPr>
+      <w:r>
+        <w:t>I.A. Vertebra labeling when the scan cannot settle the count</w:t>
+      </w:r>
+    </w:p>
+    <w:p>
+      <w:pPr>
+        <w:ind w:left="-15" w:right="865" w:firstLine="299"/>
+      </w:pPr>
+      <w:r>
+        <w:rPr>
+          <w:i/>
+        </w:rPr>
+        <w:t xml:space="preserve">The limitation, stated plainly. </w:t>
+      </w:r>
+      <w:r>
+        <w:t>No scan in this corpus contains C2, so the conventional count cannot be performed, which is a property of abdominal imaging, not of the annotation. A thirteenth thoracic vertebra and a lumbar rib are different phenotypes</w:t>
+      </w:r>
+      <w:r>
+        <w:rPr>
+          <w:color w:val="0000FF"/>
+          <w:vertAlign w:val="superscript"/>
+        </w:rPr>
+        <w:t>16</w:t>
+      </w:r>
+      <w:r>
+        <w:rPr>
+          <w:vertAlign w:val="superscript"/>
+        </w:rPr>
+        <w:t>,</w:t>
+      </w:r>
+      <w:r>
+        <w:rPr>
+          <w:color w:val="0000FF"/>
+          <w:vertAlign w:val="superscript"/>
+        </w:rPr>
+        <w:t>17</w:t>
+      </w:r>
+      <w:r>
+        <w:t xml:space="preserve">. The first is an additional rib-bearing segment, usually above five lumbar vertebrae, so the column holds 25 presacral vertebrae; the second is a rudimentary rib on a lumbar-type L1 in a column of the usual 24. Between the two borders used here, the last rib-bearing vertebra and the sacrum, a lumbar rib still leaves four rib-free vertebrae, as does a T13 in the rarer column of 24 with four lumbar vertebrae; a T13 above five lumbar vertebrae leaves five, and an aplastic twelfth rib leaves six. A </w:t>
+      </w:r>
+      <w:r>
+        <w:rPr>
+          <w:i/>
+        </w:rPr>
+        <w:t xml:space="preserve">stump rib </w:t>
+      </w:r>
+      <w:r>
+        <w:t>(a hypoplastic twelfth rib, a cardinal indicator of a thoracolumbar transitional vertebra) is still a rib, so it leaves the count unchanged, and only its length records the anomaly. Rib anomalies travel with the lumbosacral border; on whole-spine CT, hypoplastic twelfth ribs occur with sacralization and lumbar ribs with lumbarization</w:t>
+      </w:r>
+      <w:r>
+        <w:rPr>
+          <w:color w:val="0000FF"/>
+          <w:vertAlign w:val="superscript"/>
+        </w:rPr>
+        <w:t>18</w:t>
+      </w:r>
+      <w:r>
+        <w:t>. Without C2, a count of four therefore cannot separate a lumbar rib from a cranially shifted T13 or from an L5 assimilated to the sacrum, and a count of six cannot</w:t>
+      </w:r>
+    </w:p>
+    <w:p>
+      <w:pPr>
+        <w:spacing w:after="166" w:line="259" w:lineRule="auto"/>
         <w:ind w:left="-5" w:right="865"/>
       </w:pPr>
       <w:r>
-        <w:t>sets were halves of one dataset; this release is the whole.</w:t>
-      </w:r>
-    </w:p>
-    <w:p>
-      <w:pPr>
-        <w:spacing w:after="159" w:line="259" w:lineRule="auto"/>
-        <w:ind w:left="10" w:right="865"/>
-        <w:jc w:val="right"/>
+        <w:t>separate an aplastic twelfth rib from a sixth lumbar vertebra.</w:t>
+      </w:r>
+    </w:p>
+    <w:p>
+      <w:pPr>
+        <w:ind w:left="-15" w:right="865" w:firstLine="299"/>
       </w:pPr>
       <w:r>
         <w:rPr>
           <w:i/>
         </w:rPr>
-        <w:t xml:space="preserve">Where the material is. </w:t>
-      </w:r>
-      <w:r>
-        <w:t xml:space="preserve">Everything described here is v8 of one archived dataset, </w:t>
-      </w:r>
-      <w:hyperlink r:id="rId9">
-        <w:r>
-          <w:rPr>
-            <w:rFonts w:ascii="Calibri" w:eastAsia="Calibri" w:hAnsi="Calibri" w:cs="Calibri"/>
-            <w:color w:val="0000FF"/>
-          </w:rPr>
-          <w:t>https:</w:t>
-        </w:r>
-      </w:hyperlink>
-    </w:p>
-    <w:p>
-      <w:pPr>
-        <w:spacing w:after="550" w:line="378" w:lineRule="auto"/>
-        <w:ind w:left="-5"/>
-        <w:jc w:val="left"/>
-      </w:pPr>
-      <w:hyperlink r:id="rId10">
-        <w:r>
-          <w:rPr>
-            <w:rFonts w:ascii="Calibri" w:eastAsia="Calibri" w:hAnsi="Calibri" w:cs="Calibri"/>
-            <w:color w:val="0000FF"/>
-          </w:rPr>
-          <w:t>//doi.org/10.5281/zenodo.22639598</w:t>
-        </w:r>
-      </w:hyperlink>
-      <w:hyperlink r:id="rId11">
-        <w:r>
-          <w:t>;</w:t>
-        </w:r>
-      </w:hyperlink>
-      <w:r>
-        <w:t xml:space="preserve"> cite the concept DOI </w:t>
-      </w:r>
-      <w:hyperlink r:id="rId12">
-        <w:r>
-          <w:rPr>
-            <w:rFonts w:ascii="Calibri" w:eastAsia="Calibri" w:hAnsi="Calibri" w:cs="Calibri"/>
-            <w:color w:val="0000FF"/>
-          </w:rPr>
-          <w:t xml:space="preserve">https://doi.org/10.5281/ </w:t>
-        </w:r>
-      </w:hyperlink>
-      <w:hyperlink r:id="rId13">
-        <w:r>
-          <w:rPr>
-            <w:rFonts w:ascii="Calibri" w:eastAsia="Calibri" w:hAnsi="Calibri" w:cs="Calibri"/>
-            <w:color w:val="0000FF"/>
-          </w:rPr>
-          <w:t>zenodo.22139642</w:t>
-        </w:r>
-      </w:hyperlink>
-      <w:hyperlink r:id="rId14">
-        <w:r>
-          <w:t>,</w:t>
-        </w:r>
-      </w:hyperlink>
-      <w:r>
-        <w:t xml:space="preserve"> which resolves to the current version (Sec. </w:t>
-      </w:r>
-      <w:r>
-        <w:rPr>
-          <w:color w:val="0000FF"/>
-        </w:rPr>
-        <w:t>III</w:t>
-      </w:r>
-      <w:r>
-        <w:t>).</w:t>
-      </w:r>
-    </w:p>
-    <w:p>
-      <w:pPr>
-        <w:pStyle w:val="Heading1"/>
-        <w:ind w:left="-5"/>
-      </w:pPr>
-      <w:r>
-        <w:t>I.A. Vertebra labeling when the scan cannot settle the count</w:t>
-      </w:r>
-    </w:p>
-    <w:p>
-      <w:pPr>
-        <w:ind w:left="-15" w:right="865" w:firstLine="299"/>
-      </w:pPr>
-      <w:r>
-        <w:rPr>
-          <w:i/>
-        </w:rPr>
-        <w:t xml:space="preserve">The limitation, stated plainly. </w:t>
-      </w:r>
-      <w:r>
-        <w:t xml:space="preserve">No scan in this corpus contains C2, so the conventional count cannot be performed: a property of abdominal imaging, not of the annotation. A thirteenth thoracic vertebra and a lumbar rib on L1 are the same object under two names, and either removes one rib-free vertebra from the count between the two borders of the lumbar spine, the last rib-bearing vertebra and the sacrum, whereas an aplastic twelfth rib adds one. A </w:t>
-      </w:r>
-      <w:r>
-        <w:rPr>
-          <w:i/>
-        </w:rPr>
-        <w:t xml:space="preserve">stump rib </w:t>
-      </w:r>
-      <w:r>
-        <w:t>(a hypoplastic twelfth rib, a cardinal indicator of a thoracolumbar transitional vertebra) is still a rib: it leaves the count unchanged, and only its length records the anomaly. Without C2, a count of four therefore cannot separate a thirteenth thoracic vertebra from a lumbar rib, and a count of six cannot separate an aplastic twelfth rib from</w:t>
-      </w:r>
-    </w:p>
-    <w:p>
-      <w:pPr>
-        <w:spacing w:after="163" w:line="259" w:lineRule="auto"/>
-        <w:ind w:left="-5" w:right="865"/>
-      </w:pPr>
-      <w:r>
-        <w:t>a sixth lumbar vertebra.</w:t>
-      </w:r>
-    </w:p>
-    <w:p>
-      <w:pPr>
-        <w:ind w:left="-15" w:right="865" w:firstLine="299"/>
-      </w:pPr>
-      <w:r>
-        <w:rPr>
-          <w:i/>
-        </w:rPr>
         <w:t xml:space="preserve">What the release does in addition. </w:t>
       </w:r>
       <w:r>
-        <w:t>Every vertebra carries the identifier its radiologistsourced annotation assigned, corrected where the source was wrong; those labels are the ground truth. Alongside them, every released measurement is also expressed against the two landmarks present in essentially every abdominal scan, the sacrum below and the lowest rib-bearing vertebra above, so that the measurement is positional rather than nominal: a vertebra by how many rib-free vertebrae separate it from the sacrum, a lowest rib by its</w:t>
+        <w:t>Every vertebra carries the identifier its radiologistsourced annotation assigned, corrected where the source was wrong; those labels are the ground truth. Alongside them, every released measurement is also expressed against the two landmarks present in essentially every abdominal scan, the sacrum below and the lowest rib-bearing vertebra above, so that the measurement is positional rather than nominal, a vertebra by how many rib-free vertebrae separate it from the sacrum, a lowest rib by its</w:t>
       </w:r>
     </w:p>
     <w:p>
@@ -853,7 +790,7 @@
           <w:sz w:val="22"/>
           <w:vertAlign w:val="superscript"/>
         </w:rPr>
-        <w:t>21</w:t>
+        <w:t>24</w:t>
       </w:r>
       <w:r>
         <w:rPr>
@@ -864,7 +801,7 @@
     </w:p>
     <w:p>
       <w:pPr>
-        <w:spacing w:after="1270" w:line="259" w:lineRule="auto"/>
+        <w:spacing w:after="284" w:line="259" w:lineRule="auto"/>
         <w:ind w:left="0" w:firstLine="0"/>
         <w:jc w:val="left"/>
       </w:pPr>
@@ -877,10 +814,10 @@
         <mc:AlternateContent>
           <mc:Choice Requires="wpg">
             <w:drawing>
-              <wp:inline distT="0" distB="0" distL="0" distR="0" wp14:anchorId="02CF626F" wp14:editId="69000022">
+              <wp:inline distT="0" distB="0" distL="0" distR="0" wp14:anchorId="4E7988CF" wp14:editId="278254D4">
                 <wp:extent cx="5921401" cy="2047825"/>
                 <wp:effectExtent l="0" t="0" r="0" b="0"/>
-                <wp:docPr id="33817" name="Group 33817"/>
+                <wp:docPr id="31062" name="Group 31062"/>
                 <wp:cNvGraphicFramePr/>
                 <a:graphic xmlns:a="http://schemas.openxmlformats.org/drawingml/2006/main">
                   <a:graphicData uri="http://schemas.microsoft.com/office/word/2010/wordprocessingGroup">
@@ -895,7 +832,7 @@
                         </a:xfrm>
                       </wpg:grpSpPr>
                       <wps:wsp>
-                        <wps:cNvPr id="310" name="Shape 310"/>
+                        <wps:cNvPr id="291" name="Shape 291"/>
                         <wps:cNvSpPr/>
                         <wps:spPr>
                           <a:xfrm>
@@ -940,7 +877,7 @@
                         <wps:bodyPr/>
                       </wps:wsp>
                       <wps:wsp>
-                        <wps:cNvPr id="311" name="Shape 311"/>
+                        <wps:cNvPr id="292" name="Shape 292"/>
                         <wps:cNvSpPr/>
                         <wps:spPr>
                           <a:xfrm>
@@ -985,7 +922,7 @@
                         <wps:bodyPr/>
                       </wps:wsp>
                       <wps:wsp>
-                        <wps:cNvPr id="5228" name="Rectangle 5228"/>
+                        <wps:cNvPr id="5207" name="Rectangle 5207"/>
                         <wps:cNvSpPr/>
                         <wps:spPr>
                           <a:xfrm>
@@ -1021,7 +958,7 @@
                         </wps:bodyPr>
                       </wps:wsp>
                       <wps:wsp>
-                        <wps:cNvPr id="5226" name="Rectangle 5226"/>
+                        <wps:cNvPr id="5206" name="Rectangle 5206"/>
                         <wps:cNvSpPr/>
                         <wps:spPr>
                           <a:xfrm>
@@ -1057,7 +994,7 @@
                         </wps:bodyPr>
                       </wps:wsp>
                       <wps:wsp>
-                        <wps:cNvPr id="5224" name="Rectangle 5224"/>
+                        <wps:cNvPr id="5204" name="Rectangle 5204"/>
                         <wps:cNvSpPr/>
                         <wps:spPr>
                           <a:xfrm>
@@ -1093,7 +1030,7 @@
                         </wps:bodyPr>
                       </wps:wsp>
                       <wps:wsp>
-                        <wps:cNvPr id="5223" name="Rectangle 5223"/>
+                        <wps:cNvPr id="5203" name="Rectangle 5203"/>
                         <wps:cNvSpPr/>
                         <wps:spPr>
                           <a:xfrm>
@@ -1129,7 +1066,7 @@
                         </wps:bodyPr>
                       </wps:wsp>
                       <wps:wsp>
-                        <wps:cNvPr id="5220" name="Rectangle 5220"/>
+                        <wps:cNvPr id="5201" name="Rectangle 5201"/>
                         <wps:cNvSpPr/>
                         <wps:spPr>
                           <a:xfrm>
@@ -1165,7 +1102,7 @@
                         </wps:bodyPr>
                       </wps:wsp>
                       <wps:wsp>
-                        <wps:cNvPr id="5219" name="Rectangle 5219"/>
+                        <wps:cNvPr id="5200" name="Rectangle 5200"/>
                         <wps:cNvSpPr/>
                         <wps:spPr>
                           <a:xfrm>
@@ -1201,7 +1138,7 @@
                         </wps:bodyPr>
                       </wps:wsp>
                       <wps:wsp>
-                        <wps:cNvPr id="5202" name="Rectangle 5202"/>
+                        <wps:cNvPr id="5196" name="Rectangle 5196"/>
                         <wps:cNvSpPr/>
                         <wps:spPr>
                           <a:xfrm>
@@ -1237,7 +1174,7 @@
                         </wps:bodyPr>
                       </wps:wsp>
                       <wps:wsp>
-                        <wps:cNvPr id="5221" name="Rectangle 5221"/>
+                        <wps:cNvPr id="5202" name="Rectangle 5202"/>
                         <wps:cNvSpPr/>
                         <wps:spPr>
                           <a:xfrm>
@@ -1273,7 +1210,7 @@
                         </wps:bodyPr>
                       </wps:wsp>
                       <wps:wsp>
-                        <wps:cNvPr id="5189" name="Rectangle 5189"/>
+                        <wps:cNvPr id="5193" name="Rectangle 5193"/>
                         <wps:cNvSpPr/>
                         <wps:spPr>
                           <a:xfrm>
@@ -1309,7 +1246,7 @@
                         </wps:bodyPr>
                       </wps:wsp>
                       <wps:wsp>
-                        <wps:cNvPr id="313" name="Shape 313"/>
+                        <wps:cNvPr id="294" name="Shape 294"/>
                         <wps:cNvSpPr/>
                         <wps:spPr>
                           <a:xfrm>
@@ -1354,7 +1291,7 @@
                         <wps:bodyPr/>
                       </wps:wsp>
                       <wps:wsp>
-                        <wps:cNvPr id="314" name="Rectangle 314"/>
+                        <wps:cNvPr id="295" name="Rectangle 295"/>
                         <wps:cNvSpPr/>
                         <wps:spPr>
                           <a:xfrm>
@@ -1390,7 +1327,7 @@
                         </wps:bodyPr>
                       </wps:wsp>
                       <wps:wsp>
-                        <wps:cNvPr id="315" name="Rectangle 315"/>
+                        <wps:cNvPr id="296" name="Rectangle 296"/>
                         <wps:cNvSpPr/>
                         <wps:spPr>
                           <a:xfrm>
@@ -1427,7 +1364,7 @@
                         </wps:bodyPr>
                       </wps:wsp>
                       <wps:wsp>
-                        <wps:cNvPr id="316" name="Rectangle 316"/>
+                        <wps:cNvPr id="297" name="Rectangle 297"/>
                         <wps:cNvSpPr/>
                         <wps:spPr>
                           <a:xfrm>
@@ -1463,7 +1400,7 @@
                         </wps:bodyPr>
                       </wps:wsp>
                       <wps:wsp>
-                        <wps:cNvPr id="36360" name="Shape 36360"/>
+                        <wps:cNvPr id="36424" name="Shape 36424"/>
                         <wps:cNvSpPr/>
                         <wps:spPr>
                           <a:xfrm>
@@ -1517,7 +1454,7 @@
                         <wps:bodyPr/>
                       </wps:wsp>
                       <wps:wsp>
-                        <wps:cNvPr id="36361" name="Shape 36361"/>
+                        <wps:cNvPr id="36425" name="Shape 36425"/>
                         <wps:cNvSpPr/>
                         <wps:spPr>
                           <a:xfrm>
@@ -1571,7 +1508,7 @@
                         <wps:bodyPr/>
                       </wps:wsp>
                       <wps:wsp>
-                        <wps:cNvPr id="319" name="Rectangle 319"/>
+                        <wps:cNvPr id="300" name="Rectangle 300"/>
                         <wps:cNvSpPr/>
                         <wps:spPr>
                           <a:xfrm>
@@ -1607,7 +1544,7 @@
                         </wps:bodyPr>
                       </wps:wsp>
                       <wps:wsp>
-                        <wps:cNvPr id="320" name="Rectangle 320"/>
+                        <wps:cNvPr id="301" name="Rectangle 301"/>
                         <wps:cNvSpPr/>
                         <wps:spPr>
                           <a:xfrm>
@@ -1644,7 +1581,7 @@
                         </wps:bodyPr>
                       </wps:wsp>
                       <wps:wsp>
-                        <wps:cNvPr id="321" name="Rectangle 321"/>
+                        <wps:cNvPr id="302" name="Rectangle 302"/>
                         <wps:cNvSpPr/>
                         <wps:spPr>
                           <a:xfrm>
@@ -1680,7 +1617,7 @@
                         </wps:bodyPr>
                       </wps:wsp>
                       <wps:wsp>
-                        <wps:cNvPr id="36362" name="Shape 36362"/>
+                        <wps:cNvPr id="36426" name="Shape 36426"/>
                         <wps:cNvSpPr/>
                         <wps:spPr>
                           <a:xfrm>
@@ -1734,7 +1671,7 @@
                         <wps:bodyPr/>
                       </wps:wsp>
                       <wps:wsp>
-                        <wps:cNvPr id="36363" name="Shape 36363"/>
+                        <wps:cNvPr id="36427" name="Shape 36427"/>
                         <wps:cNvSpPr/>
                         <wps:spPr>
                           <a:xfrm>
@@ -1788,7 +1725,7 @@
                         <wps:bodyPr/>
                       </wps:wsp>
                       <wps:wsp>
-                        <wps:cNvPr id="324" name="Rectangle 324"/>
+                        <wps:cNvPr id="305" name="Rectangle 305"/>
                         <wps:cNvSpPr/>
                         <wps:spPr>
                           <a:xfrm>
@@ -1824,7 +1761,7 @@
                         </wps:bodyPr>
                       </wps:wsp>
                       <wps:wsp>
-                        <wps:cNvPr id="325" name="Rectangle 325"/>
+                        <wps:cNvPr id="306" name="Rectangle 306"/>
                         <wps:cNvSpPr/>
                         <wps:spPr>
                           <a:xfrm>
@@ -1851,7 +1788,7 @@
                                   <w:color w:val="0000FF"/>
                                   <w:sz w:val="16"/>
                                 </w:rPr>
-                                <w:t>22</w:t>
+                                <w:t>25</w:t>
                               </w:r>
                             </w:p>
                           </w:txbxContent>
@@ -1861,7 +1798,7 @@
                         </wps:bodyPr>
                       </wps:wsp>
                       <wps:wsp>
-                        <wps:cNvPr id="326" name="Rectangle 326"/>
+                        <wps:cNvPr id="307" name="Rectangle 307"/>
                         <wps:cNvSpPr/>
                         <wps:spPr>
                           <a:xfrm>
@@ -1897,7 +1834,7 @@
                         </wps:bodyPr>
                       </wps:wsp>
                       <wps:wsp>
-                        <wps:cNvPr id="36364" name="Shape 36364"/>
+                        <wps:cNvPr id="36428" name="Shape 36428"/>
                         <wps:cNvSpPr/>
                         <wps:spPr>
                           <a:xfrm>
@@ -1951,7 +1888,7 @@
                         <wps:bodyPr/>
                       </wps:wsp>
                       <wps:wsp>
-                        <wps:cNvPr id="36365" name="Shape 36365"/>
+                        <wps:cNvPr id="36429" name="Shape 36429"/>
                         <wps:cNvSpPr/>
                         <wps:spPr>
                           <a:xfrm>
@@ -2005,7 +1942,7 @@
                         <wps:bodyPr/>
                       </wps:wsp>
                       <wps:wsp>
-                        <wps:cNvPr id="329" name="Shape 329"/>
+                        <wps:cNvPr id="310" name="Shape 310"/>
                         <wps:cNvSpPr/>
                         <wps:spPr>
                           <a:xfrm>
@@ -2050,7 +1987,7 @@
                         <wps:bodyPr/>
                       </wps:wsp>
                       <wps:wsp>
-                        <wps:cNvPr id="330" name="Shape 330"/>
+                        <wps:cNvPr id="311" name="Shape 311"/>
                         <wps:cNvSpPr/>
                         <wps:spPr>
                           <a:xfrm>
@@ -2095,7 +2032,7 @@
                         <wps:bodyPr/>
                       </wps:wsp>
                       <wps:wsp>
-                        <wps:cNvPr id="331" name="Shape 331"/>
+                        <wps:cNvPr id="312" name="Shape 312"/>
                         <wps:cNvSpPr/>
                         <wps:spPr>
                           <a:xfrm>
@@ -2140,7 +2077,7 @@
                         <wps:bodyPr/>
                       </wps:wsp>
                       <wps:wsp>
-                        <wps:cNvPr id="332" name="Shape 332"/>
+                        <wps:cNvPr id="313" name="Shape 313"/>
                         <wps:cNvSpPr/>
                         <wps:spPr>
                           <a:xfrm>
@@ -2185,7 +2122,7 @@
                         <wps:bodyPr/>
                       </wps:wsp>
                       <wps:wsp>
-                        <wps:cNvPr id="333" name="Rectangle 333"/>
+                        <wps:cNvPr id="314" name="Rectangle 314"/>
                         <wps:cNvSpPr/>
                         <wps:spPr>
                           <a:xfrm>
@@ -2221,7 +2158,7 @@
                         </wps:bodyPr>
                       </wps:wsp>
                       <wps:wsp>
-                        <wps:cNvPr id="334" name="Rectangle 334"/>
+                        <wps:cNvPr id="315" name="Rectangle 315"/>
                         <wps:cNvSpPr/>
                         <wps:spPr>
                           <a:xfrm>
@@ -2248,7 +2185,7 @@
                                   <w:color w:val="0000FF"/>
                                   <w:sz w:val="16"/>
                                 </w:rPr>
-                                <w:t>23</w:t>
+                                <w:t>26</w:t>
                               </w:r>
                             </w:p>
                           </w:txbxContent>
@@ -2258,7 +2195,7 @@
                         </wps:bodyPr>
                       </wps:wsp>
                       <wps:wsp>
-                        <wps:cNvPr id="335" name="Rectangle 335"/>
+                        <wps:cNvPr id="316" name="Rectangle 316"/>
                         <wps:cNvSpPr/>
                         <wps:spPr>
                           <a:xfrm>
@@ -2294,7 +2231,7 @@
                         </wps:bodyPr>
                       </wps:wsp>
                       <wps:wsp>
-                        <wps:cNvPr id="36366" name="Shape 36366"/>
+                        <wps:cNvPr id="36430" name="Shape 36430"/>
                         <wps:cNvSpPr/>
                         <wps:spPr>
                           <a:xfrm>
@@ -2348,7 +2285,7 @@
                         <wps:bodyPr/>
                       </wps:wsp>
                       <wps:wsp>
-                        <wps:cNvPr id="337" name="Rectangle 337"/>
+                        <wps:cNvPr id="318" name="Rectangle 318"/>
                         <wps:cNvSpPr/>
                         <wps:spPr>
                           <a:xfrm>
@@ -2384,7 +2321,7 @@
                         </wps:bodyPr>
                       </wps:wsp>
                       <wps:wsp>
-                        <wps:cNvPr id="338" name="Rectangle 338"/>
+                        <wps:cNvPr id="319" name="Rectangle 319"/>
                         <wps:cNvSpPr/>
                         <wps:spPr>
                           <a:xfrm>
@@ -2411,7 +2348,7 @@
                                   <w:color w:val="0000FF"/>
                                   <w:sz w:val="16"/>
                                 </w:rPr>
-                                <w:t>24</w:t>
+                                <w:t>27</w:t>
                               </w:r>
                             </w:p>
                           </w:txbxContent>
@@ -2421,7 +2358,7 @@
                         </wps:bodyPr>
                       </wps:wsp>
                       <wps:wsp>
-                        <wps:cNvPr id="339" name="Rectangle 339"/>
+                        <wps:cNvPr id="320" name="Rectangle 320"/>
                         <wps:cNvSpPr/>
                         <wps:spPr>
                           <a:xfrm>
@@ -2457,7 +2394,7 @@
                         </wps:bodyPr>
                       </wps:wsp>
                       <wps:wsp>
-                        <wps:cNvPr id="36367" name="Shape 36367"/>
+                        <wps:cNvPr id="36431" name="Shape 36431"/>
                         <wps:cNvSpPr/>
                         <wps:spPr>
                           <a:xfrm>
@@ -2511,7 +2448,7 @@
                         <wps:bodyPr/>
                       </wps:wsp>
                       <wps:wsp>
-                        <wps:cNvPr id="36368" name="Shape 36368"/>
+                        <wps:cNvPr id="36432" name="Shape 36432"/>
                         <wps:cNvSpPr/>
                         <wps:spPr>
                           <a:xfrm>
@@ -2565,7 +2502,7 @@
                         <wps:bodyPr/>
                       </wps:wsp>
                       <wps:wsp>
-                        <wps:cNvPr id="36369" name="Shape 36369"/>
+                        <wps:cNvPr id="36433" name="Shape 36433"/>
                         <wps:cNvSpPr/>
                         <wps:spPr>
                           <a:xfrm>
@@ -2619,7 +2556,7 @@
                         <wps:bodyPr/>
                       </wps:wsp>
                       <wps:wsp>
-                        <wps:cNvPr id="36370" name="Shape 36370"/>
+                        <wps:cNvPr id="36434" name="Shape 36434"/>
                         <wps:cNvSpPr/>
                         <wps:spPr>
                           <a:xfrm>
@@ -2673,7 +2610,7 @@
                         <wps:bodyPr/>
                       </wps:wsp>
                       <wps:wsp>
-                        <wps:cNvPr id="36371" name="Shape 36371"/>
+                        <wps:cNvPr id="36435" name="Shape 36435"/>
                         <wps:cNvSpPr/>
                         <wps:spPr>
                           <a:xfrm>
@@ -2727,7 +2664,7 @@
                         <wps:bodyPr/>
                       </wps:wsp>
                       <wps:wsp>
-                        <wps:cNvPr id="36372" name="Shape 36372"/>
+                        <wps:cNvPr id="36436" name="Shape 36436"/>
                         <wps:cNvSpPr/>
                         <wps:spPr>
                           <a:xfrm>
@@ -2781,7 +2718,7 @@
                         <wps:bodyPr/>
                       </wps:wsp>
                       <wps:wsp>
-                        <wps:cNvPr id="346" name="Rectangle 346"/>
+                        <wps:cNvPr id="327" name="Rectangle 327"/>
                         <wps:cNvSpPr/>
                         <wps:spPr>
                           <a:xfrm>
@@ -2818,7 +2755,7 @@
                         </wps:bodyPr>
                       </wps:wsp>
                       <wps:wsp>
-                        <wps:cNvPr id="347" name="Rectangle 347"/>
+                        <wps:cNvPr id="328" name="Rectangle 328"/>
                         <wps:cNvSpPr/>
                         <wps:spPr>
                           <a:xfrm>
@@ -2854,7 +2791,7 @@
                         </wps:bodyPr>
                       </wps:wsp>
                       <wps:wsp>
-                        <wps:cNvPr id="36373" name="Shape 36373"/>
+                        <wps:cNvPr id="36437" name="Shape 36437"/>
                         <wps:cNvSpPr/>
                         <wps:spPr>
                           <a:xfrm>
@@ -2908,7 +2845,7 @@
                         <wps:bodyPr/>
                       </wps:wsp>
                       <wps:wsp>
-                        <wps:cNvPr id="36374" name="Shape 36374"/>
+                        <wps:cNvPr id="36438" name="Shape 36438"/>
                         <wps:cNvSpPr/>
                         <wps:spPr>
                           <a:xfrm>
@@ -2962,7 +2899,7 @@
                         <wps:bodyPr/>
                       </wps:wsp>
                       <wps:wsp>
-                        <wps:cNvPr id="36375" name="Shape 36375"/>
+                        <wps:cNvPr id="36439" name="Shape 36439"/>
                         <wps:cNvSpPr/>
                         <wps:spPr>
                           <a:xfrm>
@@ -3016,7 +2953,7 @@
                         <wps:bodyPr/>
                       </wps:wsp>
                       <wps:wsp>
-                        <wps:cNvPr id="36376" name="Shape 36376"/>
+                        <wps:cNvPr id="36440" name="Shape 36440"/>
                         <wps:cNvSpPr/>
                         <wps:spPr>
                           <a:xfrm>
@@ -3070,7 +3007,7 @@
                         <wps:bodyPr/>
                       </wps:wsp>
                       <wps:wsp>
-                        <wps:cNvPr id="36377" name="Shape 36377"/>
+                        <wps:cNvPr id="36441" name="Shape 36441"/>
                         <wps:cNvSpPr/>
                         <wps:spPr>
                           <a:xfrm>
@@ -3124,7 +3061,7 @@
                         <wps:bodyPr/>
                       </wps:wsp>
                       <wps:wsp>
-                        <wps:cNvPr id="36378" name="Shape 36378"/>
+                        <wps:cNvPr id="36442" name="Shape 36442"/>
                         <wps:cNvSpPr/>
                         <wps:spPr>
                           <a:xfrm>
@@ -3178,7 +3115,7 @@
                         <wps:bodyPr/>
                       </wps:wsp>
                       <wps:wsp>
-                        <wps:cNvPr id="36379" name="Shape 36379"/>
+                        <wps:cNvPr id="36443" name="Shape 36443"/>
                         <wps:cNvSpPr/>
                         <wps:spPr>
                           <a:xfrm>
@@ -3232,7 +3169,7 @@
                         <wps:bodyPr/>
                       </wps:wsp>
                       <wps:wsp>
-                        <wps:cNvPr id="36380" name="Shape 36380"/>
+                        <wps:cNvPr id="36444" name="Shape 36444"/>
                         <wps:cNvSpPr/>
                         <wps:spPr>
                           <a:xfrm>
@@ -3286,7 +3223,7 @@
                         <wps:bodyPr/>
                       </wps:wsp>
                       <wps:wsp>
-                        <wps:cNvPr id="36381" name="Shape 36381"/>
+                        <wps:cNvPr id="36445" name="Shape 36445"/>
                         <wps:cNvSpPr/>
                         <wps:spPr>
                           <a:xfrm>
@@ -3340,7 +3277,7 @@
                         <wps:bodyPr/>
                       </wps:wsp>
                       <wps:wsp>
-                        <wps:cNvPr id="357" name="Shape 357"/>
+                        <wps:cNvPr id="338" name="Shape 338"/>
                         <wps:cNvSpPr/>
                         <wps:spPr>
                           <a:xfrm>
@@ -3385,7 +3322,7 @@
                         <wps:bodyPr/>
                       </wps:wsp>
                       <wps:wsp>
-                        <wps:cNvPr id="358" name="Shape 358"/>
+                        <wps:cNvPr id="339" name="Shape 339"/>
                         <wps:cNvSpPr/>
                         <wps:spPr>
                           <a:xfrm>
@@ -3437,16 +3374,16 @@
           </mc:Choice>
           <mc:Fallback xmlns:a="http://schemas.openxmlformats.org/drawingml/2006/main">
             <w:pict>
-              <v:group id="Group 33817" style="width:466.252pt;height:161.246pt;mso-position-horizontal-relative:char;mso-position-vertical-relative:line" coordsize="59214,20478">
-                <v:shape id="Shape 310" style="position:absolute;width:59214;height:0;left:0;top:0;" coordsize="5921401,0" path="m0,0l5921401,0">
+              <v:group id="Group 31062" style="width:466.252pt;height:161.246pt;mso-position-horizontal-relative:char;mso-position-vertical-relative:line" coordsize="59214,20478">
+                <v:shape id="Shape 291" style="position:absolute;width:59214;height:0;left:0;top:0;" coordsize="5921401,0" path="m0,0l5921401,0">
                   <v:stroke weight="0.398pt" endcap="flat" joinstyle="miter" miterlimit="10" on="true" color="#000000"/>
                   <v:fill on="false" color="#000000" opacity="0"/>
                 </v:shape>
-                <v:shape id="Shape 311" style="position:absolute;width:59214;height:0;left:0;top:303;" coordsize="5921401,0" path="m0,0l5921401,0">
+                <v:shape id="Shape 292" style="position:absolute;width:59214;height:0;left:0;top:303;" coordsize="5921401,0" path="m0,0l5921401,0">
                   <v:stroke weight="0.398pt" endcap="flat" joinstyle="miter" miterlimit="10" on="true" color="#000000"/>
                   <v:fill on="false" color="#000000" opacity="0"/>
                 </v:shape>
-                <v:rect id="Rectangle 5228" style="position:absolute;width:16761;height:1636;left:46175;top:1546;" filled="f" stroked="f">
+                <v:rect id="Rectangle 5207" style="position:absolute;width:16761;height:1636;left:46175;top:1546;" filled="f" stroked="f">
                   <v:textbox inset="0,0,0,0">
                     <w:txbxContent>
                       <w:p>
@@ -3466,7 +3403,7 @@
                     </w:txbxContent>
                   </v:textbox>
                 </v:rect>
-                <v:rect id="Rectangle 5226" style="position:absolute;width:3618;height:1636;left:41825;top:1546;" filled="f" stroked="f">
+                <v:rect id="Rectangle 5206" style="position:absolute;width:3618;height:1636;left:41825;top:1546;" filled="f" stroked="f">
                   <v:textbox inset="0,0,0,0">
                     <w:txbxContent>
                       <w:p>
@@ -3486,7 +3423,7 @@
                     </w:txbxContent>
                   </v:textbox>
                 </v:rect>
-                <v:rect id="Rectangle 5224" style="position:absolute;width:4744;height:1636;left:36823;top:1546;" filled="f" stroked="f">
+                <v:rect id="Rectangle 5204" style="position:absolute;width:4744;height:1636;left:36823;top:1546;" filled="f" stroked="f">
                   <v:textbox inset="0,0,0,0">
                     <w:txbxContent>
                       <w:p>
@@ -3506,7 +3443,7 @@
                     </w:txbxContent>
                   </v:textbox>
                 </v:rect>
-                <v:rect id="Rectangle 5223" style="position:absolute;width:1945;height:1636;left:33296;top:1546;" filled="f" stroked="f">
+                <v:rect id="Rectangle 5203" style="position:absolute;width:1945;height:1636;left:33296;top:1546;" filled="f" stroked="f">
                   <v:textbox inset="0,0,0,0">
                     <w:txbxContent>
                       <w:p>
@@ -3526,7 +3463,7 @@
                     </w:txbxContent>
                   </v:textbox>
                 </v:rect>
-                <v:rect id="Rectangle 5220" style="position:absolute;width:2072;height:1636;left:24089;top:1546;" filled="f" stroked="f">
+                <v:rect id="Rectangle 5201" style="position:absolute;width:2072;height:1636;left:24089;top:1546;" filled="f" stroked="f">
                   <v:textbox inset="0,0,0,0">
                     <w:txbxContent>
                       <w:p>
@@ -3546,7 +3483,7 @@
                     </w:txbxContent>
                   </v:textbox>
                 </v:rect>
-                <v:rect id="Rectangle 5219" style="position:absolute;width:4964;height:1636;left:18423;top:1546;" filled="f" stroked="f">
+                <v:rect id="Rectangle 5200" style="position:absolute;width:4964;height:1636;left:18423;top:1546;" filled="f" stroked="f">
                   <v:textbox inset="0,0,0,0">
                     <w:txbxContent>
                       <w:p>
@@ -3566,7 +3503,7 @@
                     </w:txbxContent>
                   </v:textbox>
                 </v:rect>
-                <v:rect id="Rectangle 5202" style="position:absolute;width:4514;height:1636;left:12787;top:1546;" filled="f" stroked="f">
+                <v:rect id="Rectangle 5196" style="position:absolute;width:4514;height:1636;left:12787;top:1546;" filled="f" stroked="f">
                   <v:textbox inset="0,0,0,0">
                     <w:txbxContent>
                       <w:p>
@@ -3586,7 +3523,7 @@
                     </w:txbxContent>
                   </v:textbox>
                 </v:rect>
-                <v:rect id="Rectangle 5221" style="position:absolute;width:6045;height:1636;left:27175;top:1546;" filled="f" stroked="f">
+                <v:rect id="Rectangle 5202" style="position:absolute;width:6045;height:1636;left:27175;top:1546;" filled="f" stroked="f">
                   <v:textbox inset="0,0,0,0">
                     <w:txbxContent>
                       <w:p>
@@ -3606,7 +3543,7 @@
                     </w:txbxContent>
                   </v:textbox>
                 </v:rect>
-                <v:rect id="Rectangle 5189" style="position:absolute;width:8087;height:1636;left:0;top:1546;" filled="f" stroked="f">
+                <v:rect id="Rectangle 5193" style="position:absolute;width:8087;height:1636;left:0;top:1546;" filled="f" stroked="f">
                   <v:textbox inset="0,0,0,0">
                     <w:txbxContent>
                       <w:p>
@@ -3626,11 +3563,11 @@
                     </w:txbxContent>
                   </v:textbox>
                 </v:rect>
-                <v:shape id="Shape 313" style="position:absolute;width:59214;height:0;left:0;top:3359;" coordsize="5921401,0" path="m0,0l5921401,0">
+                <v:shape id="Shape 294" style="position:absolute;width:59214;height:0;left:0;top:3359;" coordsize="5921401,0" path="m0,0l5921401,0">
                   <v:stroke weight="0.398pt" endcap="flat" joinstyle="miter" miterlimit="10" on="true" color="#000000"/>
                   <v:fill on="false" color="#000000" opacity="0"/>
                 </v:shape>
-                <v:rect id="Rectangle 314" style="position:absolute;width:9418;height:1636;left:0;top:4349;" filled="f" stroked="f">
+                <v:rect id="Rectangle 295" style="position:absolute;width:9418;height:1636;left:0;top:4349;" filled="f" stroked="f">
                   <v:textbox inset="0,0,0,0">
                     <w:txbxContent>
                       <w:p>
@@ -3650,7 +3587,7 @@
                     </w:txbxContent>
                   </v:textbox>
                 </v:rect>
-                <v:rect id="Rectangle 315" style="position:absolute;width:715;height:1195;left:7081;top:4105;" filled="f" stroked="f">
+                <v:rect id="Rectangle 296" style="position:absolute;width:715;height:1195;left:7081;top:4105;" filled="f" stroked="f">
                   <v:textbox inset="0,0,0,0">
                     <w:txbxContent>
                       <w:p>
@@ -3671,7 +3608,7 @@
                     </w:txbxContent>
                   </v:textbox>
                 </v:rect>
-                <v:rect id="Rectangle 316" style="position:absolute;width:4197;height:1636;left:13025;top:4349;" filled="f" stroked="f">
+                <v:rect id="Rectangle 297" style="position:absolute;width:4197;height:1636;left:13025;top:4349;" filled="f" stroked="f">
                   <v:textbox inset="0,0,0,0">
                     <w:txbxContent>
                       <w:p>
@@ -3691,15 +3628,15 @@
                     </w:txbxContent>
                   </v:textbox>
                 </v:rect>
-                <v:shape id="Shape 36382" style="position:absolute;width:4579;height:1849;left:17999;top:3998;" coordsize="457937,184925" path="m0,0l457937,0l457937,184925l0,184925l0,0">
+                <v:shape id="Shape 36446" style="position:absolute;width:4579;height:1849;left:17999;top:3998;" coordsize="457937,184925" path="m0,0l457937,0l457937,184925l0,184925l0,0">
                   <v:stroke weight="0pt" endcap="flat" joinstyle="miter" miterlimit="10" on="false" color="#000000" opacity="0"/>
                   <v:fill on="true" color="#000000"/>
                 </v:shape>
-                <v:shape id="Shape 36383" style="position:absolute;width:4579;height:1849;left:22579;top:3998;" coordsize="457937,184925" path="m0,0l457937,0l457937,184925l0,184925l0,0">
+                <v:shape id="Shape 36447" style="position:absolute;width:4579;height:1849;left:22579;top:3998;" coordsize="457937,184925" path="m0,0l457937,0l457937,184925l0,184925l0,0">
                   <v:stroke weight="0pt" endcap="flat" joinstyle="miter" miterlimit="10" on="false" color="#000000" opacity="0"/>
                   <v:fill on="true" color="#000000"/>
                 </v:shape>
-                <v:rect id="Rectangle 319" style="position:absolute;width:9852;height:1636;left:0;top:7101;" filled="f" stroked="f">
+                <v:rect id="Rectangle 300" style="position:absolute;width:9852;height:1636;left:0;top:7101;" filled="f" stroked="f">
                   <v:textbox inset="0,0,0,0">
                     <w:txbxContent>
                       <w:p>
@@ -3719,7 +3656,7 @@
                     </w:txbxContent>
                   </v:textbox>
                 </v:rect>
-                <v:rect id="Rectangle 320" style="position:absolute;width:715;height:1195;left:7408;top:6857;" filled="f" stroked="f">
+                <v:rect id="Rectangle 301" style="position:absolute;width:715;height:1195;left:7408;top:6857;" filled="f" stroked="f">
                   <v:textbox inset="0,0,0,0">
                     <w:txbxContent>
                       <w:p>
@@ -3740,7 +3677,7 @@
                     </w:txbxContent>
                   </v:textbox>
                 </v:rect>
-                <v:rect id="Rectangle 321" style="position:absolute;width:4197;height:1636;left:13025;top:7101;" filled="f" stroked="f">
+                <v:rect id="Rectangle 302" style="position:absolute;width:4197;height:1636;left:13025;top:7101;" filled="f" stroked="f">
                   <v:textbox inset="0,0,0,0">
                     <w:txbxContent>
                       <w:p>
@@ -3760,15 +3697,15 @@
                     </w:txbxContent>
                   </v:textbox>
                 </v:rect>
-                <v:shape id="Shape 36384" style="position:absolute;width:4579;height:1849;left:27158;top:6750;" coordsize="457937,184925" path="m0,0l457937,0l457937,184925l0,184925l0,0">
+                <v:shape id="Shape 36448" style="position:absolute;width:4579;height:1849;left:27158;top:6750;" coordsize="457937,184925" path="m0,0l457937,0l457937,184925l0,184925l0,0">
                   <v:stroke weight="0pt" endcap="flat" joinstyle="miter" miterlimit="10" on="false" color="#000000" opacity="0"/>
                   <v:fill on="true" color="#000000"/>
                 </v:shape>
-                <v:shape id="Shape 36385" style="position:absolute;width:4579;height:1849;left:36317;top:6750;" coordsize="457936,184925" path="m0,0l457936,0l457936,184925l0,184925l0,0">
+                <v:shape id="Shape 36449" style="position:absolute;width:4579;height:1849;left:36317;top:6750;" coordsize="457936,184925" path="m0,0l457936,0l457936,184925l0,184925l0,0">
                   <v:stroke weight="0pt" endcap="flat" joinstyle="miter" miterlimit="10" on="false" color="#000000" opacity="0"/>
                   <v:fill on="true" color="#000000"/>
                 </v:shape>
-                <v:rect id="Rectangle 324" style="position:absolute;width:4612;height:1636;left:0;top:9853;" filled="f" stroked="f">
+                <v:rect id="Rectangle 305" style="position:absolute;width:4612;height:1636;left:0;top:9853;" filled="f" stroked="f">
                   <v:textbox inset="0,0,0,0">
                     <w:txbxContent>
                       <w:p>
@@ -3788,7 +3725,7 @@
                     </w:txbxContent>
                   </v:textbox>
                 </v:rect>
-                <v:rect id="Rectangle 325" style="position:absolute;width:1430;height:1195;left:3467;top:9609;" filled="f" stroked="f">
+                <v:rect id="Rectangle 306" style="position:absolute;width:1430;height:1195;left:3467;top:9609;" filled="f" stroked="f">
                   <v:textbox inset="0,0,0,0">
                     <w:txbxContent>
                       <w:p>
@@ -3803,13 +3740,13 @@
                             <w:color w:val="0000ff"/>
                             <w:sz w:val="16"/>
                           </w:rPr>
-                          <w:t xml:space="preserve">22</w:t>
+                          <w:t xml:space="preserve">25</w:t>
                         </w:r>
                       </w:p>
                     </w:txbxContent>
                   </v:textbox>
                 </v:rect>
-                <v:rect id="Rectangle 326" style="position:absolute;width:2763;height:1636;left:14103;top:9853;" filled="f" stroked="f">
+                <v:rect id="Rectangle 307" style="position:absolute;width:2763;height:1636;left:14103;top:9853;" filled="f" stroked="f">
                   <v:textbox inset="0,0,0,0">
                     <w:txbxContent>
                       <w:p>
@@ -3829,31 +3766,31 @@
                     </w:txbxContent>
                   </v:textbox>
                 </v:rect>
-                <v:shape id="Shape 36386" style="position:absolute;width:4579;height:1849;left:17999;top:9502;" coordsize="457937,184925" path="m0,0l457937,0l457937,184925l0,184925l0,0">
+                <v:shape id="Shape 36450" style="position:absolute;width:4579;height:1849;left:17999;top:9502;" coordsize="457937,184925" path="m0,0l457937,0l457937,184925l0,184925l0,0">
                   <v:stroke weight="0pt" endcap="flat" joinstyle="miter" miterlimit="10" on="false" color="#000000" opacity="0"/>
                   <v:fill on="true" color="#000000"/>
                 </v:shape>
-                <v:shape id="Shape 36387" style="position:absolute;width:4579;height:1849;left:22579;top:9502;" coordsize="457937,184925" path="m0,0l457937,0l457937,184925l0,184925l0,0">
+                <v:shape id="Shape 36451" style="position:absolute;width:4579;height:1849;left:22579;top:9502;" coordsize="457937,184925" path="m0,0l457937,0l457937,184925l0,184925l0,0">
                   <v:stroke weight="0pt" endcap="flat" joinstyle="miter" miterlimit="10" on="false" color="#000000" opacity="0"/>
                   <v:fill on="true" color="#000000"/>
                 </v:shape>
-                <v:shape id="Shape 329" style="position:absolute;width:4579;height:0;left:54634;top:9709;" coordsize="457937,0" path="m0,0l457937,0">
+                <v:shape id="Shape 310" style="position:absolute;width:4579;height:0;left:54634;top:9709;" coordsize="457937,0" path="m0,0l457937,0">
                   <v:stroke weight="0.498pt" endcap="flat" joinstyle="miter" miterlimit="10" on="true" color="#000000"/>
                   <v:fill on="false" color="#000000" opacity="0"/>
                 </v:shape>
-                <v:shape id="Shape 330" style="position:absolute;width:0;height:1494;left:54666;top:9709;" coordsize="0,149492" path="m0,149492l0,0">
+                <v:shape id="Shape 311" style="position:absolute;width:0;height:1494;left:54666;top:9709;" coordsize="0,149492" path="m0,149492l0,0">
                   <v:stroke weight="0.498pt" endcap="flat" joinstyle="miter" miterlimit="10" on="true" color="#000000"/>
                   <v:fill on="false" color="#000000" opacity="0"/>
                 </v:shape>
-                <v:shape id="Shape 331" style="position:absolute;width:0;height:1494;left:59182;top:9709;" coordsize="0,149492" path="m0,149492l0,0">
+                <v:shape id="Shape 312" style="position:absolute;width:0;height:1494;left:59182;top:9709;" coordsize="0,149492" path="m0,149492l0,0">
                   <v:stroke weight="0.498pt" endcap="flat" joinstyle="miter" miterlimit="10" on="true" color="#000000"/>
                   <v:fill on="false" color="#000000" opacity="0"/>
                 </v:shape>
-                <v:shape id="Shape 332" style="position:absolute;width:4579;height:0;left:54634;top:11204;" coordsize="457937,0" path="m0,0l457937,0">
+                <v:shape id="Shape 313" style="position:absolute;width:4579;height:0;left:54634;top:11204;" coordsize="457937,0" path="m0,0l457937,0">
                   <v:stroke weight="0.498pt" endcap="flat" joinstyle="miter" miterlimit="10" on="true" color="#000000"/>
                   <v:fill on="false" color="#000000" opacity="0"/>
                 </v:shape>
-                <v:rect id="Rectangle 333" style="position:absolute;width:8163;height:1636;left:0;top:12605;" filled="f" stroked="f">
+                <v:rect id="Rectangle 314" style="position:absolute;width:8163;height:1636;left:0;top:12605;" filled="f" stroked="f">
                   <v:textbox inset="0,0,0,0">
                     <w:txbxContent>
                       <w:p>
@@ -3873,7 +3810,7 @@
                     </w:txbxContent>
                   </v:textbox>
                 </v:rect>
-                <v:rect id="Rectangle 334" style="position:absolute;width:1430;height:1195;left:6138;top:12361;" filled="f" stroked="f">
+                <v:rect id="Rectangle 315" style="position:absolute;width:1430;height:1195;left:6138;top:12361;" filled="f" stroked="f">
                   <v:textbox inset="0,0,0,0">
                     <w:txbxContent>
                       <w:p>
@@ -3888,13 +3825,13 @@
                             <w:color w:val="0000ff"/>
                             <w:sz w:val="16"/>
                           </w:rPr>
-                          <w:t xml:space="preserve">23</w:t>
+                          <w:t xml:space="preserve">26</w:t>
                         </w:r>
                       </w:p>
                     </w:txbxContent>
                   </v:textbox>
                 </v:rect>
-                <v:rect id="Rectangle 335" style="position:absolute;width:2763;height:1636;left:14103;top:12605;" filled="f" stroked="f">
+                <v:rect id="Rectangle 316" style="position:absolute;width:2763;height:1636;left:14103;top:12605;" filled="f" stroked="f">
                   <v:textbox inset="0,0,0,0">
                     <w:txbxContent>
                       <w:p>
@@ -3914,11 +3851,11 @@
                     </w:txbxContent>
                   </v:textbox>
                 </v:rect>
-                <v:shape id="Shape 36388" style="position:absolute;width:4579;height:1849;left:40896;top:12254;" coordsize="457936,184925" path="m0,0l457936,0l457936,184925l0,184925l0,0">
+                <v:shape id="Shape 36452" style="position:absolute;width:4579;height:1849;left:40896;top:12254;" coordsize="457936,184925" path="m0,0l457936,0l457936,184925l0,184925l0,0">
                   <v:stroke weight="0pt" endcap="flat" joinstyle="miter" miterlimit="10" on="false" color="#000000" opacity="0"/>
                   <v:fill on="true" color="#000000"/>
                 </v:shape>
-                <v:rect id="Rectangle 337" style="position:absolute;width:14337;height:1636;left:0;top:15357;" filled="f" stroked="f">
+                <v:rect id="Rectangle 318" style="position:absolute;width:14337;height:1636;left:0;top:15357;" filled="f" stroked="f">
                   <v:textbox inset="0,0,0,0">
                     <w:txbxContent>
                       <w:p>
@@ -3938,7 +3875,7 @@
                     </w:txbxContent>
                   </v:textbox>
                 </v:rect>
-                <v:rect id="Rectangle 338" style="position:absolute;width:1430;height:1195;left:10779;top:15113;" filled="f" stroked="f">
+                <v:rect id="Rectangle 319" style="position:absolute;width:1430;height:1195;left:10779;top:15113;" filled="f" stroked="f">
                   <v:textbox inset="0,0,0,0">
                     <w:txbxContent>
                       <w:p>
@@ -3953,13 +3890,13 @@
                             <w:color w:val="0000ff"/>
                             <w:sz w:val="16"/>
                           </w:rPr>
-                          <w:t xml:space="preserve">24</w:t>
+                          <w:t xml:space="preserve">27</w:t>
                         </w:r>
                       </w:p>
                     </w:txbxContent>
                   </v:textbox>
                 </v:rect>
-                <v:rect id="Rectangle 339" style="position:absolute;width:4197;height:1636;left:13025;top:15357;" filled="f" stroked="f">
+                <v:rect id="Rectangle 320" style="position:absolute;width:4197;height:1636;left:13025;top:15357;" filled="f" stroked="f">
                   <v:textbox inset="0,0,0,0">
                     <w:txbxContent>
                       <w:p>
@@ -3979,31 +3916,31 @@
                     </w:txbxContent>
                   </v:textbox>
                 </v:rect>
-                <v:shape id="Shape 36389" style="position:absolute;width:4579;height:1849;left:17999;top:15006;" coordsize="457937,184925" path="m0,0l457937,0l457937,184925l0,184925l0,0">
+                <v:shape id="Shape 36453" style="position:absolute;width:4579;height:1849;left:17999;top:15006;" coordsize="457937,184925" path="m0,0l457937,0l457937,184925l0,184925l0,0">
                   <v:stroke weight="0pt" endcap="flat" joinstyle="miter" miterlimit="10" on="false" color="#000000" opacity="0"/>
                   <v:fill on="true" color="#000000"/>
                 </v:shape>
-                <v:shape id="Shape 36390" style="position:absolute;width:4579;height:1849;left:27158;top:15006;" coordsize="457937,184925" path="m0,0l457937,0l457937,184925l0,184925l0,0">
+                <v:shape id="Shape 36454" style="position:absolute;width:4579;height:1849;left:27158;top:15006;" coordsize="457937,184925" path="m0,0l457937,0l457937,184925l0,184925l0,0">
                   <v:stroke weight="0pt" endcap="flat" joinstyle="miter" miterlimit="10" on="false" color="#000000" opacity="0"/>
                   <v:fill on="true" color="#000000"/>
                 </v:shape>
-                <v:shape id="Shape 36391" style="position:absolute;width:4579;height:1849;left:31737;top:15006;" coordsize="457937,184925" path="m0,0l457937,0l457937,184925l0,184925l0,0">
+                <v:shape id="Shape 36455" style="position:absolute;width:4579;height:1849;left:31737;top:15006;" coordsize="457937,184925" path="m0,0l457937,0l457937,184925l0,184925l0,0">
                   <v:stroke weight="0pt" endcap="flat" joinstyle="miter" miterlimit="10" on="false" color="#000000" opacity="0"/>
                   <v:fill on="true" color="#000000"/>
                 </v:shape>
-                <v:shape id="Shape 36392" style="position:absolute;width:4579;height:1849;left:36317;top:15006;" coordsize="457936,184925" path="m0,0l457936,0l457936,184925l0,184925l0,0">
+                <v:shape id="Shape 36456" style="position:absolute;width:4579;height:1849;left:36317;top:15006;" coordsize="457936,184925" path="m0,0l457936,0l457936,184925l0,184925l0,0">
                   <v:stroke weight="0pt" endcap="flat" joinstyle="miter" miterlimit="10" on="false" color="#000000" opacity="0"/>
                   <v:fill on="true" color="#000000"/>
                 </v:shape>
-                <v:shape id="Shape 36393" style="position:absolute;width:4579;height:1849;left:40896;top:15006;" coordsize="457936,184925" path="m0,0l457936,0l457936,184925l0,184925l0,0">
+                <v:shape id="Shape 36457" style="position:absolute;width:4579;height:1849;left:40896;top:15006;" coordsize="457936,184925" path="m0,0l457936,0l457936,184925l0,184925l0,0">
                   <v:stroke weight="0pt" endcap="flat" joinstyle="miter" miterlimit="10" on="false" color="#000000" opacity="0"/>
                   <v:fill on="true" color="#000000"/>
                 </v:shape>
-                <v:shape id="Shape 36394" style="position:absolute;width:4579;height:1849;left:50055;top:15006;" coordsize="457936,184925" path="m0,0l457936,0l457936,184925l0,184925l0,0">
+                <v:shape id="Shape 36458" style="position:absolute;width:4579;height:1849;left:50055;top:15006;" coordsize="457936,184925" path="m0,0l457936,0l457936,184925l0,184925l0,0">
                   <v:stroke weight="0pt" endcap="flat" joinstyle="miter" miterlimit="10" on="false" color="#000000" opacity="0"/>
                   <v:fill on="true" color="#000000"/>
                 </v:shape>
-                <v:rect id="Rectangle 346" style="position:absolute;width:16503;height:1636;left:0;top:18109;" filled="f" stroked="f">
+                <v:rect id="Rectangle 327" style="position:absolute;width:16503;height:1636;left:0;top:18109;" filled="f" stroked="f">
                   <v:textbox inset="0,0,0,0">
                     <w:txbxContent>
                       <w:p>
@@ -4024,7 +3961,7 @@
                     </w:txbxContent>
                   </v:textbox>
                 </v:rect>
-                <v:rect id="Rectangle 347" style="position:absolute;width:2763;height:1636;left:14102;top:18109;" filled="f" stroked="f">
+                <v:rect id="Rectangle 328" style="position:absolute;width:2763;height:1636;left:14102;top:18109;" filled="f" stroked="f">
                   <v:textbox inset="0,0,0,0">
                     <w:txbxContent>
                       <w:p>
@@ -4044,47 +3981,47 @@
                     </w:txbxContent>
                   </v:textbox>
                 </v:rect>
-                <v:shape id="Shape 36395" style="position:absolute;width:4579;height:1849;left:17999;top:17758;" coordsize="457937,184925" path="m0,0l457937,0l457937,184925l0,184925l0,0">
+                <v:shape id="Shape 36459" style="position:absolute;width:4579;height:1849;left:17999;top:17758;" coordsize="457937,184925" path="m0,0l457937,0l457937,184925l0,184925l0,0">
                   <v:stroke weight="0pt" endcap="flat" joinstyle="miter" miterlimit="10" on="false" color="#000000" opacity="0"/>
                   <v:fill on="true" color="#000000"/>
                 </v:shape>
-                <v:shape id="Shape 36396" style="position:absolute;width:4579;height:1849;left:22579;top:17758;" coordsize="457937,184925" path="m0,0l457937,0l457937,184925l0,184925l0,0">
+                <v:shape id="Shape 36460" style="position:absolute;width:4579;height:1849;left:22579;top:17758;" coordsize="457937,184925" path="m0,0l457937,0l457937,184925l0,184925l0,0">
                   <v:stroke weight="0pt" endcap="flat" joinstyle="miter" miterlimit="10" on="false" color="#000000" opacity="0"/>
                   <v:fill on="true" color="#000000"/>
                 </v:shape>
-                <v:shape id="Shape 36397" style="position:absolute;width:4579;height:1849;left:27158;top:17758;" coordsize="457937,184925" path="m0,0l457937,0l457937,184925l0,184925l0,0">
+                <v:shape id="Shape 36461" style="position:absolute;width:4579;height:1849;left:27158;top:17758;" coordsize="457937,184925" path="m0,0l457937,0l457937,184925l0,184925l0,0">
                   <v:stroke weight="0pt" endcap="flat" joinstyle="miter" miterlimit="10" on="false" color="#000000" opacity="0"/>
                   <v:fill on="true" color="#000000"/>
                 </v:shape>
-                <v:shape id="Shape 36398" style="position:absolute;width:4579;height:1849;left:31737;top:17758;" coordsize="457937,184925" path="m0,0l457937,0l457937,184925l0,184925l0,0">
+                <v:shape id="Shape 36462" style="position:absolute;width:4579;height:1849;left:31737;top:17758;" coordsize="457937,184925" path="m0,0l457937,0l457937,184925l0,184925l0,0">
                   <v:stroke weight="0pt" endcap="flat" joinstyle="miter" miterlimit="10" on="false" color="#000000" opacity="0"/>
                   <v:fill on="true" color="#000000"/>
                 </v:shape>
-                <v:shape id="Shape 36399" style="position:absolute;width:4579;height:1849;left:36317;top:17758;" coordsize="457936,184925" path="m0,0l457936,0l457936,184925l0,184925l0,0">
+                <v:shape id="Shape 36463" style="position:absolute;width:4579;height:1849;left:36317;top:17758;" coordsize="457936,184925" path="m0,0l457936,0l457936,184925l0,184925l0,0">
                   <v:stroke weight="0pt" endcap="flat" joinstyle="miter" miterlimit="10" on="false" color="#000000" opacity="0"/>
                   <v:fill on="true" color="#000000"/>
                 </v:shape>
-                <v:shape id="Shape 36400" style="position:absolute;width:4579;height:1849;left:40896;top:17758;" coordsize="457936,184925" path="m0,0l457936,0l457936,184925l0,184925l0,0">
+                <v:shape id="Shape 36464" style="position:absolute;width:4579;height:1849;left:40896;top:17758;" coordsize="457936,184925" path="m0,0l457936,0l457936,184925l0,184925l0,0">
                   <v:stroke weight="0pt" endcap="flat" joinstyle="miter" miterlimit="10" on="false" color="#000000" opacity="0"/>
                   <v:fill on="true" color="#000000"/>
                 </v:shape>
-                <v:shape id="Shape 36401" style="position:absolute;width:4579;height:1849;left:45475;top:17758;" coordsize="457936,184925" path="m0,0l457936,0l457936,184925l0,184925l0,0">
+                <v:shape id="Shape 36465" style="position:absolute;width:4579;height:1849;left:45475;top:17758;" coordsize="457936,184925" path="m0,0l457936,0l457936,184925l0,184925l0,0">
                   <v:stroke weight="0pt" endcap="flat" joinstyle="miter" miterlimit="10" on="false" color="#000000" opacity="0"/>
                   <v:fill on="true" color="#000000"/>
                 </v:shape>
-                <v:shape id="Shape 36402" style="position:absolute;width:4579;height:1849;left:50055;top:17758;" coordsize="457936,184925" path="m0,0l457936,0l457936,184925l0,184925l0,0">
+                <v:shape id="Shape 36466" style="position:absolute;width:4579;height:1849;left:50055;top:17758;" coordsize="457936,184925" path="m0,0l457936,0l457936,184925l0,184925l0,0">
                   <v:stroke weight="0pt" endcap="flat" joinstyle="miter" miterlimit="10" on="false" color="#000000" opacity="0"/>
                   <v:fill on="true" color="#000000"/>
                 </v:shape>
-                <v:shape id="Shape 36403" style="position:absolute;width:4579;height:1849;left:54634;top:17758;" coordsize="457937,184925" path="m0,0l457937,0l457937,184925l0,184925l0,0">
+                <v:shape id="Shape 36467" style="position:absolute;width:4579;height:1849;left:54634;top:17758;" coordsize="457937,184925" path="m0,0l457937,0l457937,184925l0,184925l0,0">
                   <v:stroke weight="0pt" endcap="flat" joinstyle="miter" miterlimit="10" on="false" color="#000000" opacity="0"/>
                   <v:fill on="true" color="#000000"/>
                 </v:shape>
-                <v:shape id="Shape 357" style="position:absolute;width:59214;height:0;left:0;top:20174;" coordsize="5921401,0" path="m0,0l5921401,0">
+                <v:shape id="Shape 338" style="position:absolute;width:59214;height:0;left:0;top:20174;" coordsize="5921401,0" path="m0,0l5921401,0">
                   <v:stroke weight="0.398pt" endcap="flat" joinstyle="miter" miterlimit="10" on="true" color="#000000"/>
                   <v:fill on="false" color="#000000" opacity="0"/>
                 </v:shape>
-                <v:shape id="Shape 358" style="position:absolute;width:59214;height:0;left:0;top:20478;" coordsize="5921401,0" path="m0,0l5921401,0">
+                <v:shape id="Shape 339" style="position:absolute;width:59214;height:0;left:0;top:20478;" coordsize="5921401,0" path="m0,0l5921401,0">
                   <v:stroke weight="0.398pt" endcap="flat" joinstyle="miter" miterlimit="10" on="true" color="#000000"/>
                   <v:fill on="false" color="#000000" opacity="0"/>
                 </v:shape>
@@ -4096,16 +4033,15 @@
     </w:p>
     <w:p>
       <w:pPr>
-        <w:spacing w:after="525"/>
+        <w:spacing w:after="33"/>
         <w:ind w:left="-5" w:right="865"/>
       </w:pPr>
       <w:r>
-        <w:t>length as a fraction of the rib above it, a transverse process by its span and its distance from the ala. None of these changes according to whether a reader would have said L5 or S1, so cases that disagree about the name remain comparable, and where the junction is in view the count is determined and the two descriptions agree.</w:t>
-      </w:r>
-    </w:p>
-    <w:p>
-      <w:pPr>
-        <w:spacing w:after="494"/>
+        <w:t>length as a fraction of the rib above it, a transverse process by its span and its distance from the ala. None of these changes with the name a reader gives the junction, so cases that disagree about the name remain comparable.</w:t>
+      </w:r>
+    </w:p>
+    <w:p>
+      <w:pPr>
         <w:ind w:left="-15" w:right="865" w:firstLine="299"/>
       </w:pPr>
       <w:r>
@@ -4115,14 +4051,14 @@
         <w:t xml:space="preserve">But the vertebrae themselves are known to differ. </w:t>
       </w:r>
       <w:r>
-        <w:t>Counting is not the only route to an identity. Level-specific morphometry is long established: pedicle width and height change systematically from the thoracic to the lumbar spine,</w:t>
+        <w:t>Counting is not the only route to an identity. Level-specific morphometry is long established. Pedicle width and height change systematically from the thoracic to the lumbar spine,</w:t>
       </w:r>
       <w:r>
         <w:rPr>
           <w:color w:val="0000FF"/>
           <w:vertAlign w:val="superscript"/>
         </w:rPr>
-        <w:t xml:space="preserve">16 </w:t>
+        <w:t xml:space="preserve">19 </w:t>
       </w:r>
       <w:r>
         <w:t>vertebral body, endplate and canal dimensions differ by level,</w:t>
@@ -4132,7 +4068,7 @@
           <w:color w:val="0000FF"/>
           <w:vertAlign w:val="superscript"/>
         </w:rPr>
-        <w:t>17</w:t>
+        <w:t>20</w:t>
       </w:r>
       <w:r>
         <w:rPr>
@@ -4145,7 +4081,7 @@
           <w:color w:val="0000FF"/>
           <w:vertAlign w:val="superscript"/>
         </w:rPr>
-        <w:t xml:space="preserve">19 </w:t>
+        <w:t xml:space="preserve">22 </w:t>
       </w:r>
       <w:r>
         <w:t>and the transverse process and the iliolumbar ligament mark the last lumbar vertebra independently of any count.</w:t>
@@ -4168,13 +4104,10 @@
           <w:color w:val="0000FF"/>
           <w:vertAlign w:val="superscript"/>
         </w:rPr>
-        <w:t xml:space="preserve">20 </w:t>
-      </w:r>
-      <w:r>
-        <w:t>If those differences hold at the boundary itself, the phenotype is decidable from the vertebra in front of the reader without any global count. On this corpus it does hold: separating T12 from L1 on shape alone, with each patient’s own size divided out and cross-validation grouped by case, gives an area under the curve of 0.990 and 97.3% accuracy over 1485 vertebrae. Size is removed because raw millimeters separate thoracic from lumbar trivially and teach nothing about the junction, where the two are nearly</w:t>
-      </w:r>
-      <w:r>
-        <w:t xml:space="preserve"> the same size.</w:t>
+        <w:t xml:space="preserve">23 </w:t>
+      </w:r>
+      <w:r>
+        <w:t>If those differences hold at the boundary itself, the phenotype is decidable locally, and on this corpus it does hold. Separating T12 from L1 on shape alone, with each patient’s own size divided out and cross-validation grouped by case, gives an area under the curve of 0.990 and 97.3% accuracy over 1485 vertebrae. Size is removed because raw millimeters separate thoracic from lumbar trivially and teach nothing about the junction, where the two are nearly the same size.</w:t>
       </w:r>
     </w:p>
     <w:p>
@@ -4184,16 +4117,71 @@
         <w:jc w:val="right"/>
       </w:pPr>
       <w:r>
-        <w:t>That is reported as a property of the released measurements rather than as a method:</w:t>
-      </w:r>
-    </w:p>
-    <w:p>
-      <w:pPr>
-        <w:spacing w:line="259" w:lineRule="auto"/>
+        <w:t>That is reported as a property of the released measurements rather than as a method,</w:t>
+      </w:r>
+    </w:p>
+    <w:p>
+      <w:pPr>
+        <w:spacing w:after="547"/>
         <w:ind w:left="-5" w:right="865"/>
       </w:pPr>
       <w:r>
-        <w:t>the information needed to settle these variants is present locally.</w:t>
+        <w:t>because the information needed to settle these variants is present locally.</w:t>
+      </w:r>
+    </w:p>
+    <w:p>
+      <w:pPr>
+        <w:spacing w:after="404" w:line="265" w:lineRule="auto"/>
+        <w:ind w:left="-5"/>
+        <w:jc w:val="left"/>
+      </w:pPr>
+      <w:r>
+        <w:rPr>
+          <w:b/>
+        </w:rPr>
+        <w:t>II. ACQUISITION AND VALIDATION METHODS</w:t>
+      </w:r>
+    </w:p>
+    <w:p>
+      <w:pPr>
+        <w:pStyle w:val="Heading1"/>
+        <w:spacing w:after="383"/>
+        <w:ind w:left="-5"/>
+      </w:pPr>
+      <w:r>
+        <w:t>II.A. Sources, and why a crosswalk was necessary</w:t>
+      </w:r>
+    </w:p>
+    <w:p>
+      <w:pPr>
+        <w:spacing w:after="37"/>
+        <w:ind w:left="-15" w:right="865" w:firstLine="299"/>
+      </w:pPr>
+      <w:r>
+        <w:t>Both sources draw part of their imaging from the TCIA CT colonography collection</w:t>
+      </w:r>
+      <w:r>
+        <w:rPr>
+          <w:color w:val="0000FF"/>
+          <w:vertAlign w:val="superscript"/>
+        </w:rPr>
+        <w:t>14</w:t>
+      </w:r>
+      <w:r>
+        <w:rPr>
+          <w:vertAlign w:val="superscript"/>
+        </w:rPr>
+        <w:t>,</w:t>
+      </w:r>
+      <w:r>
+        <w:rPr>
+          <w:color w:val="0000FF"/>
+          <w:vertAlign w:val="superscript"/>
+        </w:rPr>
+        <w:t>15</w:t>
+      </w:r>
+      <w:r>
+        <w:t>. CTSpine1K’s 1,005 volumes come from four collections and CTPelvic1K’s 1,184 from seven;</w:t>
       </w:r>
     </w:p>
     <w:p>
@@ -4207,20 +4195,20 @@
           <w:noProof/>
         </w:rPr>
         <w:drawing>
-          <wp:inline distT="0" distB="0" distL="0" distR="0" wp14:anchorId="401200F4" wp14:editId="0DBB7100">
+          <wp:inline distT="0" distB="0" distL="0" distR="0" wp14:anchorId="4DFD0482" wp14:editId="7EA2D19B">
             <wp:extent cx="2880360" cy="5105401"/>
             <wp:effectExtent l="0" t="0" r="0" b="0"/>
-            <wp:docPr id="35761" name="Picture 35761"/>
+            <wp:docPr id="35824" name="Picture 35824"/>
             <wp:cNvGraphicFramePr/>
             <a:graphic xmlns:a="http://schemas.openxmlformats.org/drawingml/2006/main">
               <a:graphicData uri="http://schemas.openxmlformats.org/drawingml/2006/picture">
                 <pic:pic xmlns:pic="http://schemas.openxmlformats.org/drawingml/2006/picture">
                   <pic:nvPicPr>
-                    <pic:cNvPr id="35761" name="Picture 35761"/>
+                    <pic:cNvPr id="35824" name="Picture 35824"/>
                     <pic:cNvPicPr/>
                   </pic:nvPicPr>
                   <pic:blipFill>
-                    <a:blip r:embed="rId15"/>
+                    <a:blip r:embed="rId9"/>
                     <a:stretch>
                       <a:fillRect/>
                     </a:stretch>
@@ -4243,7 +4231,7 @@
     </w:p>
     <w:p>
       <w:pPr>
-        <w:spacing w:after="339" w:line="265" w:lineRule="auto"/>
+        <w:spacing w:after="257" w:line="259" w:lineRule="auto"/>
         <w:ind w:left="10" w:right="880"/>
         <w:jc w:val="center"/>
       </w:pPr>
@@ -4276,245 +4264,10 @@
     </w:p>
     <w:p>
       <w:pPr>
-        <w:spacing w:after="461" w:line="265" w:lineRule="auto"/>
-        <w:ind w:left="-5"/>
-        <w:jc w:val="left"/>
-      </w:pPr>
-      <w:r>
-        <w:rPr>
-          <w:b/>
-        </w:rPr>
-        <w:t>II. ACQUISITION AND VALIDATION METHODS</w:t>
-      </w:r>
-    </w:p>
-    <w:p>
-      <w:pPr>
-        <w:pStyle w:val="Heading1"/>
-        <w:ind w:left="-5"/>
-      </w:pPr>
-      <w:r>
-        <w:t>II.A. Sources, and why a crosswalk was necessary</w:t>
-      </w:r>
-    </w:p>
-    <w:p>
-      <w:pPr>
-        <w:spacing w:after="57"/>
-        <w:ind w:left="-15" w:right="865" w:firstLine="299"/>
-      </w:pPr>
-      <w:r>
-        <w:t>Both sources draw part of their imaging from the TCIA CT colonography collection</w:t>
-      </w:r>
-      <w:r>
-        <w:rPr>
-          <w:color w:val="0000FF"/>
-          <w:vertAlign w:val="superscript"/>
-        </w:rPr>
-        <w:t>14</w:t>
-      </w:r>
-      <w:r>
-        <w:rPr>
-          <w:vertAlign w:val="superscript"/>
-        </w:rPr>
-        <w:t>,</w:t>
-      </w:r>
-      <w:r>
-        <w:rPr>
-          <w:color w:val="0000FF"/>
-          <w:vertAlign w:val="superscript"/>
-        </w:rPr>
-        <w:t>15</w:t>
-      </w:r>
-      <w:r>
-        <w:t xml:space="preserve">. </w:t>
-      </w:r>
-      <w:r>
-        <w:t>CTSpine1K’s 1,005 volumes come from four collections and CTPelvic1K’s 1,184 from seven; COLONOG is the only collection common to both and the only one acquired under a single protocol, so this release is its COLONOG subset: 782 patients with a CTSpine1K vertebral annotation and 20 with a CTPelvic1K pelvic annotation only, 802 in all. Neither source released the mapping from an annotation to the specific CT series it was drawn on.</w:t>
-      </w:r>
-    </w:p>
-    <w:p>
-      <w:pPr>
-        <w:spacing w:after="423" w:line="373" w:lineRule="auto"/>
-        <w:ind w:left="10" w:right="865"/>
-        <w:jc w:val="right"/>
-      </w:pPr>
-      <w:r>
-        <w:t xml:space="preserve">That mapping matters because every patient in CT COLONOGRAPHY was scanned </w:t>
-      </w:r>
-      <w:r>
-        <w:rPr>
-          <w:i/>
-        </w:rPr>
-        <w:t>twice</w:t>
-      </w:r>
-      <w:r>
-        <w:t xml:space="preserve">, prone and supine, and an annotation carries a patient identifier and nothing finer. Turning a patient from supine to prone alters lumbar lordosis and the alignment of each segment against the next, so outlines drawn on one series are the wrong </w:t>
-      </w:r>
-      <w:r>
-        <w:rPr>
-          <w:i/>
-        </w:rPr>
-        <w:t xml:space="preserve">shape </w:t>
-      </w:r>
-      <w:r>
-        <w:t xml:space="preserve">for the other and no rigid realignment recovers them. The crosswalk (Fig. </w:t>
-      </w:r>
-      <w:r>
-        <w:rPr>
-          <w:color w:val="0000FF"/>
-        </w:rPr>
-        <w:t>1</w:t>
-      </w:r>
-      <w:r>
-        <w:t xml:space="preserve">) therefore resolves each annotation to a patient and then, within that patient’s volumes, to the series whose bone </w:t>
-      </w:r>
-      <w:r>
-        <w:rPr>
-          <w:i/>
-        </w:rPr>
-        <w:t xml:space="preserve">agrees </w:t>
-      </w:r>
-      <w:r>
-        <w:t>with it: candidates are thresholded at bone attenuation and scored by overlap with the mask.</w:t>
-      </w:r>
-    </w:p>
-    <w:p>
-      <w:pPr>
-        <w:pStyle w:val="Heading1"/>
-        <w:spacing w:after="391"/>
-        <w:ind w:left="-5"/>
-      </w:pPr>
-      <w:r>
-        <w:t>II.B. Fused and split records</w:t>
-      </w:r>
-    </w:p>
-    <w:p>
-      <w:pPr>
-        <w:spacing w:after="431"/>
-        <w:ind w:left="-15" w:right="865" w:firstLine="299"/>
-      </w:pPr>
-      <w:r>
-        <w:t xml:space="preserve">CTSpine1K and CTPelvic1K each annotated a patient independently, so their labels are not guaranteed to come from the same CT series (Fig. </w:t>
-      </w:r>
-      <w:r>
-        <w:rPr>
-          <w:color w:val="0000FF"/>
-        </w:rPr>
-        <w:t>1</w:t>
-      </w:r>
-      <w:r>
-        <w:t>). This turned out to matter for 351 patients, nearly half the cohort: the two collections had labeled different acquisitions of the same person, one prone and one supine, with neither recording which. Because posture changes spinal alignment, a spine label from one acquisition cannot simply be paired with a pelvic label from the other. These 351 records are released but held out of any analysis that assumes a single posture; two labeled postures of one patient are a resource for studying alignment, not a d</w:t>
-      </w:r>
-      <w:r>
-        <w:t>efect.</w:t>
-      </w:r>
-    </w:p>
-    <w:p>
-      <w:pPr>
-        <w:pStyle w:val="Heading2"/>
-        <w:spacing w:after="391"/>
-        <w:ind w:left="-5"/>
-      </w:pPr>
-      <w:r>
-        <w:t>II.C. Densification, and why it is asymmetric</w:t>
-      </w:r>
-    </w:p>
-    <w:p>
-      <w:pPr>
-        <w:spacing w:after="431"/>
-        <w:ind w:left="-15" w:right="865" w:firstLine="299"/>
-      </w:pPr>
-      <w:r>
-        <w:t xml:space="preserve">A corpus in which half the records lack a pelvis is not a spinopelvic dataset, so the missing structures were pseudolabeled, asymmetrically (Fig. </w:t>
-      </w:r>
-      <w:r>
-        <w:rPr>
-          <w:color w:val="0000FF"/>
-        </w:rPr>
-        <w:t>1</w:t>
-      </w:r>
-      <w:r>
-        <w:t xml:space="preserve">). Pelvis onto spine-only records is the safe direction: the sacrum and innominate bones carry no enumeration to get wrong, and quality is reported as held-out performance on the </w:t>
-      </w:r>
-      <w:r>
-        <w:rPr>
-          <w:i/>
-        </w:rPr>
-        <w:t xml:space="preserve">pelvic only </w:t>
-      </w:r>
-      <w:r>
-        <w:t>records, withheld from training for that purpose. The reverse direction carries the whole problem this dataset addresses, since a pseudolabeled spine must commit to a count and on a transitional vertebra commits to the commoner reading; those 20 records were corrected by hand, tractable at that scale.</w:t>
-      </w:r>
-    </w:p>
-    <w:p>
-      <w:pPr>
-        <w:pStyle w:val="Heading2"/>
-        <w:spacing w:after="391"/>
-        <w:ind w:left="-5"/>
-      </w:pPr>
-      <w:r>
-        <w:t>II.D. Ribs</w:t>
-      </w:r>
-    </w:p>
-    <w:p>
-      <w:pPr>
-        <w:ind w:left="-15" w:right="865" w:firstLine="299"/>
-      </w:pPr>
-      <w:r>
-        <w:t>No public rib annotation covers this cohort, and the two available automatic sources fail in complementary ways.</w:t>
-      </w:r>
-    </w:p>
-    <w:p>
-      <w:pPr>
-        <w:ind w:left="-15" w:right="865" w:firstLine="299"/>
-      </w:pPr>
-      <w:r>
-        <w:t>Mo¨ller’s binary rib network</w:t>
-      </w:r>
-      <w:r>
-        <w:rPr>
-          <w:color w:val="0000FF"/>
-          <w:vertAlign w:val="superscript"/>
-        </w:rPr>
-        <w:t xml:space="preserve">25 </w:t>
-      </w:r>
-      <w:r>
-        <w:t xml:space="preserve">reports high accuracy, and its authors show that stump ribs can be classified from a partial field of view; that result concerns the morphological features computed on a rib once segmented. On this corpus the segmentation itself failed on ribs that were </w:t>
-      </w:r>
-      <w:r>
-        <w:rPr>
-          <w:i/>
-        </w:rPr>
-        <w:t xml:space="preserve">partially outside </w:t>
-      </w:r>
-      <w:r>
-        <w:t>the field of view: a rib crossing the boundary of an abdominal acquisition was liable to be missed altogether rather than segmented to the edge. Its authors do not report this: their evaluation excluded subjects whose last rib was not visible, so it is recorded here as an observation from this cohort. In a colonography cohort the lower ribs are routinely clipped, and those are the ribs the count depends on.</w:t>
-      </w:r>
-    </w:p>
-    <w:p>
-      <w:pPr>
-        <w:ind w:left="-15" w:right="865" w:firstLine="299"/>
-      </w:pPr>
-      <w:r>
-        <w:t>TotalSegmentator</w:t>
-      </w:r>
-      <w:r>
-        <w:rPr>
-          <w:color w:val="0000FF"/>
-          <w:vertAlign w:val="superscript"/>
-        </w:rPr>
-        <w:t xml:space="preserve">24 </w:t>
-      </w:r>
-      <w:r>
-        <w:t>does segment clipped ribs and supplies the per-rib numbering that a binary network cannot. Its characteristic failure is at the other end of the bone: the most medial portion of the rib (roughly the last tenth to sixth approaching the costovertebral joint) is frequently absent. A rib truncated at its medial end never reaches the vertebra it articulates with, so the rib–vertebra incidence check (the quality-control gate on the rib</w:t>
-      </w:r>
-    </w:p>
-    <w:p>
-      <w:pPr>
-        <w:spacing w:after="161" w:line="259" w:lineRule="auto"/>
         <w:ind w:left="-5" w:right="865"/>
       </w:pPr>
       <w:r>
-        <w:t>class labels, which matches each rib to the vertebra its number implies) has nothing to test.</w:t>
+        <w:t>COLONOG is the only collection common to both and the only one acquired under a single protocol, so this release is its COLONOG subset, 782 patients with a CTSpine1K vertebral annotation and 20 with a CTPelvic1K pelvic annotation only, 802 in all. Neither source released the mapping from an annotation to the specific CT series it was drawn on.</w:t>
       </w:r>
     </w:p>
     <w:p>
@@ -4524,7 +4277,31 @@
         <w:jc w:val="right"/>
       </w:pPr>
       <w:r>
-        <w:t xml:space="preserve">The two were therefore unioned (Fig. </w:t>
+        <w:t>That mapping matters because every patient in CT COLONOGRAPHY was scanned</w:t>
+      </w:r>
+    </w:p>
+    <w:p>
+      <w:pPr>
+        <w:spacing w:after="565"/>
+        <w:ind w:left="-5" w:right="865"/>
+      </w:pPr>
+      <w:r>
+        <w:rPr>
+          <w:i/>
+        </w:rPr>
+        <w:t>twice</w:t>
+      </w:r>
+      <w:r>
+        <w:t xml:space="preserve">, prone and supine, and an annotation carries a patient identifier and nothing finer. Turning a patient from supine to prone alters lumbar lordosis and the alignment of each segment against the next, so outlines drawn on one series are the wrong </w:t>
+      </w:r>
+      <w:r>
+        <w:rPr>
+          <w:i/>
+        </w:rPr>
+        <w:t xml:space="preserve">shape </w:t>
+      </w:r>
+      <w:r>
+        <w:t xml:space="preserve">for the other and no rigid realignment recovers them. The crosswalk (Fig. </w:t>
       </w:r>
       <w:r>
         <w:rPr>
@@ -4533,35 +4310,212 @@
         <w:t>1</w:t>
       </w:r>
       <w:r>
-        <w:t>), TotalSegmentator supplying the numbering and</w:t>
-      </w:r>
-    </w:p>
-    <w:p>
-      <w:pPr>
-        <w:spacing w:after="132" w:line="259" w:lineRule="auto"/>
+        <w:t xml:space="preserve">) therefore resolves each annotation to a patient and then, within that patient’s volumes, to the series whose bone </w:t>
+      </w:r>
+      <w:r>
+        <w:rPr>
+          <w:i/>
+        </w:rPr>
+        <w:t xml:space="preserve">agrees </w:t>
+      </w:r>
+      <w:r>
+        <w:t>with it, where candidates are thresholded at bone attenuation and scored by overlap with the mask.</w:t>
+      </w:r>
+    </w:p>
+    <w:p>
+      <w:pPr>
+        <w:pStyle w:val="Heading1"/>
+        <w:ind w:left="-5"/>
+      </w:pPr>
+      <w:r>
+        <w:t>II.B. Fused and split records</w:t>
+      </w:r>
+    </w:p>
+    <w:p>
+      <w:pPr>
+        <w:ind w:left="-15" w:right="865" w:firstLine="299"/>
+      </w:pPr>
+      <w:r>
+        <w:t xml:space="preserve">CTSpine1K and CTPelvic1K each annotated a patient independently, so their labels are not guaranteed to come from the same CT series (Fig. </w:t>
+      </w:r>
+      <w:r>
+        <w:rPr>
+          <w:color w:val="0000FF"/>
+        </w:rPr>
+        <w:t>1</w:t>
+      </w:r>
+      <w:r>
+        <w:t>). This turned out to matter for 351</w:t>
+      </w:r>
+    </w:p>
+    <w:p>
+      <w:pPr>
+        <w:spacing w:after="433"/>
         <w:ind w:left="-5" w:right="865"/>
       </w:pPr>
       <w:r>
-        <w:t>the medial-clipped cases, Mo¨ller the detection where its output is more complete.</w:t>
-      </w:r>
-    </w:p>
-    <w:p>
-      <w:pPr>
-        <w:spacing w:after="568"/>
+        <w:t>patients, nearly half the cohort, because the two collections had labeled different acquisitions of the same person, one prone and one supine, with neither recording which. Because posture changes spinal alignment, a spine label from one acquisition cannot simply be paired with a pelvic label from the other. These 351 records are released but held out of any analysis that assumes a single posture; two labeled postures of one patient are a resource for studying alignment, not a defect.</w:t>
+      </w:r>
+    </w:p>
+    <w:p>
+      <w:pPr>
+        <w:pStyle w:val="Heading2"/>
+        <w:ind w:left="-5"/>
+      </w:pPr>
+      <w:r>
+        <w:t>II.C. Densification, and why it is asymmetric</w:t>
+      </w:r>
+    </w:p>
+    <w:p>
+      <w:pPr>
         <w:ind w:left="-15" w:right="865" w:firstLine="299"/>
       </w:pPr>
       <w:r>
-        <w:t>The result is a pseudolabel whose review was triaged rather than exhaustive. A labelbased rule flagged every record in which one rib bone carried more than one identifier, or in which a rib failed to reach the vertebra it articulates with, since a single bone carrying two numbers is a numbering error by construction, whatever the anatomy. The rule selected 152 records; 148 were reviewed and corrected, and four were not and are identified in the release. Reviewers were medical students working through OpenSp</w:t>
-      </w:r>
-      <w:r>
-        <w:t>ineConsortium</w:t>
+        <w:t xml:space="preserve">A corpus in which half the records lack a pelvis is not a spinopelvic dataset, so the missing structures were pseudolabeled, asymmetrically (Fig. </w:t>
+      </w:r>
+      <w:r>
+        <w:rPr>
+          <w:color w:val="0000FF"/>
+        </w:rPr>
+        <w:t>1</w:t>
+      </w:r>
+      <w:r>
+        <w:t xml:space="preserve">). Pelvis onto spine-only records is the safe direction, since the sacrum and innominate bones carry no enumeration to get wrong, and quality is reported as held-out performance on the </w:t>
+      </w:r>
+      <w:r>
+        <w:rPr>
+          <w:i/>
+        </w:rPr>
+        <w:t xml:space="preserve">pelvic only </w:t>
+      </w:r>
+      <w:r>
+        <w:t>records, withheld from training for that purpose. The reverse direction carries the whole problem this dataset addresses, since a pseudolabeled spine must commit to a count and on a transitional vertebra commits to the commoner reading; those 20 records were corrected by hand, tractable at</w:t>
+      </w:r>
+    </w:p>
+    <w:p>
+      <w:pPr>
+        <w:spacing w:after="451"/>
+        <w:ind w:left="-5" w:right="865"/>
+      </w:pPr>
+      <w:r>
+        <w:t>that scale.</w:t>
+      </w:r>
+    </w:p>
+    <w:p>
+      <w:pPr>
+        <w:pStyle w:val="Heading2"/>
+        <w:ind w:left="-5"/>
+      </w:pPr>
+      <w:r>
+        <w:t>II.D. Ribs</w:t>
+      </w:r>
+    </w:p>
+    <w:p>
+      <w:pPr>
+        <w:ind w:left="-15" w:right="865" w:firstLine="299"/>
+      </w:pPr>
+      <w:r>
+        <w:t>No public rib annotation covers this cohort, and the two available automatic sources fail in complementary ways.</w:t>
+      </w:r>
+    </w:p>
+    <w:p>
+      <w:pPr>
+        <w:spacing w:after="31"/>
+        <w:ind w:left="-15" w:right="865" w:firstLine="299"/>
+      </w:pPr>
+      <w:r>
+        <w:t>Mo¨ller’s binary rib network</w:t>
       </w:r>
       <w:r>
         <w:rPr>
           <w:color w:val="0000FF"/>
           <w:vertAlign w:val="superscript"/>
         </w:rPr>
-        <w:t>26</w:t>
+        <w:t xml:space="preserve">28 </w:t>
+      </w:r>
+      <w:r>
+        <w:t xml:space="preserve">reports high accuracy, and its authors show that stump ribs can be classified from a partial field of view; that result concerns the morphological features computed on a rib once segmented. On this corpus the segmentation itself failed on ribs that were </w:t>
+      </w:r>
+      <w:r>
+        <w:rPr>
+          <w:i/>
+        </w:rPr>
+        <w:t xml:space="preserve">partially outside </w:t>
+      </w:r>
+      <w:r>
+        <w:t xml:space="preserve">the field of view. A rib crossing the boundary of an abdominal acquisition was liable to be missed altogether rather than segmented to the edge. Its authors </w:t>
+      </w:r>
+      <w:r>
+        <w:t>do not report this, because their evaluation excluded subjects whose last rib was not visible, so it is recorded here as an observation from this cohort. In a colonography cohort the lower ribs are routinely clipped, and those are the ribs the count depends on.</w:t>
+      </w:r>
+    </w:p>
+    <w:p>
+      <w:pPr>
+        <w:spacing w:after="34"/>
+        <w:ind w:left="-15" w:right="865" w:firstLine="299"/>
+      </w:pPr>
+      <w:r>
+        <w:t>TotalSegmentator</w:t>
+      </w:r>
+      <w:r>
+        <w:rPr>
+          <w:color w:val="0000FF"/>
+          <w:vertAlign w:val="superscript"/>
+        </w:rPr>
+        <w:t xml:space="preserve">27 </w:t>
+      </w:r>
+      <w:r>
+        <w:t>does segment clipped ribs and supplies the per-rib numbering that a binary network cannot. Its characteristic failure is at the other end of the bone, where the most medial portion of the rib (roughly the last tenth to sixth approaching the costovertebral joint) is frequently absent. A rib truncated at its medial end never reaches the vertebra it articulates with, so the rib–vertebra incidence check (the quality-control gate on the rib class labels, which matches each rib to the vertebra its number implies)</w:t>
+      </w:r>
+      <w:r>
+        <w:t xml:space="preserve"> has nothing to test.</w:t>
+      </w:r>
+    </w:p>
+    <w:p>
+      <w:pPr>
+        <w:spacing w:after="114" w:line="259" w:lineRule="auto"/>
+        <w:ind w:left="10" w:right="865"/>
+        <w:jc w:val="right"/>
+      </w:pPr>
+      <w:r>
+        <w:t xml:space="preserve">The two were therefore unioned (Fig. </w:t>
+      </w:r>
+      <w:r>
+        <w:rPr>
+          <w:color w:val="0000FF"/>
+        </w:rPr>
+        <w:t>1</w:t>
+      </w:r>
+      <w:r>
+        <w:t>), TotalSegmentator supplying the numbering and</w:t>
+      </w:r>
+    </w:p>
+    <w:p>
+      <w:pPr>
+        <w:spacing w:after="130" w:line="259" w:lineRule="auto"/>
+        <w:ind w:left="-5" w:right="865"/>
+      </w:pPr>
+      <w:r>
+        <w:t>the medial-clipped cases, Mo¨ller the detection where its output is more complete.</w:t>
+      </w:r>
+    </w:p>
+    <w:p>
+      <w:pPr>
+        <w:spacing w:after="558"/>
+        <w:ind w:left="-15" w:right="865" w:firstLine="299"/>
+      </w:pPr>
+      <w:r>
+        <w:t>The result is a pseudolabel whose review was triaged rather than exhaustive. A labelbased rule flagged every record in which one rib bone carried more than one identifier, or in which a rib failed to reach the vertebra it articulates with, since a single bone carrying two numbers is a numbering error by construction, whatever the anatomy. The rule selected 152 records; 148 were reviewed and corrected, and four were not and are identified in the release. Reviewers were medical students working through OpenSp</w:t>
+      </w:r>
+      <w:r>
+        <w:t>ineConsortium</w:t>
+      </w:r>
+      <w:r>
+        <w:rPr>
+          <w:color w:val="0000FF"/>
+          <w:vertAlign w:val="superscript"/>
+        </w:rPr>
+        <w:t>29</w:t>
       </w:r>
       <w:r>
         <w:t xml:space="preserve">, trained against a written labeling protocol, with every correction recorded against the annotator who made it. Records passing the rule were not individually inspected, so the layer only guarantees freedom from the failure modes the rule detects, no more. The residual rib–vertebra offsets reported in Sec. </w:t>
@@ -4587,14 +4541,51 @@
     </w:p>
     <w:p>
       <w:pPr>
-        <w:spacing w:after="36"/>
+        <w:spacing w:after="34"/>
         <w:ind w:left="-15" w:right="865" w:firstLine="299"/>
       </w:pPr>
       <w:r>
-        <w:t xml:space="preserve">The scheme is VerSe-native: vertebrae keep their VerSe identifiers (C1–C7 = 1–7, T1–T12 = 8–19, L1–L6 = 20–25, sacrum 26, coccyx 27, T13 = 28), and every non-VerSe structure takes a fixed identifier above that range: S1 carved from the sacrum (29), hips (30–31), </w:t>
-      </w:r>
-      <w:r>
-        <w:t>femora (32–33), ribs (34–45 left, 46–57 right), lumbar ribs (58–59) and surgical hardware (60–66). The space is contiguous; there is no class for a thirteenth rib, because a rib on the vertebra below T12 is recorded as a lumbar rib whatever that vertebra is called.</w:t>
+        <w:t>The scheme is VerSe-native. Vertebrae keep their VerSe identifiers (C1–C7 = 1–7, T1–T12 = 8–19, L1–L6 = 20–25, sacrum 26, coccyx 27, T13 = 28), and every non-VerSe structure takes a fixed identifier above that range, S1 carved from the sacrum (29), hips (30–31), femora (32–33), ribs (34–45 left, 46–57 right), lumbar ribs (58–59), surgical hardware (60– 66) and a thirteenth rib pair (67–68). The space is contiguous. The last pair is declared for the true ribs of a T13 and is empty in this release, so a thirt</w:t>
+      </w:r>
+      <w:r>
+        <w:t>eenth thoracic vertebra and a lumbar rib are recorded as the distinct phenotypes they are.</w:t>
+      </w:r>
+    </w:p>
+    <w:p>
+      <w:pPr>
+        <w:spacing w:after="0" w:line="361" w:lineRule="auto"/>
+        <w:ind w:left="10" w:right="865"/>
+        <w:jc w:val="right"/>
+      </w:pPr>
+      <w:r>
+        <w:t xml:space="preserve">Two anchors make the count decidable, and Fig. </w:t>
+      </w:r>
+      <w:r>
+        <w:rPr>
+          <w:color w:val="0000FF"/>
+        </w:rPr>
+        <w:t xml:space="preserve">2 </w:t>
+      </w:r>
+      <w:r>
+        <w:t xml:space="preserve">shows both, the lowest rib-bearing vertebra above, </w:t>
+      </w:r>
+      <w:r>
+        <w:rPr>
+          <w:b/>
+        </w:rPr>
+        <w:t xml:space="preserve">S1 </w:t>
+      </w:r>
+      <w:r>
+        <w:t>carved from the sacrum below. Each earns its place by what it supports rather than by being an endpoint. S1 supplies the sacral endplate landmark that sacral slope and pelvic incidence are measured from, and with both brackets present L5 and L6</w:t>
+      </w:r>
+    </w:p>
+    <w:p>
+      <w:pPr>
+        <w:spacing w:after="165" w:line="259" w:lineRule="auto"/>
+        <w:ind w:left="-5" w:right="865"/>
+      </w:pPr>
+      <w:r>
+        <w:t>are distinguishable where a spine-limited view alone would not be.</w:t>
       </w:r>
     </w:p>
     <w:p>
@@ -4602,60 +4593,25 @@
         <w:ind w:left="-15" w:right="865" w:firstLine="299"/>
       </w:pPr>
       <w:r>
-        <w:t xml:space="preserve">Two anchors make the count decidable, and Fig. </w:t>
-      </w:r>
-      <w:r>
-        <w:rPr>
-          <w:color w:val="0000FF"/>
-        </w:rPr>
-        <w:t xml:space="preserve">2 </w:t>
-      </w:r>
-      <w:r>
-        <w:t xml:space="preserve">shows both: the lowest rib-bearing vertebra above, </w:t>
-      </w:r>
-      <w:r>
-        <w:rPr>
-          <w:b/>
-        </w:rPr>
-        <w:t xml:space="preserve">S1 </w:t>
-      </w:r>
-      <w:r>
-        <w:t>carved from the sacrum below. Each earns its place by what it supports rather than by being an endpoint. S1 supplies the sacral endplate landmark that sacral slope and pelvic incidence are measured from, and with both brackets present L5 and L6</w:t>
-      </w:r>
-    </w:p>
-    <w:p>
-      <w:pPr>
-        <w:spacing w:after="161" w:line="259" w:lineRule="auto"/>
+        <w:rPr>
+          <w:i/>
+        </w:rPr>
+        <w:t xml:space="preserve">How S1 is cut. </w:t>
+      </w:r>
+      <w:r>
+        <w:t>The sacrum’s outer boundary is the source annotation and is never altered; S1 is the cranial part of that same bone, separated by a plane. The plane’s normal is the sacrum’s own cranio-caudal axis, made orthogonal to a left–right axis measured directly rather than assumed, so as to remove the patient’s rotation within the scanner. That rotation is not negligible, with a median of 4.5 , a maximum of 16.1 , and 508 of 801 records above 3 . The cut preserves the sub-division volume of the preceding release, ch</w:t>
+      </w:r>
+      <w:r>
+        <w:t>anging the orientation of the S1/S2 boundary and not how much sacrum is called S1; per-record</w:t>
+      </w:r>
+    </w:p>
+    <w:p>
+      <w:pPr>
+        <w:spacing w:after="143" w:line="259" w:lineRule="auto"/>
         <w:ind w:left="-5" w:right="865"/>
       </w:pPr>
       <w:r>
-        <w:t>are distinguishable where a spine-limited view alone would not be.</w:t>
-      </w:r>
-    </w:p>
-    <w:p>
-      <w:pPr>
-        <w:ind w:left="-15" w:right="865" w:firstLine="299"/>
-      </w:pPr>
-      <w:r>
-        <w:rPr>
-          <w:i/>
-        </w:rPr>
-        <w:t xml:space="preserve">How S1 is cut. </w:t>
-      </w:r>
-      <w:r>
-        <w:t xml:space="preserve">The sacrum’s outer boundary is the source annotation and is never altered; S1 is the cranial part of that same bone, separated by a plane. The plane’s normal is the sacrum’s own cranio-caudal axis, made orthogonal to a left–right axis measured directly rather than assumed, so as to remove the patient’s rotation within the scanner. That rotation is not negligible: median 4.5 , maximum 16.1 , and 508 of 801 records above 3 . </w:t>
-      </w:r>
-      <w:r>
-        <w:t>The cut preserves the sub-division volume of the preceding release, changing the orientation of the S1/S2 boundary and not how much sacrum is called S1; per-record geometry ships</w:t>
-      </w:r>
-    </w:p>
-    <w:p>
-      <w:pPr>
-        <w:spacing w:after="138" w:line="259" w:lineRule="auto"/>
-        <w:ind w:left="-5" w:right="865"/>
-      </w:pPr>
-      <w:r>
-        <w:t>with the archive.</w:t>
+        <w:t>geometry ships with the archive.</w:t>
       </w:r>
     </w:p>
     <w:p>
@@ -4665,14 +4621,14 @@
         <w:jc w:val="right"/>
       </w:pPr>
       <w:r>
-        <w:t>Neither anchor is novel on its own: TotalSegmentator</w:t>
+        <w:t>Neither anchor is novel on its own. TotalSegmentator</w:t>
       </w:r>
       <w:r>
         <w:rPr>
           <w:color w:val="0000FF"/>
           <w:vertAlign w:val="superscript"/>
         </w:rPr>
-        <w:t xml:space="preserve">24 </w:t>
+        <w:t xml:space="preserve">27 </w:t>
       </w:r>
       <w:r>
         <w:t>carries a separate S1 class and</w:t>
@@ -4680,7 +4636,7 @@
     </w:p>
     <w:p>
       <w:pPr>
-        <w:spacing w:after="167" w:line="259" w:lineRule="auto"/>
+        <w:spacing w:after="171" w:line="259" w:lineRule="auto"/>
         <w:ind w:left="-5" w:right="865"/>
       </w:pPr>
       <w:r>
@@ -4691,7 +4647,7 @@
           <w:color w:val="0000FF"/>
           <w:vertAlign w:val="superscript"/>
         </w:rPr>
-        <w:t xml:space="preserve">22 </w:t>
+        <w:t xml:space="preserve">25 </w:t>
       </w:r>
       <w:r>
         <w:t xml:space="preserve">carries L6, whose identifier this release keeps, so its L6 </w:t>
@@ -4717,10 +4673,10 @@
         <w:t>A rib on a lumbar body receives its own class</w:t>
       </w:r>
       <w:r>
-        <w:t>, and this is the one class here with no published counterpart. A lumbar rib and a stump rib are the same object under two counts, so assigning it a number would commit the label to one reading of an enumeration anomaly. A scheme that numbers every rib 1–12 has nowhere to put a thirteenth: the annotator must either call it rib 12, asserting the vertebra beneath it is thoracic, the very question at issue, or discard it. TotalSegmentator carries ribs 1–12 per side and no such class, and VerSe’s T13 is a verte</w:t>
-      </w:r>
-      <w:r>
-        <w:t xml:space="preserve">bra rather than a rib. This scheme can record both: VerSe’s T13 (28) for a thoracic-type thirteenth vertebra with a true rib, and 58/59 for a lumbar-type body bearing a rudimentary one, so either reading is recorded as itself. No record here carries a T13; the sixteen lumbar-rib cases were read as lumbar-type bodies. Where a border vertebra could not be settled by its readers the label stands as read, and reclassifying those records with a classifier trained on local vertebral morphology (Sec. </w:t>
+        <w:t>, and this is the one class here with no published counterpart. A lumbar rib and a stump rib are the same object under two counts, so assigning it a number would commit the label to one reading of an enumeration anomaly. A scheme that numbers every rib 1–12 has nowhere to put a thirteenth, so the annotator must either call it rib 12, asserting the vertebra beneath it is thoracic, the very question at issue, or discard it. TotalSegmentator carries ribs 1–12 per side and no such class, and VerSe’s T13 is a ve</w:t>
+      </w:r>
+      <w:r>
+        <w:t xml:space="preserve">rtebra rather than a rib. This scheme can record both, VerSe’s T13 (28) with its rib pair (67–68) for a thoracic-type thirteenth vertebra, and 58/59 for a lumbar-type body bearing a rudimentary rib, so either reading is recorded as itself. No record here carries a T13; the sixteen lumbar-rib cases were read as lumbar-type bodies. Where a border vertebra could not be settled by its readers the label stands as read, and reclassifying those records with a classifier trained on local vertebral morphology (Sec. </w:t>
       </w:r>
       <w:r>
         <w:rPr>
@@ -4729,23 +4685,21 @@
         <w:t>V</w:t>
       </w:r>
       <w:r>
-        <w:t>) is the intended path for a later</w:t>
-      </w:r>
-    </w:p>
-    <w:p>
-      <w:pPr>
-        <w:spacing w:after="161" w:line="259" w:lineRule="auto"/>
+        <w:t>)</w:t>
+      </w:r>
+    </w:p>
+    <w:p>
+      <w:pPr>
+        <w:spacing w:after="165" w:line="259" w:lineRule="auto"/>
         <w:ind w:left="-5" w:right="865"/>
       </w:pPr>
       <w:r>
-        <w:t>release.</w:t>
-      </w:r>
-    </w:p>
-    <w:p>
-      <w:pPr>
-        <w:spacing w:after="114" w:line="259" w:lineRule="auto"/>
-        <w:ind w:left="10" w:right="865"/>
-        <w:jc w:val="right"/>
+        <w:t>is the intended path for a later release.</w:t>
+      </w:r>
+    </w:p>
+    <w:p>
+      <w:pPr>
+        <w:ind w:left="-15" w:right="865" w:firstLine="299"/>
       </w:pPr>
       <w:r>
         <w:t xml:space="preserve">Figure </w:t>
@@ -4757,7 +4711,16 @@
         <w:t xml:space="preserve">2 </w:t>
       </w:r>
       <w:r>
-        <w:t>shows why the interval is the primitive and the label is derived. Among the</w:t>
+        <w:t xml:space="preserve">shows why the interval is the primitive and the label is derived. Among the records with four rib-free vertebrae, some reach that count from above, through a rib on L1, and some from below, through a lumbosacral segment fused to the sacrum, in Fig. </w:t>
+      </w:r>
+      <w:r>
+        <w:rPr>
+          <w:color w:val="0000FF"/>
+        </w:rPr>
+        <w:t>2</w:t>
+      </w:r>
+      <w:r>
+        <w:t>(c) together with stump twelfth ribs; the count alone cannot tell them apart, and the release can because ribs, rib lengths and the S1 boundary are all labeled.</w:t>
       </w:r>
     </w:p>
     <w:p>
@@ -4775,10 +4738,10 @@
         <mc:AlternateContent>
           <mc:Choice Requires="wpg">
             <w:drawing>
-              <wp:inline distT="0" distB="0" distL="0" distR="0" wp14:anchorId="6AEAD71A" wp14:editId="4E4AF2EF">
+              <wp:inline distT="0" distB="0" distL="0" distR="0" wp14:anchorId="4750141B" wp14:editId="66201FC1">
                 <wp:extent cx="5402298" cy="1556695"/>
                 <wp:effectExtent l="0" t="0" r="0" b="0"/>
-                <wp:docPr id="30834" name="Group 30834"/>
+                <wp:docPr id="32198" name="Group 32198"/>
                 <wp:cNvGraphicFramePr/>
                 <a:graphic xmlns:a="http://schemas.openxmlformats.org/drawingml/2006/main">
                   <a:graphicData uri="http://schemas.microsoft.com/office/word/2010/wordprocessingGroup">
@@ -4794,11 +4757,11 @@
                       </wpg:grpSpPr>
                       <pic:pic xmlns:pic="http://schemas.openxmlformats.org/drawingml/2006/picture">
                         <pic:nvPicPr>
-                          <pic:cNvPr id="35763" name="Picture 35763"/>
+                          <pic:cNvPr id="35826" name="Picture 35826"/>
                           <pic:cNvPicPr/>
                         </pic:nvPicPr>
                         <pic:blipFill>
-                          <a:blip r:embed="rId16"/>
+                          <a:blip r:embed="rId10"/>
                           <a:stretch>
                             <a:fillRect/>
                           </a:stretch>
@@ -4814,7 +4777,7 @@
                         </pic:spPr>
                       </pic:pic>
                       <wps:wsp>
-                        <wps:cNvPr id="30039" name="Rectangle 30039"/>
+                        <wps:cNvPr id="31792" name="Rectangle 31792"/>
                         <wps:cNvSpPr/>
                         <wps:spPr>
                           <a:xfrm>
@@ -4851,7 +4814,7 @@
                         </wps:bodyPr>
                       </wps:wsp>
                       <wps:wsp>
-                        <wps:cNvPr id="4978" name="Rectangle 4978"/>
+                        <wps:cNvPr id="5146" name="Rectangle 5146"/>
                         <wps:cNvSpPr/>
                         <wps:spPr>
                           <a:xfrm>
@@ -4888,7 +4851,7 @@
                         </wps:bodyPr>
                       </wps:wsp>
                       <wps:wsp>
-                        <wps:cNvPr id="4983" name="Rectangle 4983"/>
+                        <wps:cNvPr id="5148" name="Rectangle 5148"/>
                         <wps:cNvSpPr/>
                         <wps:spPr>
                           <a:xfrm>
@@ -4925,7 +4888,7 @@
                         </wps:bodyPr>
                       </wps:wsp>
                       <wps:wsp>
-                        <wps:cNvPr id="4982" name="Rectangle 4982"/>
+                        <wps:cNvPr id="5147" name="Rectangle 5147"/>
                         <wps:cNvSpPr/>
                         <wps:spPr>
                           <a:xfrm>
@@ -4962,7 +4925,7 @@
                         </wps:bodyPr>
                       </wps:wsp>
                       <wps:wsp>
-                        <wps:cNvPr id="30040" name="Rectangle 30040"/>
+                        <wps:cNvPr id="31793" name="Rectangle 31793"/>
                         <wps:cNvSpPr/>
                         <wps:spPr>
                           <a:xfrm>
@@ -5000,11 +4963,11 @@
                       </wps:wsp>
                       <pic:pic xmlns:pic="http://schemas.openxmlformats.org/drawingml/2006/picture">
                         <pic:nvPicPr>
-                          <pic:cNvPr id="35764" name="Picture 35764"/>
+                          <pic:cNvPr id="35827" name="Picture 35827"/>
                           <pic:cNvPicPr/>
                         </pic:nvPicPr>
                         <pic:blipFill>
-                          <a:blip r:embed="rId17"/>
+                          <a:blip r:embed="rId11"/>
                           <a:stretch>
                             <a:fillRect/>
                           </a:stretch>
@@ -5020,7 +4983,7 @@
                         </pic:spPr>
                       </pic:pic>
                       <wps:wsp>
-                        <wps:cNvPr id="4987" name="Rectangle 4987"/>
+                        <wps:cNvPr id="5151" name="Rectangle 5151"/>
                         <wps:cNvSpPr/>
                         <wps:spPr>
                           <a:xfrm>
@@ -5057,7 +5020,7 @@
                         </wps:bodyPr>
                       </wps:wsp>
                       <wps:wsp>
-                        <wps:cNvPr id="4985" name="Rectangle 4985"/>
+                        <wps:cNvPr id="5149" name="Rectangle 5149"/>
                         <wps:cNvSpPr/>
                         <wps:spPr>
                           <a:xfrm>
@@ -5094,7 +5057,7 @@
                         </wps:bodyPr>
                       </wps:wsp>
                       <wps:wsp>
-                        <wps:cNvPr id="4986" name="Rectangle 4986"/>
+                        <wps:cNvPr id="5150" name="Rectangle 5150"/>
                         <wps:cNvSpPr/>
                         <wps:spPr>
                           <a:xfrm>
@@ -5131,7 +5094,7 @@
                         </wps:bodyPr>
                       </wps:wsp>
                       <wps:wsp>
-                        <wps:cNvPr id="4988" name="Rectangle 4988"/>
+                        <wps:cNvPr id="5152" name="Rectangle 5152"/>
                         <wps:cNvSpPr/>
                         <wps:spPr>
                           <a:xfrm>
@@ -5169,11 +5132,11 @@
                       </wps:wsp>
                       <pic:pic xmlns:pic="http://schemas.openxmlformats.org/drawingml/2006/picture">
                         <pic:nvPicPr>
-                          <pic:cNvPr id="35765" name="Picture 35765"/>
+                          <pic:cNvPr id="35828" name="Picture 35828"/>
                           <pic:cNvPicPr/>
                         </pic:nvPicPr>
                         <pic:blipFill>
-                          <a:blip r:embed="rId18"/>
+                          <a:blip r:embed="rId12"/>
                           <a:stretch>
                             <a:fillRect/>
                           </a:stretch>
@@ -5189,7 +5152,7 @@
                         </pic:spPr>
                       </pic:pic>
                       <wps:wsp>
-                        <wps:cNvPr id="4995" name="Rectangle 4995"/>
+                        <wps:cNvPr id="5157" name="Rectangle 5157"/>
                         <wps:cNvSpPr/>
                         <wps:spPr>
                           <a:xfrm>
@@ -5226,7 +5189,7 @@
                         </wps:bodyPr>
                       </wps:wsp>
                       <wps:wsp>
-                        <wps:cNvPr id="4989" name="Rectangle 4989"/>
+                        <wps:cNvPr id="5153" name="Rectangle 5153"/>
                         <wps:cNvSpPr/>
                         <wps:spPr>
                           <a:xfrm>
@@ -5263,7 +5226,7 @@
                         </wps:bodyPr>
                       </wps:wsp>
                       <wps:wsp>
-                        <wps:cNvPr id="4992" name="Rectangle 4992"/>
+                        <wps:cNvPr id="5154" name="Rectangle 5154"/>
                         <wps:cNvSpPr/>
                         <wps:spPr>
                           <a:xfrm>
@@ -5300,7 +5263,7 @@
                         </wps:bodyPr>
                       </wps:wsp>
                       <wps:wsp>
-                        <wps:cNvPr id="4993" name="Rectangle 4993"/>
+                        <wps:cNvPr id="5155" name="Rectangle 5155"/>
                         <wps:cNvSpPr/>
                         <wps:spPr>
                           <a:xfrm>
@@ -5337,7 +5300,7 @@
                         </wps:bodyPr>
                       </wps:wsp>
                       <wps:wsp>
-                        <wps:cNvPr id="4994" name="Rectangle 4994"/>
+                        <wps:cNvPr id="5156" name="Rectangle 5156"/>
                         <wps:cNvSpPr/>
                         <wps:spPr>
                           <a:xfrm>
@@ -5374,7 +5337,7 @@
                         </wps:bodyPr>
                       </wps:wsp>
                       <wps:wsp>
-                        <wps:cNvPr id="4996" name="Rectangle 4996"/>
+                        <wps:cNvPr id="5159" name="Rectangle 5159"/>
                         <wps:cNvSpPr/>
                         <wps:spPr>
                           <a:xfrm>
@@ -5412,11 +5375,11 @@
                       </wps:wsp>
                       <pic:pic xmlns:pic="http://schemas.openxmlformats.org/drawingml/2006/picture">
                         <pic:nvPicPr>
-                          <pic:cNvPr id="35766" name="Picture 35766"/>
+                          <pic:cNvPr id="35829" name="Picture 35829"/>
                           <pic:cNvPicPr/>
                         </pic:nvPicPr>
                         <pic:blipFill>
-                          <a:blip r:embed="rId19"/>
+                          <a:blip r:embed="rId13"/>
                           <a:stretch>
                             <a:fillRect/>
                           </a:stretch>
@@ -5432,7 +5395,7 @@
                         </pic:spPr>
                       </pic:pic>
                       <wps:wsp>
-                        <wps:cNvPr id="4997" name="Rectangle 4997"/>
+                        <wps:cNvPr id="5163" name="Rectangle 5163"/>
                         <wps:cNvSpPr/>
                         <wps:spPr>
                           <a:xfrm>
@@ -5469,7 +5432,7 @@
                         </wps:bodyPr>
                       </wps:wsp>
                       <wps:wsp>
-                        <wps:cNvPr id="4998" name="Rectangle 4998"/>
+                        <wps:cNvPr id="5166" name="Rectangle 5166"/>
                         <wps:cNvSpPr/>
                         <wps:spPr>
                           <a:xfrm>
@@ -5506,7 +5469,7 @@
                         </wps:bodyPr>
                       </wps:wsp>
                       <wps:wsp>
-                        <wps:cNvPr id="4999" name="Rectangle 4999"/>
+                        <wps:cNvPr id="5167" name="Rectangle 5167"/>
                         <wps:cNvSpPr/>
                         <wps:spPr>
                           <a:xfrm>
@@ -5543,7 +5506,7 @@
                         </wps:bodyPr>
                       </wps:wsp>
                       <wps:wsp>
-                        <wps:cNvPr id="5000" name="Rectangle 5000"/>
+                        <wps:cNvPr id="5168" name="Rectangle 5168"/>
                         <wps:cNvSpPr/>
                         <wps:spPr>
                           <a:xfrm>
@@ -5580,7 +5543,7 @@
                         </wps:bodyPr>
                       </wps:wsp>
                       <wps:wsp>
-                        <wps:cNvPr id="36404" name="Shape 36404"/>
+                        <wps:cNvPr id="36468" name="Shape 36468"/>
                         <wps:cNvSpPr/>
                         <wps:spPr>
                           <a:xfrm>
@@ -5632,7 +5595,7 @@
                         <wps:bodyPr/>
                       </wps:wsp>
                       <wps:wsp>
-                        <wps:cNvPr id="30041" name="Rectangle 30041"/>
+                        <wps:cNvPr id="31794" name="Rectangle 31794"/>
                         <wps:cNvSpPr/>
                         <wps:spPr>
                           <a:xfrm>
@@ -5669,7 +5632,7 @@
                         </wps:bodyPr>
                       </wps:wsp>
                       <wps:wsp>
-                        <wps:cNvPr id="5038" name="Rectangle 5038"/>
+                        <wps:cNvPr id="5220" name="Rectangle 5220"/>
                         <wps:cNvSpPr/>
                         <wps:spPr>
                           <a:xfrm>
@@ -5706,7 +5669,7 @@
                         </wps:bodyPr>
                       </wps:wsp>
                       <wps:wsp>
-                        <wps:cNvPr id="5041" name="Rectangle 5041"/>
+                        <wps:cNvPr id="5221" name="Rectangle 5221"/>
                         <wps:cNvSpPr/>
                         <wps:spPr>
                           <a:xfrm>
@@ -5743,7 +5706,7 @@
                         </wps:bodyPr>
                       </wps:wsp>
                       <wps:wsp>
-                        <wps:cNvPr id="5046" name="Rectangle 5046"/>
+                        <wps:cNvPr id="5222" name="Rectangle 5222"/>
                         <wps:cNvSpPr/>
                         <wps:spPr>
                           <a:xfrm>
@@ -5780,7 +5743,7 @@
                         </wps:bodyPr>
                       </wps:wsp>
                       <wps:wsp>
-                        <wps:cNvPr id="5049" name="Rectangle 5049"/>
+                        <wps:cNvPr id="5223" name="Rectangle 5223"/>
                         <wps:cNvSpPr/>
                         <wps:spPr>
                           <a:xfrm>
@@ -5817,7 +5780,7 @@
                         </wps:bodyPr>
                       </wps:wsp>
                       <wps:wsp>
-                        <wps:cNvPr id="30042" name="Rectangle 30042"/>
+                        <wps:cNvPr id="31795" name="Rectangle 31795"/>
                         <wps:cNvSpPr/>
                         <wps:spPr>
                           <a:xfrm>
@@ -5854,7 +5817,7 @@
                         </wps:bodyPr>
                       </wps:wsp>
                       <wps:wsp>
-                        <wps:cNvPr id="5023" name="Rectangle 5023"/>
+                        <wps:cNvPr id="5217" name="Rectangle 5217"/>
                         <wps:cNvSpPr/>
                         <wps:spPr>
                           <a:xfrm>
@@ -5891,7 +5854,7 @@
                         </wps:bodyPr>
                       </wps:wsp>
                       <wps:wsp>
-                        <wps:cNvPr id="5029" name="Rectangle 5029"/>
+                        <wps:cNvPr id="5218" name="Rectangle 5218"/>
                         <wps:cNvSpPr/>
                         <wps:spPr>
                           <a:xfrm>
@@ -5928,7 +5891,7 @@
                         </wps:bodyPr>
                       </wps:wsp>
                       <wps:wsp>
-                        <wps:cNvPr id="36405" name="Shape 36405"/>
+                        <wps:cNvPr id="36469" name="Shape 36469"/>
                         <wps:cNvSpPr/>
                         <wps:spPr>
                           <a:xfrm>
@@ -5980,7 +5943,7 @@
                         <wps:bodyPr/>
                       </wps:wsp>
                       <wps:wsp>
-                        <wps:cNvPr id="5060" name="Rectangle 5060"/>
+                        <wps:cNvPr id="5225" name="Rectangle 5225"/>
                         <wps:cNvSpPr/>
                         <wps:spPr>
                           <a:xfrm>
@@ -6017,7 +5980,7 @@
                         </wps:bodyPr>
                       </wps:wsp>
                       <wps:wsp>
-                        <wps:cNvPr id="5071" name="Rectangle 5071"/>
+                        <wps:cNvPr id="5228" name="Rectangle 5228"/>
                         <wps:cNvSpPr/>
                         <wps:spPr>
                           <a:xfrm>
@@ -6054,7 +6017,7 @@
                         </wps:bodyPr>
                       </wps:wsp>
                       <wps:wsp>
-                        <wps:cNvPr id="5064" name="Rectangle 5064"/>
+                        <wps:cNvPr id="5227" name="Rectangle 5227"/>
                         <wps:cNvSpPr/>
                         <wps:spPr>
                           <a:xfrm>
@@ -6091,7 +6054,7 @@
                         </wps:bodyPr>
                       </wps:wsp>
                       <wps:wsp>
-                        <wps:cNvPr id="5058" name="Rectangle 5058"/>
+                        <wps:cNvPr id="5224" name="Rectangle 5224"/>
                         <wps:cNvSpPr/>
                         <wps:spPr>
                           <a:xfrm>
@@ -6128,7 +6091,7 @@
                         </wps:bodyPr>
                       </wps:wsp>
                       <wps:wsp>
-                        <wps:cNvPr id="36406" name="Shape 36406"/>
+                        <wps:cNvPr id="36470" name="Shape 36470"/>
                         <wps:cNvSpPr/>
                         <wps:spPr>
                           <a:xfrm>
@@ -6180,7 +6143,7 @@
                         <wps:bodyPr/>
                       </wps:wsp>
                       <wps:wsp>
-                        <wps:cNvPr id="5081" name="Rectangle 5081"/>
+                        <wps:cNvPr id="5233" name="Rectangle 5233"/>
                         <wps:cNvSpPr/>
                         <wps:spPr>
                           <a:xfrm>
@@ -6217,7 +6180,7 @@
                         </wps:bodyPr>
                       </wps:wsp>
                       <wps:wsp>
-                        <wps:cNvPr id="5082" name="Rectangle 5082"/>
+                        <wps:cNvPr id="5235" name="Rectangle 5235"/>
                         <wps:cNvSpPr/>
                         <wps:spPr>
                           <a:xfrm>
@@ -6254,7 +6217,7 @@
                         </wps:bodyPr>
                       </wps:wsp>
                       <wps:wsp>
-                        <wps:cNvPr id="5078" name="Rectangle 5078"/>
+                        <wps:cNvPr id="5230" name="Rectangle 5230"/>
                         <wps:cNvSpPr/>
                         <wps:spPr>
                           <a:xfrm>
@@ -6291,7 +6254,7 @@
                         </wps:bodyPr>
                       </wps:wsp>
                       <wps:wsp>
-                        <wps:cNvPr id="5076" name="Rectangle 5076"/>
+                        <wps:cNvPr id="5229" name="Rectangle 5229"/>
                         <wps:cNvSpPr/>
                         <wps:spPr>
                           <a:xfrm>
@@ -6328,7 +6291,7 @@
                         </wps:bodyPr>
                       </wps:wsp>
                       <wps:wsp>
-                        <wps:cNvPr id="5080" name="Rectangle 5080"/>
+                        <wps:cNvPr id="5232" name="Rectangle 5232"/>
                         <wps:cNvSpPr/>
                         <wps:spPr>
                           <a:xfrm>
@@ -6372,11 +6335,11 @@
           </mc:Choice>
           <mc:Fallback xmlns:a="http://schemas.openxmlformats.org/drawingml/2006/main">
             <w:pict>
-              <v:group id="Group 30834" style="width:425.378pt;height:122.574pt;mso-position-horizontal-relative:char;mso-position-vertical-relative:line" coordsize="54022,15566">
-                <v:shape id="Picture 35763" style="position:absolute;width:10454;height:12222;left:3117;top:1468;" filled="f">
-                  <v:imagedata r:id="rId20"/>
+              <v:group id="Group 32198" style="width:425.378pt;height:122.574pt;mso-position-horizontal-relative:char;mso-position-vertical-relative:line" coordsize="54022,15566">
+                <v:shape id="Picture 35826" style="position:absolute;width:10454;height:12222;left:3117;top:1468;" filled="f">
+                  <v:imagedata r:id="rId14"/>
                 </v:shape>
-                <v:rect id="Rectangle 30039" style="position:absolute;width:1386;height:1548;left:2650;top:0;" filled="f" stroked="f">
+                <v:rect id="Rectangle 31792" style="position:absolute;width:1386;height:1548;left:2650;top:0;" filled="f" stroked="f">
                   <v:textbox inset="0,0,0,0">
                     <w:txbxContent>
                       <w:p>
@@ -6396,7 +6359,7 @@
                     </w:txbxContent>
                   </v:textbox>
                 </v:rect>
-                <v:rect id="Rectangle 4978" style="position:absolute;width:251;height:1548;left:5777;top:0;" filled="f" stroked="f">
+                <v:rect id="Rectangle 5146" style="position:absolute;width:251;height:1548;left:5777;top:0;" filled="f" stroked="f">
                   <v:textbox inset="0,0,0,0">
                     <w:txbxContent>
                       <w:p>
@@ -6416,7 +6379,7 @@
                     </w:txbxContent>
                   </v:textbox>
                 </v:rect>
-                <v:rect id="Rectangle 4983" style="position:absolute;width:251;height:1548;left:10517;top:0;" filled="f" stroked="f">
+                <v:rect id="Rectangle 5148" style="position:absolute;width:251;height:1548;left:10517;top:0;" filled="f" stroked="f">
                   <v:textbox inset="0,0,0,0">
                     <w:txbxContent>
                       <w:p>
@@ -6436,7 +6399,7 @@
                     </w:txbxContent>
                   </v:textbox>
                 </v:rect>
-                <v:rect id="Rectangle 4982" style="position:absolute;width:882;height:1548;left:8194;top:0;" filled="f" stroked="f">
+                <v:rect id="Rectangle 5147" style="position:absolute;width:882;height:1548;left:8194;top:0;" filled="f" stroked="f">
                   <v:textbox inset="0,0,0,0">
                     <w:txbxContent>
                       <w:p>
@@ -6456,7 +6419,7 @@
                     </w:txbxContent>
                   </v:textbox>
                 </v:rect>
-                <v:rect id="Rectangle 30040" style="position:absolute;width:251;height:1548;left:4166;top:0;" filled="f" stroked="f">
+                <v:rect id="Rectangle 31793" style="position:absolute;width:251;height:1548;left:4166;top:0;" filled="f" stroked="f">
                   <v:textbox inset="0,0,0,0">
                     <w:txbxContent>
                       <w:p>
@@ -6476,10 +6439,10 @@
                     </w:txbxContent>
                   </v:textbox>
                 </v:rect>
-                <v:shape id="Picture 35764" style="position:absolute;width:10485;height:12222;left:16579;top:1468;" filled="f">
-                  <v:imagedata r:id="rId21"/>
+                <v:shape id="Picture 35827" style="position:absolute;width:10485;height:12222;left:16579;top:1468;" filled="f">
+                  <v:imagedata r:id="rId15"/>
                 </v:shape>
-                <v:rect id="Rectangle 4987" style="position:absolute;width:1575;height:1548;left:21980;top:0;" filled="f" stroked="f">
+                <v:rect id="Rectangle 5151" style="position:absolute;width:1575;height:1548;left:21980;top:0;" filled="f" stroked="f">
                   <v:textbox inset="0,0,0,0">
                     <w:txbxContent>
                       <w:p>
@@ -6499,7 +6462,7 @@
                     </w:txbxContent>
                   </v:textbox>
                 </v:rect>
-                <v:rect id="Rectangle 4985" style="position:absolute;width:1386;height:1548;left:17666;top:0;" filled="f" stroked="f">
+                <v:rect id="Rectangle 5149" style="position:absolute;width:1386;height:1548;left:17666;top:0;" filled="f" stroked="f">
                   <v:textbox inset="0,0,0,0">
                     <w:txbxContent>
                       <w:p>
@@ -6519,7 +6482,7 @@
                     </w:txbxContent>
                   </v:textbox>
                 </v:rect>
-                <v:rect id="Rectangle 4986" style="position:absolute;width:882;height:1548;left:20368;top:0;" filled="f" stroked="f">
+                <v:rect id="Rectangle 5150" style="position:absolute;width:882;height:1548;left:20368;top:0;" filled="f" stroked="f">
                   <v:textbox inset="0,0,0,0">
                     <w:txbxContent>
                       <w:p>
@@ -6539,7 +6502,7 @@
                     </w:txbxContent>
                   </v:textbox>
                 </v:rect>
-                <v:rect id="Rectangle 4988" style="position:absolute;width:630;height:1548;left:25061;top:0;" filled="f" stroked="f">
+                <v:rect id="Rectangle 5152" style="position:absolute;width:630;height:1548;left:25061;top:0;" filled="f" stroked="f">
                   <v:textbox inset="0,0,0,0">
                     <w:txbxContent>
                       <w:p>
@@ -6559,10 +6522,10 @@
                     </w:txbxContent>
                   </v:textbox>
                 </v:rect>
-                <v:shape id="Picture 35765" style="position:absolute;width:10454;height:12222;left:30082;top:1468;" filled="f">
-                  <v:imagedata r:id="rId22"/>
+                <v:shape id="Picture 35828" style="position:absolute;width:10454;height:12222;left:30082;top:1468;" filled="f">
+                  <v:imagedata r:id="rId16"/>
                 </v:shape>
-                <v:rect id="Rectangle 4995" style="position:absolute;width:251;height:1548;left:40217;top:0;" filled="f" stroked="f">
+                <v:rect id="Rectangle 5157" style="position:absolute;width:251;height:1548;left:40217;top:0;" filled="f" stroked="f">
                   <v:textbox inset="0,0,0,0">
                     <w:txbxContent>
                       <w:p>
@@ -6582,7 +6545,7 @@
                     </w:txbxContent>
                   </v:textbox>
                 </v:rect>
-                <v:rect id="Rectangle 4989" style="position:absolute;width:1322;height:1548;left:27480;top:0;" filled="f" stroked="f">
+                <v:rect id="Rectangle 5153" style="position:absolute;width:1322;height:1548;left:27480;top:0;" filled="f" stroked="f">
                   <v:textbox inset="0,0,0,0">
                     <w:txbxContent>
                       <w:p>
@@ -6602,7 +6565,7 @@
                     </w:txbxContent>
                   </v:textbox>
                 </v:rect>
-                <v:rect id="Rectangle 4992" style="position:absolute;width:315;height:1548;left:30134;top:0;" filled="f" stroked="f">
+                <v:rect id="Rectangle 5154" style="position:absolute;width:315;height:1548;left:30134;top:0;" filled="f" stroked="f">
                   <v:textbox inset="0,0,0,0">
                     <w:txbxContent>
                       <w:p>
@@ -6622,7 +6585,7 @@
                     </w:txbxContent>
                   </v:textbox>
                 </v:rect>
-                <v:rect id="Rectangle 4993" style="position:absolute;width:251;height:1548;left:33452;top:0;" filled="f" stroked="f">
+                <v:rect id="Rectangle 5155" style="position:absolute;width:251;height:1548;left:33452;top:0;" filled="f" stroked="f">
                   <v:textbox inset="0,0,0,0">
                     <w:txbxContent>
                       <w:p>
@@ -6642,7 +6605,7 @@
                     </w:txbxContent>
                   </v:textbox>
                 </v:rect>
-                <v:rect id="Rectangle 4994" style="position:absolute;width:315;height:1548;left:37420;top:0;" filled="f" stroked="f">
+                <v:rect id="Rectangle 5156" style="position:absolute;width:315;height:1548;left:37420;top:0;" filled="f" stroked="f">
                   <v:textbox inset="0,0,0,0">
                     <w:txbxContent>
                       <w:p>
@@ -6662,7 +6625,7 @@
                     </w:txbxContent>
                   </v:textbox>
                 </v:rect>
-                <v:rect id="Rectangle 4996" style="position:absolute;width:251;height:1548;left:42018;top:0;" filled="f" stroked="f">
+                <v:rect id="Rectangle 5159" style="position:absolute;width:251;height:1548;left:42018;top:0;" filled="f" stroked="f">
                   <v:textbox inset="0,0,0,0">
                     <w:txbxContent>
                       <w:p>
@@ -6682,10 +6645,10 @@
                     </w:txbxContent>
                   </v:textbox>
                 </v:rect>
-                <v:shape id="Picture 35766" style="position:absolute;width:10485;height:12222;left:43544;top:1468;" filled="f">
-                  <v:imagedata r:id="rId23"/>
+                <v:shape id="Picture 35829" style="position:absolute;width:10485;height:12222;left:43544;top:1468;" filled="f">
+                  <v:imagedata r:id="rId17"/>
                 </v:shape>
-                <v:rect id="Rectangle 4997" style="position:absolute;width:1386;height:1548;left:43239;top:0;" filled="f" stroked="f">
+                <v:rect id="Rectangle 5163" style="position:absolute;width:1386;height:1548;left:43239;top:0;" filled="f" stroked="f">
                   <v:textbox inset="0,0,0,0">
                     <w:txbxContent>
                       <w:p>
@@ -6705,7 +6668,7 @@
                     </w:txbxContent>
                   </v:textbox>
                 </v:rect>
-                <v:rect id="Rectangle 4998" style="position:absolute;width:1763;height:1548;left:44944;top:0;" filled="f" stroked="f">
+                <v:rect id="Rectangle 5166" style="position:absolute;width:1763;height:1548;left:44944;top:0;" filled="f" stroked="f">
                   <v:textbox inset="0,0,0,0">
                     <w:txbxContent>
                       <w:p>
@@ -6725,7 +6688,7 @@
                     </w:txbxContent>
                   </v:textbox>
                 </v:rect>
-                <v:rect id="Rectangle 4999" style="position:absolute;width:882;height:1548;left:48498;top:0;" filled="f" stroked="f">
+                <v:rect id="Rectangle 5167" style="position:absolute;width:882;height:1548;left:48498;top:0;" filled="f" stroked="f">
                   <v:textbox inset="0,0,0,0">
                     <w:txbxContent>
                       <w:p>
@@ -6745,7 +6708,7 @@
                     </w:txbxContent>
                   </v:textbox>
                 </v:rect>
-                <v:rect id="Rectangle 5000" style="position:absolute;width:251;height:1548;left:50821;top:0;" filled="f" stroked="f">
+                <v:rect id="Rectangle 5168" style="position:absolute;width:251;height:1548;left:50821;top:0;" filled="f" stroked="f">
                   <v:textbox inset="0,0,0,0">
                     <w:txbxContent>
                       <w:p>
@@ -6765,11 +6728,11 @@
                     </w:txbxContent>
                   </v:textbox>
                 </v:rect>
-                <v:shape id="Shape 36407" style="position:absolute;width:1525;height:533;left:0;top:14785;" coordsize="152509,53378" path="m0,0l152509,0l152509,53378l0,53378l0,0">
+                <v:shape id="Shape 36471" style="position:absolute;width:1525;height:533;left:0;top:14785;" coordsize="152509,53378" path="m0,0l152509,0l152509,53378l0,53378l0,0">
                   <v:stroke weight="0.79004pt" endcap="flat" joinstyle="miter" miterlimit="10" on="true" color="#d64541"/>
                   <v:fill on="true" color="#d64541"/>
                 </v:shape>
-                <v:rect id="Rectangle 30041" style="position:absolute;width:281;height:1384;left:6796;top:14526;" filled="f" stroked="f">
+                <v:rect id="Rectangle 31794" style="position:absolute;width:281;height:1384;left:6796;top:14526;" filled="f" stroked="f">
                   <v:textbox inset="0,0,0,0">
                     <w:txbxContent>
                       <w:p>
@@ -6789,7 +6752,7 @@
                     </w:txbxContent>
                   </v:textbox>
                 </v:rect>
-                <v:rect id="Rectangle 5038" style="position:absolute;width:225;height:1384;left:9847;top:14526;" filled="f" stroked="f">
+                <v:rect id="Rectangle 5220" style="position:absolute;width:225;height:1384;left:9847;top:14526;" filled="f" stroked="f">
                   <v:textbox inset="0,0,0,0">
                     <w:txbxContent>
                       <w:p>
@@ -6809,7 +6772,7 @@
                     </w:txbxContent>
                   </v:textbox>
                 </v:rect>
-                <v:rect id="Rectangle 5041" style="position:absolute;width:1352;height:1384;left:12220;top:14526;" filled="f" stroked="f">
+                <v:rect id="Rectangle 5221" style="position:absolute;width:1352;height:1384;left:12220;top:14526;" filled="f" stroked="f">
                   <v:textbox inset="0,0,0,0">
                     <w:txbxContent>
                       <w:p>
@@ -6829,7 +6792,7 @@
                     </w:txbxContent>
                   </v:textbox>
                 </v:rect>
-                <v:rect id="Rectangle 5046" style="position:absolute;width:2874;height:1384;left:16246;top:14526;" filled="f" stroked="f">
+                <v:rect id="Rectangle 5222" style="position:absolute;width:2874;height:1384;left:16246;top:14526;" filled="f" stroked="f">
                   <v:textbox inset="0,0,0,0">
                     <w:txbxContent>
                       <w:p>
@@ -6849,7 +6812,7 @@
                     </w:txbxContent>
                   </v:textbox>
                 </v:rect>
-                <v:rect id="Rectangle 5049" style="position:absolute;width:225;height:1384;left:19467;top:14526;" filled="f" stroked="f">
+                <v:rect id="Rectangle 5223" style="position:absolute;width:225;height:1384;left:19467;top:14526;" filled="f" stroked="f">
                   <v:textbox inset="0,0,0,0">
                     <w:txbxContent>
                       <w:p>
@@ -6869,7 +6832,7 @@
                     </w:txbxContent>
                   </v:textbox>
                 </v:rect>
-                <v:rect id="Rectangle 30042" style="position:absolute;width:1521;height:1384;left:7220;top:14526;" filled="f" stroked="f">
+                <v:rect id="Rectangle 31795" style="position:absolute;width:1521;height:1384;left:7220;top:14526;" filled="f" stroked="f">
                   <v:textbox inset="0,0,0,0">
                     <w:txbxContent>
                       <w:p>
@@ -6889,7 +6852,7 @@
                     </w:txbxContent>
                   </v:textbox>
                 </v:rect>
-                <v:rect id="Rectangle 5023" style="position:absolute;width:225;height:1384;left:4084;top:14526;" filled="f" stroked="f">
+                <v:rect id="Rectangle 5217" style="position:absolute;width:225;height:1384;left:4084;top:14526;" filled="f" stroked="f">
                   <v:textbox inset="0,0,0,0">
                     <w:txbxContent>
                       <w:p>
@@ -6909,7 +6872,7 @@
                     </w:txbxContent>
                   </v:textbox>
                 </v:rect>
-                <v:rect id="Rectangle 5029" style="position:absolute;width:563;height:1384;left:5694;top:14526;" filled="f" stroked="f">
+                <v:rect id="Rectangle 5218" style="position:absolute;width:563;height:1384;left:5694;top:14526;" filled="f" stroked="f">
                   <v:textbox inset="0,0,0,0">
                     <w:txbxContent>
                       <w:p>
@@ -6929,11 +6892,11 @@
                     </w:txbxContent>
                   </v:textbox>
                 </v:rect>
-                <v:shape id="Shape 36408" style="position:absolute;width:1525;height:533;left:21643;top:14785;" coordsize="152509,53378" path="m0,0l152509,0l152509,53378l0,53378l0,0">
+                <v:shape id="Shape 36472" style="position:absolute;width:1525;height:533;left:21643;top:14785;" coordsize="152509,53378" path="m0,0l152509,0l152509,53378l0,53378l0,0">
                   <v:stroke weight="0.79004pt" endcap="flat" joinstyle="miter" miterlimit="10" on="true" color="#e8b044"/>
                   <v:fill on="true" color="#e8b044"/>
                 </v:shape>
-                <v:rect id="Rectangle 5060" style="position:absolute;width:225;height:1384;left:25304;top:14526;" filled="f" stroked="f">
+                <v:rect id="Rectangle 5225" style="position:absolute;width:225;height:1384;left:25304;top:14526;" filled="f" stroked="f">
                   <v:textbox inset="0,0,0,0">
                     <w:txbxContent>
                       <w:p>
@@ -6953,7 +6916,7 @@
                     </w:txbxContent>
                   </v:textbox>
                 </v:rect>
-                <v:rect id="Rectangle 5071" style="position:absolute;width:563;height:1384;left:37342;top:14526;" filled="f" stroked="f">
+                <v:rect id="Rectangle 5228" style="position:absolute;width:563;height:1384;left:37342;top:14526;" filled="f" stroked="f">
                   <v:textbox inset="0,0,0,0">
                     <w:txbxContent>
                       <w:p>
@@ -6973,7 +6936,7 @@
                     </w:txbxContent>
                   </v:textbox>
                 </v:rect>
-                <v:rect id="Rectangle 5064" style="position:absolute;width:732;height:1384;left:35095;top:14526;" filled="f" stroked="f">
+                <v:rect id="Rectangle 5227" style="position:absolute;width:732;height:1384;left:35095;top:14526;" filled="f" stroked="f">
                   <v:textbox inset="0,0,0,0">
                     <w:txbxContent>
                       <w:p>
@@ -6993,7 +6956,7 @@
                     </w:txbxContent>
                   </v:textbox>
                 </v:rect>
-                <v:rect id="Rectangle 5058" style="position:absolute;width:563;height:1384;left:23990;top:14526;" filled="f" stroked="f">
+                <v:rect id="Rectangle 5224" style="position:absolute;width:563;height:1384;left:23990;top:14526;" filled="f" stroked="f">
                   <v:textbox inset="0,0,0,0">
                     <w:txbxContent>
                       <w:p>
@@ -7013,11 +6976,11 @@
                     </w:txbxContent>
                   </v:textbox>
                 </v:rect>
-                <v:shape id="Shape 36409" style="position:absolute;width:1525;height:533;left:40398;top:14785;" coordsize="152509,53378" path="m0,0l152509,0l152509,53378l0,53378l0,0">
+                <v:shape id="Shape 36473" style="position:absolute;width:1525;height:533;left:40398;top:14785;" coordsize="152509,53378" path="m0,0l152509,0l152509,53378l0,53378l0,0">
                   <v:stroke weight="0.79004pt" endcap="flat" joinstyle="miter" miterlimit="10" on="true" color="#306ebe"/>
                   <v:fill on="true" color="#306ebe"/>
                 </v:shape>
-                <v:rect id="Rectangle 5081" style="position:absolute;width:281;height:1384;left:48679;top:14526;" filled="f" stroked="f">
+                <v:rect id="Rectangle 5233" style="position:absolute;width:281;height:1384;left:48679;top:14526;" filled="f" stroked="f">
                   <v:textbox inset="0,0,0,0">
                     <w:txbxContent>
                       <w:p>
@@ -7037,7 +7000,7 @@
                     </w:txbxContent>
                   </v:textbox>
                 </v:rect>
-                <v:rect id="Rectangle 5082" style="position:absolute;width:563;height:1384;left:53552;top:14526;" filled="f" stroked="f">
+                <v:rect id="Rectangle 5235" style="position:absolute;width:563;height:1384;left:53552;top:14526;" filled="f" stroked="f">
                   <v:textbox inset="0,0,0,0">
                     <w:txbxContent>
                       <w:p>
@@ -7057,7 +7020,7 @@
                     </w:txbxContent>
                   </v:textbox>
                 </v:rect>
-                <v:rect id="Rectangle 5078" style="position:absolute;width:563;height:1384;left:46220;top:14526;" filled="f" stroked="f">
+                <v:rect id="Rectangle 5230" style="position:absolute;width:563;height:1384;left:46220;top:14526;" filled="f" stroked="f">
                   <v:textbox inset="0,0,0,0">
                     <w:txbxContent>
                       <w:p>
@@ -7077,7 +7040,7 @@
                     </w:txbxContent>
                   </v:textbox>
                 </v:rect>
-                <v:rect id="Rectangle 5076" style="position:absolute;width:225;height:1384;left:44610;top:14526;" filled="f" stroked="f">
+                <v:rect id="Rectangle 5229" style="position:absolute;width:225;height:1384;left:44610;top:14526;" filled="f" stroked="f">
                   <v:textbox inset="0,0,0,0">
                     <w:txbxContent>
                       <w:p>
@@ -7097,7 +7060,7 @@
                     </w:txbxContent>
                   </v:textbox>
                 </v:rect>
-                <v:rect id="Rectangle 5080" style="position:absolute;width:281;height:1384;left:47322;top:14526;" filled="f" stroked="f">
+                <v:rect id="Rectangle 5232" style="position:absolute;width:281;height:1384;left:47322;top:14526;" filled="f" stroked="f">
                   <v:textbox inset="0,0,0,0">
                     <w:txbxContent>
                       <w:p>
@@ -7139,24 +7102,16 @@
         <w:rPr>
           <w:sz w:val="22"/>
         </w:rPr>
-        <w:t>2 The two anchors, from the released labels. Red, lowest rib-bearing vertebra and its rib; blue, S1; yellow, the rib-free vertebrae between. (b) and (c) both count four: a long rib on L1 in (b); in (c) the twelfth ribs are stumps and the segment below the fourth lumbar body is fused to the sacrum (Castellvi IIIb) and carries the S1 identifier.</w:t>
-      </w:r>
-    </w:p>
-    <w:p>
-      <w:pPr>
-        <w:ind w:left="-5" w:right="865"/>
-      </w:pPr>
-      <w:r>
-        <w:t xml:space="preserve">records with four rib-free vertebrae, some reach that count from above, through a rib on L1, and some from below, through a lumbosacral segment fused to the sacrum, in Fig. </w:t>
-      </w:r>
-      <w:r>
-        <w:rPr>
-          <w:color w:val="0000FF"/>
-        </w:rPr>
-        <w:t>2</w:t>
-      </w:r>
-      <w:r>
-        <w:t>(c) together with stump twelfth ribs; the count alone cannot tell them apart, and the release</w:t>
+        <w:t>2 The two anchors, from the released labels. Red, lowest rib-bearing vertebra and its rib; blue, S1; yellow, the rib-free vertebrae between. (b) and (c) both count four. In (b) a long rib sits on L1; in (c) the twelfth ribs are stumps and the segment below the fourth lumbar body is fused to the sacrum (Castellvi IIIb) and carries the S1 identifier.</w:t>
+      </w:r>
+    </w:p>
+    <w:p>
+      <w:pPr>
+        <w:spacing w:after="114" w:line="259" w:lineRule="auto"/>
+        <w:ind w:left="309" w:right="865"/>
+      </w:pPr>
+      <w:r>
+        <w:t>Sixteen records carry a lumbar rib, thirteen bilateral and three unilateral, all on the right,</w:t>
       </w:r>
     </w:p>
     <w:p>
@@ -7165,25 +7120,7 @@
         <w:ind w:left="-5" w:right="865"/>
       </w:pPr>
       <w:r>
-        <w:t>can because ribs, rib lengths and the S1 boundary are all labeled.</w:t>
-      </w:r>
-    </w:p>
-    <w:p>
-      <w:pPr>
-        <w:spacing w:after="114" w:line="259" w:lineRule="auto"/>
-        <w:ind w:left="309" w:right="865"/>
-      </w:pPr>
-      <w:r>
-        <w:t>Sixteen records carry a lumbar rib: thirteen bilateral and three unilateral, all on the</w:t>
-      </w:r>
-    </w:p>
-    <w:p>
-      <w:pPr>
-        <w:spacing w:after="139" w:line="259" w:lineRule="auto"/>
-        <w:ind w:left="-5" w:right="865"/>
-      </w:pPr>
-      <w:r>
-        <w:t>right, a count too small to support any statement about side preference.</w:t>
+        <w:t>too few to speak to side preference.</w:t>
       </w:r>
     </w:p>
     <w:p>
@@ -7191,7 +7128,7 @@
         <w:ind w:left="-15" w:right="865" w:firstLine="299"/>
       </w:pPr>
       <w:r>
-        <w:t>Eighteen records carry an L6. Seventeen of them carry a consensus Castellvi grade; the eighteenth was not graded. The source transitional label (pelvic where CTPelvic1K flagged one, otherwise the lumbar count) reads lumbarization in fourteen, sacralization in two and semi-sacralization in one, and is unremarkable in the ungraded record: a spine can carry six lumbar-type vertebrae and still be read as a sacralization, depending on where the reader</w:t>
+        <w:t>Eighteen records carry an L6. Seventeen of them carry a consensus Castellvi grade; the eighteenth was not graded. The source transitional label (pelvic where CTPelvic1K flagged one, otherwise the lumbar count) reads lumbarization in fourteen, sacralization in two and semi-sacralization in one, and is unremarkable in the ungraded record. A spine can carry six lumbar-type vertebrae and still be read as a sacralization, depending on where the reader</w:t>
       </w:r>
     </w:p>
     <w:p>
@@ -7244,10 +7181,10 @@
         <mc:AlternateContent>
           <mc:Choice Requires="wpg">
             <w:drawing>
-              <wp:inline distT="0" distB="0" distL="0" distR="0" wp14:anchorId="2C56A9A5" wp14:editId="13B6EB39">
+              <wp:inline distT="0" distB="0" distL="0" distR="0" wp14:anchorId="796F280B" wp14:editId="386034A5">
                 <wp:extent cx="46876" cy="5055"/>
                 <wp:effectExtent l="0" t="0" r="0" b="0"/>
-                <wp:docPr id="30836" name="Group 30836"/>
+                <wp:docPr id="32199" name="Group 32199"/>
                 <wp:cNvGraphicFramePr/>
                 <a:graphic xmlns:a="http://schemas.openxmlformats.org/drawingml/2006/main">
                   <a:graphicData uri="http://schemas.microsoft.com/office/word/2010/wordprocessingGroup">
@@ -7262,7 +7199,7 @@
                         </a:xfrm>
                       </wpg:grpSpPr>
                       <wps:wsp>
-                        <wps:cNvPr id="787" name="Shape 787"/>
+                        <wps:cNvPr id="769" name="Shape 769"/>
                         <wps:cNvSpPr/>
                         <wps:spPr>
                           <a:xfrm>
@@ -7314,8 +7251,8 @@
           </mc:Choice>
           <mc:Fallback xmlns:a="http://schemas.openxmlformats.org/drawingml/2006/main">
             <w:pict>
-              <v:group id="Group 30836" style="width:3.69101pt;height:0.398pt;mso-position-horizontal-relative:char;mso-position-vertical-relative:line" coordsize="468,50">
-                <v:shape id="Shape 787" style="position:absolute;width:468;height:0;left:0;top:0;" coordsize="46876,0" path="m0,0l46876,0">
+              <v:group id="Group 32199" style="width:3.69101pt;height:0.398pt;mso-position-horizontal-relative:char;mso-position-vertical-relative:line" coordsize="468,50">
+                <v:shape id="Shape 769" style="position:absolute;width:468;height:0;left:0;top:0;" coordsize="46876,0" path="m0,0l46876,0">
                   <v:stroke weight="0.398pt" endcap="flat" joinstyle="miter" miterlimit="10" on="true" color="#000000"/>
                   <v:fill on="false" color="#000000" opacity="0"/>
                 </v:shape>
@@ -7339,10 +7276,10 @@
         <mc:AlternateContent>
           <mc:Choice Requires="wpg">
             <w:drawing>
-              <wp:inline distT="0" distB="0" distL="0" distR="0" wp14:anchorId="6B6A99BC" wp14:editId="7398ABB1">
+              <wp:inline distT="0" distB="0" distL="0" distR="0" wp14:anchorId="5DD06127" wp14:editId="1E2BEC63">
                 <wp:extent cx="46875" cy="5055"/>
                 <wp:effectExtent l="0" t="0" r="0" b="0"/>
-                <wp:docPr id="30837" name="Group 30837"/>
+                <wp:docPr id="32200" name="Group 32200"/>
                 <wp:cNvGraphicFramePr/>
                 <a:graphic xmlns:a="http://schemas.openxmlformats.org/drawingml/2006/main">
                   <a:graphicData uri="http://schemas.microsoft.com/office/word/2010/wordprocessingGroup">
@@ -7357,7 +7294,7 @@
                         </a:xfrm>
                       </wpg:grpSpPr>
                       <wps:wsp>
-                        <wps:cNvPr id="789" name="Shape 789"/>
+                        <wps:cNvPr id="771" name="Shape 771"/>
                         <wps:cNvSpPr/>
                         <wps:spPr>
                           <a:xfrm>
@@ -7409,8 +7346,8 @@
           </mc:Choice>
           <mc:Fallback xmlns:a="http://schemas.openxmlformats.org/drawingml/2006/main">
             <w:pict>
-              <v:group id="Group 30837" style="width:3.69098pt;height:0.398pt;mso-position-horizontal-relative:char;mso-position-vertical-relative:line" coordsize="468,50">
-                <v:shape id="Shape 789" style="position:absolute;width:468;height:0;left:0;top:0;" coordsize="46875,0" path="m0,0l46875,0">
+              <v:group id="Group 32200" style="width:3.69098pt;height:0.398pt;mso-position-horizontal-relative:char;mso-position-vertical-relative:line" coordsize="468,50">
+                <v:shape id="Shape 771" style="position:absolute;width:468;height:0;left:0;top:0;" coordsize="46875,0" path="m0,0l46875,0">
                   <v:stroke weight="0.398pt" endcap="flat" joinstyle="miter" miterlimit="10" on="true" color="#000000"/>
                   <v:fill on="false" color="#000000" opacity="0"/>
                 </v:shape>
@@ -7450,7 +7387,6 @@
     </w:p>
     <w:p>
       <w:pPr>
-        <w:spacing w:after="159"/>
         <w:ind w:left="-15" w:right="865" w:firstLine="299"/>
       </w:pPr>
       <w:r>
@@ -7460,7 +7396,16 @@
         <w:t xml:space="preserve">Access. </w:t>
       </w:r>
       <w:r>
-        <w:t>Every step is performed by open-source code archived with the dataset, together with the reference loader, the label scheme and the quality-control scripts that generated the tables in this manuscript.</w:t>
+        <w:t>Every step is performed by open-source code archived with the dataset, together with the reference loader, the label scheme and the quality-control scripts that generated</w:t>
+      </w:r>
+    </w:p>
+    <w:p>
+      <w:pPr>
+        <w:spacing w:after="168" w:line="259" w:lineRule="auto"/>
+        <w:ind w:left="-5" w:right="865"/>
+      </w:pPr>
+      <w:r>
+        <w:t>the tables in this manuscript.</w:t>
       </w:r>
     </w:p>
     <w:p>
@@ -7474,14 +7419,14 @@
         <w:t xml:space="preserve">Versions and parameters. </w:t>
       </w:r>
       <w:r>
-        <w:t>Segmentation of femora, the sacral sub-division and the per-level rib numbering used TotalSegmentator</w:t>
+        <w:t>Segmentation of femora, the sacral sub-division and the perlevel rib numbering used TotalSegmentator</w:t>
       </w:r>
       <w:r>
         <w:rPr>
           <w:color w:val="0000FF"/>
           <w:vertAlign w:val="superscript"/>
         </w:rPr>
-        <w:t xml:space="preserve">24 </w:t>
+        <w:t xml:space="preserve">27 </w:t>
       </w:r>
       <w:r>
         <w:t>(</w:t>
@@ -7493,14 +7438,14 @@
         <w:t xml:space="preserve">total </w:t>
       </w:r>
       <w:r>
-        <w:t>task, release 2.x) on a single graphics processing unit. The binary rib network is M¨oller’s</w:t>
+        <w:t>task, release 2.x) on a single graphics processing unit. The binary rib network is Mo¨ller’s</w:t>
       </w:r>
       <w:r>
         <w:rPr>
           <w:color w:val="0000FF"/>
           <w:vertAlign w:val="superscript"/>
         </w:rPr>
-        <w:t xml:space="preserve">25 </w:t>
+        <w:t xml:space="preserve">28 </w:t>
       </w:r>
       <w:r>
         <w:t>released weights, applied through the nnU-Net v2 framework</w:t>
@@ -7510,12 +7455,12 @@
           <w:color w:val="0000FF"/>
           <w:vertAlign w:val="superscript"/>
         </w:rPr>
-        <w:t>27</w:t>
-      </w:r>
-      <w:r>
-        <w:t>. The pelvic completion for records whose pelvis was absent used a five-fold nnU-Net v2 ensemble, applied out-of-fold: each record is completed by the fold that never trained on it, so no record is completed by a model that has seen it. The five fold checkpoints, with their nnU-Net plans and dataset descriptor, are released alongside the data (</w:t>
-      </w:r>
-      <w:hyperlink r:id="rId24">
+        <w:t>30</w:t>
+      </w:r>
+      <w:r>
+        <w:t>. The pelvic completion for records whose pelvis was absent used a five-fold nnU-Net v2 ensemble, applied out-of-fold, so that each record is completed by the fold that never trained on it, so no record is completed by a model that has seen it. The five fold checkpoints, with their nnU-Net plans and dataset descriptor, are released alongside the data (</w:t>
+      </w:r>
+      <w:hyperlink r:id="rId18">
         <w:r>
           <w:rPr>
             <w:rFonts w:ascii="Calibri" w:eastAsia="Calibri" w:hAnsi="Calibri" w:cs="Calibri"/>
@@ -7524,7 +7469,7 @@
           <w:t xml:space="preserve">https://huggingface.co/OpenSpineConsortium/ </w:t>
         </w:r>
       </w:hyperlink>
-      <w:hyperlink r:id="rId25">
+      <w:hyperlink r:id="rId19">
         <w:r>
           <w:rPr>
             <w:rFonts w:ascii="Calibri" w:eastAsia="Calibri" w:hAnsi="Calibri" w:cs="Calibri"/>
@@ -7533,7 +7478,7 @@
           <w:t>spinopelvic-seg-checkpoints</w:t>
         </w:r>
       </w:hyperlink>
-      <w:hyperlink r:id="rId26">
+      <w:hyperlink r:id="rId20">
         <w:r>
           <w:t>)</w:t>
         </w:r>
@@ -7577,25 +7522,12 @@
     </w:p>
     <w:p>
       <w:pPr>
-        <w:spacing w:after="35"/>
-        <w:ind w:left="-15" w:right="865" w:firstLine="299"/>
-      </w:pPr>
-      <w:r>
-        <w:t>Validation runs in three layers, and the geometric layer runs first: a measurement made on an inconsistent corpus returns a number that looks as finished as a correct one.</w:t>
-      </w:r>
-    </w:p>
-    <w:p>
-      <w:pPr>
-        <w:ind w:left="-15" w:right="865" w:firstLine="299"/>
-      </w:pPr>
-      <w:r>
-        <w:rPr>
-          <w:i/>
-        </w:rPr>
-        <w:t xml:space="preserve">Geometric invariants. </w:t>
-      </w:r>
-      <w:r>
-        <w:t>Every case is checked for label geometry agreeing with its CT in shape, affine and voxel spacing; for identifiers within the published scheme; for a non-empty label; and for sided structures falling on the correct sides, with the left–right axis read from the affine rather than assumed. The check exists because a renumbering pass once wrote a reoriented array under a canonical affine and transposed a label away from its image, a</w:t>
+        <w:spacing w:after="114" w:line="259" w:lineRule="auto"/>
+        <w:ind w:left="10" w:right="865"/>
+        <w:jc w:val="right"/>
+      </w:pPr>
+      <w:r>
+        <w:t>Validation has three layers. Geometry is checked first, because a measurement taken on</w:t>
       </w:r>
     </w:p>
     <w:p>
@@ -7604,7 +7536,7 @@
         <w:ind w:left="-5" w:right="865"/>
       </w:pPr>
       <w:r>
-        <w:t>failure invisible downstream.</w:t>
+        <w:t>a corpus with a geometric fault still returns a plausible-looking number.</w:t>
       </w:r>
     </w:p>
     <w:p>
@@ -7612,6 +7544,29 @@
         <w:ind w:left="-15" w:right="865" w:firstLine="299"/>
       </w:pPr>
       <w:r>
+        <w:rPr>
+          <w:i/>
+        </w:rPr>
+        <w:t xml:space="preserve">Geometric invariants. </w:t>
+      </w:r>
+      <w:r>
+        <w:t>Every case is checked for label geometry agreeing with its CT in shape, affine and voxel spacing; for identifiers within the published scheme; for a non-empty label; and for sided structures falling on the correct sides, with the left–right axis read from</w:t>
+      </w:r>
+    </w:p>
+    <w:p>
+      <w:pPr>
+        <w:spacing w:after="160" w:line="259" w:lineRule="auto"/>
+        <w:ind w:left="-5" w:right="865"/>
+      </w:pPr>
+      <w:r>
+        <w:t>the affine rather than assumed.</w:t>
+      </w:r>
+    </w:p>
+    <w:p>
+      <w:pPr>
+        <w:ind w:left="-15" w:right="865" w:firstLine="299"/>
+      </w:pPr>
+      <w:r>
         <w:t xml:space="preserve">The check compares </w:t>
       </w:r>
       <w:r>
@@ -7621,7 +7576,7 @@
         <w:t>each sided pair separately</w:t>
       </w:r>
       <w:r>
-        <w:t xml:space="preserve">: testing the ribs alone passed all 802 records while four carried </w:t>
+        <w:t xml:space="preserve">. Testing the ribs alone passed all 802 records while four carried </w:t>
       </w:r>
       <w:r>
         <w:rPr>
@@ -7638,10 +7593,10 @@
         <mc:AlternateContent>
           <mc:Choice Requires="wpg">
             <w:drawing>
-              <wp:inline distT="0" distB="0" distL="0" distR="0" wp14:anchorId="42FFA2CE" wp14:editId="64159C44">
+              <wp:inline distT="0" distB="0" distL="0" distR="0" wp14:anchorId="161855ED" wp14:editId="3EA53545">
                 <wp:extent cx="46876" cy="5055"/>
                 <wp:effectExtent l="0" t="0" r="0" b="0"/>
-                <wp:docPr id="32152" name="Group 32152"/>
+                <wp:docPr id="30177" name="Group 30177"/>
                 <wp:cNvGraphicFramePr/>
                 <a:graphic xmlns:a="http://schemas.openxmlformats.org/drawingml/2006/main">
                   <a:graphicData uri="http://schemas.microsoft.com/office/word/2010/wordprocessingGroup">
@@ -7656,7 +7611,7 @@
                         </a:xfrm>
                       </wpg:grpSpPr>
                       <wps:wsp>
-                        <wps:cNvPr id="868" name="Shape 868"/>
+                        <wps:cNvPr id="844" name="Shape 844"/>
                         <wps:cNvSpPr/>
                         <wps:spPr>
                           <a:xfrm>
@@ -7708,8 +7663,8 @@
           </mc:Choice>
           <mc:Fallback xmlns:a="http://schemas.openxmlformats.org/drawingml/2006/main">
             <w:pict>
-              <v:group id="Group 32152" style="width:3.69099pt;height:0.398pt;mso-position-horizontal-relative:char;mso-position-vertical-relative:line" coordsize="468,50">
-                <v:shape id="Shape 868" style="position:absolute;width:468;height:0;left:0;top:0;" coordsize="46876,0" path="m0,0l46876,0">
+              <v:group id="Group 30177" style="width:3.69099pt;height:0.398pt;mso-position-horizontal-relative:char;mso-position-vertical-relative:line" coordsize="468,50">
+                <v:shape id="Shape 844" style="position:absolute;width:468;height:0;left:0;top:0;" coordsize="46876,0" path="m0,0l46876,0">
                   <v:stroke weight="0.398pt" endcap="flat" joinstyle="miter" miterlimit="10" on="true" color="#000000"/>
                   <v:fill on="false" color="#000000" opacity="0"/>
                 </v:shape>
@@ -7725,12 +7680,20 @@
         <w:t xml:space="preserve">hip </w:t>
       </w:r>
       <w:r>
-        <w:t>on the patient’s right, and pooling all sided structures into one test still missed one of those four, because a large correctly-sided structure masks a smaller transposed one. A gate that passes everything is not evidence of a clean corpus until it has been shown capable of failing.</w:t>
-      </w:r>
-    </w:p>
-    <w:p>
-      <w:pPr>
-        <w:spacing w:after="29"/>
+        <w:t>on the patient’s right, and pooling all sided structures into one test still missed one of those four, because a large correctly-sided structure masks a smaller transposed one. A gate that passes everything is not evidence of a clean corpus</w:t>
+      </w:r>
+    </w:p>
+    <w:p>
+      <w:pPr>
+        <w:spacing w:after="160" w:line="259" w:lineRule="auto"/>
+        <w:ind w:left="-5" w:right="865"/>
+      </w:pPr>
+      <w:r>
+        <w:t>until it has been shown capable of failing.</w:t>
+      </w:r>
+    </w:p>
+    <w:p>
+      <w:pPr>
         <w:ind w:left="-15" w:right="865" w:firstLine="299"/>
       </w:pPr>
       <w:r>
@@ -7748,179 +7711,7 @@
     </w:p>
     <w:p>
       <w:pPr>
-        <w:spacing w:after="125" w:line="259" w:lineRule="auto"/>
-        <w:ind w:left="-5" w:right="865"/>
-      </w:pPr>
-      <w:r>
-        <w:t xml:space="preserve">field-of-view truncations on individually characterized cases, one at +1 level and one at </w:t>
-      </w:r>
-      <w:r>
-        <w:t>−</w:t>
-      </w:r>
-      <w:r>
-        <w:t>1,</w:t>
-      </w:r>
-    </w:p>
-    <w:p>
-      <w:pPr>
-        <w:spacing w:after="297" w:line="259" w:lineRule="auto"/>
-        <w:ind w:left="-5" w:right="865"/>
-      </w:pPr>
-      <w:r>
-        <w:t>reported rather than suppressed.</w:t>
-      </w:r>
-    </w:p>
-    <w:p>
-      <w:pPr>
-        <w:ind w:left="-15" w:right="865" w:firstLine="299"/>
-      </w:pPr>
-      <w:r>
-        <w:t xml:space="preserve">The same check carries an invariant that reads as a null result. Of the 5,749 evaluable ribs, </w:t>
-      </w:r>
-      <w:r>
-        <w:rPr>
-          <w:i/>
-        </w:rPr>
-        <w:t xml:space="preserve">zero </w:t>
-      </w:r>
-      <w:r>
-        <w:t>are assigned to a lumbar vertebra, not because no lumbar ribs exist, since 16 records carry one, but because such a rib takes class 58 or 59 and never enters the numbered set the test examines. A numbered rib landing on a lumbar vertebra would be a counting</w:t>
-      </w:r>
-    </w:p>
-    <w:p>
-      <w:pPr>
-        <w:spacing w:after="326" w:line="259" w:lineRule="auto"/>
-        <w:ind w:left="-5" w:right="865"/>
-      </w:pPr>
-      <w:r>
-        <w:t>error of exactly the kind this dataset exists to expose.</w:t>
-      </w:r>
-    </w:p>
-    <w:p>
-      <w:pPr>
-        <w:spacing w:after="1569"/>
-        <w:ind w:left="-15" w:right="865" w:firstLine="299"/>
-      </w:pPr>
-      <w:r>
-        <w:rPr>
-          <w:i/>
-        </w:rPr>
-        <w:t xml:space="preserve">Agreement with published values. </w:t>
-      </w:r>
-      <w:r>
-        <w:t xml:space="preserve">Derived spinopelvic measures are compared against Vialle </w:t>
-      </w:r>
-      <w:r>
-        <w:rPr>
-          <w:i/>
-        </w:rPr>
-        <w:t>et al.</w:t>
-      </w:r>
-      <w:r>
-        <w:rPr>
-          <w:color w:val="0000FF"/>
-          <w:vertAlign w:val="superscript"/>
-        </w:rPr>
-        <w:t xml:space="preserve">28 </w:t>
-      </w:r>
-      <w:r>
-        <w:t xml:space="preserve">(Table </w:t>
-      </w:r>
-      <w:r>
-        <w:rPr>
-          <w:color w:val="0000FF"/>
-        </w:rPr>
-        <w:t>II</w:t>
-      </w:r>
-      <w:r>
-        <w:t>). Pelvic incidence is the strongest of these checks because it is a morphological property of the pelvis rather than a posture, and so is directly comparable to a standing reference cohort.</w:t>
-      </w:r>
-    </w:p>
-    <w:p>
-      <w:pPr>
-        <w:pStyle w:val="Heading1"/>
-        <w:spacing w:after="581"/>
-        <w:ind w:left="-5"/>
-      </w:pPr>
-      <w:r>
-        <w:t>II.H. Castellvi typing</w:t>
-      </w:r>
-    </w:p>
-    <w:p>
-      <w:pPr>
-        <w:spacing w:after="166"/>
-        <w:ind w:left="-15" w:right="865" w:firstLine="299"/>
-      </w:pPr>
-      <w:r>
-        <w:t>Every record whose vertebral count departs from five carries a Castellvi grade</w:t>
-      </w:r>
-      <w:r>
-        <w:rPr>
-          <w:color w:val="0000FF"/>
-          <w:vertAlign w:val="superscript"/>
-        </w:rPr>
-        <w:t xml:space="preserve">29 </w:t>
-      </w:r>
-      <w:r>
-        <w:t xml:space="preserve">in the released manifest: 33 cases, typed I–IV with the </w:t>
-      </w:r>
-      <w:r>
-        <w:rPr>
-          <w:i/>
-        </w:rPr>
-        <w:t>a</w:t>
-      </w:r>
-      <w:r>
-        <w:t>/</w:t>
-      </w:r>
-      <w:r>
-        <w:rPr>
-          <w:i/>
-        </w:rPr>
-        <w:t xml:space="preserve">b </w:t>
-      </w:r>
-      <w:r>
-        <w:t xml:space="preserve">unilateral–bilateral qualifier. The grade and the count are </w:t>
-      </w:r>
-      <w:r>
-        <w:rPr>
-          <w:i/>
-        </w:rPr>
-        <w:t>different axes</w:t>
-      </w:r>
-      <w:r>
-        <w:t>: grade IIIb occurs here at rib-free counts of four, five and six alike, and seven of the 33 graded cases carry a normal count of five.</w:t>
-      </w:r>
-    </w:p>
-    <w:p>
-      <w:pPr>
-        <w:ind w:left="-15" w:right="865" w:firstLine="299"/>
-      </w:pPr>
-      <w:r>
-        <w:t>Two radiology resident physicians graded every case independently and resolved their six disagreements by consensus; both reads and the consensus are in the manifest. The</w:t>
-      </w:r>
-    </w:p>
-    <w:p>
-      <w:pPr>
-        <w:ind w:left="-5" w:right="865"/>
-      </w:pPr>
-      <w:r>
-        <w:t>distinction the readers disagreed on, type II (articulation) against type III (bony fusion)</w:t>
-      </w:r>
-      <w:r>
-        <w:rPr>
-          <w:color w:val="0000FF"/>
-          <w:vertAlign w:val="superscript"/>
-        </w:rPr>
-        <w:t>4</w:t>
-      </w:r>
-      <w:r>
-        <w:t>, is the one that matters clinically: four of the six disagreements were III against II.</w:t>
-      </w:r>
-    </w:p>
-    <w:p>
-      <w:pPr>
-        <w:spacing w:after="0" w:line="265" w:lineRule="auto"/>
+        <w:spacing w:after="0" w:line="259" w:lineRule="auto"/>
         <w:ind w:left="10" w:right="880"/>
         <w:jc w:val="center"/>
       </w:pPr>
@@ -7956,7 +7747,7 @@
           <w:sz w:val="22"/>
           <w:vertAlign w:val="superscript"/>
         </w:rPr>
-        <w:t>28</w:t>
+        <w:t>31</w:t>
       </w:r>
       <w:r>
         <w:rPr>
@@ -8285,20 +8076,20 @@
                 <w:noProof/>
               </w:rPr>
               <w:drawing>
-                <wp:inline distT="0" distB="0" distL="0" distR="0" wp14:anchorId="2C18B7F8" wp14:editId="4B5661B6">
+                <wp:inline distT="0" distB="0" distL="0" distR="0" wp14:anchorId="62F97F8A" wp14:editId="189ECB6B">
                   <wp:extent cx="48768" cy="320040"/>
                   <wp:effectExtent l="0" t="0" r="0" b="0"/>
-                  <wp:docPr id="35767" name="Picture 35767"/>
+                  <wp:docPr id="35830" name="Picture 35830"/>
                   <wp:cNvGraphicFramePr/>
                   <a:graphic xmlns:a="http://schemas.openxmlformats.org/drawingml/2006/main">
                     <a:graphicData uri="http://schemas.openxmlformats.org/drawingml/2006/picture">
                       <pic:pic xmlns:pic="http://schemas.openxmlformats.org/drawingml/2006/picture">
                         <pic:nvPicPr>
-                          <pic:cNvPr id="35767" name="Picture 35767"/>
+                          <pic:cNvPr id="35830" name="Picture 35830"/>
                           <pic:cNvPicPr/>
                         </pic:nvPicPr>
                         <pic:blipFill>
-                          <a:blip r:embed="rId27"/>
+                          <a:blip r:embed="rId21"/>
                           <a:stretch>
                             <a:fillRect/>
                           </a:stretch>
@@ -8518,92 +8309,148 @@
     </w:tbl>
     <w:p>
       <w:pPr>
-        <w:spacing w:after="544" w:line="265" w:lineRule="auto"/>
-        <w:ind w:left="-5"/>
-        <w:jc w:val="left"/>
-      </w:pPr>
-      <w:r>
-        <w:rPr>
-          <w:b/>
-        </w:rPr>
-        <w:t>II.I. Surgical hardware, and why a threshold is not enough</w:t>
-      </w:r>
-    </w:p>
-    <w:p>
-      <w:pPr>
-        <w:spacing w:after="114" w:line="259" w:lineRule="auto"/>
-        <w:ind w:left="10" w:right="865"/>
-        <w:jc w:val="right"/>
-      </w:pPr>
-      <w:r>
-        <w:t>Metal is trivial to detect and hard to interpret, and the difference matters here because</w:t>
-      </w:r>
-    </w:p>
-    <w:p>
-      <w:pPr>
-        <w:pStyle w:val="Heading1"/>
-        <w:spacing w:after="137"/>
-        <w:ind w:left="-5"/>
-      </w:pPr>
-      <w:r>
-        <w:t>an iatrogenic fusion is indistinguishable from a congenital one to a distance</w:t>
-      </w:r>
-    </w:p>
-    <w:p>
-      <w:pPr>
         <w:spacing w:after="125" w:line="259" w:lineRule="auto"/>
         <w:ind w:left="-5" w:right="865"/>
       </w:pPr>
       <w:r>
-        <w:rPr>
-          <w:b/>
-        </w:rPr>
-        <w:t>measurement</w:t>
-      </w:r>
-      <w:r>
-        <w:t>: a cage-bridged interspace reads as “no gap” exactly as a fused transitional</w:t>
-      </w:r>
-    </w:p>
-    <w:p>
-      <w:pPr>
-        <w:spacing w:after="295" w:line="259" w:lineRule="auto"/>
+        <w:t xml:space="preserve">field-of-view truncations on individually characterized cases, one at +1 level and one at </w:t>
+      </w:r>
+      <w:r>
+        <w:t>−</w:t>
+      </w:r>
+      <w:r>
+        <w:t>1,</w:t>
+      </w:r>
+    </w:p>
+    <w:p>
+      <w:pPr>
+        <w:spacing w:after="186" w:line="259" w:lineRule="auto"/>
         <w:ind w:left="-5" w:right="865"/>
       </w:pPr>
       <w:r>
-        <w:t>vertebra does.</w:t>
-      </w:r>
-    </w:p>
-    <w:p>
-      <w:pPr>
-        <w:spacing w:after="207"/>
+        <w:t>reported rather than suppressed.</w:t>
+      </w:r>
+    </w:p>
+    <w:p>
+      <w:pPr>
         <w:ind w:left="-15" w:right="865" w:firstLine="299"/>
       </w:pPr>
       <w:r>
+        <w:t xml:space="preserve">The same check carries an invariant that reads as a null result. Of the 5,749 evaluable ribs, </w:t>
+      </w:r>
+      <w:r>
         <w:rPr>
           <w:i/>
         </w:rPr>
-        <w:t xml:space="preserve">II.I.0.a. Detection over-calls by a factor of five. </w:t>
-      </w:r>
-      <w:r>
-        <w:t>A 2500HU threshold inside a shell around the labeled skeleton flags 52 of the 802 records. One of the two radiology resident physicians read all 52 and confirmed 11, rejecting 41 (79%) as contrast, calcification and reconstruction artefact. Attenuation does not separate the two groups (both saturate); site and volume do, every confirmed implant at 2,586mm</w:t>
-      </w:r>
-      <w:r>
-        <w:rPr>
+        <w:t xml:space="preserve">zero </w:t>
+      </w:r>
+      <w:r>
+        <w:t>are assigned to a lumbar vertebra, not because no lumbar ribs exist, since 16 records carry one, but because such a rib takes class 58 or 59 and never enters the numbered set the test examines. A numbered rib landing on a lumbar vertebra would be a counting</w:t>
+      </w:r>
+    </w:p>
+    <w:p>
+      <w:pPr>
+        <w:spacing w:after="215" w:line="259" w:lineRule="auto"/>
+        <w:ind w:left="-5" w:right="865"/>
+      </w:pPr>
+      <w:r>
+        <w:t>error of exactly the kind this dataset exists to expose.</w:t>
+      </w:r>
+    </w:p>
+    <w:p>
+      <w:pPr>
+        <w:spacing w:after="886"/>
+        <w:ind w:left="-15" w:right="865" w:firstLine="299"/>
+      </w:pPr>
+      <w:r>
+        <w:rPr>
+          <w:i/>
+        </w:rPr>
+        <w:t xml:space="preserve">Agreement with published values. </w:t>
+      </w:r>
+      <w:r>
+        <w:t xml:space="preserve">Derived spinopelvic measures are compared against Vialle </w:t>
+      </w:r>
+      <w:r>
+        <w:rPr>
+          <w:i/>
+        </w:rPr>
+        <w:t>et al.</w:t>
+      </w:r>
+      <w:r>
+        <w:rPr>
+          <w:color w:val="0000FF"/>
           <w:vertAlign w:val="superscript"/>
         </w:rPr>
-        <w:t xml:space="preserve">3 </w:t>
-      </w:r>
-      <w:r>
-        <w:t>or above and every rejection at 1,768mm</w:t>
-      </w:r>
-      <w:r>
-        <w:rPr>
+        <w:t xml:space="preserve">31 </w:t>
+      </w:r>
+      <w:r>
+        <w:t xml:space="preserve">(Table </w:t>
+      </w:r>
+      <w:r>
+        <w:rPr>
+          <w:color w:val="0000FF"/>
+        </w:rPr>
+        <w:t>II</w:t>
+      </w:r>
+      <w:r>
+        <w:t>). Pelvic incidence is the strongest of these checks because it is a morphological property of the pelvis rather than a posture, and so is directly comparable to a standing reference cohort.</w:t>
+      </w:r>
+    </w:p>
+    <w:p>
+      <w:pPr>
+        <w:pStyle w:val="Heading1"/>
+        <w:spacing w:after="470"/>
+        <w:ind w:left="-5"/>
+      </w:pPr>
+      <w:r>
+        <w:t>II.H. Castellvi typing</w:t>
+      </w:r>
+    </w:p>
+    <w:p>
+      <w:pPr>
+        <w:spacing w:after="55"/>
+        <w:ind w:left="-15" w:right="865" w:firstLine="299"/>
+      </w:pPr>
+      <w:r>
+        <w:t>Every record whose vertebral count departs from five carries a Castellvi grade</w:t>
+      </w:r>
+      <w:r>
+        <w:rPr>
+          <w:color w:val="0000FF"/>
           <w:vertAlign w:val="superscript"/>
         </w:rPr>
-        <w:t xml:space="preserve">3 </w:t>
-      </w:r>
-      <w:r>
-        <w:t>or below.</w:t>
+        <w:t xml:space="preserve">32 </w:t>
+      </w:r>
+      <w:r>
+        <w:t xml:space="preserve">in the released manifest, 33 cases typed I–IV with the </w:t>
+      </w:r>
+      <w:r>
+        <w:rPr>
+          <w:i/>
+        </w:rPr>
+        <w:t>a</w:t>
+      </w:r>
+      <w:r>
+        <w:t>/</w:t>
+      </w:r>
+      <w:r>
+        <w:rPr>
+          <w:i/>
+        </w:rPr>
+        <w:t xml:space="preserve">b </w:t>
+      </w:r>
+      <w:r>
+        <w:t xml:space="preserve">unilateral–bilateral qualifier. The grade and the count are </w:t>
+      </w:r>
+      <w:r>
+        <w:rPr>
+          <w:i/>
+        </w:rPr>
+        <w:t>different axes</w:t>
+      </w:r>
+      <w:r>
+        <w:t>. Grade IIIb occurs here at rib-free counts of four, five and six alike, and seven of the 33 graded cases carry a normal count of five.</w:t>
       </w:r>
     </w:p>
     <w:p>
@@ -8611,72 +8458,25 @@
         <w:ind w:left="-15" w:right="865" w:firstLine="299"/>
       </w:pPr>
       <w:r>
-        <w:rPr>
-          <w:i/>
-        </w:rPr>
-        <w:t xml:space="preserve">II.I.0.b. The subtype block had to be extended. </w:t>
-      </w:r>
-      <w:r>
-        <w:t xml:space="preserve">Identifiers 60–63 name spinal instrumentation (generic, cage, screw-and-rod, plate) and cannot describe what this cohort holds, so </w:t>
-      </w:r>
-      <w:r>
-        <w:rPr>
-          <w:b/>
-        </w:rPr>
-        <w:t>64 arthroplasty</w:t>
-      </w:r>
-      <w:r>
-        <w:t xml:space="preserve">, </w:t>
-      </w:r>
-      <w:r>
-        <w:rPr>
-          <w:b/>
-        </w:rPr>
-        <w:t xml:space="preserve">65 sacroiliac screw </w:t>
-      </w:r>
-      <w:r>
-        <w:t xml:space="preserve">and </w:t>
-      </w:r>
-      <w:r>
-        <w:rPr>
-          <w:b/>
-        </w:rPr>
-        <w:t xml:space="preserve">66 osteosynthesis </w:t>
-      </w:r>
-      <w:r>
-        <w:t>were added: osteosynthesis holds parts of one bone together where arthroplasty replaces a joint, and a shape rule calls a femoral stem a rod. The confirmed cases are eight arthroplasties, one osteosynthesis, one</w:t>
-      </w:r>
-    </w:p>
-    <w:p>
-      <w:pPr>
-        <w:spacing w:after="307" w:line="259" w:lineRule="auto"/>
+        <w:t>Two radiology resident physicians graded every case independently and resolved their six disagreements by consensus; both reads and the consensus are in the manifest. The</w:t>
+      </w:r>
+    </w:p>
+    <w:p>
+      <w:pPr>
         <w:ind w:left="-5" w:right="865"/>
       </w:pPr>
       <w:r>
-        <w:t xml:space="preserve">sacroiliac fixation and one pair of interbody cages (Fig. </w:t>
+        <w:t>distinction the readers disagreed on, type II (articulation) against type III (bony fusion)</w:t>
       </w:r>
       <w:r>
         <w:rPr>
           <w:color w:val="0000FF"/>
-        </w:rPr>
-        <w:t>3</w:t>
-      </w:r>
-      <w:r>
-        <w:t>).</w:t>
-      </w:r>
-    </w:p>
-    <w:p>
-      <w:pPr>
-        <w:ind w:left="-15" w:right="865" w:firstLine="299"/>
-      </w:pPr>
-      <w:r>
-        <w:rPr>
-          <w:i/>
-        </w:rPr>
-        <w:t xml:space="preserve">II.I.0.c. Metal outranks bone, and that is a subtraction. </w:t>
-      </w:r>
-      <w:r>
-        <w:t>In every confirmed case the implant was already inside a bone label, so naming it reclaims 1,538,852 voxels rather than adding them. In eight of these cases the femoral head that pelvic incidence and tilt are measured from is an implant.</w:t>
+          <w:vertAlign w:val="superscript"/>
+        </w:rPr>
+        <w:t>4</w:t>
+      </w:r>
+      <w:r>
+        <w:t>, is the one that matters clinically, and four of the six disagreements were III against II.</w:t>
       </w:r>
     </w:p>
     <w:p>
@@ -8690,20 +8490,20 @@
           <w:noProof/>
         </w:rPr>
         <w:drawing>
-          <wp:inline distT="0" distB="0" distL="0" distR="0" wp14:anchorId="4BEF5AEF" wp14:editId="3880582B">
+          <wp:inline distT="0" distB="0" distL="0" distR="0" wp14:anchorId="1EEE8C22" wp14:editId="4082BA09">
             <wp:extent cx="5757672" cy="1057656"/>
             <wp:effectExtent l="0" t="0" r="0" b="0"/>
-            <wp:docPr id="35768" name="Picture 35768"/>
+            <wp:docPr id="35831" name="Picture 35831"/>
             <wp:cNvGraphicFramePr/>
             <a:graphic xmlns:a="http://schemas.openxmlformats.org/drawingml/2006/main">
               <a:graphicData uri="http://schemas.openxmlformats.org/drawingml/2006/picture">
                 <pic:pic xmlns:pic="http://schemas.openxmlformats.org/drawingml/2006/picture">
                   <pic:nvPicPr>
-                    <pic:cNvPr id="35768" name="Picture 35768"/>
+                    <pic:cNvPr id="35831" name="Picture 35831"/>
                     <pic:cNvPicPr/>
                   </pic:nvPicPr>
                   <pic:blipFill>
-                    <a:blip r:embed="rId28"/>
+                    <a:blip r:embed="rId22"/>
                     <a:stretch>
                       <a:fillRect/>
                     </a:stretch>
@@ -8726,7 +8526,7 @@
     </w:p>
     <w:p>
       <w:pPr>
-        <w:spacing w:after="89" w:line="415" w:lineRule="auto"/>
+        <w:spacing w:after="260" w:line="415" w:lineRule="auto"/>
         <w:ind w:left="-5" w:right="865"/>
       </w:pPr>
       <w:r>
@@ -8797,69 +8597,15 @@
     </w:p>
     <w:p>
       <w:pPr>
-        <w:pStyle w:val="Heading1"/>
+        <w:spacing w:after="500" w:line="265" w:lineRule="auto"/>
         <w:ind w:left="-5"/>
-      </w:pPr>
-      <w:r>
-        <w:t>III. DATA FORMAT AND USAGE NOTES</w:t>
-      </w:r>
-    </w:p>
-    <w:p>
-      <w:pPr>
-        <w:ind w:left="-15" w:right="865" w:firstLine="299"/>
-      </w:pPr>
-      <w:r>
-        <w:t xml:space="preserve">Each record is a gzipped NIfTI image/label pair sharing an identical 4 </w:t>
-      </w:r>
-      <w:r>
-        <w:t xml:space="preserve">× </w:t>
-      </w:r>
-      <w:r>
-        <w:t>4 affine, canonicalized to PIR, requiring no resampling. Masks are NIfTI rather than DICOM, which is</w:t>
-      </w:r>
-    </w:p>
-    <w:p>
-      <w:pPr>
-        <w:spacing w:after="137" w:line="259" w:lineRule="auto"/>
-        <w:ind w:left="-5" w:right="865"/>
-      </w:pPr>
-      <w:r>
-        <w:t>what volumetric segmentation tooling expects.</w:t>
-      </w:r>
-    </w:p>
-    <w:p>
-      <w:pPr>
-        <w:ind w:left="-15" w:right="865" w:firstLine="299"/>
-      </w:pPr>
-      <w:r>
-        <w:t xml:space="preserve">Splits are patient-grouped and LSTV-stratified five-fold, frozen and shipped with the data as </w:t>
-      </w:r>
-      <w:r>
-        <w:rPr>
-          <w:rFonts w:ascii="Calibri" w:eastAsia="Calibri" w:hAnsi="Calibri" w:cs="Calibri"/>
-        </w:rPr>
-        <w:t>splits 5fold.json</w:t>
-      </w:r>
-      <w:r>
-        <w:t xml:space="preserve">. The five validation folds partition all 802 records, so the release provides cross-validation and </w:t>
-      </w:r>
-      <w:r>
-        <w:rPr>
-          <w:i/>
-        </w:rPr>
-        <w:t xml:space="preserve">not </w:t>
-      </w:r>
-      <w:r>
-        <w:t>a held-out test set; users reporting a single heldout number should carve one out and state which records it holds.</w:t>
-      </w:r>
-    </w:p>
-    <w:p>
-      <w:pPr>
-        <w:spacing w:after="42"/>
-        <w:ind w:left="-15" w:right="865" w:firstLine="299"/>
-      </w:pPr>
-      <w:r>
-        <w:t>Stratification is on the transitional subtype rather than a binary LSTV flag: every validation fold carries three sacralization and three lumbarization records. With 15 of each across 802 that is the most stratification can guarantee, and it is why a fold-level metric on the rare classes carries an error bar far wider than its own decimal places.</w:t>
+        <w:jc w:val="left"/>
+      </w:pPr>
+      <w:r>
+        <w:rPr>
+          <w:b/>
+        </w:rPr>
+        <w:t>II.I. Surgical hardware, and why a threshold is not enough</w:t>
       </w:r>
     </w:p>
     <w:p>
@@ -8869,25 +8615,133 @@
         <w:jc w:val="right"/>
       </w:pPr>
       <w:r>
-        <w:t xml:space="preserve">Table </w:t>
+        <w:t>Metal is trivial to detect and hard to interpret, and the difference matters here because</w:t>
+      </w:r>
+    </w:p>
+    <w:p>
+      <w:pPr>
+        <w:pStyle w:val="Heading1"/>
+        <w:spacing w:after="108"/>
+        <w:ind w:left="-5"/>
+      </w:pPr>
+      <w:r>
+        <w:t>an iatrogenic fusion is indistinguishable from a congenital one to a distance</w:t>
+      </w:r>
+    </w:p>
+    <w:p>
+      <w:pPr>
+        <w:spacing w:after="114" w:line="259" w:lineRule="auto"/>
+        <w:ind w:left="-5" w:right="865"/>
+      </w:pPr>
+      <w:r>
+        <w:rPr>
+          <w:b/>
+        </w:rPr>
+        <w:t>measurement</w:t>
+      </w:r>
+      <w:r>
+        <w:t>. A cage-bridged interspace reads as “no gap” exactly as a fused transitional</w:t>
+      </w:r>
+    </w:p>
+    <w:p>
+      <w:pPr>
+        <w:spacing w:after="252" w:line="259" w:lineRule="auto"/>
+        <w:ind w:left="-5" w:right="865"/>
+      </w:pPr>
+      <w:r>
+        <w:t>vertebra does.</w:t>
+      </w:r>
+    </w:p>
+    <w:p>
+      <w:pPr>
+        <w:spacing w:after="163"/>
+        <w:ind w:left="-15" w:right="865" w:firstLine="299"/>
+      </w:pPr>
+      <w:r>
+        <w:rPr>
+          <w:i/>
+        </w:rPr>
+        <w:t xml:space="preserve">II.I.0.a. Detection over-calls by a factor of five. </w:t>
+      </w:r>
+      <w:r>
+        <w:t>A 2500HU threshold inside a shell around the labeled skeleton flags 52 of the 802 records. One of the two radiology resident physicians read all 52 and confirmed 11, rejecting 41 (79%) as contrast, calcification and reconstruction artefact. Attenuation does not separate the two groups (both saturate); site and volume do, every confirmed implant at 2,586mm</w:t>
+      </w:r>
+      <w:r>
+        <w:rPr>
+          <w:vertAlign w:val="superscript"/>
+        </w:rPr>
+        <w:t xml:space="preserve">3 </w:t>
+      </w:r>
+      <w:r>
+        <w:t>or above and every rejection at 1,768mm</w:t>
+      </w:r>
+      <w:r>
+        <w:rPr>
+          <w:vertAlign w:val="superscript"/>
+        </w:rPr>
+        <w:t xml:space="preserve">3 </w:t>
+      </w:r>
+      <w:r>
+        <w:t>or below.</w:t>
+      </w:r>
+    </w:p>
+    <w:p>
+      <w:pPr>
+        <w:ind w:left="-15" w:right="865" w:firstLine="299"/>
+      </w:pPr>
+      <w:r>
+        <w:rPr>
+          <w:i/>
+        </w:rPr>
+        <w:t xml:space="preserve">II.I.0.b. The subtype block had to be extended. </w:t>
+      </w:r>
+      <w:r>
+        <w:t xml:space="preserve">Identifiers 60–63 name spinal instrumentation (generic, cage, screw-and-rod, plate) and cannot describe what this cohort holds, so </w:t>
+      </w:r>
+      <w:r>
+        <w:rPr>
+          <w:b/>
+        </w:rPr>
+        <w:t>64 arthroplasty</w:t>
+      </w:r>
+      <w:r>
+        <w:t xml:space="preserve">, </w:t>
+      </w:r>
+      <w:r>
+        <w:rPr>
+          <w:b/>
+        </w:rPr>
+        <w:t xml:space="preserve">65 sacroiliac screw </w:t>
+      </w:r>
+      <w:r>
+        <w:t xml:space="preserve">and </w:t>
+      </w:r>
+      <w:r>
+        <w:rPr>
+          <w:b/>
+        </w:rPr>
+        <w:t xml:space="preserve">66 osteosynthesis </w:t>
+      </w:r>
+      <w:r>
+        <w:t>were added. Osteosynthesis holds parts of one bone together where arthroplasty replaces a joint, and a shape rule calls a femoral stem a rod. The confirmed cases are eight arthroplasties, one osteosynthesis,</w:t>
+      </w:r>
+    </w:p>
+    <w:p>
+      <w:pPr>
+        <w:spacing w:after="263" w:line="259" w:lineRule="auto"/>
+        <w:ind w:left="-5" w:right="865"/>
+      </w:pPr>
+      <w:r>
+        <w:t xml:space="preserve">one sacroiliac fixation and one pair of interbody cages (Fig. </w:t>
       </w:r>
       <w:r>
         <w:rPr>
           <w:color w:val="0000FF"/>
         </w:rPr>
-        <w:t xml:space="preserve">III </w:t>
-      </w:r>
-      <w:r>
-        <w:t>lists the key data types and metadata against the fraction of records for which</w:t>
-      </w:r>
-    </w:p>
-    <w:p>
-      <w:pPr>
-        <w:spacing w:after="148" w:line="259" w:lineRule="auto"/>
-        <w:ind w:left="-5" w:right="865"/>
-      </w:pPr>
-      <w:r>
-        <w:t>each is populated.</w:t>
+        <w:t>3</w:t>
+      </w:r>
+      <w:r>
+        <w:t>).</w:t>
       </w:r>
     </w:p>
     <w:p>
@@ -8895,59 +8749,13 @@
         <w:ind w:left="-15" w:right="865" w:firstLine="299"/>
       </w:pPr>
       <w:r>
-        <w:t>The archive of record is Zenodo (</w:t>
-      </w:r>
-      <w:hyperlink r:id="rId29">
-        <w:r>
-          <w:rPr>
-            <w:rFonts w:ascii="Calibri" w:eastAsia="Calibri" w:hAnsi="Calibri" w:cs="Calibri"/>
-            <w:color w:val="0000FF"/>
-          </w:rPr>
-          <w:t>https://doi.org/10.5281/zenodo.22139642</w:t>
-        </w:r>
-      </w:hyperlink>
-      <w:hyperlink r:id="rId30">
-        <w:r>
-          <w:t>)</w:t>
-        </w:r>
-      </w:hyperlink>
-      <w:r>
-        <w:t>. Code and documentation are on GitHub at the tagged release commit; any model-hub copy is a</w:t>
-      </w:r>
-    </w:p>
-    <w:p>
-      <w:pPr>
-        <w:spacing w:after="606"/>
-        <w:ind w:left="-5" w:right="865"/>
-      </w:pPr>
-      <w:r>
-        <w:t>convenience mirror, not the archive.</w:t>
-      </w:r>
-    </w:p>
-    <w:p>
-      <w:pPr>
-        <w:pStyle w:val="Heading1"/>
-        <w:ind w:left="-5"/>
-      </w:pPr>
-      <w:r>
-        <w:t>IV. DESCRIPTIVE ANALYSIS</w:t>
-      </w:r>
-    </w:p>
-    <w:p>
-      <w:pPr>
-        <w:ind w:left="-15" w:right="865" w:firstLine="299"/>
-      </w:pPr>
-      <w:r>
-        <w:t xml:space="preserve">The cohort is a colorectal cancer screening population of 802 records. 738 are recorded female (393) or male (345); 11 carry DICOM’s </w:t>
-      </w:r>
-      <w:r>
         <w:rPr>
           <w:i/>
         </w:rPr>
-        <w:t xml:space="preserve">other </w:t>
-      </w:r>
-      <w:r>
-        <w:t>value and 53 no sex field. Age is</w:t>
+        <w:t xml:space="preserve">II.I.0.c. Metal outranks bone, and that is a subtraction. </w:t>
+      </w:r>
+      <w:r>
+        <w:t>In every confirmed case the implant was already inside a bone label, so naming it reclaims 1,538,852 voxels rather than adding them. In eight of these cases the femoral head that pelvic incidence and tilt are measured from is an implant.</w:t>
       </w:r>
     </w:p>
     <w:p>
@@ -10029,7 +9837,131 @@
     </w:tbl>
     <w:p>
       <w:pPr>
-        <w:spacing w:after="527" w:line="259" w:lineRule="auto"/>
+        <w:pStyle w:val="Heading1"/>
+        <w:spacing w:after="479"/>
+        <w:ind w:left="-5"/>
+      </w:pPr>
+      <w:r>
+        <w:t>III. DATA FORMAT AND USAGE NOTES</w:t>
+      </w:r>
+    </w:p>
+    <w:p>
+      <w:pPr>
+        <w:ind w:left="-15" w:right="865" w:firstLine="299"/>
+      </w:pPr>
+      <w:r>
+        <w:t xml:space="preserve">Each record is a gzipped NIfTI image/label pair sharing an identical 4 </w:t>
+      </w:r>
+      <w:r>
+        <w:t xml:space="preserve">× </w:t>
+      </w:r>
+      <w:r>
+        <w:t>4 affine, canonicalized to PIR, requiring no resampling. Masks are NIfTI rather than DICOM, which is</w:t>
+      </w:r>
+    </w:p>
+    <w:p>
+      <w:pPr>
+        <w:spacing w:after="173" w:line="259" w:lineRule="auto"/>
+        <w:ind w:left="-5" w:right="865"/>
+      </w:pPr>
+      <w:r>
+        <w:t>what volumetric segmentation tooling expects.</w:t>
+      </w:r>
+    </w:p>
+    <w:p>
+      <w:pPr>
+        <w:spacing w:after="45"/>
+        <w:ind w:left="-15" w:right="865" w:firstLine="299"/>
+      </w:pPr>
+      <w:r>
+        <w:t xml:space="preserve">Splits are patient-grouped and LSTV-stratified five-fold, frozen and shipped with the data as </w:t>
+      </w:r>
+      <w:r>
+        <w:rPr>
+          <w:rFonts w:ascii="Calibri" w:eastAsia="Calibri" w:hAnsi="Calibri" w:cs="Calibri"/>
+        </w:rPr>
+        <w:t>splits 5fold.json</w:t>
+      </w:r>
+      <w:r>
+        <w:t xml:space="preserve">. The five validation folds partition all 802 records, so the release provides cross-validation and </w:t>
+      </w:r>
+      <w:r>
+        <w:rPr>
+          <w:i/>
+        </w:rPr>
+        <w:t xml:space="preserve">not </w:t>
+      </w:r>
+      <w:r>
+        <w:t>a held-out test set; users reporting a single heldout number should carve one out and state which records it holds.</w:t>
+      </w:r>
+    </w:p>
+    <w:p>
+      <w:pPr>
+        <w:spacing w:after="78"/>
+        <w:ind w:left="-15" w:right="865" w:firstLine="299"/>
+      </w:pPr>
+      <w:r>
+        <w:t>Stratification is on the transitional subtype rather than a binary LSTV flag, so every validation fold carries three sacralization and three lumbarization records. With 15 of each across 802 that is the most stratification can guarantee, and it is why a fold-level metric on the rare classes carries an error bar far wider than its own decimal places.</w:t>
+      </w:r>
+    </w:p>
+    <w:p>
+      <w:pPr>
+        <w:spacing w:after="114" w:line="259" w:lineRule="auto"/>
+        <w:ind w:left="10" w:right="865"/>
+        <w:jc w:val="right"/>
+      </w:pPr>
+      <w:r>
+        <w:t xml:space="preserve">Table </w:t>
+      </w:r>
+      <w:r>
+        <w:rPr>
+          <w:color w:val="0000FF"/>
+        </w:rPr>
+        <w:t xml:space="preserve">III </w:t>
+      </w:r>
+      <w:r>
+        <w:t>lists the key data types and metadata against the fraction of records for which</w:t>
+      </w:r>
+    </w:p>
+    <w:p>
+      <w:pPr>
+        <w:spacing w:after="183" w:line="259" w:lineRule="auto"/>
+        <w:ind w:left="-5" w:right="865"/>
+      </w:pPr>
+      <w:r>
+        <w:t>each is populated.</w:t>
+      </w:r>
+    </w:p>
+    <w:p>
+      <w:pPr>
+        <w:spacing w:after="114" w:line="259" w:lineRule="auto"/>
+        <w:ind w:left="10" w:right="865"/>
+        <w:jc w:val="right"/>
+      </w:pPr>
+      <w:r>
+        <w:t>The archive of record is Zenodo (</w:t>
+      </w:r>
+      <w:hyperlink r:id="rId23">
+        <w:r>
+          <w:rPr>
+            <w:rFonts w:ascii="Calibri" w:eastAsia="Calibri" w:hAnsi="Calibri" w:cs="Calibri"/>
+            <w:color w:val="0000FF"/>
+          </w:rPr>
+          <w:t>https://doi.org/10.5281/zenodo.22139642</w:t>
+        </w:r>
+      </w:hyperlink>
+      <w:hyperlink r:id="rId24">
+        <w:r>
+          <w:t>)</w:t>
+        </w:r>
+      </w:hyperlink>
+      <w:r>
+        <w:t>. Code</w:t>
+      </w:r>
+    </w:p>
+    <w:p>
+      <w:pPr>
+        <w:spacing w:after="525" w:line="259" w:lineRule="auto"/>
         <w:ind w:left="598" w:firstLine="0"/>
         <w:jc w:val="left"/>
       </w:pPr>
@@ -10038,20 +9970,20 @@
           <w:noProof/>
         </w:rPr>
         <w:drawing>
-          <wp:inline distT="0" distB="0" distL="0" distR="0" wp14:anchorId="2EC33F31" wp14:editId="135BFEEA">
-            <wp:extent cx="5535169" cy="1639824"/>
+          <wp:inline distT="0" distB="0" distL="0" distR="0" wp14:anchorId="7227C242" wp14:editId="7A5459C1">
+            <wp:extent cx="5535169" cy="1557528"/>
             <wp:effectExtent l="0" t="0" r="0" b="0"/>
-            <wp:docPr id="35770" name="Picture 35770"/>
+            <wp:docPr id="35833" name="Picture 35833"/>
             <wp:cNvGraphicFramePr/>
             <a:graphic xmlns:a="http://schemas.openxmlformats.org/drawingml/2006/main">
               <a:graphicData uri="http://schemas.openxmlformats.org/drawingml/2006/picture">
                 <pic:pic xmlns:pic="http://schemas.openxmlformats.org/drawingml/2006/picture">
                   <pic:nvPicPr>
-                    <pic:cNvPr id="35770" name="Picture 35770"/>
+                    <pic:cNvPr id="35833" name="Picture 35833"/>
                     <pic:cNvPicPr/>
                   </pic:nvPicPr>
                   <pic:blipFill>
-                    <a:blip r:embed="rId31"/>
+                    <a:blip r:embed="rId25"/>
                     <a:stretch>
                       <a:fillRect/>
                     </a:stretch>
@@ -10059,7 +9991,7 @@
                   <pic:spPr>
                     <a:xfrm>
                       <a:off x="0" y="0"/>
-                      <a:ext cx="5535169" cy="1639824"/>
+                      <a:ext cx="5535169" cy="1557528"/>
                     </a:xfrm>
                     <a:prstGeom prst="rect">
                       <a:avLst/>
@@ -10074,7 +10006,7 @@
     </w:p>
     <w:p>
       <w:pPr>
-        <w:spacing w:after="157" w:line="415" w:lineRule="auto"/>
+        <w:spacing w:after="3" w:line="415" w:lineRule="auto"/>
         <w:ind w:left="-5" w:right="865"/>
       </w:pPr>
       <w:r>
@@ -10093,49 +10025,7 @@
     </w:p>
     <w:p>
       <w:pPr>
-        <w:ind w:left="-5" w:right="865"/>
-      </w:pPr>
-      <w:r>
-        <w:t>present for 709 (median 59, range 50–89). All 802 are counted in totals; the eleven records outside the female/male dichotomy are excluded from sex-stratified measures rather than folded into “unrecorded”. The lower age bound is the screening guideline, not a selection</w:t>
-      </w:r>
-    </w:p>
-    <w:p>
-      <w:pPr>
-        <w:spacing w:after="224" w:line="259" w:lineRule="auto"/>
-        <w:ind w:left="-5" w:right="865"/>
-      </w:pPr>
-      <w:r>
-        <w:t>applied here.</w:t>
-      </w:r>
-    </w:p>
-    <w:p>
-      <w:pPr>
-        <w:spacing w:after="114" w:line="259" w:lineRule="auto"/>
-        <w:ind w:left="10" w:right="865"/>
-        <w:jc w:val="right"/>
-      </w:pPr>
-      <w:r>
-        <w:rPr>
-          <w:i/>
-        </w:rPr>
-        <w:t xml:space="preserve">Count-free measures </w:t>
-      </w:r>
-      <w:r>
-        <w:t xml:space="preserve">(Fig. </w:t>
-      </w:r>
-      <w:r>
-        <w:rPr>
-          <w:color w:val="0000FF"/>
-        </w:rPr>
-        <w:t>4</w:t>
-      </w:r>
-      <w:r>
-        <w:t>). Five rib-free vertebrae above the sacrum is typical; four</w:t>
-      </w:r>
-    </w:p>
-    <w:p>
-      <w:pPr>
-        <w:spacing w:after="558" w:line="259" w:lineRule="auto"/>
+        <w:spacing w:after="542" w:line="259" w:lineRule="auto"/>
         <w:ind w:left="160" w:firstLine="0"/>
         <w:jc w:val="left"/>
       </w:pPr>
@@ -10144,20 +10034,20 @@
           <w:noProof/>
         </w:rPr>
         <w:drawing>
-          <wp:inline distT="0" distB="0" distL="0" distR="0" wp14:anchorId="4B4F0EC1" wp14:editId="32F5E159">
-            <wp:extent cx="5812537" cy="1325880"/>
+          <wp:inline distT="0" distB="0" distL="0" distR="0" wp14:anchorId="11044404" wp14:editId="6BB20D84">
+            <wp:extent cx="5812537" cy="1252728"/>
             <wp:effectExtent l="0" t="0" r="0" b="0"/>
-            <wp:docPr id="35772" name="Picture 35772"/>
+            <wp:docPr id="35835" name="Picture 35835"/>
             <wp:cNvGraphicFramePr/>
             <a:graphic xmlns:a="http://schemas.openxmlformats.org/drawingml/2006/main">
               <a:graphicData uri="http://schemas.openxmlformats.org/drawingml/2006/picture">
                 <pic:pic xmlns:pic="http://schemas.openxmlformats.org/drawingml/2006/picture">
                   <pic:nvPicPr>
-                    <pic:cNvPr id="35772" name="Picture 35772"/>
+                    <pic:cNvPr id="35835" name="Picture 35835"/>
                     <pic:cNvPicPr/>
                   </pic:nvPicPr>
                   <pic:blipFill>
-                    <a:blip r:embed="rId32"/>
+                    <a:blip r:embed="rId26"/>
                     <a:stretch>
                       <a:fillRect/>
                     </a:stretch>
@@ -10165,7 +10055,7 @@
                   <pic:spPr>
                     <a:xfrm>
                       <a:off x="0" y="0"/>
-                      <a:ext cx="5812537" cy="1325880"/>
+                      <a:ext cx="5812537" cy="1252728"/>
                     </a:xfrm>
                     <a:prstGeom prst="rect">
                       <a:avLst/>
@@ -10180,7 +10070,7 @@
     </w:p>
     <w:p>
       <w:pPr>
-        <w:spacing w:after="220" w:line="265" w:lineRule="auto"/>
+        <w:spacing w:after="286" w:line="259" w:lineRule="auto"/>
         <w:ind w:left="10" w:right="880"/>
         <w:jc w:val="center"/>
       </w:pPr>
@@ -10203,7 +10093,7 @@
           <w:sz w:val="22"/>
           <w:vertAlign w:val="superscript"/>
         </w:rPr>
-        <w:t>28</w:t>
+        <w:t>31</w:t>
       </w:r>
       <w:r>
         <w:rPr>
@@ -10218,20 +10108,88 @@
         <w:ind w:left="-5" w:right="865"/>
       </w:pPr>
       <w:r>
-        <w:t>and six are where transitional anatomy sits, and which of the two is present does not by</w:t>
-      </w:r>
-    </w:p>
-    <w:p>
-      <w:pPr>
-        <w:spacing w:after="143" w:line="259" w:lineRule="auto"/>
+        <w:t>and documentation are on GitHub at the tagged release commit; any model-hub copy is a</w:t>
+      </w:r>
+    </w:p>
+    <w:p>
+      <w:pPr>
+        <w:spacing w:after="644"/>
         <w:ind w:left="-5" w:right="865"/>
       </w:pPr>
       <w:r>
+        <w:t>convenience mirror, not the archive.</w:t>
+      </w:r>
+    </w:p>
+    <w:p>
+      <w:pPr>
+        <w:pStyle w:val="Heading1"/>
+        <w:ind w:left="-5"/>
+      </w:pPr>
+      <w:r>
+        <w:t>IV. DESCRIPTIVE ANALYSIS</w:t>
+      </w:r>
+    </w:p>
+    <w:p>
+      <w:pPr>
+        <w:ind w:left="-15" w:right="865" w:firstLine="299"/>
+      </w:pPr>
+      <w:r>
+        <w:t xml:space="preserve">The cohort is a colorectal cancer screening population of 802 records. 738 are recorded female (393) or male (345); 11 carry DICOM’s </w:t>
+      </w:r>
+      <w:r>
+        <w:rPr>
+          <w:i/>
+        </w:rPr>
+        <w:t xml:space="preserve">other </w:t>
+      </w:r>
+      <w:r>
+        <w:t>value and 53 no sex field. Age is present for 709 (median 59, range 50–89). All 802 are counted in totals; the eleven outside</w:t>
+      </w:r>
+    </w:p>
+    <w:p>
+      <w:pPr>
+        <w:spacing w:after="172" w:line="259" w:lineRule="auto"/>
+        <w:ind w:left="-5" w:right="865"/>
+      </w:pPr>
+      <w:r>
+        <w:t>the female/male dichotomy are excluded from sex-stratified measures.</w:t>
+      </w:r>
+    </w:p>
+    <w:p>
+      <w:pPr>
+        <w:ind w:left="-15" w:right="865" w:firstLine="299"/>
+      </w:pPr>
+      <w:r>
+        <w:rPr>
+          <w:i/>
+        </w:rPr>
+        <w:t xml:space="preserve">Count-free measures </w:t>
+      </w:r>
+      <w:r>
+        <w:t xml:space="preserve">(Fig. </w:t>
+      </w:r>
+      <w:r>
+        <w:rPr>
+          <w:color w:val="0000FF"/>
+        </w:rPr>
+        <w:t>4</w:t>
+      </w:r>
+      <w:r>
+        <w:t>). Five rib-free vertebrae above the sacrum is typical; four and six are where transitional anatomy sits, and which of the two is present does not by</w:t>
+      </w:r>
+    </w:p>
+    <w:p>
+      <w:pPr>
+        <w:spacing w:after="172" w:line="259" w:lineRule="auto"/>
+        <w:ind w:left="-5" w:right="865"/>
+      </w:pPr>
+      <w:r>
         <w:t>itself determine what to call it. The lowest-rib length ratio is bimodal.</w:t>
       </w:r>
     </w:p>
     <w:p>
       <w:pPr>
+        <w:spacing w:after="158"/>
         <w:ind w:left="-15" w:right="865" w:firstLine="299"/>
       </w:pPr>
       <w:r>
@@ -10250,21 +10208,12 @@
         <w:t>5</w:t>
       </w:r>
       <w:r>
-        <w:t>). Vertebral dimensions increase caudally; pelvic incidence does not vary with age while pelvic tilt does, the signature of a pelvis</w:t>
-      </w:r>
-    </w:p>
-    <w:p>
-      <w:pPr>
-        <w:spacing w:after="143" w:line="259" w:lineRule="auto"/>
-        <w:ind w:left="-5" w:right="865"/>
-      </w:pPr>
-      <w:r>
-        <w:t>retroverting as a spine ages.</w:t>
-      </w:r>
-    </w:p>
-    <w:p>
-      <w:pPr>
-        <w:spacing w:after="485"/>
+        <w:t>). Vertebral dimensions increase caudally; pelvic incidence does not vary with age while pelvic tilt does, the signature of a pelvis retroverting as a spine ages.</w:t>
+      </w:r>
+    </w:p>
+    <w:p>
+      <w:pPr>
+        <w:spacing w:after="583"/>
         <w:ind w:left="-15" w:right="865" w:firstLine="299"/>
       </w:pPr>
       <w:r>
@@ -10281,7 +10230,7 @@
           <w:color w:val="0000FF"/>
           <w:vertAlign w:val="superscript"/>
         </w:rPr>
-        <w:t xml:space="preserve">30 </w:t>
+        <w:t xml:space="preserve">33 </w:t>
       </w:r>
       <w:r>
         <w:t>L1 trabecular attenuation is reported at the published standard site.</w:t>
@@ -10290,6 +10239,7 @@
     <w:p>
       <w:pPr>
         <w:pStyle w:val="Heading1"/>
+        <w:spacing w:after="436"/>
         <w:ind w:left="-5"/>
       </w:pPr>
       <w:r>
@@ -10310,57 +10260,121 @@
         <w:t>spinopelvic interface</w:t>
       </w:r>
       <w:r>
-        <w:t>. Spine and pelvis carry radiologist-sourced annotation on one coordinate frame in 802 records, making sacral morphology measurable against the lumbar column rather than in isolation: the sacral endplate and its slope, the alar corridors constraining S2-alar-iliac and iliac screw trajectories, and the L5–S1 geometry a lumbosacral fusion must cross. Pelvic incidence is derived from the segmented sacrum and femoral heads rather than from landmarks placed on a radiograph, so it is reproducible from</w:t>
-      </w:r>
-    </w:p>
-    <w:p>
-      <w:pPr>
+        <w:t>. Spine and pelvis carry radiologist-sourced annotation on one coordinate frame in 802 records, making sacral morphology measurable against the lumbar column rather than in isolation, among them the sacral endplate and its slope, the alar corridors constraining S2-alar-iliac and iliac screw trajectories, and the L5–S1 geometry a lumbosacral fusion must cross. Pelvic incidence is derived from the segmented sacrum and femoral heads, so it is reproducible from the labels themselves.</w:t>
+      </w:r>
+    </w:p>
+    <w:p>
+      <w:pPr>
+        <w:spacing w:after="34"/>
+        <w:ind w:left="-15" w:right="865" w:firstLine="299"/>
+      </w:pPr>
+      <w:r>
+        <w:t>The transitional layer serves that use rather than competing with it, since no trajectory can be planned across a junction whose segments cannot be named.</w:t>
+      </w:r>
+    </w:p>
+    <w:p>
+      <w:pPr>
+        <w:spacing w:after="539"/>
+        <w:ind w:left="-15" w:right="865" w:firstLine="299"/>
+      </w:pPr>
+      <w:r>
+        <w:rPr>
+          <w:i/>
+        </w:rPr>
+        <w:t xml:space="preserve">A proxy for the preoperative view. </w:t>
+      </w:r>
+      <w:r>
+        <w:t xml:space="preserve">No public preoperative lumbar CT cohort exists that we know of, and VerSe lacks the sacrum and pelvis (Table </w:t>
+      </w:r>
+      <w:r>
+        <w:rPr>
+          <w:color w:val="0000FF"/>
+        </w:rPr>
+        <w:t>I</w:t>
+      </w:r>
+      <w:r>
+        <w:t xml:space="preserve">), so this release is the closest available stand-in for the view a lumbar case is planned on. It holds the T12-to-S1 span with the lowest ribs and the pelvis, 377 of its 802 records were acquired prone, the position of posterior lumbar surgery, and it carries classes for the anomalies that make level identification fail. It is a screening population at colonography dose with standard soft-tissue kernels, not a surgical series, and it supports method development for level identification and instrumentation </w:t>
+      </w:r>
+      <w:r>
+        <w:t>geometry, not validation of a planning decision.</w:t>
+      </w:r>
+    </w:p>
+    <w:p>
+      <w:pPr>
+        <w:pStyle w:val="Heading1"/>
+        <w:spacing w:after="436"/>
+        <w:ind w:left="-5"/>
+      </w:pPr>
+      <w:r>
+        <w:t>V.A. Three uses the released measurements support</w:t>
+      </w:r>
+    </w:p>
+    <w:p>
+      <w:pPr>
+        <w:spacing w:after="32"/>
+        <w:ind w:left="-15" w:right="865" w:firstLine="299"/>
+      </w:pPr>
+      <w:r>
+        <w:rPr>
+          <w:i/>
+        </w:rPr>
+        <w:t xml:space="preserve">Naming a level from its own geometry. </w:t>
+      </w:r>
+      <w:r>
+        <w:t>Wrong-level spine surgery runs at roughly one in 3,110 spinal procedures, and the cause most often cited is the transitional anatomy this cohort was assembled around.</w:t>
+      </w:r>
+      <w:r>
+        <w:rPr>
+          <w:color w:val="0000FF"/>
+          <w:vertAlign w:val="superscript"/>
+        </w:rPr>
+        <w:t xml:space="preserve">34 </w:t>
+      </w:r>
+      <w:r>
+        <w:t>Per-level body height, canal width, endplate width, transverseprocess span and wedge ratio are released for T11–L5 across all 802 records, and because the labels were assigned against the twelfth rib rather than by enumeration, a model trained on them is not learning the convention that fails.</w:t>
+      </w:r>
+    </w:p>
+    <w:p>
+      <w:pPr>
+        <w:tabs>
+          <w:tab w:val="center" w:pos="2390"/>
+          <w:tab w:val="center" w:pos="7011"/>
+        </w:tabs>
         <w:spacing w:after="114" w:line="259" w:lineRule="auto"/>
-        <w:ind w:left="-5" w:right="865"/>
-      </w:pPr>
-      <w:r>
-        <w:t>the labels themselves.</w:t>
-      </w:r>
-    </w:p>
-    <w:p>
-      <w:pPr>
-        <w:ind w:left="-15" w:right="865" w:firstLine="299"/>
-      </w:pPr>
-      <w:r>
-        <w:t>The transitional layer serves that use rather than competing with it: no trajectory can be planned across a junction whose segments cannot be named.</w:t>
-      </w:r>
-    </w:p>
-    <w:p>
-      <w:pPr>
-        <w:ind w:left="-15" w:right="865" w:firstLine="299"/>
-      </w:pPr>
+        <w:ind w:left="0" w:firstLine="0"/>
+        <w:jc w:val="left"/>
+      </w:pPr>
+      <w:r>
+        <w:rPr>
+          <w:rFonts w:ascii="Calibri" w:eastAsia="Calibri" w:hAnsi="Calibri" w:cs="Calibri"/>
+          <w:sz w:val="22"/>
+        </w:rPr>
+        <w:tab/>
+      </w:r>
       <w:r>
         <w:rPr>
           <w:i/>
         </w:rPr>
-        <w:t xml:space="preserve">A proxy for the preoperative view. </w:t>
-      </w:r>
-      <w:r>
-        <w:t xml:space="preserve">No public preoperative lumbar CT cohort exists that we know of, and VerSe, the largest public spine CT collection, lacks the sacrum and pelvis (Table </w:t>
-      </w:r>
-      <w:r>
-        <w:rPr>
-          <w:color w:val="0000FF"/>
-        </w:rPr>
-        <w:t>I</w:t>
-      </w:r>
-      <w:r>
-        <w:t>). This release is therefore the closest available stand-in for the view a lumbar case is planned on: the T12-to-S1 span with the lowest ribs and the pelvis; 377 of 802 records acquired prone, the position of posterior lumbar surgery; and classes for the anomalies that make level identification fail. It is a screening population at colonography dose with</w:t>
+        <w:t>Reference morphometry with its spread.</w:t>
+      </w:r>
+      <w:r>
+        <w:rPr>
+          <w:i/>
+        </w:rPr>
+        <w:tab/>
+      </w:r>
+      <w:r>
+        <w:t>The values a surgeon consults for vertebral</w:t>
       </w:r>
     </w:p>
     <w:p>
       <w:pPr>
         <w:sectPr>
-          <w:footerReference w:type="even" r:id="rId33"/>
-          <w:footerReference w:type="default" r:id="rId34"/>
-          <w:footerReference w:type="first" r:id="rId35"/>
+          <w:footerReference w:type="even" r:id="rId27"/>
+          <w:footerReference w:type="default" r:id="rId28"/>
+          <w:footerReference w:type="first" r:id="rId29"/>
           <w:pgSz w:w="12240" w:h="15840"/>
-          <w:pgMar w:top="1434" w:right="595" w:bottom="1093" w:left="1440" w:header="720" w:footer="496" w:gutter="0"/>
+          <w:pgMar w:top="1434" w:right="595" w:bottom="1090" w:left="1440" w:header="720" w:footer="496" w:gutter="0"/>
           <w:cols w:space="720"/>
         </w:sectPr>
       </w:pPr>
@@ -10428,7 +10442,7 @@
     </w:p>
     <w:p>
       <w:pPr>
-        <w:spacing w:after="228" w:line="259" w:lineRule="auto"/>
+        <w:spacing w:after="225" w:line="259" w:lineRule="auto"/>
         <w:ind w:left="-484" w:right="-248" w:firstLine="0"/>
         <w:jc w:val="left"/>
       </w:pPr>
@@ -10441,10 +10455,10 @@
         <mc:AlternateContent>
           <mc:Choice Requires="wpg">
             <w:drawing>
-              <wp:inline distT="0" distB="0" distL="0" distR="0" wp14:anchorId="1DD2E801" wp14:editId="3F1B2B95">
-                <wp:extent cx="3832153" cy="1036404"/>
+              <wp:inline distT="0" distB="0" distL="0" distR="0" wp14:anchorId="28BD6668" wp14:editId="050E7B87">
+                <wp:extent cx="3832153" cy="938784"/>
                 <wp:effectExtent l="0" t="0" r="0" b="0"/>
-                <wp:docPr id="35817" name="Group 35817"/>
+                <wp:docPr id="35880" name="Group 35880"/>
                 <wp:cNvGraphicFramePr/>
                 <a:graphic xmlns:a="http://schemas.openxmlformats.org/drawingml/2006/main">
                   <a:graphicData uri="http://schemas.microsoft.com/office/word/2010/wordprocessingGroup">
@@ -10453,18 +10467,18 @@
                       <wpg:grpSpPr>
                         <a:xfrm>
                           <a:off x="0" y="0"/>
-                          <a:ext cx="3832153" cy="1036404"/>
+                          <a:ext cx="3832153" cy="938784"/>
                           <a:chOff x="0" y="0"/>
-                          <a:chExt cx="3832153" cy="1036404"/>
+                          <a:chExt cx="3832153" cy="938784"/>
                         </a:xfrm>
                       </wpg:grpSpPr>
                       <pic:pic xmlns:pic="http://schemas.openxmlformats.org/drawingml/2006/picture">
                         <pic:nvPicPr>
-                          <pic:cNvPr id="35774" name="Picture 35774"/>
+                          <pic:cNvPr id="35837" name="Picture 35837"/>
                           <pic:cNvPicPr/>
                         </pic:nvPicPr>
                         <pic:blipFill>
-                          <a:blip r:embed="rId36"/>
+                          <a:blip r:embed="rId30"/>
                           <a:stretch>
                             <a:fillRect/>
                           </a:stretch>
@@ -10472,7 +10486,7 @@
                         <pic:spPr>
                           <a:xfrm>
                             <a:off x="0" y="0"/>
-                            <a:ext cx="2081784" cy="1036320"/>
+                            <a:ext cx="2081784" cy="938784"/>
                           </a:xfrm>
                           <a:prstGeom prst="rect">
                             <a:avLst/>
@@ -10480,12 +10494,12 @@
                         </pic:spPr>
                       </pic:pic>
                       <wps:wsp>
-                        <wps:cNvPr id="3609" name="Shape 3609"/>
-                        <wps:cNvSpPr/>
-                        <wps:spPr>
-                          <a:xfrm>
-                            <a:off x="2350798" y="11281"/>
-                            <a:ext cx="0" cy="984082"/>
+                        <wps:cNvPr id="3557" name="Shape 3557"/>
+                        <wps:cNvSpPr/>
+                        <wps:spPr>
+                          <a:xfrm>
+                            <a:off x="2350798" y="11287"/>
+                            <a:ext cx="0" cy="884365"/>
                           </a:xfrm>
                           <a:custGeom>
                             <a:avLst/>
@@ -10494,9 +10508,9 @@
                             <a:cxnLst/>
                             <a:rect l="0" t="0" r="0" b="0"/>
                             <a:pathLst>
-                              <a:path h="984082">
+                              <a:path h="884365">
                                 <a:moveTo>
-                                  <a:pt x="0" y="984082"/>
+                                  <a:pt x="0" y="884365"/>
                                 </a:moveTo>
                                 <a:lnTo>
                                   <a:pt x="0" y="0"/>
@@ -10525,11 +10539,11 @@
                         <wps:bodyPr/>
                       </wps:wsp>
                       <wps:wsp>
-                        <wps:cNvPr id="3610" name="Shape 3610"/>
-                        <wps:cNvSpPr/>
-                        <wps:spPr>
-                          <a:xfrm>
-                            <a:off x="2350798" y="995363"/>
+                        <wps:cNvPr id="3558" name="Shape 3558"/>
+                        <wps:cNvSpPr/>
+                        <wps:spPr>
+                          <a:xfrm>
+                            <a:off x="2350798" y="895652"/>
                             <a:ext cx="0" cy="41041"/>
                           </a:xfrm>
                           <a:custGeom>
@@ -10569,12 +10583,12 @@
                         <wps:bodyPr/>
                       </wps:wsp>
                       <wps:wsp>
-                        <wps:cNvPr id="3612" name="Shape 3612"/>
-                        <wps:cNvSpPr/>
-                        <wps:spPr>
-                          <a:xfrm>
-                            <a:off x="2756508" y="11281"/>
-                            <a:ext cx="0" cy="984082"/>
+                        <wps:cNvPr id="3560" name="Shape 3560"/>
+                        <wps:cNvSpPr/>
+                        <wps:spPr>
+                          <a:xfrm>
+                            <a:off x="2756508" y="11287"/>
+                            <a:ext cx="0" cy="884365"/>
                           </a:xfrm>
                           <a:custGeom>
                             <a:avLst/>
@@ -10583,9 +10597,9 @@
                             <a:cxnLst/>
                             <a:rect l="0" t="0" r="0" b="0"/>
                             <a:pathLst>
-                              <a:path h="984082">
+                              <a:path h="884365">
                                 <a:moveTo>
-                                  <a:pt x="0" y="984082"/>
+                                  <a:pt x="0" y="884365"/>
                                 </a:moveTo>
                                 <a:lnTo>
                                   <a:pt x="0" y="0"/>
@@ -10614,11 +10628,11 @@
                         <wps:bodyPr/>
                       </wps:wsp>
                       <wps:wsp>
-                        <wps:cNvPr id="3613" name="Shape 3613"/>
-                        <wps:cNvSpPr/>
-                        <wps:spPr>
-                          <a:xfrm>
-                            <a:off x="2756508" y="995363"/>
+                        <wps:cNvPr id="3561" name="Shape 3561"/>
+                        <wps:cNvSpPr/>
+                        <wps:spPr>
+                          <a:xfrm>
+                            <a:off x="2756508" y="895652"/>
                             <a:ext cx="0" cy="41041"/>
                           </a:xfrm>
                           <a:custGeom>
@@ -10658,12 +10672,12 @@
                         <wps:bodyPr/>
                       </wps:wsp>
                       <wps:wsp>
-                        <wps:cNvPr id="3615" name="Shape 3615"/>
-                        <wps:cNvSpPr/>
-                        <wps:spPr>
-                          <a:xfrm>
-                            <a:off x="3162216" y="11281"/>
-                            <a:ext cx="0" cy="984082"/>
+                        <wps:cNvPr id="3563" name="Shape 3563"/>
+                        <wps:cNvSpPr/>
+                        <wps:spPr>
+                          <a:xfrm>
+                            <a:off x="3162216" y="11287"/>
+                            <a:ext cx="0" cy="884365"/>
                           </a:xfrm>
                           <a:custGeom>
                             <a:avLst/>
@@ -10672,9 +10686,9 @@
                             <a:cxnLst/>
                             <a:rect l="0" t="0" r="0" b="0"/>
                             <a:pathLst>
-                              <a:path h="984082">
+                              <a:path h="884365">
                                 <a:moveTo>
-                                  <a:pt x="0" y="984082"/>
+                                  <a:pt x="0" y="884365"/>
                                 </a:moveTo>
                                 <a:lnTo>
                                   <a:pt x="0" y="0"/>
@@ -10703,11 +10717,11 @@
                         <wps:bodyPr/>
                       </wps:wsp>
                       <wps:wsp>
-                        <wps:cNvPr id="3616" name="Shape 3616"/>
-                        <wps:cNvSpPr/>
-                        <wps:spPr>
-                          <a:xfrm>
-                            <a:off x="3162216" y="995363"/>
+                        <wps:cNvPr id="3564" name="Shape 3564"/>
+                        <wps:cNvSpPr/>
+                        <wps:spPr>
+                          <a:xfrm>
+                            <a:off x="3162216" y="895652"/>
                             <a:ext cx="0" cy="41041"/>
                           </a:xfrm>
                           <a:custGeom>
@@ -10747,12 +10761,12 @@
                         <wps:bodyPr/>
                       </wps:wsp>
                       <wps:wsp>
-                        <wps:cNvPr id="3618" name="Shape 3618"/>
-                        <wps:cNvSpPr/>
-                        <wps:spPr>
-                          <a:xfrm>
-                            <a:off x="3567925" y="11281"/>
-                            <a:ext cx="0" cy="984082"/>
+                        <wps:cNvPr id="3566" name="Shape 3566"/>
+                        <wps:cNvSpPr/>
+                        <wps:spPr>
+                          <a:xfrm>
+                            <a:off x="3567925" y="11287"/>
+                            <a:ext cx="0" cy="884365"/>
                           </a:xfrm>
                           <a:custGeom>
                             <a:avLst/>
@@ -10761,9 +10775,9 @@
                             <a:cxnLst/>
                             <a:rect l="0" t="0" r="0" b="0"/>
                             <a:pathLst>
-                              <a:path h="984082">
+                              <a:path h="884365">
                                 <a:moveTo>
-                                  <a:pt x="0" y="984082"/>
+                                  <a:pt x="0" y="884365"/>
                                 </a:moveTo>
                                 <a:lnTo>
                                   <a:pt x="0" y="0"/>
@@ -10792,11 +10806,11 @@
                         <wps:bodyPr/>
                       </wps:wsp>
                       <wps:wsp>
-                        <wps:cNvPr id="3619" name="Shape 3619"/>
-                        <wps:cNvSpPr/>
-                        <wps:spPr>
-                          <a:xfrm>
-                            <a:off x="3567925" y="995363"/>
+                        <wps:cNvPr id="3567" name="Shape 3567"/>
+                        <wps:cNvSpPr/>
+                        <wps:spPr>
+                          <a:xfrm>
+                            <a:off x="3567925" y="895652"/>
                             <a:ext cx="0" cy="41041"/>
                           </a:xfrm>
                           <a:custGeom>
@@ -10836,11 +10850,11 @@
                         <wps:bodyPr/>
                       </wps:wsp>
                       <wps:wsp>
-                        <wps:cNvPr id="3621" name="Shape 3621"/>
-                        <wps:cNvSpPr/>
-                        <wps:spPr>
-                          <a:xfrm>
-                            <a:off x="2431940" y="971911"/>
+                        <wps:cNvPr id="3569" name="Shape 3569"/>
+                        <wps:cNvSpPr/>
+                        <wps:spPr>
+                          <a:xfrm>
+                            <a:off x="2431940" y="872200"/>
                             <a:ext cx="0" cy="23452"/>
                           </a:xfrm>
                           <a:custGeom>
@@ -10880,11 +10894,11 @@
                         <wps:bodyPr/>
                       </wps:wsp>
                       <wps:wsp>
-                        <wps:cNvPr id="3622" name="Shape 3622"/>
-                        <wps:cNvSpPr/>
-                        <wps:spPr>
-                          <a:xfrm>
-                            <a:off x="2513082" y="971911"/>
+                        <wps:cNvPr id="3570" name="Shape 3570"/>
+                        <wps:cNvSpPr/>
+                        <wps:spPr>
+                          <a:xfrm>
+                            <a:off x="2513082" y="872200"/>
                             <a:ext cx="0" cy="23452"/>
                           </a:xfrm>
                           <a:custGeom>
@@ -10924,11 +10938,11 @@
                         <wps:bodyPr/>
                       </wps:wsp>
                       <wps:wsp>
-                        <wps:cNvPr id="3623" name="Shape 3623"/>
-                        <wps:cNvSpPr/>
-                        <wps:spPr>
-                          <a:xfrm>
-                            <a:off x="2594224" y="971911"/>
+                        <wps:cNvPr id="3571" name="Shape 3571"/>
+                        <wps:cNvSpPr/>
+                        <wps:spPr>
+                          <a:xfrm>
+                            <a:off x="2594224" y="872200"/>
                             <a:ext cx="0" cy="23452"/>
                           </a:xfrm>
                           <a:custGeom>
@@ -10968,11 +10982,11 @@
                         <wps:bodyPr/>
                       </wps:wsp>
                       <wps:wsp>
-                        <wps:cNvPr id="3624" name="Shape 3624"/>
-                        <wps:cNvSpPr/>
-                        <wps:spPr>
-                          <a:xfrm>
-                            <a:off x="2675366" y="971911"/>
+                        <wps:cNvPr id="3572" name="Shape 3572"/>
+                        <wps:cNvSpPr/>
+                        <wps:spPr>
+                          <a:xfrm>
+                            <a:off x="2675366" y="872200"/>
                             <a:ext cx="0" cy="23452"/>
                           </a:xfrm>
                           <a:custGeom>
@@ -11012,11 +11026,11 @@
                         <wps:bodyPr/>
                       </wps:wsp>
                       <wps:wsp>
-                        <wps:cNvPr id="3625" name="Shape 3625"/>
-                        <wps:cNvSpPr/>
-                        <wps:spPr>
-                          <a:xfrm>
-                            <a:off x="2837649" y="971911"/>
+                        <wps:cNvPr id="3573" name="Shape 3573"/>
+                        <wps:cNvSpPr/>
+                        <wps:spPr>
+                          <a:xfrm>
+                            <a:off x="2837649" y="872200"/>
                             <a:ext cx="0" cy="23452"/>
                           </a:xfrm>
                           <a:custGeom>
@@ -11056,11 +11070,11 @@
                         <wps:bodyPr/>
                       </wps:wsp>
                       <wps:wsp>
-                        <wps:cNvPr id="3626" name="Shape 3626"/>
-                        <wps:cNvSpPr/>
-                        <wps:spPr>
-                          <a:xfrm>
-                            <a:off x="2918791" y="971911"/>
+                        <wps:cNvPr id="3574" name="Shape 3574"/>
+                        <wps:cNvSpPr/>
+                        <wps:spPr>
+                          <a:xfrm>
+                            <a:off x="2918791" y="872200"/>
                             <a:ext cx="0" cy="23452"/>
                           </a:xfrm>
                           <a:custGeom>
@@ -11100,11 +11114,11 @@
                         <wps:bodyPr/>
                       </wps:wsp>
                       <wps:wsp>
-                        <wps:cNvPr id="3627" name="Shape 3627"/>
-                        <wps:cNvSpPr/>
-                        <wps:spPr>
-                          <a:xfrm>
-                            <a:off x="2999933" y="971911"/>
+                        <wps:cNvPr id="3575" name="Shape 3575"/>
+                        <wps:cNvSpPr/>
+                        <wps:spPr>
+                          <a:xfrm>
+                            <a:off x="2999933" y="872200"/>
                             <a:ext cx="0" cy="23452"/>
                           </a:xfrm>
                           <a:custGeom>
@@ -11144,11 +11158,11 @@
                         <wps:bodyPr/>
                       </wps:wsp>
                       <wps:wsp>
-                        <wps:cNvPr id="3628" name="Shape 3628"/>
-                        <wps:cNvSpPr/>
-                        <wps:spPr>
-                          <a:xfrm>
-                            <a:off x="3081074" y="971911"/>
+                        <wps:cNvPr id="3576" name="Shape 3576"/>
+                        <wps:cNvSpPr/>
+                        <wps:spPr>
+                          <a:xfrm>
+                            <a:off x="3081074" y="872200"/>
                             <a:ext cx="0" cy="23452"/>
                           </a:xfrm>
                           <a:custGeom>
@@ -11188,11 +11202,11 @@
                         <wps:bodyPr/>
                       </wps:wsp>
                       <wps:wsp>
-                        <wps:cNvPr id="3629" name="Shape 3629"/>
-                        <wps:cNvSpPr/>
-                        <wps:spPr>
-                          <a:xfrm>
-                            <a:off x="3243358" y="971911"/>
+                        <wps:cNvPr id="3577" name="Shape 3577"/>
+                        <wps:cNvSpPr/>
+                        <wps:spPr>
+                          <a:xfrm>
+                            <a:off x="3243358" y="872200"/>
                             <a:ext cx="0" cy="23452"/>
                           </a:xfrm>
                           <a:custGeom>
@@ -11232,11 +11246,11 @@
                         <wps:bodyPr/>
                       </wps:wsp>
                       <wps:wsp>
-                        <wps:cNvPr id="3630" name="Shape 3630"/>
-                        <wps:cNvSpPr/>
-                        <wps:spPr>
-                          <a:xfrm>
-                            <a:off x="3324500" y="971911"/>
+                        <wps:cNvPr id="3578" name="Shape 3578"/>
+                        <wps:cNvSpPr/>
+                        <wps:spPr>
+                          <a:xfrm>
+                            <a:off x="3324500" y="872200"/>
                             <a:ext cx="0" cy="23452"/>
                           </a:xfrm>
                           <a:custGeom>
@@ -11276,11 +11290,11 @@
                         <wps:bodyPr/>
                       </wps:wsp>
                       <wps:wsp>
-                        <wps:cNvPr id="3631" name="Shape 3631"/>
-                        <wps:cNvSpPr/>
-                        <wps:spPr>
-                          <a:xfrm>
-                            <a:off x="3405642" y="971911"/>
+                        <wps:cNvPr id="3579" name="Shape 3579"/>
+                        <wps:cNvSpPr/>
+                        <wps:spPr>
+                          <a:xfrm>
+                            <a:off x="3405642" y="872200"/>
                             <a:ext cx="0" cy="23452"/>
                           </a:xfrm>
                           <a:custGeom>
@@ -11320,11 +11334,11 @@
                         <wps:bodyPr/>
                       </wps:wsp>
                       <wps:wsp>
-                        <wps:cNvPr id="3632" name="Shape 3632"/>
-                        <wps:cNvSpPr/>
-                        <wps:spPr>
-                          <a:xfrm>
-                            <a:off x="3486783" y="971911"/>
+                        <wps:cNvPr id="3580" name="Shape 3580"/>
+                        <wps:cNvSpPr/>
+                        <wps:spPr>
+                          <a:xfrm>
+                            <a:off x="3486783" y="872200"/>
                             <a:ext cx="0" cy="23452"/>
                           </a:xfrm>
                           <a:custGeom>
@@ -11364,11 +11378,11 @@
                         <wps:bodyPr/>
                       </wps:wsp>
                       <wps:wsp>
-                        <wps:cNvPr id="3633" name="Shape 3633"/>
-                        <wps:cNvSpPr/>
-                        <wps:spPr>
-                          <a:xfrm>
-                            <a:off x="3649067" y="971911"/>
+                        <wps:cNvPr id="3581" name="Shape 3581"/>
+                        <wps:cNvSpPr/>
+                        <wps:spPr>
+                          <a:xfrm>
+                            <a:off x="3649067" y="872200"/>
                             <a:ext cx="0" cy="23452"/>
                           </a:xfrm>
                           <a:custGeom>
@@ -11408,11 +11422,11 @@
                         <wps:bodyPr/>
                       </wps:wsp>
                       <wps:wsp>
-                        <wps:cNvPr id="3634" name="Shape 3634"/>
-                        <wps:cNvSpPr/>
-                        <wps:spPr>
-                          <a:xfrm>
-                            <a:off x="3730209" y="971911"/>
+                        <wps:cNvPr id="3582" name="Shape 3582"/>
+                        <wps:cNvSpPr/>
+                        <wps:spPr>
+                          <a:xfrm>
+                            <a:off x="3730209" y="872200"/>
                             <a:ext cx="0" cy="23452"/>
                           </a:xfrm>
                           <a:custGeom>
@@ -11452,11 +11466,11 @@
                         <wps:bodyPr/>
                       </wps:wsp>
                       <wps:wsp>
-                        <wps:cNvPr id="3635" name="Shape 3635"/>
-                        <wps:cNvSpPr/>
-                        <wps:spPr>
-                          <a:xfrm>
-                            <a:off x="3811350" y="971911"/>
+                        <wps:cNvPr id="3583" name="Shape 3583"/>
+                        <wps:cNvSpPr/>
+                        <wps:spPr>
+                          <a:xfrm>
+                            <a:off x="3811350" y="872200"/>
                             <a:ext cx="0" cy="23452"/>
                           </a:xfrm>
                           <a:custGeom>
@@ -11496,11 +11510,11 @@
                         <wps:bodyPr/>
                       </wps:wsp>
                       <wps:wsp>
-                        <wps:cNvPr id="3637" name="Shape 3637"/>
-                        <wps:cNvSpPr/>
-                        <wps:spPr>
-                          <a:xfrm>
-                            <a:off x="2303422" y="93288"/>
+                        <wps:cNvPr id="3585" name="Shape 3585"/>
+                        <wps:cNvSpPr/>
+                        <wps:spPr>
+                          <a:xfrm>
+                            <a:off x="2303422" y="84984"/>
                             <a:ext cx="1528731" cy="0"/>
                           </a:xfrm>
                           <a:custGeom>
@@ -11541,11 +11555,11 @@
                         <wps:bodyPr/>
                       </wps:wsp>
                       <wps:wsp>
-                        <wps:cNvPr id="3638" name="Shape 3638"/>
-                        <wps:cNvSpPr/>
-                        <wps:spPr>
-                          <a:xfrm>
-                            <a:off x="2262381" y="93288"/>
+                        <wps:cNvPr id="3586" name="Shape 3586"/>
+                        <wps:cNvSpPr/>
+                        <wps:spPr>
+                          <a:xfrm>
+                            <a:off x="2262381" y="84984"/>
                             <a:ext cx="41041" cy="0"/>
                           </a:xfrm>
                           <a:custGeom>
@@ -11585,11 +11599,11 @@
                         <wps:bodyPr/>
                       </wps:wsp>
                       <wps:wsp>
-                        <wps:cNvPr id="3640" name="Shape 3640"/>
-                        <wps:cNvSpPr/>
-                        <wps:spPr>
-                          <a:xfrm>
-                            <a:off x="2303422" y="229966"/>
+                        <wps:cNvPr id="3588" name="Shape 3588"/>
+                        <wps:cNvSpPr/>
+                        <wps:spPr>
+                          <a:xfrm>
+                            <a:off x="2303422" y="207813"/>
                             <a:ext cx="1528731" cy="0"/>
                           </a:xfrm>
                           <a:custGeom>
@@ -11630,11 +11644,11 @@
                         <wps:bodyPr/>
                       </wps:wsp>
                       <wps:wsp>
-                        <wps:cNvPr id="3641" name="Shape 3641"/>
-                        <wps:cNvSpPr/>
-                        <wps:spPr>
-                          <a:xfrm>
-                            <a:off x="2262381" y="229966"/>
+                        <wps:cNvPr id="3589" name="Shape 3589"/>
+                        <wps:cNvSpPr/>
+                        <wps:spPr>
+                          <a:xfrm>
+                            <a:off x="2262381" y="207813"/>
                             <a:ext cx="41041" cy="0"/>
                           </a:xfrm>
                           <a:custGeom>
@@ -11674,11 +11688,11 @@
                         <wps:bodyPr/>
                       </wps:wsp>
                       <wps:wsp>
-                        <wps:cNvPr id="3643" name="Shape 3643"/>
-                        <wps:cNvSpPr/>
-                        <wps:spPr>
-                          <a:xfrm>
-                            <a:off x="2303422" y="366644"/>
+                        <wps:cNvPr id="3591" name="Shape 3591"/>
+                        <wps:cNvSpPr/>
+                        <wps:spPr>
+                          <a:xfrm>
+                            <a:off x="2303422" y="330641"/>
                             <a:ext cx="1528731" cy="0"/>
                           </a:xfrm>
                           <a:custGeom>
@@ -11719,11 +11733,11 @@
                         <wps:bodyPr/>
                       </wps:wsp>
                       <wps:wsp>
-                        <wps:cNvPr id="3644" name="Shape 3644"/>
-                        <wps:cNvSpPr/>
-                        <wps:spPr>
-                          <a:xfrm>
-                            <a:off x="2262381" y="366644"/>
+                        <wps:cNvPr id="3592" name="Shape 3592"/>
+                        <wps:cNvSpPr/>
+                        <wps:spPr>
+                          <a:xfrm>
+                            <a:off x="2262381" y="330641"/>
                             <a:ext cx="41041" cy="0"/>
                           </a:xfrm>
                           <a:custGeom>
@@ -11763,11 +11777,11 @@
                         <wps:bodyPr/>
                       </wps:wsp>
                       <wps:wsp>
-                        <wps:cNvPr id="3646" name="Shape 3646"/>
-                        <wps:cNvSpPr/>
-                        <wps:spPr>
-                          <a:xfrm>
-                            <a:off x="2303422" y="503322"/>
+                        <wps:cNvPr id="3594" name="Shape 3594"/>
+                        <wps:cNvSpPr/>
+                        <wps:spPr>
+                          <a:xfrm>
+                            <a:off x="2303422" y="453470"/>
                             <a:ext cx="1528731" cy="0"/>
                           </a:xfrm>
                           <a:custGeom>
@@ -11808,11 +11822,11 @@
                         <wps:bodyPr/>
                       </wps:wsp>
                       <wps:wsp>
-                        <wps:cNvPr id="3647" name="Shape 3647"/>
-                        <wps:cNvSpPr/>
-                        <wps:spPr>
-                          <a:xfrm>
-                            <a:off x="2262381" y="503322"/>
+                        <wps:cNvPr id="3595" name="Shape 3595"/>
+                        <wps:cNvSpPr/>
+                        <wps:spPr>
+                          <a:xfrm>
+                            <a:off x="2262381" y="453470"/>
                             <a:ext cx="41041" cy="0"/>
                           </a:xfrm>
                           <a:custGeom>
@@ -11852,11 +11866,11 @@
                         <wps:bodyPr/>
                       </wps:wsp>
                       <wps:wsp>
-                        <wps:cNvPr id="3649" name="Shape 3649"/>
-                        <wps:cNvSpPr/>
-                        <wps:spPr>
-                          <a:xfrm>
-                            <a:off x="2303422" y="640000"/>
+                        <wps:cNvPr id="3597" name="Shape 3597"/>
+                        <wps:cNvSpPr/>
+                        <wps:spPr>
+                          <a:xfrm>
+                            <a:off x="2303422" y="576298"/>
                             <a:ext cx="1528731" cy="0"/>
                           </a:xfrm>
                           <a:custGeom>
@@ -11897,11 +11911,11 @@
                         <wps:bodyPr/>
                       </wps:wsp>
                       <wps:wsp>
-                        <wps:cNvPr id="3650" name="Shape 3650"/>
-                        <wps:cNvSpPr/>
-                        <wps:spPr>
-                          <a:xfrm>
-                            <a:off x="2262381" y="640000"/>
+                        <wps:cNvPr id="3598" name="Shape 3598"/>
+                        <wps:cNvSpPr/>
+                        <wps:spPr>
+                          <a:xfrm>
+                            <a:off x="2262381" y="576298"/>
                             <a:ext cx="41041" cy="0"/>
                           </a:xfrm>
                           <a:custGeom>
@@ -11941,11 +11955,11 @@
                         <wps:bodyPr/>
                       </wps:wsp>
                       <wps:wsp>
-                        <wps:cNvPr id="3652" name="Shape 3652"/>
-                        <wps:cNvSpPr/>
-                        <wps:spPr>
-                          <a:xfrm>
-                            <a:off x="2303422" y="776678"/>
+                        <wps:cNvPr id="3600" name="Shape 3600"/>
+                        <wps:cNvSpPr/>
+                        <wps:spPr>
+                          <a:xfrm>
+                            <a:off x="2303422" y="699127"/>
                             <a:ext cx="1528731" cy="0"/>
                           </a:xfrm>
                           <a:custGeom>
@@ -11986,11 +12000,11 @@
                         <wps:bodyPr/>
                       </wps:wsp>
                       <wps:wsp>
-                        <wps:cNvPr id="3653" name="Shape 3653"/>
-                        <wps:cNvSpPr/>
-                        <wps:spPr>
-                          <a:xfrm>
-                            <a:off x="2262381" y="776678"/>
+                        <wps:cNvPr id="3601" name="Shape 3601"/>
+                        <wps:cNvSpPr/>
+                        <wps:spPr>
+                          <a:xfrm>
+                            <a:off x="2262381" y="699127"/>
                             <a:ext cx="41041" cy="0"/>
                           </a:xfrm>
                           <a:custGeom>
@@ -12030,11 +12044,11 @@
                         <wps:bodyPr/>
                       </wps:wsp>
                       <wps:wsp>
-                        <wps:cNvPr id="3655" name="Shape 3655"/>
-                        <wps:cNvSpPr/>
-                        <wps:spPr>
-                          <a:xfrm>
-                            <a:off x="2303422" y="913356"/>
+                        <wps:cNvPr id="3603" name="Shape 3603"/>
+                        <wps:cNvSpPr/>
+                        <wps:spPr>
+                          <a:xfrm>
+                            <a:off x="2303422" y="821955"/>
                             <a:ext cx="1528731" cy="0"/>
                           </a:xfrm>
                           <a:custGeom>
@@ -12075,11 +12089,11 @@
                         <wps:bodyPr/>
                       </wps:wsp>
                       <wps:wsp>
-                        <wps:cNvPr id="3656" name="Shape 3656"/>
-                        <wps:cNvSpPr/>
-                        <wps:spPr>
-                          <a:xfrm>
-                            <a:off x="2262381" y="913356"/>
+                        <wps:cNvPr id="3604" name="Shape 3604"/>
+                        <wps:cNvSpPr/>
+                        <wps:spPr>
+                          <a:xfrm>
+                            <a:off x="2262381" y="821955"/>
                             <a:ext cx="41041" cy="0"/>
                           </a:xfrm>
                           <a:custGeom>
@@ -12119,11 +12133,11 @@
                         <wps:bodyPr/>
                       </wps:wsp>
                       <wps:wsp>
-                        <wps:cNvPr id="3658" name="Shape 3658"/>
-                        <wps:cNvSpPr/>
-                        <wps:spPr>
-                          <a:xfrm>
-                            <a:off x="2303422" y="995363"/>
+                        <wps:cNvPr id="3606" name="Shape 3606"/>
+                        <wps:cNvSpPr/>
+                        <wps:spPr>
+                          <a:xfrm>
+                            <a:off x="2303422" y="895652"/>
                             <a:ext cx="23451" cy="0"/>
                           </a:xfrm>
                           <a:custGeom>
@@ -12163,11 +12177,11 @@
                         <wps:bodyPr/>
                       </wps:wsp>
                       <wps:wsp>
-                        <wps:cNvPr id="3659" name="Shape 3659"/>
-                        <wps:cNvSpPr/>
-                        <wps:spPr>
-                          <a:xfrm>
-                            <a:off x="2303422" y="968028"/>
+                        <wps:cNvPr id="3607" name="Shape 3607"/>
+                        <wps:cNvSpPr/>
+                        <wps:spPr>
+                          <a:xfrm>
+                            <a:off x="2303422" y="871087"/>
                             <a:ext cx="23451" cy="0"/>
                           </a:xfrm>
                           <a:custGeom>
@@ -12207,11 +12221,11 @@
                         <wps:bodyPr/>
                       </wps:wsp>
                       <wps:wsp>
-                        <wps:cNvPr id="3660" name="Shape 3660"/>
-                        <wps:cNvSpPr/>
-                        <wps:spPr>
-                          <a:xfrm>
-                            <a:off x="2303422" y="940692"/>
+                        <wps:cNvPr id="3608" name="Shape 3608"/>
+                        <wps:cNvSpPr/>
+                        <wps:spPr>
+                          <a:xfrm>
+                            <a:off x="2303422" y="846521"/>
                             <a:ext cx="23451" cy="0"/>
                           </a:xfrm>
                           <a:custGeom>
@@ -12251,11 +12265,11 @@
                         <wps:bodyPr/>
                       </wps:wsp>
                       <wps:wsp>
-                        <wps:cNvPr id="3661" name="Shape 3661"/>
-                        <wps:cNvSpPr/>
-                        <wps:spPr>
-                          <a:xfrm>
-                            <a:off x="2303422" y="886021"/>
+                        <wps:cNvPr id="3609" name="Shape 3609"/>
+                        <wps:cNvSpPr/>
+                        <wps:spPr>
+                          <a:xfrm>
+                            <a:off x="2303422" y="797390"/>
                             <a:ext cx="23451" cy="0"/>
                           </a:xfrm>
                           <a:custGeom>
@@ -12295,11 +12309,11 @@
                         <wps:bodyPr/>
                       </wps:wsp>
                       <wps:wsp>
-                        <wps:cNvPr id="3662" name="Shape 3662"/>
-                        <wps:cNvSpPr/>
-                        <wps:spPr>
-                          <a:xfrm>
-                            <a:off x="2303422" y="858685"/>
+                        <wps:cNvPr id="3610" name="Shape 3610"/>
+                        <wps:cNvSpPr/>
+                        <wps:spPr>
+                          <a:xfrm>
+                            <a:off x="2303422" y="772824"/>
                             <a:ext cx="23451" cy="0"/>
                           </a:xfrm>
                           <a:custGeom>
@@ -12339,11 +12353,11 @@
                         <wps:bodyPr/>
                       </wps:wsp>
                       <wps:wsp>
-                        <wps:cNvPr id="3663" name="Shape 3663"/>
-                        <wps:cNvSpPr/>
-                        <wps:spPr>
-                          <a:xfrm>
-                            <a:off x="2303422" y="831350"/>
+                        <wps:cNvPr id="3611" name="Shape 3611"/>
+                        <wps:cNvSpPr/>
+                        <wps:spPr>
+                          <a:xfrm>
+                            <a:off x="2303422" y="748258"/>
                             <a:ext cx="23451" cy="0"/>
                           </a:xfrm>
                           <a:custGeom>
@@ -12383,11 +12397,11 @@
                         <wps:bodyPr/>
                       </wps:wsp>
                       <wps:wsp>
-                        <wps:cNvPr id="3664" name="Shape 3664"/>
-                        <wps:cNvSpPr/>
-                        <wps:spPr>
-                          <a:xfrm>
-                            <a:off x="2303422" y="804014"/>
+                        <wps:cNvPr id="3612" name="Shape 3612"/>
+                        <wps:cNvSpPr/>
+                        <wps:spPr>
+                          <a:xfrm>
+                            <a:off x="2303422" y="723692"/>
                             <a:ext cx="23451" cy="0"/>
                           </a:xfrm>
                           <a:custGeom>
@@ -12427,11 +12441,11 @@
                         <wps:bodyPr/>
                       </wps:wsp>
                       <wps:wsp>
-                        <wps:cNvPr id="3665" name="Shape 3665"/>
-                        <wps:cNvSpPr/>
-                        <wps:spPr>
-                          <a:xfrm>
-                            <a:off x="2303422" y="749343"/>
+                        <wps:cNvPr id="3613" name="Shape 3613"/>
+                        <wps:cNvSpPr/>
+                        <wps:spPr>
+                          <a:xfrm>
+                            <a:off x="2303422" y="674561"/>
                             <a:ext cx="23451" cy="0"/>
                           </a:xfrm>
                           <a:custGeom>
@@ -12471,11 +12485,11 @@
                         <wps:bodyPr/>
                       </wps:wsp>
                       <wps:wsp>
-                        <wps:cNvPr id="3666" name="Shape 3666"/>
-                        <wps:cNvSpPr/>
-                        <wps:spPr>
-                          <a:xfrm>
-                            <a:off x="2303422" y="722007"/>
+                        <wps:cNvPr id="3614" name="Shape 3614"/>
+                        <wps:cNvSpPr/>
+                        <wps:spPr>
+                          <a:xfrm>
+                            <a:off x="2303422" y="649995"/>
                             <a:ext cx="23451" cy="0"/>
                           </a:xfrm>
                           <a:custGeom>
@@ -12515,11 +12529,11 @@
                         <wps:bodyPr/>
                       </wps:wsp>
                       <wps:wsp>
-                        <wps:cNvPr id="3667" name="Shape 3667"/>
-                        <wps:cNvSpPr/>
-                        <wps:spPr>
-                          <a:xfrm>
-                            <a:off x="2303422" y="694672"/>
+                        <wps:cNvPr id="3615" name="Shape 3615"/>
+                        <wps:cNvSpPr/>
+                        <wps:spPr>
+                          <a:xfrm>
+                            <a:off x="2303422" y="625429"/>
                             <a:ext cx="23451" cy="0"/>
                           </a:xfrm>
                           <a:custGeom>
@@ -12559,11 +12573,11 @@
                         <wps:bodyPr/>
                       </wps:wsp>
                       <wps:wsp>
-                        <wps:cNvPr id="3668" name="Shape 3668"/>
-                        <wps:cNvSpPr/>
-                        <wps:spPr>
-                          <a:xfrm>
-                            <a:off x="2303422" y="667336"/>
+                        <wps:cNvPr id="3616" name="Shape 3616"/>
+                        <wps:cNvSpPr/>
+                        <wps:spPr>
+                          <a:xfrm>
+                            <a:off x="2303422" y="600864"/>
                             <a:ext cx="23451" cy="0"/>
                           </a:xfrm>
                           <a:custGeom>
@@ -12603,11 +12617,11 @@
                         <wps:bodyPr/>
                       </wps:wsp>
                       <wps:wsp>
-                        <wps:cNvPr id="3669" name="Shape 3669"/>
-                        <wps:cNvSpPr/>
-                        <wps:spPr>
-                          <a:xfrm>
-                            <a:off x="2303422" y="612665"/>
+                        <wps:cNvPr id="3617" name="Shape 3617"/>
+                        <wps:cNvSpPr/>
+                        <wps:spPr>
+                          <a:xfrm>
+                            <a:off x="2303422" y="551732"/>
                             <a:ext cx="23451" cy="0"/>
                           </a:xfrm>
                           <a:custGeom>
@@ -12647,11 +12661,11 @@
                         <wps:bodyPr/>
                       </wps:wsp>
                       <wps:wsp>
-                        <wps:cNvPr id="3670" name="Shape 3670"/>
-                        <wps:cNvSpPr/>
-                        <wps:spPr>
-                          <a:xfrm>
-                            <a:off x="2303422" y="585329"/>
+                        <wps:cNvPr id="3618" name="Shape 3618"/>
+                        <wps:cNvSpPr/>
+                        <wps:spPr>
+                          <a:xfrm>
+                            <a:off x="2303422" y="527167"/>
                             <a:ext cx="23451" cy="0"/>
                           </a:xfrm>
                           <a:custGeom>
@@ -12691,11 +12705,11 @@
                         <wps:bodyPr/>
                       </wps:wsp>
                       <wps:wsp>
-                        <wps:cNvPr id="3671" name="Shape 3671"/>
-                        <wps:cNvSpPr/>
-                        <wps:spPr>
-                          <a:xfrm>
-                            <a:off x="2303422" y="557994"/>
+                        <wps:cNvPr id="3619" name="Shape 3619"/>
+                        <wps:cNvSpPr/>
+                        <wps:spPr>
+                          <a:xfrm>
+                            <a:off x="2303422" y="502601"/>
                             <a:ext cx="23451" cy="0"/>
                           </a:xfrm>
                           <a:custGeom>
@@ -12735,11 +12749,11 @@
                         <wps:bodyPr/>
                       </wps:wsp>
                       <wps:wsp>
-                        <wps:cNvPr id="3672" name="Shape 3672"/>
-                        <wps:cNvSpPr/>
-                        <wps:spPr>
-                          <a:xfrm>
-                            <a:off x="2303422" y="530658"/>
+                        <wps:cNvPr id="3620" name="Shape 3620"/>
+                        <wps:cNvSpPr/>
+                        <wps:spPr>
+                          <a:xfrm>
+                            <a:off x="2303422" y="478035"/>
                             <a:ext cx="23451" cy="0"/>
                           </a:xfrm>
                           <a:custGeom>
@@ -12779,11 +12793,11 @@
                         <wps:bodyPr/>
                       </wps:wsp>
                       <wps:wsp>
-                        <wps:cNvPr id="3673" name="Shape 3673"/>
-                        <wps:cNvSpPr/>
-                        <wps:spPr>
-                          <a:xfrm>
-                            <a:off x="2303422" y="475987"/>
+                        <wps:cNvPr id="3621" name="Shape 3621"/>
+                        <wps:cNvSpPr/>
+                        <wps:spPr>
+                          <a:xfrm>
+                            <a:off x="2303422" y="428904"/>
                             <a:ext cx="23451" cy="0"/>
                           </a:xfrm>
                           <a:custGeom>
@@ -12823,11 +12837,11 @@
                         <wps:bodyPr/>
                       </wps:wsp>
                       <wps:wsp>
-                        <wps:cNvPr id="3674" name="Shape 3674"/>
-                        <wps:cNvSpPr/>
-                        <wps:spPr>
-                          <a:xfrm>
-                            <a:off x="2303422" y="448651"/>
+                        <wps:cNvPr id="3622" name="Shape 3622"/>
+                        <wps:cNvSpPr/>
+                        <wps:spPr>
+                          <a:xfrm>
+                            <a:off x="2303422" y="404338"/>
                             <a:ext cx="23451" cy="0"/>
                           </a:xfrm>
                           <a:custGeom>
@@ -12867,11 +12881,11 @@
                         <wps:bodyPr/>
                       </wps:wsp>
                       <wps:wsp>
-                        <wps:cNvPr id="3675" name="Shape 3675"/>
-                        <wps:cNvSpPr/>
-                        <wps:spPr>
-                          <a:xfrm>
-                            <a:off x="2303422" y="421316"/>
+                        <wps:cNvPr id="3623" name="Shape 3623"/>
+                        <wps:cNvSpPr/>
+                        <wps:spPr>
+                          <a:xfrm>
+                            <a:off x="2303422" y="379772"/>
                             <a:ext cx="23451" cy="0"/>
                           </a:xfrm>
                           <a:custGeom>
@@ -12911,11 +12925,11 @@
                         <wps:bodyPr/>
                       </wps:wsp>
                       <wps:wsp>
-                        <wps:cNvPr id="3676" name="Shape 3676"/>
-                        <wps:cNvSpPr/>
-                        <wps:spPr>
-                          <a:xfrm>
-                            <a:off x="2303422" y="393980"/>
+                        <wps:cNvPr id="3624" name="Shape 3624"/>
+                        <wps:cNvSpPr/>
+                        <wps:spPr>
+                          <a:xfrm>
+                            <a:off x="2303422" y="355207"/>
                             <a:ext cx="23451" cy="0"/>
                           </a:xfrm>
                           <a:custGeom>
@@ -12955,11 +12969,11 @@
                         <wps:bodyPr/>
                       </wps:wsp>
                       <wps:wsp>
-                        <wps:cNvPr id="3677" name="Shape 3677"/>
-                        <wps:cNvSpPr/>
-                        <wps:spPr>
-                          <a:xfrm>
-                            <a:off x="2303422" y="339309"/>
+                        <wps:cNvPr id="3625" name="Shape 3625"/>
+                        <wps:cNvSpPr/>
+                        <wps:spPr>
+                          <a:xfrm>
+                            <a:off x="2303422" y="306075"/>
                             <a:ext cx="23451" cy="0"/>
                           </a:xfrm>
                           <a:custGeom>
@@ -12999,11 +13013,11 @@
                         <wps:bodyPr/>
                       </wps:wsp>
                       <wps:wsp>
-                        <wps:cNvPr id="3678" name="Shape 3678"/>
-                        <wps:cNvSpPr/>
-                        <wps:spPr>
-                          <a:xfrm>
-                            <a:off x="2303422" y="311973"/>
+                        <wps:cNvPr id="3626" name="Shape 3626"/>
+                        <wps:cNvSpPr/>
+                        <wps:spPr>
+                          <a:xfrm>
+                            <a:off x="2303422" y="281510"/>
                             <a:ext cx="23451" cy="0"/>
                           </a:xfrm>
                           <a:custGeom>
@@ -13043,11 +13057,11 @@
                         <wps:bodyPr/>
                       </wps:wsp>
                       <wps:wsp>
-                        <wps:cNvPr id="3679" name="Shape 3679"/>
-                        <wps:cNvSpPr/>
-                        <wps:spPr>
-                          <a:xfrm>
-                            <a:off x="2303422" y="284637"/>
+                        <wps:cNvPr id="3627" name="Shape 3627"/>
+                        <wps:cNvSpPr/>
+                        <wps:spPr>
+                          <a:xfrm>
+                            <a:off x="2303422" y="256944"/>
                             <a:ext cx="23451" cy="0"/>
                           </a:xfrm>
                           <a:custGeom>
@@ -13087,11 +13101,11 @@
                         <wps:bodyPr/>
                       </wps:wsp>
                       <wps:wsp>
-                        <wps:cNvPr id="3680" name="Shape 3680"/>
-                        <wps:cNvSpPr/>
-                        <wps:spPr>
-                          <a:xfrm>
-                            <a:off x="2303422" y="257302"/>
+                        <wps:cNvPr id="3628" name="Shape 3628"/>
+                        <wps:cNvSpPr/>
+                        <wps:spPr>
+                          <a:xfrm>
+                            <a:off x="2303422" y="232378"/>
                             <a:ext cx="23451" cy="0"/>
                           </a:xfrm>
                           <a:custGeom>
@@ -13131,11 +13145,11 @@
                         <wps:bodyPr/>
                       </wps:wsp>
                       <wps:wsp>
-                        <wps:cNvPr id="3681" name="Shape 3681"/>
-                        <wps:cNvSpPr/>
-                        <wps:spPr>
-                          <a:xfrm>
-                            <a:off x="2303422" y="202631"/>
+                        <wps:cNvPr id="3629" name="Shape 3629"/>
+                        <wps:cNvSpPr/>
+                        <wps:spPr>
+                          <a:xfrm>
+                            <a:off x="2303422" y="183247"/>
                             <a:ext cx="23451" cy="0"/>
                           </a:xfrm>
                           <a:custGeom>
@@ -13175,11 +13189,11 @@
                         <wps:bodyPr/>
                       </wps:wsp>
                       <wps:wsp>
-                        <wps:cNvPr id="3682" name="Shape 3682"/>
-                        <wps:cNvSpPr/>
-                        <wps:spPr>
-                          <a:xfrm>
-                            <a:off x="2303422" y="175295"/>
+                        <wps:cNvPr id="3630" name="Shape 3630"/>
+                        <wps:cNvSpPr/>
+                        <wps:spPr>
+                          <a:xfrm>
+                            <a:off x="2303422" y="158681"/>
                             <a:ext cx="23451" cy="0"/>
                           </a:xfrm>
                           <a:custGeom>
@@ -13219,11 +13233,11 @@
                         <wps:bodyPr/>
                       </wps:wsp>
                       <wps:wsp>
-                        <wps:cNvPr id="3683" name="Shape 3683"/>
-                        <wps:cNvSpPr/>
-                        <wps:spPr>
-                          <a:xfrm>
-                            <a:off x="2303422" y="147959"/>
+                        <wps:cNvPr id="3631" name="Shape 3631"/>
+                        <wps:cNvSpPr/>
+                        <wps:spPr>
+                          <a:xfrm>
+                            <a:off x="2303422" y="134115"/>
                             <a:ext cx="23451" cy="0"/>
                           </a:xfrm>
                           <a:custGeom>
@@ -13263,11 +13277,11 @@
                         <wps:bodyPr/>
                       </wps:wsp>
                       <wps:wsp>
-                        <wps:cNvPr id="3684" name="Shape 3684"/>
-                        <wps:cNvSpPr/>
-                        <wps:spPr>
-                          <a:xfrm>
-                            <a:off x="2303422" y="120624"/>
+                        <wps:cNvPr id="3632" name="Shape 3632"/>
+                        <wps:cNvSpPr/>
+                        <wps:spPr>
+                          <a:xfrm>
+                            <a:off x="2303422" y="109550"/>
                             <a:ext cx="23451" cy="0"/>
                           </a:xfrm>
                           <a:custGeom>
@@ -13307,11 +13321,11 @@
                         <wps:bodyPr/>
                       </wps:wsp>
                       <wps:wsp>
-                        <wps:cNvPr id="3685" name="Shape 3685"/>
-                        <wps:cNvSpPr/>
-                        <wps:spPr>
-                          <a:xfrm>
-                            <a:off x="2303422" y="65953"/>
+                        <wps:cNvPr id="3633" name="Shape 3633"/>
+                        <wps:cNvSpPr/>
+                        <wps:spPr>
+                          <a:xfrm>
+                            <a:off x="2303422" y="60418"/>
                             <a:ext cx="23451" cy="0"/>
                           </a:xfrm>
                           <a:custGeom>
@@ -13351,11 +13365,11 @@
                         <wps:bodyPr/>
                       </wps:wsp>
                       <wps:wsp>
-                        <wps:cNvPr id="3686" name="Shape 3686"/>
-                        <wps:cNvSpPr/>
-                        <wps:spPr>
-                          <a:xfrm>
-                            <a:off x="2303422" y="38617"/>
+                        <wps:cNvPr id="3634" name="Shape 3634"/>
+                        <wps:cNvSpPr/>
+                        <wps:spPr>
+                          <a:xfrm>
+                            <a:off x="2303422" y="35853"/>
                             <a:ext cx="23451" cy="0"/>
                           </a:xfrm>
                           <a:custGeom>
@@ -13395,11 +13409,11 @@
                         <wps:bodyPr/>
                       </wps:wsp>
                       <wps:wsp>
-                        <wps:cNvPr id="3687" name="Shape 3687"/>
-                        <wps:cNvSpPr/>
-                        <wps:spPr>
-                          <a:xfrm>
-                            <a:off x="2303422" y="11281"/>
+                        <wps:cNvPr id="3635" name="Shape 3635"/>
+                        <wps:cNvSpPr/>
+                        <wps:spPr>
+                          <a:xfrm>
+                            <a:off x="2303422" y="11287"/>
                             <a:ext cx="23451" cy="0"/>
                           </a:xfrm>
                           <a:custGeom>
@@ -13439,11 +13453,11 @@
                         <wps:bodyPr/>
                       </wps:wsp>
                       <wps:wsp>
-                        <wps:cNvPr id="3688" name="Shape 3688"/>
-                        <wps:cNvSpPr/>
-                        <wps:spPr>
-                          <a:xfrm>
-                            <a:off x="2372910" y="93288"/>
+                        <wps:cNvPr id="3636" name="Shape 3636"/>
+                        <wps:cNvSpPr/>
+                        <wps:spPr>
+                          <a:xfrm>
+                            <a:off x="2372910" y="84984"/>
                             <a:ext cx="599029" cy="0"/>
                           </a:xfrm>
                           <a:custGeom>
@@ -13484,11 +13498,11 @@
                         <wps:bodyPr/>
                       </wps:wsp>
                       <wps:wsp>
-                        <wps:cNvPr id="3689" name="Shape 3689"/>
-                        <wps:cNvSpPr/>
-                        <wps:spPr>
-                          <a:xfrm>
-                            <a:off x="2472511" y="229966"/>
+                        <wps:cNvPr id="3637" name="Shape 3637"/>
+                        <wps:cNvSpPr/>
+                        <wps:spPr>
+                          <a:xfrm>
+                            <a:off x="2472511" y="207813"/>
                             <a:ext cx="636963" cy="0"/>
                           </a:xfrm>
                           <a:custGeom>
@@ -13529,11 +13543,11 @@
                         <wps:bodyPr/>
                       </wps:wsp>
                       <wps:wsp>
-                        <wps:cNvPr id="3690" name="Shape 3690"/>
-                        <wps:cNvSpPr/>
-                        <wps:spPr>
-                          <a:xfrm>
-                            <a:off x="2533368" y="366644"/>
+                        <wps:cNvPr id="3638" name="Shape 3638"/>
+                        <wps:cNvSpPr/>
+                        <wps:spPr>
+                          <a:xfrm>
+                            <a:off x="2533368" y="330641"/>
                             <a:ext cx="592334" cy="0"/>
                           </a:xfrm>
                           <a:custGeom>
@@ -13574,11 +13588,11 @@
                         <wps:bodyPr/>
                       </wps:wsp>
                       <wps:wsp>
-                        <wps:cNvPr id="3691" name="Shape 3691"/>
-                        <wps:cNvSpPr/>
-                        <wps:spPr>
-                          <a:xfrm>
-                            <a:off x="2598281" y="503322"/>
+                        <wps:cNvPr id="3639" name="Shape 3639"/>
+                        <wps:cNvSpPr/>
+                        <wps:spPr>
+                          <a:xfrm>
+                            <a:off x="2598281" y="453470"/>
                             <a:ext cx="576107" cy="0"/>
                           </a:xfrm>
                           <a:custGeom>
@@ -13619,11 +13633,11 @@
                         <wps:bodyPr/>
                       </wps:wsp>
                       <wps:wsp>
-                        <wps:cNvPr id="3692" name="Shape 3692"/>
-                        <wps:cNvSpPr/>
-                        <wps:spPr>
-                          <a:xfrm>
-                            <a:off x="2642909" y="640000"/>
+                        <wps:cNvPr id="3640" name="Shape 3640"/>
+                        <wps:cNvSpPr/>
+                        <wps:spPr>
+                          <a:xfrm>
+                            <a:off x="2642909" y="576298"/>
                             <a:ext cx="645077" cy="0"/>
                           </a:xfrm>
                           <a:custGeom>
@@ -13664,11 +13678,11 @@
                         <wps:bodyPr/>
                       </wps:wsp>
                       <wps:wsp>
-                        <wps:cNvPr id="3693" name="Shape 3693"/>
-                        <wps:cNvSpPr/>
-                        <wps:spPr>
-                          <a:xfrm>
-                            <a:off x="2719994" y="776678"/>
+                        <wps:cNvPr id="3641" name="Shape 3641"/>
+                        <wps:cNvSpPr/>
+                        <wps:spPr>
+                          <a:xfrm>
+                            <a:off x="2719994" y="699127"/>
                             <a:ext cx="685648" cy="0"/>
                           </a:xfrm>
                           <a:custGeom>
@@ -13709,11 +13723,11 @@
                         <wps:bodyPr/>
                       </wps:wsp>
                       <wps:wsp>
-                        <wps:cNvPr id="3694" name="Shape 3694"/>
-                        <wps:cNvSpPr/>
-                        <wps:spPr>
-                          <a:xfrm>
-                            <a:off x="2771113" y="913356"/>
+                        <wps:cNvPr id="3642" name="Shape 3642"/>
+                        <wps:cNvSpPr/>
+                        <wps:spPr>
+                          <a:xfrm>
+                            <a:off x="2771113" y="821955"/>
                             <a:ext cx="991552" cy="0"/>
                           </a:xfrm>
                           <a:custGeom>
@@ -13754,12 +13768,12 @@
                         <wps:bodyPr/>
                       </wps:wsp>
                       <wps:wsp>
-                        <wps:cNvPr id="3695" name="Shape 3695"/>
-                        <wps:cNvSpPr/>
-                        <wps:spPr>
-                          <a:xfrm>
-                            <a:off x="2303422" y="11281"/>
-                            <a:ext cx="0" cy="984082"/>
+                        <wps:cNvPr id="3643" name="Shape 3643"/>
+                        <wps:cNvSpPr/>
+                        <wps:spPr>
+                          <a:xfrm>
+                            <a:off x="2303422" y="11287"/>
+                            <a:ext cx="0" cy="884365"/>
                           </a:xfrm>
                           <a:custGeom>
                             <a:avLst/>
@@ -13768,9 +13782,9 @@
                             <a:cxnLst/>
                             <a:rect l="0" t="0" r="0" b="0"/>
                             <a:pathLst>
-                              <a:path h="984082">
+                              <a:path h="884365">
                                 <a:moveTo>
-                                  <a:pt x="0" y="984082"/>
+                                  <a:pt x="0" y="884365"/>
                                 </a:moveTo>
                                 <a:lnTo>
                                   <a:pt x="0" y="0"/>
@@ -13799,11 +13813,11 @@
                         <wps:bodyPr/>
                       </wps:wsp>
                       <wps:wsp>
-                        <wps:cNvPr id="3696" name="Shape 3696"/>
-                        <wps:cNvSpPr/>
-                        <wps:spPr>
-                          <a:xfrm>
-                            <a:off x="2303422" y="995363"/>
+                        <wps:cNvPr id="3644" name="Shape 3644"/>
+                        <wps:cNvSpPr/>
+                        <wps:spPr>
+                          <a:xfrm>
+                            <a:off x="2303422" y="895652"/>
                             <a:ext cx="1528731" cy="0"/>
                           </a:xfrm>
                           <a:custGeom>
@@ -13844,11 +13858,11 @@
                         <wps:bodyPr/>
                       </wps:wsp>
                       <wps:wsp>
-                        <wps:cNvPr id="3697" name="Shape 3697"/>
-                        <wps:cNvSpPr/>
-                        <wps:spPr>
-                          <a:xfrm>
-                            <a:off x="2533368" y="93288"/>
+                        <wps:cNvPr id="3645" name="Shape 3645"/>
+                        <wps:cNvSpPr/>
+                        <wps:spPr>
+                          <a:xfrm>
+                            <a:off x="2533368" y="84984"/>
                             <a:ext cx="259653" cy="0"/>
                           </a:xfrm>
                           <a:custGeom>
@@ -13891,11 +13905,11 @@
                         <wps:bodyPr/>
                       </wps:wsp>
                       <wps:wsp>
-                        <wps:cNvPr id="3698" name="Shape 3698"/>
-                        <wps:cNvSpPr/>
-                        <wps:spPr>
-                          <a:xfrm>
-                            <a:off x="2626681" y="229966"/>
+                        <wps:cNvPr id="3646" name="Shape 3646"/>
+                        <wps:cNvSpPr/>
+                        <wps:spPr>
+                          <a:xfrm>
+                            <a:off x="2626681" y="207813"/>
                             <a:ext cx="279939" cy="0"/>
                           </a:xfrm>
                           <a:custGeom>
@@ -13938,11 +13952,11 @@
                         <wps:bodyPr/>
                       </wps:wsp>
                       <wps:wsp>
-                        <wps:cNvPr id="3699" name="Shape 3699"/>
-                        <wps:cNvSpPr/>
-                        <wps:spPr>
-                          <a:xfrm>
-                            <a:off x="2659137" y="366644"/>
+                        <wps:cNvPr id="3647" name="Shape 3647"/>
+                        <wps:cNvSpPr/>
+                        <wps:spPr>
+                          <a:xfrm>
+                            <a:off x="2659137" y="330641"/>
                             <a:ext cx="271825" cy="0"/>
                           </a:xfrm>
                           <a:custGeom>
@@ -13985,11 +13999,11 @@
                         <wps:bodyPr/>
                       </wps:wsp>
                       <wps:wsp>
-                        <wps:cNvPr id="3700" name="Shape 3700"/>
-                        <wps:cNvSpPr/>
-                        <wps:spPr>
-                          <a:xfrm>
-                            <a:off x="2711880" y="503322"/>
+                        <wps:cNvPr id="3648" name="Shape 3648"/>
+                        <wps:cNvSpPr/>
+                        <wps:spPr>
+                          <a:xfrm>
+                            <a:off x="2711880" y="453470"/>
                             <a:ext cx="271825" cy="0"/>
                           </a:xfrm>
                           <a:custGeom>
@@ -14032,11 +14046,11 @@
                         <wps:bodyPr/>
                       </wps:wsp>
                       <wps:wsp>
-                        <wps:cNvPr id="3701" name="Shape 3701"/>
-                        <wps:cNvSpPr/>
-                        <wps:spPr>
-                          <a:xfrm>
-                            <a:off x="2788964" y="640000"/>
+                        <wps:cNvPr id="3649" name="Shape 3649"/>
+                        <wps:cNvSpPr/>
+                        <wps:spPr>
+                          <a:xfrm>
+                            <a:off x="2788964" y="576298"/>
                             <a:ext cx="304282" cy="0"/>
                           </a:xfrm>
                           <a:custGeom>
@@ -14079,11 +14093,11 @@
                         <wps:bodyPr/>
                       </wps:wsp>
                       <wps:wsp>
-                        <wps:cNvPr id="3702" name="Shape 3702"/>
-                        <wps:cNvSpPr/>
-                        <wps:spPr>
-                          <a:xfrm>
-                            <a:off x="2906620" y="776678"/>
+                        <wps:cNvPr id="3650" name="Shape 3650"/>
+                        <wps:cNvSpPr/>
+                        <wps:spPr>
+                          <a:xfrm>
+                            <a:off x="2906620" y="699127"/>
                             <a:ext cx="279939" cy="0"/>
                           </a:xfrm>
                           <a:custGeom>
@@ -14126,11 +14140,11 @@
                         <wps:bodyPr/>
                       </wps:wsp>
                       <wps:wsp>
-                        <wps:cNvPr id="3703" name="Shape 3703"/>
-                        <wps:cNvSpPr/>
-                        <wps:spPr>
-                          <a:xfrm>
-                            <a:off x="3020218" y="913356"/>
+                        <wps:cNvPr id="3651" name="Shape 3651"/>
+                        <wps:cNvSpPr/>
+                        <wps:spPr>
+                          <a:xfrm>
+                            <a:off x="3020218" y="821955"/>
                             <a:ext cx="385423" cy="0"/>
                           </a:xfrm>
                           <a:custGeom>
@@ -14173,11 +14187,11 @@
                         <wps:bodyPr/>
                       </wps:wsp>
                       <wps:wsp>
-                        <wps:cNvPr id="3704" name="Rectangle 3704"/>
-                        <wps:cNvSpPr/>
-                        <wps:spPr>
-                          <a:xfrm>
-                            <a:off x="3716778" y="44447"/>
+                        <wps:cNvPr id="3652" name="Rectangle 3652"/>
+                        <wps:cNvSpPr/>
+                        <wps:spPr>
+                          <a:xfrm>
+                            <a:off x="3716778" y="36142"/>
                             <a:ext cx="47691" cy="117083"/>
                           </a:xfrm>
                           <a:prstGeom prst="rect">
@@ -14211,11 +14225,11 @@
                         </wps:bodyPr>
                       </wps:wsp>
                       <wps:wsp>
-                        <wps:cNvPr id="3705" name="Rectangle 3705"/>
-                        <wps:cNvSpPr/>
-                        <wps:spPr>
-                          <a:xfrm>
-                            <a:off x="3716778" y="181125"/>
+                        <wps:cNvPr id="3653" name="Rectangle 3653"/>
+                        <wps:cNvSpPr/>
+                        <wps:spPr>
+                          <a:xfrm>
+                            <a:off x="3716778" y="158972"/>
                             <a:ext cx="47691" cy="117082"/>
                           </a:xfrm>
                           <a:prstGeom prst="rect">
@@ -14249,11 +14263,11 @@
                         </wps:bodyPr>
                       </wps:wsp>
                       <wps:wsp>
-                        <wps:cNvPr id="3706" name="Rectangle 3706"/>
-                        <wps:cNvSpPr/>
-                        <wps:spPr>
-                          <a:xfrm>
-                            <a:off x="3716778" y="317803"/>
+                        <wps:cNvPr id="3654" name="Rectangle 3654"/>
+                        <wps:cNvSpPr/>
+                        <wps:spPr>
+                          <a:xfrm>
+                            <a:off x="3716778" y="281799"/>
                             <a:ext cx="47691" cy="117082"/>
                           </a:xfrm>
                           <a:prstGeom prst="rect">
@@ -14287,12 +14301,12 @@
                         </wps:bodyPr>
                       </wps:wsp>
                       <wps:wsp>
-                        <wps:cNvPr id="3707" name="Rectangle 3707"/>
-                        <wps:cNvSpPr/>
-                        <wps:spPr>
-                          <a:xfrm>
-                            <a:off x="3716778" y="454481"/>
-                            <a:ext cx="47691" cy="117083"/>
+                        <wps:cNvPr id="3655" name="Rectangle 3655"/>
+                        <wps:cNvSpPr/>
+                        <wps:spPr>
+                          <a:xfrm>
+                            <a:off x="3716778" y="404629"/>
+                            <a:ext cx="47691" cy="117082"/>
                           </a:xfrm>
                           <a:prstGeom prst="rect">
                             <a:avLst/>
@@ -14325,11 +14339,11 @@
                         </wps:bodyPr>
                       </wps:wsp>
                       <wps:wsp>
-                        <wps:cNvPr id="3708" name="Rectangle 3708"/>
-                        <wps:cNvSpPr/>
-                        <wps:spPr>
-                          <a:xfrm>
-                            <a:off x="3716778" y="591159"/>
+                        <wps:cNvPr id="3656" name="Rectangle 3656"/>
+                        <wps:cNvSpPr/>
+                        <wps:spPr>
+                          <a:xfrm>
+                            <a:off x="3716778" y="527457"/>
                             <a:ext cx="143073" cy="117082"/>
                           </a:xfrm>
                           <a:prstGeom prst="rect">
@@ -14363,12 +14377,12 @@
                         </wps:bodyPr>
                       </wps:wsp>
                       <wps:wsp>
-                        <wps:cNvPr id="3709" name="Rectangle 3709"/>
-                        <wps:cNvSpPr/>
-                        <wps:spPr>
-                          <a:xfrm>
-                            <a:off x="3716778" y="727837"/>
-                            <a:ext cx="143073" cy="117082"/>
+                        <wps:cNvPr id="3657" name="Rectangle 3657"/>
+                        <wps:cNvSpPr/>
+                        <wps:spPr>
+                          <a:xfrm>
+                            <a:off x="3716778" y="650285"/>
+                            <a:ext cx="143073" cy="117083"/>
                           </a:xfrm>
                           <a:prstGeom prst="rect">
                             <a:avLst/>
@@ -14401,11 +14415,11 @@
                         </wps:bodyPr>
                       </wps:wsp>
                       <wps:wsp>
-                        <wps:cNvPr id="3710" name="Rectangle 3710"/>
-                        <wps:cNvSpPr/>
-                        <wps:spPr>
-                          <a:xfrm>
-                            <a:off x="3716778" y="864515"/>
+                        <wps:cNvPr id="3658" name="Rectangle 3658"/>
+                        <wps:cNvSpPr/>
+                        <wps:spPr>
+                          <a:xfrm>
+                            <a:off x="3716778" y="773113"/>
                             <a:ext cx="47691" cy="117082"/>
                           </a:xfrm>
                           <a:prstGeom prst="rect">
@@ -14439,11 +14453,11 @@
                         </wps:bodyPr>
                       </wps:wsp>
                       <wps:wsp>
-                        <wps:cNvPr id="3712" name="Shape 3712"/>
-                        <wps:cNvSpPr/>
-                        <wps:spPr>
-                          <a:xfrm>
-                            <a:off x="2639203" y="73354"/>
+                        <wps:cNvPr id="3660" name="Shape 3660"/>
+                        <wps:cNvSpPr/>
+                        <wps:spPr>
+                          <a:xfrm>
+                            <a:off x="2639203" y="65050"/>
                             <a:ext cx="39868" cy="39868"/>
                           </a:xfrm>
                           <a:custGeom>
@@ -14469,7 +14483,7 @@
                                 </a:cubicBezTo>
                                 <a:cubicBezTo>
                                   <a:pt x="39868" y="25221"/>
-                                  <a:pt x="37767" y="30291"/>
+                                  <a:pt x="37767" y="30292"/>
                                   <a:pt x="34030" y="34030"/>
                                 </a:cubicBezTo>
                                 <a:cubicBezTo>
@@ -14483,7 +14497,7 @@
                                   <a:pt x="5838" y="34030"/>
                                 </a:cubicBezTo>
                                 <a:cubicBezTo>
-                                  <a:pt x="2101" y="30291"/>
+                                  <a:pt x="2101" y="30292"/>
                                   <a:pt x="0" y="25221"/>
                                   <a:pt x="0" y="19934"/>
                                 </a:cubicBezTo>
@@ -14520,11 +14534,11 @@
                         <wps:bodyPr/>
                       </wps:wsp>
                       <wps:wsp>
-                        <wps:cNvPr id="3713" name="Shape 3713"/>
-                        <wps:cNvSpPr/>
-                        <wps:spPr>
-                          <a:xfrm>
-                            <a:off x="2732516" y="210032"/>
+                        <wps:cNvPr id="3661" name="Shape 3661"/>
+                        <wps:cNvSpPr/>
+                        <wps:spPr>
+                          <a:xfrm>
+                            <a:off x="2732516" y="187878"/>
                             <a:ext cx="39868" cy="39868"/>
                           </a:xfrm>
                           <a:custGeom>
@@ -14541,16 +14555,16 @@
                                 <a:cubicBezTo>
                                   <a:pt x="25221" y="0"/>
                                   <a:pt x="30292" y="2100"/>
-                                  <a:pt x="34030" y="5839"/>
+                                  <a:pt x="34030" y="5838"/>
                                 </a:cubicBezTo>
                                 <a:cubicBezTo>
                                   <a:pt x="37768" y="9577"/>
-                                  <a:pt x="39868" y="14648"/>
+                                  <a:pt x="39868" y="14647"/>
                                   <a:pt x="39868" y="19934"/>
                                 </a:cubicBezTo>
                                 <a:cubicBezTo>
                                   <a:pt x="39868" y="25221"/>
-                                  <a:pt x="37768" y="30292"/>
+                                  <a:pt x="37768" y="30291"/>
                                   <a:pt x="34030" y="34030"/>
                                 </a:cubicBezTo>
                                 <a:cubicBezTo>
@@ -14564,14 +14578,14 @@
                                   <a:pt x="5839" y="34030"/>
                                 </a:cubicBezTo>
                                 <a:cubicBezTo>
-                                  <a:pt x="2101" y="30292"/>
+                                  <a:pt x="2101" y="30291"/>
                                   <a:pt x="0" y="25221"/>
                                   <a:pt x="0" y="19934"/>
                                 </a:cubicBezTo>
                                 <a:cubicBezTo>
-                                  <a:pt x="0" y="14648"/>
+                                  <a:pt x="0" y="14647"/>
                                   <a:pt x="2101" y="9577"/>
-                                  <a:pt x="5839" y="5839"/>
+                                  <a:pt x="5839" y="5838"/>
                                 </a:cubicBezTo>
                                 <a:cubicBezTo>
                                   <a:pt x="9577" y="2100"/>
@@ -14601,11 +14615,11 @@
                         <wps:bodyPr/>
                       </wps:wsp>
                       <wps:wsp>
-                        <wps:cNvPr id="3714" name="Shape 3714"/>
-                        <wps:cNvSpPr/>
-                        <wps:spPr>
-                          <a:xfrm>
-                            <a:off x="2764973" y="346710"/>
+                        <wps:cNvPr id="3662" name="Shape 3662"/>
+                        <wps:cNvSpPr/>
+                        <wps:spPr>
+                          <a:xfrm>
+                            <a:off x="2764973" y="310707"/>
                             <a:ext cx="39868" cy="39868"/>
                           </a:xfrm>
                           <a:custGeom>
@@ -14682,11 +14696,11 @@
                         <wps:bodyPr/>
                       </wps:wsp>
                       <wps:wsp>
-                        <wps:cNvPr id="3715" name="Shape 3715"/>
-                        <wps:cNvSpPr/>
-                        <wps:spPr>
-                          <a:xfrm>
-                            <a:off x="2825829" y="483388"/>
+                        <wps:cNvPr id="3663" name="Shape 3663"/>
+                        <wps:cNvSpPr/>
+                        <wps:spPr>
+                          <a:xfrm>
+                            <a:off x="2825829" y="433536"/>
                             <a:ext cx="39868" cy="39868"/>
                           </a:xfrm>
                           <a:custGeom>
@@ -14763,92 +14777,11 @@
                         <wps:bodyPr/>
                       </wps:wsp>
                       <wps:wsp>
-                        <wps:cNvPr id="3716" name="Shape 3716"/>
-                        <wps:cNvSpPr/>
-                        <wps:spPr>
-                          <a:xfrm>
-                            <a:off x="2902914" y="620066"/>
-                            <a:ext cx="39868" cy="39868"/>
-                          </a:xfrm>
-                          <a:custGeom>
-                            <a:avLst/>
-                            <a:gdLst/>
-                            <a:ahLst/>
-                            <a:cxnLst/>
-                            <a:rect l="0" t="0" r="0" b="0"/>
-                            <a:pathLst>
-                              <a:path w="39868" h="39868">
-                                <a:moveTo>
-                                  <a:pt x="19934" y="0"/>
-                                </a:moveTo>
-                                <a:cubicBezTo>
-                                  <a:pt x="25221" y="0"/>
-                                  <a:pt x="30291" y="2100"/>
-                                  <a:pt x="34029" y="5838"/>
-                                </a:cubicBezTo>
-                                <a:cubicBezTo>
-                                  <a:pt x="37767" y="9577"/>
-                                  <a:pt x="39868" y="14647"/>
-                                  <a:pt x="39868" y="19934"/>
-                                </a:cubicBezTo>
-                                <a:cubicBezTo>
-                                  <a:pt x="39868" y="25221"/>
-                                  <a:pt x="37767" y="30291"/>
-                                  <a:pt x="34029" y="34030"/>
-                                </a:cubicBezTo>
-                                <a:cubicBezTo>
-                                  <a:pt x="30291" y="37768"/>
-                                  <a:pt x="25221" y="39868"/>
-                                  <a:pt x="19934" y="39868"/>
-                                </a:cubicBezTo>
-                                <a:cubicBezTo>
-                                  <a:pt x="14647" y="39868"/>
-                                  <a:pt x="9577" y="37768"/>
-                                  <a:pt x="5838" y="34030"/>
-                                </a:cubicBezTo>
-                                <a:cubicBezTo>
-                                  <a:pt x="2100" y="30291"/>
-                                  <a:pt x="0" y="25221"/>
-                                  <a:pt x="0" y="19934"/>
-                                </a:cubicBezTo>
-                                <a:cubicBezTo>
-                                  <a:pt x="0" y="14647"/>
-                                  <a:pt x="2100" y="9577"/>
-                                  <a:pt x="5838" y="5838"/>
-                                </a:cubicBezTo>
-                                <a:cubicBezTo>
-                                  <a:pt x="9577" y="2100"/>
-                                  <a:pt x="14647" y="0"/>
-                                  <a:pt x="19934" y="0"/>
-                                </a:cubicBezTo>
-                                <a:close/>
-                              </a:path>
-                            </a:pathLst>
-                          </a:custGeom>
-                          <a:ln w="10553" cap="flat">
-                            <a:round/>
-                          </a:ln>
-                        </wps:spPr>
-                        <wps:style>
-                          <a:lnRef idx="1">
-                            <a:srgbClr val="1C6B73"/>
-                          </a:lnRef>
-                          <a:fillRef idx="1">
-                            <a:srgbClr val="FFFFFF"/>
-                          </a:fillRef>
-                          <a:effectRef idx="0">
-                            <a:scrgbClr r="0" g="0" b="0"/>
-                          </a:effectRef>
-                          <a:fontRef idx="none"/>
-                        </wps:style>
-                        <wps:bodyPr/>
-                      </wps:wsp>
-                      <wps:wsp>
-                        <wps:cNvPr id="3717" name="Shape 3717"/>
-                        <wps:cNvSpPr/>
-                        <wps:spPr>
-                          <a:xfrm>
-                            <a:off x="3020570" y="756744"/>
+                        <wps:cNvPr id="3664" name="Shape 3664"/>
+                        <wps:cNvSpPr/>
+                        <wps:spPr>
+                          <a:xfrm>
+                            <a:off x="2902914" y="556364"/>
                             <a:ext cx="39868" cy="39868"/>
                           </a:xfrm>
                           <a:custGeom>
@@ -14925,11 +14858,92 @@
                         <wps:bodyPr/>
                       </wps:wsp>
                       <wps:wsp>
-                        <wps:cNvPr id="3718" name="Shape 3718"/>
-                        <wps:cNvSpPr/>
-                        <wps:spPr>
-                          <a:xfrm>
-                            <a:off x="3182853" y="893422"/>
+                        <wps:cNvPr id="3665" name="Shape 3665"/>
+                        <wps:cNvSpPr/>
+                        <wps:spPr>
+                          <a:xfrm>
+                            <a:off x="3020570" y="679193"/>
+                            <a:ext cx="39868" cy="39868"/>
+                          </a:xfrm>
+                          <a:custGeom>
+                            <a:avLst/>
+                            <a:gdLst/>
+                            <a:ahLst/>
+                            <a:cxnLst/>
+                            <a:rect l="0" t="0" r="0" b="0"/>
+                            <a:pathLst>
+                              <a:path w="39868" h="39868">
+                                <a:moveTo>
+                                  <a:pt x="19934" y="0"/>
+                                </a:moveTo>
+                                <a:cubicBezTo>
+                                  <a:pt x="25221" y="0"/>
+                                  <a:pt x="30291" y="2100"/>
+                                  <a:pt x="34029" y="5838"/>
+                                </a:cubicBezTo>
+                                <a:cubicBezTo>
+                                  <a:pt x="37767" y="9577"/>
+                                  <a:pt x="39868" y="14647"/>
+                                  <a:pt x="39868" y="19934"/>
+                                </a:cubicBezTo>
+                                <a:cubicBezTo>
+                                  <a:pt x="39868" y="25221"/>
+                                  <a:pt x="37767" y="30291"/>
+                                  <a:pt x="34029" y="34029"/>
+                                </a:cubicBezTo>
+                                <a:cubicBezTo>
+                                  <a:pt x="30291" y="37768"/>
+                                  <a:pt x="25221" y="39868"/>
+                                  <a:pt x="19934" y="39868"/>
+                                </a:cubicBezTo>
+                                <a:cubicBezTo>
+                                  <a:pt x="14647" y="39868"/>
+                                  <a:pt x="9577" y="37768"/>
+                                  <a:pt x="5838" y="34029"/>
+                                </a:cubicBezTo>
+                                <a:cubicBezTo>
+                                  <a:pt x="2100" y="30291"/>
+                                  <a:pt x="0" y="25221"/>
+                                  <a:pt x="0" y="19934"/>
+                                </a:cubicBezTo>
+                                <a:cubicBezTo>
+                                  <a:pt x="0" y="14647"/>
+                                  <a:pt x="2100" y="9577"/>
+                                  <a:pt x="5838" y="5838"/>
+                                </a:cubicBezTo>
+                                <a:cubicBezTo>
+                                  <a:pt x="9577" y="2100"/>
+                                  <a:pt x="14647" y="0"/>
+                                  <a:pt x="19934" y="0"/>
+                                </a:cubicBezTo>
+                                <a:close/>
+                              </a:path>
+                            </a:pathLst>
+                          </a:custGeom>
+                          <a:ln w="10553" cap="flat">
+                            <a:round/>
+                          </a:ln>
+                        </wps:spPr>
+                        <wps:style>
+                          <a:lnRef idx="1">
+                            <a:srgbClr val="1C6B73"/>
+                          </a:lnRef>
+                          <a:fillRef idx="1">
+                            <a:srgbClr val="FFFFFF"/>
+                          </a:fillRef>
+                          <a:effectRef idx="0">
+                            <a:scrgbClr r="0" g="0" b="0"/>
+                          </a:effectRef>
+                          <a:fontRef idx="none"/>
+                        </wps:style>
+                        <wps:bodyPr/>
+                      </wps:wsp>
+                      <wps:wsp>
+                        <wps:cNvPr id="3666" name="Shape 3666"/>
+                        <wps:cNvSpPr/>
+                        <wps:spPr>
+                          <a:xfrm>
+                            <a:off x="3182853" y="802021"/>
                             <a:ext cx="39868" cy="39868"/>
                           </a:xfrm>
                           <a:custGeom>
@@ -15013,343 +15027,343 @@
           </mc:Choice>
           <mc:Fallback xmlns:a="http://schemas.openxmlformats.org/drawingml/2006/main">
             <w:pict>
-              <v:group id="Group 35817" style="width:301.744pt;height:81.6066pt;mso-position-horizontal-relative:char;mso-position-vertical-relative:line" coordsize="38321,10364">
-                <v:shape id="Picture 35774" style="position:absolute;width:20817;height:10363;left:0;top:0;" filled="f">
-                  <v:imagedata r:id="rId37"/>
+              <v:group id="Group 35880" style="width:301.744pt;height:73.92pt;mso-position-horizontal-relative:char;mso-position-vertical-relative:line" coordsize="38321,9387">
+                <v:shape id="Picture 35837" style="position:absolute;width:20817;height:9387;left:0;top:0;" filled="f">
+                  <v:imagedata r:id="rId31"/>
                 </v:shape>
-                <v:shape id="Shape 3609" style="position:absolute;width:0;height:9840;left:23507;top:112;" coordsize="0,984082" path="m0,984082l0,0">
+                <v:shape id="Shape 3557" style="position:absolute;width:0;height:8843;left:23507;top:112;" coordsize="0,884365" path="m0,884365l0,0">
                   <v:stroke weight="0.55398pt" endcap="square" joinstyle="round" on="true" color="#b0b0b0"/>
                   <v:fill on="false" color="#000000" opacity="0"/>
                 </v:shape>
-                <v:shape id="Shape 3610" style="position:absolute;width:0;height:410;left:23507;top:9953;" coordsize="0,41041" path="m0,41041l0,0x">
+                <v:shape id="Shape 3558" style="position:absolute;width:0;height:410;left:23507;top:8956;" coordsize="0,41041" path="m0,41041l0,0x">
                   <v:stroke weight="1.01563pt" endcap="flat" joinstyle="round" on="true" color="#000000"/>
                   <v:fill on="true" color="#000000"/>
                 </v:shape>
-                <v:shape id="Shape 3612" style="position:absolute;width:0;height:9840;left:27565;top:112;" coordsize="0,984082" path="m0,984082l0,0">
+                <v:shape id="Shape 3560" style="position:absolute;width:0;height:8843;left:27565;top:112;" coordsize="0,884365" path="m0,884365l0,0">
                   <v:stroke weight="0.55398pt" endcap="square" joinstyle="round" on="true" color="#b0b0b0"/>
                   <v:fill on="false" color="#000000" opacity="0"/>
                 </v:shape>
-                <v:shape id="Shape 3613" style="position:absolute;width:0;height:410;left:27565;top:9953;" coordsize="0,41041" path="m0,41041l0,0x">
+                <v:shape id="Shape 3561" style="position:absolute;width:0;height:410;left:27565;top:8956;" coordsize="0,41041" path="m0,41041l0,0x">
                   <v:stroke weight="1.01563pt" endcap="flat" joinstyle="round" on="true" color="#000000"/>
                   <v:fill on="true" color="#000000"/>
                 </v:shape>
-                <v:shape id="Shape 3615" style="position:absolute;width:0;height:9840;left:31622;top:112;" coordsize="0,984082" path="m0,984082l0,0">
+                <v:shape id="Shape 3563" style="position:absolute;width:0;height:8843;left:31622;top:112;" coordsize="0,884365" path="m0,884365l0,0">
                   <v:stroke weight="0.55398pt" endcap="square" joinstyle="round" on="true" color="#b0b0b0"/>
                   <v:fill on="false" color="#000000" opacity="0"/>
                 </v:shape>
-                <v:shape id="Shape 3616" style="position:absolute;width:0;height:410;left:31622;top:9953;" coordsize="0,41041" path="m0,41041l0,0x">
+                <v:shape id="Shape 3564" style="position:absolute;width:0;height:410;left:31622;top:8956;" coordsize="0,41041" path="m0,41041l0,0x">
                   <v:stroke weight="1.01563pt" endcap="flat" joinstyle="round" on="true" color="#000000"/>
                   <v:fill on="true" color="#000000"/>
                 </v:shape>
-                <v:shape id="Shape 3618" style="position:absolute;width:0;height:9840;left:35679;top:112;" coordsize="0,984082" path="m0,984082l0,0">
+                <v:shape id="Shape 3566" style="position:absolute;width:0;height:8843;left:35679;top:112;" coordsize="0,884365" path="m0,884365l0,0">
                   <v:stroke weight="0.55398pt" endcap="square" joinstyle="round" on="true" color="#b0b0b0"/>
                   <v:fill on="false" color="#000000" opacity="0"/>
                 </v:shape>
-                <v:shape id="Shape 3619" style="position:absolute;width:0;height:410;left:35679;top:9953;" coordsize="0,41041" path="m0,41041l0,0x">
+                <v:shape id="Shape 3567" style="position:absolute;width:0;height:410;left:35679;top:8956;" coordsize="0,41041" path="m0,41041l0,0x">
                   <v:stroke weight="1.01563pt" endcap="flat" joinstyle="round" on="true" color="#000000"/>
                   <v:fill on="true" color="#000000"/>
                 </v:shape>
-                <v:shape id="Shape 3621" style="position:absolute;width:0;height:234;left:24319;top:9719;" coordsize="0,23452" path="m0,23452l0,0x">
+                <v:shape id="Shape 3569" style="position:absolute;width:0;height:234;left:24319;top:8722;" coordsize="0,23452" path="m0,23452l0,0x">
                   <v:stroke weight="0.64631pt" endcap="flat" joinstyle="round" on="true" color="#000000"/>
                   <v:fill on="true" color="#000000"/>
                 </v:shape>
-                <v:shape id="Shape 3622" style="position:absolute;width:0;height:234;left:25130;top:9719;" coordsize="0,23452" path="m0,23452l0,0x">
+                <v:shape id="Shape 3570" style="position:absolute;width:0;height:234;left:25130;top:8722;" coordsize="0,23452" path="m0,23452l0,0x">
                   <v:stroke weight="0.64631pt" endcap="flat" joinstyle="round" on="true" color="#000000"/>
                   <v:fill on="true" color="#000000"/>
                 </v:shape>
-                <v:shape id="Shape 3623" style="position:absolute;width:0;height:234;left:25942;top:9719;" coordsize="0,23452" path="m0,23452l0,0x">
+                <v:shape id="Shape 3571" style="position:absolute;width:0;height:234;left:25942;top:8722;" coordsize="0,23452" path="m0,23452l0,0x">
                   <v:stroke weight="0.64631pt" endcap="flat" joinstyle="round" on="true" color="#000000"/>
                   <v:fill on="true" color="#000000"/>
                 </v:shape>
-                <v:shape id="Shape 3624" style="position:absolute;width:0;height:234;left:26753;top:9719;" coordsize="0,23452" path="m0,23452l0,0x">
+                <v:shape id="Shape 3572" style="position:absolute;width:0;height:234;left:26753;top:8722;" coordsize="0,23452" path="m0,23452l0,0x">
                   <v:stroke weight="0.64631pt" endcap="flat" joinstyle="round" on="true" color="#000000"/>
                   <v:fill on="true" color="#000000"/>
                 </v:shape>
-                <v:shape id="Shape 3625" style="position:absolute;width:0;height:234;left:28376;top:9719;" coordsize="0,23452" path="m0,23452l0,0x">
+                <v:shape id="Shape 3573" style="position:absolute;width:0;height:234;left:28376;top:8722;" coordsize="0,23452" path="m0,23452l0,0x">
                   <v:stroke weight="0.64631pt" endcap="flat" joinstyle="round" on="true" color="#000000"/>
                   <v:fill on="true" color="#000000"/>
                 </v:shape>
-                <v:shape id="Shape 3626" style="position:absolute;width:0;height:234;left:29187;top:9719;" coordsize="0,23452" path="m0,23452l0,0x">
+                <v:shape id="Shape 3574" style="position:absolute;width:0;height:234;left:29187;top:8722;" coordsize="0,23452" path="m0,23452l0,0x">
                   <v:stroke weight="0.64631pt" endcap="flat" joinstyle="round" on="true" color="#000000"/>
                   <v:fill on="true" color="#000000"/>
                 </v:shape>
-                <v:shape id="Shape 3627" style="position:absolute;width:0;height:234;left:29999;top:9719;" coordsize="0,23452" path="m0,23452l0,0x">
+                <v:shape id="Shape 3575" style="position:absolute;width:0;height:234;left:29999;top:8722;" coordsize="0,23452" path="m0,23452l0,0x">
                   <v:stroke weight="0.64631pt" endcap="flat" joinstyle="round" on="true" color="#000000"/>
                   <v:fill on="true" color="#000000"/>
                 </v:shape>
-                <v:shape id="Shape 3628" style="position:absolute;width:0;height:234;left:30810;top:9719;" coordsize="0,23452" path="m0,23452l0,0x">
+                <v:shape id="Shape 3576" style="position:absolute;width:0;height:234;left:30810;top:8722;" coordsize="0,23452" path="m0,23452l0,0x">
                   <v:stroke weight="0.64631pt" endcap="flat" joinstyle="round" on="true" color="#000000"/>
                   <v:fill on="true" color="#000000"/>
                 </v:shape>
-                <v:shape id="Shape 3629" style="position:absolute;width:0;height:234;left:32433;top:9719;" coordsize="0,23452" path="m0,23452l0,0x">
+                <v:shape id="Shape 3577" style="position:absolute;width:0;height:234;left:32433;top:8722;" coordsize="0,23452" path="m0,23452l0,0x">
                   <v:stroke weight="0.64631pt" endcap="flat" joinstyle="round" on="true" color="#000000"/>
                   <v:fill on="true" color="#000000"/>
                 </v:shape>
-                <v:shape id="Shape 3630" style="position:absolute;width:0;height:234;left:33245;top:9719;" coordsize="0,23452" path="m0,23452l0,0x">
+                <v:shape id="Shape 3578" style="position:absolute;width:0;height:234;left:33245;top:8722;" coordsize="0,23452" path="m0,23452l0,0x">
                   <v:stroke weight="0.64631pt" endcap="flat" joinstyle="round" on="true" color="#000000"/>
                   <v:fill on="true" color="#000000"/>
                 </v:shape>
-                <v:shape id="Shape 3631" style="position:absolute;width:0;height:234;left:34056;top:9719;" coordsize="0,23452" path="m0,23452l0,0x">
+                <v:shape id="Shape 3579" style="position:absolute;width:0;height:234;left:34056;top:8722;" coordsize="0,23452" path="m0,23452l0,0x">
                   <v:stroke weight="0.64631pt" endcap="flat" joinstyle="round" on="true" color="#000000"/>
                   <v:fill on="true" color="#000000"/>
                 </v:shape>
-                <v:shape id="Shape 3632" style="position:absolute;width:0;height:234;left:34867;top:9719;" coordsize="0,23452" path="m0,23452l0,0x">
+                <v:shape id="Shape 3580" style="position:absolute;width:0;height:234;left:34867;top:8722;" coordsize="0,23452" path="m0,23452l0,0x">
                   <v:stroke weight="0.64631pt" endcap="flat" joinstyle="round" on="true" color="#000000"/>
                   <v:fill on="true" color="#000000"/>
                 </v:shape>
-                <v:shape id="Shape 3633" style="position:absolute;width:0;height:234;left:36490;top:9719;" coordsize="0,23452" path="m0,23452l0,0x">
+                <v:shape id="Shape 3581" style="position:absolute;width:0;height:234;left:36490;top:8722;" coordsize="0,23452" path="m0,23452l0,0x">
                   <v:stroke weight="0.64631pt" endcap="flat" joinstyle="round" on="true" color="#000000"/>
                   <v:fill on="true" color="#000000"/>
                 </v:shape>
-                <v:shape id="Shape 3634" style="position:absolute;width:0;height:234;left:37302;top:9719;" coordsize="0,23452" path="m0,23452l0,0x">
+                <v:shape id="Shape 3582" style="position:absolute;width:0;height:234;left:37302;top:8722;" coordsize="0,23452" path="m0,23452l0,0x">
                   <v:stroke weight="0.64631pt" endcap="flat" joinstyle="round" on="true" color="#000000"/>
                   <v:fill on="true" color="#000000"/>
                 </v:shape>
-                <v:shape id="Shape 3635" style="position:absolute;width:0;height:234;left:38113;top:9719;" coordsize="0,23452" path="m0,23452l0,0x">
+                <v:shape id="Shape 3583" style="position:absolute;width:0;height:234;left:38113;top:8722;" coordsize="0,23452" path="m0,23452l0,0x">
                   <v:stroke weight="0.64631pt" endcap="flat" joinstyle="round" on="true" color="#000000"/>
                   <v:fill on="true" color="#000000"/>
                 </v:shape>
-                <v:shape id="Shape 3637" style="position:absolute;width:15287;height:0;left:23034;top:932;" coordsize="1528731,0" path="m0,0l1528731,0">
+                <v:shape id="Shape 3585" style="position:absolute;width:15287;height:0;left:23034;top:849;" coordsize="1528731,0" path="m0,0l1528731,0">
                   <v:stroke weight="0.55398pt" endcap="square" joinstyle="round" on="true" color="#b0b0b0"/>
                   <v:fill on="false" color="#000000" opacity="0"/>
                 </v:shape>
-                <v:shape id="Shape 3638" style="position:absolute;width:410;height:0;left:22623;top:932;" coordsize="41041,0" path="m41041,0l0,0x">
+                <v:shape id="Shape 3586" style="position:absolute;width:410;height:0;left:22623;top:849;" coordsize="41041,0" path="m41041,0l0,0x">
                   <v:stroke weight="1.01563pt" endcap="flat" joinstyle="round" on="true" color="#000000"/>
                   <v:fill on="true" color="#000000"/>
                 </v:shape>
-                <v:shape id="Shape 3640" style="position:absolute;width:15287;height:0;left:23034;top:2299;" coordsize="1528731,0" path="m0,0l1528731,0">
+                <v:shape id="Shape 3588" style="position:absolute;width:15287;height:0;left:23034;top:2078;" coordsize="1528731,0" path="m0,0l1528731,0">
                   <v:stroke weight="0.55398pt" endcap="square" joinstyle="round" on="true" color="#b0b0b0"/>
                   <v:fill on="false" color="#000000" opacity="0"/>
                 </v:shape>
-                <v:shape id="Shape 3641" style="position:absolute;width:410;height:0;left:22623;top:2299;" coordsize="41041,0" path="m41041,0l0,0x">
+                <v:shape id="Shape 3589" style="position:absolute;width:410;height:0;left:22623;top:2078;" coordsize="41041,0" path="m41041,0l0,0x">
                   <v:stroke weight="1.01563pt" endcap="flat" joinstyle="round" on="true" color="#000000"/>
                   <v:fill on="true" color="#000000"/>
                 </v:shape>
-                <v:shape id="Shape 3643" style="position:absolute;width:15287;height:0;left:23034;top:3666;" coordsize="1528731,0" path="m0,0l1528731,0">
+                <v:shape id="Shape 3591" style="position:absolute;width:15287;height:0;left:23034;top:3306;" coordsize="1528731,0" path="m0,0l1528731,0">
                   <v:stroke weight="0.55398pt" endcap="square" joinstyle="round" on="true" color="#b0b0b0"/>
                   <v:fill on="false" color="#000000" opacity="0"/>
                 </v:shape>
-                <v:shape id="Shape 3644" style="position:absolute;width:410;height:0;left:22623;top:3666;" coordsize="41041,0" path="m41041,0l0,0x">
+                <v:shape id="Shape 3592" style="position:absolute;width:410;height:0;left:22623;top:3306;" coordsize="41041,0" path="m41041,0l0,0x">
                   <v:stroke weight="1.01563pt" endcap="flat" joinstyle="round" on="true" color="#000000"/>
                   <v:fill on="true" color="#000000"/>
                 </v:shape>
-                <v:shape id="Shape 3646" style="position:absolute;width:15287;height:0;left:23034;top:5033;" coordsize="1528731,0" path="m0,0l1528731,0">
+                <v:shape id="Shape 3594" style="position:absolute;width:15287;height:0;left:23034;top:4534;" coordsize="1528731,0" path="m0,0l1528731,0">
                   <v:stroke weight="0.55398pt" endcap="square" joinstyle="round" on="true" color="#b0b0b0"/>
                   <v:fill on="false" color="#000000" opacity="0"/>
                 </v:shape>
-                <v:shape id="Shape 3647" style="position:absolute;width:410;height:0;left:22623;top:5033;" coordsize="41041,0" path="m41041,0l0,0x">
+                <v:shape id="Shape 3595" style="position:absolute;width:410;height:0;left:22623;top:4534;" coordsize="41041,0" path="m41041,0l0,0x">
                   <v:stroke weight="1.01563pt" endcap="flat" joinstyle="round" on="true" color="#000000"/>
                   <v:fill on="true" color="#000000"/>
                 </v:shape>
-                <v:shape id="Shape 3649" style="position:absolute;width:15287;height:0;left:23034;top:6400;" coordsize="1528731,0" path="m0,0l1528731,0">
+                <v:shape id="Shape 3597" style="position:absolute;width:15287;height:0;left:23034;top:5762;" coordsize="1528731,0" path="m0,0l1528731,0">
                   <v:stroke weight="0.55398pt" endcap="square" joinstyle="round" on="true" color="#b0b0b0"/>
                   <v:fill on="false" color="#000000" opacity="0"/>
                 </v:shape>
-                <v:shape id="Shape 3650" style="position:absolute;width:410;height:0;left:22623;top:6400;" coordsize="41041,0" path="m41041,0l0,0x">
+                <v:shape id="Shape 3598" style="position:absolute;width:410;height:0;left:22623;top:5762;" coordsize="41041,0" path="m41041,0l0,0x">
                   <v:stroke weight="1.01563pt" endcap="flat" joinstyle="round" on="true" color="#000000"/>
                   <v:fill on="true" color="#000000"/>
                 </v:shape>
-                <v:shape id="Shape 3652" style="position:absolute;width:15287;height:0;left:23034;top:7766;" coordsize="1528731,0" path="m0,0l1528731,0">
+                <v:shape id="Shape 3600" style="position:absolute;width:15287;height:0;left:23034;top:6991;" coordsize="1528731,0" path="m0,0l1528731,0">
                   <v:stroke weight="0.55398pt" endcap="square" joinstyle="round" on="true" color="#b0b0b0"/>
                   <v:fill on="false" color="#000000" opacity="0"/>
                 </v:shape>
-                <v:shape id="Shape 3653" style="position:absolute;width:410;height:0;left:22623;top:7766;" coordsize="41041,0" path="m41041,0l0,0x">
+                <v:shape id="Shape 3601" style="position:absolute;width:410;height:0;left:22623;top:6991;" coordsize="41041,0" path="m41041,0l0,0x">
                   <v:stroke weight="1.01563pt" endcap="flat" joinstyle="round" on="true" color="#000000"/>
                   <v:fill on="true" color="#000000"/>
                 </v:shape>
-                <v:shape id="Shape 3655" style="position:absolute;width:15287;height:0;left:23034;top:9133;" coordsize="1528731,0" path="m0,0l1528731,0">
+                <v:shape id="Shape 3603" style="position:absolute;width:15287;height:0;left:23034;top:8219;" coordsize="1528731,0" path="m0,0l1528731,0">
                   <v:stroke weight="0.55398pt" endcap="square" joinstyle="round" on="true" color="#b0b0b0"/>
                   <v:fill on="false" color="#000000" opacity="0"/>
                 </v:shape>
-                <v:shape id="Shape 3656" style="position:absolute;width:410;height:0;left:22623;top:9133;" coordsize="41041,0" path="m41041,0l0,0x">
+                <v:shape id="Shape 3604" style="position:absolute;width:410;height:0;left:22623;top:8219;" coordsize="41041,0" path="m41041,0l0,0x">
                   <v:stroke weight="1.01563pt" endcap="flat" joinstyle="round" on="true" color="#000000"/>
                   <v:fill on="true" color="#000000"/>
                 </v:shape>
-                <v:shape id="Shape 3658" style="position:absolute;width:234;height:0;left:23034;top:9953;" coordsize="23451,0" path="m23451,0l0,0x">
+                <v:shape id="Shape 3606" style="position:absolute;width:234;height:0;left:23034;top:8956;" coordsize="23451,0" path="m23451,0l0,0x">
                   <v:stroke weight="0.64631pt" endcap="flat" joinstyle="round" on="true" color="#000000"/>
                   <v:fill on="true" color="#000000"/>
                 </v:shape>
-                <v:shape id="Shape 3659" style="position:absolute;width:234;height:0;left:23034;top:9680;" coordsize="23451,0" path="m23451,0l0,0x">
+                <v:shape id="Shape 3607" style="position:absolute;width:234;height:0;left:23034;top:8710;" coordsize="23451,0" path="m23451,0l0,0x">
                   <v:stroke weight="0.64631pt" endcap="flat" joinstyle="round" on="true" color="#000000"/>
                   <v:fill on="true" color="#000000"/>
                 </v:shape>
-                <v:shape id="Shape 3660" style="position:absolute;width:234;height:0;left:23034;top:9406;" coordsize="23451,0" path="m23451,0l0,0x">
+                <v:shape id="Shape 3608" style="position:absolute;width:234;height:0;left:23034;top:8465;" coordsize="23451,0" path="m23451,0l0,0x">
                   <v:stroke weight="0.64631pt" endcap="flat" joinstyle="round" on="true" color="#000000"/>
                   <v:fill on="true" color="#000000"/>
                 </v:shape>
-                <v:shape id="Shape 3661" style="position:absolute;width:234;height:0;left:23034;top:8860;" coordsize="23451,0" path="m23451,0l0,0x">
+                <v:shape id="Shape 3609" style="position:absolute;width:234;height:0;left:23034;top:7973;" coordsize="23451,0" path="m23451,0l0,0x">
                   <v:stroke weight="0.64631pt" endcap="flat" joinstyle="round" on="true" color="#000000"/>
                   <v:fill on="true" color="#000000"/>
                 </v:shape>
-                <v:shape id="Shape 3662" style="position:absolute;width:234;height:0;left:23034;top:8586;" coordsize="23451,0" path="m23451,0l0,0x">
+                <v:shape id="Shape 3610" style="position:absolute;width:234;height:0;left:23034;top:7728;" coordsize="23451,0" path="m23451,0l0,0x">
                   <v:stroke weight="0.64631pt" endcap="flat" joinstyle="round" on="true" color="#000000"/>
                   <v:fill on="true" color="#000000"/>
                 </v:shape>
-                <v:shape id="Shape 3663" style="position:absolute;width:234;height:0;left:23034;top:8313;" coordsize="23451,0" path="m23451,0l0,0x">
+                <v:shape id="Shape 3611" style="position:absolute;width:234;height:0;left:23034;top:7482;" coordsize="23451,0" path="m23451,0l0,0x">
                   <v:stroke weight="0.64631pt" endcap="flat" joinstyle="round" on="true" color="#000000"/>
                   <v:fill on="true" color="#000000"/>
                 </v:shape>
-                <v:shape id="Shape 3664" style="position:absolute;width:234;height:0;left:23034;top:8040;" coordsize="23451,0" path="m23451,0l0,0x">
+                <v:shape id="Shape 3612" style="position:absolute;width:234;height:0;left:23034;top:7236;" coordsize="23451,0" path="m23451,0l0,0x">
                   <v:stroke weight="0.64631pt" endcap="flat" joinstyle="round" on="true" color="#000000"/>
                   <v:fill on="true" color="#000000"/>
                 </v:shape>
-                <v:shape id="Shape 3665" style="position:absolute;width:234;height:0;left:23034;top:7493;" coordsize="23451,0" path="m23451,0l0,0x">
+                <v:shape id="Shape 3613" style="position:absolute;width:234;height:0;left:23034;top:6745;" coordsize="23451,0" path="m23451,0l0,0x">
                   <v:stroke weight="0.64631pt" endcap="flat" joinstyle="round" on="true" color="#000000"/>
                   <v:fill on="true" color="#000000"/>
                 </v:shape>
-                <v:shape id="Shape 3666" style="position:absolute;width:234;height:0;left:23034;top:7220;" coordsize="23451,0" path="m23451,0l0,0x">
+                <v:shape id="Shape 3614" style="position:absolute;width:234;height:0;left:23034;top:6499;" coordsize="23451,0" path="m23451,0l0,0x">
                   <v:stroke weight="0.64631pt" endcap="flat" joinstyle="round" on="true" color="#000000"/>
                   <v:fill on="true" color="#000000"/>
                 </v:shape>
-                <v:shape id="Shape 3667" style="position:absolute;width:234;height:0;left:23034;top:6946;" coordsize="23451,0" path="m23451,0l0,0x">
+                <v:shape id="Shape 3615" style="position:absolute;width:234;height:0;left:23034;top:6254;" coordsize="23451,0" path="m23451,0l0,0x">
                   <v:stroke weight="0.64631pt" endcap="flat" joinstyle="round" on="true" color="#000000"/>
                   <v:fill on="true" color="#000000"/>
                 </v:shape>
-                <v:shape id="Shape 3668" style="position:absolute;width:234;height:0;left:23034;top:6673;" coordsize="23451,0" path="m23451,0l0,0x">
+                <v:shape id="Shape 3616" style="position:absolute;width:234;height:0;left:23034;top:6008;" coordsize="23451,0" path="m23451,0l0,0x">
                   <v:stroke weight="0.64631pt" endcap="flat" joinstyle="round" on="true" color="#000000"/>
                   <v:fill on="true" color="#000000"/>
                 </v:shape>
-                <v:shape id="Shape 3669" style="position:absolute;width:234;height:0;left:23034;top:6126;" coordsize="23451,0" path="m23451,0l0,0x">
+                <v:shape id="Shape 3617" style="position:absolute;width:234;height:0;left:23034;top:5517;" coordsize="23451,0" path="m23451,0l0,0x">
                   <v:stroke weight="0.64631pt" endcap="flat" joinstyle="round" on="true" color="#000000"/>
                   <v:fill on="true" color="#000000"/>
                 </v:shape>
-                <v:shape id="Shape 3670" style="position:absolute;width:234;height:0;left:23034;top:5853;" coordsize="23451,0" path="m23451,0l0,0x">
+                <v:shape id="Shape 3618" style="position:absolute;width:234;height:0;left:23034;top:5271;" coordsize="23451,0" path="m23451,0l0,0x">
                   <v:stroke weight="0.64631pt" endcap="flat" joinstyle="round" on="true" color="#000000"/>
                   <v:fill on="true" color="#000000"/>
                 </v:shape>
-                <v:shape id="Shape 3671" style="position:absolute;width:234;height:0;left:23034;top:5579;" coordsize="23451,0" path="m23451,0l0,0x">
+                <v:shape id="Shape 3619" style="position:absolute;width:234;height:0;left:23034;top:5026;" coordsize="23451,0" path="m23451,0l0,0x">
                   <v:stroke weight="0.64631pt" endcap="flat" joinstyle="round" on="true" color="#000000"/>
                   <v:fill on="true" color="#000000"/>
                 </v:shape>
-                <v:shape id="Shape 3672" style="position:absolute;width:234;height:0;left:23034;top:5306;" coordsize="23451,0" path="m23451,0l0,0x">
+                <v:shape id="Shape 3620" style="position:absolute;width:234;height:0;left:23034;top:4780;" coordsize="23451,0" path="m23451,0l0,0x">
                   <v:stroke weight="0.64631pt" endcap="flat" joinstyle="round" on="true" color="#000000"/>
                   <v:fill on="true" color="#000000"/>
                 </v:shape>
-                <v:shape id="Shape 3673" style="position:absolute;width:234;height:0;left:23034;top:4759;" coordsize="23451,0" path="m23451,0l0,0x">
+                <v:shape id="Shape 3621" style="position:absolute;width:234;height:0;left:23034;top:4289;" coordsize="23451,0" path="m23451,0l0,0x">
                   <v:stroke weight="0.64631pt" endcap="flat" joinstyle="round" on="true" color="#000000"/>
                   <v:fill on="true" color="#000000"/>
                 </v:shape>
-                <v:shape id="Shape 3674" style="position:absolute;width:234;height:0;left:23034;top:4486;" coordsize="23451,0" path="m23451,0l0,0x">
+                <v:shape id="Shape 3622" style="position:absolute;width:234;height:0;left:23034;top:4043;" coordsize="23451,0" path="m23451,0l0,0x">
                   <v:stroke weight="0.64631pt" endcap="flat" joinstyle="round" on="true" color="#000000"/>
                   <v:fill on="true" color="#000000"/>
                 </v:shape>
-                <v:shape id="Shape 3675" style="position:absolute;width:234;height:0;left:23034;top:4213;" coordsize="23451,0" path="m23451,0l0,0x">
+                <v:shape id="Shape 3623" style="position:absolute;width:234;height:0;left:23034;top:3797;" coordsize="23451,0" path="m23451,0l0,0x">
                   <v:stroke weight="0.64631pt" endcap="flat" joinstyle="round" on="true" color="#000000"/>
                   <v:fill on="true" color="#000000"/>
                 </v:shape>
-                <v:shape id="Shape 3676" style="position:absolute;width:234;height:0;left:23034;top:3939;" coordsize="23451,0" path="m23451,0l0,0x">
+                <v:shape id="Shape 3624" style="position:absolute;width:234;height:0;left:23034;top:3552;" coordsize="23451,0" path="m23451,0l0,0x">
                   <v:stroke weight="0.64631pt" endcap="flat" joinstyle="round" on="true" color="#000000"/>
                   <v:fill on="true" color="#000000"/>
                 </v:shape>
-                <v:shape id="Shape 3677" style="position:absolute;width:234;height:0;left:23034;top:3393;" coordsize="23451,0" path="m23451,0l0,0x">
+                <v:shape id="Shape 3625" style="position:absolute;width:234;height:0;left:23034;top:3060;" coordsize="23451,0" path="m23451,0l0,0x">
                   <v:stroke weight="0.64631pt" endcap="flat" joinstyle="round" on="true" color="#000000"/>
                   <v:fill on="true" color="#000000"/>
                 </v:shape>
-                <v:shape id="Shape 3678" style="position:absolute;width:234;height:0;left:23034;top:3119;" coordsize="23451,0" path="m23451,0l0,0x">
+                <v:shape id="Shape 3626" style="position:absolute;width:234;height:0;left:23034;top:2815;" coordsize="23451,0" path="m23451,0l0,0x">
                   <v:stroke weight="0.64631pt" endcap="flat" joinstyle="round" on="true" color="#000000"/>
                   <v:fill on="true" color="#000000"/>
                 </v:shape>
-                <v:shape id="Shape 3679" style="position:absolute;width:234;height:0;left:23034;top:2846;" coordsize="23451,0" path="m23451,0l0,0x">
+                <v:shape id="Shape 3627" style="position:absolute;width:234;height:0;left:23034;top:2569;" coordsize="23451,0" path="m23451,0l0,0x">
                   <v:stroke weight="0.64631pt" endcap="flat" joinstyle="round" on="true" color="#000000"/>
                   <v:fill on="true" color="#000000"/>
                 </v:shape>
-                <v:shape id="Shape 3680" style="position:absolute;width:234;height:0;left:23034;top:2573;" coordsize="23451,0" path="m23451,0l0,0x">
+                <v:shape id="Shape 3628" style="position:absolute;width:234;height:0;left:23034;top:2323;" coordsize="23451,0" path="m23451,0l0,0x">
                   <v:stroke weight="0.64631pt" endcap="flat" joinstyle="round" on="true" color="#000000"/>
                   <v:fill on="true" color="#000000"/>
                 </v:shape>
-                <v:shape id="Shape 3681" style="position:absolute;width:234;height:0;left:23034;top:2026;" coordsize="23451,0" path="m23451,0l0,0x">
+                <v:shape id="Shape 3629" style="position:absolute;width:234;height:0;left:23034;top:1832;" coordsize="23451,0" path="m23451,0l0,0x">
                   <v:stroke weight="0.64631pt" endcap="flat" joinstyle="round" on="true" color="#000000"/>
                   <v:fill on="true" color="#000000"/>
                 </v:shape>
-                <v:shape id="Shape 3682" style="position:absolute;width:234;height:0;left:23034;top:1752;" coordsize="23451,0" path="m23451,0l0,0x">
+                <v:shape id="Shape 3630" style="position:absolute;width:234;height:0;left:23034;top:1586;" coordsize="23451,0" path="m23451,0l0,0x">
                   <v:stroke weight="0.64631pt" endcap="flat" joinstyle="round" on="true" color="#000000"/>
                   <v:fill on="true" color="#000000"/>
                 </v:shape>
-                <v:shape id="Shape 3683" style="position:absolute;width:234;height:0;left:23034;top:1479;" coordsize="23451,0" path="m23451,0l0,0x">
+                <v:shape id="Shape 3631" style="position:absolute;width:234;height:0;left:23034;top:1341;" coordsize="23451,0" path="m23451,0l0,0x">
                   <v:stroke weight="0.64631pt" endcap="flat" joinstyle="round" on="true" color="#000000"/>
                   <v:fill on="true" color="#000000"/>
                 </v:shape>
-                <v:shape id="Shape 3684" style="position:absolute;width:234;height:0;left:23034;top:1206;" coordsize="23451,0" path="m23451,0l0,0x">
+                <v:shape id="Shape 3632" style="position:absolute;width:234;height:0;left:23034;top:1095;" coordsize="23451,0" path="m23451,0l0,0x">
                   <v:stroke weight="0.64631pt" endcap="flat" joinstyle="round" on="true" color="#000000"/>
                   <v:fill on="true" color="#000000"/>
                 </v:shape>
-                <v:shape id="Shape 3685" style="position:absolute;width:234;height:0;left:23034;top:659;" coordsize="23451,0" path="m23451,0l0,0x">
+                <v:shape id="Shape 3633" style="position:absolute;width:234;height:0;left:23034;top:604;" coordsize="23451,0" path="m23451,0l0,0x">
                   <v:stroke weight="0.64631pt" endcap="flat" joinstyle="round" on="true" color="#000000"/>
                   <v:fill on="true" color="#000000"/>
                 </v:shape>
-                <v:shape id="Shape 3686" style="position:absolute;width:234;height:0;left:23034;top:386;" coordsize="23451,0" path="m23451,0l0,0x">
+                <v:shape id="Shape 3634" style="position:absolute;width:234;height:0;left:23034;top:358;" coordsize="23451,0" path="m23451,0l0,0x">
                   <v:stroke weight="0.64631pt" endcap="flat" joinstyle="round" on="true" color="#000000"/>
                   <v:fill on="true" color="#000000"/>
                 </v:shape>
-                <v:shape id="Shape 3687" style="position:absolute;width:234;height:0;left:23034;top:112;" coordsize="23451,0" path="m23451,0l0,0x">
+                <v:shape id="Shape 3635" style="position:absolute;width:234;height:0;left:23034;top:112;" coordsize="23451,0" path="m23451,0l0,0x">
                   <v:stroke weight="0.64631pt" endcap="flat" joinstyle="round" on="true" color="#000000"/>
                   <v:fill on="true" color="#000000"/>
                 </v:shape>
-                <v:shape id="Shape 3688" style="position:absolute;width:5990;height:0;left:23729;top:932;" coordsize="599029,0" path="m0,0l599029,0">
+                <v:shape id="Shape 3636" style="position:absolute;width:5990;height:0;left:23729;top:849;" coordsize="599029,0" path="m0,0l599029,0">
                   <v:stroke weight="0.660159pt" endcap="flat" joinstyle="round" on="true" color="#1c6b73"/>
                   <v:fill on="false" color="#000000" opacity="0"/>
                 </v:shape>
-                <v:shape id="Shape 3689" style="position:absolute;width:6369;height:0;left:24725;top:2299;" coordsize="636963,0" path="m0,0l636963,0">
+                <v:shape id="Shape 3637" style="position:absolute;width:6369;height:0;left:24725;top:2078;" coordsize="636963,0" path="m0,0l636963,0">
                   <v:stroke weight="0.660159pt" endcap="flat" joinstyle="round" on="true" color="#1c6b73"/>
                   <v:fill on="false" color="#000000" opacity="0"/>
                 </v:shape>
-                <v:shape id="Shape 3690" style="position:absolute;width:5923;height:0;left:25333;top:3666;" coordsize="592334,0" path="m0,0l592334,0">
+                <v:shape id="Shape 3638" style="position:absolute;width:5923;height:0;left:25333;top:3306;" coordsize="592334,0" path="m0,0l592334,0">
                   <v:stroke weight="0.660159pt" endcap="flat" joinstyle="round" on="true" color="#1c6b73"/>
                   <v:fill on="false" color="#000000" opacity="0"/>
                 </v:shape>
-                <v:shape id="Shape 3691" style="position:absolute;width:5761;height:0;left:25982;top:5033;" coordsize="576107,0" path="m0,0l576107,0">
+                <v:shape id="Shape 3639" style="position:absolute;width:5761;height:0;left:25982;top:4534;" coordsize="576107,0" path="m0,0l576107,0">
                   <v:stroke weight="0.660159pt" endcap="flat" joinstyle="round" on="true" color="#1c6b73"/>
                   <v:fill on="false" color="#000000" opacity="0"/>
                 </v:shape>
-                <v:shape id="Shape 3692" style="position:absolute;width:6450;height:0;left:26429;top:6400;" coordsize="645077,0" path="m0,0l645077,0">
+                <v:shape id="Shape 3640" style="position:absolute;width:6450;height:0;left:26429;top:5762;" coordsize="645077,0" path="m0,0l645077,0">
                   <v:stroke weight="0.660159pt" endcap="flat" joinstyle="round" on="true" color="#1c6b73"/>
                   <v:fill on="false" color="#000000" opacity="0"/>
                 </v:shape>
-                <v:shape id="Shape 3693" style="position:absolute;width:6856;height:0;left:27199;top:7766;" coordsize="685648,0" path="m0,0l685648,0">
+                <v:shape id="Shape 3641" style="position:absolute;width:6856;height:0;left:27199;top:6991;" coordsize="685648,0" path="m0,0l685648,0">
                   <v:stroke weight="0.660159pt" endcap="flat" joinstyle="round" on="true" color="#1c6b73"/>
                   <v:fill on="false" color="#000000" opacity="0"/>
                 </v:shape>
-                <v:shape id="Shape 3694" style="position:absolute;width:9915;height:0;left:27711;top:9133;" coordsize="991552,0" path="m0,0l991552,0">
+                <v:shape id="Shape 3642" style="position:absolute;width:9915;height:0;left:27711;top:8219;" coordsize="991552,0" path="m0,0l991552,0">
                   <v:stroke weight="0.660159pt" endcap="flat" joinstyle="round" on="true" color="#1c6b73"/>
                   <v:fill on="false" color="#000000" opacity="0"/>
                 </v:shape>
-                <v:shape id="Shape 3695" style="position:absolute;width:0;height:9840;left:23034;top:112;" coordsize="0,984082" path="m0,984082l0,0">
+                <v:shape id="Shape 3643" style="position:absolute;width:0;height:8843;left:23034;top:112;" coordsize="0,884365" path="m0,884365l0,0">
                   <v:stroke weight="1.01563pt" endcap="square" joinstyle="miter" miterlimit="10" on="true" color="#000000"/>
                   <v:fill on="false" color="#000000" opacity="0"/>
                 </v:shape>
-                <v:shape id="Shape 3696" style="position:absolute;width:15287;height:0;left:23034;top:9953;" coordsize="1528731,0" path="m0,0l1528731,0">
+                <v:shape id="Shape 3644" style="position:absolute;width:15287;height:0;left:23034;top:8956;" coordsize="1528731,0" path="m0,0l1528731,0">
                   <v:stroke weight="1.01563pt" endcap="square" joinstyle="miter" miterlimit="10" on="true" color="#000000"/>
                   <v:fill on="false" color="#000000" opacity="0"/>
                 </v:shape>
-                <v:shape id="Shape 3697" style="position:absolute;width:2596;height:0;left:25333;top:932;" coordsize="259653,0" path="m0,0l259653,0">
+                <v:shape id="Shape 3645" style="position:absolute;width:2596;height:0;left:25333;top:849;" coordsize="259653,0" path="m0,0l259653,0">
                   <v:stroke weight="3.12075pt" endcap="flat" joinstyle="round" on="true" color="#1c6b73" opacity="0.45098"/>
                   <v:fill on="false" color="#000000" opacity="0"/>
                 </v:shape>
-                <v:shape id="Shape 3698" style="position:absolute;width:2799;height:0;left:26266;top:2299;" coordsize="279939,0" path="m0,0l279939,0">
+                <v:shape id="Shape 3646" style="position:absolute;width:2799;height:0;left:26266;top:2078;" coordsize="279939,0" path="m0,0l279939,0">
                   <v:stroke weight="3.12075pt" endcap="flat" joinstyle="round" on="true" color="#1c6b73" opacity="0.45098"/>
                   <v:fill on="false" color="#000000" opacity="0"/>
                 </v:shape>
-                <v:shape id="Shape 3699" style="position:absolute;width:2718;height:0;left:26591;top:3666;" coordsize="271825,0" path="m0,0l271825,0">
+                <v:shape id="Shape 3647" style="position:absolute;width:2718;height:0;left:26591;top:3306;" coordsize="271825,0" path="m0,0l271825,0">
                   <v:stroke weight="3.12075pt" endcap="flat" joinstyle="round" on="true" color="#1c6b73" opacity="0.45098"/>
                   <v:fill on="false" color="#000000" opacity="0"/>
                 </v:shape>
-                <v:shape id="Shape 3700" style="position:absolute;width:2718;height:0;left:27118;top:5033;" coordsize="271825,0" path="m0,0l271825,0">
+                <v:shape id="Shape 3648" style="position:absolute;width:2718;height:0;left:27118;top:4534;" coordsize="271825,0" path="m0,0l271825,0">
                   <v:stroke weight="3.12075pt" endcap="flat" joinstyle="round" on="true" color="#1c6b73" opacity="0.45098"/>
                   <v:fill on="false" color="#000000" opacity="0"/>
                 </v:shape>
-                <v:shape id="Shape 3701" style="position:absolute;width:3042;height:0;left:27889;top:6400;" coordsize="304282,0" path="m0,0l304282,0">
+                <v:shape id="Shape 3649" style="position:absolute;width:3042;height:0;left:27889;top:5762;" coordsize="304282,0" path="m0,0l304282,0">
                   <v:stroke weight="3.12075pt" endcap="flat" joinstyle="round" on="true" color="#1c6b73" opacity="0.45098"/>
                   <v:fill on="false" color="#000000" opacity="0"/>
                 </v:shape>
-                <v:shape id="Shape 3702" style="position:absolute;width:2799;height:0;left:29066;top:7766;" coordsize="279939,0" path="m0,0l279939,0">
+                <v:shape id="Shape 3650" style="position:absolute;width:2799;height:0;left:29066;top:6991;" coordsize="279939,0" path="m0,0l279939,0">
                   <v:stroke weight="3.12075pt" endcap="flat" joinstyle="round" on="true" color="#1c6b73" opacity="0.45098"/>
                   <v:fill on="false" color="#000000" opacity="0"/>
                 </v:shape>
-                <v:shape id="Shape 3703" style="position:absolute;width:3854;height:0;left:30202;top:9133;" coordsize="385423,0" path="m0,0l385423,0">
+                <v:shape id="Shape 3651" style="position:absolute;width:3854;height:0;left:30202;top:8219;" coordsize="385423,0" path="m0,0l385423,0">
                   <v:stroke weight="3.12075pt" endcap="flat" joinstyle="round" on="true" color="#1c6b73" opacity="0.45098"/>
                   <v:fill on="false" color="#000000" opacity="0"/>
                 </v:shape>
-                <v:rect id="Rectangle 3704" style="position:absolute;width:476;height:1170;left:37167;top:444;" filled="f" stroked="f">
+                <v:rect id="Rectangle 3652" style="position:absolute;width:476;height:1170;left:37167;top:361;" filled="f" stroked="f">
                   <v:textbox inset="0,0,0,0">
                     <w:txbxContent>
                       <w:p>
@@ -15370,7 +15384,7 @@
                     </w:txbxContent>
                   </v:textbox>
                 </v:rect>
-                <v:rect id="Rectangle 3705" style="position:absolute;width:476;height:1170;left:37167;top:1811;" filled="f" stroked="f">
+                <v:rect id="Rectangle 3653" style="position:absolute;width:476;height:1170;left:37167;top:1589;" filled="f" stroked="f">
                   <v:textbox inset="0,0,0,0">
                     <w:txbxContent>
                       <w:p>
@@ -15391,7 +15405,7 @@
                     </w:txbxContent>
                   </v:textbox>
                 </v:rect>
-                <v:rect id="Rectangle 3706" style="position:absolute;width:476;height:1170;left:37167;top:3178;" filled="f" stroked="f">
+                <v:rect id="Rectangle 3654" style="position:absolute;width:476;height:1170;left:37167;top:2817;" filled="f" stroked="f">
                   <v:textbox inset="0,0,0,0">
                     <w:txbxContent>
                       <w:p>
@@ -15412,7 +15426,7 @@
                     </w:txbxContent>
                   </v:textbox>
                 </v:rect>
-                <v:rect id="Rectangle 3707" style="position:absolute;width:476;height:1170;left:37167;top:4544;" filled="f" stroked="f">
+                <v:rect id="Rectangle 3655" style="position:absolute;width:476;height:1170;left:37167;top:4046;" filled="f" stroked="f">
                   <v:textbox inset="0,0,0,0">
                     <w:txbxContent>
                       <w:p>
@@ -15433,7 +15447,7 @@
                     </w:txbxContent>
                   </v:textbox>
                 </v:rect>
-                <v:rect id="Rectangle 3708" style="position:absolute;width:1430;height:1170;left:37167;top:5911;" filled="f" stroked="f">
+                <v:rect id="Rectangle 3656" style="position:absolute;width:1430;height:1170;left:37167;top:5274;" filled="f" stroked="f">
                   <v:textbox inset="0,0,0,0">
                     <w:txbxContent>
                       <w:p>
@@ -15454,7 +15468,7 @@
                     </w:txbxContent>
                   </v:textbox>
                 </v:rect>
-                <v:rect id="Rectangle 3709" style="position:absolute;width:1430;height:1170;left:37167;top:7278;" filled="f" stroked="f">
+                <v:rect id="Rectangle 3657" style="position:absolute;width:1430;height:1170;left:37167;top:6502;" filled="f" stroked="f">
                   <v:textbox inset="0,0,0,0">
                     <w:txbxContent>
                       <w:p>
@@ -15475,7 +15489,7 @@
                     </w:txbxContent>
                   </v:textbox>
                 </v:rect>
-                <v:rect id="Rectangle 3710" style="position:absolute;width:476;height:1170;left:37167;top:8645;" filled="f" stroked="f">
+                <v:rect id="Rectangle 3658" style="position:absolute;width:476;height:1170;left:37167;top:7731;" filled="f" stroked="f">
                   <v:textbox inset="0,0,0,0">
                     <w:txbxContent>
                       <w:p>
@@ -15496,31 +15510,31 @@
                     </w:txbxContent>
                   </v:textbox>
                 </v:rect>
-                <v:shape id="Shape 3712" style="position:absolute;width:398;height:398;left:26392;top:733;" coordsize="39868,39868" path="m19934,0c25221,0,30291,2100,34030,5839c37767,9577,39868,14648,39868,19934c39868,25221,37767,30291,34030,34030c30291,37768,25221,39868,19934,39868c14647,39868,9577,37768,5838,34030c2101,30291,0,25221,0,19934c0,14648,2101,9577,5838,5839c9577,2100,14647,0,19934,0x">
+                <v:shape id="Shape 3660" style="position:absolute;width:398;height:398;left:26392;top:650;" coordsize="39868,39868" path="m19934,0c25221,0,30291,2100,34030,5839c37767,9577,39868,14648,39868,19934c39868,25221,37767,30292,34030,34030c30291,37768,25221,39868,19934,39868c14647,39868,9577,37768,5838,34030c2101,30292,0,25221,0,19934c0,14648,2101,9577,5838,5839c9577,2100,14647,0,19934,0x">
                   <v:stroke weight="0.83097pt" endcap="flat" joinstyle="round" on="true" color="#1c6b73"/>
                   <v:fill on="true" color="#ffffff"/>
                 </v:shape>
-                <v:shape id="Shape 3713" style="position:absolute;width:398;height:398;left:27325;top:2100;" coordsize="39868,39868" path="m19934,0c25221,0,30292,2100,34030,5839c37768,9577,39868,14648,39868,19934c39868,25221,37768,30292,34030,34030c30292,37768,25221,39868,19934,39868c14648,39868,9577,37768,5839,34030c2101,30292,0,25221,0,19934c0,14648,2101,9577,5839,5839c9577,2100,14648,0,19934,0x">
+                <v:shape id="Shape 3661" style="position:absolute;width:398;height:398;left:27325;top:1878;" coordsize="39868,39868" path="m19934,0c25221,0,30292,2100,34030,5838c37768,9577,39868,14647,39868,19934c39868,25221,37768,30291,34030,34030c30292,37768,25221,39868,19934,39868c14648,39868,9577,37768,5839,34030c2101,30291,0,25221,0,19934c0,14647,2101,9577,5839,5838c9577,2100,14648,0,19934,0x">
                   <v:stroke weight="0.83097pt" endcap="flat" joinstyle="round" on="true" color="#1c6b73"/>
                   <v:fill on="true" color="#ffffff"/>
                 </v:shape>
-                <v:shape id="Shape 3714" style="position:absolute;width:398;height:398;left:27649;top:3467;" coordsize="39868,39868" path="m19934,0c25221,0,30291,2100,34029,5839c37767,9577,39868,14648,39868,19934c39868,25221,37767,30291,34029,34030c30291,37768,25221,39868,19934,39868c14647,39868,9577,37768,5838,34030c2101,30291,0,25221,0,19934c0,14648,2101,9577,5838,5839c9577,2100,14647,0,19934,0x">
+                <v:shape id="Shape 3662" style="position:absolute;width:398;height:398;left:27649;top:3107;" coordsize="39868,39868" path="m19934,0c25221,0,30291,2100,34029,5839c37767,9577,39868,14648,39868,19934c39868,25221,37767,30291,34029,34030c30291,37768,25221,39868,19934,39868c14647,39868,9577,37768,5838,34030c2101,30291,0,25221,0,19934c0,14648,2101,9577,5838,5839c9577,2100,14647,0,19934,0x">
                   <v:stroke weight="0.83097pt" endcap="flat" joinstyle="round" on="true" color="#1c6b73"/>
                   <v:fill on="true" color="#ffffff"/>
                 </v:shape>
-                <v:shape id="Shape 3715" style="position:absolute;width:398;height:398;left:28258;top:4833;" coordsize="39868,39868" path="m19934,0c25221,0,30292,2100,34030,5838c37768,9577,39868,14647,39868,19934c39868,25221,37768,30291,34030,34030c30292,37768,25221,39868,19934,39868c14648,39868,9577,37768,5839,34030c2101,30291,0,25221,0,19934c0,14647,2101,9577,5839,5838c9577,2100,14648,0,19934,0x">
+                <v:shape id="Shape 3663" style="position:absolute;width:398;height:398;left:28258;top:4335;" coordsize="39868,39868" path="m19934,0c25221,0,30292,2100,34030,5838c37768,9577,39868,14647,39868,19934c39868,25221,37768,30291,34030,34030c30292,37768,25221,39868,19934,39868c14648,39868,9577,37768,5839,34030c2101,30291,0,25221,0,19934c0,14647,2101,9577,5839,5838c9577,2100,14648,0,19934,0x">
                   <v:stroke weight="0.83097pt" endcap="flat" joinstyle="round" on="true" color="#1c6b73"/>
                   <v:fill on="true" color="#ffffff"/>
                 </v:shape>
-                <v:shape id="Shape 3716" style="position:absolute;width:398;height:398;left:29029;top:6200;" coordsize="39868,39868" path="m19934,0c25221,0,30291,2100,34029,5838c37767,9577,39868,14647,39868,19934c39868,25221,37767,30291,34029,34030c30291,37768,25221,39868,19934,39868c14647,39868,9577,37768,5838,34030c2100,30291,0,25221,0,19934c0,14647,2100,9577,5838,5838c9577,2100,14647,0,19934,0x">
+                <v:shape id="Shape 3664" style="position:absolute;width:398;height:398;left:29029;top:5563;" coordsize="39868,39868" path="m19934,0c25221,0,30291,2100,34029,5839c37767,9577,39868,14648,39868,19934c39868,25221,37767,30291,34029,34030c30291,37768,25221,39868,19934,39868c14647,39868,9577,37768,5838,34030c2100,30291,0,25221,0,19934c0,14648,2100,9577,5838,5839c9577,2100,14647,0,19934,0x">
                   <v:stroke weight="0.83097pt" endcap="flat" joinstyle="round" on="true" color="#1c6b73"/>
                   <v:fill on="true" color="#ffffff"/>
                 </v:shape>
-                <v:shape id="Shape 3717" style="position:absolute;width:398;height:398;left:30205;top:7567;" coordsize="39868,39868" path="m19934,0c25221,0,30291,2100,34029,5839c37767,9577,39868,14648,39868,19934c39868,25221,37767,30291,34029,34030c30291,37768,25221,39868,19934,39868c14647,39868,9577,37768,5838,34030c2100,30291,0,25221,0,19934c0,14648,2100,9577,5838,5839c9577,2100,14647,0,19934,0x">
+                <v:shape id="Shape 3665" style="position:absolute;width:398;height:398;left:30205;top:6791;" coordsize="39868,39868" path="m19934,0c25221,0,30291,2100,34029,5838c37767,9577,39868,14647,39868,19934c39868,25221,37767,30291,34029,34029c30291,37768,25221,39868,19934,39868c14647,39868,9577,37768,5838,34029c2100,30291,0,25221,0,19934c0,14647,2100,9577,5838,5838c9577,2100,14647,0,19934,0x">
                   <v:stroke weight="0.83097pt" endcap="flat" joinstyle="round" on="true" color="#1c6b73"/>
                   <v:fill on="true" color="#ffffff"/>
                 </v:shape>
-                <v:shape id="Shape 3718" style="position:absolute;width:398;height:398;left:31828;top:8934;" coordsize="39868,39868" path="m19934,0c25221,0,30291,2100,34030,5839c37768,9577,39868,14648,39868,19934c39868,25221,37768,30291,34030,34030c30291,37768,25221,39868,19934,39868c14648,39868,9577,37768,5839,34030c2101,30291,0,25221,0,19934c0,14648,2101,9577,5839,5839c9577,2100,14648,0,19934,0x">
+                <v:shape id="Shape 3666" style="position:absolute;width:398;height:398;left:31828;top:8020;" coordsize="39868,39868" path="m19934,0c25221,0,30291,2100,34030,5839c37768,9577,39868,14648,39868,19934c39868,25221,37768,30291,34030,34030c30291,37768,25221,39868,19934,39868c14648,39868,9577,37768,5839,34030c2101,30291,0,25221,0,19934c0,14648,2101,9577,5839,5839c9577,2100,14648,0,19934,0x">
                   <v:stroke weight="0.83097pt" endcap="flat" joinstyle="round" on="true" color="#1c6b73"/>
                   <v:fill on="true" color="#ffffff"/>
                 </v:shape>
@@ -15628,20 +15642,20 @@
           <w:noProof/>
         </w:rPr>
         <w:drawing>
-          <wp:inline distT="0" distB="0" distL="0" distR="0" wp14:anchorId="1063B5F8" wp14:editId="5C489F78">
-            <wp:extent cx="3840480" cy="1420368"/>
+          <wp:inline distT="0" distB="0" distL="0" distR="0" wp14:anchorId="17A5920F" wp14:editId="45E0FCC6">
+            <wp:extent cx="3840480" cy="1313688"/>
             <wp:effectExtent l="0" t="0" r="0" b="0"/>
-            <wp:docPr id="35778" name="Picture 35778"/>
+            <wp:docPr id="35841" name="Picture 35841"/>
             <wp:cNvGraphicFramePr/>
             <a:graphic xmlns:a="http://schemas.openxmlformats.org/drawingml/2006/main">
               <a:graphicData uri="http://schemas.openxmlformats.org/drawingml/2006/picture">
                 <pic:pic xmlns:pic="http://schemas.openxmlformats.org/drawingml/2006/picture">
                   <pic:nvPicPr>
-                    <pic:cNvPr id="35778" name="Picture 35778"/>
+                    <pic:cNvPr id="35841" name="Picture 35841"/>
                     <pic:cNvPicPr/>
                   </pic:nvPicPr>
                   <pic:blipFill>
-                    <a:blip r:embed="rId38"/>
+                    <a:blip r:embed="rId32"/>
                     <a:stretch>
                       <a:fillRect/>
                     </a:stretch>
@@ -15649,7 +15663,7 @@
                   <pic:spPr>
                     <a:xfrm>
                       <a:off x="0" y="0"/>
-                      <a:ext cx="3840480" cy="1420368"/>
+                      <a:ext cx="3840480" cy="1313688"/>
                     </a:xfrm>
                     <a:prstGeom prst="rect">
                       <a:avLst/>
@@ -15689,7 +15703,7 @@
     </w:p>
     <w:p>
       <w:pPr>
-        <w:spacing w:after="228" w:line="259" w:lineRule="auto"/>
+        <w:spacing w:after="225" w:line="259" w:lineRule="auto"/>
         <w:ind w:left="-371" w:right="-329" w:firstLine="0"/>
         <w:jc w:val="left"/>
       </w:pPr>
@@ -15698,20 +15712,20 @@
           <w:noProof/>
         </w:rPr>
         <w:drawing>
-          <wp:inline distT="0" distB="0" distL="0" distR="0" wp14:anchorId="691A9728" wp14:editId="3C25CE32">
-            <wp:extent cx="1773936" cy="1036320"/>
+          <wp:inline distT="0" distB="0" distL="0" distR="0" wp14:anchorId="634E2207" wp14:editId="477C482D">
+            <wp:extent cx="1773936" cy="938784"/>
             <wp:effectExtent l="0" t="0" r="0" b="0"/>
-            <wp:docPr id="35776" name="Picture 35776"/>
+            <wp:docPr id="35839" name="Picture 35839"/>
             <wp:cNvGraphicFramePr/>
             <a:graphic xmlns:a="http://schemas.openxmlformats.org/drawingml/2006/main">
               <a:graphicData uri="http://schemas.openxmlformats.org/drawingml/2006/picture">
                 <pic:pic xmlns:pic="http://schemas.openxmlformats.org/drawingml/2006/picture">
                   <pic:nvPicPr>
-                    <pic:cNvPr id="35776" name="Picture 35776"/>
+                    <pic:cNvPr id="35839" name="Picture 35839"/>
                     <pic:cNvPicPr/>
                   </pic:nvPicPr>
                   <pic:blipFill>
-                    <a:blip r:embed="rId39"/>
+                    <a:blip r:embed="rId33"/>
                     <a:stretch>
                       <a:fillRect/>
                     </a:stretch>
@@ -15719,7 +15733,7 @@
                   <pic:spPr>
                     <a:xfrm>
                       <a:off x="0" y="0"/>
-                      <a:ext cx="1773936" cy="1036320"/>
+                      <a:ext cx="1773936" cy="938784"/>
                     </a:xfrm>
                     <a:prstGeom prst="rect">
                       <a:avLst/>
@@ -15810,7 +15824,7 @@
     </w:p>
     <w:p>
       <w:pPr>
-        <w:spacing w:after="226" w:line="259" w:lineRule="auto"/>
+        <w:spacing w:after="225" w:line="259" w:lineRule="auto"/>
         <w:ind w:left="-371" w:right="-329" w:firstLine="0"/>
         <w:jc w:val="left"/>
       </w:pPr>
@@ -15819,20 +15833,20 @@
           <w:noProof/>
         </w:rPr>
         <w:drawing>
-          <wp:inline distT="0" distB="0" distL="0" distR="0" wp14:anchorId="116426E3" wp14:editId="4A349A52">
-            <wp:extent cx="1773936" cy="1039368"/>
+          <wp:inline distT="0" distB="0" distL="0" distR="0" wp14:anchorId="05E9B3D4" wp14:editId="71A47872">
+            <wp:extent cx="1773936" cy="938784"/>
             <wp:effectExtent l="0" t="0" r="0" b="0"/>
-            <wp:docPr id="35780" name="Picture 35780"/>
+            <wp:docPr id="35843" name="Picture 35843"/>
             <wp:cNvGraphicFramePr/>
             <a:graphic xmlns:a="http://schemas.openxmlformats.org/drawingml/2006/main">
               <a:graphicData uri="http://schemas.openxmlformats.org/drawingml/2006/picture">
                 <pic:pic xmlns:pic="http://schemas.openxmlformats.org/drawingml/2006/picture">
                   <pic:nvPicPr>
-                    <pic:cNvPr id="35780" name="Picture 35780"/>
+                    <pic:cNvPr id="35843" name="Picture 35843"/>
                     <pic:cNvPicPr/>
                   </pic:nvPicPr>
                   <pic:blipFill>
-                    <a:blip r:embed="rId40"/>
+                    <a:blip r:embed="rId34"/>
                     <a:stretch>
                       <a:fillRect/>
                     </a:stretch>
@@ -15840,7 +15854,7 @@
                   <pic:spPr>
                     <a:xfrm>
                       <a:off x="0" y="0"/>
-                      <a:ext cx="1773936" cy="1039368"/>
+                      <a:ext cx="1773936" cy="938784"/>
                     </a:xfrm>
                     <a:prstGeom prst="rect">
                       <a:avLst/>
@@ -15919,7 +15933,7 @@
     </w:p>
     <w:p>
       <w:pPr>
-        <w:spacing w:after="3" w:line="415" w:lineRule="auto"/>
+        <w:spacing w:after="82" w:line="415" w:lineRule="auto"/>
         <w:ind w:left="-5"/>
       </w:pPr>
       <w:r>
@@ -15933,7 +15947,7 @@
         <w:rPr>
           <w:sz w:val="22"/>
         </w:rPr>
-        <w:t xml:space="preserve">6 Morphometry by level: median, interquartile range, 5th–95th percentile, </w:t>
+        <w:t xml:space="preserve">6 Morphometry by level, as median, interquartile range and 5th–95th percentile, with </w:t>
       </w:r>
       <w:r>
         <w:rPr>
@@ -15946,99 +15960,124 @@
         <w:rPr>
           <w:sz w:val="22"/>
         </w:rPr>
-        <w:t>at right. (a) Body height. (b) Endplate width. (c) Canal. (d) Pedicle width. (e) Disc height. (f) Trabecular</w:t>
-      </w:r>
-    </w:p>
-    <w:p>
-      <w:pPr>
-        <w:spacing w:after="161" w:line="259" w:lineRule="auto"/>
-        <w:ind w:left="-5" w:right="865"/>
-      </w:pPr>
-      <w:r>
-        <w:rPr>
-          <w:sz w:val="22"/>
-        </w:rPr>
-        <w:t>attenuation.</w:t>
-      </w:r>
-    </w:p>
-    <w:p>
-      <w:pPr>
-        <w:spacing w:after="446"/>
+        <w:t>at right. (a) Body height. (b) Endplate width. (c) Canal. (d) Pedicle width. (e) Disc height. (f) Trabecular attenuation.</w:t>
+      </w:r>
+    </w:p>
+    <w:p>
+      <w:pPr>
         <w:ind w:left="-5"/>
       </w:pPr>
       <w:r>
-        <w:t>standard soft-tissue kernels, not a surgical series: it supports method development for level identification and instrumentation geometry, not validation of a planning decision.</w:t>
-      </w:r>
-    </w:p>
-    <w:p>
-      <w:pPr>
-        <w:pStyle w:val="Heading1"/>
-        <w:ind w:left="-5"/>
-      </w:pPr>
-      <w:r>
-        <w:t>V.A. Three uses the released measurements support</w:t>
-      </w:r>
-    </w:p>
-    <w:p>
-      <w:pPr>
-        <w:ind w:left="-15" w:firstLine="299"/>
-      </w:pPr>
-      <w:r>
-        <w:rPr>
-          <w:i/>
-        </w:rPr>
-        <w:t xml:space="preserve">Naming a level from its own geometry. </w:t>
-      </w:r>
-      <w:r>
-        <w:t>Wrong-level spine surgery runs at roughly one in 3,110 spinal procedures, and the cause most often cited is the transitional anatomy this cohort was assembled around.</w:t>
+        <w:t>body height, canal dimensions and pedicle width come from cadaveric series of a few dozen specimens, plotted as single values with no indication of spread.</w:t>
       </w:r>
       <w:r>
         <w:rPr>
           <w:color w:val="0000FF"/>
           <w:vertAlign w:val="superscript"/>
         </w:rPr>
-        <w:t xml:space="preserve">31 </w:t>
-      </w:r>
-      <w:r>
-        <w:t>Per-level body height, canal width, endplate width, transverseprocess span and wedge ratio are released for T11–L5 across all 802 records, and because the labels were assigned against the twelfth rib rather than by enumeration, a model trained on them is not learning the convention that fails.</w:t>
-      </w:r>
-    </w:p>
-    <w:p>
-      <w:pPr>
+        <w:t xml:space="preserve">22 </w:t>
+      </w:r>
+      <w:r>
+        <w:t xml:space="preserve">They cannot tell a reader whether the patient in front of them is unusual, because they never show what usual looks like. The same measures are given here from 802 records with the distribution attached (Fig. </w:t>
+      </w:r>
+      <w:r>
+        <w:rPr>
+          <w:color w:val="0000FF"/>
+        </w:rPr>
+        <w:t>6</w:t>
+      </w:r>
+      <w:r>
+        <w:t>), reproducing two properties of the classical figures (body height crosses over, dorsal exceeding ventral at T11–T12 and reversing by L4–L5, and pedicle width widens steeply into the lower lumbar spine) and adding the width of each distribution, which is the part</w:t>
+      </w:r>
+    </w:p>
+    <w:p>
+      <w:pPr>
+        <w:spacing w:after="187" w:line="259" w:lineRule="auto"/>
+        <w:ind w:left="-5" w:right="865"/>
+      </w:pPr>
+      <w:r>
+        <w:t>needed to judge an individual.</w:t>
+      </w:r>
+    </w:p>
+    <w:p>
+      <w:pPr>
+        <w:spacing w:after="30"/>
         <w:ind w:left="-15" w:firstLine="299"/>
       </w:pPr>
       <w:r>
         <w:rPr>
           <w:i/>
         </w:rPr>
-        <w:t xml:space="preserve">Reference morphometry with its spread. </w:t>
-      </w:r>
-      <w:r>
-        <w:t>The values a surgeon consults for vertebral body height, canal dimensions and pedicle width come from cadaveric series of a few dozen specimens, plotted as single values with no indication of spread.</w:t>
+        <w:t xml:space="preserve">Patient-specific models. </w:t>
+      </w:r>
+      <w:r>
+        <w:t>Planning is moving toward patient-specific biomechanical models rather than population norms.</w:t>
       </w:r>
       <w:r>
         <w:rPr>
           <w:color w:val="0000FF"/>
           <w:vertAlign w:val="superscript"/>
         </w:rPr>
-        <w:t xml:space="preserve">19 </w:t>
-      </w:r>
-      <w:r>
-        <w:t xml:space="preserve">They cannot tell a reader whether the patient in front of them is unusual, because they never show what usual looks like. The same measures are given here from 802 records with the distribution attached (Fig. </w:t>
+        <w:t xml:space="preserve">35 </w:t>
+      </w:r>
+      <w:r>
+        <w:t>Such a model needs spine, pelvis and femoral heads in one frame, which is this release’s construction; in 351 patients two postures give a within-patient change in alignment against which a predicted postural response can be checked.</w:t>
+      </w:r>
+    </w:p>
+    <w:p>
+      <w:pPr>
+        <w:spacing w:after="114" w:line="259" w:lineRule="auto"/>
+        <w:ind w:left="10"/>
+        <w:jc w:val="right"/>
+      </w:pPr>
+      <w:r>
+        <w:t>Its limitations are stated at the level of detail a reader would need to catch them inde-</w:t>
+      </w:r>
+    </w:p>
+    <w:p>
+      <w:pPr>
+        <w:spacing w:after="187" w:line="259" w:lineRule="auto"/>
+        <w:ind w:left="-5" w:right="865"/>
+      </w:pPr>
+      <w:r>
+        <w:t>pendently.</w:t>
+      </w:r>
+    </w:p>
+    <w:p>
+      <w:pPr>
+        <w:ind w:left="-15" w:firstLine="299"/>
+      </w:pPr>
+      <w:r>
+        <w:rPr>
+          <w:i/>
+        </w:rPr>
+        <w:t xml:space="preserve">Coverage. </w:t>
+      </w:r>
+      <w:r>
+        <w:t xml:space="preserve">Thoracic ground truth is field-of-view limited (Fig. </w:t>
       </w:r>
       <w:r>
         <w:rPr>
           <w:color w:val="0000FF"/>
         </w:rPr>
-        <w:t>6</w:t>
-      </w:r>
-      <w:r>
-        <w:t>), reproducing two properties of the classical figures (body height crosses over, dorsal</w:t>
-      </w:r>
-    </w:p>
-    <w:p>
-      <w:pPr>
-        <w:spacing w:after="276" w:line="259" w:lineRule="auto"/>
+        <w:t>7</w:t>
+      </w:r>
+      <w:r>
+        <w:t>) and does not extend to T1. Postural angles are supine; pelvic incidence is not postural and needs no such caveat.</w:t>
+      </w:r>
+    </w:p>
+    <w:p>
+      <w:pPr>
+        <w:spacing w:line="259" w:lineRule="auto"/>
+        <w:ind w:left="-5"/>
+      </w:pPr>
+      <w:r>
+        <w:t>The cohort is a colorectal screening population aged 50 and over, so its distributions should</w:t>
+      </w:r>
+    </w:p>
+    <w:p>
+      <w:pPr>
+        <w:spacing w:after="280" w:line="259" w:lineRule="auto"/>
         <w:ind w:left="-22" w:firstLine="0"/>
         <w:jc w:val="left"/>
       </w:pPr>
@@ -16051,10 +16090,10 @@
         <mc:AlternateContent>
           <mc:Choice Requires="wpg">
             <w:drawing>
-              <wp:inline distT="0" distB="0" distL="0" distR="0" wp14:anchorId="5F111D0B" wp14:editId="2E94265C">
-                <wp:extent cx="5911765" cy="1551432"/>
+              <wp:inline distT="0" distB="0" distL="0" distR="0" wp14:anchorId="4DADA29A" wp14:editId="1943CB15">
+                <wp:extent cx="5911765" cy="1399032"/>
                 <wp:effectExtent l="0" t="0" r="0" b="0"/>
-                <wp:docPr id="35826" name="Group 35826"/>
+                <wp:docPr id="35889" name="Group 35889"/>
                 <wp:cNvGraphicFramePr/>
                 <a:graphic xmlns:a="http://schemas.openxmlformats.org/drawingml/2006/main">
                   <a:graphicData uri="http://schemas.microsoft.com/office/word/2010/wordprocessingGroup">
@@ -16063,18 +16102,18 @@
                       <wpg:grpSpPr>
                         <a:xfrm>
                           <a:off x="0" y="0"/>
-                          <a:ext cx="5911765" cy="1551432"/>
+                          <a:ext cx="5911765" cy="1399032"/>
                           <a:chOff x="0" y="0"/>
-                          <a:chExt cx="5911765" cy="1551432"/>
+                          <a:chExt cx="5911765" cy="1399032"/>
                         </a:xfrm>
                       </wpg:grpSpPr>
                       <pic:pic xmlns:pic="http://schemas.openxmlformats.org/drawingml/2006/picture">
                         <pic:nvPicPr>
-                          <pic:cNvPr id="35782" name="Picture 35782"/>
+                          <pic:cNvPr id="35845" name="Picture 35845"/>
                           <pic:cNvPicPr/>
                         </pic:nvPicPr>
                         <pic:blipFill>
-                          <a:blip r:embed="rId41"/>
+                          <a:blip r:embed="rId35"/>
                           <a:stretch>
                             <a:fillRect/>
                           </a:stretch>
@@ -16082,7 +16121,7 @@
                         <pic:spPr>
                           <a:xfrm>
                             <a:off x="733212" y="0"/>
-                            <a:ext cx="5178552" cy="1551432"/>
+                            <a:ext cx="5178552" cy="1399032"/>
                           </a:xfrm>
                           <a:prstGeom prst="rect">
                             <a:avLst/>
@@ -16090,11 +16129,11 @@
                         </pic:spPr>
                       </pic:pic>
                       <wps:wsp>
-                        <wps:cNvPr id="4312" name="Rectangle 4312"/>
+                        <wps:cNvPr id="4264" name="Rectangle 4264"/>
                         <wps:cNvSpPr/>
                         <wps:spPr>
                           <a:xfrm rot="-5399999">
-                            <a:off x="-494997" y="282887"/>
+                            <a:off x="-494997" y="207699"/>
                             <a:ext cx="1345426" cy="355430"/>
                           </a:xfrm>
                           <a:prstGeom prst="rect">
@@ -16134,11 +16173,11 @@
           </mc:Choice>
           <mc:Fallback xmlns:a="http://schemas.openxmlformats.org/drawingml/2006/main">
             <w:pict>
-              <v:group id="Group 35826" style="width:465.493pt;height:122.16pt;mso-position-horizontal-relative:char;mso-position-vertical-relative:line" coordsize="59117,15514">
-                <v:shape id="Picture 35782" style="position:absolute;width:51785;height:15514;left:7332;top:0;" filled="f">
-                  <v:imagedata r:id="rId42"/>
+              <v:group id="Group 35889" style="width:465.493pt;height:110.16pt;mso-position-horizontal-relative:char;mso-position-vertical-relative:line" coordsize="59117,13990">
+                <v:shape id="Picture 35845" style="position:absolute;width:51785;height:13990;left:7332;top:0;" filled="f">
+                  <v:imagedata r:id="rId36"/>
                 </v:shape>
-                <v:rect id="Rectangle 4312" style="position:absolute;width:13454;height:3554;left:-4949;top:2828;rotation:270;" filled="f" stroked="f">
+                <v:rect id="Rectangle 4264" style="position:absolute;width:13454;height:3554;left:-4949;top:2076;rotation:270;" filled="f" stroked="f">
                   <v:textbox inset="0,0,0,0" style="layout-flow:vertical;mso-layout-flow-alt:bottom-to-top">
                     <w:txbxContent>
                       <w:p>
@@ -16173,7 +16212,7 @@
           <w:tab w:val="center" w:pos="5288"/>
           <w:tab w:val="center" w:pos="6744"/>
         </w:tabs>
-        <w:spacing w:after="400" w:line="259" w:lineRule="auto"/>
+        <w:spacing w:after="401" w:line="259" w:lineRule="auto"/>
         <w:ind w:left="0" w:firstLine="0"/>
       </w:pPr>
       <w:r>
@@ -16222,7 +16261,7 @@
     </w:p>
     <w:p>
       <w:pPr>
-        <w:spacing w:after="258" w:line="259" w:lineRule="auto"/>
+        <w:spacing w:after="219" w:line="259" w:lineRule="auto"/>
         <w:ind w:left="-5"/>
       </w:pPr>
       <w:r>
@@ -16241,199 +16280,124 @@
     </w:p>
     <w:p>
       <w:pPr>
+        <w:spacing w:after="121" w:line="259" w:lineRule="auto"/>
+        <w:ind w:left="-5" w:right="865"/>
+      </w:pPr>
+      <w:r>
+        <w:t>not be read as representative of a surgical one.</w:t>
+      </w:r>
+    </w:p>
+    <w:p>
+      <w:pPr>
+        <w:ind w:left="-15" w:firstLine="299"/>
+      </w:pPr>
+      <w:r>
+        <w:rPr>
+          <w:i/>
+        </w:rPr>
+        <w:t xml:space="preserve">Strength of the labels varies by structure, and the release does not average over that. </w:t>
+      </w:r>
+      <w:r>
+        <w:t>Vertebral labels derive from radiologist-supervised source annotations, corrected where those sources were wrong. Pelvic labels on records that lacked one are pseudolabeled. The rib layer is a pseudolabel whose human review was triaged by an automated rule rather than</w:t>
+      </w:r>
+    </w:p>
+    <w:p>
+      <w:pPr>
         <w:ind w:left="-5"/>
       </w:pPr>
       <w:r>
-        <w:t>exceeding ventral at T11–T12 and reversing by L4–L5, and pedicle width widens steeply into the lower lumbar spine) and adding the width of each distribution, which is the part</w:t>
-      </w:r>
-    </w:p>
-    <w:p>
-      <w:pPr>
-        <w:spacing w:after="170" w:line="259" w:lineRule="auto"/>
+        <w:t xml:space="preserve">exhaustive, so its guarantee is the absence of the failure modes that rule detects. Transitional labels derive from two independent sources and are not uniformly adjudicated, which is precisely why the measures reported here are count-free, and the Castellvi grades are a consensus of two radiology resident physicians. S1 is carved from the sacrum by an automatic estimate of the S1–S2 boundary, and in 100 records that estimate is implausible, making S1 more than half the sacrum’s height or less than fifteen </w:t>
+      </w:r>
+      <w:r>
+        <w:t>percent of it. Those records are flagged in the quality-control table; exclude them from any measurement that depends on</w:t>
+      </w:r>
+    </w:p>
+    <w:p>
+      <w:pPr>
+        <w:spacing w:after="150" w:line="259" w:lineRule="auto"/>
         <w:ind w:left="-5" w:right="865"/>
       </w:pPr>
       <w:r>
-        <w:t>needed to judge an individual.</w:t>
-      </w:r>
-    </w:p>
-    <w:p>
-      <w:pPr>
+        <w:t>the sacral endplate.</w:t>
+      </w:r>
+    </w:p>
+    <w:p>
+      <w:pPr>
+        <w:spacing w:after="486"/>
         <w:ind w:left="-15" w:firstLine="299"/>
       </w:pPr>
       <w:r>
         <w:rPr>
           <w:i/>
         </w:rPr>
-        <w:t xml:space="preserve">Patient-specific models. </w:t>
-      </w:r>
-      <w:r>
-        <w:t>Planning is moving toward patient-specific biomechanical models rather than population norms.</w:t>
+        <w:t xml:space="preserve">Structures are not universally present. </w:t>
+      </w:r>
+      <w:r>
+        <w:t>Sacrum, hips and femora are present in all 802 records; one record carries no S1 and one no T12, each outside the field of view. Nine records carry no L5 identifier because their source annotation counted four lumbar vertebrae, all nine are Castellvi IIIb, and the fused transitional segment carries the S1 identifier as the caudal anchor; the manifest names them.</w:t>
+      </w:r>
+    </w:p>
+    <w:p>
+      <w:pPr>
+        <w:pStyle w:val="Heading2"/>
+        <w:spacing w:after="427"/>
+        <w:ind w:left="-5"/>
+      </w:pPr>
+      <w:r>
+        <w:t>VI. DISCUSSION</w:t>
+      </w:r>
+    </w:p>
+    <w:p>
+      <w:pPr>
+        <w:spacing w:after="31"/>
+        <w:ind w:left="-15" w:firstLine="299"/>
+      </w:pPr>
+      <w:r>
+        <w:rPr>
+          <w:i/>
+        </w:rPr>
+        <w:t xml:space="preserve">Comparison with related material. </w:t>
+      </w:r>
+      <w:r>
+        <w:t xml:space="preserve">Against the collections in Table </w:t>
+      </w:r>
+      <w:r>
+        <w:rPr>
+          <w:color w:val="0000FF"/>
+        </w:rPr>
+        <w:t>I</w:t>
+      </w:r>
+      <w:r>
+        <w:t>, the contribution is the crosswalk placing spine and pelvis on the same series, together with classes for the anatomy an enumeration anomaly actually produces. VerSe</w:t>
       </w:r>
       <w:r>
         <w:rPr>
           <w:color w:val="0000FF"/>
           <w:vertAlign w:val="superscript"/>
         </w:rPr>
-        <w:t xml:space="preserve">32 </w:t>
-      </w:r>
-      <w:r>
-        <w:t>Such a model needs spine, pelvis and femoral heads in one frame, which is this release’s construction; in 351 patients two postures give a within-patient change in alignment against which a predicted postural response can be checked.</w:t>
-      </w:r>
-    </w:p>
-    <w:p>
-      <w:pPr>
-        <w:spacing w:after="114" w:line="259" w:lineRule="auto"/>
-        <w:ind w:left="10"/>
-        <w:jc w:val="right"/>
-      </w:pPr>
-      <w:r>
-        <w:t>Its limitations are stated at the level of detail a reader would need to catch them inde-</w:t>
-      </w:r>
-    </w:p>
-    <w:p>
-      <w:pPr>
-        <w:spacing w:after="170" w:line="259" w:lineRule="auto"/>
-        <w:ind w:left="-5" w:right="865"/>
-      </w:pPr>
-      <w:r>
-        <w:t>pendently.</w:t>
-      </w:r>
-    </w:p>
-    <w:p>
-      <w:pPr>
-        <w:ind w:left="-15" w:firstLine="299"/>
-      </w:pPr>
-      <w:r>
-        <w:rPr>
-          <w:i/>
-        </w:rPr>
-        <w:t xml:space="preserve">Coverage. </w:t>
-      </w:r>
-      <w:r>
-        <w:t xml:space="preserve">Thoracic ground truth is field-of-view limited (Fig. </w:t>
-      </w:r>
-      <w:r>
-        <w:rPr>
-          <w:color w:val="0000FF"/>
-        </w:rPr>
-        <w:t>7</w:t>
-      </w:r>
-      <w:r>
-        <w:t>) and does not extend to T1. Postural angles are supine; pelvic incidence is not postural and needs no such caveat. The cohort is a colorectal screening population aged 50 and over, so its distributions should</w:t>
-      </w:r>
-    </w:p>
-    <w:p>
-      <w:pPr>
-        <w:spacing w:after="140" w:line="259" w:lineRule="auto"/>
-        <w:ind w:left="-5" w:right="865"/>
-      </w:pPr>
-      <w:r>
-        <w:t>not be read as representative of a surgical one.</w:t>
-      </w:r>
-    </w:p>
-    <w:p>
-      <w:pPr>
-        <w:ind w:left="-15" w:firstLine="299"/>
-      </w:pPr>
-      <w:r>
-        <w:rPr>
-          <w:i/>
-        </w:rPr>
-        <w:t xml:space="preserve">Strength of the labels varies by structure, and the release does not average over that. </w:t>
-      </w:r>
-      <w:r>
-        <w:t>Vertebral labels derive from radiologist-supervised source annotations, corrected where those sources were wrong. Pelvic labels on records that lacked one are pseudolabeled. The rib layer is a pseudolabel whose human review was triaged by an automated rule rather than</w:t>
-      </w:r>
-    </w:p>
-    <w:p>
-      <w:pPr>
-        <w:spacing w:after="161"/>
-        <w:ind w:left="-5"/>
-      </w:pPr>
-      <w:r>
-        <w:t xml:space="preserve">exhaustive, so its guarantee is the absence of the failure modes that rule detects. Transitional labels derive from two independent sources and are not uniformly adjudicated, which is precisely why the measures reported here are count-free, and the Castellvi grades are a consensus of two radiology resident physicians. S1 is carved from the sacrum by an automatic estimate of the S1–S2 boundary, and in 100 records that estimate is implausible: it makes </w:t>
-      </w:r>
-      <w:r>
-        <w:t>S1 more than half the sacrum’s height or less than fifteen percent of it. Those records are flagged in the released quality-control table and should be excluded from any measurement that depends on the sacral endplate.</w:t>
-      </w:r>
-    </w:p>
-    <w:p>
-      <w:pPr>
-        <w:spacing w:after="1319"/>
-        <w:ind w:left="-15" w:firstLine="299"/>
-      </w:pPr>
-      <w:r>
-        <w:rPr>
-          <w:i/>
-        </w:rPr>
-        <w:t xml:space="preserve">Structures are not universally present. </w:t>
-      </w:r>
-      <w:r>
-        <w:t>Sacrum, hips and femora are present in all 802 records; one record carries no S1 and one no T12, each outside the field of view. Nine records carry no L5 identifier: their source annotation counted four lumbar vertebrae, all nine are Castellvi IIIb, and the fused transitional segment carries the S1 identifier as the caudal anchor; the manifest names them.</w:t>
-      </w:r>
-    </w:p>
-    <w:p>
-      <w:pPr>
-        <w:pStyle w:val="Heading2"/>
-        <w:spacing w:after="562"/>
-        <w:ind w:left="-5"/>
-      </w:pPr>
-      <w:r>
-        <w:t>VI. DISCUSSION</w:t>
-      </w:r>
-    </w:p>
-    <w:p>
-      <w:pPr>
-        <w:spacing w:after="33"/>
-        <w:ind w:left="-15" w:firstLine="299"/>
-      </w:pPr>
-      <w:r>
-        <w:rPr>
-          <w:i/>
-        </w:rPr>
-        <w:t xml:space="preserve">Comparison with related material. </w:t>
-      </w:r>
-      <w:r>
-        <w:t xml:space="preserve">Against the collections in Table </w:t>
-      </w:r>
-      <w:r>
-        <w:rPr>
-          <w:color w:val="0000FF"/>
-        </w:rPr>
-        <w:t>I</w:t>
-      </w:r>
-      <w:r>
-        <w:t>, the contribution is the crosswalk placing spine and pelvis on the same series, together with classes for the anatomy an enumeration anomaly actually produces. VerSe</w:t>
+        <w:t>24</w:t>
+      </w:r>
+      <w:r>
+        <w:rPr>
+          <w:vertAlign w:val="superscript"/>
+        </w:rPr>
+        <w:t>,</w:t>
       </w:r>
       <w:r>
         <w:rPr>
           <w:color w:val="0000FF"/>
           <w:vertAlign w:val="superscript"/>
         </w:rPr>
-        <w:t>21</w:t>
-      </w:r>
-      <w:r>
-        <w:rPr>
-          <w:vertAlign w:val="superscript"/>
-        </w:rPr>
-        <w:t>,</w:t>
+        <w:t xml:space="preserve">25 </w:t>
+      </w:r>
+      <w:r>
+        <w:t>comes closest in intent, enriching for transitional anatomy and grading by Castellvi, but it does not segment the sacrum, so the structure a grade describes has no mask; this release segments it, as L6 or as a separately carved S1. Extending VerSe with a sacrum would not have supplied the pelvis, femora or prone acquisitions, and here both label sets already existed. What this release adds over TotalSegmentator</w:t>
       </w:r>
       <w:r>
         <w:rPr>
           <w:color w:val="0000FF"/>
           <w:vertAlign w:val="superscript"/>
         </w:rPr>
-        <w:t xml:space="preserve">22 </w:t>
-      </w:r>
-      <w:r>
-        <w:t>comes closest in intent, enriching for transitional anatomy and grading by Castellvi, but it does not segment the sacrum, so the structure a grade describes has no mask; this release segments it, as L6 or as a separately carved S1. Extending VerSe with a sacrum would not have supplied the pelvis, femora or prone acquisitions, and here both label sets already existed. What this release adds over TotalSegmentator</w:t>
-      </w:r>
-      <w:r>
-        <w:rPr>
-          <w:color w:val="0000FF"/>
-          <w:vertAlign w:val="superscript"/>
-        </w:rPr>
-        <w:t xml:space="preserve">24 </w:t>
+        <w:t xml:space="preserve">27 </w:t>
       </w:r>
       <w:r>
         <w:t>is not more anatomy per scan but the classes an anomaly</w:t>
@@ -16441,7 +16405,7 @@
     </w:p>
     <w:p>
       <w:pPr>
-        <w:spacing w:after="285" w:line="259" w:lineRule="auto"/>
+        <w:spacing w:after="160" w:line="259" w:lineRule="auto"/>
         <w:ind w:left="-5" w:right="865"/>
       </w:pPr>
       <w:r>
@@ -16464,7 +16428,7 @@
     </w:p>
     <w:p>
       <w:pPr>
-        <w:spacing w:after="285" w:line="259" w:lineRule="auto"/>
+        <w:spacing w:after="160" w:line="259" w:lineRule="auto"/>
         <w:ind w:left="-5" w:right="865"/>
       </w:pPr>
       <w:r>
@@ -16473,6 +16437,7 @@
     </w:p>
     <w:p>
       <w:pPr>
+        <w:spacing w:after="552"/>
         <w:ind w:left="-15" w:firstLine="299"/>
       </w:pPr>
       <w:r>
@@ -16482,7 +16447,10 @@
         <w:t xml:space="preserve">Future directions. </w:t>
       </w:r>
       <w:r>
-        <w:t>Imaging beyond this protocol, and the C2 anchor it cannot supply, are the natural next additions; applying the released weights to VerSe would add the S1 anchor and the anomaly classes to a bone-kernel collection. Whether the fused segment in the nine four-lumbar records is a lumbar-type body is a question of pelvic morphology, for deep-learning morphometrics of the pelves read in isolation.</w:t>
+        <w:t>Imaging beyond this protocol, and the C2 anchor it cannot supply, are the natural next additions; applying the released weights to VerSe would add the S1 anchor and the anomaly classes to a bone-kernel collection. The S1 carve should be replaced by one that follows the anatomy, so that the caudal anchor lands consistently across normal and sacralized junctions, and whether the fused segment in the nine four-lumbar records is a lumbar-type body is a question of pelvic morphology, for deep-learning morphometr</w:t>
+      </w:r>
+      <w:r>
+        <w:t>ics of the pelves read in isolation.</w:t>
       </w:r>
     </w:p>
     <w:p>
@@ -16496,7 +16464,7 @@
     </w:p>
     <w:p>
       <w:pPr>
-        <w:spacing w:after="660"/>
+        <w:spacing w:after="552"/>
         <w:ind w:left="-15" w:firstLine="299"/>
       </w:pPr>
       <w:r>
@@ -16506,7 +16474,7 @@
     <w:p>
       <w:pPr>
         <w:pStyle w:val="Heading2"/>
-        <w:spacing w:after="462"/>
+        <w:spacing w:after="444"/>
         <w:ind w:left="-5"/>
       </w:pPr>
       <w:r>
@@ -16515,13 +16483,13 @@
     </w:p>
     <w:p>
       <w:pPr>
-        <w:spacing w:after="641"/>
+        <w:spacing w:after="624"/>
         <w:ind w:left="-15" w:firstLine="299"/>
       </w:pPr>
       <w:r>
         <w:t xml:space="preserve">The release described here is v8, permanently archived at </w:t>
       </w:r>
-      <w:hyperlink r:id="rId43">
+      <w:hyperlink r:id="rId37">
         <w:r>
           <w:rPr>
             <w:rFonts w:ascii="Calibri" w:eastAsia="Calibri" w:hAnsi="Calibri" w:cs="Calibri"/>
@@ -16530,7 +16498,7 @@
           <w:t xml:space="preserve">https://doi.org/10.5281/ </w:t>
         </w:r>
       </w:hyperlink>
-      <w:hyperlink r:id="rId44">
+      <w:hyperlink r:id="rId38">
         <w:r>
           <w:rPr>
             <w:rFonts w:ascii="Calibri" w:eastAsia="Calibri" w:hAnsi="Calibri" w:cs="Calibri"/>
@@ -16539,7 +16507,7 @@
           <w:t>zenodo.22639598</w:t>
         </w:r>
       </w:hyperlink>
-      <w:hyperlink r:id="rId45">
+      <w:hyperlink r:id="rId39">
         <w:r>
           <w:t>;</w:t>
         </w:r>
@@ -16547,7 +16515,7 @@
       <w:r>
         <w:t xml:space="preserve"> the concept DOI </w:t>
       </w:r>
-      <w:hyperlink r:id="rId46">
+      <w:hyperlink r:id="rId40">
         <w:r>
           <w:rPr>
             <w:rFonts w:ascii="Calibri" w:eastAsia="Calibri" w:hAnsi="Calibri" w:cs="Calibri"/>
@@ -16566,7 +16534,7 @@
       <w:r>
         <w:t xml:space="preserve">resolves to the current version. The archive carries the loader, the label scheme, the quality-control tables and the analysis code under an open-source licence. Code: </w:t>
       </w:r>
-      <w:hyperlink r:id="rId47">
+      <w:hyperlink r:id="rId41">
         <w:r>
           <w:rPr>
             <w:rFonts w:ascii="Calibri" w:eastAsia="Calibri" w:hAnsi="Calibri" w:cs="Calibri"/>
@@ -16575,7 +16543,7 @@
           <w:t xml:space="preserve">https://github.com/ </w:t>
         </w:r>
       </w:hyperlink>
-      <w:hyperlink r:id="rId48">
+      <w:hyperlink r:id="rId42">
         <w:r>
           <w:rPr>
             <w:rFonts w:ascii="Calibri" w:eastAsia="Calibri" w:hAnsi="Calibri" w:cs="Calibri"/>
@@ -16584,7 +16552,7 @@
           <w:t>OpenSpineConsortium/CTSpinoPelvic1K</w:t>
         </w:r>
       </w:hyperlink>
-      <w:hyperlink r:id="rId49">
+      <w:hyperlink r:id="rId43">
         <w:r>
           <w:t>;</w:t>
         </w:r>
@@ -16592,7 +16560,7 @@
       <w:r>
         <w:t xml:space="preserve"> convenience mirror: </w:t>
       </w:r>
-      <w:hyperlink r:id="rId50">
+      <w:hyperlink r:id="rId44">
         <w:r>
           <w:rPr>
             <w:rFonts w:ascii="Calibri" w:eastAsia="Calibri" w:hAnsi="Calibri" w:cs="Calibri"/>
@@ -16601,7 +16569,7 @@
           <w:t xml:space="preserve">https://huggingface.co/ </w:t>
         </w:r>
       </w:hyperlink>
-      <w:hyperlink r:id="rId51">
+      <w:hyperlink r:id="rId45">
         <w:r>
           <w:rPr>
             <w:rFonts w:ascii="Calibri" w:eastAsia="Calibri" w:hAnsi="Calibri" w:cs="Calibri"/>
@@ -16610,7 +16578,7 @@
           <w:t>datasets/OpenSpineConsortium/CTSpinoPelvic1K</w:t>
         </w:r>
       </w:hyperlink>
-      <w:hyperlink r:id="rId52">
+      <w:hyperlink r:id="rId46">
         <w:r>
           <w:t>.</w:t>
         </w:r>
@@ -16627,7 +16595,7 @@
     </w:p>
     <w:p>
       <w:pPr>
-        <w:spacing w:after="660"/>
+        <w:spacing w:after="645"/>
         <w:ind w:left="-15" w:firstLine="299"/>
       </w:pPr>
       <w:r>
@@ -16636,7 +16604,7 @@
     </w:p>
     <w:p>
       <w:pPr>
-        <w:spacing w:after="423" w:line="265" w:lineRule="auto"/>
+        <w:spacing w:after="404" w:line="265" w:lineRule="auto"/>
         <w:ind w:left="-5"/>
         <w:jc w:val="left"/>
       </w:pPr>
@@ -16649,7 +16617,7 @@
     </w:p>
     <w:p>
       <w:pPr>
-        <w:spacing w:after="677"/>
+        <w:spacing w:after="663"/>
         <w:ind w:left="309" w:right="865"/>
       </w:pPr>
       <w:r>
@@ -16667,6 +16635,7 @@
     </w:p>
     <w:p>
       <w:pPr>
+        <w:spacing w:after="645"/>
         <w:ind w:left="-15" w:firstLine="299"/>
       </w:pPr>
       <w:r>
@@ -16676,7 +16645,6 @@
     <w:p>
       <w:pPr>
         <w:pStyle w:val="Heading2"/>
-        <w:spacing w:after="400"/>
         <w:ind w:left="-5"/>
       </w:pPr>
       <w:r>
@@ -16771,6 +16739,7 @@
     </w:p>
     <w:p>
       <w:pPr>
+        <w:spacing w:after="27"/>
         <w:ind w:left="180" w:hanging="95"/>
       </w:pPr>
       <w:r>
@@ -16780,7 +16749,16 @@
         <w:t>3</w:t>
       </w:r>
       <w:r>
-        <w:t>American College of Radiology, ACR–ASNR–SABI–SSR practice parameter for the performance of magnetic resonance imaging (MRI) of the adult spine, revised 2023 (Resolution 6), American College of Radiology, Reston, VA, 2023.</w:t>
+        <w:t>American College of Radiology, ACR–ASNR–SABI–SSR practice parameter for the performance of magnetic resonance imaging (MRI) of the adult spine, revised 2023 (Resolution</w:t>
+      </w:r>
+    </w:p>
+    <w:p>
+      <w:pPr>
+        <w:spacing w:line="259" w:lineRule="auto"/>
+        <w:ind w:left="189" w:right="865"/>
+      </w:pPr>
+      <w:r>
+        <w:t>6), American College of Radiology, Reston, VA, 2023.</w:t>
       </w:r>
     </w:p>
     <w:p>
@@ -17001,7 +16979,6 @@
     </w:p>
     <w:p>
       <w:pPr>
-        <w:spacing w:after="28"/>
         <w:ind w:left="164" w:hanging="179"/>
       </w:pPr>
       <w:r>
@@ -17011,16 +16988,7 @@
         <w:t>10</w:t>
       </w:r>
       <w:r>
-        <w:t>S.-F. L. Lo, Y. Otake, V. Puvanesarajah, et al., Automatic localization of target vertebrae in spine surgery: clinical evaluation of the LevelCheck registration algorithm, Spine (Phila.</w:t>
-      </w:r>
-    </w:p>
-    <w:p>
-      <w:pPr>
-        <w:spacing w:after="113" w:line="259" w:lineRule="auto"/>
-        <w:ind w:left="189" w:right="865"/>
-      </w:pPr>
-      <w:r>
-        <w:t xml:space="preserve">Pa. 1976) </w:t>
+        <w:t xml:space="preserve">S.-F. L. Lo, Y. Otake, V. Puvanesarajah, et al., Automatic localization of target vertebrae in spine surgery: clinical evaluation of the LevelCheck registration algorithm, Spine (Phila. Pa. 1976) </w:t>
       </w:r>
       <w:r>
         <w:rPr>
@@ -17136,6 +17104,53 @@
     </w:p>
     <w:p>
       <w:pPr>
+        <w:spacing w:line="419" w:lineRule="auto"/>
+        <w:ind w:left="164" w:hanging="179"/>
+      </w:pPr>
+      <w:r>
+        <w:rPr>
+          <w:vertAlign w:val="superscript"/>
+        </w:rPr>
+        <w:t>16</w:t>
+      </w:r>
+      <w:r>
+        <w:t xml:space="preserve">A. M. Du Plessis, L. M. Greyling, and B. J. Page, Differentiation and classification of thoracolumbar transitional vertebrae, J. Anat. </w:t>
+      </w:r>
+      <w:r>
+        <w:rPr>
+          <w:b/>
+        </w:rPr>
+        <w:t>232</w:t>
+      </w:r>
+      <w:r>
+        <w:t>, 850–856 (2018), doi:10.1111/joa.12781.</w:t>
+      </w:r>
+    </w:p>
+    <w:p>
+      <w:pPr>
+        <w:ind w:left="164" w:hanging="179"/>
+      </w:pPr>
+      <w:r>
+        <w:rPr>
+          <w:vertAlign w:val="superscript"/>
+        </w:rPr>
+        <w:t>17</w:t>
+      </w:r>
+      <w:r>
+        <w:t xml:space="preserve">A. M. Poolman, Q. Wessels, A. Van Schoor, and N. Keough, Thoracolumbar transitional vertebrae: quantitative differentiation and associated numeric variation in the vertebral column using skeletal remains, J. Anat. </w:t>
+      </w:r>
+      <w:r>
+        <w:rPr>
+          <w:b/>
+        </w:rPr>
+        <w:t>243</w:t>
+      </w:r>
+      <w:r>
+        <w:t>, 311–318 (2023), doi:10.1111/joa.13865.</w:t>
+      </w:r>
+    </w:p>
+    <w:p>
+      <w:pPr>
         <w:spacing w:after="26"/>
         <w:ind w:left="164" w:hanging="179"/>
       </w:pPr>
@@ -17143,7 +17158,31 @@
         <w:rPr>
           <w:vertAlign w:val="superscript"/>
         </w:rPr>
-        <w:t>16</w:t>
+        <w:t>18</w:t>
+      </w:r>
+      <w:r>
+        <w:t xml:space="preserve">S. Nagata, C. Yamada, M. Sawano, et al., Lumbosacral transitional vertebra on wholespine CT: prevalence and association with rib abnormalities, Skeletal Radiol. </w:t>
+      </w:r>
+      <w:r>
+        <w:rPr>
+          <w:b/>
+        </w:rPr>
+        <w:t>54</w:t>
+      </w:r>
+      <w:r>
+        <w:t>, 2169– 2177 (2025), doi:10.1007/s00256-025-04952-z.</w:t>
+      </w:r>
+    </w:p>
+    <w:p>
+      <w:pPr>
+        <w:spacing w:after="26"/>
+        <w:ind w:left="164" w:hanging="179"/>
+      </w:pPr>
+      <w:r>
+        <w:rPr>
+          <w:vertAlign w:val="superscript"/>
+        </w:rPr>
+        <w:t>19</w:t>
       </w:r>
       <w:r>
         <w:t xml:space="preserve">M. R. Zindrick et al., Analysis of the morphometric characteristics of the thoracic and lumbar pedicles, Spine (Phila. Pa. 1976) </w:t>
@@ -17167,7 +17206,7 @@
         <w:rPr>
           <w:vertAlign w:val="superscript"/>
         </w:rPr>
-        <w:t>17</w:t>
+        <w:t>20</w:t>
       </w:r>
       <w:r>
         <w:t xml:space="preserve">M. M. Panjabi et al., Thoracic human vertebrae: quantitative three-dimensional anatomy, Spine (Phila. Pa. 1976) </w:t>
@@ -17185,7 +17224,7 @@
         <w:rPr>
           <w:vertAlign w:val="superscript"/>
         </w:rPr>
-        <w:t>18</w:t>
+        <w:t>21</w:t>
       </w:r>
       <w:r>
         <w:t xml:space="preserve">M. M. Panjabi et al., Human lumbar vertebrae: quantitative three-dimensional anatomy, Spine (Phila. Pa. 1976) </w:t>
@@ -17209,7 +17248,7 @@
         <w:rPr>
           <w:vertAlign w:val="superscript"/>
         </w:rPr>
-        <w:t>19</w:t>
+        <w:t>22</w:t>
       </w:r>
       <w:r>
         <w:t xml:space="preserve">E. C. Benzel, </w:t>
@@ -17233,7 +17272,7 @@
         <w:rPr>
           <w:vertAlign w:val="superscript"/>
         </w:rPr>
-        <w:t>20</w:t>
+        <w:t>23</w:t>
       </w:r>
       <w:r>
         <w:t xml:space="preserve">R. J. Hughes and A. Saifuddin, Numbering of lumbosacral transitional vertebrae on MRI: role of the iliolumbar ligaments, AJR Am. J. Roentgenol. </w:t>
@@ -17266,7 +17305,7 @@
         <w:rPr>
           <w:vertAlign w:val="superscript"/>
         </w:rPr>
-        <w:t>21</w:t>
+        <w:t>24</w:t>
       </w:r>
       <w:r>
         <w:t xml:space="preserve">H. Liebl et al., A computed tomography vertebral segmentation dataset with anatomical variations and multi-vendor scanner data, Sci. Data </w:t>
@@ -17278,7 +17317,10 @@
         <w:t>8</w:t>
       </w:r>
       <w:r>
-        <w:t>, 284 (2021), doi:10.1038/s41597021-01060-0.</w:t>
+        <w:t>, 284 (2021), doi:10.1038/s41597</w:t>
+      </w:r>
+      <w:r>
+        <w:t>021-01060-0.</w:t>
       </w:r>
     </w:p>
     <w:p>
@@ -17290,7 +17332,7 @@
         <w:rPr>
           <w:vertAlign w:val="superscript"/>
         </w:rPr>
-        <w:t>22</w:t>
+        <w:t>25</w:t>
       </w:r>
       <w:r>
         <w:t xml:space="preserve">A. Sekuboyina et al., VerSe: a vertebrae labelling and segmentation benchmark for multi-detector CT images, Med. Image Anal. </w:t>
@@ -17307,7 +17349,7 @@
     </w:p>
     <w:p>
       <w:pPr>
-        <w:spacing w:line="259" w:lineRule="auto"/>
+        <w:spacing w:after="141" w:line="259" w:lineRule="auto"/>
         <w:ind w:left="189" w:right="865"/>
       </w:pPr>
       <w:r>
@@ -17338,7 +17380,7 @@
         <w:rPr>
           <w:vertAlign w:val="superscript"/>
         </w:rPr>
-        <w:t>23</w:t>
+        <w:t>26</w:t>
       </w:r>
       <w:r>
         <w:t>L.</w:t>
@@ -17420,7 +17462,7 @@
     </w:p>
     <w:p>
       <w:pPr>
-        <w:spacing w:after="101" w:line="259" w:lineRule="auto"/>
+        <w:spacing w:line="259" w:lineRule="auto"/>
         <w:ind w:left="189" w:right="865"/>
       </w:pPr>
       <w:r>
@@ -17435,7 +17477,7 @@
         <w:rPr>
           <w:vertAlign w:val="superscript"/>
         </w:rPr>
-        <w:t>24</w:t>
+        <w:t>27</w:t>
       </w:r>
       <w:r>
         <w:t xml:space="preserve">J. Wasserthal et al., TotalSegmentator: robust segmentation of 104 anatomic structures in CT images, Radiol. Artif. Intell. </w:t>
@@ -17453,7 +17495,7 @@
         <w:rPr>
           <w:vertAlign w:val="superscript"/>
         </w:rPr>
-        <w:t>25</w:t>
+        <w:t>28</w:t>
       </w:r>
       <w:r>
         <w:t>H. Mo¨ller et al., Automated thoracolumbar stump rib detection and analysis in a large CT cohort, 2025, arXiv:2505.05004. doi:10.48550/arXiv.2505.05004.</w:t>
@@ -17467,7 +17509,7 @@
         <w:rPr>
           <w:vertAlign w:val="superscript"/>
         </w:rPr>
-        <w:t>26</w:t>
+        <w:t>29</w:t>
       </w:r>
       <w:r>
         <w:t>A. Schehr, J. Kim, and G. Schwing, OpenSpineConsortium: an open-source framework for medical student engagement in computational spine imaging research, Cureus (2026), Published 14 July 2026. doi:10.7759/cureus.112661.</w:t>
@@ -17481,7 +17523,7 @@
         <w:rPr>
           <w:vertAlign w:val="superscript"/>
         </w:rPr>
-        <w:t>27</w:t>
+        <w:t>30</w:t>
       </w:r>
       <w:r>
         <w:t xml:space="preserve">F. Isensee, P. F. Jaeger, S. A. A. Kohl, J. Petersen, and K. H. Maier-Hein, nnU-Net: a self-configuring method for deep learning-based biomedical image segmentation, Nat. Methods </w:t>
@@ -17504,7 +17546,7 @@
         <w:rPr>
           <w:vertAlign w:val="superscript"/>
         </w:rPr>
-        <w:t>28</w:t>
+        <w:t>31</w:t>
       </w:r>
       <w:r>
         <w:t xml:space="preserve">R. Vialle, N. Levassor, L. Rillardon, A. Templier, W. Skalli, and P. Guigui, Radiographic analysis of the sagittal alignment and balance of the spine in asymptomatic subjects, J. Bone Joint Surg. Am. </w:t>
@@ -17528,7 +17570,7 @@
         <w:rPr>
           <w:vertAlign w:val="superscript"/>
         </w:rPr>
-        <w:t>29</w:t>
+        <w:t>32</w:t>
       </w:r>
       <w:r>
         <w:t xml:space="preserve">A. E. Castellvi, L. A. Goldstein, and D. P. K. Chan, Lumbosacral transitional vertebrae and their relationship with lumbar extradural defects, Spine (Phila. Pa. 1976) </w:t>
@@ -17551,7 +17593,7 @@
         <w:rPr>
           <w:vertAlign w:val="superscript"/>
         </w:rPr>
-        <w:t>30</w:t>
+        <w:t>33</w:t>
       </w:r>
       <w:r>
         <w:t xml:space="preserve">P. J. Pickhardt, B. D. Pooler, T. Lauder, A. M. del Rio, R. J. Bruce, and N. Binkley, Opportunistic screening for osteoporosis using abdominal computed tomography scans obtained for other indications, Ann. Intern. Med. </w:t>
@@ -17575,7 +17617,7 @@
         <w:rPr>
           <w:vertAlign w:val="superscript"/>
         </w:rPr>
-        <w:t>31</w:t>
+        <w:t>34</w:t>
       </w:r>
       <w:r>
         <w:t xml:space="preserve">N. E. Epstein, A perspective on wrong level, wrong side, and wrong site spine surgery, Surg. Neurol. Int. </w:t>
@@ -17599,7 +17641,7 @@
         <w:rPr>
           <w:vertAlign w:val="superscript"/>
         </w:rPr>
-        <w:t>32</w:t>
+        <w:t>35</w:t>
       </w:r>
       <w:r>
         <w:t>E. Beaulieu et al., A review of finite element analysis in spine surgery decision-making, J.</w:t>
@@ -18183,7 +18225,7 @@
     <w:pPr>
       <w:keepNext/>
       <w:keepLines/>
-      <w:spacing w:after="423" w:line="265" w:lineRule="auto"/>
+      <w:spacing w:after="404" w:line="265" w:lineRule="auto"/>
       <w:ind w:left="10" w:hanging="10"/>
       <w:outlineLvl w:val="0"/>
     </w:pPr>
@@ -18203,7 +18245,7 @@
     <w:pPr>
       <w:keepNext/>
       <w:keepLines/>
-      <w:spacing w:after="423" w:line="265" w:lineRule="auto"/>
+      <w:spacing w:after="404" w:line="265" w:lineRule="auto"/>
       <w:ind w:left="10" w:hanging="10"/>
       <w:outlineLvl w:val="1"/>
     </w:pPr>

--- a/paper/mpda/CTSpinoPelvic1K_coauthor_draft.docx
+++ b/paper/mpda/CTSpinoPelvic1K_coauthor_draft.docx
@@ -232,7 +232,10 @@
         <w:t>4</w:t>
       </w:r>
       <w:r>
-        <w:t>. CTSpinoPelvic1K asks whether local morphology resolves that ambiguity without the count. Two public label sets already covered this imaging, CTSpine1K’s vertebrae and CTPelvic1K’s pelvis, on the same colonography patients, never joined; this release joins them on one series and annotates the bones neither had. It provides 802 CT records with per-level ribs and femora, lumbar levels anchored on the lowest rib-bearing vertebra and S1, and classes for L6, T13, a separate S1 and lumbar ribs, so anomalies are</w:t>
+        <w:t>. CTSpinoPelvic1K asks whether local morphology resolves that ambiguity without the count. Two public label sets already covered this imaging, CTSpine1K’s vertebrae and CTPelvic1K’s pelvis, on the same colonography patients, never joined; this release joins them on one series and annotates the bones neither had. It provides 802 CT records, per-level ribs and femora, lumbar levels anchored on the lowest rib-bearing vertebra and S1, and classes for L6, T13, a separate S1 and lumbar ribs, so anomalies are reco</w:t>
+      </w:r>
+      <w:r>
+        <w:t>rded as</w:t>
       </w:r>
     </w:p>
     <w:p>
@@ -241,7 +244,7 @@
         <w:ind w:right="865"/>
       </w:pPr>
       <w:r>
-        <w:t>recorded as themselves.</w:t>
+        <w:t>themselves.</w:t>
       </w:r>
     </w:p>
     <w:p>
@@ -275,7 +278,16 @@
         <w:t xml:space="preserve">6 </w:t>
       </w:r>
       <w:r>
-        <w:t>labels on each patient’s bone-richest acquisition under a VerSe-native scheme. Validation covered geometric invariants (802/802 pass), rib–vertebra incidence across 5,749 evaluable ribs (0.035% offset), and spinopelvic measures matching published values.</w:t>
+        <w:t>labels on each patient’s bone-richest acquisition under a VerSe-native scheme. Validation covered geometric invariants (802/802 pass), rib–vertebra incidence across 5,749 ribs (0.035% offset), and spinopelvic measures matching published</w:t>
+      </w:r>
+    </w:p>
+    <w:p>
+      <w:pPr>
+        <w:spacing w:after="143" w:line="259" w:lineRule="auto"/>
+        <w:ind w:right="865"/>
+      </w:pPr>
+      <w:r>
+        <w:t>values.</w:t>
       </w:r>
     </w:p>
     <w:p>
@@ -289,7 +301,7 @@
         <w:t xml:space="preserve">Data Format and Usage Notes: </w:t>
       </w:r>
       <w:r>
-        <w:t xml:space="preserve">NIfTI image/label pairs with patient-grouped LSTV-stratified five-fold splits and a reference loader; archived at </w:t>
+        <w:t xml:space="preserve">NIfTI image/label pairs with patient-grouped LSTV-stratified five-fold splits and a loader; archived at </w:t>
       </w:r>
       <w:hyperlink r:id="rId6">
         <w:r>
@@ -297,23 +309,16 @@
             <w:rFonts w:ascii="Calibri" w:eastAsia="Calibri" w:hAnsi="Calibri" w:cs="Calibri"/>
             <w:color w:val="0000FF"/>
           </w:rPr>
-          <w:t>https://doi.org/</w:t>
+          <w:t xml:space="preserve">https://doi.org/10.5281/ </w:t>
         </w:r>
       </w:hyperlink>
-    </w:p>
-    <w:p>
-      <w:pPr>
-        <w:spacing w:after="133" w:line="259" w:lineRule="auto"/>
-        <w:ind w:left="720" w:firstLine="0"/>
-        <w:jc w:val="left"/>
-      </w:pPr>
       <w:hyperlink r:id="rId7">
         <w:r>
           <w:rPr>
             <w:rFonts w:ascii="Calibri" w:eastAsia="Calibri" w:hAnsi="Calibri" w:cs="Calibri"/>
             <w:color w:val="0000FF"/>
           </w:rPr>
-          <w:t>10.5281/zenodo.22139642</w:t>
+          <w:t>zenodo.22139642</w:t>
         </w:r>
       </w:hyperlink>
       <w:hyperlink r:id="rId8">
@@ -333,7 +338,7 @@
         <w:t xml:space="preserve">Potential Applications: </w:t>
       </w:r>
       <w:r>
-        <w:t xml:space="preserve">Classifying a vertebra from local features; updating cadaveric morphometry; spinopelvic assessment; opportunistic screening; and, absent a public preoperative lumbar CT cohort, planning research (377 records prone). </w:t>
+        <w:t xml:space="preserve">Classifying a vertebra from local features; updating cadaveric morphometry; spinopelvic assessment; opportunistic screening; and, absent a public preoperative lumbar cohort, planning research (377 records prone). </w:t>
       </w:r>
       <w:r>
         <w:rPr>
@@ -342,7 +347,7 @@
         <w:t xml:space="preserve">Limitations: </w:t>
       </w:r>
       <w:r>
-        <w:t>thoracic ground truth is field-of-view limited; postural angles recumbent; no held-out test set; ribs are triaged-review pseudolabels; Castellvi grades are two-reader consensus.</w:t>
+        <w:t>thoracic ground truth is field-of-view limited; postural angles recumbent; no held-out test set; ribs are triaged-review pseudolabels; Castellvi grades are two-reader consensus on 33 records.</w:t>
       </w:r>
     </w:p>
     <w:p>
@@ -358,7 +363,7 @@
     </w:p>
     <w:p>
       <w:pPr>
-        <w:spacing w:after="62"/>
+        <w:spacing w:after="61"/>
         <w:ind w:left="-15" w:right="865" w:firstLine="299"/>
       </w:pPr>
       <w:r>
@@ -413,7 +418,7 @@
     </w:p>
     <w:p>
       <w:pPr>
-        <w:spacing w:after="92"/>
+        <w:spacing w:after="91"/>
         <w:ind w:left="-15" w:right="865" w:firstLine="299"/>
       </w:pPr>
       <w:r>
@@ -545,7 +550,7 @@
     </w:p>
     <w:p>
       <w:pPr>
-        <w:spacing w:after="29"/>
+        <w:spacing w:after="28"/>
         <w:ind w:left="-15" w:right="865" w:firstLine="299"/>
       </w:pPr>
       <w:r>
@@ -814,10 +819,10 @@
         <mc:AlternateContent>
           <mc:Choice Requires="wpg">
             <w:drawing>
-              <wp:inline distT="0" distB="0" distL="0" distR="0" wp14:anchorId="3950F8BD" wp14:editId="72632F71">
+              <wp:inline distT="0" distB="0" distL="0" distR="0" wp14:anchorId="2F6E9C8A" wp14:editId="417836AB">
                 <wp:extent cx="5921401" cy="2047825"/>
                 <wp:effectExtent l="0" t="0" r="0" b="0"/>
-                <wp:docPr id="31684" name="Group 31684"/>
+                <wp:docPr id="30733" name="Group 30733"/>
                 <wp:cNvGraphicFramePr/>
                 <a:graphic xmlns:a="http://schemas.openxmlformats.org/drawingml/2006/main">
                   <a:graphicData uri="http://schemas.microsoft.com/office/word/2010/wordprocessingGroup">
@@ -832,7 +837,7 @@
                         </a:xfrm>
                       </wpg:grpSpPr>
                       <wps:wsp>
-                        <wps:cNvPr id="291" name="Shape 291"/>
+                        <wps:cNvPr id="288" name="Shape 288"/>
                         <wps:cNvSpPr/>
                         <wps:spPr>
                           <a:xfrm>
@@ -877,7 +882,7 @@
                         <wps:bodyPr/>
                       </wps:wsp>
                       <wps:wsp>
-                        <wps:cNvPr id="292" name="Shape 292"/>
+                        <wps:cNvPr id="289" name="Shape 289"/>
                         <wps:cNvSpPr/>
                         <wps:spPr>
                           <a:xfrm>
@@ -922,7 +927,7 @@
                         <wps:bodyPr/>
                       </wps:wsp>
                       <wps:wsp>
-                        <wps:cNvPr id="4961" name="Rectangle 4961"/>
+                        <wps:cNvPr id="4805" name="Rectangle 4805"/>
                         <wps:cNvSpPr/>
                         <wps:spPr>
                           <a:xfrm>
@@ -958,7 +963,7 @@
                         </wps:bodyPr>
                       </wps:wsp>
                       <wps:wsp>
-                        <wps:cNvPr id="4959" name="Rectangle 4959"/>
+                        <wps:cNvPr id="4802" name="Rectangle 4802"/>
                         <wps:cNvSpPr/>
                         <wps:spPr>
                           <a:xfrm>
@@ -994,7 +999,7 @@
                         </wps:bodyPr>
                       </wps:wsp>
                       <wps:wsp>
-                        <wps:cNvPr id="4957" name="Rectangle 4957"/>
+                        <wps:cNvPr id="4796" name="Rectangle 4796"/>
                         <wps:cNvSpPr/>
                         <wps:spPr>
                           <a:xfrm>
@@ -1030,7 +1035,7 @@
                         </wps:bodyPr>
                       </wps:wsp>
                       <wps:wsp>
-                        <wps:cNvPr id="4956" name="Rectangle 4956"/>
+                        <wps:cNvPr id="4792" name="Rectangle 4792"/>
                         <wps:cNvSpPr/>
                         <wps:spPr>
                           <a:xfrm>
@@ -1066,7 +1071,7 @@
                         </wps:bodyPr>
                       </wps:wsp>
                       <wps:wsp>
-                        <wps:cNvPr id="4951" name="Rectangle 4951"/>
+                        <wps:cNvPr id="4780" name="Rectangle 4780"/>
                         <wps:cNvSpPr/>
                         <wps:spPr>
                           <a:xfrm>
@@ -1102,7 +1107,7 @@
                         </wps:bodyPr>
                       </wps:wsp>
                       <wps:wsp>
-                        <wps:cNvPr id="4949" name="Rectangle 4949"/>
+                        <wps:cNvPr id="4773" name="Rectangle 4773"/>
                         <wps:cNvSpPr/>
                         <wps:spPr>
                           <a:xfrm>
@@ -1138,7 +1143,7 @@
                         </wps:bodyPr>
                       </wps:wsp>
                       <wps:wsp>
-                        <wps:cNvPr id="4943" name="Rectangle 4943"/>
+                        <wps:cNvPr id="4765" name="Rectangle 4765"/>
                         <wps:cNvSpPr/>
                         <wps:spPr>
                           <a:xfrm>
@@ -1174,7 +1179,7 @@
                         </wps:bodyPr>
                       </wps:wsp>
                       <wps:wsp>
-                        <wps:cNvPr id="4953" name="Rectangle 4953"/>
+                        <wps:cNvPr id="4787" name="Rectangle 4787"/>
                         <wps:cNvSpPr/>
                         <wps:spPr>
                           <a:xfrm>
@@ -1210,7 +1215,7 @@
                         </wps:bodyPr>
                       </wps:wsp>
                       <wps:wsp>
-                        <wps:cNvPr id="4922" name="Rectangle 4922"/>
+                        <wps:cNvPr id="4761" name="Rectangle 4761"/>
                         <wps:cNvSpPr/>
                         <wps:spPr>
                           <a:xfrm>
@@ -1246,7 +1251,7 @@
                         </wps:bodyPr>
                       </wps:wsp>
                       <wps:wsp>
-                        <wps:cNvPr id="294" name="Shape 294"/>
+                        <wps:cNvPr id="291" name="Shape 291"/>
                         <wps:cNvSpPr/>
                         <wps:spPr>
                           <a:xfrm>
@@ -1291,7 +1296,7 @@
                         <wps:bodyPr/>
                       </wps:wsp>
                       <wps:wsp>
-                        <wps:cNvPr id="295" name="Rectangle 295"/>
+                        <wps:cNvPr id="292" name="Rectangle 292"/>
                         <wps:cNvSpPr/>
                         <wps:spPr>
                           <a:xfrm>
@@ -1327,7 +1332,7 @@
                         </wps:bodyPr>
                       </wps:wsp>
                       <wps:wsp>
-                        <wps:cNvPr id="296" name="Rectangle 296"/>
+                        <wps:cNvPr id="293" name="Rectangle 293"/>
                         <wps:cNvSpPr/>
                         <wps:spPr>
                           <a:xfrm>
@@ -1364,7 +1369,7 @@
                         </wps:bodyPr>
                       </wps:wsp>
                       <wps:wsp>
-                        <wps:cNvPr id="297" name="Rectangle 297"/>
+                        <wps:cNvPr id="294" name="Rectangle 294"/>
                         <wps:cNvSpPr/>
                         <wps:spPr>
                           <a:xfrm>
@@ -1400,7 +1405,7 @@
                         </wps:bodyPr>
                       </wps:wsp>
                       <wps:wsp>
-                        <wps:cNvPr id="36645" name="Shape 36645"/>
+                        <wps:cNvPr id="36439" name="Shape 36439"/>
                         <wps:cNvSpPr/>
                         <wps:spPr>
                           <a:xfrm>
@@ -1454,7 +1459,7 @@
                         <wps:bodyPr/>
                       </wps:wsp>
                       <wps:wsp>
-                        <wps:cNvPr id="36646" name="Shape 36646"/>
+                        <wps:cNvPr id="36440" name="Shape 36440"/>
                         <wps:cNvSpPr/>
                         <wps:spPr>
                           <a:xfrm>
@@ -1508,7 +1513,7 @@
                         <wps:bodyPr/>
                       </wps:wsp>
                       <wps:wsp>
-                        <wps:cNvPr id="300" name="Rectangle 300"/>
+                        <wps:cNvPr id="297" name="Rectangle 297"/>
                         <wps:cNvSpPr/>
                         <wps:spPr>
                           <a:xfrm>
@@ -1544,7 +1549,7 @@
                         </wps:bodyPr>
                       </wps:wsp>
                       <wps:wsp>
-                        <wps:cNvPr id="301" name="Rectangle 301"/>
+                        <wps:cNvPr id="298" name="Rectangle 298"/>
                         <wps:cNvSpPr/>
                         <wps:spPr>
                           <a:xfrm>
@@ -1581,7 +1586,7 @@
                         </wps:bodyPr>
                       </wps:wsp>
                       <wps:wsp>
-                        <wps:cNvPr id="302" name="Rectangle 302"/>
+                        <wps:cNvPr id="299" name="Rectangle 299"/>
                         <wps:cNvSpPr/>
                         <wps:spPr>
                           <a:xfrm>
@@ -1617,7 +1622,7 @@
                         </wps:bodyPr>
                       </wps:wsp>
                       <wps:wsp>
-                        <wps:cNvPr id="36647" name="Shape 36647"/>
+                        <wps:cNvPr id="36441" name="Shape 36441"/>
                         <wps:cNvSpPr/>
                         <wps:spPr>
                           <a:xfrm>
@@ -1671,7 +1676,7 @@
                         <wps:bodyPr/>
                       </wps:wsp>
                       <wps:wsp>
-                        <wps:cNvPr id="36648" name="Shape 36648"/>
+                        <wps:cNvPr id="36442" name="Shape 36442"/>
                         <wps:cNvSpPr/>
                         <wps:spPr>
                           <a:xfrm>
@@ -1725,7 +1730,7 @@
                         <wps:bodyPr/>
                       </wps:wsp>
                       <wps:wsp>
-                        <wps:cNvPr id="305" name="Rectangle 305"/>
+                        <wps:cNvPr id="302" name="Rectangle 302"/>
                         <wps:cNvSpPr/>
                         <wps:spPr>
                           <a:xfrm>
@@ -1761,7 +1766,7 @@
                         </wps:bodyPr>
                       </wps:wsp>
                       <wps:wsp>
-                        <wps:cNvPr id="306" name="Rectangle 306"/>
+                        <wps:cNvPr id="303" name="Rectangle 303"/>
                         <wps:cNvSpPr/>
                         <wps:spPr>
                           <a:xfrm>
@@ -1798,7 +1803,7 @@
                         </wps:bodyPr>
                       </wps:wsp>
                       <wps:wsp>
-                        <wps:cNvPr id="307" name="Rectangle 307"/>
+                        <wps:cNvPr id="304" name="Rectangle 304"/>
                         <wps:cNvSpPr/>
                         <wps:spPr>
                           <a:xfrm>
@@ -1834,7 +1839,7 @@
                         </wps:bodyPr>
                       </wps:wsp>
                       <wps:wsp>
-                        <wps:cNvPr id="36649" name="Shape 36649"/>
+                        <wps:cNvPr id="36443" name="Shape 36443"/>
                         <wps:cNvSpPr/>
                         <wps:spPr>
                           <a:xfrm>
@@ -1888,7 +1893,7 @@
                         <wps:bodyPr/>
                       </wps:wsp>
                       <wps:wsp>
-                        <wps:cNvPr id="36650" name="Shape 36650"/>
+                        <wps:cNvPr id="36444" name="Shape 36444"/>
                         <wps:cNvSpPr/>
                         <wps:spPr>
                           <a:xfrm>
@@ -1942,7 +1947,7 @@
                         <wps:bodyPr/>
                       </wps:wsp>
                       <wps:wsp>
-                        <wps:cNvPr id="310" name="Shape 310"/>
+                        <wps:cNvPr id="307" name="Shape 307"/>
                         <wps:cNvSpPr/>
                         <wps:spPr>
                           <a:xfrm>
@@ -1987,7 +1992,7 @@
                         <wps:bodyPr/>
                       </wps:wsp>
                       <wps:wsp>
-                        <wps:cNvPr id="311" name="Shape 311"/>
+                        <wps:cNvPr id="308" name="Shape 308"/>
                         <wps:cNvSpPr/>
                         <wps:spPr>
                           <a:xfrm>
@@ -2032,7 +2037,7 @@
                         <wps:bodyPr/>
                       </wps:wsp>
                       <wps:wsp>
-                        <wps:cNvPr id="312" name="Shape 312"/>
+                        <wps:cNvPr id="309" name="Shape 309"/>
                         <wps:cNvSpPr/>
                         <wps:spPr>
                           <a:xfrm>
@@ -2077,7 +2082,7 @@
                         <wps:bodyPr/>
                       </wps:wsp>
                       <wps:wsp>
-                        <wps:cNvPr id="313" name="Shape 313"/>
+                        <wps:cNvPr id="310" name="Shape 310"/>
                         <wps:cNvSpPr/>
                         <wps:spPr>
                           <a:xfrm>
@@ -2122,7 +2127,7 @@
                         <wps:bodyPr/>
                       </wps:wsp>
                       <wps:wsp>
-                        <wps:cNvPr id="314" name="Rectangle 314"/>
+                        <wps:cNvPr id="311" name="Rectangle 311"/>
                         <wps:cNvSpPr/>
                         <wps:spPr>
                           <a:xfrm>
@@ -2158,7 +2163,7 @@
                         </wps:bodyPr>
                       </wps:wsp>
                       <wps:wsp>
-                        <wps:cNvPr id="315" name="Rectangle 315"/>
+                        <wps:cNvPr id="312" name="Rectangle 312"/>
                         <wps:cNvSpPr/>
                         <wps:spPr>
                           <a:xfrm>
@@ -2195,7 +2200,7 @@
                         </wps:bodyPr>
                       </wps:wsp>
                       <wps:wsp>
-                        <wps:cNvPr id="316" name="Rectangle 316"/>
+                        <wps:cNvPr id="313" name="Rectangle 313"/>
                         <wps:cNvSpPr/>
                         <wps:spPr>
                           <a:xfrm>
@@ -2231,7 +2236,7 @@
                         </wps:bodyPr>
                       </wps:wsp>
                       <wps:wsp>
-                        <wps:cNvPr id="36651" name="Shape 36651"/>
+                        <wps:cNvPr id="36445" name="Shape 36445"/>
                         <wps:cNvSpPr/>
                         <wps:spPr>
                           <a:xfrm>
@@ -2285,7 +2290,7 @@
                         <wps:bodyPr/>
                       </wps:wsp>
                       <wps:wsp>
-                        <wps:cNvPr id="318" name="Rectangle 318"/>
+                        <wps:cNvPr id="315" name="Rectangle 315"/>
                         <wps:cNvSpPr/>
                         <wps:spPr>
                           <a:xfrm>
@@ -2321,7 +2326,7 @@
                         </wps:bodyPr>
                       </wps:wsp>
                       <wps:wsp>
-                        <wps:cNvPr id="319" name="Rectangle 319"/>
+                        <wps:cNvPr id="316" name="Rectangle 316"/>
                         <wps:cNvSpPr/>
                         <wps:spPr>
                           <a:xfrm>
@@ -2358,7 +2363,7 @@
                         </wps:bodyPr>
                       </wps:wsp>
                       <wps:wsp>
-                        <wps:cNvPr id="320" name="Rectangle 320"/>
+                        <wps:cNvPr id="317" name="Rectangle 317"/>
                         <wps:cNvSpPr/>
                         <wps:spPr>
                           <a:xfrm>
@@ -2394,7 +2399,7 @@
                         </wps:bodyPr>
                       </wps:wsp>
                       <wps:wsp>
-                        <wps:cNvPr id="36652" name="Shape 36652"/>
+                        <wps:cNvPr id="36446" name="Shape 36446"/>
                         <wps:cNvSpPr/>
                         <wps:spPr>
                           <a:xfrm>
@@ -2448,7 +2453,7 @@
                         <wps:bodyPr/>
                       </wps:wsp>
                       <wps:wsp>
-                        <wps:cNvPr id="36653" name="Shape 36653"/>
+                        <wps:cNvPr id="36447" name="Shape 36447"/>
                         <wps:cNvSpPr/>
                         <wps:spPr>
                           <a:xfrm>
@@ -2502,7 +2507,7 @@
                         <wps:bodyPr/>
                       </wps:wsp>
                       <wps:wsp>
-                        <wps:cNvPr id="36654" name="Shape 36654"/>
+                        <wps:cNvPr id="36448" name="Shape 36448"/>
                         <wps:cNvSpPr/>
                         <wps:spPr>
                           <a:xfrm>
@@ -2556,7 +2561,7 @@
                         <wps:bodyPr/>
                       </wps:wsp>
                       <wps:wsp>
-                        <wps:cNvPr id="36655" name="Shape 36655"/>
+                        <wps:cNvPr id="36449" name="Shape 36449"/>
                         <wps:cNvSpPr/>
                         <wps:spPr>
                           <a:xfrm>
@@ -2610,7 +2615,7 @@
                         <wps:bodyPr/>
                       </wps:wsp>
                       <wps:wsp>
-                        <wps:cNvPr id="36656" name="Shape 36656"/>
+                        <wps:cNvPr id="36450" name="Shape 36450"/>
                         <wps:cNvSpPr/>
                         <wps:spPr>
                           <a:xfrm>
@@ -2664,7 +2669,7 @@
                         <wps:bodyPr/>
                       </wps:wsp>
                       <wps:wsp>
-                        <wps:cNvPr id="36657" name="Shape 36657"/>
+                        <wps:cNvPr id="36451" name="Shape 36451"/>
                         <wps:cNvSpPr/>
                         <wps:spPr>
                           <a:xfrm>
@@ -2718,7 +2723,7 @@
                         <wps:bodyPr/>
                       </wps:wsp>
                       <wps:wsp>
-                        <wps:cNvPr id="327" name="Rectangle 327"/>
+                        <wps:cNvPr id="324" name="Rectangle 324"/>
                         <wps:cNvSpPr/>
                         <wps:spPr>
                           <a:xfrm>
@@ -2755,7 +2760,7 @@
                         </wps:bodyPr>
                       </wps:wsp>
                       <wps:wsp>
-                        <wps:cNvPr id="328" name="Rectangle 328"/>
+                        <wps:cNvPr id="325" name="Rectangle 325"/>
                         <wps:cNvSpPr/>
                         <wps:spPr>
                           <a:xfrm>
@@ -2791,7 +2796,7 @@
                         </wps:bodyPr>
                       </wps:wsp>
                       <wps:wsp>
-                        <wps:cNvPr id="36658" name="Shape 36658"/>
+                        <wps:cNvPr id="36452" name="Shape 36452"/>
                         <wps:cNvSpPr/>
                         <wps:spPr>
                           <a:xfrm>
@@ -2845,7 +2850,7 @@
                         <wps:bodyPr/>
                       </wps:wsp>
                       <wps:wsp>
-                        <wps:cNvPr id="36659" name="Shape 36659"/>
+                        <wps:cNvPr id="36453" name="Shape 36453"/>
                         <wps:cNvSpPr/>
                         <wps:spPr>
                           <a:xfrm>
@@ -2899,7 +2904,7 @@
                         <wps:bodyPr/>
                       </wps:wsp>
                       <wps:wsp>
-                        <wps:cNvPr id="36660" name="Shape 36660"/>
+                        <wps:cNvPr id="36454" name="Shape 36454"/>
                         <wps:cNvSpPr/>
                         <wps:spPr>
                           <a:xfrm>
@@ -2953,7 +2958,7 @@
                         <wps:bodyPr/>
                       </wps:wsp>
                       <wps:wsp>
-                        <wps:cNvPr id="36661" name="Shape 36661"/>
+                        <wps:cNvPr id="36455" name="Shape 36455"/>
                         <wps:cNvSpPr/>
                         <wps:spPr>
                           <a:xfrm>
@@ -3007,7 +3012,7 @@
                         <wps:bodyPr/>
                       </wps:wsp>
                       <wps:wsp>
-                        <wps:cNvPr id="36662" name="Shape 36662"/>
+                        <wps:cNvPr id="36456" name="Shape 36456"/>
                         <wps:cNvSpPr/>
                         <wps:spPr>
                           <a:xfrm>
@@ -3061,7 +3066,7 @@
                         <wps:bodyPr/>
                       </wps:wsp>
                       <wps:wsp>
-                        <wps:cNvPr id="36663" name="Shape 36663"/>
+                        <wps:cNvPr id="36457" name="Shape 36457"/>
                         <wps:cNvSpPr/>
                         <wps:spPr>
                           <a:xfrm>
@@ -3115,7 +3120,7 @@
                         <wps:bodyPr/>
                       </wps:wsp>
                       <wps:wsp>
-                        <wps:cNvPr id="36664" name="Shape 36664"/>
+                        <wps:cNvPr id="36458" name="Shape 36458"/>
                         <wps:cNvSpPr/>
                         <wps:spPr>
                           <a:xfrm>
@@ -3169,7 +3174,7 @@
                         <wps:bodyPr/>
                       </wps:wsp>
                       <wps:wsp>
-                        <wps:cNvPr id="36665" name="Shape 36665"/>
+                        <wps:cNvPr id="36459" name="Shape 36459"/>
                         <wps:cNvSpPr/>
                         <wps:spPr>
                           <a:xfrm>
@@ -3223,7 +3228,7 @@
                         <wps:bodyPr/>
                       </wps:wsp>
                       <wps:wsp>
-                        <wps:cNvPr id="36666" name="Shape 36666"/>
+                        <wps:cNvPr id="36460" name="Shape 36460"/>
                         <wps:cNvSpPr/>
                         <wps:spPr>
                           <a:xfrm>
@@ -3277,7 +3282,7 @@
                         <wps:bodyPr/>
                       </wps:wsp>
                       <wps:wsp>
-                        <wps:cNvPr id="338" name="Shape 338"/>
+                        <wps:cNvPr id="335" name="Shape 335"/>
                         <wps:cNvSpPr/>
                         <wps:spPr>
                           <a:xfrm>
@@ -3322,7 +3327,7 @@
                         <wps:bodyPr/>
                       </wps:wsp>
                       <wps:wsp>
-                        <wps:cNvPr id="339" name="Shape 339"/>
+                        <wps:cNvPr id="336" name="Shape 336"/>
                         <wps:cNvSpPr/>
                         <wps:spPr>
                           <a:xfrm>
@@ -3374,16 +3379,16 @@
           </mc:Choice>
           <mc:Fallback xmlns:a="http://schemas.openxmlformats.org/drawingml/2006/main">
             <w:pict>
-              <v:group id="Group 31684" style="width:466.252pt;height:161.246pt;mso-position-horizontal-relative:char;mso-position-vertical-relative:line" coordsize="59214,20478">
-                <v:shape id="Shape 291" style="position:absolute;width:59214;height:0;left:0;top:0;" coordsize="5921401,0" path="m0,0l5921401,0">
+              <v:group id="Group 30733" style="width:466.252pt;height:161.246pt;mso-position-horizontal-relative:char;mso-position-vertical-relative:line" coordsize="59214,20478">
+                <v:shape id="Shape 288" style="position:absolute;width:59214;height:0;left:0;top:0;" coordsize="5921401,0" path="m0,0l5921401,0">
                   <v:stroke weight="0.398pt" endcap="flat" joinstyle="miter" miterlimit="10" on="true" color="#000000"/>
                   <v:fill on="false" color="#000000" opacity="0"/>
                 </v:shape>
-                <v:shape id="Shape 292" style="position:absolute;width:59214;height:0;left:0;top:303;" coordsize="5921401,0" path="m0,0l5921401,0">
+                <v:shape id="Shape 289" style="position:absolute;width:59214;height:0;left:0;top:303;" coordsize="5921401,0" path="m0,0l5921401,0">
                   <v:stroke weight="0.398pt" endcap="flat" joinstyle="miter" miterlimit="10" on="true" color="#000000"/>
                   <v:fill on="false" color="#000000" opacity="0"/>
                 </v:shape>
-                <v:rect id="Rectangle 4961" style="position:absolute;width:16761;height:1636;left:46175;top:1546;" filled="f" stroked="f">
+                <v:rect id="Rectangle 4805" style="position:absolute;width:16761;height:1636;left:46175;top:1546;" filled="f" stroked="f">
                   <v:textbox inset="0,0,0,0">
                     <w:txbxContent>
                       <w:p>
@@ -3403,7 +3408,7 @@
                     </w:txbxContent>
                   </v:textbox>
                 </v:rect>
-                <v:rect id="Rectangle 4959" style="position:absolute;width:3618;height:1636;left:41825;top:1546;" filled="f" stroked="f">
+                <v:rect id="Rectangle 4802" style="position:absolute;width:3618;height:1636;left:41825;top:1546;" filled="f" stroked="f">
                   <v:textbox inset="0,0,0,0">
                     <w:txbxContent>
                       <w:p>
@@ -3423,7 +3428,7 @@
                     </w:txbxContent>
                   </v:textbox>
                 </v:rect>
-                <v:rect id="Rectangle 4957" style="position:absolute;width:4744;height:1636;left:36823;top:1546;" filled="f" stroked="f">
+                <v:rect id="Rectangle 4796" style="position:absolute;width:4744;height:1636;left:36823;top:1546;" filled="f" stroked="f">
                   <v:textbox inset="0,0,0,0">
                     <w:txbxContent>
                       <w:p>
@@ -3443,7 +3448,7 @@
                     </w:txbxContent>
                   </v:textbox>
                 </v:rect>
-                <v:rect id="Rectangle 4956" style="position:absolute;width:1945;height:1636;left:33296;top:1546;" filled="f" stroked="f">
+                <v:rect id="Rectangle 4792" style="position:absolute;width:1945;height:1636;left:33296;top:1546;" filled="f" stroked="f">
                   <v:textbox inset="0,0,0,0">
                     <w:txbxContent>
                       <w:p>
@@ -3463,7 +3468,7 @@
                     </w:txbxContent>
                   </v:textbox>
                 </v:rect>
-                <v:rect id="Rectangle 4951" style="position:absolute;width:2072;height:1636;left:24089;top:1546;" filled="f" stroked="f">
+                <v:rect id="Rectangle 4780" style="position:absolute;width:2072;height:1636;left:24089;top:1546;" filled="f" stroked="f">
                   <v:textbox inset="0,0,0,0">
                     <w:txbxContent>
                       <w:p>
@@ -3483,7 +3488,7 @@
                     </w:txbxContent>
                   </v:textbox>
                 </v:rect>
-                <v:rect id="Rectangle 4949" style="position:absolute;width:4964;height:1636;left:18423;top:1546;" filled="f" stroked="f">
+                <v:rect id="Rectangle 4773" style="position:absolute;width:4964;height:1636;left:18423;top:1546;" filled="f" stroked="f">
                   <v:textbox inset="0,0,0,0">
                     <w:txbxContent>
                       <w:p>
@@ -3503,7 +3508,7 @@
                     </w:txbxContent>
                   </v:textbox>
                 </v:rect>
-                <v:rect id="Rectangle 4943" style="position:absolute;width:4514;height:1636;left:12787;top:1546;" filled="f" stroked="f">
+                <v:rect id="Rectangle 4765" style="position:absolute;width:4514;height:1636;left:12787;top:1546;" filled="f" stroked="f">
                   <v:textbox inset="0,0,0,0">
                     <w:txbxContent>
                       <w:p>
@@ -3523,7 +3528,7 @@
                     </w:txbxContent>
                   </v:textbox>
                 </v:rect>
-                <v:rect id="Rectangle 4953" style="position:absolute;width:6045;height:1636;left:27175;top:1546;" filled="f" stroked="f">
+                <v:rect id="Rectangle 4787" style="position:absolute;width:6045;height:1636;left:27175;top:1546;" filled="f" stroked="f">
                   <v:textbox inset="0,0,0,0">
                     <w:txbxContent>
                       <w:p>
@@ -3543,7 +3548,7 @@
                     </w:txbxContent>
                   </v:textbox>
                 </v:rect>
-                <v:rect id="Rectangle 4922" style="position:absolute;width:8087;height:1636;left:0;top:1546;" filled="f" stroked="f">
+                <v:rect id="Rectangle 4761" style="position:absolute;width:8087;height:1636;left:0;top:1546;" filled="f" stroked="f">
                   <v:textbox inset="0,0,0,0">
                     <w:txbxContent>
                       <w:p>
@@ -3563,11 +3568,11 @@
                     </w:txbxContent>
                   </v:textbox>
                 </v:rect>
-                <v:shape id="Shape 294" style="position:absolute;width:59214;height:0;left:0;top:3359;" coordsize="5921401,0" path="m0,0l5921401,0">
+                <v:shape id="Shape 291" style="position:absolute;width:59214;height:0;left:0;top:3359;" coordsize="5921401,0" path="m0,0l5921401,0">
                   <v:stroke weight="0.398pt" endcap="flat" joinstyle="miter" miterlimit="10" on="true" color="#000000"/>
                   <v:fill on="false" color="#000000" opacity="0"/>
                 </v:shape>
-                <v:rect id="Rectangle 295" style="position:absolute;width:9418;height:1636;left:0;top:4349;" filled="f" stroked="f">
+                <v:rect id="Rectangle 292" style="position:absolute;width:9418;height:1636;left:0;top:4349;" filled="f" stroked="f">
                   <v:textbox inset="0,0,0,0">
                     <w:txbxContent>
                       <w:p>
@@ -3587,7 +3592,7 @@
                     </w:txbxContent>
                   </v:textbox>
                 </v:rect>
-                <v:rect id="Rectangle 296" style="position:absolute;width:715;height:1195;left:7081;top:4105;" filled="f" stroked="f">
+                <v:rect id="Rectangle 293" style="position:absolute;width:715;height:1195;left:7081;top:4105;" filled="f" stroked="f">
                   <v:textbox inset="0,0,0,0">
                     <w:txbxContent>
                       <w:p>
@@ -3608,7 +3613,7 @@
                     </w:txbxContent>
                   </v:textbox>
                 </v:rect>
-                <v:rect id="Rectangle 297" style="position:absolute;width:4197;height:1636;left:13025;top:4349;" filled="f" stroked="f">
+                <v:rect id="Rectangle 294" style="position:absolute;width:4197;height:1636;left:13025;top:4349;" filled="f" stroked="f">
                   <v:textbox inset="0,0,0,0">
                     <w:txbxContent>
                       <w:p>
@@ -3628,15 +3633,15 @@
                     </w:txbxContent>
                   </v:textbox>
                 </v:rect>
-                <v:shape id="Shape 36667" style="position:absolute;width:4579;height:1849;left:17999;top:3998;" coordsize="457937,184925" path="m0,0l457937,0l457937,184925l0,184925l0,0">
+                <v:shape id="Shape 36461" style="position:absolute;width:4579;height:1849;left:17999;top:3998;" coordsize="457937,184925" path="m0,0l457937,0l457937,184925l0,184925l0,0">
                   <v:stroke weight="0pt" endcap="flat" joinstyle="miter" miterlimit="10" on="false" color="#000000" opacity="0"/>
                   <v:fill on="true" color="#000000"/>
                 </v:shape>
-                <v:shape id="Shape 36668" style="position:absolute;width:4579;height:1849;left:22579;top:3998;" coordsize="457937,184925" path="m0,0l457937,0l457937,184925l0,184925l0,0">
+                <v:shape id="Shape 36462" style="position:absolute;width:4579;height:1849;left:22579;top:3998;" coordsize="457937,184925" path="m0,0l457937,0l457937,184925l0,184925l0,0">
                   <v:stroke weight="0pt" endcap="flat" joinstyle="miter" miterlimit="10" on="false" color="#000000" opacity="0"/>
                   <v:fill on="true" color="#000000"/>
                 </v:shape>
-                <v:rect id="Rectangle 300" style="position:absolute;width:9852;height:1636;left:0;top:7101;" filled="f" stroked="f">
+                <v:rect id="Rectangle 297" style="position:absolute;width:9852;height:1636;left:0;top:7101;" filled="f" stroked="f">
                   <v:textbox inset="0,0,0,0">
                     <w:txbxContent>
                       <w:p>
@@ -3656,7 +3661,7 @@
                     </w:txbxContent>
                   </v:textbox>
                 </v:rect>
-                <v:rect id="Rectangle 301" style="position:absolute;width:715;height:1195;left:7408;top:6857;" filled="f" stroked="f">
+                <v:rect id="Rectangle 298" style="position:absolute;width:715;height:1195;left:7408;top:6857;" filled="f" stroked="f">
                   <v:textbox inset="0,0,0,0">
                     <w:txbxContent>
                       <w:p>
@@ -3677,7 +3682,7 @@
                     </w:txbxContent>
                   </v:textbox>
                 </v:rect>
-                <v:rect id="Rectangle 302" style="position:absolute;width:4197;height:1636;left:13025;top:7101;" filled="f" stroked="f">
+                <v:rect id="Rectangle 299" style="position:absolute;width:4197;height:1636;left:13025;top:7101;" filled="f" stroked="f">
                   <v:textbox inset="0,0,0,0">
                     <w:txbxContent>
                       <w:p>
@@ -3697,15 +3702,15 @@
                     </w:txbxContent>
                   </v:textbox>
                 </v:rect>
-                <v:shape id="Shape 36669" style="position:absolute;width:4579;height:1849;left:27158;top:6750;" coordsize="457937,184925" path="m0,0l457937,0l457937,184925l0,184925l0,0">
+                <v:shape id="Shape 36463" style="position:absolute;width:4579;height:1849;left:27158;top:6750;" coordsize="457937,184925" path="m0,0l457937,0l457937,184925l0,184925l0,0">
                   <v:stroke weight="0pt" endcap="flat" joinstyle="miter" miterlimit="10" on="false" color="#000000" opacity="0"/>
                   <v:fill on="true" color="#000000"/>
                 </v:shape>
-                <v:shape id="Shape 36670" style="position:absolute;width:4579;height:1849;left:36317;top:6750;" coordsize="457936,184925" path="m0,0l457936,0l457936,184925l0,184925l0,0">
+                <v:shape id="Shape 36464" style="position:absolute;width:4579;height:1849;left:36317;top:6750;" coordsize="457936,184925" path="m0,0l457936,0l457936,184925l0,184925l0,0">
                   <v:stroke weight="0pt" endcap="flat" joinstyle="miter" miterlimit="10" on="false" color="#000000" opacity="0"/>
                   <v:fill on="true" color="#000000"/>
                 </v:shape>
-                <v:rect id="Rectangle 305" style="position:absolute;width:4612;height:1636;left:0;top:9853;" filled="f" stroked="f">
+                <v:rect id="Rectangle 302" style="position:absolute;width:4612;height:1636;left:0;top:9853;" filled="f" stroked="f">
                   <v:textbox inset="0,0,0,0">
                     <w:txbxContent>
                       <w:p>
@@ -3725,7 +3730,7 @@
                     </w:txbxContent>
                   </v:textbox>
                 </v:rect>
-                <v:rect id="Rectangle 306" style="position:absolute;width:1430;height:1195;left:3467;top:9609;" filled="f" stroked="f">
+                <v:rect id="Rectangle 303" style="position:absolute;width:1430;height:1195;left:3467;top:9609;" filled="f" stroked="f">
                   <v:textbox inset="0,0,0,0">
                     <w:txbxContent>
                       <w:p>
@@ -3746,7 +3751,7 @@
                     </w:txbxContent>
                   </v:textbox>
                 </v:rect>
-                <v:rect id="Rectangle 307" style="position:absolute;width:2763;height:1636;left:14103;top:9853;" filled="f" stroked="f">
+                <v:rect id="Rectangle 304" style="position:absolute;width:2763;height:1636;left:14103;top:9853;" filled="f" stroked="f">
                   <v:textbox inset="0,0,0,0">
                     <w:txbxContent>
                       <w:p>
@@ -3766,31 +3771,31 @@
                     </w:txbxContent>
                   </v:textbox>
                 </v:rect>
-                <v:shape id="Shape 36671" style="position:absolute;width:4579;height:1849;left:17999;top:9502;" coordsize="457937,184925" path="m0,0l457937,0l457937,184925l0,184925l0,0">
+                <v:shape id="Shape 36465" style="position:absolute;width:4579;height:1849;left:17999;top:9502;" coordsize="457937,184925" path="m0,0l457937,0l457937,184925l0,184925l0,0">
                   <v:stroke weight="0pt" endcap="flat" joinstyle="miter" miterlimit="10" on="false" color="#000000" opacity="0"/>
                   <v:fill on="true" color="#000000"/>
                 </v:shape>
-                <v:shape id="Shape 36672" style="position:absolute;width:4579;height:1849;left:22579;top:9502;" coordsize="457937,184925" path="m0,0l457937,0l457937,184925l0,184925l0,0">
+                <v:shape id="Shape 36466" style="position:absolute;width:4579;height:1849;left:22579;top:9502;" coordsize="457937,184925" path="m0,0l457937,0l457937,184925l0,184925l0,0">
                   <v:stroke weight="0pt" endcap="flat" joinstyle="miter" miterlimit="10" on="false" color="#000000" opacity="0"/>
                   <v:fill on="true" color="#000000"/>
                 </v:shape>
-                <v:shape id="Shape 310" style="position:absolute;width:4579;height:0;left:54634;top:9709;" coordsize="457937,0" path="m0,0l457937,0">
+                <v:shape id="Shape 307" style="position:absolute;width:4579;height:0;left:54634;top:9709;" coordsize="457937,0" path="m0,0l457937,0">
                   <v:stroke weight="0.498pt" endcap="flat" joinstyle="miter" miterlimit="10" on="true" color="#000000"/>
                   <v:fill on="false" color="#000000" opacity="0"/>
                 </v:shape>
-                <v:shape id="Shape 311" style="position:absolute;width:0;height:1494;left:54666;top:9709;" coordsize="0,149492" path="m0,149492l0,0">
+                <v:shape id="Shape 308" style="position:absolute;width:0;height:1494;left:54666;top:9709;" coordsize="0,149492" path="m0,149492l0,0">
                   <v:stroke weight="0.498pt" endcap="flat" joinstyle="miter" miterlimit="10" on="true" color="#000000"/>
                   <v:fill on="false" color="#000000" opacity="0"/>
                 </v:shape>
-                <v:shape id="Shape 312" style="position:absolute;width:0;height:1494;left:59182;top:9709;" coordsize="0,149492" path="m0,149492l0,0">
+                <v:shape id="Shape 309" style="position:absolute;width:0;height:1494;left:59182;top:9709;" coordsize="0,149492" path="m0,149492l0,0">
                   <v:stroke weight="0.498pt" endcap="flat" joinstyle="miter" miterlimit="10" on="true" color="#000000"/>
                   <v:fill on="false" color="#000000" opacity="0"/>
                 </v:shape>
-                <v:shape id="Shape 313" style="position:absolute;width:4579;height:0;left:54634;top:11204;" coordsize="457937,0" path="m0,0l457937,0">
+                <v:shape id="Shape 310" style="position:absolute;width:4579;height:0;left:54634;top:11204;" coordsize="457937,0" path="m0,0l457937,0">
                   <v:stroke weight="0.498pt" endcap="flat" joinstyle="miter" miterlimit="10" on="true" color="#000000"/>
                   <v:fill on="false" color="#000000" opacity="0"/>
                 </v:shape>
-                <v:rect id="Rectangle 314" style="position:absolute;width:8163;height:1636;left:0;top:12605;" filled="f" stroked="f">
+                <v:rect id="Rectangle 311" style="position:absolute;width:8163;height:1636;left:0;top:12605;" filled="f" stroked="f">
                   <v:textbox inset="0,0,0,0">
                     <w:txbxContent>
                       <w:p>
@@ -3810,7 +3815,7 @@
                     </w:txbxContent>
                   </v:textbox>
                 </v:rect>
-                <v:rect id="Rectangle 315" style="position:absolute;width:1430;height:1195;left:6138;top:12361;" filled="f" stroked="f">
+                <v:rect id="Rectangle 312" style="position:absolute;width:1430;height:1195;left:6138;top:12361;" filled="f" stroked="f">
                   <v:textbox inset="0,0,0,0">
                     <w:txbxContent>
                       <w:p>
@@ -3831,7 +3836,7 @@
                     </w:txbxContent>
                   </v:textbox>
                 </v:rect>
-                <v:rect id="Rectangle 316" style="position:absolute;width:2763;height:1636;left:14103;top:12605;" filled="f" stroked="f">
+                <v:rect id="Rectangle 313" style="position:absolute;width:2763;height:1636;left:14103;top:12605;" filled="f" stroked="f">
                   <v:textbox inset="0,0,0,0">
                     <w:txbxContent>
                       <w:p>
@@ -3851,11 +3856,11 @@
                     </w:txbxContent>
                   </v:textbox>
                 </v:rect>
-                <v:shape id="Shape 36673" style="position:absolute;width:4579;height:1849;left:40896;top:12254;" coordsize="457936,184925" path="m0,0l457936,0l457936,184925l0,184925l0,0">
+                <v:shape id="Shape 36467" style="position:absolute;width:4579;height:1849;left:40896;top:12254;" coordsize="457936,184925" path="m0,0l457936,0l457936,184925l0,184925l0,0">
                   <v:stroke weight="0pt" endcap="flat" joinstyle="miter" miterlimit="10" on="false" color="#000000" opacity="0"/>
                   <v:fill on="true" color="#000000"/>
                 </v:shape>
-                <v:rect id="Rectangle 318" style="position:absolute;width:14337;height:1636;left:0;top:15357;" filled="f" stroked="f">
+                <v:rect id="Rectangle 315" style="position:absolute;width:14337;height:1636;left:0;top:15357;" filled="f" stroked="f">
                   <v:textbox inset="0,0,0,0">
                     <w:txbxContent>
                       <w:p>
@@ -3875,7 +3880,7 @@
                     </w:txbxContent>
                   </v:textbox>
                 </v:rect>
-                <v:rect id="Rectangle 319" style="position:absolute;width:1430;height:1195;left:10779;top:15113;" filled="f" stroked="f">
+                <v:rect id="Rectangle 316" style="position:absolute;width:1430;height:1195;left:10779;top:15113;" filled="f" stroked="f">
                   <v:textbox inset="0,0,0,0">
                     <w:txbxContent>
                       <w:p>
@@ -3896,7 +3901,7 @@
                     </w:txbxContent>
                   </v:textbox>
                 </v:rect>
-                <v:rect id="Rectangle 320" style="position:absolute;width:4197;height:1636;left:13025;top:15357;" filled="f" stroked="f">
+                <v:rect id="Rectangle 317" style="position:absolute;width:4197;height:1636;left:13025;top:15357;" filled="f" stroked="f">
                   <v:textbox inset="0,0,0,0">
                     <w:txbxContent>
                       <w:p>
@@ -3916,31 +3921,31 @@
                     </w:txbxContent>
                   </v:textbox>
                 </v:rect>
-                <v:shape id="Shape 36674" style="position:absolute;width:4579;height:1849;left:17999;top:15006;" coordsize="457937,184925" path="m0,0l457937,0l457937,184925l0,184925l0,0">
+                <v:shape id="Shape 36468" style="position:absolute;width:4579;height:1849;left:17999;top:15006;" coordsize="457937,184925" path="m0,0l457937,0l457937,184925l0,184925l0,0">
                   <v:stroke weight="0pt" endcap="flat" joinstyle="miter" miterlimit="10" on="false" color="#000000" opacity="0"/>
                   <v:fill on="true" color="#000000"/>
                 </v:shape>
-                <v:shape id="Shape 36675" style="position:absolute;width:4579;height:1849;left:27158;top:15006;" coordsize="457937,184925" path="m0,0l457937,0l457937,184925l0,184925l0,0">
+                <v:shape id="Shape 36469" style="position:absolute;width:4579;height:1849;left:27158;top:15006;" coordsize="457937,184925" path="m0,0l457937,0l457937,184925l0,184925l0,0">
                   <v:stroke weight="0pt" endcap="flat" joinstyle="miter" miterlimit="10" on="false" color="#000000" opacity="0"/>
                   <v:fill on="true" color="#000000"/>
                 </v:shape>
-                <v:shape id="Shape 36676" style="position:absolute;width:4579;height:1849;left:31737;top:15006;" coordsize="457937,184925" path="m0,0l457937,0l457937,184925l0,184925l0,0">
+                <v:shape id="Shape 36470" style="position:absolute;width:4579;height:1849;left:31737;top:15006;" coordsize="457937,184925" path="m0,0l457937,0l457937,184925l0,184925l0,0">
                   <v:stroke weight="0pt" endcap="flat" joinstyle="miter" miterlimit="10" on="false" color="#000000" opacity="0"/>
                   <v:fill on="true" color="#000000"/>
                 </v:shape>
-                <v:shape id="Shape 36677" style="position:absolute;width:4579;height:1849;left:36317;top:15006;" coordsize="457936,184925" path="m0,0l457936,0l457936,184925l0,184925l0,0">
+                <v:shape id="Shape 36471" style="position:absolute;width:4579;height:1849;left:36317;top:15006;" coordsize="457936,184925" path="m0,0l457936,0l457936,184925l0,184925l0,0">
                   <v:stroke weight="0pt" endcap="flat" joinstyle="miter" miterlimit="10" on="false" color="#000000" opacity="0"/>
                   <v:fill on="true" color="#000000"/>
                 </v:shape>
-                <v:shape id="Shape 36678" style="position:absolute;width:4579;height:1849;left:40896;top:15006;" coordsize="457936,184925" path="m0,0l457936,0l457936,184925l0,184925l0,0">
+                <v:shape id="Shape 36472" style="position:absolute;width:4579;height:1849;left:40896;top:15006;" coordsize="457936,184925" path="m0,0l457936,0l457936,184925l0,184925l0,0">
                   <v:stroke weight="0pt" endcap="flat" joinstyle="miter" miterlimit="10" on="false" color="#000000" opacity="0"/>
                   <v:fill on="true" color="#000000"/>
                 </v:shape>
-                <v:shape id="Shape 36679" style="position:absolute;width:4579;height:1849;left:50055;top:15006;" coordsize="457936,184925" path="m0,0l457936,0l457936,184925l0,184925l0,0">
+                <v:shape id="Shape 36473" style="position:absolute;width:4579;height:1849;left:50055;top:15006;" coordsize="457936,184925" path="m0,0l457936,0l457936,184925l0,184925l0,0">
                   <v:stroke weight="0pt" endcap="flat" joinstyle="miter" miterlimit="10" on="false" color="#000000" opacity="0"/>
                   <v:fill on="true" color="#000000"/>
                 </v:shape>
-                <v:rect id="Rectangle 327" style="position:absolute;width:16503;height:1636;left:0;top:18109;" filled="f" stroked="f">
+                <v:rect id="Rectangle 324" style="position:absolute;width:16503;height:1636;left:0;top:18109;" filled="f" stroked="f">
                   <v:textbox inset="0,0,0,0">
                     <w:txbxContent>
                       <w:p>
@@ -3961,7 +3966,7 @@
                     </w:txbxContent>
                   </v:textbox>
                 </v:rect>
-                <v:rect id="Rectangle 328" style="position:absolute;width:2763;height:1636;left:14102;top:18109;" filled="f" stroked="f">
+                <v:rect id="Rectangle 325" style="position:absolute;width:2763;height:1636;left:14102;top:18109;" filled="f" stroked="f">
                   <v:textbox inset="0,0,0,0">
                     <w:txbxContent>
                       <w:p>
@@ -3981,47 +3986,47 @@
                     </w:txbxContent>
                   </v:textbox>
                 </v:rect>
-                <v:shape id="Shape 36680" style="position:absolute;width:4579;height:1849;left:17999;top:17758;" coordsize="457937,184925" path="m0,0l457937,0l457937,184925l0,184925l0,0">
+                <v:shape id="Shape 36474" style="position:absolute;width:4579;height:1849;left:17999;top:17758;" coordsize="457937,184925" path="m0,0l457937,0l457937,184925l0,184925l0,0">
                   <v:stroke weight="0pt" endcap="flat" joinstyle="miter" miterlimit="10" on="false" color="#000000" opacity="0"/>
                   <v:fill on="true" color="#000000"/>
                 </v:shape>
-                <v:shape id="Shape 36681" style="position:absolute;width:4579;height:1849;left:22579;top:17758;" coordsize="457937,184925" path="m0,0l457937,0l457937,184925l0,184925l0,0">
+                <v:shape id="Shape 36475" style="position:absolute;width:4579;height:1849;left:22579;top:17758;" coordsize="457937,184925" path="m0,0l457937,0l457937,184925l0,184925l0,0">
                   <v:stroke weight="0pt" endcap="flat" joinstyle="miter" miterlimit="10" on="false" color="#000000" opacity="0"/>
                   <v:fill on="true" color="#000000"/>
                 </v:shape>
-                <v:shape id="Shape 36682" style="position:absolute;width:4579;height:1849;left:27158;top:17758;" coordsize="457937,184925" path="m0,0l457937,0l457937,184925l0,184925l0,0">
+                <v:shape id="Shape 36476" style="position:absolute;width:4579;height:1849;left:27158;top:17758;" coordsize="457937,184925" path="m0,0l457937,0l457937,184925l0,184925l0,0">
                   <v:stroke weight="0pt" endcap="flat" joinstyle="miter" miterlimit="10" on="false" color="#000000" opacity="0"/>
                   <v:fill on="true" color="#000000"/>
                 </v:shape>
-                <v:shape id="Shape 36683" style="position:absolute;width:4579;height:1849;left:31737;top:17758;" coordsize="457937,184925" path="m0,0l457937,0l457937,184925l0,184925l0,0">
+                <v:shape id="Shape 36477" style="position:absolute;width:4579;height:1849;left:31737;top:17758;" coordsize="457937,184925" path="m0,0l457937,0l457937,184925l0,184925l0,0">
                   <v:stroke weight="0pt" endcap="flat" joinstyle="miter" miterlimit="10" on="false" color="#000000" opacity="0"/>
                   <v:fill on="true" color="#000000"/>
                 </v:shape>
-                <v:shape id="Shape 36684" style="position:absolute;width:4579;height:1849;left:36317;top:17758;" coordsize="457936,184925" path="m0,0l457936,0l457936,184925l0,184925l0,0">
+                <v:shape id="Shape 36478" style="position:absolute;width:4579;height:1849;left:36317;top:17758;" coordsize="457936,184925" path="m0,0l457936,0l457936,184925l0,184925l0,0">
                   <v:stroke weight="0pt" endcap="flat" joinstyle="miter" miterlimit="10" on="false" color="#000000" opacity="0"/>
                   <v:fill on="true" color="#000000"/>
                 </v:shape>
-                <v:shape id="Shape 36685" style="position:absolute;width:4579;height:1849;left:40896;top:17758;" coordsize="457936,184925" path="m0,0l457936,0l457936,184925l0,184925l0,0">
+                <v:shape id="Shape 36479" style="position:absolute;width:4579;height:1849;left:40896;top:17758;" coordsize="457936,184925" path="m0,0l457936,0l457936,184925l0,184925l0,0">
                   <v:stroke weight="0pt" endcap="flat" joinstyle="miter" miterlimit="10" on="false" color="#000000" opacity="0"/>
                   <v:fill on="true" color="#000000"/>
                 </v:shape>
-                <v:shape id="Shape 36686" style="position:absolute;width:4579;height:1849;left:45475;top:17758;" coordsize="457936,184925" path="m0,0l457936,0l457936,184925l0,184925l0,0">
+                <v:shape id="Shape 36480" style="position:absolute;width:4579;height:1849;left:45475;top:17758;" coordsize="457936,184925" path="m0,0l457936,0l457936,184925l0,184925l0,0">
                   <v:stroke weight="0pt" endcap="flat" joinstyle="miter" miterlimit="10" on="false" color="#000000" opacity="0"/>
                   <v:fill on="true" color="#000000"/>
                 </v:shape>
-                <v:shape id="Shape 36687" style="position:absolute;width:4579;height:1849;left:50055;top:17758;" coordsize="457936,184925" path="m0,0l457936,0l457936,184925l0,184925l0,0">
+                <v:shape id="Shape 36481" style="position:absolute;width:4579;height:1849;left:50055;top:17758;" coordsize="457936,184925" path="m0,0l457936,0l457936,184925l0,184925l0,0">
                   <v:stroke weight="0pt" endcap="flat" joinstyle="miter" miterlimit="10" on="false" color="#000000" opacity="0"/>
                   <v:fill on="true" color="#000000"/>
                 </v:shape>
-                <v:shape id="Shape 36688" style="position:absolute;width:4579;height:1849;left:54634;top:17758;" coordsize="457937,184925" path="m0,0l457937,0l457937,184925l0,184925l0,0">
+                <v:shape id="Shape 36482" style="position:absolute;width:4579;height:1849;left:54634;top:17758;" coordsize="457937,184925" path="m0,0l457937,0l457937,184925l0,184925l0,0">
                   <v:stroke weight="0pt" endcap="flat" joinstyle="miter" miterlimit="10" on="false" color="#000000" opacity="0"/>
                   <v:fill on="true" color="#000000"/>
                 </v:shape>
-                <v:shape id="Shape 338" style="position:absolute;width:59214;height:0;left:0;top:20174;" coordsize="5921401,0" path="m0,0l5921401,0">
+                <v:shape id="Shape 335" style="position:absolute;width:59214;height:0;left:0;top:20174;" coordsize="5921401,0" path="m0,0l5921401,0">
                   <v:stroke weight="0.398pt" endcap="flat" joinstyle="miter" miterlimit="10" on="true" color="#000000"/>
                   <v:fill on="false" color="#000000" opacity="0"/>
                 </v:shape>
-                <v:shape id="Shape 339" style="position:absolute;width:59214;height:0;left:0;top:20478;" coordsize="5921401,0" path="m0,0l5921401,0">
+                <v:shape id="Shape 336" style="position:absolute;width:59214;height:0;left:0;top:20478;" coordsize="5921401,0" path="m0,0l5921401,0">
                   <v:stroke weight="0.398pt" endcap="flat" joinstyle="miter" miterlimit="10" on="true" color="#000000"/>
                   <v:fill on="false" color="#000000" opacity="0"/>
                 </v:shape>
@@ -4033,7 +4038,7 @@
     </w:p>
     <w:p>
       <w:pPr>
-        <w:spacing w:after="34"/>
+        <w:spacing w:after="33"/>
         <w:ind w:left="-5" w:right="865"/>
       </w:pPr>
       <w:r>
@@ -4042,7 +4047,7 @@
     </w:p>
     <w:p>
       <w:pPr>
-        <w:spacing w:after="534"/>
+        <w:spacing w:after="533"/>
         <w:ind w:left="-15" w:right="865" w:firstLine="299"/>
       </w:pPr>
       <w:r>
@@ -4175,16 +4180,16 @@
           <w:noProof/>
         </w:rPr>
         <w:drawing>
-          <wp:inline distT="0" distB="0" distL="0" distR="0" wp14:anchorId="621FF883" wp14:editId="7F8D9A2B">
+          <wp:inline distT="0" distB="0" distL="0" distR="0" wp14:anchorId="3BD62479" wp14:editId="21421472">
             <wp:extent cx="2880360" cy="5105401"/>
             <wp:effectExtent l="0" t="0" r="0" b="0"/>
-            <wp:docPr id="36052" name="Picture 36052"/>
+            <wp:docPr id="35844" name="Picture 35844"/>
             <wp:cNvGraphicFramePr/>
             <a:graphic xmlns:a="http://schemas.openxmlformats.org/drawingml/2006/main">
               <a:graphicData uri="http://schemas.openxmlformats.org/drawingml/2006/picture">
                 <pic:pic xmlns:pic="http://schemas.openxmlformats.org/drawingml/2006/picture">
                   <pic:nvPicPr>
-                    <pic:cNvPr id="36052" name="Picture 36052"/>
+                    <pic:cNvPr id="35844" name="Picture 35844"/>
                     <pic:cNvPicPr/>
                   </pic:nvPicPr>
                   <pic:blipFill>
@@ -4244,7 +4249,7 @@
     </w:p>
     <w:p>
       <w:pPr>
-        <w:spacing w:after="155"/>
+        <w:spacing w:after="154"/>
         <w:ind w:left="-5" w:right="865"/>
       </w:pPr>
       <w:r>
@@ -4330,7 +4335,7 @@
     </w:p>
     <w:p>
       <w:pPr>
-        <w:spacing w:after="445"/>
+        <w:spacing w:after="444"/>
         <w:ind w:left="-5" w:right="865"/>
       </w:pPr>
       <w:r>
@@ -4374,7 +4379,7 @@
     </w:p>
     <w:p>
       <w:pPr>
-        <w:spacing w:after="462"/>
+        <w:spacing w:after="461"/>
         <w:ind w:left="-5" w:right="865"/>
       </w:pPr>
       <w:r>
@@ -4427,7 +4432,7 @@
     </w:p>
     <w:p>
       <w:pPr>
-        <w:spacing w:after="46" w:line="356" w:lineRule="auto"/>
+        <w:spacing w:after="48" w:line="356" w:lineRule="auto"/>
         <w:ind w:left="10" w:right="865"/>
         <w:jc w:val="right"/>
       </w:pPr>
@@ -4469,7 +4474,7 @@
     </w:p>
     <w:p>
       <w:pPr>
-        <w:spacing w:after="130" w:line="259" w:lineRule="auto"/>
+        <w:spacing w:after="132" w:line="259" w:lineRule="auto"/>
         <w:ind w:left="-5" w:right="865"/>
       </w:pPr>
       <w:r>
@@ -4478,7 +4483,7 @@
     </w:p>
     <w:p>
       <w:pPr>
-        <w:spacing w:after="558"/>
+        <w:spacing w:after="568"/>
         <w:ind w:left="-15" w:right="865" w:firstLine="299"/>
       </w:pPr>
       <w:r>
@@ -4529,54 +4534,180 @@
     </w:p>
     <w:p>
       <w:pPr>
+        <w:spacing w:after="161" w:line="259" w:lineRule="auto"/>
+        <w:ind w:left="-5" w:right="865"/>
+      </w:pPr>
+      <w:r>
+        <w:t>distinct phenotypes they are.</w:t>
+      </w:r>
+    </w:p>
+    <w:p>
+      <w:pPr>
+        <w:ind w:left="-15" w:right="865" w:firstLine="299"/>
+      </w:pPr>
+      <w:r>
+        <w:t xml:space="preserve">Two anchors give every record the same positional frame, and Fig. </w:t>
+      </w:r>
+      <w:r>
+        <w:rPr>
+          <w:color w:val="0000FF"/>
+        </w:rPr>
+        <w:t xml:space="preserve">2 </w:t>
+      </w:r>
+      <w:r>
+        <w:t xml:space="preserve">shows both, the lowest rib-bearing vertebra above, </w:t>
+      </w:r>
+      <w:r>
+        <w:rPr>
+          <w:b/>
+        </w:rPr>
+        <w:t xml:space="preserve">S1 </w:t>
+      </w:r>
+      <w:r>
+        <w:t>carved from the sacrum below. S1 supplies the sacral endplate landmark that sacral slope and pelvic incidence are measured from, and with both brackets present L5 and L6 are distinguishable where a spine-limited view alone would not</w:t>
+      </w:r>
+    </w:p>
+    <w:p>
+      <w:pPr>
+        <w:spacing w:line="259" w:lineRule="auto"/>
+        <w:ind w:left="-5" w:right="865"/>
+      </w:pPr>
+      <w:r>
+        <w:t>be.</w:t>
+      </w:r>
+    </w:p>
+    <w:p>
+      <w:pPr>
+        <w:ind w:left="-15" w:right="865" w:firstLine="299"/>
+      </w:pPr>
+      <w:r>
+        <w:rPr>
+          <w:i/>
+        </w:rPr>
+        <w:t xml:space="preserve">How S1 is cut. </w:t>
+      </w:r>
+      <w:r>
+        <w:t>The sacrum’s outer boundary is the source annotation and is never altered; S1 is the cranial part of that same bone, separated by a plane. The plane’s normal is the sacrum’s own cranio-caudal axis, made orthogonal to a left–right axis measured directly rather than assumed, so as to remove the patient’s rotation within the scanner. That rotation is not negligible, with a median of 4.5 , a maximum of 16.1 , and 508 of 801 records above 3 . The cut preserves the sub-division volume of the preceding release, ch</w:t>
+      </w:r>
+      <w:r>
+        <w:t>anging the orientation of the S1/S2 boundary and not how much sacrum is called S1; per-record</w:t>
+      </w:r>
+    </w:p>
+    <w:p>
+      <w:pPr>
         <w:spacing w:after="160" w:line="259" w:lineRule="auto"/>
         <w:ind w:left="-5" w:right="865"/>
       </w:pPr>
       <w:r>
-        <w:t>distinct phenotypes they are.</w:t>
-      </w:r>
-    </w:p>
-    <w:p>
-      <w:pPr>
-        <w:spacing w:after="33"/>
+        <w:t>geometry ships with the archive.</w:t>
+      </w:r>
+    </w:p>
+    <w:p>
+      <w:pPr>
+        <w:spacing w:after="167" w:line="259" w:lineRule="auto"/>
+        <w:ind w:left="309" w:right="865"/>
+      </w:pPr>
+      <w:r>
+        <w:t>VerSe</w:t>
+      </w:r>
+      <w:r>
+        <w:rPr>
+          <w:color w:val="0000FF"/>
+          <w:vertAlign w:val="superscript"/>
+        </w:rPr>
+        <w:t xml:space="preserve">25 </w:t>
+      </w:r>
+      <w:r>
+        <w:t xml:space="preserve">carries L6, whose identifier this release keeps, so its L6 </w:t>
+      </w:r>
+      <w:r>
+        <w:rPr>
+          <w:i/>
+        </w:rPr>
+        <w:t xml:space="preserve">is </w:t>
+      </w:r>
+      <w:r>
+        <w:t>VerSe’s.</w:t>
+      </w:r>
+    </w:p>
+    <w:p>
+      <w:pPr>
         <w:ind w:left="-15" w:right="865" w:firstLine="299"/>
       </w:pPr>
       <w:r>
-        <w:t xml:space="preserve">Two anchors make the count decidable, and Fig. </w:t>
+        <w:rPr>
+          <w:b/>
+        </w:rPr>
+        <w:t>A rib on a lumbar body receives its own class</w:t>
+      </w:r>
+      <w:r>
+        <w:t>, and this is the one class here with no published counterpart. A lumbar rib and a stump rib are the same object under two counts, so assigning it a number would commit the label to one reading of an enumeration anomaly. A scheme that numbers every rib 1–12 has nowhere to put a thirteenth, so the annotator must either call it rib 12, asserting the vertebra beneath it is thoracic, the very question at issue, or discard it. TotalSegmentator carries ribs 1–12 per side and no such class, and VerSe’s T13 is a ve</w:t>
+      </w:r>
+      <w:r>
+        <w:t>rtebra rather than a rib. This scheme can record both, VerSe’s T13 (28) with its rib pair (46, 59) for a thoracic-type thirteenth vertebra, and 60/61 for a lumbar-type body bearing a rudimentary rib, so either reading is recorded as itself. No record here carries a T13; the sixteen lumbar-rib cases were read as lumbar-type bodies. Where a border vertebra could not be settled by its readers the label stands as read, and reclassifying those records with a classifier trained on local vertebral morphology (Sec.</w:t>
+      </w:r>
+      <w:r>
+        <w:t xml:space="preserve"> </w:t>
       </w:r>
       <w:r>
         <w:rPr>
           <w:color w:val="0000FF"/>
         </w:rPr>
+        <w:t>V</w:t>
+      </w:r>
+      <w:r>
+        <w:t>)</w:t>
+      </w:r>
+    </w:p>
+    <w:p>
+      <w:pPr>
+        <w:spacing w:after="161" w:line="259" w:lineRule="auto"/>
+        <w:ind w:left="-5" w:right="865"/>
+      </w:pPr>
+      <w:r>
+        <w:t>is the intended path for a later release.</w:t>
+      </w:r>
+    </w:p>
+    <w:p>
+      <w:pPr>
+        <w:ind w:left="-15" w:right="865" w:firstLine="299"/>
+      </w:pPr>
+      <w:r>
+        <w:t xml:space="preserve">Figure </w:t>
+      </w:r>
+      <w:r>
+        <w:rPr>
+          <w:color w:val="0000FF"/>
+        </w:rPr>
         <w:t xml:space="preserve">2 </w:t>
       </w:r>
       <w:r>
-        <w:t xml:space="preserve">shows both, the lowest rib-bearing vertebra above, </w:t>
-      </w:r>
-      <w:r>
-        <w:rPr>
-          <w:b/>
-        </w:rPr>
-        <w:t xml:space="preserve">S1 </w:t>
-      </w:r>
-      <w:r>
-        <w:t>carved from the sacrum below. S1 supplies the sacral endplate landmark that sacral slope and pelvic incidence are measured from, and with both brackets present L5 and L6 are distinguishable where a spine-limited view alone would not be.</w:t>
-      </w:r>
-    </w:p>
-    <w:p>
-      <w:pPr>
-        <w:spacing w:after="114" w:line="259" w:lineRule="auto"/>
-        <w:ind w:left="10" w:right="865"/>
-        <w:jc w:val="right"/>
-      </w:pPr>
-      <w:r>
-        <w:rPr>
-          <w:i/>
-        </w:rPr>
-        <w:t xml:space="preserve">How S1 is cut. </w:t>
-      </w:r>
-      <w:r>
-        <w:t>The sacrum’s outer boundary is the source annotation and is never altered;</w:t>
+        <w:t xml:space="preserve">shows why the interval is the primitive and the label is derived. Among the records with four rib-free vertebrae, some reach that count from above, through a rib on L1, and some from below, through a lumbosacral segment fused to the sacrum, in Fig. </w:t>
+      </w:r>
+      <w:r>
+        <w:rPr>
+          <w:color w:val="0000FF"/>
+        </w:rPr>
+        <w:t>2</w:t>
+      </w:r>
+      <w:r>
+        <w:t>(c) together with stump twelfth ribs; the count alone cannot tell them apart, and the release can because ribs, rib lengths and the S1 boundary are all labeled.</w:t>
+      </w:r>
+    </w:p>
+    <w:p>
+      <w:pPr>
+        <w:ind w:left="-15" w:right="865" w:firstLine="299"/>
+      </w:pPr>
+      <w:r>
+        <w:t>Sixteen records carry a lumbar rib, thirteen bilateral and three unilateral, all on the right, too few to speak to side preference.</w:t>
+      </w:r>
+    </w:p>
+    <w:p>
+      <w:pPr>
+        <w:ind w:left="-15" w:right="865" w:firstLine="299"/>
+      </w:pPr>
+      <w:r>
+        <w:t>Eighteen records carry an L6. Seventeen of them carry a consensus Castellvi grade; the eighteenth was not graded. The source transitional label (pelvic where CTPelvic1K flagged one, otherwise the lumbar count) reads lumbarization in fourteen, sacralization in two and</w:t>
       </w:r>
     </w:p>
     <w:p>
@@ -4776,10 +4907,10 @@
         <mc:AlternateContent>
           <mc:Choice Requires="wpg">
             <w:drawing>
-              <wp:inline distT="0" distB="0" distL="0" distR="0" wp14:anchorId="766068FE" wp14:editId="6BA8BE66">
+              <wp:inline distT="0" distB="0" distL="0" distR="0" wp14:anchorId="7F170EC2" wp14:editId="329E3545">
                 <wp:extent cx="1357466" cy="1270317"/>
                 <wp:effectExtent l="0" t="0" r="0" b="0"/>
-                <wp:docPr id="31001" name="Group 31001"/>
+                <wp:docPr id="31666" name="Group 31666"/>
                 <wp:cNvGraphicFramePr/>
                 <a:graphic xmlns:a="http://schemas.openxmlformats.org/drawingml/2006/main">
                   <a:graphicData uri="http://schemas.microsoft.com/office/word/2010/wordprocessingGroup">
@@ -4795,7 +4926,7 @@
                       </wpg:grpSpPr>
                       <pic:pic xmlns:pic="http://schemas.openxmlformats.org/drawingml/2006/picture">
                         <pic:nvPicPr>
-                          <pic:cNvPr id="36054" name="Picture 36054"/>
+                          <pic:cNvPr id="35846" name="Picture 35846"/>
                           <pic:cNvPicPr/>
                         </pic:nvPicPr>
                         <pic:blipFill>
@@ -4815,7 +4946,7 @@
                         </pic:spPr>
                       </pic:pic>
                       <wps:wsp>
-                        <wps:cNvPr id="36689" name="Shape 36689"/>
+                        <wps:cNvPr id="36483" name="Shape 36483"/>
                         <wps:cNvSpPr/>
                         <wps:spPr>
                           <a:xfrm>
@@ -4867,7 +4998,7 @@
                         <wps:bodyPr/>
                       </wps:wsp>
                       <wps:wsp>
-                        <wps:cNvPr id="4793" name="Rectangle 4793"/>
+                        <wps:cNvPr id="4836" name="Rectangle 4836"/>
                         <wps:cNvSpPr/>
                         <wps:spPr>
                           <a:xfrm>
@@ -4904,7 +5035,7 @@
                         </wps:bodyPr>
                       </wps:wsp>
                       <wps:wsp>
-                        <wps:cNvPr id="4795" name="Rectangle 4795"/>
+                        <wps:cNvPr id="4840" name="Rectangle 4840"/>
                         <wps:cNvSpPr/>
                         <wps:spPr>
                           <a:xfrm>
@@ -4941,7 +5072,7 @@
                         </wps:bodyPr>
                       </wps:wsp>
                       <wps:wsp>
-                        <wps:cNvPr id="30340" name="Rectangle 30340"/>
+                        <wps:cNvPr id="31460" name="Rectangle 31460"/>
                         <wps:cNvSpPr/>
                         <wps:spPr>
                           <a:xfrm>
@@ -4978,7 +5109,7 @@
                         </wps:bodyPr>
                       </wps:wsp>
                       <wps:wsp>
-                        <wps:cNvPr id="30341" name="Rectangle 30341"/>
+                        <wps:cNvPr id="31461" name="Rectangle 31461"/>
                         <wps:cNvSpPr/>
                         <wps:spPr>
                           <a:xfrm>
@@ -5015,7 +5146,7 @@
                         </wps:bodyPr>
                       </wps:wsp>
                       <wps:wsp>
-                        <wps:cNvPr id="4802" name="Rectangle 4802"/>
+                        <wps:cNvPr id="4849" name="Rectangle 4849"/>
                         <wps:cNvSpPr/>
                         <wps:spPr>
                           <a:xfrm>
@@ -5052,7 +5183,7 @@
                         </wps:bodyPr>
                       </wps:wsp>
                       <wps:wsp>
-                        <wps:cNvPr id="4804" name="Rectangle 4804"/>
+                        <wps:cNvPr id="4852" name="Rectangle 4852"/>
                         <wps:cNvSpPr/>
                         <wps:spPr>
                           <a:xfrm>
@@ -5096,15 +5227,15 @@
           </mc:Choice>
           <mc:Fallback xmlns:a="http://schemas.openxmlformats.org/drawingml/2006/main">
             <w:pict>
-              <v:group id="Group 31001" style="width:106.887pt;height:100.025pt;mso-position-horizontal-relative:char;mso-position-vertical-relative:line" coordsize="13574,12703">
-                <v:shape id="Picture 36054" style="position:absolute;width:9357;height:10942;left:4204;top:-20;" filled="f">
+              <v:group id="Group 31666" style="width:106.887pt;height:100.025pt;mso-position-horizontal-relative:char;mso-position-vertical-relative:line" coordsize="13574,12703">
+                <v:shape id="Picture 35846" style="position:absolute;width:9357;height:10942;left:4204;top:-20;" filled="f">
                   <v:imagedata r:id="rId11"/>
                 </v:shape>
-                <v:shape id="Shape 36690" style="position:absolute;width:1525;height:533;left:0;top:11921;" coordsize="152509,53378" path="m0,0l152509,0l152509,53378l0,53378l0,0">
+                <v:shape id="Shape 36484" style="position:absolute;width:1525;height:533;left:0;top:11921;" coordsize="152509,53378" path="m0,0l152509,0l152509,53378l0,53378l0,0">
                   <v:stroke weight="0.79004pt" endcap="flat" joinstyle="miter" miterlimit="10" on="true" color="#d64541"/>
                   <v:fill on="true" color="#d64541"/>
                 </v:shape>
-                <v:rect id="Rectangle 4793" style="position:absolute;width:225;height:1384;left:4084;top:11662;" filled="f" stroked="f">
+                <v:rect id="Rectangle 4836" style="position:absolute;width:225;height:1384;left:4084;top:11662;" filled="f" stroked="f">
                   <v:textbox inset="0,0,0,0">
                     <w:txbxContent>
                       <w:p>
@@ -5124,7 +5255,7 @@
                     </w:txbxContent>
                   </v:textbox>
                 </v:rect>
-                <v:rect id="Rectangle 4795" style="position:absolute;width:563;height:1384;left:5694;top:11662;" filled="f" stroked="f">
+                <v:rect id="Rectangle 4840" style="position:absolute;width:563;height:1384;left:5694;top:11662;" filled="f" stroked="f">
                   <v:textbox inset="0,0,0,0">
                     <w:txbxContent>
                       <w:p>
@@ -5144,7 +5275,7 @@
                     </w:txbxContent>
                   </v:textbox>
                 </v:rect>
-                <v:rect id="Rectangle 30340" style="position:absolute;width:281;height:1384;left:6796;top:11662;" filled="f" stroked="f">
+                <v:rect id="Rectangle 31460" style="position:absolute;width:281;height:1384;left:6796;top:11662;" filled="f" stroked="f">
                   <v:textbox inset="0,0,0,0">
                     <w:txbxContent>
                       <w:p>
@@ -5164,7 +5295,7 @@
                     </w:txbxContent>
                   </v:textbox>
                 </v:rect>
-                <v:rect id="Rectangle 30341" style="position:absolute;width:1521;height:1384;left:7220;top:11662;" filled="f" stroked="f">
+                <v:rect id="Rectangle 31461" style="position:absolute;width:1521;height:1384;left:7220;top:11662;" filled="f" stroked="f">
                   <v:textbox inset="0,0,0,0">
                     <w:txbxContent>
                       <w:p>
@@ -5184,7 +5315,7 @@
                     </w:txbxContent>
                   </v:textbox>
                 </v:rect>
-                <v:rect id="Rectangle 4802" style="position:absolute;width:225;height:1384;left:9847;top:11662;" filled="f" stroked="f">
+                <v:rect id="Rectangle 4849" style="position:absolute;width:225;height:1384;left:9847;top:11662;" filled="f" stroked="f">
                   <v:textbox inset="0,0,0,0">
                     <w:txbxContent>
                       <w:p>
@@ -5204,7 +5335,7 @@
                     </w:txbxContent>
                   </v:textbox>
                 </v:rect>
-                <v:rect id="Rectangle 4804" style="position:absolute;width:1352;height:1384;left:12220;top:11662;" filled="f" stroked="f">
+                <v:rect id="Rectangle 4852" style="position:absolute;width:1352;height:1384;left:12220;top:11662;" filled="f" stroked="f">
                   <v:textbox inset="0,0,0,0">
                     <w:txbxContent>
                       <w:p>
@@ -5246,10 +5377,10 @@
         <mc:AlternateContent>
           <mc:Choice Requires="wpg">
             <w:drawing>
-              <wp:inline distT="0" distB="0" distL="0" distR="0" wp14:anchorId="439D3F13" wp14:editId="028984A9">
+              <wp:inline distT="0" distB="0" distL="0" distR="0" wp14:anchorId="7A6E573A" wp14:editId="761550FD">
                 <wp:extent cx="935000" cy="1270317"/>
                 <wp:effectExtent l="0" t="0" r="0" b="0"/>
-                <wp:docPr id="31002" name="Group 31002"/>
+                <wp:docPr id="31667" name="Group 31667"/>
                 <wp:cNvGraphicFramePr/>
                 <a:graphic xmlns:a="http://schemas.openxmlformats.org/drawingml/2006/main">
                   <a:graphicData uri="http://schemas.microsoft.com/office/word/2010/wordprocessingGroup">
@@ -5265,7 +5396,7 @@
                       </wpg:grpSpPr>
                       <pic:pic xmlns:pic="http://schemas.openxmlformats.org/drawingml/2006/picture">
                         <pic:nvPicPr>
-                          <pic:cNvPr id="36055" name="Picture 36055"/>
+                          <pic:cNvPr id="35847" name="Picture 35847"/>
                           <pic:cNvPicPr/>
                         </pic:nvPicPr>
                         <pic:blipFill>
@@ -5285,7 +5416,7 @@
                         </pic:spPr>
                       </pic:pic>
                       <wps:wsp>
-                        <wps:cNvPr id="4809" name="Rectangle 4809"/>
+                        <wps:cNvPr id="4856" name="Rectangle 4856"/>
                         <wps:cNvSpPr/>
                         <wps:spPr>
                           <a:xfrm>
@@ -5322,7 +5453,7 @@
                         </wps:bodyPr>
                       </wps:wsp>
                       <wps:wsp>
-                        <wps:cNvPr id="36691" name="Shape 36691"/>
+                        <wps:cNvPr id="36485" name="Shape 36485"/>
                         <wps:cNvSpPr/>
                         <wps:spPr>
                           <a:xfrm>
@@ -5374,7 +5505,7 @@
                         <wps:bodyPr/>
                       </wps:wsp>
                       <wps:wsp>
-                        <wps:cNvPr id="4812" name="Rectangle 4812"/>
+                        <wps:cNvPr id="4857" name="Rectangle 4857"/>
                         <wps:cNvSpPr/>
                         <wps:spPr>
                           <a:xfrm>
@@ -5411,7 +5542,7 @@
                         </wps:bodyPr>
                       </wps:wsp>
                       <wps:wsp>
-                        <wps:cNvPr id="4814" name="Rectangle 4814"/>
+                        <wps:cNvPr id="4858" name="Rectangle 4858"/>
                         <wps:cNvSpPr/>
                         <wps:spPr>
                           <a:xfrm>
@@ -5455,11 +5586,11 @@
           </mc:Choice>
           <mc:Fallback xmlns:a="http://schemas.openxmlformats.org/drawingml/2006/main">
             <w:pict>
-              <v:group id="Group 31002" style="width:73.622pt;height:100.025pt;mso-position-horizontal-relative:char;mso-position-vertical-relative:line" coordsize="9350,12703">
-                <v:shape id="Picture 36055" style="position:absolute;width:9387;height:10942;left:-34;top:-20;" filled="f">
+              <v:group id="Group 31667" style="width:73.622pt;height:100.025pt;mso-position-horizontal-relative:char;mso-position-vertical-relative:line" coordsize="9350,12703">
+                <v:shape id="Picture 35847" style="position:absolute;width:9387;height:10942;left:-34;top:-20;" filled="f">
                   <v:imagedata r:id="rId13"/>
                 </v:shape>
-                <v:rect id="Rectangle 4809" style="position:absolute;width:225;height:1384;left:2121;top:11662;" filled="f" stroked="f">
+                <v:rect id="Rectangle 4856" style="position:absolute;width:225;height:1384;left:2121;top:11662;" filled="f" stroked="f">
                   <v:textbox inset="0,0,0,0">
                     <w:txbxContent>
                       <w:p>
@@ -5479,11 +5610,11 @@
                     </w:txbxContent>
                   </v:textbox>
                 </v:rect>
-                <v:shape id="Shape 36692" style="position:absolute;width:1525;height:533;left:4298;top:11921;" coordsize="152509,53378" path="m0,0l152509,0l152509,53378l0,53378l0,0">
+                <v:shape id="Shape 36486" style="position:absolute;width:1525;height:533;left:4298;top:11921;" coordsize="152509,53378" path="m0,0l152509,0l152509,53378l0,53378l0,0">
                   <v:stroke weight="0.79004pt" endcap="flat" joinstyle="miter" miterlimit="10" on="true" color="#e8b044"/>
                   <v:fill on="true" color="#e8b044"/>
                 </v:shape>
-                <v:rect id="Rectangle 4812" style="position:absolute;width:563;height:1384;left:6645;top:11662;" filled="f" stroked="f">
+                <v:rect id="Rectangle 4857" style="position:absolute;width:563;height:1384;left:6645;top:11662;" filled="f" stroked="f">
                   <v:textbox inset="0,0,0,0">
                     <w:txbxContent>
                       <w:p>
@@ -5503,7 +5634,7 @@
                     </w:txbxContent>
                   </v:textbox>
                 </v:rect>
-                <v:rect id="Rectangle 4814" style="position:absolute;width:225;height:1384;left:7959;top:11662;" filled="f" stroked="f">
+                <v:rect id="Rectangle 4858" style="position:absolute;width:225;height:1384;left:7959;top:11662;" filled="f" stroked="f">
                   <v:textbox inset="0,0,0,0">
                     <w:txbxContent>
                       <w:p>
@@ -5544,10 +5675,10 @@
         <mc:AlternateContent>
           <mc:Choice Requires="wpg">
             <w:drawing>
-              <wp:inline distT="0" distB="0" distL="0" distR="0" wp14:anchorId="70B3092E" wp14:editId="1F7415FD">
+              <wp:inline distT="0" distB="0" distL="0" distR="0" wp14:anchorId="2AD1031B" wp14:editId="2F70ECC4">
                 <wp:extent cx="2247082" cy="1270317"/>
                 <wp:effectExtent l="0" t="0" r="0" b="0"/>
-                <wp:docPr id="31004" name="Group 31004"/>
+                <wp:docPr id="31668" name="Group 31668"/>
                 <wp:cNvGraphicFramePr/>
                 <a:graphic xmlns:a="http://schemas.openxmlformats.org/drawingml/2006/main">
                   <a:graphicData uri="http://schemas.microsoft.com/office/word/2010/wordprocessingGroup">
@@ -5563,7 +5694,7 @@
                       </wpg:grpSpPr>
                       <pic:pic xmlns:pic="http://schemas.openxmlformats.org/drawingml/2006/picture">
                         <pic:nvPicPr>
-                          <pic:cNvPr id="36056" name="Picture 36056"/>
+                          <pic:cNvPr id="35848" name="Picture 35848"/>
                           <pic:cNvPicPr/>
                         </pic:nvPicPr>
                         <pic:blipFill>
@@ -5584,7 +5715,7 @@
                       </pic:pic>
                       <pic:pic xmlns:pic="http://schemas.openxmlformats.org/drawingml/2006/picture">
                         <pic:nvPicPr>
-                          <pic:cNvPr id="36057" name="Picture 36057"/>
+                          <pic:cNvPr id="35849" name="Picture 35849"/>
                           <pic:cNvPicPr/>
                         </pic:nvPicPr>
                         <pic:blipFill>
@@ -5604,7 +5735,7 @@
                         </pic:spPr>
                       </pic:pic>
                       <wps:wsp>
-                        <wps:cNvPr id="4816" name="Rectangle 4816"/>
+                        <wps:cNvPr id="4859" name="Rectangle 4859"/>
                         <wps:cNvSpPr/>
                         <wps:spPr>
                           <a:xfrm>
@@ -5641,7 +5772,7 @@
                         </wps:bodyPr>
                       </wps:wsp>
                       <wps:wsp>
-                        <wps:cNvPr id="4818" name="Rectangle 4818"/>
+                        <wps:cNvPr id="4860" name="Rectangle 4860"/>
                         <wps:cNvSpPr/>
                         <wps:spPr>
                           <a:xfrm>
@@ -5678,7 +5809,7 @@
                         </wps:bodyPr>
                       </wps:wsp>
                       <wps:wsp>
-                        <wps:cNvPr id="36693" name="Shape 36693"/>
+                        <wps:cNvPr id="36487" name="Shape 36487"/>
                         <wps:cNvSpPr/>
                         <wps:spPr>
                           <a:xfrm>
@@ -5730,7 +5861,7 @@
                         <wps:bodyPr/>
                       </wps:wsp>
                       <wps:wsp>
-                        <wps:cNvPr id="4819" name="Rectangle 4819"/>
+                        <wps:cNvPr id="4861" name="Rectangle 4861"/>
                         <wps:cNvSpPr/>
                         <wps:spPr>
                           <a:xfrm>
@@ -5767,7 +5898,7 @@
                         </wps:bodyPr>
                       </wps:wsp>
                       <wps:wsp>
-                        <wps:cNvPr id="4820" name="Rectangle 4820"/>
+                        <wps:cNvPr id="4862" name="Rectangle 4862"/>
                         <wps:cNvSpPr/>
                         <wps:spPr>
                           <a:xfrm>
@@ -5804,7 +5935,7 @@
                         </wps:bodyPr>
                       </wps:wsp>
                       <wps:wsp>
-                        <wps:cNvPr id="4821" name="Rectangle 4821"/>
+                        <wps:cNvPr id="4863" name="Rectangle 4863"/>
                         <wps:cNvSpPr/>
                         <wps:spPr>
                           <a:xfrm>
@@ -5841,7 +5972,7 @@
                         </wps:bodyPr>
                       </wps:wsp>
                       <wps:wsp>
-                        <wps:cNvPr id="4822" name="Rectangle 4822"/>
+                        <wps:cNvPr id="4864" name="Rectangle 4864"/>
                         <wps:cNvSpPr/>
                         <wps:spPr>
                           <a:xfrm>
@@ -5885,14 +6016,14 @@
           </mc:Choice>
           <mc:Fallback xmlns:a="http://schemas.openxmlformats.org/drawingml/2006/main">
             <w:pict>
-              <v:group id="Group 31004" style="width:176.936pt;height:100.025pt;mso-position-horizontal-relative:char;mso-position-vertical-relative:line" coordsize="22470,12703">
-                <v:shape id="Picture 36056" style="position:absolute;width:9387;height:10942;left:-38;top:-20;" filled="f">
+              <v:group id="Group 31668" style="width:176.936pt;height:100.025pt;mso-position-horizontal-relative:char;mso-position-vertical-relative:line" coordsize="22470,12703">
+                <v:shape id="Picture 35848" style="position:absolute;width:9387;height:10942;left:-38;top:-20;" filled="f">
                   <v:imagedata r:id="rId16"/>
                 </v:shape>
-                <v:shape id="Picture 36057" style="position:absolute;width:9387;height:10942;left:13078;top:-20;" filled="f">
+                <v:shape id="Picture 35849" style="position:absolute;width:9387;height:10942;left:13078;top:-20;" filled="f">
                   <v:imagedata r:id="rId17"/>
                 </v:shape>
-                <v:rect id="Rectangle 4816" style="position:absolute;width:732;height:1384;left:4629;top:11662;" filled="f" stroked="f">
+                <v:rect id="Rectangle 4859" style="position:absolute;width:732;height:1384;left:4629;top:11662;" filled="f" stroked="f">
                   <v:textbox inset="0,0,0,0">
                     <w:txbxContent>
                       <w:p>
@@ -5912,7 +6043,7 @@
                     </w:txbxContent>
                   </v:textbox>
                 </v:rect>
-                <v:rect id="Rectangle 4818" style="position:absolute;width:563;height:1384;left:6875;top:11662;" filled="f" stroked="f">
+                <v:rect id="Rectangle 4860" style="position:absolute;width:563;height:1384;left:6875;top:11662;" filled="f" stroked="f">
                   <v:textbox inset="0,0,0,0">
                     <w:txbxContent>
                       <w:p>
@@ -5932,11 +6063,11 @@
                     </w:txbxContent>
                   </v:textbox>
                 </v:rect>
-                <v:shape id="Shape 36694" style="position:absolute;width:1525;height:533;left:9931;top:11921;" coordsize="152509,53378" path="m0,0l152509,0l152509,53378l0,53378l0,0">
+                <v:shape id="Shape 36488" style="position:absolute;width:1525;height:533;left:9931;top:11921;" coordsize="152509,53378" path="m0,0l152509,0l152509,53378l0,53378l0,0">
                   <v:stroke weight="0.79004pt" endcap="flat" joinstyle="miter" miterlimit="10" on="true" color="#306ebe"/>
                   <v:fill on="true" color="#306ebe"/>
                 </v:shape>
-                <v:rect id="Rectangle 4819" style="position:absolute;width:225;height:1384;left:14144;top:11662;" filled="f" stroked="f">
+                <v:rect id="Rectangle 4861" style="position:absolute;width:225;height:1384;left:14144;top:11662;" filled="f" stroked="f">
                   <v:textbox inset="0,0,0,0">
                     <w:txbxContent>
                       <w:p>
@@ -5956,7 +6087,7 @@
                     </w:txbxContent>
                   </v:textbox>
                 </v:rect>
-                <v:rect id="Rectangle 4820" style="position:absolute;width:563;height:1384;left:15754;top:11662;" filled="f" stroked="f">
+                <v:rect id="Rectangle 4862" style="position:absolute;width:563;height:1384;left:15754;top:11662;" filled="f" stroked="f">
                   <v:textbox inset="0,0,0,0">
                     <w:txbxContent>
                       <w:p>
@@ -5976,7 +6107,7 @@
                     </w:txbxContent>
                   </v:textbox>
                 </v:rect>
-                <v:rect id="Rectangle 4821" style="position:absolute;width:281;height:1384;left:16856;top:11662;" filled="f" stroked="f">
+                <v:rect id="Rectangle 4863" style="position:absolute;width:281;height:1384;left:16856;top:11662;" filled="f" stroked="f">
                   <v:textbox inset="0,0,0,0">
                     <w:txbxContent>
                       <w:p>
@@ -5996,7 +6127,7 @@
                     </w:txbxContent>
                   </v:textbox>
                 </v:rect>
-                <v:rect id="Rectangle 4822" style="position:absolute;width:281;height:1384;left:18213;top:11662;" filled="f" stroked="f">
+                <v:rect id="Rectangle 4864" style="position:absolute;width:281;height:1384;left:18213;top:11662;" filled="f" stroked="f">
                   <v:textbox inset="0,0,0,0">
                     <w:txbxContent>
                       <w:p>
@@ -6032,7 +6163,7 @@
     </w:p>
     <w:p>
       <w:pPr>
-        <w:spacing w:after="51" w:line="415" w:lineRule="auto"/>
+        <w:spacing w:after="67" w:line="415" w:lineRule="auto"/>
         <w:ind w:left="-5" w:right="865"/>
       </w:pPr>
       <w:r>
@@ -6054,151 +6185,21 @@
         <w:ind w:left="-5" w:right="865"/>
       </w:pPr>
       <w:r>
-        <w:t>S1 is the cranial part of that same bone, separated by a plane. The plane’s normal is the sacrum’s own cranio-caudal axis, made orthogonal to a left–right axis measured directly rather than assumed, so as to remove the patient’s rotation within the scanner. That rotation is not negligible, with a median of 4.5 , a maximum of 16.1 , and 508 of 801 records above 3 . The cut preserves the sub-division volume of the preceding release, changing the orientation of the S1/S2 boundary and not how much sacrum is cal</w:t>
-      </w:r>
-      <w:r>
-        <w:t>led S1; per-record</w:t>
-      </w:r>
-    </w:p>
-    <w:p>
-      <w:pPr>
-        <w:spacing w:after="143" w:line="259" w:lineRule="auto"/>
+        <w:t>semi-sacralization in one, and is unremarkable in the ungraded record. A spine can carry six lumbar-type vertebrae and still be read as a sacralization, depending on where the reader</w:t>
+      </w:r>
+    </w:p>
+    <w:p>
+      <w:pPr>
+        <w:spacing w:after="160" w:line="259" w:lineRule="auto"/>
         <w:ind w:left="-5" w:right="865"/>
       </w:pPr>
       <w:r>
-        <w:t>geometry ships with the archive.</w:t>
-      </w:r>
-    </w:p>
-    <w:p>
-      <w:pPr>
-        <w:spacing w:after="150" w:line="259" w:lineRule="auto"/>
-        <w:ind w:left="309" w:right="865"/>
-      </w:pPr>
-      <w:r>
-        <w:t>VerSe</w:t>
-      </w:r>
-      <w:r>
-        <w:rPr>
-          <w:color w:val="0000FF"/>
-          <w:vertAlign w:val="superscript"/>
-        </w:rPr>
-        <w:t xml:space="preserve">25 </w:t>
-      </w:r>
-      <w:r>
-        <w:t xml:space="preserve">carries L6, whose identifier this release keeps, so its L6 </w:t>
-      </w:r>
-      <w:r>
-        <w:rPr>
-          <w:i/>
-        </w:rPr>
-        <w:t xml:space="preserve">is </w:t>
-      </w:r>
-      <w:r>
-        <w:t>VerSe’s.</w:t>
-      </w:r>
-    </w:p>
-    <w:p>
-      <w:pPr>
-        <w:ind w:left="-15" w:right="865" w:firstLine="299"/>
-      </w:pPr>
-      <w:r>
-        <w:rPr>
-          <w:b/>
-        </w:rPr>
-        <w:t>A rib on a lumbar body receives its own class</w:t>
-      </w:r>
-      <w:r>
-        <w:t>, and this is the one class here with no published counterpart. A lumbar rib and a stump rib are the same object under two counts, so assigning it a number would commit the label to one reading of an enumeration anomaly. A scheme that numbers every rib 1–12 has nowhere to put a thirteenth, so the annotator must either call it rib 12, asserting the vertebra beneath it is thoracic, the very question at issue, or discard it. TotalSegmentator carries ribs 1–12 per side and no such class, and VerSe’s T13 is a ve</w:t>
-      </w:r>
-      <w:r>
-        <w:t>rtebra rather than a rib. This scheme can record both, VerSe’s T13 (28) with its rib pair (46, 59) for a thoracic-type thirteenth vertebra, and 60/61 for a lumbar-type body bearing a rudimentary rib, so either reading is recorded as itself. No record here carries a T13; the sixteen lumbar-rib cases were read as lumbar-type bodies. Where a border vertebra could not be settled by its readers the label stands as read, and reclassifying those records with a classifier trained on local vertebral morphology (Sec.</w:t>
-      </w:r>
-      <w:r>
-        <w:t xml:space="preserve"> </w:t>
-      </w:r>
-      <w:r>
-        <w:rPr>
-          <w:color w:val="0000FF"/>
-        </w:rPr>
-        <w:t>V</w:t>
-      </w:r>
-      <w:r>
-        <w:t>) is the intended path for a later release.</w:t>
-      </w:r>
-    </w:p>
-    <w:p>
-      <w:pPr>
-        <w:ind w:left="-15" w:right="865" w:firstLine="299"/>
-      </w:pPr>
-      <w:r>
-        <w:t xml:space="preserve">Figure </w:t>
-      </w:r>
-      <w:r>
-        <w:rPr>
-          <w:color w:val="0000FF"/>
-        </w:rPr>
-        <w:t xml:space="preserve">2 </w:t>
-      </w:r>
-      <w:r>
-        <w:t xml:space="preserve">shows why the interval is the primitive and the label is derived. Among the records with four rib-free vertebrae, some reach that count from above, through a rib on L1, and some from below, through a lumbosacral segment fused to the sacrum, in Fig. </w:t>
-      </w:r>
-      <w:r>
-        <w:rPr>
-          <w:color w:val="0000FF"/>
-        </w:rPr>
-        <w:t>2</w:t>
-      </w:r>
-      <w:r>
-        <w:t>(c) together with stump twelfth ribs; the count alone cannot tell them apart, and the release</w:t>
-      </w:r>
-    </w:p>
-    <w:p>
-      <w:pPr>
-        <w:spacing w:after="130" w:line="259" w:lineRule="auto"/>
-        <w:ind w:left="-5" w:right="865"/>
-      </w:pPr>
-      <w:r>
-        <w:t>can because ribs, rib lengths and the S1 boundary are all labeled.</w:t>
-      </w:r>
-    </w:p>
-    <w:p>
-      <w:pPr>
-        <w:spacing w:after="114" w:line="259" w:lineRule="auto"/>
-        <w:ind w:left="309" w:right="865"/>
-      </w:pPr>
-      <w:r>
-        <w:t>Sixteen records carry a lumbar rib, thirteen bilateral and three unilateral, all on the right,</w:t>
-      </w:r>
-    </w:p>
-    <w:p>
-      <w:pPr>
-        <w:spacing w:after="130" w:line="259" w:lineRule="auto"/>
-        <w:ind w:left="-5" w:right="865"/>
-      </w:pPr>
-      <w:r>
-        <w:t>too few to speak to side preference.</w:t>
-      </w:r>
-    </w:p>
-    <w:p>
-      <w:pPr>
-        <w:ind w:left="-15" w:right="865" w:firstLine="299"/>
-      </w:pPr>
-      <w:r>
-        <w:t>Eighteen records carry an L6. Seventeen of them carry a consensus Castellvi grade; the eighteenth was not graded. The source transitional label (pelvic where CTPelvic1K flagged one, otherwise the lumbar count) reads lumbarization in fourteen, sacralization in two and semi-sacralization in one, and is unremarkable in the ungraded record. A spine can carry six lumbar-type vertebrae and still be read as a sacralization, depending on where the reader</w:t>
-      </w:r>
-    </w:p>
-    <w:p>
-      <w:pPr>
-        <w:spacing w:after="168" w:line="259" w:lineRule="auto"/>
-        <w:ind w:left="-5" w:right="865"/>
-      </w:pPr>
-      <w:r>
         <w:t>started the count.</w:t>
       </w:r>
     </w:p>
     <w:p>
       <w:pPr>
-        <w:spacing w:after="545"/>
+        <w:spacing w:after="496"/>
         <w:ind w:left="-15" w:firstLine="299"/>
       </w:pPr>
       <w:r>
@@ -6237,10 +6238,10 @@
         <mc:AlternateContent>
           <mc:Choice Requires="wpg">
             <w:drawing>
-              <wp:inline distT="0" distB="0" distL="0" distR="0" wp14:anchorId="437C4115" wp14:editId="10D9A8FC">
+              <wp:inline distT="0" distB="0" distL="0" distR="0" wp14:anchorId="1A37D965" wp14:editId="6B9BC863">
                 <wp:extent cx="46876" cy="5055"/>
                 <wp:effectExtent l="0" t="0" r="0" b="0"/>
-                <wp:docPr id="31010" name="Group 31010"/>
+                <wp:docPr id="31669" name="Group 31669"/>
                 <wp:cNvGraphicFramePr/>
                 <a:graphic xmlns:a="http://schemas.openxmlformats.org/drawingml/2006/main">
                   <a:graphicData uri="http://schemas.microsoft.com/office/word/2010/wordprocessingGroup">
@@ -6255,7 +6256,7 @@
                         </a:xfrm>
                       </wpg:grpSpPr>
                       <wps:wsp>
-                        <wps:cNvPr id="763" name="Shape 763"/>
+                        <wps:cNvPr id="756" name="Shape 756"/>
                         <wps:cNvSpPr/>
                         <wps:spPr>
                           <a:xfrm>
@@ -6307,8 +6308,8 @@
           </mc:Choice>
           <mc:Fallback xmlns:a="http://schemas.openxmlformats.org/drawingml/2006/main">
             <w:pict>
-              <v:group id="Group 31010" style="width:3.69101pt;height:0.398pt;mso-position-horizontal-relative:char;mso-position-vertical-relative:line" coordsize="468,50">
-                <v:shape id="Shape 763" style="position:absolute;width:468;height:0;left:0;top:0;" coordsize="46876,0" path="m0,0l46876,0">
+              <v:group id="Group 31669" style="width:3.69101pt;height:0.398pt;mso-position-horizontal-relative:char;mso-position-vertical-relative:line" coordsize="468,50">
+                <v:shape id="Shape 756" style="position:absolute;width:468;height:0;left:0;top:0;" coordsize="46876,0" path="m0,0l46876,0">
                   <v:stroke weight="0.398pt" endcap="flat" joinstyle="miter" miterlimit="10" on="true" color="#000000"/>
                   <v:fill on="false" color="#000000" opacity="0"/>
                 </v:shape>
@@ -6332,10 +6333,10 @@
         <mc:AlternateContent>
           <mc:Choice Requires="wpg">
             <w:drawing>
-              <wp:inline distT="0" distB="0" distL="0" distR="0" wp14:anchorId="093483AC" wp14:editId="3EAC12D5">
+              <wp:inline distT="0" distB="0" distL="0" distR="0" wp14:anchorId="52636FDB" wp14:editId="4BC701FE">
                 <wp:extent cx="46875" cy="5055"/>
                 <wp:effectExtent l="0" t="0" r="0" b="0"/>
-                <wp:docPr id="31011" name="Group 31011"/>
+                <wp:docPr id="31670" name="Group 31670"/>
                 <wp:cNvGraphicFramePr/>
                 <a:graphic xmlns:a="http://schemas.openxmlformats.org/drawingml/2006/main">
                   <a:graphicData uri="http://schemas.microsoft.com/office/word/2010/wordprocessingGroup">
@@ -6350,7 +6351,7 @@
                         </a:xfrm>
                       </wpg:grpSpPr>
                       <wps:wsp>
-                        <wps:cNvPr id="765" name="Shape 765"/>
+                        <wps:cNvPr id="758" name="Shape 758"/>
                         <wps:cNvSpPr/>
                         <wps:spPr>
                           <a:xfrm>
@@ -6402,8 +6403,8 @@
           </mc:Choice>
           <mc:Fallback xmlns:a="http://schemas.openxmlformats.org/drawingml/2006/main">
             <w:pict>
-              <v:group id="Group 31011" style="width:3.69098pt;height:0.398pt;mso-position-horizontal-relative:char;mso-position-vertical-relative:line" coordsize="468,50">
-                <v:shape id="Shape 765" style="position:absolute;width:468;height:0;left:0;top:0;" coordsize="46875,0" path="m0,0l46875,0">
+              <v:group id="Group 31670" style="width:3.69098pt;height:0.398pt;mso-position-horizontal-relative:char;mso-position-vertical-relative:line" coordsize="468,50">
+                <v:shape id="Shape 758" style="position:absolute;width:468;height:0;left:0;top:0;" coordsize="46875,0" path="m0,0l46875,0">
                   <v:stroke weight="0.398pt" endcap="flat" joinstyle="miter" miterlimit="10" on="true" color="#000000"/>
                   <v:fill on="false" color="#000000" opacity="0"/>
                 </v:shape>
@@ -6434,7 +6435,7 @@
     <w:p>
       <w:pPr>
         <w:pStyle w:val="Heading1"/>
-        <w:spacing w:after="437"/>
+        <w:spacing w:after="429"/>
         <w:ind w:left="-5"/>
       </w:pPr>
       <w:r>
@@ -6457,7 +6458,7 @@
     </w:p>
     <w:p>
       <w:pPr>
-        <w:spacing w:after="160" w:line="259" w:lineRule="auto"/>
+        <w:spacing w:after="152" w:line="259" w:lineRule="auto"/>
         <w:ind w:left="-5" w:right="865"/>
       </w:pPr>
       <w:r>
@@ -6466,7 +6467,7 @@
     </w:p>
     <w:p>
       <w:pPr>
-        <w:spacing w:after="169"/>
+        <w:spacing w:after="125"/>
         <w:ind w:left="-15" w:right="865" w:firstLine="299"/>
       </w:pPr>
       <w:r>
@@ -6541,12 +6542,21 @@
         </w:r>
       </w:hyperlink>
       <w:r>
-        <w:t>. Image handling throughout used NiBabel and SciPy; no image is resampled or reoriented when a label is written, so every label shares its image’s grid and affine exactly.</w:t>
-      </w:r>
-    </w:p>
-    <w:p>
-      <w:pPr>
-        <w:spacing w:after="538"/>
+        <w:t>. Image handling throughout used NiBabel and SciPy; no image is resampled or reoriented when a label is written, so every label shares its image’s</w:t>
+      </w:r>
+    </w:p>
+    <w:p>
+      <w:pPr>
+        <w:spacing w:after="158" w:line="259" w:lineRule="auto"/>
+        <w:ind w:left="-5" w:right="865"/>
+      </w:pPr>
+      <w:r>
+        <w:t>grid and affine exactly.</w:t>
+      </w:r>
+    </w:p>
+    <w:p>
+      <w:pPr>
+        <w:spacing w:after="537"/>
         <w:ind w:left="-15" w:right="865" w:firstLine="299"/>
       </w:pPr>
       <w:r>
@@ -6641,10 +6651,10 @@
         <mc:AlternateContent>
           <mc:Choice Requires="wpg">
             <w:drawing>
-              <wp:inline distT="0" distB="0" distL="0" distR="0" wp14:anchorId="6A5B5BCE" wp14:editId="4DDDD34A">
+              <wp:inline distT="0" distB="0" distL="0" distR="0" wp14:anchorId="2CA45A85" wp14:editId="383173B6">
                 <wp:extent cx="46876" cy="5055"/>
                 <wp:effectExtent l="0" t="0" r="0" b="0"/>
-                <wp:docPr id="30529" name="Group 30529"/>
+                <wp:docPr id="34443" name="Group 34443"/>
                 <wp:cNvGraphicFramePr/>
                 <a:graphic xmlns:a="http://schemas.openxmlformats.org/drawingml/2006/main">
                   <a:graphicData uri="http://schemas.microsoft.com/office/word/2010/wordprocessingGroup">
@@ -6659,7 +6669,7 @@
                         </a:xfrm>
                       </wpg:grpSpPr>
                       <wps:wsp>
-                        <wps:cNvPr id="842" name="Shape 842"/>
+                        <wps:cNvPr id="840" name="Shape 840"/>
                         <wps:cNvSpPr/>
                         <wps:spPr>
                           <a:xfrm>
@@ -6711,8 +6721,8 @@
           </mc:Choice>
           <mc:Fallback xmlns:a="http://schemas.openxmlformats.org/drawingml/2006/main">
             <w:pict>
-              <v:group id="Group 30529" style="width:3.69099pt;height:0.398pt;mso-position-horizontal-relative:char;mso-position-vertical-relative:line" coordsize="468,50">
-                <v:shape id="Shape 842" style="position:absolute;width:468;height:0;left:0;top:0;" coordsize="46876,0" path="m0,0l46876,0">
+              <v:group id="Group 34443" style="width:3.69099pt;height:0.398pt;mso-position-horizontal-relative:char;mso-position-vertical-relative:line" coordsize="468,50">
+                <v:shape id="Shape 840" style="position:absolute;width:468;height:0;left:0;top:0;" coordsize="46876,0" path="m0,0l46876,0">
                   <v:stroke weight="0.398pt" endcap="flat" joinstyle="miter" miterlimit="10" on="true" color="#000000"/>
                   <v:fill on="false" color="#000000" opacity="0"/>
                 </v:shape>
@@ -6742,7 +6752,7 @@
     </w:p>
     <w:p>
       <w:pPr>
-        <w:spacing w:after="29"/>
+        <w:spacing w:after="28"/>
         <w:ind w:left="-15" w:right="865" w:firstLine="299"/>
       </w:pPr>
       <w:r>
@@ -6796,7 +6806,7 @@
         <w:t xml:space="preserve">zero </w:t>
       </w:r>
       <w:r>
-        <w:t>are assigned to a lumbar vertebra, not because no lumbar ribs exist, since 16 records carry one, but because such a rib takes class 60 or 61 and never enters the numbered set the test examines. A numbered rib landing on a lumbar vertebra would be a counting error of exactly the kind this dataset exists to expose.</w:t>
+        <w:t>are assigned to a lumbar vertebra, not because no lumbar ribs exist, since 16 records carry one, but because such a rib takes class 60 or 61 and never enters the numbered set the test examines. A numbered rib landing on a lumbar vertebra would be a counting</w:t>
       </w:r>
     </w:p>
     <w:p>
@@ -7166,16 +7176,16 @@
                 <w:noProof/>
               </w:rPr>
               <w:drawing>
-                <wp:inline distT="0" distB="0" distL="0" distR="0" wp14:anchorId="51FF9579" wp14:editId="551629C2">
+                <wp:inline distT="0" distB="0" distL="0" distR="0" wp14:anchorId="5C30ED53" wp14:editId="5C0D6BAF">
                   <wp:extent cx="48768" cy="320040"/>
                   <wp:effectExtent l="0" t="0" r="0" b="0"/>
-                  <wp:docPr id="36058" name="Picture 36058"/>
+                  <wp:docPr id="35850" name="Picture 35850"/>
                   <wp:cNvGraphicFramePr/>
                   <a:graphic xmlns:a="http://schemas.openxmlformats.org/drawingml/2006/main">
                     <a:graphicData uri="http://schemas.openxmlformats.org/drawingml/2006/picture">
                       <pic:pic xmlns:pic="http://schemas.openxmlformats.org/drawingml/2006/picture">
                         <pic:nvPicPr>
-                          <pic:cNvPr id="36058" name="Picture 36058"/>
+                          <pic:cNvPr id="35850" name="Picture 35850"/>
                           <pic:cNvPicPr/>
                         </pic:nvPicPr>
                         <pic:blipFill>
@@ -7399,7 +7409,16 @@
     </w:tbl>
     <w:p>
       <w:pPr>
-        <w:spacing w:after="487"/>
+        <w:spacing w:after="173" w:line="259" w:lineRule="auto"/>
+        <w:ind w:left="-5" w:right="865"/>
+      </w:pPr>
+      <w:r>
+        <w:t>error of exactly the kind this dataset exists to expose.</w:t>
+      </w:r>
+    </w:p>
+    <w:p>
+      <w:pPr>
+        <w:spacing w:after="627"/>
         <w:ind w:left="-15" w:right="865" w:firstLine="299"/>
       </w:pPr>
       <w:r>
@@ -7440,6 +7459,7 @@
     <w:p>
       <w:pPr>
         <w:pStyle w:val="Heading1"/>
+        <w:spacing w:after="429"/>
         <w:ind w:left="-5"/>
       </w:pPr>
       <w:r>
@@ -7448,7 +7468,6 @@
     </w:p>
     <w:p>
       <w:pPr>
-        <w:spacing w:after="25"/>
         <w:ind w:left="-15" w:right="865" w:firstLine="299"/>
       </w:pPr>
       <w:r>
@@ -7502,7 +7521,7 @@
     </w:p>
     <w:p>
       <w:pPr>
-        <w:spacing w:after="487"/>
+        <w:spacing w:after="627"/>
         <w:ind w:left="-5" w:right="865"/>
       </w:pPr>
       <w:r>
@@ -7521,7 +7540,7 @@
     </w:p>
     <w:p>
       <w:pPr>
-        <w:spacing w:after="396" w:line="265" w:lineRule="auto"/>
+        <w:spacing w:after="422" w:line="265" w:lineRule="auto"/>
         <w:ind w:left="-5"/>
         <w:jc w:val="left"/>
       </w:pPr>
@@ -7554,7 +7573,6 @@
     </w:p>
     <w:p>
       <w:pPr>
-        <w:spacing w:after="114" w:line="259" w:lineRule="auto"/>
         <w:ind w:left="-5" w:right="865"/>
       </w:pPr>
       <w:r>
@@ -7564,30 +7582,7 @@
         <w:t>measurement</w:t>
       </w:r>
       <w:r>
-        <w:t>. A cage-bridged interspace reads as “no gap” exactly as a fused transitional</w:t>
-      </w:r>
-    </w:p>
-    <w:p>
-      <w:pPr>
-        <w:spacing w:after="151" w:line="259" w:lineRule="auto"/>
-        <w:ind w:left="-5" w:right="865"/>
-      </w:pPr>
-      <w:r>
-        <w:t>vertebra does.</w:t>
-      </w:r>
-    </w:p>
-    <w:p>
-      <w:pPr>
-        <w:ind w:left="-15" w:right="865" w:firstLine="299"/>
-      </w:pPr>
-      <w:r>
-        <w:rPr>
-          <w:i/>
-        </w:rPr>
-        <w:t xml:space="preserve">II.I.0.a. Detection over-calls by a factor of five. </w:t>
-      </w:r>
-      <w:r>
-        <w:t>A 2500HU threshold inside a shell around the labeled skeleton flags 52 of the 802 records. One of the two radiology resident</w:t>
+        <w:t>. A cage-bridged interspace reads as “no gap” exactly as a fused transitional vertebra does.</w:t>
       </w:r>
     </w:p>
     <w:p>
@@ -7601,16 +7596,16 @@
           <w:noProof/>
         </w:rPr>
         <w:drawing>
-          <wp:inline distT="0" distB="0" distL="0" distR="0" wp14:anchorId="4E4CD968" wp14:editId="753D5421">
+          <wp:inline distT="0" distB="0" distL="0" distR="0" wp14:anchorId="09E8ECF2" wp14:editId="47D6C79F">
             <wp:extent cx="5751576" cy="954024"/>
             <wp:effectExtent l="0" t="0" r="0" b="0"/>
-            <wp:docPr id="36059" name="Picture 36059"/>
+            <wp:docPr id="35851" name="Picture 35851"/>
             <wp:cNvGraphicFramePr/>
             <a:graphic xmlns:a="http://schemas.openxmlformats.org/drawingml/2006/main">
               <a:graphicData uri="http://schemas.openxmlformats.org/drawingml/2006/picture">
                 <pic:pic xmlns:pic="http://schemas.openxmlformats.org/drawingml/2006/picture">
                   <pic:nvPicPr>
-                    <pic:cNvPr id="36059" name="Picture 36059"/>
+                    <pic:cNvPr id="35851" name="Picture 35851"/>
                     <pic:cNvPicPr/>
                   </pic:nvPicPr>
                   <pic:blipFill>
@@ -7637,7 +7632,7 @@
     </w:p>
     <w:p>
       <w:pPr>
-        <w:spacing w:after="100" w:line="415" w:lineRule="auto"/>
+        <w:spacing w:after="129" w:line="415" w:lineRule="auto"/>
         <w:ind w:left="-5" w:right="865"/>
       </w:pPr>
       <w:r>
@@ -7708,11 +7703,17 @@
     </w:p>
     <w:p>
       <w:pPr>
-        <w:spacing w:after="81"/>
-        <w:ind w:left="-5" w:right="865"/>
-      </w:pPr>
-      <w:r>
-        <w:t>physicians read all 52 and confirmed 11, rejecting 41 (79%) as contrast, calcification and reconstruction artefact. Attenuation does not separate the two groups (both saturate); site and volume do, every confirmed implant at 2,586mm</w:t>
+        <w:spacing w:after="82"/>
+        <w:ind w:left="-15" w:right="865" w:firstLine="299"/>
+      </w:pPr>
+      <w:r>
+        <w:rPr>
+          <w:i/>
+        </w:rPr>
+        <w:t xml:space="preserve">II.I.0.a. Detection over-calls by a factor of five. </w:t>
+      </w:r>
+      <w:r>
+        <w:t>A 2500HU threshold inside a shell around the labeled skeleton flags 52 of the 802 records. One of the two radiology resident physicians read all 52 and confirmed 11, rejecting 41 (79%) as contrast, calcification and reconstruction artefact. Attenuation does not separate the two groups (both saturate); site and volume do, every confirmed implant at 2,586mm</w:t>
       </w:r>
       <w:r>
         <w:rPr>
@@ -7794,7 +7795,7 @@
     </w:p>
     <w:p>
       <w:pPr>
-        <w:spacing w:after="620"/>
+        <w:spacing w:after="619"/>
         <w:ind w:left="-15" w:right="865" w:firstLine="299"/>
       </w:pPr>
       <w:r>
@@ -7842,28 +7843,12 @@
     </w:p>
     <w:p>
       <w:pPr>
-        <w:ind w:left="-15" w:right="865" w:firstLine="299"/>
-      </w:pPr>
-      <w:r>
-        <w:t xml:space="preserve">Splits are patient-grouped and LSTV-stratified five-fold, frozen and shipped with the data as </w:t>
-      </w:r>
-      <w:r>
-        <w:rPr>
-          <w:rFonts w:ascii="Calibri" w:eastAsia="Calibri" w:hAnsi="Calibri" w:cs="Calibri"/>
-        </w:rPr>
-        <w:t>splits 5fold.json</w:t>
-      </w:r>
-      <w:r>
-        <w:t xml:space="preserve">. The five validation folds partition all 802 records, so the release provides cross-validation and </w:t>
-      </w:r>
-      <w:r>
-        <w:rPr>
-          <w:i/>
-        </w:rPr>
-        <w:t xml:space="preserve">not </w:t>
-      </w:r>
-      <w:r>
-        <w:t>a held-out test set; users reporting a single held-</w:t>
+        <w:spacing w:after="114" w:line="259" w:lineRule="auto"/>
+        <w:ind w:left="10" w:right="865"/>
+        <w:jc w:val="right"/>
+      </w:pPr>
+      <w:r>
+        <w:t>Splits are patient-grouped and LSTV-stratified five-fold, frozen and shipped with the</w:t>
       </w:r>
     </w:p>
     <w:p>
@@ -8945,16 +8930,34 @@
     </w:tbl>
     <w:p>
       <w:pPr>
-        <w:spacing w:after="145" w:line="259" w:lineRule="auto"/>
+        <w:spacing w:after="375"/>
         <w:ind w:left="-5" w:right="865"/>
       </w:pPr>
       <w:r>
-        <w:t>out number should carve one out and state which records it holds.</w:t>
-      </w:r>
-    </w:p>
-    <w:p>
-      <w:pPr>
-        <w:spacing w:after="50"/>
+        <w:t xml:space="preserve">data as </w:t>
+      </w:r>
+      <w:r>
+        <w:rPr>
+          <w:rFonts w:ascii="Calibri" w:eastAsia="Calibri" w:hAnsi="Calibri" w:cs="Calibri"/>
+        </w:rPr>
+        <w:t>splits 5fold.json</w:t>
+      </w:r>
+      <w:r>
+        <w:t xml:space="preserve">. The five validation folds partition all 802 records, so the release provides cross-validation and </w:t>
+      </w:r>
+      <w:r>
+        <w:rPr>
+          <w:i/>
+        </w:rPr>
+        <w:t xml:space="preserve">not </w:t>
+      </w:r>
+      <w:r>
+        <w:t>a held-out test set; users reporting a single heldout number should carve one out and state which records it holds.</w:t>
+      </w:r>
+    </w:p>
+    <w:p>
+      <w:pPr>
+        <w:spacing w:after="408"/>
         <w:ind w:left="-15" w:right="865" w:firstLine="299"/>
       </w:pPr>
       <w:r>
@@ -8982,7 +8985,7 @@
     </w:p>
     <w:p>
       <w:pPr>
-        <w:spacing w:after="155" w:line="259" w:lineRule="auto"/>
+        <w:spacing w:after="407"/>
         <w:ind w:left="-5" w:right="865"/>
       </w:pPr>
       <w:r>
@@ -9016,38 +9019,11 @@
     </w:p>
     <w:p>
       <w:pPr>
-        <w:spacing w:after="652"/>
+        <w:spacing w:line="259" w:lineRule="auto"/>
         <w:ind w:left="-5" w:right="865"/>
       </w:pPr>
       <w:r>
         <w:t>convenience mirror, not the archive.</w:t>
-      </w:r>
-    </w:p>
-    <w:p>
-      <w:pPr>
-        <w:pStyle w:val="Heading1"/>
-        <w:spacing w:after="422"/>
-        <w:ind w:left="-5"/>
-      </w:pPr>
-      <w:r>
-        <w:t>IV. DESCRIPTIVE ANALYSIS</w:t>
-      </w:r>
-    </w:p>
-    <w:p>
-      <w:pPr>
-        <w:ind w:left="-15" w:right="865" w:firstLine="299"/>
-      </w:pPr>
-      <w:r>
-        <w:t xml:space="preserve">The cohort is a colorectal cancer screening population of 802 records. 738 are recorded female (393) or male (345); 11 carry DICOM’s </w:t>
-      </w:r>
-      <w:r>
-        <w:rPr>
-          <w:i/>
-        </w:rPr>
-        <w:t xml:space="preserve">other </w:t>
-      </w:r>
-      <w:r>
-        <w:t>value and 53 no sex field. Age is present for 709 (median 59, range 50–89). All 802 are counted in totals; the eleven outside</w:t>
       </w:r>
     </w:p>
     <w:p>
@@ -9061,16 +9037,16 @@
           <w:noProof/>
         </w:rPr>
         <w:drawing>
-          <wp:inline distT="0" distB="0" distL="0" distR="0" wp14:anchorId="4CD15EAA" wp14:editId="17297029">
+          <wp:inline distT="0" distB="0" distL="0" distR="0" wp14:anchorId="15B4F216" wp14:editId="59B7E8DE">
             <wp:extent cx="5535169" cy="1453896"/>
             <wp:effectExtent l="0" t="0" r="0" b="0"/>
-            <wp:docPr id="36061" name="Picture 36061"/>
+            <wp:docPr id="35853" name="Picture 35853"/>
             <wp:cNvGraphicFramePr/>
             <a:graphic xmlns:a="http://schemas.openxmlformats.org/drawingml/2006/main">
               <a:graphicData uri="http://schemas.openxmlformats.org/drawingml/2006/picture">
                 <pic:pic xmlns:pic="http://schemas.openxmlformats.org/drawingml/2006/picture">
                   <pic:nvPicPr>
-                    <pic:cNvPr id="36061" name="Picture 36061"/>
+                    <pic:cNvPr id="35853" name="Picture 35853"/>
                     <pic:cNvPicPr/>
                   </pic:nvPicPr>
                   <pic:blipFill>
@@ -9097,7 +9073,7 @@
     </w:p>
     <w:p>
       <w:pPr>
-        <w:spacing w:after="3" w:line="415" w:lineRule="auto"/>
+        <w:spacing w:after="366" w:line="415" w:lineRule="auto"/>
         <w:ind w:left="-5" w:right="865"/>
       </w:pPr>
       <w:r>
@@ -9116,7 +9092,159 @@
     </w:p>
     <w:p>
       <w:pPr>
-        <w:spacing w:after="538" w:line="259" w:lineRule="auto"/>
+        <w:pStyle w:val="Heading1"/>
+        <w:spacing w:after="577"/>
+        <w:ind w:left="-5"/>
+      </w:pPr>
+      <w:r>
+        <w:t>IV. DESCRIPTIVE ANALYSIS</w:t>
+      </w:r>
+    </w:p>
+    <w:p>
+      <w:pPr>
+        <w:ind w:left="-15" w:right="865" w:firstLine="299"/>
+      </w:pPr>
+      <w:r>
+        <w:t xml:space="preserve">The cohort is a colorectal cancer screening population of 802 records. 738 are recorded female (393) or male (345); 11 carry DICOM’s </w:t>
+      </w:r>
+      <w:r>
+        <w:rPr>
+          <w:i/>
+        </w:rPr>
+        <w:t xml:space="preserve">other </w:t>
+      </w:r>
+      <w:r>
+        <w:t>value and 53 no sex field. Age is present for 709 (median 59, range 50–89). All 802 are counted in totals; the eleven outside</w:t>
+      </w:r>
+    </w:p>
+    <w:p>
+      <w:pPr>
+        <w:spacing w:after="329" w:line="259" w:lineRule="auto"/>
+        <w:ind w:left="-5" w:right="865"/>
+      </w:pPr>
+      <w:r>
+        <w:t>the female/male dichotomy are excluded from sex-stratified measures.</w:t>
+      </w:r>
+    </w:p>
+    <w:p>
+      <w:pPr>
+        <w:ind w:left="-15" w:right="865" w:firstLine="299"/>
+      </w:pPr>
+      <w:r>
+        <w:rPr>
+          <w:i/>
+        </w:rPr>
+        <w:t xml:space="preserve">Count-free measures </w:t>
+      </w:r>
+      <w:r>
+        <w:t xml:space="preserve">(Fig. </w:t>
+      </w:r>
+      <w:r>
+        <w:rPr>
+          <w:color w:val="0000FF"/>
+        </w:rPr>
+        <w:t>4</w:t>
+      </w:r>
+      <w:r>
+        <w:t>). Five rib-free vertebrae above the sacrum is typical; four and six are where transitional anatomy sits, and which of the two is present does not by itself determine what to call it. The lowest-rib length ratio is bimodal, and its lower mode,</w:t>
+      </w:r>
+    </w:p>
+    <w:p>
+      <w:pPr>
+        <w:spacing w:after="213"/>
+        <w:ind w:left="-5" w:right="865"/>
+      </w:pPr>
+      <w:r>
+        <w:t>below 0.33 of the rib above, marks a stump twelfth rib in 98 of the 788 records with a measurable pair (12.4%), against 12.6% on whole-spine CT</w:t>
+      </w:r>
+      <w:r>
+        <w:rPr>
+          <w:color w:val="0000FF"/>
+          <w:vertAlign w:val="superscript"/>
+        </w:rPr>
+        <w:t>18</w:t>
+      </w:r>
+      <w:r>
+        <w:t xml:space="preserve">; 16 records carry a lumbar rib (2.0%, against 1.5%). The co-occurrence reported there, stump ribs with sacralization and lumbar ribs with lumbarization, is testable here only where the junction was read; stump ribs accompany four of the 14 source-labeled sacralizations and 94 of the other 758 records (odds ratio 2.8, </w:t>
+      </w:r>
+      <w:r>
+        <w:rPr>
+          <w:i/>
+        </w:rPr>
+        <w:t xml:space="preserve">p </w:t>
+      </w:r>
+      <w:r>
+        <w:t>= 0</w:t>
+      </w:r>
+      <w:r>
+        <w:rPr>
+          <w:i/>
+        </w:rPr>
+        <w:t>.</w:t>
+      </w:r>
+      <w:r>
+        <w:t>09, Fisher’s exact test), and no lumbarization carries a lumbar rib.</w:t>
+      </w:r>
+    </w:p>
+    <w:p>
+      <w:pPr>
+        <w:ind w:left="-15" w:right="865" w:firstLine="299"/>
+      </w:pPr>
+      <w:r>
+        <w:rPr>
+          <w:i/>
+        </w:rPr>
+        <w:t xml:space="preserve">Level gradients and spinopelvic measures </w:t>
+      </w:r>
+      <w:r>
+        <w:t xml:space="preserve">(Fig. </w:t>
+      </w:r>
+      <w:r>
+        <w:rPr>
+          <w:color w:val="0000FF"/>
+        </w:rPr>
+        <w:t>5</w:t>
+      </w:r>
+      <w:r>
+        <w:t>). Vertebral dimensions increase caudally; pelvic incidence does not vary with age while pelvic tilt does, the signature of a pelvis</w:t>
+      </w:r>
+    </w:p>
+    <w:p>
+      <w:pPr>
+        <w:spacing w:after="329" w:line="259" w:lineRule="auto"/>
+        <w:ind w:left="-5" w:right="865"/>
+      </w:pPr>
+      <w:r>
+        <w:t>retroverting as a spine ages.</w:t>
+      </w:r>
+    </w:p>
+    <w:p>
+      <w:pPr>
+        <w:ind w:left="-15" w:right="865" w:firstLine="299"/>
+      </w:pPr>
+      <w:r>
+        <w:rPr>
+          <w:i/>
+        </w:rPr>
+        <w:t xml:space="preserve">Opportunistic measures. </w:t>
+      </w:r>
+      <w:r>
+        <w:t>Every scan carries a vertebral bone density measurement at no additional dose.</w:t>
+      </w:r>
+      <w:r>
+        <w:rPr>
+          <w:color w:val="0000FF"/>
+          <w:vertAlign w:val="superscript"/>
+        </w:rPr>
+        <w:t xml:space="preserve">33 </w:t>
+      </w:r>
+      <w:r>
+        <w:t>L1 trabecular attenuation is reported at the published standard site.</w:t>
+      </w:r>
+    </w:p>
+    <w:p>
+      <w:pPr>
+        <w:spacing w:after="533" w:line="259" w:lineRule="auto"/>
         <w:ind w:left="160" w:firstLine="0"/>
         <w:jc w:val="left"/>
       </w:pPr>
@@ -9125,16 +9253,16 @@
           <w:noProof/>
         </w:rPr>
         <w:drawing>
-          <wp:inline distT="0" distB="0" distL="0" distR="0" wp14:anchorId="2BC0848D" wp14:editId="13A9DCC8">
-            <wp:extent cx="5812537" cy="1170432"/>
+          <wp:inline distT="0" distB="0" distL="0" distR="0" wp14:anchorId="7F6D734C" wp14:editId="24ED24F8">
+            <wp:extent cx="5812537" cy="1173480"/>
             <wp:effectExtent l="0" t="0" r="0" b="0"/>
-            <wp:docPr id="36063" name="Picture 36063"/>
+            <wp:docPr id="35855" name="Picture 35855"/>
             <wp:cNvGraphicFramePr/>
             <a:graphic xmlns:a="http://schemas.openxmlformats.org/drawingml/2006/main">
               <a:graphicData uri="http://schemas.openxmlformats.org/drawingml/2006/picture">
                 <pic:pic xmlns:pic="http://schemas.openxmlformats.org/drawingml/2006/picture">
                   <pic:nvPicPr>
-                    <pic:cNvPr id="36063" name="Picture 36063"/>
+                    <pic:cNvPr id="35855" name="Picture 35855"/>
                     <pic:cNvPicPr/>
                   </pic:nvPicPr>
                   <pic:blipFill>
@@ -9146,7 +9274,7 @@
                   <pic:spPr>
                     <a:xfrm>
                       <a:off x="0" y="0"/>
-                      <a:ext cx="5812537" cy="1170432"/>
+                      <a:ext cx="5812537" cy="1173480"/>
                     </a:xfrm>
                     <a:prstGeom prst="rect">
                       <a:avLst/>
@@ -9161,7 +9289,7 @@
     </w:p>
     <w:p>
       <w:pPr>
-        <w:spacing w:after="260" w:line="265" w:lineRule="auto"/>
+        <w:spacing w:after="208" w:line="265" w:lineRule="auto"/>
         <w:ind w:left="10" w:right="880"/>
         <w:jc w:val="center"/>
       </w:pPr>
@@ -9195,11 +9323,12 @@
     </w:p>
     <w:p>
       <w:pPr>
-        <w:spacing w:after="162" w:line="259" w:lineRule="auto"/>
-        <w:ind w:left="-5" w:right="865"/>
-      </w:pPr>
-      <w:r>
-        <w:t>the female/male dichotomy are excluded from sex-stratified measures.</w:t>
+        <w:pStyle w:val="Heading1"/>
+        <w:spacing w:after="420"/>
+        <w:ind w:left="-5"/>
+      </w:pPr>
+      <w:r>
+        <w:t>V. POTENTIAL APPLICATIONS AND LIMITATIONS</w:t>
       </w:r>
     </w:p>
     <w:p>
@@ -9207,237 +9336,85 @@
         <w:ind w:left="-15" w:right="865" w:firstLine="299"/>
       </w:pPr>
       <w:r>
+        <w:t xml:space="preserve">The principal use is the </w:t>
+      </w:r>
+      <w:r>
         <w:rPr>
           <w:i/>
         </w:rPr>
-        <w:t xml:space="preserve">Count-free measures </w:t>
-      </w:r>
-      <w:r>
-        <w:t xml:space="preserve">(Fig. </w:t>
+        <w:t>spinopelvic interface</w:t>
+      </w:r>
+      <w:r>
+        <w:t>. Spine and pelvis carry radiologist-sourced annotation on one coordinate frame in 802 records, making sacral morphology measurable against the lumbar column rather than in isolation, among them the sacral endplate and its slope, the alar corridors constraining S2-alar-iliac and iliac screw trajectories, and the L5–S1 geometry a lumbosacral fusion must cross. Pelvic incidence is derived from the segmented sacrum and femoral heads, so it is reproducible from the labels themselves.</w:t>
+      </w:r>
+    </w:p>
+    <w:p>
+      <w:pPr>
+        <w:ind w:left="-15" w:right="865" w:firstLine="299"/>
+      </w:pPr>
+      <w:r>
+        <w:t>The transitional layer serves that use rather than competing with it, since no trajectory can be planned across a junction whose segments cannot be named.</w:t>
+      </w:r>
+    </w:p>
+    <w:p>
+      <w:pPr>
+        <w:spacing w:after="434"/>
+        <w:ind w:left="-15" w:right="865" w:firstLine="299"/>
+      </w:pPr>
+      <w:r>
+        <w:rPr>
+          <w:i/>
+        </w:rPr>
+        <w:t xml:space="preserve">A proxy for the preoperative view. </w:t>
+      </w:r>
+      <w:r>
+        <w:t xml:space="preserve">No public preoperative lumbar CT cohort exists that we know of, and VerSe lacks the sacrum and pelvis (Table </w:t>
       </w:r>
       <w:r>
         <w:rPr>
           <w:color w:val="0000FF"/>
         </w:rPr>
-        <w:t>4</w:t>
-      </w:r>
-      <w:r>
-        <w:t>). Five rib-free vertebrae above the sacrum is typical; four and six are where transitional anatomy sits, and which of the two is present does not by itself determine what to call it. The lowest-rib length ratio is bimodal, and its lower mode,</w:t>
-      </w:r>
-    </w:p>
-    <w:p>
-      <w:pPr>
-        <w:spacing w:after="48"/>
-        <w:ind w:left="-5" w:right="865"/>
-      </w:pPr>
-      <w:r>
-        <w:t>below 0.33 of the rib above, marks a stump twelfth rib in 98 of the 788 records with a measurable pair (12.4%), against 12.6% on whole-spine CT</w:t>
+        <w:t>I</w:t>
+      </w:r>
+      <w:r>
+        <w:t xml:space="preserve">), so this release is the closest available stand-in for the view a lumbar case is planned on. It holds the T12-to-S1 span with the lowest ribs and the pelvis, 377 of its 802 records were acquired prone, the position of posterior lumbar surgery, and it carries classes for the anomalies that make level identification fail. It is a screening population at colonography dose with standard soft-tissue kernels, not a surgical series, and it supports method development for level identification and instrumentation </w:t>
+      </w:r>
+      <w:r>
+        <w:t>geometry, not validation of a planning decision.</w:t>
+      </w:r>
+    </w:p>
+    <w:p>
+      <w:pPr>
+        <w:pStyle w:val="Heading1"/>
+        <w:spacing w:after="420"/>
+        <w:ind w:left="-5"/>
+      </w:pPr>
+      <w:r>
+        <w:t>V.A. Three uses the released measurements support</w:t>
+      </w:r>
+    </w:p>
+    <w:p>
+      <w:pPr>
+        <w:ind w:left="-15" w:right="865" w:firstLine="299"/>
+      </w:pPr>
+      <w:r>
+        <w:rPr>
+          <w:i/>
+        </w:rPr>
+        <w:t xml:space="preserve">Naming a level from its own geometry. </w:t>
+      </w:r>
+      <w:r>
+        <w:t>Wrong-level spine surgery runs at roughly one in 3,110 spinal procedures, and the cause most often cited is the transitional anatomy this cohort was assembled around.</w:t>
       </w:r>
       <w:r>
         <w:rPr>
           <w:color w:val="0000FF"/>
           <w:vertAlign w:val="superscript"/>
         </w:rPr>
-        <w:t>18</w:t>
-      </w:r>
-      <w:r>
-        <w:t xml:space="preserve">; 16 records carry a lumbar rib (2.0%, against 1.5%). The co-occurrence reported there, stump ribs with sacralization and lumbar ribs with lumbarization, is testable here only where the junction was read; stump ribs accompany four of the 14 source-labeled sacralizations and 94 of the other 758 records (odds ratio 2.8, </w:t>
-      </w:r>
-      <w:r>
-        <w:rPr>
-          <w:i/>
-        </w:rPr>
-        <w:t xml:space="preserve">p </w:t>
-      </w:r>
-      <w:r>
-        <w:t>= 0</w:t>
-      </w:r>
-      <w:r>
-        <w:rPr>
-          <w:i/>
-        </w:rPr>
-        <w:t>.</w:t>
-      </w:r>
-      <w:r>
-        <w:t>09, Fisher’s exact test), and no lumbarization carries a lumbar rib.</w:t>
-      </w:r>
-    </w:p>
-    <w:p>
-      <w:pPr>
-        <w:ind w:left="-15" w:right="865" w:firstLine="299"/>
-      </w:pPr>
-      <w:r>
-        <w:rPr>
-          <w:i/>
-        </w:rPr>
-        <w:t xml:space="preserve">Level gradients and spinopelvic measures </w:t>
-      </w:r>
-      <w:r>
-        <w:t xml:space="preserve">(Fig. </w:t>
-      </w:r>
-      <w:r>
-        <w:rPr>
-          <w:color w:val="0000FF"/>
-        </w:rPr>
-        <w:t>5</w:t>
-      </w:r>
-      <w:r>
-        <w:t>). Vertebral dimensions increase caudally; pelvic incidence does not vary with age while pelvic tilt does, the signature of a pelvis</w:t>
-      </w:r>
-    </w:p>
-    <w:p>
-      <w:pPr>
-        <w:spacing w:after="162" w:line="259" w:lineRule="auto"/>
-        <w:ind w:left="-5" w:right="865"/>
-      </w:pPr>
-      <w:r>
-        <w:t>retroverting as a spine ages.</w:t>
-      </w:r>
-    </w:p>
-    <w:p>
-      <w:pPr>
-        <w:ind w:left="-15" w:right="865" w:firstLine="299"/>
-      </w:pPr>
-      <w:r>
-        <w:rPr>
-          <w:i/>
-        </w:rPr>
-        <w:t xml:space="preserve">Opportunistic measures. </w:t>
-      </w:r>
-      <w:r>
-        <w:t>Every scan carries a vertebral bone density measurement at no additional dose.</w:t>
-      </w:r>
-      <w:r>
-        <w:rPr>
-          <w:color w:val="0000FF"/>
-          <w:vertAlign w:val="superscript"/>
-        </w:rPr>
-        <w:t xml:space="preserve">33 </w:t>
-      </w:r>
-      <w:r>
-        <w:t>L1 trabecular attenuation is reported at the published standard site.</w:t>
-      </w:r>
-    </w:p>
-    <w:p>
-      <w:pPr>
-        <w:pStyle w:val="Heading1"/>
-        <w:spacing w:after="449"/>
-        <w:ind w:left="-5"/>
-      </w:pPr>
-      <w:r>
-        <w:t>V. POTENTIAL APPLICATIONS AND LIMITATIONS</w:t>
-      </w:r>
-    </w:p>
-    <w:p>
-      <w:pPr>
-        <w:ind w:left="-15" w:right="865" w:firstLine="299"/>
-      </w:pPr>
-      <w:r>
-        <w:t xml:space="preserve">The principal use is the </w:t>
-      </w:r>
-      <w:r>
-        <w:rPr>
-          <w:i/>
-        </w:rPr>
-        <w:t>spinopelvic interface</w:t>
-      </w:r>
-      <w:r>
-        <w:t>. Spine and pelvis carry radiologist-sourced annotation on one coordinate frame in 802 records, making sacral morphology measurable against the lumbar column rather than in isolation, among them the sacral endplate and its slope, the alar corridors constraining S2-alar-iliac and iliac screw trajectories, and the L5–S1 geometry a lumbosacral fusion must cross. Pelvic incidence is derived from the segmented sacrum and femoral heads, so it is reproducible from the labels themselves.</w:t>
-      </w:r>
-    </w:p>
-    <w:p>
-      <w:pPr>
-        <w:spacing w:after="47"/>
-        <w:ind w:left="-15" w:right="865" w:firstLine="299"/>
-      </w:pPr>
-      <w:r>
-        <w:t>The transitional layer serves that use rather than competing with it, since no trajectory can be planned across a junction whose segments cannot be named.</w:t>
-      </w:r>
-    </w:p>
-    <w:p>
-      <w:pPr>
-        <w:spacing w:after="621"/>
-        <w:ind w:left="-15" w:right="865" w:firstLine="299"/>
-      </w:pPr>
-      <w:r>
-        <w:rPr>
-          <w:i/>
-        </w:rPr>
-        <w:t xml:space="preserve">A proxy for the preoperative view. </w:t>
-      </w:r>
-      <w:r>
-        <w:t xml:space="preserve">No public preoperative lumbar CT cohort exists that we know of, and VerSe lacks the sacrum and pelvis (Table </w:t>
-      </w:r>
-      <w:r>
-        <w:rPr>
-          <w:color w:val="0000FF"/>
-        </w:rPr>
-        <w:t>I</w:t>
-      </w:r>
-      <w:r>
-        <w:t xml:space="preserve">), so this release is the closest available stand-in for the view a lumbar case is planned on. It holds the T12-to-S1 span with the lowest ribs and the pelvis, 377 of its 802 records were acquired prone, the position of posterior lumbar surgery, and it carries classes for the anomalies that make level identification fail. It is a screening population at colonography dose with standard soft-tissue kernels, not a surgical series, and it supports method development for level identification and instrumentation </w:t>
-      </w:r>
-      <w:r>
-        <w:t>geometry, not validation of a planning decision.</w:t>
-      </w:r>
-    </w:p>
-    <w:p>
-      <w:pPr>
-        <w:pStyle w:val="Heading1"/>
-        <w:spacing w:after="449"/>
-        <w:ind w:left="-5"/>
-      </w:pPr>
-      <w:r>
-        <w:t>V.A. Three uses the released measurements support</w:t>
-      </w:r>
-    </w:p>
-    <w:p>
-      <w:pPr>
-        <w:spacing w:after="45"/>
-        <w:ind w:left="-15" w:right="865" w:firstLine="299"/>
-      </w:pPr>
-      <w:r>
-        <w:rPr>
-          <w:i/>
-        </w:rPr>
-        <w:t xml:space="preserve">Naming a level from its own geometry. </w:t>
-      </w:r>
-      <w:r>
-        <w:t>Wrong-level spine surgery runs at roughly one in 3,110 spinal procedures, and the cause most often cited is the transitional anatomy this cohort was assembled around.</w:t>
-      </w:r>
-      <w:r>
-        <w:rPr>
-          <w:color w:val="0000FF"/>
-          <w:vertAlign w:val="superscript"/>
-        </w:rPr>
         <w:t xml:space="preserve">34 </w:t>
       </w:r>
       <w:r>
-        <w:t>Per-level body height, canal width, endplate width, transverseprocess span and wedge ratio are released for T11–L5 across all 802 records, and because the labels were assigned against the twelfth rib rather than by enumeration, a model trained on them is not learning the convention that fails.</w:t>
-      </w:r>
-    </w:p>
-    <w:p>
-      <w:pPr>
-        <w:ind w:left="-15" w:right="865" w:firstLine="299"/>
-      </w:pPr>
-      <w:r>
-        <w:rPr>
-          <w:i/>
-        </w:rPr>
-        <w:t xml:space="preserve">Reference morphometry with its spread. </w:t>
-      </w:r>
-      <w:r>
-        <w:t>The values a surgeon consults for vertebral body height, canal dimensions and pedicle width come from cadaveric series of a few dozen specimens, plotted as single values with no indication of spread.</w:t>
-      </w:r>
-      <w:r>
-        <w:rPr>
-          <w:color w:val="0000FF"/>
-          <w:vertAlign w:val="superscript"/>
-        </w:rPr>
-        <w:t xml:space="preserve">22 </w:t>
-      </w:r>
-      <w:r>
-        <w:t>They cannot tell a reader whether the patient in front of them is unusual, because they never show what usual looks like. The same measures are given here from 802 records with the distribution attached</w:t>
+        <w:t>Per-level body height, canal width, endplate width, transverseprocess span and wedge ratio are released for T11–L5 across all 802 records, and because the labels were assigned against the twelfth rib rather than by enumeration, a model trained</w:t>
       </w:r>
     </w:p>
     <w:p>
@@ -9447,7 +9424,7 @@
           <w:footerReference w:type="default" r:id="rId28"/>
           <w:footerReference w:type="first" r:id="rId29"/>
           <w:pgSz w:w="12240" w:h="15840"/>
-          <w:pgMar w:top="1434" w:right="595" w:bottom="1093" w:left="1440" w:header="720" w:footer="496" w:gutter="0"/>
+          <w:pgMar w:top="1434" w:right="595" w:bottom="1091" w:left="1440" w:header="720" w:footer="496" w:gutter="0"/>
           <w:cols w:space="720"/>
         </w:sectPr>
       </w:pPr>
@@ -9528,10 +9505,10 @@
         <mc:AlternateContent>
           <mc:Choice Requires="wpg">
             <w:drawing>
-              <wp:inline distT="0" distB="0" distL="0" distR="0" wp14:anchorId="7687AA09" wp14:editId="4D93231D">
+              <wp:inline distT="0" distB="0" distL="0" distR="0" wp14:anchorId="38B00966" wp14:editId="54655696">
                 <wp:extent cx="3832153" cy="871728"/>
                 <wp:effectExtent l="0" t="0" r="0" b="0"/>
-                <wp:docPr id="36109" name="Group 36109"/>
+                <wp:docPr id="35901" name="Group 35901"/>
                 <wp:cNvGraphicFramePr/>
                 <a:graphic xmlns:a="http://schemas.openxmlformats.org/drawingml/2006/main">
                   <a:graphicData uri="http://schemas.microsoft.com/office/word/2010/wordprocessingGroup">
@@ -9547,7 +9524,7 @@
                       </wpg:grpSpPr>
                       <pic:pic xmlns:pic="http://schemas.openxmlformats.org/drawingml/2006/picture">
                         <pic:nvPicPr>
-                          <pic:cNvPr id="36065" name="Picture 36065"/>
+                          <pic:cNvPr id="35857" name="Picture 35857"/>
                           <pic:cNvPicPr/>
                         </pic:nvPicPr>
                         <pic:blipFill>
@@ -9567,7 +9544,7 @@
                         </pic:spPr>
                       </pic:pic>
                       <wps:wsp>
-                        <wps:cNvPr id="3576" name="Shape 3576"/>
+                        <wps:cNvPr id="3564" name="Shape 3564"/>
                         <wps:cNvSpPr/>
                         <wps:spPr>
                           <a:xfrm>
@@ -9612,7 +9589,7 @@
                         <wps:bodyPr/>
                       </wps:wsp>
                       <wps:wsp>
-                        <wps:cNvPr id="3577" name="Shape 3577"/>
+                        <wps:cNvPr id="3565" name="Shape 3565"/>
                         <wps:cNvSpPr/>
                         <wps:spPr>
                           <a:xfrm>
@@ -9656,7 +9633,7 @@
                         <wps:bodyPr/>
                       </wps:wsp>
                       <wps:wsp>
-                        <wps:cNvPr id="3579" name="Shape 3579"/>
+                        <wps:cNvPr id="3567" name="Shape 3567"/>
                         <wps:cNvSpPr/>
                         <wps:spPr>
                           <a:xfrm>
@@ -9701,7 +9678,7 @@
                         <wps:bodyPr/>
                       </wps:wsp>
                       <wps:wsp>
-                        <wps:cNvPr id="3580" name="Shape 3580"/>
+                        <wps:cNvPr id="3568" name="Shape 3568"/>
                         <wps:cNvSpPr/>
                         <wps:spPr>
                           <a:xfrm>
@@ -9745,7 +9722,7 @@
                         <wps:bodyPr/>
                       </wps:wsp>
                       <wps:wsp>
-                        <wps:cNvPr id="3582" name="Shape 3582"/>
+                        <wps:cNvPr id="3570" name="Shape 3570"/>
                         <wps:cNvSpPr/>
                         <wps:spPr>
                           <a:xfrm>
@@ -9790,7 +9767,7 @@
                         <wps:bodyPr/>
                       </wps:wsp>
                       <wps:wsp>
-                        <wps:cNvPr id="3583" name="Shape 3583"/>
+                        <wps:cNvPr id="3571" name="Shape 3571"/>
                         <wps:cNvSpPr/>
                         <wps:spPr>
                           <a:xfrm>
@@ -9834,7 +9811,7 @@
                         <wps:bodyPr/>
                       </wps:wsp>
                       <wps:wsp>
-                        <wps:cNvPr id="3585" name="Shape 3585"/>
+                        <wps:cNvPr id="3573" name="Shape 3573"/>
                         <wps:cNvSpPr/>
                         <wps:spPr>
                           <a:xfrm>
@@ -9879,7 +9856,7 @@
                         <wps:bodyPr/>
                       </wps:wsp>
                       <wps:wsp>
-                        <wps:cNvPr id="3586" name="Shape 3586"/>
+                        <wps:cNvPr id="3574" name="Shape 3574"/>
                         <wps:cNvSpPr/>
                         <wps:spPr>
                           <a:xfrm>
@@ -9923,11 +9900,539 @@
                         <wps:bodyPr/>
                       </wps:wsp>
                       <wps:wsp>
+                        <wps:cNvPr id="3576" name="Shape 3576"/>
+                        <wps:cNvSpPr/>
+                        <wps:spPr>
+                          <a:xfrm>
+                            <a:off x="2431940" y="805721"/>
+                            <a:ext cx="0" cy="23452"/>
+                          </a:xfrm>
+                          <a:custGeom>
+                            <a:avLst/>
+                            <a:gdLst/>
+                            <a:ahLst/>
+                            <a:cxnLst/>
+                            <a:rect l="0" t="0" r="0" b="0"/>
+                            <a:pathLst>
+                              <a:path h="23452">
+                                <a:moveTo>
+                                  <a:pt x="0" y="23452"/>
+                                </a:moveTo>
+                                <a:lnTo>
+                                  <a:pt x="0" y="0"/>
+                                </a:lnTo>
+                                <a:close/>
+                              </a:path>
+                            </a:pathLst>
+                          </a:custGeom>
+                          <a:ln w="8208" cap="flat">
+                            <a:round/>
+                          </a:ln>
+                        </wps:spPr>
+                        <wps:style>
+                          <a:lnRef idx="1">
+                            <a:srgbClr val="000000"/>
+                          </a:lnRef>
+                          <a:fillRef idx="1">
+                            <a:srgbClr val="000000"/>
+                          </a:fillRef>
+                          <a:effectRef idx="0">
+                            <a:scrgbClr r="0" g="0" b="0"/>
+                          </a:effectRef>
+                          <a:fontRef idx="none"/>
+                        </wps:style>
+                        <wps:bodyPr/>
+                      </wps:wsp>
+                      <wps:wsp>
+                        <wps:cNvPr id="3577" name="Shape 3577"/>
+                        <wps:cNvSpPr/>
+                        <wps:spPr>
+                          <a:xfrm>
+                            <a:off x="2513082" y="805721"/>
+                            <a:ext cx="0" cy="23452"/>
+                          </a:xfrm>
+                          <a:custGeom>
+                            <a:avLst/>
+                            <a:gdLst/>
+                            <a:ahLst/>
+                            <a:cxnLst/>
+                            <a:rect l="0" t="0" r="0" b="0"/>
+                            <a:pathLst>
+                              <a:path h="23452">
+                                <a:moveTo>
+                                  <a:pt x="0" y="23452"/>
+                                </a:moveTo>
+                                <a:lnTo>
+                                  <a:pt x="0" y="0"/>
+                                </a:lnTo>
+                                <a:close/>
+                              </a:path>
+                            </a:pathLst>
+                          </a:custGeom>
+                          <a:ln w="8208" cap="flat">
+                            <a:round/>
+                          </a:ln>
+                        </wps:spPr>
+                        <wps:style>
+                          <a:lnRef idx="1">
+                            <a:srgbClr val="000000"/>
+                          </a:lnRef>
+                          <a:fillRef idx="1">
+                            <a:srgbClr val="000000"/>
+                          </a:fillRef>
+                          <a:effectRef idx="0">
+                            <a:scrgbClr r="0" g="0" b="0"/>
+                          </a:effectRef>
+                          <a:fontRef idx="none"/>
+                        </wps:style>
+                        <wps:bodyPr/>
+                      </wps:wsp>
+                      <wps:wsp>
+                        <wps:cNvPr id="3578" name="Shape 3578"/>
+                        <wps:cNvSpPr/>
+                        <wps:spPr>
+                          <a:xfrm>
+                            <a:off x="2594224" y="805721"/>
+                            <a:ext cx="0" cy="23452"/>
+                          </a:xfrm>
+                          <a:custGeom>
+                            <a:avLst/>
+                            <a:gdLst/>
+                            <a:ahLst/>
+                            <a:cxnLst/>
+                            <a:rect l="0" t="0" r="0" b="0"/>
+                            <a:pathLst>
+                              <a:path h="23452">
+                                <a:moveTo>
+                                  <a:pt x="0" y="23452"/>
+                                </a:moveTo>
+                                <a:lnTo>
+                                  <a:pt x="0" y="0"/>
+                                </a:lnTo>
+                                <a:close/>
+                              </a:path>
+                            </a:pathLst>
+                          </a:custGeom>
+                          <a:ln w="8208" cap="flat">
+                            <a:round/>
+                          </a:ln>
+                        </wps:spPr>
+                        <wps:style>
+                          <a:lnRef idx="1">
+                            <a:srgbClr val="000000"/>
+                          </a:lnRef>
+                          <a:fillRef idx="1">
+                            <a:srgbClr val="000000"/>
+                          </a:fillRef>
+                          <a:effectRef idx="0">
+                            <a:scrgbClr r="0" g="0" b="0"/>
+                          </a:effectRef>
+                          <a:fontRef idx="none"/>
+                        </wps:style>
+                        <wps:bodyPr/>
+                      </wps:wsp>
+                      <wps:wsp>
+                        <wps:cNvPr id="3579" name="Shape 3579"/>
+                        <wps:cNvSpPr/>
+                        <wps:spPr>
+                          <a:xfrm>
+                            <a:off x="2675366" y="805721"/>
+                            <a:ext cx="0" cy="23452"/>
+                          </a:xfrm>
+                          <a:custGeom>
+                            <a:avLst/>
+                            <a:gdLst/>
+                            <a:ahLst/>
+                            <a:cxnLst/>
+                            <a:rect l="0" t="0" r="0" b="0"/>
+                            <a:pathLst>
+                              <a:path h="23452">
+                                <a:moveTo>
+                                  <a:pt x="0" y="23452"/>
+                                </a:moveTo>
+                                <a:lnTo>
+                                  <a:pt x="0" y="0"/>
+                                </a:lnTo>
+                                <a:close/>
+                              </a:path>
+                            </a:pathLst>
+                          </a:custGeom>
+                          <a:ln w="8208" cap="flat">
+                            <a:round/>
+                          </a:ln>
+                        </wps:spPr>
+                        <wps:style>
+                          <a:lnRef idx="1">
+                            <a:srgbClr val="000000"/>
+                          </a:lnRef>
+                          <a:fillRef idx="1">
+                            <a:srgbClr val="000000"/>
+                          </a:fillRef>
+                          <a:effectRef idx="0">
+                            <a:scrgbClr r="0" g="0" b="0"/>
+                          </a:effectRef>
+                          <a:fontRef idx="none"/>
+                        </wps:style>
+                        <wps:bodyPr/>
+                      </wps:wsp>
+                      <wps:wsp>
+                        <wps:cNvPr id="3580" name="Shape 3580"/>
+                        <wps:cNvSpPr/>
+                        <wps:spPr>
+                          <a:xfrm>
+                            <a:off x="2837649" y="805721"/>
+                            <a:ext cx="0" cy="23452"/>
+                          </a:xfrm>
+                          <a:custGeom>
+                            <a:avLst/>
+                            <a:gdLst/>
+                            <a:ahLst/>
+                            <a:cxnLst/>
+                            <a:rect l="0" t="0" r="0" b="0"/>
+                            <a:pathLst>
+                              <a:path h="23452">
+                                <a:moveTo>
+                                  <a:pt x="0" y="23452"/>
+                                </a:moveTo>
+                                <a:lnTo>
+                                  <a:pt x="0" y="0"/>
+                                </a:lnTo>
+                                <a:close/>
+                              </a:path>
+                            </a:pathLst>
+                          </a:custGeom>
+                          <a:ln w="8208" cap="flat">
+                            <a:round/>
+                          </a:ln>
+                        </wps:spPr>
+                        <wps:style>
+                          <a:lnRef idx="1">
+                            <a:srgbClr val="000000"/>
+                          </a:lnRef>
+                          <a:fillRef idx="1">
+                            <a:srgbClr val="000000"/>
+                          </a:fillRef>
+                          <a:effectRef idx="0">
+                            <a:scrgbClr r="0" g="0" b="0"/>
+                          </a:effectRef>
+                          <a:fontRef idx="none"/>
+                        </wps:style>
+                        <wps:bodyPr/>
+                      </wps:wsp>
+                      <wps:wsp>
+                        <wps:cNvPr id="3581" name="Shape 3581"/>
+                        <wps:cNvSpPr/>
+                        <wps:spPr>
+                          <a:xfrm>
+                            <a:off x="2918791" y="805721"/>
+                            <a:ext cx="0" cy="23452"/>
+                          </a:xfrm>
+                          <a:custGeom>
+                            <a:avLst/>
+                            <a:gdLst/>
+                            <a:ahLst/>
+                            <a:cxnLst/>
+                            <a:rect l="0" t="0" r="0" b="0"/>
+                            <a:pathLst>
+                              <a:path h="23452">
+                                <a:moveTo>
+                                  <a:pt x="0" y="23452"/>
+                                </a:moveTo>
+                                <a:lnTo>
+                                  <a:pt x="0" y="0"/>
+                                </a:lnTo>
+                                <a:close/>
+                              </a:path>
+                            </a:pathLst>
+                          </a:custGeom>
+                          <a:ln w="8208" cap="flat">
+                            <a:round/>
+                          </a:ln>
+                        </wps:spPr>
+                        <wps:style>
+                          <a:lnRef idx="1">
+                            <a:srgbClr val="000000"/>
+                          </a:lnRef>
+                          <a:fillRef idx="1">
+                            <a:srgbClr val="000000"/>
+                          </a:fillRef>
+                          <a:effectRef idx="0">
+                            <a:scrgbClr r="0" g="0" b="0"/>
+                          </a:effectRef>
+                          <a:fontRef idx="none"/>
+                        </wps:style>
+                        <wps:bodyPr/>
+                      </wps:wsp>
+                      <wps:wsp>
+                        <wps:cNvPr id="3582" name="Shape 3582"/>
+                        <wps:cNvSpPr/>
+                        <wps:spPr>
+                          <a:xfrm>
+                            <a:off x="2999933" y="805721"/>
+                            <a:ext cx="0" cy="23452"/>
+                          </a:xfrm>
+                          <a:custGeom>
+                            <a:avLst/>
+                            <a:gdLst/>
+                            <a:ahLst/>
+                            <a:cxnLst/>
+                            <a:rect l="0" t="0" r="0" b="0"/>
+                            <a:pathLst>
+                              <a:path h="23452">
+                                <a:moveTo>
+                                  <a:pt x="0" y="23452"/>
+                                </a:moveTo>
+                                <a:lnTo>
+                                  <a:pt x="0" y="0"/>
+                                </a:lnTo>
+                                <a:close/>
+                              </a:path>
+                            </a:pathLst>
+                          </a:custGeom>
+                          <a:ln w="8208" cap="flat">
+                            <a:round/>
+                          </a:ln>
+                        </wps:spPr>
+                        <wps:style>
+                          <a:lnRef idx="1">
+                            <a:srgbClr val="000000"/>
+                          </a:lnRef>
+                          <a:fillRef idx="1">
+                            <a:srgbClr val="000000"/>
+                          </a:fillRef>
+                          <a:effectRef idx="0">
+                            <a:scrgbClr r="0" g="0" b="0"/>
+                          </a:effectRef>
+                          <a:fontRef idx="none"/>
+                        </wps:style>
+                        <wps:bodyPr/>
+                      </wps:wsp>
+                      <wps:wsp>
+                        <wps:cNvPr id="3583" name="Shape 3583"/>
+                        <wps:cNvSpPr/>
+                        <wps:spPr>
+                          <a:xfrm>
+                            <a:off x="3081074" y="805721"/>
+                            <a:ext cx="0" cy="23452"/>
+                          </a:xfrm>
+                          <a:custGeom>
+                            <a:avLst/>
+                            <a:gdLst/>
+                            <a:ahLst/>
+                            <a:cxnLst/>
+                            <a:rect l="0" t="0" r="0" b="0"/>
+                            <a:pathLst>
+                              <a:path h="23452">
+                                <a:moveTo>
+                                  <a:pt x="0" y="23452"/>
+                                </a:moveTo>
+                                <a:lnTo>
+                                  <a:pt x="0" y="0"/>
+                                </a:lnTo>
+                                <a:close/>
+                              </a:path>
+                            </a:pathLst>
+                          </a:custGeom>
+                          <a:ln w="8208" cap="flat">
+                            <a:round/>
+                          </a:ln>
+                        </wps:spPr>
+                        <wps:style>
+                          <a:lnRef idx="1">
+                            <a:srgbClr val="000000"/>
+                          </a:lnRef>
+                          <a:fillRef idx="1">
+                            <a:srgbClr val="000000"/>
+                          </a:fillRef>
+                          <a:effectRef idx="0">
+                            <a:scrgbClr r="0" g="0" b="0"/>
+                          </a:effectRef>
+                          <a:fontRef idx="none"/>
+                        </wps:style>
+                        <wps:bodyPr/>
+                      </wps:wsp>
+                      <wps:wsp>
+                        <wps:cNvPr id="3584" name="Shape 3584"/>
+                        <wps:cNvSpPr/>
+                        <wps:spPr>
+                          <a:xfrm>
+                            <a:off x="3243358" y="805721"/>
+                            <a:ext cx="0" cy="23452"/>
+                          </a:xfrm>
+                          <a:custGeom>
+                            <a:avLst/>
+                            <a:gdLst/>
+                            <a:ahLst/>
+                            <a:cxnLst/>
+                            <a:rect l="0" t="0" r="0" b="0"/>
+                            <a:pathLst>
+                              <a:path h="23452">
+                                <a:moveTo>
+                                  <a:pt x="0" y="23452"/>
+                                </a:moveTo>
+                                <a:lnTo>
+                                  <a:pt x="0" y="0"/>
+                                </a:lnTo>
+                                <a:close/>
+                              </a:path>
+                            </a:pathLst>
+                          </a:custGeom>
+                          <a:ln w="8208" cap="flat">
+                            <a:round/>
+                          </a:ln>
+                        </wps:spPr>
+                        <wps:style>
+                          <a:lnRef idx="1">
+                            <a:srgbClr val="000000"/>
+                          </a:lnRef>
+                          <a:fillRef idx="1">
+                            <a:srgbClr val="000000"/>
+                          </a:fillRef>
+                          <a:effectRef idx="0">
+                            <a:scrgbClr r="0" g="0" b="0"/>
+                          </a:effectRef>
+                          <a:fontRef idx="none"/>
+                        </wps:style>
+                        <wps:bodyPr/>
+                      </wps:wsp>
+                      <wps:wsp>
+                        <wps:cNvPr id="3585" name="Shape 3585"/>
+                        <wps:cNvSpPr/>
+                        <wps:spPr>
+                          <a:xfrm>
+                            <a:off x="3324500" y="805721"/>
+                            <a:ext cx="0" cy="23452"/>
+                          </a:xfrm>
+                          <a:custGeom>
+                            <a:avLst/>
+                            <a:gdLst/>
+                            <a:ahLst/>
+                            <a:cxnLst/>
+                            <a:rect l="0" t="0" r="0" b="0"/>
+                            <a:pathLst>
+                              <a:path h="23452">
+                                <a:moveTo>
+                                  <a:pt x="0" y="23452"/>
+                                </a:moveTo>
+                                <a:lnTo>
+                                  <a:pt x="0" y="0"/>
+                                </a:lnTo>
+                                <a:close/>
+                              </a:path>
+                            </a:pathLst>
+                          </a:custGeom>
+                          <a:ln w="8208" cap="flat">
+                            <a:round/>
+                          </a:ln>
+                        </wps:spPr>
+                        <wps:style>
+                          <a:lnRef idx="1">
+                            <a:srgbClr val="000000"/>
+                          </a:lnRef>
+                          <a:fillRef idx="1">
+                            <a:srgbClr val="000000"/>
+                          </a:fillRef>
+                          <a:effectRef idx="0">
+                            <a:scrgbClr r="0" g="0" b="0"/>
+                          </a:effectRef>
+                          <a:fontRef idx="none"/>
+                        </wps:style>
+                        <wps:bodyPr/>
+                      </wps:wsp>
+                      <wps:wsp>
+                        <wps:cNvPr id="3586" name="Shape 3586"/>
+                        <wps:cNvSpPr/>
+                        <wps:spPr>
+                          <a:xfrm>
+                            <a:off x="3405642" y="805721"/>
+                            <a:ext cx="0" cy="23452"/>
+                          </a:xfrm>
+                          <a:custGeom>
+                            <a:avLst/>
+                            <a:gdLst/>
+                            <a:ahLst/>
+                            <a:cxnLst/>
+                            <a:rect l="0" t="0" r="0" b="0"/>
+                            <a:pathLst>
+                              <a:path h="23452">
+                                <a:moveTo>
+                                  <a:pt x="0" y="23452"/>
+                                </a:moveTo>
+                                <a:lnTo>
+                                  <a:pt x="0" y="0"/>
+                                </a:lnTo>
+                                <a:close/>
+                              </a:path>
+                            </a:pathLst>
+                          </a:custGeom>
+                          <a:ln w="8208" cap="flat">
+                            <a:round/>
+                          </a:ln>
+                        </wps:spPr>
+                        <wps:style>
+                          <a:lnRef idx="1">
+                            <a:srgbClr val="000000"/>
+                          </a:lnRef>
+                          <a:fillRef idx="1">
+                            <a:srgbClr val="000000"/>
+                          </a:fillRef>
+                          <a:effectRef idx="0">
+                            <a:scrgbClr r="0" g="0" b="0"/>
+                          </a:effectRef>
+                          <a:fontRef idx="none"/>
+                        </wps:style>
+                        <wps:bodyPr/>
+                      </wps:wsp>
+                      <wps:wsp>
+                        <wps:cNvPr id="3587" name="Shape 3587"/>
+                        <wps:cNvSpPr/>
+                        <wps:spPr>
+                          <a:xfrm>
+                            <a:off x="3486783" y="805721"/>
+                            <a:ext cx="0" cy="23452"/>
+                          </a:xfrm>
+                          <a:custGeom>
+                            <a:avLst/>
+                            <a:gdLst/>
+                            <a:ahLst/>
+                            <a:cxnLst/>
+                            <a:rect l="0" t="0" r="0" b="0"/>
+                            <a:pathLst>
+                              <a:path h="23452">
+                                <a:moveTo>
+                                  <a:pt x="0" y="23452"/>
+                                </a:moveTo>
+                                <a:lnTo>
+                                  <a:pt x="0" y="0"/>
+                                </a:lnTo>
+                                <a:close/>
+                              </a:path>
+                            </a:pathLst>
+                          </a:custGeom>
+                          <a:ln w="8208" cap="flat">
+                            <a:round/>
+                          </a:ln>
+                        </wps:spPr>
+                        <wps:style>
+                          <a:lnRef idx="1">
+                            <a:srgbClr val="000000"/>
+                          </a:lnRef>
+                          <a:fillRef idx="1">
+                            <a:srgbClr val="000000"/>
+                          </a:fillRef>
+                          <a:effectRef idx="0">
+                            <a:scrgbClr r="0" g="0" b="0"/>
+                          </a:effectRef>
+                          <a:fontRef idx="none"/>
+                        </wps:style>
+                        <wps:bodyPr/>
+                      </wps:wsp>
+                      <wps:wsp>
                         <wps:cNvPr id="3588" name="Shape 3588"/>
                         <wps:cNvSpPr/>
                         <wps:spPr>
                           <a:xfrm>
-                            <a:off x="2431940" y="805721"/>
+                            <a:off x="3649067" y="805721"/>
                             <a:ext cx="0" cy="23452"/>
                           </a:xfrm>
                           <a:custGeom>
@@ -9971,7 +10476,7 @@
                         <wps:cNvSpPr/>
                         <wps:spPr>
                           <a:xfrm>
-                            <a:off x="2513082" y="805721"/>
+                            <a:off x="3730209" y="805721"/>
                             <a:ext cx="0" cy="23452"/>
                           </a:xfrm>
                           <a:custGeom>
@@ -10015,51 +10520,7 @@
                         <wps:cNvSpPr/>
                         <wps:spPr>
                           <a:xfrm>
-                            <a:off x="2594224" y="805721"/>
-                            <a:ext cx="0" cy="23452"/>
-                          </a:xfrm>
-                          <a:custGeom>
-                            <a:avLst/>
-                            <a:gdLst/>
-                            <a:ahLst/>
-                            <a:cxnLst/>
-                            <a:rect l="0" t="0" r="0" b="0"/>
-                            <a:pathLst>
-                              <a:path h="23452">
-                                <a:moveTo>
-                                  <a:pt x="0" y="23452"/>
-                                </a:moveTo>
-                                <a:lnTo>
-                                  <a:pt x="0" y="0"/>
-                                </a:lnTo>
-                                <a:close/>
-                              </a:path>
-                            </a:pathLst>
-                          </a:custGeom>
-                          <a:ln w="8208" cap="flat">
-                            <a:round/>
-                          </a:ln>
-                        </wps:spPr>
-                        <wps:style>
-                          <a:lnRef idx="1">
-                            <a:srgbClr val="000000"/>
-                          </a:lnRef>
-                          <a:fillRef idx="1">
-                            <a:srgbClr val="000000"/>
-                          </a:fillRef>
-                          <a:effectRef idx="0">
-                            <a:scrgbClr r="0" g="0" b="0"/>
-                          </a:effectRef>
-                          <a:fontRef idx="none"/>
-                        </wps:style>
-                        <wps:bodyPr/>
-                      </wps:wsp>
-                      <wps:wsp>
-                        <wps:cNvPr id="3591" name="Shape 3591"/>
-                        <wps:cNvSpPr/>
-                        <wps:spPr>
-                          <a:xfrm>
-                            <a:off x="2675366" y="805721"/>
+                            <a:off x="3811350" y="805721"/>
                             <a:ext cx="0" cy="23452"/>
                           </a:xfrm>
                           <a:custGeom>
@@ -10103,8 +10564,8 @@
                         <wps:cNvSpPr/>
                         <wps:spPr>
                           <a:xfrm>
-                            <a:off x="2837649" y="805721"/>
-                            <a:ext cx="0" cy="23452"/>
+                            <a:off x="2303422" y="79442"/>
+                            <a:ext cx="1528731" cy="0"/>
                           </a:xfrm>
                           <a:custGeom>
                             <a:avLst/>
@@ -10113,27 +10574,28 @@
                             <a:cxnLst/>
                             <a:rect l="0" t="0" r="0" b="0"/>
                             <a:pathLst>
-                              <a:path h="23452">
+                              <a:path w="1528731">
                                 <a:moveTo>
-                                  <a:pt x="0" y="23452"/>
+                                  <a:pt x="0" y="0"/>
                                 </a:moveTo>
                                 <a:lnTo>
-                                  <a:pt x="0" y="0"/>
-                                </a:lnTo>
-                                <a:close/>
+                                  <a:pt x="1528731" y="0"/>
+                                </a:lnTo>
                               </a:path>
                             </a:pathLst>
                           </a:custGeom>
-                          <a:ln w="8208" cap="flat">
+                          <a:ln w="7036" cap="sq">
                             <a:round/>
                           </a:ln>
                         </wps:spPr>
                         <wps:style>
                           <a:lnRef idx="1">
-                            <a:srgbClr val="000000"/>
+                            <a:srgbClr val="B0B0B0"/>
                           </a:lnRef>
-                          <a:fillRef idx="1">
-                            <a:srgbClr val="000000"/>
+                          <a:fillRef idx="0">
+                            <a:srgbClr val="000000">
+                              <a:alpha val="0"/>
+                            </a:srgbClr>
                           </a:fillRef>
                           <a:effectRef idx="0">
                             <a:scrgbClr r="0" g="0" b="0"/>
@@ -10147,8 +10609,8 @@
                         <wps:cNvSpPr/>
                         <wps:spPr>
                           <a:xfrm>
-                            <a:off x="2918791" y="805721"/>
-                            <a:ext cx="0" cy="23452"/>
+                            <a:off x="2262381" y="79442"/>
+                            <a:ext cx="41041" cy="0"/>
                           </a:xfrm>
                           <a:custGeom>
                             <a:avLst/>
@@ -10157,9 +10619,9 @@
                             <a:cxnLst/>
                             <a:rect l="0" t="0" r="0" b="0"/>
                             <a:pathLst>
-                              <a:path h="23452">
+                              <a:path w="41041">
                                 <a:moveTo>
-                                  <a:pt x="0" y="23452"/>
+                                  <a:pt x="41041" y="0"/>
                                 </a:moveTo>
                                 <a:lnTo>
                                   <a:pt x="0" y="0"/>
@@ -10168,51 +10630,7 @@
                               </a:path>
                             </a:pathLst>
                           </a:custGeom>
-                          <a:ln w="8208" cap="flat">
-                            <a:round/>
-                          </a:ln>
-                        </wps:spPr>
-                        <wps:style>
-                          <a:lnRef idx="1">
-                            <a:srgbClr val="000000"/>
-                          </a:lnRef>
-                          <a:fillRef idx="1">
-                            <a:srgbClr val="000000"/>
-                          </a:fillRef>
-                          <a:effectRef idx="0">
-                            <a:scrgbClr r="0" g="0" b="0"/>
-                          </a:effectRef>
-                          <a:fontRef idx="none"/>
-                        </wps:style>
-                        <wps:bodyPr/>
-                      </wps:wsp>
-                      <wps:wsp>
-                        <wps:cNvPr id="3594" name="Shape 3594"/>
-                        <wps:cNvSpPr/>
-                        <wps:spPr>
-                          <a:xfrm>
-                            <a:off x="2999933" y="805721"/>
-                            <a:ext cx="0" cy="23452"/>
-                          </a:xfrm>
-                          <a:custGeom>
-                            <a:avLst/>
-                            <a:gdLst/>
-                            <a:ahLst/>
-                            <a:cxnLst/>
-                            <a:rect l="0" t="0" r="0" b="0"/>
-                            <a:pathLst>
-                              <a:path h="23452">
-                                <a:moveTo>
-                                  <a:pt x="0" y="23452"/>
-                                </a:moveTo>
-                                <a:lnTo>
-                                  <a:pt x="0" y="0"/>
-                                </a:lnTo>
-                                <a:close/>
-                              </a:path>
-                            </a:pathLst>
-                          </a:custGeom>
-                          <a:ln w="8208" cap="flat">
+                          <a:ln w="12899" cap="flat">
                             <a:round/>
                           </a:ln>
                         </wps:spPr>
@@ -10235,8 +10653,8 @@
                         <wps:cNvSpPr/>
                         <wps:spPr>
                           <a:xfrm>
-                            <a:off x="3081074" y="805721"/>
-                            <a:ext cx="0" cy="23452"/>
+                            <a:off x="2303422" y="193038"/>
+                            <a:ext cx="1528731" cy="0"/>
                           </a:xfrm>
                           <a:custGeom>
                             <a:avLst/>
@@ -10245,27 +10663,28 @@
                             <a:cxnLst/>
                             <a:rect l="0" t="0" r="0" b="0"/>
                             <a:pathLst>
-                              <a:path h="23452">
+                              <a:path w="1528731">
                                 <a:moveTo>
-                                  <a:pt x="0" y="23452"/>
+                                  <a:pt x="0" y="0"/>
                                 </a:moveTo>
                                 <a:lnTo>
-                                  <a:pt x="0" y="0"/>
-                                </a:lnTo>
-                                <a:close/>
+                                  <a:pt x="1528731" y="0"/>
+                                </a:lnTo>
                               </a:path>
                             </a:pathLst>
                           </a:custGeom>
-                          <a:ln w="8208" cap="flat">
+                          <a:ln w="7036" cap="sq">
                             <a:round/>
                           </a:ln>
                         </wps:spPr>
                         <wps:style>
                           <a:lnRef idx="1">
-                            <a:srgbClr val="000000"/>
+                            <a:srgbClr val="B0B0B0"/>
                           </a:lnRef>
-                          <a:fillRef idx="1">
-                            <a:srgbClr val="000000"/>
+                          <a:fillRef idx="0">
+                            <a:srgbClr val="000000">
+                              <a:alpha val="0"/>
+                            </a:srgbClr>
                           </a:fillRef>
                           <a:effectRef idx="0">
                             <a:scrgbClr r="0" g="0" b="0"/>
@@ -10279,8 +10698,8 @@
                         <wps:cNvSpPr/>
                         <wps:spPr>
                           <a:xfrm>
-                            <a:off x="3243358" y="805721"/>
-                            <a:ext cx="0" cy="23452"/>
+                            <a:off x="2262381" y="193038"/>
+                            <a:ext cx="41041" cy="0"/>
                           </a:xfrm>
                           <a:custGeom>
                             <a:avLst/>
@@ -10289,9 +10708,9 @@
                             <a:cxnLst/>
                             <a:rect l="0" t="0" r="0" b="0"/>
                             <a:pathLst>
-                              <a:path h="23452">
+                              <a:path w="41041">
                                 <a:moveTo>
-                                  <a:pt x="0" y="23452"/>
+                                  <a:pt x="41041" y="0"/>
                                 </a:moveTo>
                                 <a:lnTo>
                                   <a:pt x="0" y="0"/>
@@ -10300,51 +10719,7 @@
                               </a:path>
                             </a:pathLst>
                           </a:custGeom>
-                          <a:ln w="8208" cap="flat">
-                            <a:round/>
-                          </a:ln>
-                        </wps:spPr>
-                        <wps:style>
-                          <a:lnRef idx="1">
-                            <a:srgbClr val="000000"/>
-                          </a:lnRef>
-                          <a:fillRef idx="1">
-                            <a:srgbClr val="000000"/>
-                          </a:fillRef>
-                          <a:effectRef idx="0">
-                            <a:scrgbClr r="0" g="0" b="0"/>
-                          </a:effectRef>
-                          <a:fontRef idx="none"/>
-                        </wps:style>
-                        <wps:bodyPr/>
-                      </wps:wsp>
-                      <wps:wsp>
-                        <wps:cNvPr id="3597" name="Shape 3597"/>
-                        <wps:cNvSpPr/>
-                        <wps:spPr>
-                          <a:xfrm>
-                            <a:off x="3324500" y="805721"/>
-                            <a:ext cx="0" cy="23452"/>
-                          </a:xfrm>
-                          <a:custGeom>
-                            <a:avLst/>
-                            <a:gdLst/>
-                            <a:ahLst/>
-                            <a:cxnLst/>
-                            <a:rect l="0" t="0" r="0" b="0"/>
-                            <a:pathLst>
-                              <a:path h="23452">
-                                <a:moveTo>
-                                  <a:pt x="0" y="23452"/>
-                                </a:moveTo>
-                                <a:lnTo>
-                                  <a:pt x="0" y="0"/>
-                                </a:lnTo>
-                                <a:close/>
-                              </a:path>
-                            </a:pathLst>
-                          </a:custGeom>
-                          <a:ln w="8208" cap="flat">
+                          <a:ln w="12899" cap="flat">
                             <a:round/>
                           </a:ln>
                         </wps:spPr>
@@ -10367,8 +10742,8 @@
                         <wps:cNvSpPr/>
                         <wps:spPr>
                           <a:xfrm>
-                            <a:off x="3405642" y="805721"/>
-                            <a:ext cx="0" cy="23452"/>
+                            <a:off x="2303422" y="306634"/>
+                            <a:ext cx="1528731" cy="0"/>
                           </a:xfrm>
                           <a:custGeom>
                             <a:avLst/>
@@ -10377,27 +10752,28 @@
                             <a:cxnLst/>
                             <a:rect l="0" t="0" r="0" b="0"/>
                             <a:pathLst>
-                              <a:path h="23452">
+                              <a:path w="1528731">
                                 <a:moveTo>
-                                  <a:pt x="0" y="23452"/>
+                                  <a:pt x="0" y="0"/>
                                 </a:moveTo>
                                 <a:lnTo>
-                                  <a:pt x="0" y="0"/>
-                                </a:lnTo>
-                                <a:close/>
+                                  <a:pt x="1528731" y="0"/>
+                                </a:lnTo>
                               </a:path>
                             </a:pathLst>
                           </a:custGeom>
-                          <a:ln w="8208" cap="flat">
+                          <a:ln w="7036" cap="sq">
                             <a:round/>
                           </a:ln>
                         </wps:spPr>
                         <wps:style>
                           <a:lnRef idx="1">
-                            <a:srgbClr val="000000"/>
+                            <a:srgbClr val="B0B0B0"/>
                           </a:lnRef>
-                          <a:fillRef idx="1">
-                            <a:srgbClr val="000000"/>
+                          <a:fillRef idx="0">
+                            <a:srgbClr val="000000">
+                              <a:alpha val="0"/>
+                            </a:srgbClr>
                           </a:fillRef>
                           <a:effectRef idx="0">
                             <a:scrgbClr r="0" g="0" b="0"/>
@@ -10411,8 +10787,8 @@
                         <wps:cNvSpPr/>
                         <wps:spPr>
                           <a:xfrm>
-                            <a:off x="3486783" y="805721"/>
-                            <a:ext cx="0" cy="23452"/>
+                            <a:off x="2262381" y="306634"/>
+                            <a:ext cx="41041" cy="0"/>
                           </a:xfrm>
                           <a:custGeom>
                             <a:avLst/>
@@ -10421,9 +10797,9 @@
                             <a:cxnLst/>
                             <a:rect l="0" t="0" r="0" b="0"/>
                             <a:pathLst>
-                              <a:path h="23452">
+                              <a:path w="41041">
                                 <a:moveTo>
-                                  <a:pt x="0" y="23452"/>
+                                  <a:pt x="41041" y="0"/>
                                 </a:moveTo>
                                 <a:lnTo>
                                   <a:pt x="0" y="0"/>
@@ -10432,51 +10808,7 @@
                               </a:path>
                             </a:pathLst>
                           </a:custGeom>
-                          <a:ln w="8208" cap="flat">
-                            <a:round/>
-                          </a:ln>
-                        </wps:spPr>
-                        <wps:style>
-                          <a:lnRef idx="1">
-                            <a:srgbClr val="000000"/>
-                          </a:lnRef>
-                          <a:fillRef idx="1">
-                            <a:srgbClr val="000000"/>
-                          </a:fillRef>
-                          <a:effectRef idx="0">
-                            <a:scrgbClr r="0" g="0" b="0"/>
-                          </a:effectRef>
-                          <a:fontRef idx="none"/>
-                        </wps:style>
-                        <wps:bodyPr/>
-                      </wps:wsp>
-                      <wps:wsp>
-                        <wps:cNvPr id="3600" name="Shape 3600"/>
-                        <wps:cNvSpPr/>
-                        <wps:spPr>
-                          <a:xfrm>
-                            <a:off x="3649067" y="805721"/>
-                            <a:ext cx="0" cy="23452"/>
-                          </a:xfrm>
-                          <a:custGeom>
-                            <a:avLst/>
-                            <a:gdLst/>
-                            <a:ahLst/>
-                            <a:cxnLst/>
-                            <a:rect l="0" t="0" r="0" b="0"/>
-                            <a:pathLst>
-                              <a:path h="23452">
-                                <a:moveTo>
-                                  <a:pt x="0" y="23452"/>
-                                </a:moveTo>
-                                <a:lnTo>
-                                  <a:pt x="0" y="0"/>
-                                </a:lnTo>
-                                <a:close/>
-                              </a:path>
-                            </a:pathLst>
-                          </a:custGeom>
-                          <a:ln w="8208" cap="flat">
+                          <a:ln w="12899" cap="flat">
                             <a:round/>
                           </a:ln>
                         </wps:spPr>
@@ -10499,8 +10831,8 @@
                         <wps:cNvSpPr/>
                         <wps:spPr>
                           <a:xfrm>
-                            <a:off x="3730209" y="805721"/>
-                            <a:ext cx="0" cy="23452"/>
+                            <a:off x="2303422" y="420229"/>
+                            <a:ext cx="1528731" cy="0"/>
                           </a:xfrm>
                           <a:custGeom>
                             <a:avLst/>
@@ -10509,27 +10841,28 @@
                             <a:cxnLst/>
                             <a:rect l="0" t="0" r="0" b="0"/>
                             <a:pathLst>
-                              <a:path h="23452">
+                              <a:path w="1528731">
                                 <a:moveTo>
-                                  <a:pt x="0" y="23452"/>
+                                  <a:pt x="0" y="0"/>
                                 </a:moveTo>
                                 <a:lnTo>
-                                  <a:pt x="0" y="0"/>
-                                </a:lnTo>
-                                <a:close/>
+                                  <a:pt x="1528731" y="0"/>
+                                </a:lnTo>
                               </a:path>
                             </a:pathLst>
                           </a:custGeom>
-                          <a:ln w="8208" cap="flat">
+                          <a:ln w="7036" cap="sq">
                             <a:round/>
                           </a:ln>
                         </wps:spPr>
                         <wps:style>
                           <a:lnRef idx="1">
-                            <a:srgbClr val="000000"/>
+                            <a:srgbClr val="B0B0B0"/>
                           </a:lnRef>
-                          <a:fillRef idx="1">
-                            <a:srgbClr val="000000"/>
+                          <a:fillRef idx="0">
+                            <a:srgbClr val="000000">
+                              <a:alpha val="0"/>
+                            </a:srgbClr>
                           </a:fillRef>
                           <a:effectRef idx="0">
                             <a:scrgbClr r="0" g="0" b="0"/>
@@ -10543,8 +10876,8 @@
                         <wps:cNvSpPr/>
                         <wps:spPr>
                           <a:xfrm>
-                            <a:off x="3811350" y="805721"/>
-                            <a:ext cx="0" cy="23452"/>
+                            <a:off x="2262381" y="420229"/>
+                            <a:ext cx="41041" cy="0"/>
                           </a:xfrm>
                           <a:custGeom>
                             <a:avLst/>
@@ -10553,9 +10886,9 @@
                             <a:cxnLst/>
                             <a:rect l="0" t="0" r="0" b="0"/>
                             <a:pathLst>
-                              <a:path h="23452">
+                              <a:path w="41041">
                                 <a:moveTo>
-                                  <a:pt x="0" y="23452"/>
+                                  <a:pt x="41041" y="0"/>
                                 </a:moveTo>
                                 <a:lnTo>
                                   <a:pt x="0" y="0"/>
@@ -10564,7 +10897,7 @@
                               </a:path>
                             </a:pathLst>
                           </a:custGeom>
-                          <a:ln w="8208" cap="flat">
+                          <a:ln w="12899" cap="flat">
                             <a:round/>
                           </a:ln>
                         </wps:spPr>
@@ -10587,7 +10920,7 @@
                         <wps:cNvSpPr/>
                         <wps:spPr>
                           <a:xfrm>
-                            <a:off x="2303422" y="79442"/>
+                            <a:off x="2303422" y="533824"/>
                             <a:ext cx="1528731" cy="0"/>
                           </a:xfrm>
                           <a:custGeom>
@@ -10632,7 +10965,7 @@
                         <wps:cNvSpPr/>
                         <wps:spPr>
                           <a:xfrm>
-                            <a:off x="2262381" y="79442"/>
+                            <a:off x="2262381" y="533824"/>
                             <a:ext cx="41041" cy="0"/>
                           </a:xfrm>
                           <a:custGeom>
@@ -10676,7 +11009,7 @@
                         <wps:cNvSpPr/>
                         <wps:spPr>
                           <a:xfrm>
-                            <a:off x="2303422" y="193038"/>
+                            <a:off x="2303422" y="647420"/>
                             <a:ext cx="1528731" cy="0"/>
                           </a:xfrm>
                           <a:custGeom>
@@ -10721,7 +11054,7 @@
                         <wps:cNvSpPr/>
                         <wps:spPr>
                           <a:xfrm>
-                            <a:off x="2262381" y="193038"/>
+                            <a:off x="2262381" y="647420"/>
                             <a:ext cx="41041" cy="0"/>
                           </a:xfrm>
                           <a:custGeom>
@@ -10765,7 +11098,7 @@
                         <wps:cNvSpPr/>
                         <wps:spPr>
                           <a:xfrm>
-                            <a:off x="2303422" y="306634"/>
+                            <a:off x="2303422" y="761016"/>
                             <a:ext cx="1528731" cy="0"/>
                           </a:xfrm>
                           <a:custGeom>
@@ -10810,7 +11143,7 @@
                         <wps:cNvSpPr/>
                         <wps:spPr>
                           <a:xfrm>
-                            <a:off x="2262381" y="306634"/>
+                            <a:off x="2262381" y="761016"/>
                             <a:ext cx="41041" cy="0"/>
                           </a:xfrm>
                           <a:custGeom>
@@ -10854,8 +11187,8 @@
                         <wps:cNvSpPr/>
                         <wps:spPr>
                           <a:xfrm>
-                            <a:off x="2303422" y="420229"/>
-                            <a:ext cx="1528731" cy="0"/>
+                            <a:off x="2303422" y="829173"/>
+                            <a:ext cx="23451" cy="0"/>
                           </a:xfrm>
                           <a:custGeom>
                             <a:avLst/>
@@ -10864,28 +11197,27 @@
                             <a:cxnLst/>
                             <a:rect l="0" t="0" r="0" b="0"/>
                             <a:pathLst>
-                              <a:path w="1528731">
+                              <a:path w="23451">
                                 <a:moveTo>
+                                  <a:pt x="23451" y="0"/>
+                                </a:moveTo>
+                                <a:lnTo>
                                   <a:pt x="0" y="0"/>
-                                </a:moveTo>
-                                <a:lnTo>
-                                  <a:pt x="1528731" y="0"/>
-                                </a:lnTo>
+                                </a:lnTo>
+                                <a:close/>
                               </a:path>
                             </a:pathLst>
                           </a:custGeom>
-                          <a:ln w="7036" cap="sq">
+                          <a:ln w="8208" cap="flat">
                             <a:round/>
                           </a:ln>
                         </wps:spPr>
                         <wps:style>
                           <a:lnRef idx="1">
-                            <a:srgbClr val="B0B0B0"/>
+                            <a:srgbClr val="000000"/>
                           </a:lnRef>
-                          <a:fillRef idx="0">
-                            <a:srgbClr val="000000">
-                              <a:alpha val="0"/>
-                            </a:srgbClr>
+                          <a:fillRef idx="1">
+                            <a:srgbClr val="000000"/>
                           </a:fillRef>
                           <a:effectRef idx="0">
                             <a:scrgbClr r="0" g="0" b="0"/>
@@ -10899,8 +11231,8 @@
                         <wps:cNvSpPr/>
                         <wps:spPr>
                           <a:xfrm>
-                            <a:off x="2262381" y="420229"/>
-                            <a:ext cx="41041" cy="0"/>
+                            <a:off x="2303422" y="806454"/>
+                            <a:ext cx="23451" cy="0"/>
                           </a:xfrm>
                           <a:custGeom>
                             <a:avLst/>
@@ -10909,9 +11241,9 @@
                             <a:cxnLst/>
                             <a:rect l="0" t="0" r="0" b="0"/>
                             <a:pathLst>
-                              <a:path w="41041">
+                              <a:path w="23451">
                                 <a:moveTo>
-                                  <a:pt x="41041" y="0"/>
+                                  <a:pt x="23451" y="0"/>
                                 </a:moveTo>
                                 <a:lnTo>
                                   <a:pt x="0" y="0"/>
@@ -10920,7 +11252,51 @@
                               </a:path>
                             </a:pathLst>
                           </a:custGeom>
-                          <a:ln w="12899" cap="flat">
+                          <a:ln w="8208" cap="flat">
+                            <a:round/>
+                          </a:ln>
+                        </wps:spPr>
+                        <wps:style>
+                          <a:lnRef idx="1">
+                            <a:srgbClr val="000000"/>
+                          </a:lnRef>
+                          <a:fillRef idx="1">
+                            <a:srgbClr val="000000"/>
+                          </a:fillRef>
+                          <a:effectRef idx="0">
+                            <a:scrgbClr r="0" g="0" b="0"/>
+                          </a:effectRef>
+                          <a:fontRef idx="none"/>
+                        </wps:style>
+                        <wps:bodyPr/>
+                      </wps:wsp>
+                      <wps:wsp>
+                        <wps:cNvPr id="3615" name="Shape 3615"/>
+                        <wps:cNvSpPr/>
+                        <wps:spPr>
+                          <a:xfrm>
+                            <a:off x="2303422" y="783735"/>
+                            <a:ext cx="23451" cy="0"/>
+                          </a:xfrm>
+                          <a:custGeom>
+                            <a:avLst/>
+                            <a:gdLst/>
+                            <a:ahLst/>
+                            <a:cxnLst/>
+                            <a:rect l="0" t="0" r="0" b="0"/>
+                            <a:pathLst>
+                              <a:path w="23451">
+                                <a:moveTo>
+                                  <a:pt x="23451" y="0"/>
+                                </a:moveTo>
+                                <a:lnTo>
+                                  <a:pt x="0" y="0"/>
+                                </a:lnTo>
+                                <a:close/>
+                              </a:path>
+                            </a:pathLst>
+                          </a:custGeom>
+                          <a:ln w="8208" cap="flat">
                             <a:round/>
                           </a:ln>
                         </wps:spPr>
@@ -10943,8 +11319,8 @@
                         <wps:cNvSpPr/>
                         <wps:spPr>
                           <a:xfrm>
-                            <a:off x="2303422" y="533824"/>
-                            <a:ext cx="1528731" cy="0"/>
+                            <a:off x="2303422" y="738296"/>
+                            <a:ext cx="23451" cy="0"/>
                           </a:xfrm>
                           <a:custGeom>
                             <a:avLst/>
@@ -10953,28 +11329,27 @@
                             <a:cxnLst/>
                             <a:rect l="0" t="0" r="0" b="0"/>
                             <a:pathLst>
-                              <a:path w="1528731">
+                              <a:path w="23451">
                                 <a:moveTo>
+                                  <a:pt x="23451" y="0"/>
+                                </a:moveTo>
+                                <a:lnTo>
                                   <a:pt x="0" y="0"/>
-                                </a:moveTo>
-                                <a:lnTo>
-                                  <a:pt x="1528731" y="0"/>
-                                </a:lnTo>
+                                </a:lnTo>
+                                <a:close/>
                               </a:path>
                             </a:pathLst>
                           </a:custGeom>
-                          <a:ln w="7036" cap="sq">
+                          <a:ln w="8208" cap="flat">
                             <a:round/>
                           </a:ln>
                         </wps:spPr>
                         <wps:style>
                           <a:lnRef idx="1">
-                            <a:srgbClr val="B0B0B0"/>
+                            <a:srgbClr val="000000"/>
                           </a:lnRef>
-                          <a:fillRef idx="0">
-                            <a:srgbClr val="000000">
-                              <a:alpha val="0"/>
-                            </a:srgbClr>
+                          <a:fillRef idx="1">
+                            <a:srgbClr val="000000"/>
                           </a:fillRef>
                           <a:effectRef idx="0">
                             <a:scrgbClr r="0" g="0" b="0"/>
@@ -10988,8 +11363,8 @@
                         <wps:cNvSpPr/>
                         <wps:spPr>
                           <a:xfrm>
-                            <a:off x="2262381" y="533824"/>
-                            <a:ext cx="41041" cy="0"/>
+                            <a:off x="2303422" y="715577"/>
+                            <a:ext cx="23451" cy="0"/>
                           </a:xfrm>
                           <a:custGeom>
                             <a:avLst/>
@@ -10998,9 +11373,9 @@
                             <a:cxnLst/>
                             <a:rect l="0" t="0" r="0" b="0"/>
                             <a:pathLst>
-                              <a:path w="41041">
+                              <a:path w="23451">
                                 <a:moveTo>
-                                  <a:pt x="41041" y="0"/>
+                                  <a:pt x="23451" y="0"/>
                                 </a:moveTo>
                                 <a:lnTo>
                                   <a:pt x="0" y="0"/>
@@ -11009,7 +11384,51 @@
                               </a:path>
                             </a:pathLst>
                           </a:custGeom>
-                          <a:ln w="12899" cap="flat">
+                          <a:ln w="8208" cap="flat">
+                            <a:round/>
+                          </a:ln>
+                        </wps:spPr>
+                        <wps:style>
+                          <a:lnRef idx="1">
+                            <a:srgbClr val="000000"/>
+                          </a:lnRef>
+                          <a:fillRef idx="1">
+                            <a:srgbClr val="000000"/>
+                          </a:fillRef>
+                          <a:effectRef idx="0">
+                            <a:scrgbClr r="0" g="0" b="0"/>
+                          </a:effectRef>
+                          <a:fontRef idx="none"/>
+                        </wps:style>
+                        <wps:bodyPr/>
+                      </wps:wsp>
+                      <wps:wsp>
+                        <wps:cNvPr id="3618" name="Shape 3618"/>
+                        <wps:cNvSpPr/>
+                        <wps:spPr>
+                          <a:xfrm>
+                            <a:off x="2303422" y="692858"/>
+                            <a:ext cx="23451" cy="0"/>
+                          </a:xfrm>
+                          <a:custGeom>
+                            <a:avLst/>
+                            <a:gdLst/>
+                            <a:ahLst/>
+                            <a:cxnLst/>
+                            <a:rect l="0" t="0" r="0" b="0"/>
+                            <a:pathLst>
+                              <a:path w="23451">
+                                <a:moveTo>
+                                  <a:pt x="23451" y="0"/>
+                                </a:moveTo>
+                                <a:lnTo>
+                                  <a:pt x="0" y="0"/>
+                                </a:lnTo>
+                                <a:close/>
+                              </a:path>
+                            </a:pathLst>
+                          </a:custGeom>
+                          <a:ln w="8208" cap="flat">
                             <a:round/>
                           </a:ln>
                         </wps:spPr>
@@ -11032,8 +11451,8 @@
                         <wps:cNvSpPr/>
                         <wps:spPr>
                           <a:xfrm>
-                            <a:off x="2303422" y="647420"/>
-                            <a:ext cx="1528731" cy="0"/>
+                            <a:off x="2303422" y="670139"/>
+                            <a:ext cx="23451" cy="0"/>
                           </a:xfrm>
                           <a:custGeom>
                             <a:avLst/>
@@ -11042,28 +11461,27 @@
                             <a:cxnLst/>
                             <a:rect l="0" t="0" r="0" b="0"/>
                             <a:pathLst>
-                              <a:path w="1528731">
+                              <a:path w="23451">
                                 <a:moveTo>
+                                  <a:pt x="23451" y="0"/>
+                                </a:moveTo>
+                                <a:lnTo>
                                   <a:pt x="0" y="0"/>
-                                </a:moveTo>
-                                <a:lnTo>
-                                  <a:pt x="1528731" y="0"/>
-                                </a:lnTo>
+                                </a:lnTo>
+                                <a:close/>
                               </a:path>
                             </a:pathLst>
                           </a:custGeom>
-                          <a:ln w="7036" cap="sq">
+                          <a:ln w="8208" cap="flat">
                             <a:round/>
                           </a:ln>
                         </wps:spPr>
                         <wps:style>
                           <a:lnRef idx="1">
-                            <a:srgbClr val="B0B0B0"/>
+                            <a:srgbClr val="000000"/>
                           </a:lnRef>
-                          <a:fillRef idx="0">
-                            <a:srgbClr val="000000">
-                              <a:alpha val="0"/>
-                            </a:srgbClr>
+                          <a:fillRef idx="1">
+                            <a:srgbClr val="000000"/>
                           </a:fillRef>
                           <a:effectRef idx="0">
                             <a:scrgbClr r="0" g="0" b="0"/>
@@ -11077,8 +11495,8 @@
                         <wps:cNvSpPr/>
                         <wps:spPr>
                           <a:xfrm>
-                            <a:off x="2262381" y="647420"/>
-                            <a:ext cx="41041" cy="0"/>
+                            <a:off x="2303422" y="624701"/>
+                            <a:ext cx="23451" cy="0"/>
                           </a:xfrm>
                           <a:custGeom>
                             <a:avLst/>
@@ -11087,9 +11505,9 @@
                             <a:cxnLst/>
                             <a:rect l="0" t="0" r="0" b="0"/>
                             <a:pathLst>
-                              <a:path w="41041">
+                              <a:path w="23451">
                                 <a:moveTo>
-                                  <a:pt x="41041" y="0"/>
+                                  <a:pt x="23451" y="0"/>
                                 </a:moveTo>
                                 <a:lnTo>
                                   <a:pt x="0" y="0"/>
@@ -11098,7 +11516,51 @@
                               </a:path>
                             </a:pathLst>
                           </a:custGeom>
-                          <a:ln w="12899" cap="flat">
+                          <a:ln w="8208" cap="flat">
+                            <a:round/>
+                          </a:ln>
+                        </wps:spPr>
+                        <wps:style>
+                          <a:lnRef idx="1">
+                            <a:srgbClr val="000000"/>
+                          </a:lnRef>
+                          <a:fillRef idx="1">
+                            <a:srgbClr val="000000"/>
+                          </a:fillRef>
+                          <a:effectRef idx="0">
+                            <a:scrgbClr r="0" g="0" b="0"/>
+                          </a:effectRef>
+                          <a:fontRef idx="none"/>
+                        </wps:style>
+                        <wps:bodyPr/>
+                      </wps:wsp>
+                      <wps:wsp>
+                        <wps:cNvPr id="3621" name="Shape 3621"/>
+                        <wps:cNvSpPr/>
+                        <wps:spPr>
+                          <a:xfrm>
+                            <a:off x="2303422" y="601982"/>
+                            <a:ext cx="23451" cy="0"/>
+                          </a:xfrm>
+                          <a:custGeom>
+                            <a:avLst/>
+                            <a:gdLst/>
+                            <a:ahLst/>
+                            <a:cxnLst/>
+                            <a:rect l="0" t="0" r="0" b="0"/>
+                            <a:pathLst>
+                              <a:path w="23451">
+                                <a:moveTo>
+                                  <a:pt x="23451" y="0"/>
+                                </a:moveTo>
+                                <a:lnTo>
+                                  <a:pt x="0" y="0"/>
+                                </a:lnTo>
+                                <a:close/>
+                              </a:path>
+                            </a:pathLst>
+                          </a:custGeom>
+                          <a:ln w="8208" cap="flat">
                             <a:round/>
                           </a:ln>
                         </wps:spPr>
@@ -11121,8 +11583,8 @@
                         <wps:cNvSpPr/>
                         <wps:spPr>
                           <a:xfrm>
-                            <a:off x="2303422" y="761016"/>
-                            <a:ext cx="1528731" cy="0"/>
+                            <a:off x="2303422" y="579263"/>
+                            <a:ext cx="23451" cy="0"/>
                           </a:xfrm>
                           <a:custGeom>
                             <a:avLst/>
@@ -11131,28 +11593,27 @@
                             <a:cxnLst/>
                             <a:rect l="0" t="0" r="0" b="0"/>
                             <a:pathLst>
-                              <a:path w="1528731">
+                              <a:path w="23451">
                                 <a:moveTo>
+                                  <a:pt x="23451" y="0"/>
+                                </a:moveTo>
+                                <a:lnTo>
                                   <a:pt x="0" y="0"/>
-                                </a:moveTo>
-                                <a:lnTo>
-                                  <a:pt x="1528731" y="0"/>
-                                </a:lnTo>
+                                </a:lnTo>
+                                <a:close/>
                               </a:path>
                             </a:pathLst>
                           </a:custGeom>
-                          <a:ln w="7036" cap="sq">
+                          <a:ln w="8208" cap="flat">
                             <a:round/>
                           </a:ln>
                         </wps:spPr>
                         <wps:style>
                           <a:lnRef idx="1">
-                            <a:srgbClr val="B0B0B0"/>
+                            <a:srgbClr val="000000"/>
                           </a:lnRef>
-                          <a:fillRef idx="0">
-                            <a:srgbClr val="000000">
-                              <a:alpha val="0"/>
-                            </a:srgbClr>
+                          <a:fillRef idx="1">
+                            <a:srgbClr val="000000"/>
                           </a:fillRef>
                           <a:effectRef idx="0">
                             <a:scrgbClr r="0" g="0" b="0"/>
@@ -11166,8 +11627,8 @@
                         <wps:cNvSpPr/>
                         <wps:spPr>
                           <a:xfrm>
-                            <a:off x="2262381" y="761016"/>
-                            <a:ext cx="41041" cy="0"/>
+                            <a:off x="2303422" y="556544"/>
+                            <a:ext cx="23451" cy="0"/>
                           </a:xfrm>
                           <a:custGeom>
                             <a:avLst/>
@@ -11176,9 +11637,9 @@
                             <a:cxnLst/>
                             <a:rect l="0" t="0" r="0" b="0"/>
                             <a:pathLst>
-                              <a:path w="41041">
+                              <a:path w="23451">
                                 <a:moveTo>
-                                  <a:pt x="41041" y="0"/>
+                                  <a:pt x="23451" y="0"/>
                                 </a:moveTo>
                                 <a:lnTo>
                                   <a:pt x="0" y="0"/>
@@ -11187,7 +11648,51 @@
                               </a:path>
                             </a:pathLst>
                           </a:custGeom>
-                          <a:ln w="12899" cap="flat">
+                          <a:ln w="8208" cap="flat">
+                            <a:round/>
+                          </a:ln>
+                        </wps:spPr>
+                        <wps:style>
+                          <a:lnRef idx="1">
+                            <a:srgbClr val="000000"/>
+                          </a:lnRef>
+                          <a:fillRef idx="1">
+                            <a:srgbClr val="000000"/>
+                          </a:fillRef>
+                          <a:effectRef idx="0">
+                            <a:scrgbClr r="0" g="0" b="0"/>
+                          </a:effectRef>
+                          <a:fontRef idx="none"/>
+                        </wps:style>
+                        <wps:bodyPr/>
+                      </wps:wsp>
+                      <wps:wsp>
+                        <wps:cNvPr id="3624" name="Shape 3624"/>
+                        <wps:cNvSpPr/>
+                        <wps:spPr>
+                          <a:xfrm>
+                            <a:off x="2303422" y="511105"/>
+                            <a:ext cx="23451" cy="0"/>
+                          </a:xfrm>
+                          <a:custGeom>
+                            <a:avLst/>
+                            <a:gdLst/>
+                            <a:ahLst/>
+                            <a:cxnLst/>
+                            <a:rect l="0" t="0" r="0" b="0"/>
+                            <a:pathLst>
+                              <a:path w="23451">
+                                <a:moveTo>
+                                  <a:pt x="23451" y="0"/>
+                                </a:moveTo>
+                                <a:lnTo>
+                                  <a:pt x="0" y="0"/>
+                                </a:lnTo>
+                                <a:close/>
+                              </a:path>
+                            </a:pathLst>
+                          </a:custGeom>
+                          <a:ln w="8208" cap="flat">
                             <a:round/>
                           </a:ln>
                         </wps:spPr>
@@ -11210,7 +11715,7 @@
                         <wps:cNvSpPr/>
                         <wps:spPr>
                           <a:xfrm>
-                            <a:off x="2303422" y="829173"/>
+                            <a:off x="2303422" y="488386"/>
                             <a:ext cx="23451" cy="0"/>
                           </a:xfrm>
                           <a:custGeom>
@@ -11254,7 +11759,7 @@
                         <wps:cNvSpPr/>
                         <wps:spPr>
                           <a:xfrm>
-                            <a:off x="2303422" y="806454"/>
+                            <a:off x="2303422" y="465667"/>
                             <a:ext cx="23451" cy="0"/>
                           </a:xfrm>
                           <a:custGeom>
@@ -11298,7 +11803,7 @@
                         <wps:cNvSpPr/>
                         <wps:spPr>
                           <a:xfrm>
-                            <a:off x="2303422" y="783735"/>
+                            <a:off x="2303422" y="442948"/>
                             <a:ext cx="23451" cy="0"/>
                           </a:xfrm>
                           <a:custGeom>
@@ -11342,7 +11847,7 @@
                         <wps:cNvSpPr/>
                         <wps:spPr>
                           <a:xfrm>
-                            <a:off x="2303422" y="738296"/>
+                            <a:off x="2303422" y="397510"/>
                             <a:ext cx="23451" cy="0"/>
                           </a:xfrm>
                           <a:custGeom>
@@ -11386,7 +11891,7 @@
                         <wps:cNvSpPr/>
                         <wps:spPr>
                           <a:xfrm>
-                            <a:off x="2303422" y="715577"/>
+                            <a:off x="2303422" y="374791"/>
                             <a:ext cx="23451" cy="0"/>
                           </a:xfrm>
                           <a:custGeom>
@@ -11430,7 +11935,7 @@
                         <wps:cNvSpPr/>
                         <wps:spPr>
                           <a:xfrm>
-                            <a:off x="2303422" y="692858"/>
+                            <a:off x="2303422" y="352072"/>
                             <a:ext cx="23451" cy="0"/>
                           </a:xfrm>
                           <a:custGeom>
@@ -11474,7 +11979,7 @@
                         <wps:cNvSpPr/>
                         <wps:spPr>
                           <a:xfrm>
-                            <a:off x="2303422" y="670139"/>
+                            <a:off x="2303422" y="329352"/>
                             <a:ext cx="23451" cy="0"/>
                           </a:xfrm>
                           <a:custGeom>
@@ -11518,7 +12023,7 @@
                         <wps:cNvSpPr/>
                         <wps:spPr>
                           <a:xfrm>
-                            <a:off x="2303422" y="624701"/>
+                            <a:off x="2303422" y="283914"/>
                             <a:ext cx="23451" cy="0"/>
                           </a:xfrm>
                           <a:custGeom>
@@ -11562,7 +12067,7 @@
                         <wps:cNvSpPr/>
                         <wps:spPr>
                           <a:xfrm>
-                            <a:off x="2303422" y="601982"/>
+                            <a:off x="2303422" y="261195"/>
                             <a:ext cx="23451" cy="0"/>
                           </a:xfrm>
                           <a:custGeom>
@@ -11606,7 +12111,7 @@
                         <wps:cNvSpPr/>
                         <wps:spPr>
                           <a:xfrm>
-                            <a:off x="2303422" y="579263"/>
+                            <a:off x="2303422" y="238476"/>
                             <a:ext cx="23451" cy="0"/>
                           </a:xfrm>
                           <a:custGeom>
@@ -11650,7 +12155,7 @@
                         <wps:cNvSpPr/>
                         <wps:spPr>
                           <a:xfrm>
-                            <a:off x="2303422" y="556544"/>
+                            <a:off x="2303422" y="215757"/>
                             <a:ext cx="23451" cy="0"/>
                           </a:xfrm>
                           <a:custGeom>
@@ -11694,7 +12199,7 @@
                         <wps:cNvSpPr/>
                         <wps:spPr>
                           <a:xfrm>
-                            <a:off x="2303422" y="511105"/>
+                            <a:off x="2303422" y="170319"/>
                             <a:ext cx="23451" cy="0"/>
                           </a:xfrm>
                           <a:custGeom>
@@ -11738,7 +12243,7 @@
                         <wps:cNvSpPr/>
                         <wps:spPr>
                           <a:xfrm>
-                            <a:off x="2303422" y="488386"/>
+                            <a:off x="2303422" y="147600"/>
                             <a:ext cx="23451" cy="0"/>
                           </a:xfrm>
                           <a:custGeom>
@@ -11782,7 +12287,7 @@
                         <wps:cNvSpPr/>
                         <wps:spPr>
                           <a:xfrm>
-                            <a:off x="2303422" y="465667"/>
+                            <a:off x="2303422" y="124881"/>
                             <a:ext cx="23451" cy="0"/>
                           </a:xfrm>
                           <a:custGeom>
@@ -11826,7 +12331,7 @@
                         <wps:cNvSpPr/>
                         <wps:spPr>
                           <a:xfrm>
-                            <a:off x="2303422" y="442948"/>
+                            <a:off x="2303422" y="102162"/>
                             <a:ext cx="23451" cy="0"/>
                           </a:xfrm>
                           <a:custGeom>
@@ -11870,7 +12375,7 @@
                         <wps:cNvSpPr/>
                         <wps:spPr>
                           <a:xfrm>
-                            <a:off x="2303422" y="397510"/>
+                            <a:off x="2303422" y="56723"/>
                             <a:ext cx="23451" cy="0"/>
                           </a:xfrm>
                           <a:custGeom>
@@ -11914,7 +12419,7 @@
                         <wps:cNvSpPr/>
                         <wps:spPr>
                           <a:xfrm>
-                            <a:off x="2303422" y="374791"/>
+                            <a:off x="2303422" y="34004"/>
                             <a:ext cx="23451" cy="0"/>
                           </a:xfrm>
                           <a:custGeom>
@@ -11958,7 +12463,7 @@
                         <wps:cNvSpPr/>
                         <wps:spPr>
                           <a:xfrm>
-                            <a:off x="2303422" y="352072"/>
+                            <a:off x="2303422" y="11285"/>
                             <a:ext cx="23451" cy="0"/>
                           </a:xfrm>
                           <a:custGeom>
@@ -12002,534 +12507,6 @@
                         <wps:cNvSpPr/>
                         <wps:spPr>
                           <a:xfrm>
-                            <a:off x="2303422" y="329352"/>
-                            <a:ext cx="23451" cy="0"/>
-                          </a:xfrm>
-                          <a:custGeom>
-                            <a:avLst/>
-                            <a:gdLst/>
-                            <a:ahLst/>
-                            <a:cxnLst/>
-                            <a:rect l="0" t="0" r="0" b="0"/>
-                            <a:pathLst>
-                              <a:path w="23451">
-                                <a:moveTo>
-                                  <a:pt x="23451" y="0"/>
-                                </a:moveTo>
-                                <a:lnTo>
-                                  <a:pt x="0" y="0"/>
-                                </a:lnTo>
-                                <a:close/>
-                              </a:path>
-                            </a:pathLst>
-                          </a:custGeom>
-                          <a:ln w="8208" cap="flat">
-                            <a:round/>
-                          </a:ln>
-                        </wps:spPr>
-                        <wps:style>
-                          <a:lnRef idx="1">
-                            <a:srgbClr val="000000"/>
-                          </a:lnRef>
-                          <a:fillRef idx="1">
-                            <a:srgbClr val="000000"/>
-                          </a:fillRef>
-                          <a:effectRef idx="0">
-                            <a:scrgbClr r="0" g="0" b="0"/>
-                          </a:effectRef>
-                          <a:fontRef idx="none"/>
-                        </wps:style>
-                        <wps:bodyPr/>
-                      </wps:wsp>
-                      <wps:wsp>
-                        <wps:cNvPr id="3644" name="Shape 3644"/>
-                        <wps:cNvSpPr/>
-                        <wps:spPr>
-                          <a:xfrm>
-                            <a:off x="2303422" y="283914"/>
-                            <a:ext cx="23451" cy="0"/>
-                          </a:xfrm>
-                          <a:custGeom>
-                            <a:avLst/>
-                            <a:gdLst/>
-                            <a:ahLst/>
-                            <a:cxnLst/>
-                            <a:rect l="0" t="0" r="0" b="0"/>
-                            <a:pathLst>
-                              <a:path w="23451">
-                                <a:moveTo>
-                                  <a:pt x="23451" y="0"/>
-                                </a:moveTo>
-                                <a:lnTo>
-                                  <a:pt x="0" y="0"/>
-                                </a:lnTo>
-                                <a:close/>
-                              </a:path>
-                            </a:pathLst>
-                          </a:custGeom>
-                          <a:ln w="8208" cap="flat">
-                            <a:round/>
-                          </a:ln>
-                        </wps:spPr>
-                        <wps:style>
-                          <a:lnRef idx="1">
-                            <a:srgbClr val="000000"/>
-                          </a:lnRef>
-                          <a:fillRef idx="1">
-                            <a:srgbClr val="000000"/>
-                          </a:fillRef>
-                          <a:effectRef idx="0">
-                            <a:scrgbClr r="0" g="0" b="0"/>
-                          </a:effectRef>
-                          <a:fontRef idx="none"/>
-                        </wps:style>
-                        <wps:bodyPr/>
-                      </wps:wsp>
-                      <wps:wsp>
-                        <wps:cNvPr id="3645" name="Shape 3645"/>
-                        <wps:cNvSpPr/>
-                        <wps:spPr>
-                          <a:xfrm>
-                            <a:off x="2303422" y="261195"/>
-                            <a:ext cx="23451" cy="0"/>
-                          </a:xfrm>
-                          <a:custGeom>
-                            <a:avLst/>
-                            <a:gdLst/>
-                            <a:ahLst/>
-                            <a:cxnLst/>
-                            <a:rect l="0" t="0" r="0" b="0"/>
-                            <a:pathLst>
-                              <a:path w="23451">
-                                <a:moveTo>
-                                  <a:pt x="23451" y="0"/>
-                                </a:moveTo>
-                                <a:lnTo>
-                                  <a:pt x="0" y="0"/>
-                                </a:lnTo>
-                                <a:close/>
-                              </a:path>
-                            </a:pathLst>
-                          </a:custGeom>
-                          <a:ln w="8208" cap="flat">
-                            <a:round/>
-                          </a:ln>
-                        </wps:spPr>
-                        <wps:style>
-                          <a:lnRef idx="1">
-                            <a:srgbClr val="000000"/>
-                          </a:lnRef>
-                          <a:fillRef idx="1">
-                            <a:srgbClr val="000000"/>
-                          </a:fillRef>
-                          <a:effectRef idx="0">
-                            <a:scrgbClr r="0" g="0" b="0"/>
-                          </a:effectRef>
-                          <a:fontRef idx="none"/>
-                        </wps:style>
-                        <wps:bodyPr/>
-                      </wps:wsp>
-                      <wps:wsp>
-                        <wps:cNvPr id="3646" name="Shape 3646"/>
-                        <wps:cNvSpPr/>
-                        <wps:spPr>
-                          <a:xfrm>
-                            <a:off x="2303422" y="238476"/>
-                            <a:ext cx="23451" cy="0"/>
-                          </a:xfrm>
-                          <a:custGeom>
-                            <a:avLst/>
-                            <a:gdLst/>
-                            <a:ahLst/>
-                            <a:cxnLst/>
-                            <a:rect l="0" t="0" r="0" b="0"/>
-                            <a:pathLst>
-                              <a:path w="23451">
-                                <a:moveTo>
-                                  <a:pt x="23451" y="0"/>
-                                </a:moveTo>
-                                <a:lnTo>
-                                  <a:pt x="0" y="0"/>
-                                </a:lnTo>
-                                <a:close/>
-                              </a:path>
-                            </a:pathLst>
-                          </a:custGeom>
-                          <a:ln w="8208" cap="flat">
-                            <a:round/>
-                          </a:ln>
-                        </wps:spPr>
-                        <wps:style>
-                          <a:lnRef idx="1">
-                            <a:srgbClr val="000000"/>
-                          </a:lnRef>
-                          <a:fillRef idx="1">
-                            <a:srgbClr val="000000"/>
-                          </a:fillRef>
-                          <a:effectRef idx="0">
-                            <a:scrgbClr r="0" g="0" b="0"/>
-                          </a:effectRef>
-                          <a:fontRef idx="none"/>
-                        </wps:style>
-                        <wps:bodyPr/>
-                      </wps:wsp>
-                      <wps:wsp>
-                        <wps:cNvPr id="3647" name="Shape 3647"/>
-                        <wps:cNvSpPr/>
-                        <wps:spPr>
-                          <a:xfrm>
-                            <a:off x="2303422" y="215757"/>
-                            <a:ext cx="23451" cy="0"/>
-                          </a:xfrm>
-                          <a:custGeom>
-                            <a:avLst/>
-                            <a:gdLst/>
-                            <a:ahLst/>
-                            <a:cxnLst/>
-                            <a:rect l="0" t="0" r="0" b="0"/>
-                            <a:pathLst>
-                              <a:path w="23451">
-                                <a:moveTo>
-                                  <a:pt x="23451" y="0"/>
-                                </a:moveTo>
-                                <a:lnTo>
-                                  <a:pt x="0" y="0"/>
-                                </a:lnTo>
-                                <a:close/>
-                              </a:path>
-                            </a:pathLst>
-                          </a:custGeom>
-                          <a:ln w="8208" cap="flat">
-                            <a:round/>
-                          </a:ln>
-                        </wps:spPr>
-                        <wps:style>
-                          <a:lnRef idx="1">
-                            <a:srgbClr val="000000"/>
-                          </a:lnRef>
-                          <a:fillRef idx="1">
-                            <a:srgbClr val="000000"/>
-                          </a:fillRef>
-                          <a:effectRef idx="0">
-                            <a:scrgbClr r="0" g="0" b="0"/>
-                          </a:effectRef>
-                          <a:fontRef idx="none"/>
-                        </wps:style>
-                        <wps:bodyPr/>
-                      </wps:wsp>
-                      <wps:wsp>
-                        <wps:cNvPr id="3648" name="Shape 3648"/>
-                        <wps:cNvSpPr/>
-                        <wps:spPr>
-                          <a:xfrm>
-                            <a:off x="2303422" y="170319"/>
-                            <a:ext cx="23451" cy="0"/>
-                          </a:xfrm>
-                          <a:custGeom>
-                            <a:avLst/>
-                            <a:gdLst/>
-                            <a:ahLst/>
-                            <a:cxnLst/>
-                            <a:rect l="0" t="0" r="0" b="0"/>
-                            <a:pathLst>
-                              <a:path w="23451">
-                                <a:moveTo>
-                                  <a:pt x="23451" y="0"/>
-                                </a:moveTo>
-                                <a:lnTo>
-                                  <a:pt x="0" y="0"/>
-                                </a:lnTo>
-                                <a:close/>
-                              </a:path>
-                            </a:pathLst>
-                          </a:custGeom>
-                          <a:ln w="8208" cap="flat">
-                            <a:round/>
-                          </a:ln>
-                        </wps:spPr>
-                        <wps:style>
-                          <a:lnRef idx="1">
-                            <a:srgbClr val="000000"/>
-                          </a:lnRef>
-                          <a:fillRef idx="1">
-                            <a:srgbClr val="000000"/>
-                          </a:fillRef>
-                          <a:effectRef idx="0">
-                            <a:scrgbClr r="0" g="0" b="0"/>
-                          </a:effectRef>
-                          <a:fontRef idx="none"/>
-                        </wps:style>
-                        <wps:bodyPr/>
-                      </wps:wsp>
-                      <wps:wsp>
-                        <wps:cNvPr id="3649" name="Shape 3649"/>
-                        <wps:cNvSpPr/>
-                        <wps:spPr>
-                          <a:xfrm>
-                            <a:off x="2303422" y="147600"/>
-                            <a:ext cx="23451" cy="0"/>
-                          </a:xfrm>
-                          <a:custGeom>
-                            <a:avLst/>
-                            <a:gdLst/>
-                            <a:ahLst/>
-                            <a:cxnLst/>
-                            <a:rect l="0" t="0" r="0" b="0"/>
-                            <a:pathLst>
-                              <a:path w="23451">
-                                <a:moveTo>
-                                  <a:pt x="23451" y="0"/>
-                                </a:moveTo>
-                                <a:lnTo>
-                                  <a:pt x="0" y="0"/>
-                                </a:lnTo>
-                                <a:close/>
-                              </a:path>
-                            </a:pathLst>
-                          </a:custGeom>
-                          <a:ln w="8208" cap="flat">
-                            <a:round/>
-                          </a:ln>
-                        </wps:spPr>
-                        <wps:style>
-                          <a:lnRef idx="1">
-                            <a:srgbClr val="000000"/>
-                          </a:lnRef>
-                          <a:fillRef idx="1">
-                            <a:srgbClr val="000000"/>
-                          </a:fillRef>
-                          <a:effectRef idx="0">
-                            <a:scrgbClr r="0" g="0" b="0"/>
-                          </a:effectRef>
-                          <a:fontRef idx="none"/>
-                        </wps:style>
-                        <wps:bodyPr/>
-                      </wps:wsp>
-                      <wps:wsp>
-                        <wps:cNvPr id="3650" name="Shape 3650"/>
-                        <wps:cNvSpPr/>
-                        <wps:spPr>
-                          <a:xfrm>
-                            <a:off x="2303422" y="124881"/>
-                            <a:ext cx="23451" cy="0"/>
-                          </a:xfrm>
-                          <a:custGeom>
-                            <a:avLst/>
-                            <a:gdLst/>
-                            <a:ahLst/>
-                            <a:cxnLst/>
-                            <a:rect l="0" t="0" r="0" b="0"/>
-                            <a:pathLst>
-                              <a:path w="23451">
-                                <a:moveTo>
-                                  <a:pt x="23451" y="0"/>
-                                </a:moveTo>
-                                <a:lnTo>
-                                  <a:pt x="0" y="0"/>
-                                </a:lnTo>
-                                <a:close/>
-                              </a:path>
-                            </a:pathLst>
-                          </a:custGeom>
-                          <a:ln w="8208" cap="flat">
-                            <a:round/>
-                          </a:ln>
-                        </wps:spPr>
-                        <wps:style>
-                          <a:lnRef idx="1">
-                            <a:srgbClr val="000000"/>
-                          </a:lnRef>
-                          <a:fillRef idx="1">
-                            <a:srgbClr val="000000"/>
-                          </a:fillRef>
-                          <a:effectRef idx="0">
-                            <a:scrgbClr r="0" g="0" b="0"/>
-                          </a:effectRef>
-                          <a:fontRef idx="none"/>
-                        </wps:style>
-                        <wps:bodyPr/>
-                      </wps:wsp>
-                      <wps:wsp>
-                        <wps:cNvPr id="3651" name="Shape 3651"/>
-                        <wps:cNvSpPr/>
-                        <wps:spPr>
-                          <a:xfrm>
-                            <a:off x="2303422" y="102162"/>
-                            <a:ext cx="23451" cy="0"/>
-                          </a:xfrm>
-                          <a:custGeom>
-                            <a:avLst/>
-                            <a:gdLst/>
-                            <a:ahLst/>
-                            <a:cxnLst/>
-                            <a:rect l="0" t="0" r="0" b="0"/>
-                            <a:pathLst>
-                              <a:path w="23451">
-                                <a:moveTo>
-                                  <a:pt x="23451" y="0"/>
-                                </a:moveTo>
-                                <a:lnTo>
-                                  <a:pt x="0" y="0"/>
-                                </a:lnTo>
-                                <a:close/>
-                              </a:path>
-                            </a:pathLst>
-                          </a:custGeom>
-                          <a:ln w="8208" cap="flat">
-                            <a:round/>
-                          </a:ln>
-                        </wps:spPr>
-                        <wps:style>
-                          <a:lnRef idx="1">
-                            <a:srgbClr val="000000"/>
-                          </a:lnRef>
-                          <a:fillRef idx="1">
-                            <a:srgbClr val="000000"/>
-                          </a:fillRef>
-                          <a:effectRef idx="0">
-                            <a:scrgbClr r="0" g="0" b="0"/>
-                          </a:effectRef>
-                          <a:fontRef idx="none"/>
-                        </wps:style>
-                        <wps:bodyPr/>
-                      </wps:wsp>
-                      <wps:wsp>
-                        <wps:cNvPr id="3652" name="Shape 3652"/>
-                        <wps:cNvSpPr/>
-                        <wps:spPr>
-                          <a:xfrm>
-                            <a:off x="2303422" y="56723"/>
-                            <a:ext cx="23451" cy="0"/>
-                          </a:xfrm>
-                          <a:custGeom>
-                            <a:avLst/>
-                            <a:gdLst/>
-                            <a:ahLst/>
-                            <a:cxnLst/>
-                            <a:rect l="0" t="0" r="0" b="0"/>
-                            <a:pathLst>
-                              <a:path w="23451">
-                                <a:moveTo>
-                                  <a:pt x="23451" y="0"/>
-                                </a:moveTo>
-                                <a:lnTo>
-                                  <a:pt x="0" y="0"/>
-                                </a:lnTo>
-                                <a:close/>
-                              </a:path>
-                            </a:pathLst>
-                          </a:custGeom>
-                          <a:ln w="8208" cap="flat">
-                            <a:round/>
-                          </a:ln>
-                        </wps:spPr>
-                        <wps:style>
-                          <a:lnRef idx="1">
-                            <a:srgbClr val="000000"/>
-                          </a:lnRef>
-                          <a:fillRef idx="1">
-                            <a:srgbClr val="000000"/>
-                          </a:fillRef>
-                          <a:effectRef idx="0">
-                            <a:scrgbClr r="0" g="0" b="0"/>
-                          </a:effectRef>
-                          <a:fontRef idx="none"/>
-                        </wps:style>
-                        <wps:bodyPr/>
-                      </wps:wsp>
-                      <wps:wsp>
-                        <wps:cNvPr id="3653" name="Shape 3653"/>
-                        <wps:cNvSpPr/>
-                        <wps:spPr>
-                          <a:xfrm>
-                            <a:off x="2303422" y="34004"/>
-                            <a:ext cx="23451" cy="0"/>
-                          </a:xfrm>
-                          <a:custGeom>
-                            <a:avLst/>
-                            <a:gdLst/>
-                            <a:ahLst/>
-                            <a:cxnLst/>
-                            <a:rect l="0" t="0" r="0" b="0"/>
-                            <a:pathLst>
-                              <a:path w="23451">
-                                <a:moveTo>
-                                  <a:pt x="23451" y="0"/>
-                                </a:moveTo>
-                                <a:lnTo>
-                                  <a:pt x="0" y="0"/>
-                                </a:lnTo>
-                                <a:close/>
-                              </a:path>
-                            </a:pathLst>
-                          </a:custGeom>
-                          <a:ln w="8208" cap="flat">
-                            <a:round/>
-                          </a:ln>
-                        </wps:spPr>
-                        <wps:style>
-                          <a:lnRef idx="1">
-                            <a:srgbClr val="000000"/>
-                          </a:lnRef>
-                          <a:fillRef idx="1">
-                            <a:srgbClr val="000000"/>
-                          </a:fillRef>
-                          <a:effectRef idx="0">
-                            <a:scrgbClr r="0" g="0" b="0"/>
-                          </a:effectRef>
-                          <a:fontRef idx="none"/>
-                        </wps:style>
-                        <wps:bodyPr/>
-                      </wps:wsp>
-                      <wps:wsp>
-                        <wps:cNvPr id="3654" name="Shape 3654"/>
-                        <wps:cNvSpPr/>
-                        <wps:spPr>
-                          <a:xfrm>
-                            <a:off x="2303422" y="11285"/>
-                            <a:ext cx="23451" cy="0"/>
-                          </a:xfrm>
-                          <a:custGeom>
-                            <a:avLst/>
-                            <a:gdLst/>
-                            <a:ahLst/>
-                            <a:cxnLst/>
-                            <a:rect l="0" t="0" r="0" b="0"/>
-                            <a:pathLst>
-                              <a:path w="23451">
-                                <a:moveTo>
-                                  <a:pt x="23451" y="0"/>
-                                </a:moveTo>
-                                <a:lnTo>
-                                  <a:pt x="0" y="0"/>
-                                </a:lnTo>
-                                <a:close/>
-                              </a:path>
-                            </a:pathLst>
-                          </a:custGeom>
-                          <a:ln w="8208" cap="flat">
-                            <a:round/>
-                          </a:ln>
-                        </wps:spPr>
-                        <wps:style>
-                          <a:lnRef idx="1">
-                            <a:srgbClr val="000000"/>
-                          </a:lnRef>
-                          <a:fillRef idx="1">
-                            <a:srgbClr val="000000"/>
-                          </a:fillRef>
-                          <a:effectRef idx="0">
-                            <a:scrgbClr r="0" g="0" b="0"/>
-                          </a:effectRef>
-                          <a:fontRef idx="none"/>
-                        </wps:style>
-                        <wps:bodyPr/>
-                      </wps:wsp>
-                      <wps:wsp>
-                        <wps:cNvPr id="3655" name="Shape 3655"/>
-                        <wps:cNvSpPr/>
-                        <wps:spPr>
-                          <a:xfrm>
                             <a:off x="2372910" y="79442"/>
                             <a:ext cx="599029" cy="0"/>
                           </a:xfrm>
@@ -12571,7 +12548,7 @@
                         <wps:bodyPr/>
                       </wps:wsp>
                       <wps:wsp>
-                        <wps:cNvPr id="3656" name="Shape 3656"/>
+                        <wps:cNvPr id="3644" name="Shape 3644"/>
                         <wps:cNvSpPr/>
                         <wps:spPr>
                           <a:xfrm>
@@ -12616,7 +12593,7 @@
                         <wps:bodyPr/>
                       </wps:wsp>
                       <wps:wsp>
-                        <wps:cNvPr id="3657" name="Shape 3657"/>
+                        <wps:cNvPr id="3645" name="Shape 3645"/>
                         <wps:cNvSpPr/>
                         <wps:spPr>
                           <a:xfrm>
@@ -12661,7 +12638,7 @@
                         <wps:bodyPr/>
                       </wps:wsp>
                       <wps:wsp>
-                        <wps:cNvPr id="3658" name="Shape 3658"/>
+                        <wps:cNvPr id="3646" name="Shape 3646"/>
                         <wps:cNvSpPr/>
                         <wps:spPr>
                           <a:xfrm>
@@ -12706,7 +12683,7 @@
                         <wps:bodyPr/>
                       </wps:wsp>
                       <wps:wsp>
-                        <wps:cNvPr id="3659" name="Shape 3659"/>
+                        <wps:cNvPr id="3647" name="Shape 3647"/>
                         <wps:cNvSpPr/>
                         <wps:spPr>
                           <a:xfrm>
@@ -12751,7 +12728,7 @@
                         <wps:bodyPr/>
                       </wps:wsp>
                       <wps:wsp>
-                        <wps:cNvPr id="3660" name="Shape 3660"/>
+                        <wps:cNvPr id="3648" name="Shape 3648"/>
                         <wps:cNvSpPr/>
                         <wps:spPr>
                           <a:xfrm>
@@ -12796,7 +12773,7 @@
                         <wps:bodyPr/>
                       </wps:wsp>
                       <wps:wsp>
-                        <wps:cNvPr id="3661" name="Shape 3661"/>
+                        <wps:cNvPr id="3649" name="Shape 3649"/>
                         <wps:cNvSpPr/>
                         <wps:spPr>
                           <a:xfrm>
@@ -12841,7 +12818,7 @@
                         <wps:bodyPr/>
                       </wps:wsp>
                       <wps:wsp>
-                        <wps:cNvPr id="3662" name="Shape 3662"/>
+                        <wps:cNvPr id="3650" name="Shape 3650"/>
                         <wps:cNvSpPr/>
                         <wps:spPr>
                           <a:xfrm>
@@ -12886,7 +12863,7 @@
                         <wps:bodyPr/>
                       </wps:wsp>
                       <wps:wsp>
-                        <wps:cNvPr id="3663" name="Shape 3663"/>
+                        <wps:cNvPr id="3651" name="Shape 3651"/>
                         <wps:cNvSpPr/>
                         <wps:spPr>
                           <a:xfrm>
@@ -12931,7 +12908,7 @@
                         <wps:bodyPr/>
                       </wps:wsp>
                       <wps:wsp>
-                        <wps:cNvPr id="3664" name="Shape 3664"/>
+                        <wps:cNvPr id="3652" name="Shape 3652"/>
                         <wps:cNvSpPr/>
                         <wps:spPr>
                           <a:xfrm>
@@ -12978,7 +12955,7 @@
                         <wps:bodyPr/>
                       </wps:wsp>
                       <wps:wsp>
-                        <wps:cNvPr id="3665" name="Shape 3665"/>
+                        <wps:cNvPr id="3653" name="Shape 3653"/>
                         <wps:cNvSpPr/>
                         <wps:spPr>
                           <a:xfrm>
@@ -13025,7 +13002,7 @@
                         <wps:bodyPr/>
                       </wps:wsp>
                       <wps:wsp>
-                        <wps:cNvPr id="3666" name="Shape 3666"/>
+                        <wps:cNvPr id="3654" name="Shape 3654"/>
                         <wps:cNvSpPr/>
                         <wps:spPr>
                           <a:xfrm>
@@ -13072,7 +13049,7 @@
                         <wps:bodyPr/>
                       </wps:wsp>
                       <wps:wsp>
-                        <wps:cNvPr id="3667" name="Shape 3667"/>
+                        <wps:cNvPr id="3655" name="Shape 3655"/>
                         <wps:cNvSpPr/>
                         <wps:spPr>
                           <a:xfrm>
@@ -13119,7 +13096,7 @@
                         <wps:bodyPr/>
                       </wps:wsp>
                       <wps:wsp>
-                        <wps:cNvPr id="3668" name="Shape 3668"/>
+                        <wps:cNvPr id="3656" name="Shape 3656"/>
                         <wps:cNvSpPr/>
                         <wps:spPr>
                           <a:xfrm>
@@ -13166,7 +13143,7 @@
                         <wps:bodyPr/>
                       </wps:wsp>
                       <wps:wsp>
-                        <wps:cNvPr id="3669" name="Shape 3669"/>
+                        <wps:cNvPr id="3657" name="Shape 3657"/>
                         <wps:cNvSpPr/>
                         <wps:spPr>
                           <a:xfrm>
@@ -13213,7 +13190,7 @@
                         <wps:bodyPr/>
                       </wps:wsp>
                       <wps:wsp>
-                        <wps:cNvPr id="3670" name="Shape 3670"/>
+                        <wps:cNvPr id="3658" name="Shape 3658"/>
                         <wps:cNvSpPr/>
                         <wps:spPr>
                           <a:xfrm>
@@ -13260,7 +13237,7 @@
                         <wps:bodyPr/>
                       </wps:wsp>
                       <wps:wsp>
-                        <wps:cNvPr id="3671" name="Rectangle 3671"/>
+                        <wps:cNvPr id="3659" name="Rectangle 3659"/>
                         <wps:cNvSpPr/>
                         <wps:spPr>
                           <a:xfrm>
@@ -13298,7 +13275,7 @@
                         </wps:bodyPr>
                       </wps:wsp>
                       <wps:wsp>
-                        <wps:cNvPr id="3672" name="Rectangle 3672"/>
+                        <wps:cNvPr id="3660" name="Rectangle 3660"/>
                         <wps:cNvSpPr/>
                         <wps:spPr>
                           <a:xfrm>
@@ -13336,7 +13313,7 @@
                         </wps:bodyPr>
                       </wps:wsp>
                       <wps:wsp>
-                        <wps:cNvPr id="3673" name="Rectangle 3673"/>
+                        <wps:cNvPr id="3661" name="Rectangle 3661"/>
                         <wps:cNvSpPr/>
                         <wps:spPr>
                           <a:xfrm>
@@ -13374,7 +13351,7 @@
                         </wps:bodyPr>
                       </wps:wsp>
                       <wps:wsp>
-                        <wps:cNvPr id="3674" name="Rectangle 3674"/>
+                        <wps:cNvPr id="3662" name="Rectangle 3662"/>
                         <wps:cNvSpPr/>
                         <wps:spPr>
                           <a:xfrm>
@@ -13412,7 +13389,7 @@
                         </wps:bodyPr>
                       </wps:wsp>
                       <wps:wsp>
-                        <wps:cNvPr id="3675" name="Rectangle 3675"/>
+                        <wps:cNvPr id="3663" name="Rectangle 3663"/>
                         <wps:cNvSpPr/>
                         <wps:spPr>
                           <a:xfrm>
@@ -13450,7 +13427,7 @@
                         </wps:bodyPr>
                       </wps:wsp>
                       <wps:wsp>
-                        <wps:cNvPr id="3676" name="Rectangle 3676"/>
+                        <wps:cNvPr id="3664" name="Rectangle 3664"/>
                         <wps:cNvSpPr/>
                         <wps:spPr>
                           <a:xfrm>
@@ -13488,7 +13465,7 @@
                         </wps:bodyPr>
                       </wps:wsp>
                       <wps:wsp>
-                        <wps:cNvPr id="3677" name="Rectangle 3677"/>
+                        <wps:cNvPr id="3665" name="Rectangle 3665"/>
                         <wps:cNvSpPr/>
                         <wps:spPr>
                           <a:xfrm>
@@ -13526,7 +13503,7 @@
                         </wps:bodyPr>
                       </wps:wsp>
                       <wps:wsp>
-                        <wps:cNvPr id="3679" name="Shape 3679"/>
+                        <wps:cNvPr id="3667" name="Shape 3667"/>
                         <wps:cNvSpPr/>
                         <wps:spPr>
                           <a:xfrm>
@@ -13607,7 +13584,7 @@
                         <wps:bodyPr/>
                       </wps:wsp>
                       <wps:wsp>
-                        <wps:cNvPr id="3680" name="Shape 3680"/>
+                        <wps:cNvPr id="3668" name="Shape 3668"/>
                         <wps:cNvSpPr/>
                         <wps:spPr>
                           <a:xfrm>
@@ -13688,7 +13665,7 @@
                         <wps:bodyPr/>
                       </wps:wsp>
                       <wps:wsp>
-                        <wps:cNvPr id="3681" name="Shape 3681"/>
+                        <wps:cNvPr id="3669" name="Shape 3669"/>
                         <wps:cNvSpPr/>
                         <wps:spPr>
                           <a:xfrm>
@@ -13769,7 +13746,7 @@
                         <wps:bodyPr/>
                       </wps:wsp>
                       <wps:wsp>
-                        <wps:cNvPr id="3682" name="Shape 3682"/>
+                        <wps:cNvPr id="3670" name="Shape 3670"/>
                         <wps:cNvSpPr/>
                         <wps:spPr>
                           <a:xfrm>
@@ -13850,7 +13827,7 @@
                         <wps:bodyPr/>
                       </wps:wsp>
                       <wps:wsp>
-                        <wps:cNvPr id="3683" name="Shape 3683"/>
+                        <wps:cNvPr id="3671" name="Shape 3671"/>
                         <wps:cNvSpPr/>
                         <wps:spPr>
                           <a:xfrm>
@@ -13931,7 +13908,7 @@
                         <wps:bodyPr/>
                       </wps:wsp>
                       <wps:wsp>
-                        <wps:cNvPr id="3684" name="Shape 3684"/>
+                        <wps:cNvPr id="3672" name="Shape 3672"/>
                         <wps:cNvSpPr/>
                         <wps:spPr>
                           <a:xfrm>
@@ -14012,7 +13989,7 @@
                         <wps:bodyPr/>
                       </wps:wsp>
                       <wps:wsp>
-                        <wps:cNvPr id="3685" name="Shape 3685"/>
+                        <wps:cNvPr id="3673" name="Shape 3673"/>
                         <wps:cNvSpPr/>
                         <wps:spPr>
                           <a:xfrm>
@@ -14100,343 +14077,343 @@
           </mc:Choice>
           <mc:Fallback xmlns:a="http://schemas.openxmlformats.org/drawingml/2006/main">
             <w:pict>
-              <v:group id="Group 36109" style="width:301.744pt;height:68.64pt;mso-position-horizontal-relative:char;mso-position-vertical-relative:line" coordsize="38321,8717">
-                <v:shape id="Picture 36065" style="position:absolute;width:20817;height:8717;left:0;top:0;" filled="f">
+              <v:group id="Group 35901" style="width:301.744pt;height:68.64pt;mso-position-horizontal-relative:char;mso-position-vertical-relative:line" coordsize="38321,8717">
+                <v:shape id="Picture 35857" style="position:absolute;width:20817;height:8717;left:0;top:0;" filled="f">
                   <v:imagedata r:id="rId31"/>
                 </v:shape>
-                <v:shape id="Shape 3576" style="position:absolute;width:0;height:8178;left:23507;top:112;" coordsize="0,817888" path="m0,817888l0,0">
+                <v:shape id="Shape 3564" style="position:absolute;width:0;height:8178;left:23507;top:112;" coordsize="0,817888" path="m0,817888l0,0">
                   <v:stroke weight="0.55398pt" endcap="square" joinstyle="round" on="true" color="#b0b0b0"/>
                   <v:fill on="false" color="#000000" opacity="0"/>
                 </v:shape>
-                <v:shape id="Shape 3577" style="position:absolute;width:0;height:410;left:23507;top:8291;" coordsize="0,41041" path="m0,41041l0,0x">
+                <v:shape id="Shape 3565" style="position:absolute;width:0;height:410;left:23507;top:8291;" coordsize="0,41041" path="m0,41041l0,0x">
                   <v:stroke weight="1.01563pt" endcap="flat" joinstyle="round" on="true" color="#000000"/>
                   <v:fill on="true" color="#000000"/>
                 </v:shape>
-                <v:shape id="Shape 3579" style="position:absolute;width:0;height:8178;left:27565;top:112;" coordsize="0,817888" path="m0,817888l0,0">
+                <v:shape id="Shape 3567" style="position:absolute;width:0;height:8178;left:27565;top:112;" coordsize="0,817888" path="m0,817888l0,0">
                   <v:stroke weight="0.55398pt" endcap="square" joinstyle="round" on="true" color="#b0b0b0"/>
                   <v:fill on="false" color="#000000" opacity="0"/>
                 </v:shape>
-                <v:shape id="Shape 3580" style="position:absolute;width:0;height:410;left:27565;top:8291;" coordsize="0,41041" path="m0,41041l0,0x">
+                <v:shape id="Shape 3568" style="position:absolute;width:0;height:410;left:27565;top:8291;" coordsize="0,41041" path="m0,41041l0,0x">
                   <v:stroke weight="1.01563pt" endcap="flat" joinstyle="round" on="true" color="#000000"/>
                   <v:fill on="true" color="#000000"/>
                 </v:shape>
-                <v:shape id="Shape 3582" style="position:absolute;width:0;height:8178;left:31622;top:112;" coordsize="0,817888" path="m0,817888l0,0">
+                <v:shape id="Shape 3570" style="position:absolute;width:0;height:8178;left:31622;top:112;" coordsize="0,817888" path="m0,817888l0,0">
                   <v:stroke weight="0.55398pt" endcap="square" joinstyle="round" on="true" color="#b0b0b0"/>
                   <v:fill on="false" color="#000000" opacity="0"/>
                 </v:shape>
-                <v:shape id="Shape 3583" style="position:absolute;width:0;height:410;left:31622;top:8291;" coordsize="0,41041" path="m0,41041l0,0x">
+                <v:shape id="Shape 3571" style="position:absolute;width:0;height:410;left:31622;top:8291;" coordsize="0,41041" path="m0,41041l0,0x">
                   <v:stroke weight="1.01563pt" endcap="flat" joinstyle="round" on="true" color="#000000"/>
                   <v:fill on="true" color="#000000"/>
                 </v:shape>
-                <v:shape id="Shape 3585" style="position:absolute;width:0;height:8178;left:35679;top:112;" coordsize="0,817888" path="m0,817888l0,0">
+                <v:shape id="Shape 3573" style="position:absolute;width:0;height:8178;left:35679;top:112;" coordsize="0,817888" path="m0,817888l0,0">
                   <v:stroke weight="0.55398pt" endcap="square" joinstyle="round" on="true" color="#b0b0b0"/>
                   <v:fill on="false" color="#000000" opacity="0"/>
                 </v:shape>
-                <v:shape id="Shape 3586" style="position:absolute;width:0;height:410;left:35679;top:8291;" coordsize="0,41041" path="m0,41041l0,0x">
+                <v:shape id="Shape 3574" style="position:absolute;width:0;height:410;left:35679;top:8291;" coordsize="0,41041" path="m0,41041l0,0x">
                   <v:stroke weight="1.01563pt" endcap="flat" joinstyle="round" on="true" color="#000000"/>
                   <v:fill on="true" color="#000000"/>
                 </v:shape>
-                <v:shape id="Shape 3588" style="position:absolute;width:0;height:234;left:24319;top:8057;" coordsize="0,23452" path="m0,23452l0,0x">
+                <v:shape id="Shape 3576" style="position:absolute;width:0;height:234;left:24319;top:8057;" coordsize="0,23452" path="m0,23452l0,0x">
                   <v:stroke weight="0.64631pt" endcap="flat" joinstyle="round" on="true" color="#000000"/>
                   <v:fill on="true" color="#000000"/>
                 </v:shape>
-                <v:shape id="Shape 3589" style="position:absolute;width:0;height:234;left:25130;top:8057;" coordsize="0,23452" path="m0,23452l0,0x">
+                <v:shape id="Shape 3577" style="position:absolute;width:0;height:234;left:25130;top:8057;" coordsize="0,23452" path="m0,23452l0,0x">
                   <v:stroke weight="0.64631pt" endcap="flat" joinstyle="round" on="true" color="#000000"/>
                   <v:fill on="true" color="#000000"/>
                 </v:shape>
-                <v:shape id="Shape 3590" style="position:absolute;width:0;height:234;left:25942;top:8057;" coordsize="0,23452" path="m0,23452l0,0x">
+                <v:shape id="Shape 3578" style="position:absolute;width:0;height:234;left:25942;top:8057;" coordsize="0,23452" path="m0,23452l0,0x">
                   <v:stroke weight="0.64631pt" endcap="flat" joinstyle="round" on="true" color="#000000"/>
                   <v:fill on="true" color="#000000"/>
                 </v:shape>
-                <v:shape id="Shape 3591" style="position:absolute;width:0;height:234;left:26753;top:8057;" coordsize="0,23452" path="m0,23452l0,0x">
+                <v:shape id="Shape 3579" style="position:absolute;width:0;height:234;left:26753;top:8057;" coordsize="0,23452" path="m0,23452l0,0x">
                   <v:stroke weight="0.64631pt" endcap="flat" joinstyle="round" on="true" color="#000000"/>
                   <v:fill on="true" color="#000000"/>
                 </v:shape>
-                <v:shape id="Shape 3592" style="position:absolute;width:0;height:234;left:28376;top:8057;" coordsize="0,23452" path="m0,23452l0,0x">
+                <v:shape id="Shape 3580" style="position:absolute;width:0;height:234;left:28376;top:8057;" coordsize="0,23452" path="m0,23452l0,0x">
                   <v:stroke weight="0.64631pt" endcap="flat" joinstyle="round" on="true" color="#000000"/>
                   <v:fill on="true" color="#000000"/>
                 </v:shape>
-                <v:shape id="Shape 3593" style="position:absolute;width:0;height:234;left:29187;top:8057;" coordsize="0,23452" path="m0,23452l0,0x">
+                <v:shape id="Shape 3581" style="position:absolute;width:0;height:234;left:29187;top:8057;" coordsize="0,23452" path="m0,23452l0,0x">
                   <v:stroke weight="0.64631pt" endcap="flat" joinstyle="round" on="true" color="#000000"/>
                   <v:fill on="true" color="#000000"/>
                 </v:shape>
-                <v:shape id="Shape 3594" style="position:absolute;width:0;height:234;left:29999;top:8057;" coordsize="0,23452" path="m0,23452l0,0x">
+                <v:shape id="Shape 3582" style="position:absolute;width:0;height:234;left:29999;top:8057;" coordsize="0,23452" path="m0,23452l0,0x">
                   <v:stroke weight="0.64631pt" endcap="flat" joinstyle="round" on="true" color="#000000"/>
                   <v:fill on="true" color="#000000"/>
                 </v:shape>
-                <v:shape id="Shape 3595" style="position:absolute;width:0;height:234;left:30810;top:8057;" coordsize="0,23452" path="m0,23452l0,0x">
+                <v:shape id="Shape 3583" style="position:absolute;width:0;height:234;left:30810;top:8057;" coordsize="0,23452" path="m0,23452l0,0x">
                   <v:stroke weight="0.64631pt" endcap="flat" joinstyle="round" on="true" color="#000000"/>
                   <v:fill on="true" color="#000000"/>
                 </v:shape>
-                <v:shape id="Shape 3596" style="position:absolute;width:0;height:234;left:32433;top:8057;" coordsize="0,23452" path="m0,23452l0,0x">
+                <v:shape id="Shape 3584" style="position:absolute;width:0;height:234;left:32433;top:8057;" coordsize="0,23452" path="m0,23452l0,0x">
                   <v:stroke weight="0.64631pt" endcap="flat" joinstyle="round" on="true" color="#000000"/>
                   <v:fill on="true" color="#000000"/>
                 </v:shape>
-                <v:shape id="Shape 3597" style="position:absolute;width:0;height:234;left:33245;top:8057;" coordsize="0,23452" path="m0,23452l0,0x">
+                <v:shape id="Shape 3585" style="position:absolute;width:0;height:234;left:33245;top:8057;" coordsize="0,23452" path="m0,23452l0,0x">
                   <v:stroke weight="0.64631pt" endcap="flat" joinstyle="round" on="true" color="#000000"/>
                   <v:fill on="true" color="#000000"/>
                 </v:shape>
-                <v:shape id="Shape 3598" style="position:absolute;width:0;height:234;left:34056;top:8057;" coordsize="0,23452" path="m0,23452l0,0x">
+                <v:shape id="Shape 3586" style="position:absolute;width:0;height:234;left:34056;top:8057;" coordsize="0,23452" path="m0,23452l0,0x">
                   <v:stroke weight="0.64631pt" endcap="flat" joinstyle="round" on="true" color="#000000"/>
                   <v:fill on="true" color="#000000"/>
                 </v:shape>
-                <v:shape id="Shape 3599" style="position:absolute;width:0;height:234;left:34867;top:8057;" coordsize="0,23452" path="m0,23452l0,0x">
+                <v:shape id="Shape 3587" style="position:absolute;width:0;height:234;left:34867;top:8057;" coordsize="0,23452" path="m0,23452l0,0x">
                   <v:stroke weight="0.64631pt" endcap="flat" joinstyle="round" on="true" color="#000000"/>
                   <v:fill on="true" color="#000000"/>
                 </v:shape>
-                <v:shape id="Shape 3600" style="position:absolute;width:0;height:234;left:36490;top:8057;" coordsize="0,23452" path="m0,23452l0,0x">
+                <v:shape id="Shape 3588" style="position:absolute;width:0;height:234;left:36490;top:8057;" coordsize="0,23452" path="m0,23452l0,0x">
                   <v:stroke weight="0.64631pt" endcap="flat" joinstyle="round" on="true" color="#000000"/>
                   <v:fill on="true" color="#000000"/>
                 </v:shape>
-                <v:shape id="Shape 3601" style="position:absolute;width:0;height:234;left:37302;top:8057;" coordsize="0,23452" path="m0,23452l0,0x">
+                <v:shape id="Shape 3589" style="position:absolute;width:0;height:234;left:37302;top:8057;" coordsize="0,23452" path="m0,23452l0,0x">
                   <v:stroke weight="0.64631pt" endcap="flat" joinstyle="round" on="true" color="#000000"/>
                   <v:fill on="true" color="#000000"/>
                 </v:shape>
-                <v:shape id="Shape 3602" style="position:absolute;width:0;height:234;left:38113;top:8057;" coordsize="0,23452" path="m0,23452l0,0x">
+                <v:shape id="Shape 3590" style="position:absolute;width:0;height:234;left:38113;top:8057;" coordsize="0,23452" path="m0,23452l0,0x">
                   <v:stroke weight="0.64631pt" endcap="flat" joinstyle="round" on="true" color="#000000"/>
                   <v:fill on="true" color="#000000"/>
                 </v:shape>
-                <v:shape id="Shape 3604" style="position:absolute;width:15287;height:0;left:23034;top:794;" coordsize="1528731,0" path="m0,0l1528731,0">
+                <v:shape id="Shape 3592" style="position:absolute;width:15287;height:0;left:23034;top:794;" coordsize="1528731,0" path="m0,0l1528731,0">
                   <v:stroke weight="0.55398pt" endcap="square" joinstyle="round" on="true" color="#b0b0b0"/>
                   <v:fill on="false" color="#000000" opacity="0"/>
                 </v:shape>
-                <v:shape id="Shape 3605" style="position:absolute;width:410;height:0;left:22623;top:794;" coordsize="41041,0" path="m41041,0l0,0x">
+                <v:shape id="Shape 3593" style="position:absolute;width:410;height:0;left:22623;top:794;" coordsize="41041,0" path="m41041,0l0,0x">
                   <v:stroke weight="1.01563pt" endcap="flat" joinstyle="round" on="true" color="#000000"/>
                   <v:fill on="true" color="#000000"/>
                 </v:shape>
-                <v:shape id="Shape 3607" style="position:absolute;width:15287;height:0;left:23034;top:1930;" coordsize="1528731,0" path="m0,0l1528731,0">
+                <v:shape id="Shape 3595" style="position:absolute;width:15287;height:0;left:23034;top:1930;" coordsize="1528731,0" path="m0,0l1528731,0">
                   <v:stroke weight="0.55398pt" endcap="square" joinstyle="round" on="true" color="#b0b0b0"/>
                   <v:fill on="false" color="#000000" opacity="0"/>
                 </v:shape>
-                <v:shape id="Shape 3608" style="position:absolute;width:410;height:0;left:22623;top:1930;" coordsize="41041,0" path="m41041,0l0,0x">
+                <v:shape id="Shape 3596" style="position:absolute;width:410;height:0;left:22623;top:1930;" coordsize="41041,0" path="m41041,0l0,0x">
                   <v:stroke weight="1.01563pt" endcap="flat" joinstyle="round" on="true" color="#000000"/>
                   <v:fill on="true" color="#000000"/>
                 </v:shape>
-                <v:shape id="Shape 3610" style="position:absolute;width:15287;height:0;left:23034;top:3066;" coordsize="1528731,0" path="m0,0l1528731,0">
+                <v:shape id="Shape 3598" style="position:absolute;width:15287;height:0;left:23034;top:3066;" coordsize="1528731,0" path="m0,0l1528731,0">
                   <v:stroke weight="0.55398pt" endcap="square" joinstyle="round" on="true" color="#b0b0b0"/>
                   <v:fill on="false" color="#000000" opacity="0"/>
                 </v:shape>
-                <v:shape id="Shape 3611" style="position:absolute;width:410;height:0;left:22623;top:3066;" coordsize="41041,0" path="m41041,0l0,0x">
+                <v:shape id="Shape 3599" style="position:absolute;width:410;height:0;left:22623;top:3066;" coordsize="41041,0" path="m41041,0l0,0x">
                   <v:stroke weight="1.01563pt" endcap="flat" joinstyle="round" on="true" color="#000000"/>
                   <v:fill on="true" color="#000000"/>
                 </v:shape>
-                <v:shape id="Shape 3613" style="position:absolute;width:15287;height:0;left:23034;top:4202;" coordsize="1528731,0" path="m0,0l1528731,0">
+                <v:shape id="Shape 3601" style="position:absolute;width:15287;height:0;left:23034;top:4202;" coordsize="1528731,0" path="m0,0l1528731,0">
                   <v:stroke weight="0.55398pt" endcap="square" joinstyle="round" on="true" color="#b0b0b0"/>
                   <v:fill on="false" color="#000000" opacity="0"/>
                 </v:shape>
-                <v:shape id="Shape 3614" style="position:absolute;width:410;height:0;left:22623;top:4202;" coordsize="41041,0" path="m41041,0l0,0x">
+                <v:shape id="Shape 3602" style="position:absolute;width:410;height:0;left:22623;top:4202;" coordsize="41041,0" path="m41041,0l0,0x">
                   <v:stroke weight="1.01563pt" endcap="flat" joinstyle="round" on="true" color="#000000"/>
                   <v:fill on="true" color="#000000"/>
                 </v:shape>
-                <v:shape id="Shape 3616" style="position:absolute;width:15287;height:0;left:23034;top:5338;" coordsize="1528731,0" path="m0,0l1528731,0">
+                <v:shape id="Shape 3604" style="position:absolute;width:15287;height:0;left:23034;top:5338;" coordsize="1528731,0" path="m0,0l1528731,0">
                   <v:stroke weight="0.55398pt" endcap="square" joinstyle="round" on="true" color="#b0b0b0"/>
                   <v:fill on="false" color="#000000" opacity="0"/>
                 </v:shape>
-                <v:shape id="Shape 3617" style="position:absolute;width:410;height:0;left:22623;top:5338;" coordsize="41041,0" path="m41041,0l0,0x">
+                <v:shape id="Shape 3605" style="position:absolute;width:410;height:0;left:22623;top:5338;" coordsize="41041,0" path="m41041,0l0,0x">
                   <v:stroke weight="1.01563pt" endcap="flat" joinstyle="round" on="true" color="#000000"/>
                   <v:fill on="true" color="#000000"/>
                 </v:shape>
-                <v:shape id="Shape 3619" style="position:absolute;width:15287;height:0;left:23034;top:6474;" coordsize="1528731,0" path="m0,0l1528731,0">
+                <v:shape id="Shape 3607" style="position:absolute;width:15287;height:0;left:23034;top:6474;" coordsize="1528731,0" path="m0,0l1528731,0">
                   <v:stroke weight="0.55398pt" endcap="square" joinstyle="round" on="true" color="#b0b0b0"/>
                   <v:fill on="false" color="#000000" opacity="0"/>
                 </v:shape>
-                <v:shape id="Shape 3620" style="position:absolute;width:410;height:0;left:22623;top:6474;" coordsize="41041,0" path="m41041,0l0,0x">
+                <v:shape id="Shape 3608" style="position:absolute;width:410;height:0;left:22623;top:6474;" coordsize="41041,0" path="m41041,0l0,0x">
                   <v:stroke weight="1.01563pt" endcap="flat" joinstyle="round" on="true" color="#000000"/>
                   <v:fill on="true" color="#000000"/>
                 </v:shape>
-                <v:shape id="Shape 3622" style="position:absolute;width:15287;height:0;left:23034;top:7610;" coordsize="1528731,0" path="m0,0l1528731,0">
+                <v:shape id="Shape 3610" style="position:absolute;width:15287;height:0;left:23034;top:7610;" coordsize="1528731,0" path="m0,0l1528731,0">
                   <v:stroke weight="0.55398pt" endcap="square" joinstyle="round" on="true" color="#b0b0b0"/>
                   <v:fill on="false" color="#000000" opacity="0"/>
                 </v:shape>
-                <v:shape id="Shape 3623" style="position:absolute;width:410;height:0;left:22623;top:7610;" coordsize="41041,0" path="m41041,0l0,0x">
+                <v:shape id="Shape 3611" style="position:absolute;width:410;height:0;left:22623;top:7610;" coordsize="41041,0" path="m41041,0l0,0x">
                   <v:stroke weight="1.01563pt" endcap="flat" joinstyle="round" on="true" color="#000000"/>
                   <v:fill on="true" color="#000000"/>
                 </v:shape>
-                <v:shape id="Shape 3625" style="position:absolute;width:234;height:0;left:23034;top:8291;" coordsize="23451,0" path="m23451,0l0,0x">
+                <v:shape id="Shape 3613" style="position:absolute;width:234;height:0;left:23034;top:8291;" coordsize="23451,0" path="m23451,0l0,0x">
                   <v:stroke weight="0.64631pt" endcap="flat" joinstyle="round" on="true" color="#000000"/>
                   <v:fill on="true" color="#000000"/>
                 </v:shape>
-                <v:shape id="Shape 3626" style="position:absolute;width:234;height:0;left:23034;top:8064;" coordsize="23451,0" path="m23451,0l0,0x">
+                <v:shape id="Shape 3614" style="position:absolute;width:234;height:0;left:23034;top:8064;" coordsize="23451,0" path="m23451,0l0,0x">
                   <v:stroke weight="0.64631pt" endcap="flat" joinstyle="round" on="true" color="#000000"/>
                   <v:fill on="true" color="#000000"/>
                 </v:shape>
-                <v:shape id="Shape 3627" style="position:absolute;width:234;height:0;left:23034;top:7837;" coordsize="23451,0" path="m23451,0l0,0x">
+                <v:shape id="Shape 3615" style="position:absolute;width:234;height:0;left:23034;top:7837;" coordsize="23451,0" path="m23451,0l0,0x">
                   <v:stroke weight="0.64631pt" endcap="flat" joinstyle="round" on="true" color="#000000"/>
                   <v:fill on="true" color="#000000"/>
                 </v:shape>
-                <v:shape id="Shape 3628" style="position:absolute;width:234;height:0;left:23034;top:7382;" coordsize="23451,0" path="m23451,0l0,0x">
+                <v:shape id="Shape 3616" style="position:absolute;width:234;height:0;left:23034;top:7382;" coordsize="23451,0" path="m23451,0l0,0x">
                   <v:stroke weight="0.64631pt" endcap="flat" joinstyle="round" on="true" color="#000000"/>
                   <v:fill on="true" color="#000000"/>
                 </v:shape>
-                <v:shape id="Shape 3629" style="position:absolute;width:234;height:0;left:23034;top:7155;" coordsize="23451,0" path="m23451,0l0,0x">
+                <v:shape id="Shape 3617" style="position:absolute;width:234;height:0;left:23034;top:7155;" coordsize="23451,0" path="m23451,0l0,0x">
                   <v:stroke weight="0.64631pt" endcap="flat" joinstyle="round" on="true" color="#000000"/>
                   <v:fill on="true" color="#000000"/>
                 </v:shape>
-                <v:shape id="Shape 3630" style="position:absolute;width:234;height:0;left:23034;top:6928;" coordsize="23451,0" path="m23451,0l0,0x">
+                <v:shape id="Shape 3618" style="position:absolute;width:234;height:0;left:23034;top:6928;" coordsize="23451,0" path="m23451,0l0,0x">
                   <v:stroke weight="0.64631pt" endcap="flat" joinstyle="round" on="true" color="#000000"/>
                   <v:fill on="true" color="#000000"/>
                 </v:shape>
-                <v:shape id="Shape 3631" style="position:absolute;width:234;height:0;left:23034;top:6701;" coordsize="23451,0" path="m23451,0l0,0x">
+                <v:shape id="Shape 3619" style="position:absolute;width:234;height:0;left:23034;top:6701;" coordsize="23451,0" path="m23451,0l0,0x">
                   <v:stroke weight="0.64631pt" endcap="flat" joinstyle="round" on="true" color="#000000"/>
                   <v:fill on="true" color="#000000"/>
                 </v:shape>
-                <v:shape id="Shape 3632" style="position:absolute;width:234;height:0;left:23034;top:6247;" coordsize="23451,0" path="m23451,0l0,0x">
+                <v:shape id="Shape 3620" style="position:absolute;width:234;height:0;left:23034;top:6247;" coordsize="23451,0" path="m23451,0l0,0x">
                   <v:stroke weight="0.64631pt" endcap="flat" joinstyle="round" on="true" color="#000000"/>
                   <v:fill on="true" color="#000000"/>
                 </v:shape>
-                <v:shape id="Shape 3633" style="position:absolute;width:234;height:0;left:23034;top:6019;" coordsize="23451,0" path="m23451,0l0,0x">
+                <v:shape id="Shape 3621" style="position:absolute;width:234;height:0;left:23034;top:6019;" coordsize="23451,0" path="m23451,0l0,0x">
                   <v:stroke weight="0.64631pt" endcap="flat" joinstyle="round" on="true" color="#000000"/>
                   <v:fill on="true" color="#000000"/>
                 </v:shape>
-                <v:shape id="Shape 3634" style="position:absolute;width:234;height:0;left:23034;top:5792;" coordsize="23451,0" path="m23451,0l0,0x">
+                <v:shape id="Shape 3622" style="position:absolute;width:234;height:0;left:23034;top:5792;" coordsize="23451,0" path="m23451,0l0,0x">
                   <v:stroke weight="0.64631pt" endcap="flat" joinstyle="round" on="true" color="#000000"/>
                   <v:fill on="true" color="#000000"/>
                 </v:shape>
-                <v:shape id="Shape 3635" style="position:absolute;width:234;height:0;left:23034;top:5565;" coordsize="23451,0" path="m23451,0l0,0x">
+                <v:shape id="Shape 3623" style="position:absolute;width:234;height:0;left:23034;top:5565;" coordsize="23451,0" path="m23451,0l0,0x">
                   <v:stroke weight="0.64631pt" endcap="flat" joinstyle="round" on="true" color="#000000"/>
                   <v:fill on="true" color="#000000"/>
                 </v:shape>
-                <v:shape id="Shape 3636" style="position:absolute;width:234;height:0;left:23034;top:5111;" coordsize="23451,0" path="m23451,0l0,0x">
+                <v:shape id="Shape 3624" style="position:absolute;width:234;height:0;left:23034;top:5111;" coordsize="23451,0" path="m23451,0l0,0x">
                   <v:stroke weight="0.64631pt" endcap="flat" joinstyle="round" on="true" color="#000000"/>
                   <v:fill on="true" color="#000000"/>
                 </v:shape>
-                <v:shape id="Shape 3637" style="position:absolute;width:234;height:0;left:23034;top:4883;" coordsize="23451,0" path="m23451,0l0,0x">
+                <v:shape id="Shape 3625" style="position:absolute;width:234;height:0;left:23034;top:4883;" coordsize="23451,0" path="m23451,0l0,0x">
                   <v:stroke weight="0.64631pt" endcap="flat" joinstyle="round" on="true" color="#000000"/>
                   <v:fill on="true" color="#000000"/>
                 </v:shape>
-                <v:shape id="Shape 3638" style="position:absolute;width:234;height:0;left:23034;top:4656;" coordsize="23451,0" path="m23451,0l0,0x">
+                <v:shape id="Shape 3626" style="position:absolute;width:234;height:0;left:23034;top:4656;" coordsize="23451,0" path="m23451,0l0,0x">
                   <v:stroke weight="0.64631pt" endcap="flat" joinstyle="round" on="true" color="#000000"/>
                   <v:fill on="true" color="#000000"/>
                 </v:shape>
-                <v:shape id="Shape 3639" style="position:absolute;width:234;height:0;left:23034;top:4429;" coordsize="23451,0" path="m23451,0l0,0x">
+                <v:shape id="Shape 3627" style="position:absolute;width:234;height:0;left:23034;top:4429;" coordsize="23451,0" path="m23451,0l0,0x">
                   <v:stroke weight="0.64631pt" endcap="flat" joinstyle="round" on="true" color="#000000"/>
                   <v:fill on="true" color="#000000"/>
                 </v:shape>
-                <v:shape id="Shape 3640" style="position:absolute;width:234;height:0;left:23034;top:3975;" coordsize="23451,0" path="m23451,0l0,0x">
+                <v:shape id="Shape 3628" style="position:absolute;width:234;height:0;left:23034;top:3975;" coordsize="23451,0" path="m23451,0l0,0x">
                   <v:stroke weight="0.64631pt" endcap="flat" joinstyle="round" on="true" color="#000000"/>
                   <v:fill on="true" color="#000000"/>
                 </v:shape>
-                <v:shape id="Shape 3641" style="position:absolute;width:234;height:0;left:23034;top:3747;" coordsize="23451,0" path="m23451,0l0,0x">
+                <v:shape id="Shape 3629" style="position:absolute;width:234;height:0;left:23034;top:3747;" coordsize="23451,0" path="m23451,0l0,0x">
                   <v:stroke weight="0.64631pt" endcap="flat" joinstyle="round" on="true" color="#000000"/>
                   <v:fill on="true" color="#000000"/>
                 </v:shape>
-                <v:shape id="Shape 3642" style="position:absolute;width:234;height:0;left:23034;top:3520;" coordsize="23451,0" path="m23451,0l0,0x">
+                <v:shape id="Shape 3630" style="position:absolute;width:234;height:0;left:23034;top:3520;" coordsize="23451,0" path="m23451,0l0,0x">
                   <v:stroke weight="0.64631pt" endcap="flat" joinstyle="round" on="true" color="#000000"/>
                   <v:fill on="true" color="#000000"/>
                 </v:shape>
-                <v:shape id="Shape 3643" style="position:absolute;width:234;height:0;left:23034;top:3293;" coordsize="23451,0" path="m23451,0l0,0x">
+                <v:shape id="Shape 3631" style="position:absolute;width:234;height:0;left:23034;top:3293;" coordsize="23451,0" path="m23451,0l0,0x">
                   <v:stroke weight="0.64631pt" endcap="flat" joinstyle="round" on="true" color="#000000"/>
                   <v:fill on="true" color="#000000"/>
                 </v:shape>
-                <v:shape id="Shape 3644" style="position:absolute;width:234;height:0;left:23034;top:2839;" coordsize="23451,0" path="m23451,0l0,0x">
+                <v:shape id="Shape 3632" style="position:absolute;width:234;height:0;left:23034;top:2839;" coordsize="23451,0" path="m23451,0l0,0x">
                   <v:stroke weight="0.64631pt" endcap="flat" joinstyle="round" on="true" color="#000000"/>
                   <v:fill on="true" color="#000000"/>
                 </v:shape>
-                <v:shape id="Shape 3645" style="position:absolute;width:234;height:0;left:23034;top:2611;" coordsize="23451,0" path="m23451,0l0,0x">
+                <v:shape id="Shape 3633" style="position:absolute;width:234;height:0;left:23034;top:2611;" coordsize="23451,0" path="m23451,0l0,0x">
                   <v:stroke weight="0.64631pt" endcap="flat" joinstyle="round" on="true" color="#000000"/>
                   <v:fill on="true" color="#000000"/>
                 </v:shape>
-                <v:shape id="Shape 3646" style="position:absolute;width:234;height:0;left:23034;top:2384;" coordsize="23451,0" path="m23451,0l0,0x">
+                <v:shape id="Shape 3634" style="position:absolute;width:234;height:0;left:23034;top:2384;" coordsize="23451,0" path="m23451,0l0,0x">
                   <v:stroke weight="0.64631pt" endcap="flat" joinstyle="round" on="true" color="#000000"/>
                   <v:fill on="true" color="#000000"/>
                 </v:shape>
-                <v:shape id="Shape 3647" style="position:absolute;width:234;height:0;left:23034;top:2157;" coordsize="23451,0" path="m23451,0l0,0x">
+                <v:shape id="Shape 3635" style="position:absolute;width:234;height:0;left:23034;top:2157;" coordsize="23451,0" path="m23451,0l0,0x">
                   <v:stroke weight="0.64631pt" endcap="flat" joinstyle="round" on="true" color="#000000"/>
                   <v:fill on="true" color="#000000"/>
                 </v:shape>
-                <v:shape id="Shape 3648" style="position:absolute;width:234;height:0;left:23034;top:1703;" coordsize="23451,0" path="m23451,0l0,0x">
+                <v:shape id="Shape 3636" style="position:absolute;width:234;height:0;left:23034;top:1703;" coordsize="23451,0" path="m23451,0l0,0x">
                   <v:stroke weight="0.64631pt" endcap="flat" joinstyle="round" on="true" color="#000000"/>
                   <v:fill on="true" color="#000000"/>
                 </v:shape>
-                <v:shape id="Shape 3649" style="position:absolute;width:234;height:0;left:23034;top:1476;" coordsize="23451,0" path="m23451,0l0,0x">
+                <v:shape id="Shape 3637" style="position:absolute;width:234;height:0;left:23034;top:1476;" coordsize="23451,0" path="m23451,0l0,0x">
                   <v:stroke weight="0.64631pt" endcap="flat" joinstyle="round" on="true" color="#000000"/>
                   <v:fill on="true" color="#000000"/>
                 </v:shape>
-                <v:shape id="Shape 3650" style="position:absolute;width:234;height:0;left:23034;top:1248;" coordsize="23451,0" path="m23451,0l0,0x">
+                <v:shape id="Shape 3638" style="position:absolute;width:234;height:0;left:23034;top:1248;" coordsize="23451,0" path="m23451,0l0,0x">
                   <v:stroke weight="0.64631pt" endcap="flat" joinstyle="round" on="true" color="#000000"/>
                   <v:fill on="true" color="#000000"/>
                 </v:shape>
-                <v:shape id="Shape 3651" style="position:absolute;width:234;height:0;left:23034;top:1021;" coordsize="23451,0" path="m23451,0l0,0x">
+                <v:shape id="Shape 3639" style="position:absolute;width:234;height:0;left:23034;top:1021;" coordsize="23451,0" path="m23451,0l0,0x">
                   <v:stroke weight="0.64631pt" endcap="flat" joinstyle="round" on="true" color="#000000"/>
                   <v:fill on="true" color="#000000"/>
                 </v:shape>
-                <v:shape id="Shape 3652" style="position:absolute;width:234;height:0;left:23034;top:567;" coordsize="23451,0" path="m23451,0l0,0x">
+                <v:shape id="Shape 3640" style="position:absolute;width:234;height:0;left:23034;top:567;" coordsize="23451,0" path="m23451,0l0,0x">
                   <v:stroke weight="0.64631pt" endcap="flat" joinstyle="round" on="true" color="#000000"/>
                   <v:fill on="true" color="#000000"/>
                 </v:shape>
-                <v:shape id="Shape 3653" style="position:absolute;width:234;height:0;left:23034;top:340;" coordsize="23451,0" path="m23451,0l0,0x">
+                <v:shape id="Shape 3641" style="position:absolute;width:234;height:0;left:23034;top:340;" coordsize="23451,0" path="m23451,0l0,0x">
                   <v:stroke weight="0.64631pt" endcap="flat" joinstyle="round" on="true" color="#000000"/>
                   <v:fill on="true" color="#000000"/>
                 </v:shape>
-                <v:shape id="Shape 3654" style="position:absolute;width:234;height:0;left:23034;top:112;" coordsize="23451,0" path="m23451,0l0,0x">
+                <v:shape id="Shape 3642" style="position:absolute;width:234;height:0;left:23034;top:112;" coordsize="23451,0" path="m23451,0l0,0x">
                   <v:stroke weight="0.64631pt" endcap="flat" joinstyle="round" on="true" color="#000000"/>
                   <v:fill on="true" color="#000000"/>
                 </v:shape>
-                <v:shape id="Shape 3655" style="position:absolute;width:5990;height:0;left:23729;top:794;" coordsize="599029,0" path="m0,0l599029,0">
+                <v:shape id="Shape 3643" style="position:absolute;width:5990;height:0;left:23729;top:794;" coordsize="599029,0" path="m0,0l599029,0">
                   <v:stroke weight="0.660159pt" endcap="flat" joinstyle="round" on="true" color="#1c6b73"/>
                   <v:fill on="false" color="#000000" opacity="0"/>
                 </v:shape>
-                <v:shape id="Shape 3656" style="position:absolute;width:6369;height:0;left:24725;top:1930;" coordsize="636963,0" path="m0,0l636963,0">
+                <v:shape id="Shape 3644" style="position:absolute;width:6369;height:0;left:24725;top:1930;" coordsize="636963,0" path="m0,0l636963,0">
                   <v:stroke weight="0.660159pt" endcap="flat" joinstyle="round" on="true" color="#1c6b73"/>
                   <v:fill on="false" color="#000000" opacity="0"/>
                 </v:shape>
-                <v:shape id="Shape 3657" style="position:absolute;width:5923;height:0;left:25333;top:3066;" coordsize="592334,0" path="m0,0l592334,0">
+                <v:shape id="Shape 3645" style="position:absolute;width:5923;height:0;left:25333;top:3066;" coordsize="592334,0" path="m0,0l592334,0">
                   <v:stroke weight="0.660159pt" endcap="flat" joinstyle="round" on="true" color="#1c6b73"/>
                   <v:fill on="false" color="#000000" opacity="0"/>
                 </v:shape>
-                <v:shape id="Shape 3658" style="position:absolute;width:5761;height:0;left:25982;top:4202;" coordsize="576107,0" path="m0,0l576107,0">
+                <v:shape id="Shape 3646" style="position:absolute;width:5761;height:0;left:25982;top:4202;" coordsize="576107,0" path="m0,0l576107,0">
                   <v:stroke weight="0.660159pt" endcap="flat" joinstyle="round" on="true" color="#1c6b73"/>
                   <v:fill on="false" color="#000000" opacity="0"/>
                 </v:shape>
-                <v:shape id="Shape 3659" style="position:absolute;width:6450;height:0;left:26429;top:5338;" coordsize="645077,0" path="m0,0l645077,0">
+                <v:shape id="Shape 3647" style="position:absolute;width:6450;height:0;left:26429;top:5338;" coordsize="645077,0" path="m0,0l645077,0">
                   <v:stroke weight="0.660159pt" endcap="flat" joinstyle="round" on="true" color="#1c6b73"/>
                   <v:fill on="false" color="#000000" opacity="0"/>
                 </v:shape>
-                <v:shape id="Shape 3660" style="position:absolute;width:6856;height:0;left:27199;top:6474;" coordsize="685648,0" path="m0,0l685648,0">
+                <v:shape id="Shape 3648" style="position:absolute;width:6856;height:0;left:27199;top:6474;" coordsize="685648,0" path="m0,0l685648,0">
                   <v:stroke weight="0.660159pt" endcap="flat" joinstyle="round" on="true" color="#1c6b73"/>
                   <v:fill on="false" color="#000000" opacity="0"/>
                 </v:shape>
-                <v:shape id="Shape 3661" style="position:absolute;width:9915;height:0;left:27711;top:7610;" coordsize="991552,0" path="m0,0l991552,0">
+                <v:shape id="Shape 3649" style="position:absolute;width:9915;height:0;left:27711;top:7610;" coordsize="991552,0" path="m0,0l991552,0">
                   <v:stroke weight="0.660159pt" endcap="flat" joinstyle="round" on="true" color="#1c6b73"/>
                   <v:fill on="false" color="#000000" opacity="0"/>
                 </v:shape>
-                <v:shape id="Shape 3662" style="position:absolute;width:0;height:8178;left:23034;top:112;" coordsize="0,817888" path="m0,817888l0,0">
+                <v:shape id="Shape 3650" style="position:absolute;width:0;height:8178;left:23034;top:112;" coordsize="0,817888" path="m0,817888l0,0">
                   <v:stroke weight="1.01563pt" endcap="square" joinstyle="miter" miterlimit="10" on="true" color="#000000"/>
                   <v:fill on="false" color="#000000" opacity="0"/>
                 </v:shape>
-                <v:shape id="Shape 3663" style="position:absolute;width:15287;height:0;left:23034;top:8291;" coordsize="1528731,0" path="m0,0l1528731,0">
+                <v:shape id="Shape 3651" style="position:absolute;width:15287;height:0;left:23034;top:8291;" coordsize="1528731,0" path="m0,0l1528731,0">
                   <v:stroke weight="1.01563pt" endcap="square" joinstyle="miter" miterlimit="10" on="true" color="#000000"/>
                   <v:fill on="false" color="#000000" opacity="0"/>
                 </v:shape>
-                <v:shape id="Shape 3664" style="position:absolute;width:2596;height:0;left:25333;top:794;" coordsize="259653,0" path="m0,0l259653,0">
+                <v:shape id="Shape 3652" style="position:absolute;width:2596;height:0;left:25333;top:794;" coordsize="259653,0" path="m0,0l259653,0">
                   <v:stroke weight="3.12075pt" endcap="flat" joinstyle="round" on="true" color="#1c6b73" opacity="0.45098"/>
                   <v:fill on="false" color="#000000" opacity="0"/>
                 </v:shape>
-                <v:shape id="Shape 3665" style="position:absolute;width:2799;height:0;left:26266;top:1930;" coordsize="279939,0" path="m0,0l279939,0">
+                <v:shape id="Shape 3653" style="position:absolute;width:2799;height:0;left:26266;top:1930;" coordsize="279939,0" path="m0,0l279939,0">
                   <v:stroke weight="3.12075pt" endcap="flat" joinstyle="round" on="true" color="#1c6b73" opacity="0.45098"/>
                   <v:fill on="false" color="#000000" opacity="0"/>
                 </v:shape>
-                <v:shape id="Shape 3666" style="position:absolute;width:2718;height:0;left:26591;top:3066;" coordsize="271825,0" path="m0,0l271825,0">
+                <v:shape id="Shape 3654" style="position:absolute;width:2718;height:0;left:26591;top:3066;" coordsize="271825,0" path="m0,0l271825,0">
                   <v:stroke weight="3.12075pt" endcap="flat" joinstyle="round" on="true" color="#1c6b73" opacity="0.45098"/>
                   <v:fill on="false" color="#000000" opacity="0"/>
                 </v:shape>
-                <v:shape id="Shape 3667" style="position:absolute;width:2718;height:0;left:27118;top:4202;" coordsize="271825,0" path="m0,0l271825,0">
+                <v:shape id="Shape 3655" style="position:absolute;width:2718;height:0;left:27118;top:4202;" coordsize="271825,0" path="m0,0l271825,0">
                   <v:stroke weight="3.12075pt" endcap="flat" joinstyle="round" on="true" color="#1c6b73" opacity="0.45098"/>
                   <v:fill on="false" color="#000000" opacity="0"/>
                 </v:shape>
-                <v:shape id="Shape 3668" style="position:absolute;width:3042;height:0;left:27889;top:5338;" coordsize="304282,0" path="m0,0l304282,0">
+                <v:shape id="Shape 3656" style="position:absolute;width:3042;height:0;left:27889;top:5338;" coordsize="304282,0" path="m0,0l304282,0">
                   <v:stroke weight="3.12075pt" endcap="flat" joinstyle="round" on="true" color="#1c6b73" opacity="0.45098"/>
                   <v:fill on="false" color="#000000" opacity="0"/>
                 </v:shape>
-                <v:shape id="Shape 3669" style="position:absolute;width:2799;height:0;left:29066;top:6474;" coordsize="279939,0" path="m0,0l279939,0">
+                <v:shape id="Shape 3657" style="position:absolute;width:2799;height:0;left:29066;top:6474;" coordsize="279939,0" path="m0,0l279939,0">
                   <v:stroke weight="3.12075pt" endcap="flat" joinstyle="round" on="true" color="#1c6b73" opacity="0.45098"/>
                   <v:fill on="false" color="#000000" opacity="0"/>
                 </v:shape>
-                <v:shape id="Shape 3670" style="position:absolute;width:3854;height:0;left:30202;top:7610;" coordsize="385423,0" path="m0,0l385423,0">
+                <v:shape id="Shape 3658" style="position:absolute;width:3854;height:0;left:30202;top:7610;" coordsize="385423,0" path="m0,0l385423,0">
                   <v:stroke weight="3.12075pt" endcap="flat" joinstyle="round" on="true" color="#1c6b73" opacity="0.45098"/>
                   <v:fill on="false" color="#000000" opacity="0"/>
                 </v:shape>
-                <v:rect id="Rectangle 3671" style="position:absolute;width:476;height:1170;left:37167;top:306;" filled="f" stroked="f">
+                <v:rect id="Rectangle 3659" style="position:absolute;width:476;height:1170;left:37167;top:306;" filled="f" stroked="f">
                   <v:textbox inset="0,0,0,0">
                     <w:txbxContent>
                       <w:p>
@@ -14457,7 +14434,7 @@
                     </w:txbxContent>
                   </v:textbox>
                 </v:rect>
-                <v:rect id="Rectangle 3672" style="position:absolute;width:476;height:1170;left:37167;top:1441;" filled="f" stroked="f">
+                <v:rect id="Rectangle 3660" style="position:absolute;width:476;height:1170;left:37167;top:1441;" filled="f" stroked="f">
                   <v:textbox inset="0,0,0,0">
                     <w:txbxContent>
                       <w:p>
@@ -14478,7 +14455,7 @@
                     </w:txbxContent>
                   </v:textbox>
                 </v:rect>
-                <v:rect id="Rectangle 3673" style="position:absolute;width:476;height:1170;left:37167;top:2577;" filled="f" stroked="f">
+                <v:rect id="Rectangle 3661" style="position:absolute;width:476;height:1170;left:37167;top:2577;" filled="f" stroked="f">
                   <v:textbox inset="0,0,0,0">
                     <w:txbxContent>
                       <w:p>
@@ -14499,7 +14476,7 @@
                     </w:txbxContent>
                   </v:textbox>
                 </v:rect>
-                <v:rect id="Rectangle 3674" style="position:absolute;width:476;height:1170;left:37167;top:3713;" filled="f" stroked="f">
+                <v:rect id="Rectangle 3662" style="position:absolute;width:476;height:1170;left:37167;top:3713;" filled="f" stroked="f">
                   <v:textbox inset="0,0,0,0">
                     <w:txbxContent>
                       <w:p>
@@ -14520,7 +14497,7 @@
                     </w:txbxContent>
                   </v:textbox>
                 </v:rect>
-                <v:rect id="Rectangle 3675" style="position:absolute;width:1430;height:1170;left:37167;top:4849;" filled="f" stroked="f">
+                <v:rect id="Rectangle 3663" style="position:absolute;width:1430;height:1170;left:37167;top:4849;" filled="f" stroked="f">
                   <v:textbox inset="0,0,0,0">
                     <w:txbxContent>
                       <w:p>
@@ -14541,7 +14518,7 @@
                     </w:txbxContent>
                   </v:textbox>
                 </v:rect>
-                <v:rect id="Rectangle 3676" style="position:absolute;width:1430;height:1170;left:37167;top:5985;" filled="f" stroked="f">
+                <v:rect id="Rectangle 3664" style="position:absolute;width:1430;height:1170;left:37167;top:5985;" filled="f" stroked="f">
                   <v:textbox inset="0,0,0,0">
                     <w:txbxContent>
                       <w:p>
@@ -14562,7 +14539,7 @@
                     </w:txbxContent>
                   </v:textbox>
                 </v:rect>
-                <v:rect id="Rectangle 3677" style="position:absolute;width:476;height:1170;left:37167;top:7121;" filled="f" stroked="f">
+                <v:rect id="Rectangle 3665" style="position:absolute;width:476;height:1170;left:37167;top:7121;" filled="f" stroked="f">
                   <v:textbox inset="0,0,0,0">
                     <w:txbxContent>
                       <w:p>
@@ -14583,31 +14560,31 @@
                     </w:txbxContent>
                   </v:textbox>
                 </v:rect>
-                <v:shape id="Shape 3679" style="position:absolute;width:398;height:398;left:26392;top:595;" coordsize="39868,39868" path="m19934,0c25221,0,30291,2100,34030,5838c37767,9577,39868,14647,39868,19934c39868,25221,37767,30291,34030,34030c30291,37768,25221,39868,19934,39868c14647,39868,9577,37768,5838,34030c2101,30291,0,25221,0,19934c0,14647,2101,9577,5838,5838c9577,2100,14647,0,19934,0x">
+                <v:shape id="Shape 3667" style="position:absolute;width:398;height:398;left:26392;top:595;" coordsize="39868,39868" path="m19934,0c25221,0,30291,2100,34030,5838c37767,9577,39868,14647,39868,19934c39868,25221,37767,30291,34030,34030c30291,37768,25221,39868,19934,39868c14647,39868,9577,37768,5838,34030c2101,30291,0,25221,0,19934c0,14647,2101,9577,5838,5838c9577,2100,14647,0,19934,0x">
                   <v:stroke weight="0.83097pt" endcap="flat" joinstyle="round" on="true" color="#1c6b73"/>
                   <v:fill on="true" color="#ffffff"/>
                 </v:shape>
-                <v:shape id="Shape 3680" style="position:absolute;width:398;height:398;left:27325;top:1731;" coordsize="39868,39868" path="m19934,0c25221,0,30292,2100,34030,5839c37768,9577,39868,14648,39868,19934c39868,25221,37768,30291,34030,34030c30292,37768,25221,39868,19934,39868c14648,39868,9577,37768,5839,34030c2101,30291,0,25221,0,19934c0,14648,2101,9577,5839,5839c9577,2100,14648,0,19934,0x">
+                <v:shape id="Shape 3668" style="position:absolute;width:398;height:398;left:27325;top:1731;" coordsize="39868,39868" path="m19934,0c25221,0,30292,2100,34030,5839c37768,9577,39868,14648,39868,19934c39868,25221,37768,30291,34030,34030c30292,37768,25221,39868,19934,39868c14648,39868,9577,37768,5839,34030c2101,30291,0,25221,0,19934c0,14648,2101,9577,5839,5839c9577,2100,14648,0,19934,0x">
                   <v:stroke weight="0.83097pt" endcap="flat" joinstyle="round" on="true" color="#1c6b73"/>
                   <v:fill on="true" color="#ffffff"/>
                 </v:shape>
-                <v:shape id="Shape 3681" style="position:absolute;width:398;height:398;left:27649;top:2866;" coordsize="39868,39868" path="m19934,0c25221,0,30291,2100,34029,5839c37767,9577,39868,14648,39868,19934c39868,25221,37767,30292,34029,34030c30291,37768,25221,39868,19934,39868c14647,39868,9577,37768,5838,34030c2101,30292,0,25221,0,19934c0,14648,2101,9577,5838,5839c9577,2100,14647,0,19934,0x">
+                <v:shape id="Shape 3669" style="position:absolute;width:398;height:398;left:27649;top:2866;" coordsize="39868,39868" path="m19934,0c25221,0,30291,2100,34029,5839c37767,9577,39868,14648,39868,19934c39868,25221,37767,30292,34029,34030c30291,37768,25221,39868,19934,39868c14647,39868,9577,37768,5838,34030c2101,30292,0,25221,0,19934c0,14648,2101,9577,5838,5839c9577,2100,14647,0,19934,0x">
                   <v:stroke weight="0.83097pt" endcap="flat" joinstyle="round" on="true" color="#1c6b73"/>
                   <v:fill on="true" color="#ffffff"/>
                 </v:shape>
-                <v:shape id="Shape 3682" style="position:absolute;width:398;height:398;left:28258;top:4002;" coordsize="39868,39868" path="m19934,0c25221,0,30292,2100,34030,5838c37768,9577,39868,14647,39868,19934c39868,25221,37768,30291,34030,34030c30292,37768,25221,39868,19934,39868c14648,39868,9577,37768,5839,34030c2101,30291,0,25221,0,19934c0,14647,2101,9577,5839,5838c9577,2100,14648,0,19934,0x">
+                <v:shape id="Shape 3670" style="position:absolute;width:398;height:398;left:28258;top:4002;" coordsize="39868,39868" path="m19934,0c25221,0,30292,2100,34030,5838c37768,9577,39868,14647,39868,19934c39868,25221,37768,30291,34030,34030c30292,37768,25221,39868,19934,39868c14648,39868,9577,37768,5839,34030c2101,30291,0,25221,0,19934c0,14647,2101,9577,5839,5838c9577,2100,14648,0,19934,0x">
                   <v:stroke weight="0.83097pt" endcap="flat" joinstyle="round" on="true" color="#1c6b73"/>
                   <v:fill on="true" color="#ffffff"/>
                 </v:shape>
-                <v:shape id="Shape 3683" style="position:absolute;width:398;height:398;left:29029;top:5138;" coordsize="39868,39868" path="m19934,0c25221,0,30291,2100,34029,5839c37767,9577,39868,14648,39868,19934c39868,25221,37767,30291,34029,34030c30291,37768,25221,39868,19934,39868c14647,39868,9577,37768,5838,34030c2100,30291,0,25221,0,19934c0,14648,2100,9577,5838,5839c9577,2100,14647,0,19934,0x">
+                <v:shape id="Shape 3671" style="position:absolute;width:398;height:398;left:29029;top:5138;" coordsize="39868,39868" path="m19934,0c25221,0,30291,2100,34029,5839c37767,9577,39868,14648,39868,19934c39868,25221,37767,30291,34029,34030c30291,37768,25221,39868,19934,39868c14647,39868,9577,37768,5838,34030c2100,30291,0,25221,0,19934c0,14648,2100,9577,5838,5839c9577,2100,14647,0,19934,0x">
                   <v:stroke weight="0.83097pt" endcap="flat" joinstyle="round" on="true" color="#1c6b73"/>
                   <v:fill on="true" color="#ffffff"/>
                 </v:shape>
-                <v:shape id="Shape 3684" style="position:absolute;width:398;height:398;left:30205;top:6274;" coordsize="39868,39868" path="m19934,0c25221,0,30291,2100,34029,5839c37767,9577,39868,14648,39868,19934c39868,25221,37767,30292,34029,34030c30291,37768,25221,39868,19934,39868c14647,39868,9577,37768,5838,34030c2100,30292,0,25221,0,19934c0,14648,2100,9577,5838,5839c9577,2100,14647,0,19934,0x">
+                <v:shape id="Shape 3672" style="position:absolute;width:398;height:398;left:30205;top:6274;" coordsize="39868,39868" path="m19934,0c25221,0,30291,2100,34029,5839c37767,9577,39868,14648,39868,19934c39868,25221,37767,30292,34029,34030c30291,37768,25221,39868,19934,39868c14647,39868,9577,37768,5838,34030c2100,30292,0,25221,0,19934c0,14648,2100,9577,5838,5839c9577,2100,14647,0,19934,0x">
                   <v:stroke weight="0.83097pt" endcap="flat" joinstyle="round" on="true" color="#1c6b73"/>
                   <v:fill on="true" color="#ffffff"/>
                 </v:shape>
-                <v:shape id="Shape 3685" style="position:absolute;width:398;height:398;left:31828;top:7410;" coordsize="39868,39868" path="m19934,0c25221,0,30291,2100,34030,5839c37768,9577,39868,14647,39868,19934c39868,25221,37768,30291,34030,34030c30291,37768,25221,39868,19934,39868c14648,39868,9577,37768,5839,34030c2101,30291,0,25221,0,19934c0,14647,2101,9577,5839,5839c9577,2100,14648,0,19934,0x">
+                <v:shape id="Shape 3673" style="position:absolute;width:398;height:398;left:31828;top:7410;" coordsize="39868,39868" path="m19934,0c25221,0,30291,2100,34030,5839c37768,9577,39868,14647,39868,19934c39868,25221,37768,30291,34030,34030c30291,37768,25221,39868,19934,39868c14648,39868,9577,37768,5839,34030c2101,30291,0,25221,0,19934c0,14647,2101,9577,5839,5839c9577,2100,14648,0,19934,0x">
                   <v:stroke weight="0.83097pt" endcap="flat" joinstyle="round" on="true" color="#1c6b73"/>
                   <v:fill on="true" color="#ffffff"/>
                 </v:shape>
@@ -14715,16 +14692,16 @@
           <w:noProof/>
         </w:rPr>
         <w:drawing>
-          <wp:inline distT="0" distB="0" distL="0" distR="0" wp14:anchorId="20B6F584" wp14:editId="25F58499">
+          <wp:inline distT="0" distB="0" distL="0" distR="0" wp14:anchorId="4EB78BBD" wp14:editId="7278A3EE">
             <wp:extent cx="3840480" cy="1228344"/>
             <wp:effectExtent l="0" t="0" r="0" b="0"/>
-            <wp:docPr id="36069" name="Picture 36069"/>
+            <wp:docPr id="35861" name="Picture 35861"/>
             <wp:cNvGraphicFramePr/>
             <a:graphic xmlns:a="http://schemas.openxmlformats.org/drawingml/2006/main">
               <a:graphicData uri="http://schemas.openxmlformats.org/drawingml/2006/picture">
                 <pic:pic xmlns:pic="http://schemas.openxmlformats.org/drawingml/2006/picture">
                   <pic:nvPicPr>
-                    <pic:cNvPr id="36069" name="Picture 36069"/>
+                    <pic:cNvPr id="35861" name="Picture 35861"/>
                     <pic:cNvPicPr/>
                   </pic:nvPicPr>
                   <pic:blipFill>
@@ -14785,16 +14762,16 @@
           <w:noProof/>
         </w:rPr>
         <w:drawing>
-          <wp:inline distT="0" distB="0" distL="0" distR="0" wp14:anchorId="56ECAB89" wp14:editId="507D8B53">
+          <wp:inline distT="0" distB="0" distL="0" distR="0" wp14:anchorId="1935CC3D" wp14:editId="3FE8ED7E">
             <wp:extent cx="1773936" cy="871728"/>
             <wp:effectExtent l="0" t="0" r="0" b="0"/>
-            <wp:docPr id="36067" name="Picture 36067"/>
+            <wp:docPr id="35859" name="Picture 35859"/>
             <wp:cNvGraphicFramePr/>
             <a:graphic xmlns:a="http://schemas.openxmlformats.org/drawingml/2006/main">
               <a:graphicData uri="http://schemas.openxmlformats.org/drawingml/2006/picture">
                 <pic:pic xmlns:pic="http://schemas.openxmlformats.org/drawingml/2006/picture">
                   <pic:nvPicPr>
-                    <pic:cNvPr id="36067" name="Picture 36067"/>
+                    <pic:cNvPr id="35859" name="Picture 35859"/>
                     <pic:cNvPicPr/>
                   </pic:nvPicPr>
                   <pic:blipFill>
@@ -14906,16 +14883,16 @@
           <w:noProof/>
         </w:rPr>
         <w:drawing>
-          <wp:inline distT="0" distB="0" distL="0" distR="0" wp14:anchorId="7B56BFD9" wp14:editId="4A0AD9B9">
+          <wp:inline distT="0" distB="0" distL="0" distR="0" wp14:anchorId="65EBD07D" wp14:editId="22AA43D2">
             <wp:extent cx="1773936" cy="871728"/>
             <wp:effectExtent l="0" t="0" r="0" b="0"/>
-            <wp:docPr id="36071" name="Picture 36071"/>
+            <wp:docPr id="35863" name="Picture 35863"/>
             <wp:cNvGraphicFramePr/>
             <a:graphic xmlns:a="http://schemas.openxmlformats.org/drawingml/2006/main">
               <a:graphicData uri="http://schemas.openxmlformats.org/drawingml/2006/picture">
                 <pic:pic xmlns:pic="http://schemas.openxmlformats.org/drawingml/2006/picture">
                   <pic:nvPicPr>
-                    <pic:cNvPr id="36071" name="Picture 36071"/>
+                    <pic:cNvPr id="35863" name="Picture 35863"/>
                     <pic:cNvPicPr/>
                   </pic:nvPicPr>
                   <pic:blipFill>
@@ -15006,7 +14983,7 @@
     </w:p>
     <w:p>
       <w:pPr>
-        <w:spacing w:after="27" w:line="415" w:lineRule="auto"/>
+        <w:spacing w:after="3" w:line="415" w:lineRule="auto"/>
         <w:ind w:left="-5"/>
       </w:pPr>
       <w:r>
@@ -15033,15 +15010,52 @@
         <w:rPr>
           <w:sz w:val="22"/>
         </w:rPr>
-        <w:t>at right. (a) Body height. (b) Endplate width. (c) Canal. (d) Pedicle width. (e) Disc height. (f) Trabecular attenuation.</w:t>
-      </w:r>
-    </w:p>
-    <w:p>
-      <w:pPr>
-        <w:ind w:left="-5"/>
-      </w:pPr>
-      <w:r>
-        <w:t xml:space="preserve">(Fig. </w:t>
+        <w:t>at right. (a) Body height. (b) Endplate width. (c) Canal. (d) Pedicle width. (e) Disc height. (f)</w:t>
+      </w:r>
+    </w:p>
+    <w:p>
+      <w:pPr>
+        <w:spacing w:after="164" w:line="259" w:lineRule="auto"/>
+        <w:ind w:left="-5" w:right="865"/>
+      </w:pPr>
+      <w:r>
+        <w:rPr>
+          <w:sz w:val="22"/>
+        </w:rPr>
+        <w:t>Trabecular attenuation.</w:t>
+      </w:r>
+    </w:p>
+    <w:p>
+      <w:pPr>
+        <w:spacing w:after="145" w:line="259" w:lineRule="auto"/>
+        <w:ind w:left="-5" w:right="865"/>
+      </w:pPr>
+      <w:r>
+        <w:t>on them is not learning the convention that fails.</w:t>
+      </w:r>
+    </w:p>
+    <w:p>
+      <w:pPr>
+        <w:ind w:left="-15" w:firstLine="299"/>
+      </w:pPr>
+      <w:r>
+        <w:rPr>
+          <w:i/>
+        </w:rPr>
+        <w:t xml:space="preserve">Reference morphometry with its spread. </w:t>
+      </w:r>
+      <w:r>
+        <w:t>The values a surgeon consults for vertebral body height, canal dimensions and pedicle width come from cadaveric series of a few dozen specimens, plotted as single values with no indication of spread.</w:t>
+      </w:r>
+      <w:r>
+        <w:rPr>
+          <w:color w:val="0000FF"/>
+          <w:vertAlign w:val="superscript"/>
+        </w:rPr>
+        <w:t xml:space="preserve">22 </w:t>
+      </w:r>
+      <w:r>
+        <w:t xml:space="preserve">They cannot tell a reader whether the patient in front of them is unusual, because they never show what usual looks like. The same measures are given here from 802 records with the distribution attached (Fig. </w:t>
       </w:r>
       <w:r>
         <w:rPr>
@@ -15125,30 +15139,7 @@
         <w:t>7</w:t>
       </w:r>
       <w:r>
-        <w:t>) and does not extend to T1. Postural angles are supine; pelvic incidence is not postural and needs no such caveat. The cohort is a colorectal screening population aged 50 and over, so its distributions should</w:t>
-      </w:r>
-    </w:p>
-    <w:p>
-      <w:pPr>
-        <w:spacing w:after="115" w:line="259" w:lineRule="auto"/>
-        <w:ind w:left="-5" w:right="865"/>
-      </w:pPr>
-      <w:r>
-        <w:t>not be read as representative of a surgical one.</w:t>
-      </w:r>
-    </w:p>
-    <w:p>
-      <w:pPr>
-        <w:ind w:left="-15" w:firstLine="299"/>
-      </w:pPr>
-      <w:r>
-        <w:rPr>
-          <w:i/>
-        </w:rPr>
-        <w:t xml:space="preserve">Strength of the labels varies by structure, and the release does not average over that. </w:t>
-      </w:r>
-      <w:r>
-        <w:t>Vertebral labels derive from radiologist-supervised source annotations, corrected where those sources were wrong. Pelvic labels on records that lacked one are pseudolabeled. The rib layer is a pseudolabel whose human review was triaged by an automated rule rather than</w:t>
+        <w:t>) and does not extend to T1. Postural angles are supine; pelvic incidence is not postural and needs no such caveat.</w:t>
       </w:r>
     </w:p>
     <w:p>
@@ -15166,10 +15157,10 @@
         <mc:AlternateContent>
           <mc:Choice Requires="wpg">
             <w:drawing>
-              <wp:inline distT="0" distB="0" distL="0" distR="0" wp14:anchorId="1D4F6BA5" wp14:editId="0AE15FD4">
+              <wp:inline distT="0" distB="0" distL="0" distR="0" wp14:anchorId="78F8A527" wp14:editId="75E4CF83">
                 <wp:extent cx="5911765" cy="1399032"/>
                 <wp:effectExtent l="0" t="0" r="0" b="0"/>
-                <wp:docPr id="36118" name="Group 36118"/>
+                <wp:docPr id="35910" name="Group 35910"/>
                 <wp:cNvGraphicFramePr/>
                 <a:graphic xmlns:a="http://schemas.openxmlformats.org/drawingml/2006/main">
                   <a:graphicData uri="http://schemas.microsoft.com/office/word/2010/wordprocessingGroup">
@@ -15185,7 +15176,7 @@
                       </wpg:grpSpPr>
                       <pic:pic xmlns:pic="http://schemas.openxmlformats.org/drawingml/2006/picture">
                         <pic:nvPicPr>
-                          <pic:cNvPr id="36073" name="Picture 36073"/>
+                          <pic:cNvPr id="35865" name="Picture 35865"/>
                           <pic:cNvPicPr/>
                         </pic:nvPicPr>
                         <pic:blipFill>
@@ -15205,7 +15196,7 @@
                         </pic:spPr>
                       </pic:pic>
                       <wps:wsp>
-                        <wps:cNvPr id="4281" name="Rectangle 4281"/>
+                        <wps:cNvPr id="4273" name="Rectangle 4273"/>
                         <wps:cNvSpPr/>
                         <wps:spPr>
                           <a:xfrm rot="-5399999">
@@ -15249,11 +15240,11 @@
           </mc:Choice>
           <mc:Fallback xmlns:a="http://schemas.openxmlformats.org/drawingml/2006/main">
             <w:pict>
-              <v:group id="Group 36118" style="width:465.493pt;height:110.16pt;mso-position-horizontal-relative:char;mso-position-vertical-relative:line" coordsize="59117,13990">
-                <v:shape id="Picture 36073" style="position:absolute;width:51785;height:13990;left:7332;top:0;" filled="f">
+              <v:group id="Group 35910" style="width:465.493pt;height:110.16pt;mso-position-horizontal-relative:char;mso-position-vertical-relative:line" coordsize="59117,13990">
+                <v:shape id="Picture 35865" style="position:absolute;width:51785;height:13990;left:7332;top:0;" filled="f">
                   <v:imagedata r:id="rId36"/>
                 </v:shape>
-                <v:rect id="Rectangle 4281" style="position:absolute;width:13454;height:3554;left:-4949;top:2076;rotation:270;" filled="f" stroked="f">
+                <v:rect id="Rectangle 4273" style="position:absolute;width:13454;height:3554;left:-4949;top:2076;rotation:270;" filled="f" stroked="f">
                   <v:textbox inset="0,0,0,0" style="layout-flow:vertical;mso-layout-flow-alt:bottom-to-top">
                     <w:txbxContent>
                       <w:p>
@@ -15337,6 +15328,7 @@
     </w:p>
     <w:p>
       <w:pPr>
+        <w:spacing w:after="890" w:line="415" w:lineRule="auto"/>
         <w:ind w:left="-5"/>
       </w:pPr>
       <w:r>
@@ -15350,8 +15342,45 @@
         <w:rPr>
           <w:sz w:val="22"/>
         </w:rPr>
-        <w:t xml:space="preserve">7 Records carrying each vertebral level, cranial to caudal. Counts per identifier in Table S1. </w:t>
-      </w:r>
+        <w:t>7 Records carrying each vertebral level, cranial to caudal. Counts per identifier in Table S1.</w:t>
+      </w:r>
+    </w:p>
+    <w:p>
+      <w:pPr>
+        <w:spacing w:after="114" w:line="259" w:lineRule="auto"/>
+        <w:ind w:left="-5"/>
+      </w:pPr>
+      <w:r>
+        <w:t>The cohort is a colorectal screening population aged 50 and over, so its distributions should</w:t>
+      </w:r>
+    </w:p>
+    <w:p>
+      <w:pPr>
+        <w:spacing w:after="419"/>
+        <w:ind w:left="-5" w:right="865"/>
+      </w:pPr>
+      <w:r>
+        <w:t>not be read as representative of a surgical one.</w:t>
+      </w:r>
+    </w:p>
+    <w:p>
+      <w:pPr>
+        <w:ind w:left="-15" w:firstLine="299"/>
+      </w:pPr>
+      <w:r>
+        <w:rPr>
+          <w:i/>
+        </w:rPr>
+        <w:t xml:space="preserve">Strength of the labels varies by structure, and the release does not average over that. </w:t>
+      </w:r>
+      <w:r>
+        <w:t>Vertebral labels derive from radiologist-supervised source annotations, corrected where those sources were wrong. Pelvic labels on records that lacked one are pseudolabeled. The rib layer is a pseudolabel whose human review was triaged by an automated rule rather than</w:t>
+      </w:r>
+    </w:p>
+    <w:p>
+      <w:pPr>
+        <w:ind w:left="-5"/>
+      </w:pPr>
       <w:r>
         <w:t xml:space="preserve">exhaustive, so its guarantee is the absence of the failure modes that rule detects. Transitional labels derive from two independent sources and are not uniformly adjudicated, which is precisely why the measures reported here are count-free, and the Castellvi grades are a consensus of two radiology resident physicians. S1 is carved from the sacrum by an automatic estimate of the S1–S2 boundary, and in 100 records that estimate is implausible, making S1 more than half the sacrum’s height or less than fifteen </w:t>
       </w:r>
@@ -15361,7 +15390,7 @@
     </w:p>
     <w:p>
       <w:pPr>
-        <w:spacing w:after="151" w:line="259" w:lineRule="auto"/>
+        <w:spacing w:after="448"/>
         <w:ind w:left="-5" w:right="865"/>
       </w:pPr>
       <w:r>
@@ -15370,7 +15399,6 @@
     </w:p>
     <w:p>
       <w:pPr>
-        <w:spacing w:after="490"/>
         <w:ind w:left="-15" w:firstLine="299"/>
       </w:pPr>
       <w:r>
@@ -15386,7 +15414,7 @@
     <w:p>
       <w:pPr>
         <w:pStyle w:val="Heading2"/>
-        <w:spacing w:after="428"/>
+        <w:spacing w:after="452"/>
         <w:ind w:left="-5"/>
       </w:pPr>
       <w:r>
@@ -15395,7 +15423,7 @@
     </w:p>
     <w:p>
       <w:pPr>
-        <w:spacing w:after="157"/>
+        <w:spacing w:after="32"/>
         <w:ind w:left="-15" w:firstLine="299"/>
       </w:pPr>
       <w:r>
@@ -15452,7 +15480,7 @@
     </w:p>
     <w:p>
       <w:pPr>
-        <w:spacing w:after="160" w:line="259" w:lineRule="auto"/>
+        <w:spacing w:after="175" w:line="259" w:lineRule="auto"/>
         <w:ind w:left="-5" w:right="865"/>
       </w:pPr>
       <w:r>
@@ -15475,7 +15503,7 @@
     </w:p>
     <w:p>
       <w:pPr>
-        <w:spacing w:after="160" w:line="259" w:lineRule="auto"/>
+        <w:spacing w:after="175" w:line="259" w:lineRule="auto"/>
         <w:ind w:left="-5" w:right="865"/>
       </w:pPr>
       <w:r>
@@ -15501,7 +15529,7 @@
     </w:p>
     <w:p>
       <w:pPr>
-        <w:spacing w:after="569"/>
+        <w:spacing w:after="656"/>
         <w:ind w:left="-5" w:right="865"/>
       </w:pPr>
       <w:r>
@@ -15511,6 +15539,7 @@
     <w:p>
       <w:pPr>
         <w:pStyle w:val="Heading2"/>
+        <w:spacing w:after="423"/>
         <w:ind w:left="-5"/>
       </w:pPr>
       <w:r>
@@ -15519,7 +15548,6 @@
     </w:p>
     <w:p>
       <w:pPr>
-        <w:spacing w:after="552"/>
         <w:ind w:left="-15" w:firstLine="299"/>
       </w:pPr>
       <w:r>
@@ -15529,7 +15557,7 @@
     <w:p>
       <w:pPr>
         <w:pStyle w:val="Heading2"/>
-        <w:spacing w:after="444"/>
+        <w:spacing w:after="434"/>
         <w:ind w:left="-5"/>
       </w:pPr>
       <w:r>
@@ -15538,10 +15566,11 @@
     </w:p>
     <w:p>
       <w:pPr>
+        <w:spacing w:after="468"/>
         <w:ind w:left="-15" w:firstLine="299"/>
       </w:pPr>
       <w:r>
-        <w:t xml:space="preserve">The release described here is v8, permanently archived at </w:t>
+        <w:t xml:space="preserve">The release described here is v10, permanently archived at </w:t>
       </w:r>
       <w:hyperlink r:id="rId37">
         <w:r>
@@ -15649,7 +15678,7 @@
     </w:p>
     <w:p>
       <w:pPr>
-        <w:spacing w:after="473"/>
+        <w:spacing w:after="486"/>
         <w:ind w:left="-15" w:firstLine="299"/>
       </w:pPr>
       <w:r>
@@ -15671,7 +15700,7 @@
     </w:p>
     <w:p>
       <w:pPr>
-        <w:spacing w:after="490"/>
+        <w:spacing w:after="503"/>
         <w:ind w:left="309" w:right="865"/>
       </w:pPr>
       <w:r>
@@ -15689,7 +15718,7 @@
     </w:p>
     <w:p>
       <w:pPr>
-        <w:spacing w:after="473"/>
+        <w:spacing w:after="486"/>
         <w:ind w:left="-15" w:firstLine="299"/>
       </w:pPr>
       <w:r>
@@ -15769,44 +15798,6 @@
     </w:p>
     <w:p>
       <w:pPr>
-        <w:spacing w:after="25"/>
-        <w:ind w:left="180" w:hanging="95"/>
-      </w:pPr>
-      <w:r>
-        <w:rPr>
-          <w:vertAlign w:val="superscript"/>
-        </w:rPr>
-        <w:t>2</w:t>
-      </w:r>
-      <w:r>
-        <w:t xml:space="preserve">Expert Panel on Neurological Imaging, T. A. Hutchins, M. Peckham, et al., ACR Appropriateness Criteria low back pain: 2021 update, J. Am. Coll. Radiol. </w:t>
-      </w:r>
-      <w:r>
-        <w:rPr>
-          <w:b/>
-        </w:rPr>
-        <w:t>18</w:t>
-      </w:r>
-      <w:r>
-        <w:t>, S361–S379 (2021), doi:10.1016/j.jacr.2021.08.002.</w:t>
-      </w:r>
-    </w:p>
-    <w:p>
-      <w:pPr>
-        <w:ind w:left="180" w:hanging="95"/>
-      </w:pPr>
-      <w:r>
-        <w:rPr>
-          <w:vertAlign w:val="superscript"/>
-        </w:rPr>
-        <w:t>3</w:t>
-      </w:r>
-      <w:r>
-        <w:t>American College of Radiology, ACR–ASNR–SABI–SSR practice parameter for the performance of magnetic resonance imaging (MRI) of the adult spine, revised 2023 (Resolution 6), American College of Radiology, Reston, VA, 2023.</w:t>
-      </w:r>
-    </w:p>
-    <w:p>
-      <w:pPr>
         <w:spacing w:line="418" w:lineRule="auto"/>
         <w:ind w:left="180" w:hanging="95"/>
       </w:pPr>
@@ -15814,6 +15805,53 @@
         <w:rPr>
           <w:vertAlign w:val="superscript"/>
         </w:rPr>
+        <w:t>2</w:t>
+      </w:r>
+      <w:r>
+        <w:t xml:space="preserve">Expert Panel on Neurological Imaging, T. A. Hutchins, M. Peckham, et al., ACR Appropriateness Criteria low back pain: 2021 update, J. Am. Coll. Radiol. </w:t>
+      </w:r>
+      <w:r>
+        <w:rPr>
+          <w:b/>
+        </w:rPr>
+        <w:t>18</w:t>
+      </w:r>
+      <w:r>
+        <w:t>, S361–S379</w:t>
+      </w:r>
+    </w:p>
+    <w:p>
+      <w:pPr>
+        <w:spacing w:line="259" w:lineRule="auto"/>
+        <w:ind w:left="189" w:right="865"/>
+      </w:pPr>
+      <w:r>
+        <w:t>(2021), doi:10.1016/j.jacr.2021.08.002.</w:t>
+      </w:r>
+    </w:p>
+    <w:p>
+      <w:pPr>
+        <w:ind w:left="180" w:hanging="95"/>
+      </w:pPr>
+      <w:r>
+        <w:rPr>
+          <w:vertAlign w:val="superscript"/>
+        </w:rPr>
+        <w:t>3</w:t>
+      </w:r>
+      <w:r>
+        <w:t>American College of Radiology, ACR–ASNR–SABI–SSR practice parameter for the performance of magnetic resonance imaging (MRI) of the adult spine, revised 2023 (Resolution 6), American College of Radiology, Reston, VA, 2023.</w:t>
+      </w:r>
+    </w:p>
+    <w:p>
+      <w:pPr>
+        <w:spacing w:line="418" w:lineRule="auto"/>
+        <w:ind w:left="180" w:hanging="95"/>
+      </w:pPr>
+      <w:r>
+        <w:rPr>
+          <w:vertAlign w:val="superscript"/>
+        </w:rPr>
         <w:t>4</w:t>
       </w:r>
       <w:r>
@@ -15840,7 +15878,7 @@
     </w:p>
     <w:p>
       <w:pPr>
-        <w:spacing w:after="43"/>
+        <w:spacing w:after="42"/>
         <w:ind w:left="180" w:hanging="95"/>
       </w:pPr>
       <w:r>
@@ -15864,7 +15902,7 @@
     </w:p>
     <w:p>
       <w:pPr>
-        <w:spacing w:line="259" w:lineRule="auto"/>
+        <w:spacing w:after="101" w:line="259" w:lineRule="auto"/>
         <w:ind w:left="189" w:right="865"/>
       </w:pPr>
       <w:r>
@@ -15873,7 +15911,6 @@
     </w:p>
     <w:p>
       <w:pPr>
-        <w:spacing w:after="25"/>
         <w:ind w:left="180" w:hanging="95"/>
       </w:pPr>
       <w:r>
@@ -16094,7 +16131,7 @@
     </w:p>
     <w:p>
       <w:pPr>
-        <w:spacing w:after="28"/>
+        <w:spacing w:after="27"/>
         <w:ind w:left="164" w:hanging="179"/>
       </w:pPr>
       <w:r>
@@ -16109,7 +16146,7 @@
     </w:p>
     <w:p>
       <w:pPr>
-        <w:spacing w:after="28"/>
+        <w:spacing w:after="27"/>
         <w:ind w:left="164" w:hanging="179"/>
       </w:pPr>
       <w:r>
@@ -16124,7 +16161,6 @@
     </w:p>
     <w:p>
       <w:pPr>
-        <w:spacing w:after="26"/>
         <w:ind w:left="164" w:hanging="179"/>
       </w:pPr>
       <w:r>
@@ -16172,7 +16208,6 @@
     </w:p>
     <w:p>
       <w:pPr>
-        <w:spacing w:after="140"/>
         <w:ind w:left="164" w:hanging="179"/>
       </w:pPr>
       <w:r>
@@ -16196,7 +16231,6 @@
     </w:p>
     <w:p>
       <w:pPr>
-        <w:spacing w:after="26"/>
         <w:ind w:left="164" w:hanging="179"/>
       </w:pPr>
       <w:r>
@@ -16220,7 +16254,6 @@
     </w:p>
     <w:p>
       <w:pPr>
-        <w:spacing w:after="26"/>
         <w:ind w:left="164" w:hanging="179"/>
       </w:pPr>
       <w:r>
@@ -16244,7 +16277,7 @@
     </w:p>
     <w:p>
       <w:pPr>
-        <w:spacing w:after="31"/>
+        <w:spacing w:after="30"/>
         <w:ind w:left="-5"/>
       </w:pPr>
       <w:r>
@@ -16310,7 +16343,7 @@
     </w:p>
     <w:p>
       <w:pPr>
-        <w:spacing w:after="44"/>
+        <w:spacing w:after="43"/>
         <w:ind w:left="164" w:hanging="179"/>
       </w:pPr>
       <w:r>
@@ -16343,7 +16376,6 @@
     </w:p>
     <w:p>
       <w:pPr>
-        <w:spacing w:after="26"/>
         <w:ind w:left="164" w:hanging="179"/>
       </w:pPr>
       <w:r>
@@ -16370,7 +16402,7 @@
     </w:p>
     <w:p>
       <w:pPr>
-        <w:spacing w:after="38"/>
+        <w:spacing w:after="37"/>
         <w:ind w:left="164" w:hanging="179"/>
       </w:pPr>
       <w:r>
@@ -16481,12 +16513,8 @@
     </w:p>
     <w:p>
       <w:pPr>
-        <w:tabs>
-          <w:tab w:val="right" w:pos="9325"/>
-        </w:tabs>
-        <w:spacing w:after="125" w:line="259" w:lineRule="auto"/>
-        <w:ind w:left="0" w:firstLine="0"/>
-        <w:jc w:val="left"/>
+        <w:spacing w:after="101" w:line="259" w:lineRule="auto"/>
+        <w:ind w:left="189"/>
       </w:pPr>
       <w:r>
         <w:t>anatomical centerline extraction,</w:t>
@@ -16502,16 +16530,7 @@
         <w:t>43</w:t>
       </w:r>
       <w:r>
-        <w:t>, 570–581 (2024),</w:t>
-      </w:r>
-    </w:p>
-    <w:p>
-      <w:pPr>
-        <w:spacing w:after="101" w:line="259" w:lineRule="auto"/>
-        <w:ind w:left="189" w:right="865"/>
-      </w:pPr>
-      <w:r>
-        <w:t>doi:10.1109/TMI.2023.3313627.</w:t>
+        <w:t>, 570–581 (2024), doi:10.1109/TMI.2023.3313627.</w:t>
       </w:r>
     </w:p>
     <w:p>
@@ -16548,7 +16567,6 @@
     </w:p>
     <w:p>
       <w:pPr>
-        <w:spacing w:after="28"/>
         <w:ind w:left="164" w:hanging="179"/>
       </w:pPr>
       <w:r>
@@ -16558,16 +16576,7 @@
         <w:t>29</w:t>
       </w:r>
       <w:r>
-        <w:t>A. Schehr, J. Kim, and G. Schwing, OpenSpineConsortium: an open-source framework for medical student engagement in computational spine imaging research, Cureus (2026),</w:t>
-      </w:r>
-    </w:p>
-    <w:p>
-      <w:pPr>
-        <w:spacing w:line="259" w:lineRule="auto"/>
-        <w:ind w:left="189" w:right="865"/>
-      </w:pPr>
-      <w:r>
-        <w:t>Published 14 July 2026. doi:10.7759/cureus.112661.</w:t>
+        <w:t>A. Schehr, J. Kim, and G. Schwing, OpenSpineConsortium: an open-source framework for medical student engagement in computational spine imaging research, Cureus (2026), Published 14 July 2026. doi:10.7759/cureus.112661.</w:t>
       </w:r>
     </w:p>
     <w:p>
@@ -16618,7 +16627,6 @@
     </w:p>
     <w:p>
       <w:pPr>
-        <w:spacing w:after="26"/>
         <w:ind w:left="164" w:hanging="179"/>
       </w:pPr>
       <w:r>
@@ -16723,7 +16731,7 @@
     <w:sectPr>
       <w:type w:val="continuous"/>
       <w:pgSz w:w="12240" w:h="15840"/>
-      <w:pgMar w:top="1473" w:right="1475" w:bottom="1087" w:left="1440" w:header="720" w:footer="720" w:gutter="0"/>
+      <w:pgMar w:top="1473" w:right="1475" w:bottom="1093" w:left="1440" w:header="720" w:footer="720" w:gutter="0"/>
       <w:cols w:space="720"/>
     </w:sectPr>
   </w:body>

--- a/paper/mpda/CTSpinoPelvic1K_coauthor_draft.docx
+++ b/paper/mpda/CTSpinoPelvic1K_coauthor_draft.docx
@@ -819,10 +819,10 @@
         <mc:AlternateContent>
           <mc:Choice Requires="wpg">
             <w:drawing>
-              <wp:inline distT="0" distB="0" distL="0" distR="0" wp14:anchorId="2F6E9C8A" wp14:editId="417836AB">
+              <wp:inline distT="0" distB="0" distL="0" distR="0" wp14:anchorId="432112D8" wp14:editId="66DCC215">
                 <wp:extent cx="5921401" cy="2047825"/>
                 <wp:effectExtent l="0" t="0" r="0" b="0"/>
-                <wp:docPr id="30733" name="Group 30733"/>
+                <wp:docPr id="31073" name="Group 31073"/>
                 <wp:cNvGraphicFramePr/>
                 <a:graphic xmlns:a="http://schemas.openxmlformats.org/drawingml/2006/main">
                   <a:graphicData uri="http://schemas.microsoft.com/office/word/2010/wordprocessingGroup">
@@ -927,7 +927,7 @@
                         <wps:bodyPr/>
                       </wps:wsp>
                       <wps:wsp>
-                        <wps:cNvPr id="4805" name="Rectangle 4805"/>
+                        <wps:cNvPr id="4891" name="Rectangle 4891"/>
                         <wps:cNvSpPr/>
                         <wps:spPr>
                           <a:xfrm>
@@ -963,7 +963,7 @@
                         </wps:bodyPr>
                       </wps:wsp>
                       <wps:wsp>
-                        <wps:cNvPr id="4802" name="Rectangle 4802"/>
+                        <wps:cNvPr id="4890" name="Rectangle 4890"/>
                         <wps:cNvSpPr/>
                         <wps:spPr>
                           <a:xfrm>
@@ -999,7 +999,7 @@
                         </wps:bodyPr>
                       </wps:wsp>
                       <wps:wsp>
-                        <wps:cNvPr id="4796" name="Rectangle 4796"/>
+                        <wps:cNvPr id="4889" name="Rectangle 4889"/>
                         <wps:cNvSpPr/>
                         <wps:spPr>
                           <a:xfrm>
@@ -1035,7 +1035,7 @@
                         </wps:bodyPr>
                       </wps:wsp>
                       <wps:wsp>
-                        <wps:cNvPr id="4792" name="Rectangle 4792"/>
+                        <wps:cNvPr id="4888" name="Rectangle 4888"/>
                         <wps:cNvSpPr/>
                         <wps:spPr>
                           <a:xfrm>
@@ -1071,7 +1071,7 @@
                         </wps:bodyPr>
                       </wps:wsp>
                       <wps:wsp>
-                        <wps:cNvPr id="4780" name="Rectangle 4780"/>
+                        <wps:cNvPr id="4886" name="Rectangle 4886"/>
                         <wps:cNvSpPr/>
                         <wps:spPr>
                           <a:xfrm>
@@ -1107,7 +1107,7 @@
                         </wps:bodyPr>
                       </wps:wsp>
                       <wps:wsp>
-                        <wps:cNvPr id="4773" name="Rectangle 4773"/>
+                        <wps:cNvPr id="4885" name="Rectangle 4885"/>
                         <wps:cNvSpPr/>
                         <wps:spPr>
                           <a:xfrm>
@@ -1143,7 +1143,7 @@
                         </wps:bodyPr>
                       </wps:wsp>
                       <wps:wsp>
-                        <wps:cNvPr id="4765" name="Rectangle 4765"/>
+                        <wps:cNvPr id="4884" name="Rectangle 4884"/>
                         <wps:cNvSpPr/>
                         <wps:spPr>
                           <a:xfrm>
@@ -1179,7 +1179,7 @@
                         </wps:bodyPr>
                       </wps:wsp>
                       <wps:wsp>
-                        <wps:cNvPr id="4787" name="Rectangle 4787"/>
+                        <wps:cNvPr id="4887" name="Rectangle 4887"/>
                         <wps:cNvSpPr/>
                         <wps:spPr>
                           <a:xfrm>
@@ -1215,7 +1215,7 @@
                         </wps:bodyPr>
                       </wps:wsp>
                       <wps:wsp>
-                        <wps:cNvPr id="4761" name="Rectangle 4761"/>
+                        <wps:cNvPr id="4883" name="Rectangle 4883"/>
                         <wps:cNvSpPr/>
                         <wps:spPr>
                           <a:xfrm>
@@ -3379,7 +3379,7 @@
           </mc:Choice>
           <mc:Fallback xmlns:a="http://schemas.openxmlformats.org/drawingml/2006/main">
             <w:pict>
-              <v:group id="Group 30733" style="width:466.252pt;height:161.246pt;mso-position-horizontal-relative:char;mso-position-vertical-relative:line" coordsize="59214,20478">
+              <v:group id="Group 31073" style="width:466.252pt;height:161.246pt;mso-position-horizontal-relative:char;mso-position-vertical-relative:line" coordsize="59214,20478">
                 <v:shape id="Shape 288" style="position:absolute;width:59214;height:0;left:0;top:0;" coordsize="5921401,0" path="m0,0l5921401,0">
                   <v:stroke weight="0.398pt" endcap="flat" joinstyle="miter" miterlimit="10" on="true" color="#000000"/>
                   <v:fill on="false" color="#000000" opacity="0"/>
@@ -3388,7 +3388,7 @@
                   <v:stroke weight="0.398pt" endcap="flat" joinstyle="miter" miterlimit="10" on="true" color="#000000"/>
                   <v:fill on="false" color="#000000" opacity="0"/>
                 </v:shape>
-                <v:rect id="Rectangle 4805" style="position:absolute;width:16761;height:1636;left:46175;top:1546;" filled="f" stroked="f">
+                <v:rect id="Rectangle 4891" style="position:absolute;width:16761;height:1636;left:46175;top:1546;" filled="f" stroked="f">
                   <v:textbox inset="0,0,0,0">
                     <w:txbxContent>
                       <w:p>
@@ -3408,7 +3408,7 @@
                     </w:txbxContent>
                   </v:textbox>
                 </v:rect>
-                <v:rect id="Rectangle 4802" style="position:absolute;width:3618;height:1636;left:41825;top:1546;" filled="f" stroked="f">
+                <v:rect id="Rectangle 4890" style="position:absolute;width:3618;height:1636;left:41825;top:1546;" filled="f" stroked="f">
                   <v:textbox inset="0,0,0,0">
                     <w:txbxContent>
                       <w:p>
@@ -3428,7 +3428,7 @@
                     </w:txbxContent>
                   </v:textbox>
                 </v:rect>
-                <v:rect id="Rectangle 4796" style="position:absolute;width:4744;height:1636;left:36823;top:1546;" filled="f" stroked="f">
+                <v:rect id="Rectangle 4889" style="position:absolute;width:4744;height:1636;left:36823;top:1546;" filled="f" stroked="f">
                   <v:textbox inset="0,0,0,0">
                     <w:txbxContent>
                       <w:p>
@@ -3448,7 +3448,7 @@
                     </w:txbxContent>
                   </v:textbox>
                 </v:rect>
-                <v:rect id="Rectangle 4792" style="position:absolute;width:1945;height:1636;left:33296;top:1546;" filled="f" stroked="f">
+                <v:rect id="Rectangle 4888" style="position:absolute;width:1945;height:1636;left:33296;top:1546;" filled="f" stroked="f">
                   <v:textbox inset="0,0,0,0">
                     <w:txbxContent>
                       <w:p>
@@ -3468,7 +3468,7 @@
                     </w:txbxContent>
                   </v:textbox>
                 </v:rect>
-                <v:rect id="Rectangle 4780" style="position:absolute;width:2072;height:1636;left:24089;top:1546;" filled="f" stroked="f">
+                <v:rect id="Rectangle 4886" style="position:absolute;width:2072;height:1636;left:24089;top:1546;" filled="f" stroked="f">
                   <v:textbox inset="0,0,0,0">
                     <w:txbxContent>
                       <w:p>
@@ -3488,7 +3488,7 @@
                     </w:txbxContent>
                   </v:textbox>
                 </v:rect>
-                <v:rect id="Rectangle 4773" style="position:absolute;width:4964;height:1636;left:18423;top:1546;" filled="f" stroked="f">
+                <v:rect id="Rectangle 4885" style="position:absolute;width:4964;height:1636;left:18423;top:1546;" filled="f" stroked="f">
                   <v:textbox inset="0,0,0,0">
                     <w:txbxContent>
                       <w:p>
@@ -3508,7 +3508,7 @@
                     </w:txbxContent>
                   </v:textbox>
                 </v:rect>
-                <v:rect id="Rectangle 4765" style="position:absolute;width:4514;height:1636;left:12787;top:1546;" filled="f" stroked="f">
+                <v:rect id="Rectangle 4884" style="position:absolute;width:4514;height:1636;left:12787;top:1546;" filled="f" stroked="f">
                   <v:textbox inset="0,0,0,0">
                     <w:txbxContent>
                       <w:p>
@@ -3528,7 +3528,7 @@
                     </w:txbxContent>
                   </v:textbox>
                 </v:rect>
-                <v:rect id="Rectangle 4787" style="position:absolute;width:6045;height:1636;left:27175;top:1546;" filled="f" stroked="f">
+                <v:rect id="Rectangle 4887" style="position:absolute;width:6045;height:1636;left:27175;top:1546;" filled="f" stroked="f">
                   <v:textbox inset="0,0,0,0">
                     <w:txbxContent>
                       <w:p>
@@ -3548,7 +3548,7 @@
                     </w:txbxContent>
                   </v:textbox>
                 </v:rect>
-                <v:rect id="Rectangle 4761" style="position:absolute;width:8087;height:1636;left:0;top:1546;" filled="f" stroked="f">
+                <v:rect id="Rectangle 4883" style="position:absolute;width:8087;height:1636;left:0;top:1546;" filled="f" stroked="f">
                   <v:textbox inset="0,0,0,0">
                     <w:txbxContent>
                       <w:p>
@@ -4180,7 +4180,7 @@
           <w:noProof/>
         </w:rPr>
         <w:drawing>
-          <wp:inline distT="0" distB="0" distL="0" distR="0" wp14:anchorId="3BD62479" wp14:editId="21421472">
+          <wp:inline distT="0" distB="0" distL="0" distR="0" wp14:anchorId="3E0E82C2" wp14:editId="4DBB323B">
             <wp:extent cx="2880360" cy="5105401"/>
             <wp:effectExtent l="0" t="0" r="0" b="0"/>
             <wp:docPr id="35844" name="Picture 35844"/>
@@ -4907,10 +4907,10 @@
         <mc:AlternateContent>
           <mc:Choice Requires="wpg">
             <w:drawing>
-              <wp:inline distT="0" distB="0" distL="0" distR="0" wp14:anchorId="7F170EC2" wp14:editId="329E3545">
+              <wp:inline distT="0" distB="0" distL="0" distR="0" wp14:anchorId="2182CE89" wp14:editId="323A3417">
                 <wp:extent cx="1357466" cy="1270317"/>
                 <wp:effectExtent l="0" t="0" r="0" b="0"/>
-                <wp:docPr id="31666" name="Group 31666"/>
+                <wp:docPr id="31080" name="Group 31080"/>
                 <wp:cNvGraphicFramePr/>
                 <a:graphic xmlns:a="http://schemas.openxmlformats.org/drawingml/2006/main">
                   <a:graphicData uri="http://schemas.microsoft.com/office/word/2010/wordprocessingGroup">
@@ -4998,7 +4998,7 @@
                         <wps:bodyPr/>
                       </wps:wsp>
                       <wps:wsp>
-                        <wps:cNvPr id="4836" name="Rectangle 4836"/>
+                        <wps:cNvPr id="5046" name="Rectangle 5046"/>
                         <wps:cNvSpPr/>
                         <wps:spPr>
                           <a:xfrm>
@@ -5035,7 +5035,7 @@
                         </wps:bodyPr>
                       </wps:wsp>
                       <wps:wsp>
-                        <wps:cNvPr id="4840" name="Rectangle 4840"/>
+                        <wps:cNvPr id="5049" name="Rectangle 5049"/>
                         <wps:cNvSpPr/>
                         <wps:spPr>
                           <a:xfrm>
@@ -5072,7 +5072,7 @@
                         </wps:bodyPr>
                       </wps:wsp>
                       <wps:wsp>
-                        <wps:cNvPr id="31460" name="Rectangle 31460"/>
+                        <wps:cNvPr id="30033" name="Rectangle 30033"/>
                         <wps:cNvSpPr/>
                         <wps:spPr>
                           <a:xfrm>
@@ -5109,7 +5109,7 @@
                         </wps:bodyPr>
                       </wps:wsp>
                       <wps:wsp>
-                        <wps:cNvPr id="31461" name="Rectangle 31461"/>
+                        <wps:cNvPr id="30034" name="Rectangle 30034"/>
                         <wps:cNvSpPr/>
                         <wps:spPr>
                           <a:xfrm>
@@ -5146,7 +5146,7 @@
                         </wps:bodyPr>
                       </wps:wsp>
                       <wps:wsp>
-                        <wps:cNvPr id="4849" name="Rectangle 4849"/>
+                        <wps:cNvPr id="5054" name="Rectangle 5054"/>
                         <wps:cNvSpPr/>
                         <wps:spPr>
                           <a:xfrm>
@@ -5183,7 +5183,7 @@
                         </wps:bodyPr>
                       </wps:wsp>
                       <wps:wsp>
-                        <wps:cNvPr id="4852" name="Rectangle 4852"/>
+                        <wps:cNvPr id="5058" name="Rectangle 5058"/>
                         <wps:cNvSpPr/>
                         <wps:spPr>
                           <a:xfrm>
@@ -5227,7 +5227,7 @@
           </mc:Choice>
           <mc:Fallback xmlns:a="http://schemas.openxmlformats.org/drawingml/2006/main">
             <w:pict>
-              <v:group id="Group 31666" style="width:106.887pt;height:100.025pt;mso-position-horizontal-relative:char;mso-position-vertical-relative:line" coordsize="13574,12703">
+              <v:group id="Group 31080" style="width:106.887pt;height:100.025pt;mso-position-horizontal-relative:char;mso-position-vertical-relative:line" coordsize="13574,12703">
                 <v:shape id="Picture 35846" style="position:absolute;width:9357;height:10942;left:4204;top:-20;" filled="f">
                   <v:imagedata r:id="rId11"/>
                 </v:shape>
@@ -5235,7 +5235,7 @@
                   <v:stroke weight="0.79004pt" endcap="flat" joinstyle="miter" miterlimit="10" on="true" color="#d64541"/>
                   <v:fill on="true" color="#d64541"/>
                 </v:shape>
-                <v:rect id="Rectangle 4836" style="position:absolute;width:225;height:1384;left:4084;top:11662;" filled="f" stroked="f">
+                <v:rect id="Rectangle 5046" style="position:absolute;width:225;height:1384;left:4084;top:11662;" filled="f" stroked="f">
                   <v:textbox inset="0,0,0,0">
                     <w:txbxContent>
                       <w:p>
@@ -5255,7 +5255,7 @@
                     </w:txbxContent>
                   </v:textbox>
                 </v:rect>
-                <v:rect id="Rectangle 4840" style="position:absolute;width:563;height:1384;left:5694;top:11662;" filled="f" stroked="f">
+                <v:rect id="Rectangle 5049" style="position:absolute;width:563;height:1384;left:5694;top:11662;" filled="f" stroked="f">
                   <v:textbox inset="0,0,0,0">
                     <w:txbxContent>
                       <w:p>
@@ -5275,7 +5275,7 @@
                     </w:txbxContent>
                   </v:textbox>
                 </v:rect>
-                <v:rect id="Rectangle 31460" style="position:absolute;width:281;height:1384;left:6796;top:11662;" filled="f" stroked="f">
+                <v:rect id="Rectangle 30033" style="position:absolute;width:281;height:1384;left:6796;top:11662;" filled="f" stroked="f">
                   <v:textbox inset="0,0,0,0">
                     <w:txbxContent>
                       <w:p>
@@ -5295,7 +5295,7 @@
                     </w:txbxContent>
                   </v:textbox>
                 </v:rect>
-                <v:rect id="Rectangle 31461" style="position:absolute;width:1521;height:1384;left:7220;top:11662;" filled="f" stroked="f">
+                <v:rect id="Rectangle 30034" style="position:absolute;width:1521;height:1384;left:7220;top:11662;" filled="f" stroked="f">
                   <v:textbox inset="0,0,0,0">
                     <w:txbxContent>
                       <w:p>
@@ -5315,7 +5315,7 @@
                     </w:txbxContent>
                   </v:textbox>
                 </v:rect>
-                <v:rect id="Rectangle 4849" style="position:absolute;width:225;height:1384;left:9847;top:11662;" filled="f" stroked="f">
+                <v:rect id="Rectangle 5054" style="position:absolute;width:225;height:1384;left:9847;top:11662;" filled="f" stroked="f">
                   <v:textbox inset="0,0,0,0">
                     <w:txbxContent>
                       <w:p>
@@ -5335,7 +5335,7 @@
                     </w:txbxContent>
                   </v:textbox>
                 </v:rect>
-                <v:rect id="Rectangle 4852" style="position:absolute;width:1352;height:1384;left:12220;top:11662;" filled="f" stroked="f">
+                <v:rect id="Rectangle 5058" style="position:absolute;width:1352;height:1384;left:12220;top:11662;" filled="f" stroked="f">
                   <v:textbox inset="0,0,0,0">
                     <w:txbxContent>
                       <w:p>
@@ -5377,10 +5377,10 @@
         <mc:AlternateContent>
           <mc:Choice Requires="wpg">
             <w:drawing>
-              <wp:inline distT="0" distB="0" distL="0" distR="0" wp14:anchorId="7A6E573A" wp14:editId="761550FD">
+              <wp:inline distT="0" distB="0" distL="0" distR="0" wp14:anchorId="7DED136B" wp14:editId="0B0EF180">
                 <wp:extent cx="935000" cy="1270317"/>
                 <wp:effectExtent l="0" t="0" r="0" b="0"/>
-                <wp:docPr id="31667" name="Group 31667"/>
+                <wp:docPr id="31081" name="Group 31081"/>
                 <wp:cNvGraphicFramePr/>
                 <a:graphic xmlns:a="http://schemas.openxmlformats.org/drawingml/2006/main">
                   <a:graphicData uri="http://schemas.microsoft.com/office/word/2010/wordprocessingGroup">
@@ -5416,7 +5416,7 @@
                         </pic:spPr>
                       </pic:pic>
                       <wps:wsp>
-                        <wps:cNvPr id="4856" name="Rectangle 4856"/>
+                        <wps:cNvPr id="5062" name="Rectangle 5062"/>
                         <wps:cNvSpPr/>
                         <wps:spPr>
                           <a:xfrm>
@@ -5505,7 +5505,7 @@
                         <wps:bodyPr/>
                       </wps:wsp>
                       <wps:wsp>
-                        <wps:cNvPr id="4857" name="Rectangle 4857"/>
+                        <wps:cNvPr id="5069" name="Rectangle 5069"/>
                         <wps:cNvSpPr/>
                         <wps:spPr>
                           <a:xfrm>
@@ -5542,7 +5542,7 @@
                         </wps:bodyPr>
                       </wps:wsp>
                       <wps:wsp>
-                        <wps:cNvPr id="4858" name="Rectangle 4858"/>
+                        <wps:cNvPr id="5070" name="Rectangle 5070"/>
                         <wps:cNvSpPr/>
                         <wps:spPr>
                           <a:xfrm>
@@ -5586,11 +5586,11 @@
           </mc:Choice>
           <mc:Fallback xmlns:a="http://schemas.openxmlformats.org/drawingml/2006/main">
             <w:pict>
-              <v:group id="Group 31667" style="width:73.622pt;height:100.025pt;mso-position-horizontal-relative:char;mso-position-vertical-relative:line" coordsize="9350,12703">
+              <v:group id="Group 31081" style="width:73.622pt;height:100.025pt;mso-position-horizontal-relative:char;mso-position-vertical-relative:line" coordsize="9350,12703">
                 <v:shape id="Picture 35847" style="position:absolute;width:9387;height:10942;left:-34;top:-20;" filled="f">
                   <v:imagedata r:id="rId13"/>
                 </v:shape>
-                <v:rect id="Rectangle 4856" style="position:absolute;width:225;height:1384;left:2121;top:11662;" filled="f" stroked="f">
+                <v:rect id="Rectangle 5062" style="position:absolute;width:225;height:1384;left:2121;top:11662;" filled="f" stroked="f">
                   <v:textbox inset="0,0,0,0">
                     <w:txbxContent>
                       <w:p>
@@ -5614,7 +5614,7 @@
                   <v:stroke weight="0.79004pt" endcap="flat" joinstyle="miter" miterlimit="10" on="true" color="#e8b044"/>
                   <v:fill on="true" color="#e8b044"/>
                 </v:shape>
-                <v:rect id="Rectangle 4857" style="position:absolute;width:563;height:1384;left:6645;top:11662;" filled="f" stroked="f">
+                <v:rect id="Rectangle 5069" style="position:absolute;width:563;height:1384;left:6645;top:11662;" filled="f" stroked="f">
                   <v:textbox inset="0,0,0,0">
                     <w:txbxContent>
                       <w:p>
@@ -5634,7 +5634,7 @@
                     </w:txbxContent>
                   </v:textbox>
                 </v:rect>
-                <v:rect id="Rectangle 4858" style="position:absolute;width:225;height:1384;left:7959;top:11662;" filled="f" stroked="f">
+                <v:rect id="Rectangle 5070" style="position:absolute;width:225;height:1384;left:7959;top:11662;" filled="f" stroked="f">
                   <v:textbox inset="0,0,0,0">
                     <w:txbxContent>
                       <w:p>
@@ -5675,10 +5675,10 @@
         <mc:AlternateContent>
           <mc:Choice Requires="wpg">
             <w:drawing>
-              <wp:inline distT="0" distB="0" distL="0" distR="0" wp14:anchorId="2AD1031B" wp14:editId="2F70ECC4">
+              <wp:inline distT="0" distB="0" distL="0" distR="0" wp14:anchorId="57537844" wp14:editId="3839AE75">
                 <wp:extent cx="2247082" cy="1270317"/>
                 <wp:effectExtent l="0" t="0" r="0" b="0"/>
-                <wp:docPr id="31668" name="Group 31668"/>
+                <wp:docPr id="31082" name="Group 31082"/>
                 <wp:cNvGraphicFramePr/>
                 <a:graphic xmlns:a="http://schemas.openxmlformats.org/drawingml/2006/main">
                   <a:graphicData uri="http://schemas.microsoft.com/office/word/2010/wordprocessingGroup">
@@ -5735,7 +5735,7 @@
                         </pic:spPr>
                       </pic:pic>
                       <wps:wsp>
-                        <wps:cNvPr id="4859" name="Rectangle 4859"/>
+                        <wps:cNvPr id="5072" name="Rectangle 5072"/>
                         <wps:cNvSpPr/>
                         <wps:spPr>
                           <a:xfrm>
@@ -5772,7 +5772,7 @@
                         </wps:bodyPr>
                       </wps:wsp>
                       <wps:wsp>
-                        <wps:cNvPr id="4860" name="Rectangle 4860"/>
+                        <wps:cNvPr id="5076" name="Rectangle 5076"/>
                         <wps:cNvSpPr/>
                         <wps:spPr>
                           <a:xfrm>
@@ -5861,7 +5861,7 @@
                         <wps:bodyPr/>
                       </wps:wsp>
                       <wps:wsp>
-                        <wps:cNvPr id="4861" name="Rectangle 4861"/>
+                        <wps:cNvPr id="5079" name="Rectangle 5079"/>
                         <wps:cNvSpPr/>
                         <wps:spPr>
                           <a:xfrm>
@@ -5898,7 +5898,7 @@
                         </wps:bodyPr>
                       </wps:wsp>
                       <wps:wsp>
-                        <wps:cNvPr id="4862" name="Rectangle 4862"/>
+                        <wps:cNvPr id="5081" name="Rectangle 5081"/>
                         <wps:cNvSpPr/>
                         <wps:spPr>
                           <a:xfrm>
@@ -5935,7 +5935,7 @@
                         </wps:bodyPr>
                       </wps:wsp>
                       <wps:wsp>
-                        <wps:cNvPr id="4863" name="Rectangle 4863"/>
+                        <wps:cNvPr id="5082" name="Rectangle 5082"/>
                         <wps:cNvSpPr/>
                         <wps:spPr>
                           <a:xfrm>
@@ -5972,7 +5972,7 @@
                         </wps:bodyPr>
                       </wps:wsp>
                       <wps:wsp>
-                        <wps:cNvPr id="4864" name="Rectangle 4864"/>
+                        <wps:cNvPr id="5089" name="Rectangle 5089"/>
                         <wps:cNvSpPr/>
                         <wps:spPr>
                           <a:xfrm>
@@ -6016,14 +6016,14 @@
           </mc:Choice>
           <mc:Fallback xmlns:a="http://schemas.openxmlformats.org/drawingml/2006/main">
             <w:pict>
-              <v:group id="Group 31668" style="width:176.936pt;height:100.025pt;mso-position-horizontal-relative:char;mso-position-vertical-relative:line" coordsize="22470,12703">
+              <v:group id="Group 31082" style="width:176.936pt;height:100.025pt;mso-position-horizontal-relative:char;mso-position-vertical-relative:line" coordsize="22470,12703">
                 <v:shape id="Picture 35848" style="position:absolute;width:9387;height:10942;left:-38;top:-20;" filled="f">
                   <v:imagedata r:id="rId16"/>
                 </v:shape>
                 <v:shape id="Picture 35849" style="position:absolute;width:9387;height:10942;left:13078;top:-20;" filled="f">
                   <v:imagedata r:id="rId17"/>
                 </v:shape>
-                <v:rect id="Rectangle 4859" style="position:absolute;width:732;height:1384;left:4629;top:11662;" filled="f" stroked="f">
+                <v:rect id="Rectangle 5072" style="position:absolute;width:732;height:1384;left:4629;top:11662;" filled="f" stroked="f">
                   <v:textbox inset="0,0,0,0">
                     <w:txbxContent>
                       <w:p>
@@ -6043,7 +6043,7 @@
                     </w:txbxContent>
                   </v:textbox>
                 </v:rect>
-                <v:rect id="Rectangle 4860" style="position:absolute;width:563;height:1384;left:6875;top:11662;" filled="f" stroked="f">
+                <v:rect id="Rectangle 5076" style="position:absolute;width:563;height:1384;left:6875;top:11662;" filled="f" stroked="f">
                   <v:textbox inset="0,0,0,0">
                     <w:txbxContent>
                       <w:p>
@@ -6067,7 +6067,7 @@
                   <v:stroke weight="0.79004pt" endcap="flat" joinstyle="miter" miterlimit="10" on="true" color="#306ebe"/>
                   <v:fill on="true" color="#306ebe"/>
                 </v:shape>
-                <v:rect id="Rectangle 4861" style="position:absolute;width:225;height:1384;left:14144;top:11662;" filled="f" stroked="f">
+                <v:rect id="Rectangle 5079" style="position:absolute;width:225;height:1384;left:14144;top:11662;" filled="f" stroked="f">
                   <v:textbox inset="0,0,0,0">
                     <w:txbxContent>
                       <w:p>
@@ -6087,7 +6087,7 @@
                     </w:txbxContent>
                   </v:textbox>
                 </v:rect>
-                <v:rect id="Rectangle 4862" style="position:absolute;width:563;height:1384;left:15754;top:11662;" filled="f" stroked="f">
+                <v:rect id="Rectangle 5081" style="position:absolute;width:563;height:1384;left:15754;top:11662;" filled="f" stroked="f">
                   <v:textbox inset="0,0,0,0">
                     <w:txbxContent>
                       <w:p>
@@ -6107,7 +6107,7 @@
                     </w:txbxContent>
                   </v:textbox>
                 </v:rect>
-                <v:rect id="Rectangle 4863" style="position:absolute;width:281;height:1384;left:16856;top:11662;" filled="f" stroked="f">
+                <v:rect id="Rectangle 5082" style="position:absolute;width:281;height:1384;left:16856;top:11662;" filled="f" stroked="f">
                   <v:textbox inset="0,0,0,0">
                     <w:txbxContent>
                       <w:p>
@@ -6127,7 +6127,7 @@
                     </w:txbxContent>
                   </v:textbox>
                 </v:rect>
-                <v:rect id="Rectangle 4864" style="position:absolute;width:281;height:1384;left:18213;top:11662;" filled="f" stroked="f">
+                <v:rect id="Rectangle 5089" style="position:absolute;width:281;height:1384;left:18213;top:11662;" filled="f" stroked="f">
                   <v:textbox inset="0,0,0,0">
                     <w:txbxContent>
                       <w:p>
@@ -6238,10 +6238,10 @@
         <mc:AlternateContent>
           <mc:Choice Requires="wpg">
             <w:drawing>
-              <wp:inline distT="0" distB="0" distL="0" distR="0" wp14:anchorId="1A37D965" wp14:editId="6B9BC863">
+              <wp:inline distT="0" distB="0" distL="0" distR="0" wp14:anchorId="17E68B9C" wp14:editId="02868FA1">
                 <wp:extent cx="46876" cy="5055"/>
                 <wp:effectExtent l="0" t="0" r="0" b="0"/>
-                <wp:docPr id="31669" name="Group 31669"/>
+                <wp:docPr id="31083" name="Group 31083"/>
                 <wp:cNvGraphicFramePr/>
                 <a:graphic xmlns:a="http://schemas.openxmlformats.org/drawingml/2006/main">
                   <a:graphicData uri="http://schemas.microsoft.com/office/word/2010/wordprocessingGroup">
@@ -6308,7 +6308,7 @@
           </mc:Choice>
           <mc:Fallback xmlns:a="http://schemas.openxmlformats.org/drawingml/2006/main">
             <w:pict>
-              <v:group id="Group 31669" style="width:3.69101pt;height:0.398pt;mso-position-horizontal-relative:char;mso-position-vertical-relative:line" coordsize="468,50">
+              <v:group id="Group 31083" style="width:3.69101pt;height:0.398pt;mso-position-horizontal-relative:char;mso-position-vertical-relative:line" coordsize="468,50">
                 <v:shape id="Shape 756" style="position:absolute;width:468;height:0;left:0;top:0;" coordsize="46876,0" path="m0,0l46876,0">
                   <v:stroke weight="0.398pt" endcap="flat" joinstyle="miter" miterlimit="10" on="true" color="#000000"/>
                   <v:fill on="false" color="#000000" opacity="0"/>
@@ -6333,10 +6333,10 @@
         <mc:AlternateContent>
           <mc:Choice Requires="wpg">
             <w:drawing>
-              <wp:inline distT="0" distB="0" distL="0" distR="0" wp14:anchorId="52636FDB" wp14:editId="4BC701FE">
+              <wp:inline distT="0" distB="0" distL="0" distR="0" wp14:anchorId="7F40D08D" wp14:editId="748DB2D9">
                 <wp:extent cx="46875" cy="5055"/>
                 <wp:effectExtent l="0" t="0" r="0" b="0"/>
-                <wp:docPr id="31670" name="Group 31670"/>
+                <wp:docPr id="31084" name="Group 31084"/>
                 <wp:cNvGraphicFramePr/>
                 <a:graphic xmlns:a="http://schemas.openxmlformats.org/drawingml/2006/main">
                   <a:graphicData uri="http://schemas.microsoft.com/office/word/2010/wordprocessingGroup">
@@ -6403,7 +6403,7 @@
           </mc:Choice>
           <mc:Fallback xmlns:a="http://schemas.openxmlformats.org/drawingml/2006/main">
             <w:pict>
-              <v:group id="Group 31670" style="width:3.69098pt;height:0.398pt;mso-position-horizontal-relative:char;mso-position-vertical-relative:line" coordsize="468,50">
+              <v:group id="Group 31084" style="width:3.69098pt;height:0.398pt;mso-position-horizontal-relative:char;mso-position-vertical-relative:line" coordsize="468,50">
                 <v:shape id="Shape 758" style="position:absolute;width:468;height:0;left:0;top:0;" coordsize="46875,0" path="m0,0l46875,0">
                   <v:stroke weight="0.398pt" endcap="flat" joinstyle="miter" miterlimit="10" on="true" color="#000000"/>
                   <v:fill on="false" color="#000000" opacity="0"/>
@@ -6651,10 +6651,10 @@
         <mc:AlternateContent>
           <mc:Choice Requires="wpg">
             <w:drawing>
-              <wp:inline distT="0" distB="0" distL="0" distR="0" wp14:anchorId="2CA45A85" wp14:editId="383173B6">
+              <wp:inline distT="0" distB="0" distL="0" distR="0" wp14:anchorId="7B1328E3" wp14:editId="2914889F">
                 <wp:extent cx="46876" cy="5055"/>
                 <wp:effectExtent l="0" t="0" r="0" b="0"/>
-                <wp:docPr id="34443" name="Group 34443"/>
+                <wp:docPr id="30097" name="Group 30097"/>
                 <wp:cNvGraphicFramePr/>
                 <a:graphic xmlns:a="http://schemas.openxmlformats.org/drawingml/2006/main">
                   <a:graphicData uri="http://schemas.microsoft.com/office/word/2010/wordprocessingGroup">
@@ -6721,7 +6721,7 @@
           </mc:Choice>
           <mc:Fallback xmlns:a="http://schemas.openxmlformats.org/drawingml/2006/main">
             <w:pict>
-              <v:group id="Group 34443" style="width:3.69099pt;height:0.398pt;mso-position-horizontal-relative:char;mso-position-vertical-relative:line" coordsize="468,50">
+              <v:group id="Group 30097" style="width:3.69099pt;height:0.398pt;mso-position-horizontal-relative:char;mso-position-vertical-relative:line" coordsize="468,50">
                 <v:shape id="Shape 840" style="position:absolute;width:468;height:0;left:0;top:0;" coordsize="46876,0" path="m0,0l46876,0">
                   <v:stroke weight="0.398pt" endcap="flat" joinstyle="miter" miterlimit="10" on="true" color="#000000"/>
                   <v:fill on="false" color="#000000" opacity="0"/>
@@ -7176,7 +7176,7 @@
                 <w:noProof/>
               </w:rPr>
               <w:drawing>
-                <wp:inline distT="0" distB="0" distL="0" distR="0" wp14:anchorId="5C30ED53" wp14:editId="5C0D6BAF">
+                <wp:inline distT="0" distB="0" distL="0" distR="0" wp14:anchorId="13CA14DB" wp14:editId="4A8EC7E9">
                   <wp:extent cx="48768" cy="320040"/>
                   <wp:effectExtent l="0" t="0" r="0" b="0"/>
                   <wp:docPr id="35850" name="Picture 35850"/>
@@ -7596,7 +7596,7 @@
           <w:noProof/>
         </w:rPr>
         <w:drawing>
-          <wp:inline distT="0" distB="0" distL="0" distR="0" wp14:anchorId="09E8ECF2" wp14:editId="47D6C79F">
+          <wp:inline distT="0" distB="0" distL="0" distR="0" wp14:anchorId="629811E1" wp14:editId="7EF2D594">
             <wp:extent cx="5751576" cy="954024"/>
             <wp:effectExtent l="0" t="0" r="0" b="0"/>
             <wp:docPr id="35851" name="Picture 35851"/>
@@ -9037,7 +9037,7 @@
           <w:noProof/>
         </w:rPr>
         <w:drawing>
-          <wp:inline distT="0" distB="0" distL="0" distR="0" wp14:anchorId="15B4F216" wp14:editId="59B7E8DE">
+          <wp:inline distT="0" distB="0" distL="0" distR="0" wp14:anchorId="44F87DBC" wp14:editId="0BFC6F97">
             <wp:extent cx="5535169" cy="1453896"/>
             <wp:effectExtent l="0" t="0" r="0" b="0"/>
             <wp:docPr id="35853" name="Picture 35853"/>
@@ -9253,7 +9253,7 @@
           <w:noProof/>
         </w:rPr>
         <w:drawing>
-          <wp:inline distT="0" distB="0" distL="0" distR="0" wp14:anchorId="7F6D734C" wp14:editId="24ED24F8">
+          <wp:inline distT="0" distB="0" distL="0" distR="0" wp14:anchorId="6E51A29C" wp14:editId="4CD821B3">
             <wp:extent cx="5812537" cy="1173480"/>
             <wp:effectExtent l="0" t="0" r="0" b="0"/>
             <wp:docPr id="35855" name="Picture 35855"/>
@@ -9505,7 +9505,7 @@
         <mc:AlternateContent>
           <mc:Choice Requires="wpg">
             <w:drawing>
-              <wp:inline distT="0" distB="0" distL="0" distR="0" wp14:anchorId="38B00966" wp14:editId="54655696">
+              <wp:inline distT="0" distB="0" distL="0" distR="0" wp14:anchorId="1A91A094" wp14:editId="5FCA0B5B">
                 <wp:extent cx="3832153" cy="871728"/>
                 <wp:effectExtent l="0" t="0" r="0" b="0"/>
                 <wp:docPr id="35901" name="Group 35901"/>
@@ -14692,7 +14692,7 @@
           <w:noProof/>
         </w:rPr>
         <w:drawing>
-          <wp:inline distT="0" distB="0" distL="0" distR="0" wp14:anchorId="4EB78BBD" wp14:editId="7278A3EE">
+          <wp:inline distT="0" distB="0" distL="0" distR="0" wp14:anchorId="652287BC" wp14:editId="78BE23CA">
             <wp:extent cx="3840480" cy="1228344"/>
             <wp:effectExtent l="0" t="0" r="0" b="0"/>
             <wp:docPr id="35861" name="Picture 35861"/>
@@ -14762,7 +14762,7 @@
           <w:noProof/>
         </w:rPr>
         <w:drawing>
-          <wp:inline distT="0" distB="0" distL="0" distR="0" wp14:anchorId="1935CC3D" wp14:editId="3FE8ED7E">
+          <wp:inline distT="0" distB="0" distL="0" distR="0" wp14:anchorId="316FFD30" wp14:editId="3050D735">
             <wp:extent cx="1773936" cy="871728"/>
             <wp:effectExtent l="0" t="0" r="0" b="0"/>
             <wp:docPr id="35859" name="Picture 35859"/>
@@ -14883,7 +14883,7 @@
           <w:noProof/>
         </w:rPr>
         <w:drawing>
-          <wp:inline distT="0" distB="0" distL="0" distR="0" wp14:anchorId="65EBD07D" wp14:editId="22AA43D2">
+          <wp:inline distT="0" distB="0" distL="0" distR="0" wp14:anchorId="285CCBA5" wp14:editId="0AFD460C">
             <wp:extent cx="1773936" cy="871728"/>
             <wp:effectExtent l="0" t="0" r="0" b="0"/>
             <wp:docPr id="35863" name="Picture 35863"/>
@@ -15157,7 +15157,7 @@
         <mc:AlternateContent>
           <mc:Choice Requires="wpg">
             <w:drawing>
-              <wp:inline distT="0" distB="0" distL="0" distR="0" wp14:anchorId="78F8A527" wp14:editId="75E4CF83">
+              <wp:inline distT="0" distB="0" distL="0" distR="0" wp14:anchorId="3174EA51" wp14:editId="6D4DE27D">
                 <wp:extent cx="5911765" cy="1399032"/>
                 <wp:effectExtent l="0" t="0" r="0" b="0"/>
                 <wp:docPr id="35910" name="Group 35910"/>

--- a/paper/mpda/CTSpinoPelvic1K_coauthor_draft.docx
+++ b/paper/mpda/CTSpinoPelvic1K_coauthor_draft.docx
@@ -199,7 +199,7 @@
         <w:t>1</w:t>
       </w:r>
       <w:r>
-        <w:t>; however, a lumbar case is planned on a lumbar study</w:t>
+        <w:t>; however, a lumbar surgical case is planned on a lumbar study</w:t>
       </w:r>
       <w:r>
         <w:rPr>
@@ -232,17 +232,8 @@
         <w:t>4</w:t>
       </w:r>
       <w:r>
-        <w:t>. CTSpinoPelvic1K asks whether local morphology resolves that ambiguity without the count. Two public label sets already covered this imaging, CTSpine1K’s vertebrae and CTPelvic1K’s pelvis, on the same colonography patients, never joined; this release joins them on one series and annotates the bones neither had. It provides 802 CT records, per-level ribs and femora, lumbar levels anchored on the lowest rib-bearing vertebra and S1, and classes for L6, T13, a separate S1 and lumbar ribs, so anomalies are reco</w:t>
-      </w:r>
-      <w:r>
-        <w:t>rded as</w:t>
-      </w:r>
-    </w:p>
-    <w:p>
-      <w:pPr>
-        <w:spacing w:after="135" w:line="259" w:lineRule="auto"/>
-        <w:ind w:right="865"/>
-      </w:pPr>
+        <w:t xml:space="preserve">. CTSpinoPelvic1K asks whether local morphology resolves that ambiguity without the count. Two public label sets covered this imaging, CTSpine1K’s vertebrae and CTPelvic1K’s pelvis, on the same colonography patients, never joined; this release joins them on one series and annotates the bones neither had. It provides 802 CT records, per-level ribs and femora, lumbar levels anchored on the lowest rib-bearing vertebra and S1, and classes for L6, T13, a separate S1 and lumbar ribs, so anomalies are recorded as </w:t>
+      </w:r>
       <w:r>
         <w:t>themselves.</w:t>
       </w:r>
@@ -554,7 +545,7 @@
         <w:ind w:left="-15" w:right="865" w:firstLine="299"/>
       </w:pPr>
       <w:r>
-        <w:t>The project began with a surgeon’s question, whether a vertebra can be named from the anatomy in front of the reader, on the images a lumbar case is actually planned on. By guideline those are lumbar studies</w:t>
+        <w:t>The project began with a surgeon’s question, whether a vertebra can be named from the anatomy in front of the reader, on the images a lumbar surgical case is actually planned on. By guideline those are lumbar studies</w:t>
       </w:r>
       <w:r>
         <w:rPr>
@@ -819,10 +810,10 @@
         <mc:AlternateContent>
           <mc:Choice Requires="wpg">
             <w:drawing>
-              <wp:inline distT="0" distB="0" distL="0" distR="0" wp14:anchorId="432112D8" wp14:editId="66DCC215">
+              <wp:inline distT="0" distB="0" distL="0" distR="0" wp14:anchorId="5F45AB5E" wp14:editId="0ECC2851">
                 <wp:extent cx="5921401" cy="2047825"/>
                 <wp:effectExtent l="0" t="0" r="0" b="0"/>
-                <wp:docPr id="31073" name="Group 31073"/>
+                <wp:docPr id="31202" name="Group 31202"/>
                 <wp:cNvGraphicFramePr/>
                 <a:graphic xmlns:a="http://schemas.openxmlformats.org/drawingml/2006/main">
                   <a:graphicData uri="http://schemas.microsoft.com/office/word/2010/wordprocessingGroup">
@@ -837,7 +828,7 @@
                         </a:xfrm>
                       </wpg:grpSpPr>
                       <wps:wsp>
-                        <wps:cNvPr id="288" name="Shape 288"/>
+                        <wps:cNvPr id="287" name="Shape 287"/>
                         <wps:cNvSpPr/>
                         <wps:spPr>
                           <a:xfrm>
@@ -882,7 +873,7 @@
                         <wps:bodyPr/>
                       </wps:wsp>
                       <wps:wsp>
-                        <wps:cNvPr id="289" name="Shape 289"/>
+                        <wps:cNvPr id="288" name="Shape 288"/>
                         <wps:cNvSpPr/>
                         <wps:spPr>
                           <a:xfrm>
@@ -927,7 +918,7 @@
                         <wps:bodyPr/>
                       </wps:wsp>
                       <wps:wsp>
-                        <wps:cNvPr id="4891" name="Rectangle 4891"/>
+                        <wps:cNvPr id="5060" name="Rectangle 5060"/>
                         <wps:cNvSpPr/>
                         <wps:spPr>
                           <a:xfrm>
@@ -963,7 +954,7 @@
                         </wps:bodyPr>
                       </wps:wsp>
                       <wps:wsp>
-                        <wps:cNvPr id="4890" name="Rectangle 4890"/>
+                        <wps:cNvPr id="5059" name="Rectangle 5059"/>
                         <wps:cNvSpPr/>
                         <wps:spPr>
                           <a:xfrm>
@@ -999,7 +990,7 @@
                         </wps:bodyPr>
                       </wps:wsp>
                       <wps:wsp>
-                        <wps:cNvPr id="4889" name="Rectangle 4889"/>
+                        <wps:cNvPr id="5058" name="Rectangle 5058"/>
                         <wps:cNvSpPr/>
                         <wps:spPr>
                           <a:xfrm>
@@ -1035,7 +1026,7 @@
                         </wps:bodyPr>
                       </wps:wsp>
                       <wps:wsp>
-                        <wps:cNvPr id="4888" name="Rectangle 4888"/>
+                        <wps:cNvPr id="5057" name="Rectangle 5057"/>
                         <wps:cNvSpPr/>
                         <wps:spPr>
                           <a:xfrm>
@@ -1071,7 +1062,7 @@
                         </wps:bodyPr>
                       </wps:wsp>
                       <wps:wsp>
-                        <wps:cNvPr id="4886" name="Rectangle 4886"/>
+                        <wps:cNvPr id="5055" name="Rectangle 5055"/>
                         <wps:cNvSpPr/>
                         <wps:spPr>
                           <a:xfrm>
@@ -1107,7 +1098,7 @@
                         </wps:bodyPr>
                       </wps:wsp>
                       <wps:wsp>
-                        <wps:cNvPr id="4885" name="Rectangle 4885"/>
+                        <wps:cNvPr id="5054" name="Rectangle 5054"/>
                         <wps:cNvSpPr/>
                         <wps:spPr>
                           <a:xfrm>
@@ -1143,7 +1134,7 @@
                         </wps:bodyPr>
                       </wps:wsp>
                       <wps:wsp>
-                        <wps:cNvPr id="4884" name="Rectangle 4884"/>
+                        <wps:cNvPr id="5053" name="Rectangle 5053"/>
                         <wps:cNvSpPr/>
                         <wps:spPr>
                           <a:xfrm>
@@ -1179,7 +1170,7 @@
                         </wps:bodyPr>
                       </wps:wsp>
                       <wps:wsp>
-                        <wps:cNvPr id="4887" name="Rectangle 4887"/>
+                        <wps:cNvPr id="5056" name="Rectangle 5056"/>
                         <wps:cNvSpPr/>
                         <wps:spPr>
                           <a:xfrm>
@@ -1215,7 +1206,7 @@
                         </wps:bodyPr>
                       </wps:wsp>
                       <wps:wsp>
-                        <wps:cNvPr id="4883" name="Rectangle 4883"/>
+                        <wps:cNvPr id="5052" name="Rectangle 5052"/>
                         <wps:cNvSpPr/>
                         <wps:spPr>
                           <a:xfrm>
@@ -1251,7 +1242,7 @@
                         </wps:bodyPr>
                       </wps:wsp>
                       <wps:wsp>
-                        <wps:cNvPr id="291" name="Shape 291"/>
+                        <wps:cNvPr id="290" name="Shape 290"/>
                         <wps:cNvSpPr/>
                         <wps:spPr>
                           <a:xfrm>
@@ -1296,7 +1287,7 @@
                         <wps:bodyPr/>
                       </wps:wsp>
                       <wps:wsp>
-                        <wps:cNvPr id="292" name="Rectangle 292"/>
+                        <wps:cNvPr id="291" name="Rectangle 291"/>
                         <wps:cNvSpPr/>
                         <wps:spPr>
                           <a:xfrm>
@@ -1332,7 +1323,7 @@
                         </wps:bodyPr>
                       </wps:wsp>
                       <wps:wsp>
-                        <wps:cNvPr id="293" name="Rectangle 293"/>
+                        <wps:cNvPr id="292" name="Rectangle 292"/>
                         <wps:cNvSpPr/>
                         <wps:spPr>
                           <a:xfrm>
@@ -1369,7 +1360,7 @@
                         </wps:bodyPr>
                       </wps:wsp>
                       <wps:wsp>
-                        <wps:cNvPr id="294" name="Rectangle 294"/>
+                        <wps:cNvPr id="293" name="Rectangle 293"/>
                         <wps:cNvSpPr/>
                         <wps:spPr>
                           <a:xfrm>
@@ -1405,7 +1396,7 @@
                         </wps:bodyPr>
                       </wps:wsp>
                       <wps:wsp>
-                        <wps:cNvPr id="36439" name="Shape 36439"/>
+                        <wps:cNvPr id="36392" name="Shape 36392"/>
                         <wps:cNvSpPr/>
                         <wps:spPr>
                           <a:xfrm>
@@ -1459,7 +1450,7 @@
                         <wps:bodyPr/>
                       </wps:wsp>
                       <wps:wsp>
-                        <wps:cNvPr id="36440" name="Shape 36440"/>
+                        <wps:cNvPr id="36393" name="Shape 36393"/>
                         <wps:cNvSpPr/>
                         <wps:spPr>
                           <a:xfrm>
@@ -1513,7 +1504,7 @@
                         <wps:bodyPr/>
                       </wps:wsp>
                       <wps:wsp>
-                        <wps:cNvPr id="297" name="Rectangle 297"/>
+                        <wps:cNvPr id="296" name="Rectangle 296"/>
                         <wps:cNvSpPr/>
                         <wps:spPr>
                           <a:xfrm>
@@ -1549,7 +1540,7 @@
                         </wps:bodyPr>
                       </wps:wsp>
                       <wps:wsp>
-                        <wps:cNvPr id="298" name="Rectangle 298"/>
+                        <wps:cNvPr id="297" name="Rectangle 297"/>
                         <wps:cNvSpPr/>
                         <wps:spPr>
                           <a:xfrm>
@@ -1586,7 +1577,7 @@
                         </wps:bodyPr>
                       </wps:wsp>
                       <wps:wsp>
-                        <wps:cNvPr id="299" name="Rectangle 299"/>
+                        <wps:cNvPr id="298" name="Rectangle 298"/>
                         <wps:cNvSpPr/>
                         <wps:spPr>
                           <a:xfrm>
@@ -1622,7 +1613,7 @@
                         </wps:bodyPr>
                       </wps:wsp>
                       <wps:wsp>
-                        <wps:cNvPr id="36441" name="Shape 36441"/>
+                        <wps:cNvPr id="36394" name="Shape 36394"/>
                         <wps:cNvSpPr/>
                         <wps:spPr>
                           <a:xfrm>
@@ -1676,7 +1667,7 @@
                         <wps:bodyPr/>
                       </wps:wsp>
                       <wps:wsp>
-                        <wps:cNvPr id="36442" name="Shape 36442"/>
+                        <wps:cNvPr id="36395" name="Shape 36395"/>
                         <wps:cNvSpPr/>
                         <wps:spPr>
                           <a:xfrm>
@@ -1730,7 +1721,7 @@
                         <wps:bodyPr/>
                       </wps:wsp>
                       <wps:wsp>
-                        <wps:cNvPr id="302" name="Rectangle 302"/>
+                        <wps:cNvPr id="301" name="Rectangle 301"/>
                         <wps:cNvSpPr/>
                         <wps:spPr>
                           <a:xfrm>
@@ -1766,7 +1757,7 @@
                         </wps:bodyPr>
                       </wps:wsp>
                       <wps:wsp>
-                        <wps:cNvPr id="303" name="Rectangle 303"/>
+                        <wps:cNvPr id="302" name="Rectangle 302"/>
                         <wps:cNvSpPr/>
                         <wps:spPr>
                           <a:xfrm>
@@ -1803,7 +1794,7 @@
                         </wps:bodyPr>
                       </wps:wsp>
                       <wps:wsp>
-                        <wps:cNvPr id="304" name="Rectangle 304"/>
+                        <wps:cNvPr id="303" name="Rectangle 303"/>
                         <wps:cNvSpPr/>
                         <wps:spPr>
                           <a:xfrm>
@@ -1839,7 +1830,7 @@
                         </wps:bodyPr>
                       </wps:wsp>
                       <wps:wsp>
-                        <wps:cNvPr id="36443" name="Shape 36443"/>
+                        <wps:cNvPr id="36396" name="Shape 36396"/>
                         <wps:cNvSpPr/>
                         <wps:spPr>
                           <a:xfrm>
@@ -1893,7 +1884,7 @@
                         <wps:bodyPr/>
                       </wps:wsp>
                       <wps:wsp>
-                        <wps:cNvPr id="36444" name="Shape 36444"/>
+                        <wps:cNvPr id="36397" name="Shape 36397"/>
                         <wps:cNvSpPr/>
                         <wps:spPr>
                           <a:xfrm>
@@ -1947,7 +1938,7 @@
                         <wps:bodyPr/>
                       </wps:wsp>
                       <wps:wsp>
-                        <wps:cNvPr id="307" name="Shape 307"/>
+                        <wps:cNvPr id="306" name="Shape 306"/>
                         <wps:cNvSpPr/>
                         <wps:spPr>
                           <a:xfrm>
@@ -1967,6 +1958,51 @@
                                 </a:moveTo>
                                 <a:lnTo>
                                   <a:pt x="457937" y="0"/>
+                                </a:lnTo>
+                              </a:path>
+                            </a:pathLst>
+                          </a:custGeom>
+                          <a:ln w="6325" cap="flat">
+                            <a:miter lim="127000"/>
+                          </a:ln>
+                        </wps:spPr>
+                        <wps:style>
+                          <a:lnRef idx="1">
+                            <a:srgbClr val="000000"/>
+                          </a:lnRef>
+                          <a:fillRef idx="0">
+                            <a:srgbClr val="000000">
+                              <a:alpha val="0"/>
+                            </a:srgbClr>
+                          </a:fillRef>
+                          <a:effectRef idx="0">
+                            <a:scrgbClr r="0" g="0" b="0"/>
+                          </a:effectRef>
+                          <a:fontRef idx="none"/>
+                        </wps:style>
+                        <wps:bodyPr/>
+                      </wps:wsp>
+                      <wps:wsp>
+                        <wps:cNvPr id="307" name="Shape 307"/>
+                        <wps:cNvSpPr/>
+                        <wps:spPr>
+                          <a:xfrm>
+                            <a:off x="5466626" y="970941"/>
+                            <a:ext cx="0" cy="149492"/>
+                          </a:xfrm>
+                          <a:custGeom>
+                            <a:avLst/>
+                            <a:gdLst/>
+                            <a:ahLst/>
+                            <a:cxnLst/>
+                            <a:rect l="0" t="0" r="0" b="0"/>
+                            <a:pathLst>
+                              <a:path h="149492">
+                                <a:moveTo>
+                                  <a:pt x="0" y="149492"/>
+                                </a:moveTo>
+                                <a:lnTo>
+                                  <a:pt x="0" y="0"/>
                                 </a:lnTo>
                               </a:path>
                             </a:pathLst>
@@ -1996,7 +2032,7 @@
                         <wps:cNvSpPr/>
                         <wps:spPr>
                           <a:xfrm>
-                            <a:off x="5466626" y="970941"/>
+                            <a:off x="5918226" y="970941"/>
                             <a:ext cx="0" cy="149492"/>
                           </a:xfrm>
                           <a:custGeom>
@@ -2041,8 +2077,8 @@
                         <wps:cNvSpPr/>
                         <wps:spPr>
                           <a:xfrm>
-                            <a:off x="5918226" y="970941"/>
-                            <a:ext cx="0" cy="149492"/>
+                            <a:off x="5463464" y="1120432"/>
+                            <a:ext cx="457937" cy="0"/>
                           </a:xfrm>
                           <a:custGeom>
                             <a:avLst/>
@@ -2051,12 +2087,12 @@
                             <a:cxnLst/>
                             <a:rect l="0" t="0" r="0" b="0"/>
                             <a:pathLst>
-                              <a:path h="149492">
+                              <a:path w="457937">
                                 <a:moveTo>
-                                  <a:pt x="0" y="149492"/>
+                                  <a:pt x="0" y="0"/>
                                 </a:moveTo>
                                 <a:lnTo>
-                                  <a:pt x="0" y="0"/>
+                                  <a:pt x="457937" y="0"/>
                                 </a:lnTo>
                               </a:path>
                             </a:pathLst>
@@ -2082,52 +2118,7 @@
                         <wps:bodyPr/>
                       </wps:wsp>
                       <wps:wsp>
-                        <wps:cNvPr id="310" name="Shape 310"/>
-                        <wps:cNvSpPr/>
-                        <wps:spPr>
-                          <a:xfrm>
-                            <a:off x="5463464" y="1120432"/>
-                            <a:ext cx="457937" cy="0"/>
-                          </a:xfrm>
-                          <a:custGeom>
-                            <a:avLst/>
-                            <a:gdLst/>
-                            <a:ahLst/>
-                            <a:cxnLst/>
-                            <a:rect l="0" t="0" r="0" b="0"/>
-                            <a:pathLst>
-                              <a:path w="457937">
-                                <a:moveTo>
-                                  <a:pt x="0" y="0"/>
-                                </a:moveTo>
-                                <a:lnTo>
-                                  <a:pt x="457937" y="0"/>
-                                </a:lnTo>
-                              </a:path>
-                            </a:pathLst>
-                          </a:custGeom>
-                          <a:ln w="6325" cap="flat">
-                            <a:miter lim="127000"/>
-                          </a:ln>
-                        </wps:spPr>
-                        <wps:style>
-                          <a:lnRef idx="1">
-                            <a:srgbClr val="000000"/>
-                          </a:lnRef>
-                          <a:fillRef idx="0">
-                            <a:srgbClr val="000000">
-                              <a:alpha val="0"/>
-                            </a:srgbClr>
-                          </a:fillRef>
-                          <a:effectRef idx="0">
-                            <a:scrgbClr r="0" g="0" b="0"/>
-                          </a:effectRef>
-                          <a:fontRef idx="none"/>
-                        </wps:style>
-                        <wps:bodyPr/>
-                      </wps:wsp>
-                      <wps:wsp>
-                        <wps:cNvPr id="311" name="Rectangle 311"/>
+                        <wps:cNvPr id="310" name="Rectangle 310"/>
                         <wps:cNvSpPr/>
                         <wps:spPr>
                           <a:xfrm>
@@ -2163,7 +2154,7 @@
                         </wps:bodyPr>
                       </wps:wsp>
                       <wps:wsp>
-                        <wps:cNvPr id="312" name="Rectangle 312"/>
+                        <wps:cNvPr id="311" name="Rectangle 311"/>
                         <wps:cNvSpPr/>
                         <wps:spPr>
                           <a:xfrm>
@@ -2200,7 +2191,7 @@
                         </wps:bodyPr>
                       </wps:wsp>
                       <wps:wsp>
-                        <wps:cNvPr id="313" name="Rectangle 313"/>
+                        <wps:cNvPr id="312" name="Rectangle 312"/>
                         <wps:cNvSpPr/>
                         <wps:spPr>
                           <a:xfrm>
@@ -2236,7 +2227,7 @@
                         </wps:bodyPr>
                       </wps:wsp>
                       <wps:wsp>
-                        <wps:cNvPr id="36445" name="Shape 36445"/>
+                        <wps:cNvPr id="36398" name="Shape 36398"/>
                         <wps:cNvSpPr/>
                         <wps:spPr>
                           <a:xfrm>
@@ -2290,7 +2281,7 @@
                         <wps:bodyPr/>
                       </wps:wsp>
                       <wps:wsp>
-                        <wps:cNvPr id="315" name="Rectangle 315"/>
+                        <wps:cNvPr id="314" name="Rectangle 314"/>
                         <wps:cNvSpPr/>
                         <wps:spPr>
                           <a:xfrm>
@@ -2326,7 +2317,7 @@
                         </wps:bodyPr>
                       </wps:wsp>
                       <wps:wsp>
-                        <wps:cNvPr id="316" name="Rectangle 316"/>
+                        <wps:cNvPr id="315" name="Rectangle 315"/>
                         <wps:cNvSpPr/>
                         <wps:spPr>
                           <a:xfrm>
@@ -2363,7 +2354,7 @@
                         </wps:bodyPr>
                       </wps:wsp>
                       <wps:wsp>
-                        <wps:cNvPr id="317" name="Rectangle 317"/>
+                        <wps:cNvPr id="316" name="Rectangle 316"/>
                         <wps:cNvSpPr/>
                         <wps:spPr>
                           <a:xfrm>
@@ -2399,7 +2390,7 @@
                         </wps:bodyPr>
                       </wps:wsp>
                       <wps:wsp>
-                        <wps:cNvPr id="36446" name="Shape 36446"/>
+                        <wps:cNvPr id="36399" name="Shape 36399"/>
                         <wps:cNvSpPr/>
                         <wps:spPr>
                           <a:xfrm>
@@ -2453,7 +2444,7 @@
                         <wps:bodyPr/>
                       </wps:wsp>
                       <wps:wsp>
-                        <wps:cNvPr id="36447" name="Shape 36447"/>
+                        <wps:cNvPr id="36400" name="Shape 36400"/>
                         <wps:cNvSpPr/>
                         <wps:spPr>
                           <a:xfrm>
@@ -2507,7 +2498,7 @@
                         <wps:bodyPr/>
                       </wps:wsp>
                       <wps:wsp>
-                        <wps:cNvPr id="36448" name="Shape 36448"/>
+                        <wps:cNvPr id="36401" name="Shape 36401"/>
                         <wps:cNvSpPr/>
                         <wps:spPr>
                           <a:xfrm>
@@ -2561,7 +2552,7 @@
                         <wps:bodyPr/>
                       </wps:wsp>
                       <wps:wsp>
-                        <wps:cNvPr id="36449" name="Shape 36449"/>
+                        <wps:cNvPr id="36402" name="Shape 36402"/>
                         <wps:cNvSpPr/>
                         <wps:spPr>
                           <a:xfrm>
@@ -2615,7 +2606,7 @@
                         <wps:bodyPr/>
                       </wps:wsp>
                       <wps:wsp>
-                        <wps:cNvPr id="36450" name="Shape 36450"/>
+                        <wps:cNvPr id="36403" name="Shape 36403"/>
                         <wps:cNvSpPr/>
                         <wps:spPr>
                           <a:xfrm>
@@ -2669,7 +2660,7 @@
                         <wps:bodyPr/>
                       </wps:wsp>
                       <wps:wsp>
-                        <wps:cNvPr id="36451" name="Shape 36451"/>
+                        <wps:cNvPr id="36404" name="Shape 36404"/>
                         <wps:cNvSpPr/>
                         <wps:spPr>
                           <a:xfrm>
@@ -2723,7 +2714,7 @@
                         <wps:bodyPr/>
                       </wps:wsp>
                       <wps:wsp>
-                        <wps:cNvPr id="324" name="Rectangle 324"/>
+                        <wps:cNvPr id="323" name="Rectangle 323"/>
                         <wps:cNvSpPr/>
                         <wps:spPr>
                           <a:xfrm>
@@ -2760,7 +2751,7 @@
                         </wps:bodyPr>
                       </wps:wsp>
                       <wps:wsp>
-                        <wps:cNvPr id="325" name="Rectangle 325"/>
+                        <wps:cNvPr id="324" name="Rectangle 324"/>
                         <wps:cNvSpPr/>
                         <wps:spPr>
                           <a:xfrm>
@@ -2796,7 +2787,7 @@
                         </wps:bodyPr>
                       </wps:wsp>
                       <wps:wsp>
-                        <wps:cNvPr id="36452" name="Shape 36452"/>
+                        <wps:cNvPr id="36405" name="Shape 36405"/>
                         <wps:cNvSpPr/>
                         <wps:spPr>
                           <a:xfrm>
@@ -2850,7 +2841,7 @@
                         <wps:bodyPr/>
                       </wps:wsp>
                       <wps:wsp>
-                        <wps:cNvPr id="36453" name="Shape 36453"/>
+                        <wps:cNvPr id="36406" name="Shape 36406"/>
                         <wps:cNvSpPr/>
                         <wps:spPr>
                           <a:xfrm>
@@ -2904,7 +2895,7 @@
                         <wps:bodyPr/>
                       </wps:wsp>
                       <wps:wsp>
-                        <wps:cNvPr id="36454" name="Shape 36454"/>
+                        <wps:cNvPr id="36407" name="Shape 36407"/>
                         <wps:cNvSpPr/>
                         <wps:spPr>
                           <a:xfrm>
@@ -2958,7 +2949,7 @@
                         <wps:bodyPr/>
                       </wps:wsp>
                       <wps:wsp>
-                        <wps:cNvPr id="36455" name="Shape 36455"/>
+                        <wps:cNvPr id="36408" name="Shape 36408"/>
                         <wps:cNvSpPr/>
                         <wps:spPr>
                           <a:xfrm>
@@ -3012,7 +3003,7 @@
                         <wps:bodyPr/>
                       </wps:wsp>
                       <wps:wsp>
-                        <wps:cNvPr id="36456" name="Shape 36456"/>
+                        <wps:cNvPr id="36409" name="Shape 36409"/>
                         <wps:cNvSpPr/>
                         <wps:spPr>
                           <a:xfrm>
@@ -3066,7 +3057,7 @@
                         <wps:bodyPr/>
                       </wps:wsp>
                       <wps:wsp>
-                        <wps:cNvPr id="36457" name="Shape 36457"/>
+                        <wps:cNvPr id="36410" name="Shape 36410"/>
                         <wps:cNvSpPr/>
                         <wps:spPr>
                           <a:xfrm>
@@ -3120,7 +3111,7 @@
                         <wps:bodyPr/>
                       </wps:wsp>
                       <wps:wsp>
-                        <wps:cNvPr id="36458" name="Shape 36458"/>
+                        <wps:cNvPr id="36411" name="Shape 36411"/>
                         <wps:cNvSpPr/>
                         <wps:spPr>
                           <a:xfrm>
@@ -3174,7 +3165,7 @@
                         <wps:bodyPr/>
                       </wps:wsp>
                       <wps:wsp>
-                        <wps:cNvPr id="36459" name="Shape 36459"/>
+                        <wps:cNvPr id="36412" name="Shape 36412"/>
                         <wps:cNvSpPr/>
                         <wps:spPr>
                           <a:xfrm>
@@ -3228,7 +3219,7 @@
                         <wps:bodyPr/>
                       </wps:wsp>
                       <wps:wsp>
-                        <wps:cNvPr id="36460" name="Shape 36460"/>
+                        <wps:cNvPr id="36413" name="Shape 36413"/>
                         <wps:cNvSpPr/>
                         <wps:spPr>
                           <a:xfrm>
@@ -3282,7 +3273,7 @@
                         <wps:bodyPr/>
                       </wps:wsp>
                       <wps:wsp>
-                        <wps:cNvPr id="335" name="Shape 335"/>
+                        <wps:cNvPr id="334" name="Shape 334"/>
                         <wps:cNvSpPr/>
                         <wps:spPr>
                           <a:xfrm>
@@ -3327,7 +3318,7 @@
                         <wps:bodyPr/>
                       </wps:wsp>
                       <wps:wsp>
-                        <wps:cNvPr id="336" name="Shape 336"/>
+                        <wps:cNvPr id="335" name="Shape 335"/>
                         <wps:cNvSpPr/>
                         <wps:spPr>
                           <a:xfrm>
@@ -3379,16 +3370,16 @@
           </mc:Choice>
           <mc:Fallback xmlns:a="http://schemas.openxmlformats.org/drawingml/2006/main">
             <w:pict>
-              <v:group id="Group 31073" style="width:466.252pt;height:161.246pt;mso-position-horizontal-relative:char;mso-position-vertical-relative:line" coordsize="59214,20478">
-                <v:shape id="Shape 288" style="position:absolute;width:59214;height:0;left:0;top:0;" coordsize="5921401,0" path="m0,0l5921401,0">
+              <v:group id="Group 31202" style="width:466.252pt;height:161.246pt;mso-position-horizontal-relative:char;mso-position-vertical-relative:line" coordsize="59214,20478">
+                <v:shape id="Shape 287" style="position:absolute;width:59214;height:0;left:0;top:0;" coordsize="5921401,0" path="m0,0l5921401,0">
                   <v:stroke weight="0.398pt" endcap="flat" joinstyle="miter" miterlimit="10" on="true" color="#000000"/>
                   <v:fill on="false" color="#000000" opacity="0"/>
                 </v:shape>
-                <v:shape id="Shape 289" style="position:absolute;width:59214;height:0;left:0;top:303;" coordsize="5921401,0" path="m0,0l5921401,0">
+                <v:shape id="Shape 288" style="position:absolute;width:59214;height:0;left:0;top:303;" coordsize="5921401,0" path="m0,0l5921401,0">
                   <v:stroke weight="0.398pt" endcap="flat" joinstyle="miter" miterlimit="10" on="true" color="#000000"/>
                   <v:fill on="false" color="#000000" opacity="0"/>
                 </v:shape>
-                <v:rect id="Rectangle 4891" style="position:absolute;width:16761;height:1636;left:46175;top:1546;" filled="f" stroked="f">
+                <v:rect id="Rectangle 5060" style="position:absolute;width:16761;height:1636;left:46175;top:1546;" filled="f" stroked="f">
                   <v:textbox inset="0,0,0,0">
                     <w:txbxContent>
                       <w:p>
@@ -3408,7 +3399,7 @@
                     </w:txbxContent>
                   </v:textbox>
                 </v:rect>
-                <v:rect id="Rectangle 4890" style="position:absolute;width:3618;height:1636;left:41825;top:1546;" filled="f" stroked="f">
+                <v:rect id="Rectangle 5059" style="position:absolute;width:3618;height:1636;left:41825;top:1546;" filled="f" stroked="f">
                   <v:textbox inset="0,0,0,0">
                     <w:txbxContent>
                       <w:p>
@@ -3428,7 +3419,7 @@
                     </w:txbxContent>
                   </v:textbox>
                 </v:rect>
-                <v:rect id="Rectangle 4889" style="position:absolute;width:4744;height:1636;left:36823;top:1546;" filled="f" stroked="f">
+                <v:rect id="Rectangle 5058" style="position:absolute;width:4744;height:1636;left:36823;top:1546;" filled="f" stroked="f">
                   <v:textbox inset="0,0,0,0">
                     <w:txbxContent>
                       <w:p>
@@ -3448,7 +3439,7 @@
                     </w:txbxContent>
                   </v:textbox>
                 </v:rect>
-                <v:rect id="Rectangle 4888" style="position:absolute;width:1945;height:1636;left:33296;top:1546;" filled="f" stroked="f">
+                <v:rect id="Rectangle 5057" style="position:absolute;width:1945;height:1636;left:33296;top:1546;" filled="f" stroked="f">
                   <v:textbox inset="0,0,0,0">
                     <w:txbxContent>
                       <w:p>
@@ -3468,7 +3459,7 @@
                     </w:txbxContent>
                   </v:textbox>
                 </v:rect>
-                <v:rect id="Rectangle 4886" style="position:absolute;width:2072;height:1636;left:24089;top:1546;" filled="f" stroked="f">
+                <v:rect id="Rectangle 5055" style="position:absolute;width:2072;height:1636;left:24089;top:1546;" filled="f" stroked="f">
                   <v:textbox inset="0,0,0,0">
                     <w:txbxContent>
                       <w:p>
@@ -3488,7 +3479,7 @@
                     </w:txbxContent>
                   </v:textbox>
                 </v:rect>
-                <v:rect id="Rectangle 4885" style="position:absolute;width:4964;height:1636;left:18423;top:1546;" filled="f" stroked="f">
+                <v:rect id="Rectangle 5054" style="position:absolute;width:4964;height:1636;left:18423;top:1546;" filled="f" stroked="f">
                   <v:textbox inset="0,0,0,0">
                     <w:txbxContent>
                       <w:p>
@@ -3508,7 +3499,7 @@
                     </w:txbxContent>
                   </v:textbox>
                 </v:rect>
-                <v:rect id="Rectangle 4884" style="position:absolute;width:4514;height:1636;left:12787;top:1546;" filled="f" stroked="f">
+                <v:rect id="Rectangle 5053" style="position:absolute;width:4514;height:1636;left:12787;top:1546;" filled="f" stroked="f">
                   <v:textbox inset="0,0,0,0">
                     <w:txbxContent>
                       <w:p>
@@ -3528,7 +3519,7 @@
                     </w:txbxContent>
                   </v:textbox>
                 </v:rect>
-                <v:rect id="Rectangle 4887" style="position:absolute;width:6045;height:1636;left:27175;top:1546;" filled="f" stroked="f">
+                <v:rect id="Rectangle 5056" style="position:absolute;width:6045;height:1636;left:27175;top:1546;" filled="f" stroked="f">
                   <v:textbox inset="0,0,0,0">
                     <w:txbxContent>
                       <w:p>
@@ -3548,7 +3539,7 @@
                     </w:txbxContent>
                   </v:textbox>
                 </v:rect>
-                <v:rect id="Rectangle 4883" style="position:absolute;width:8087;height:1636;left:0;top:1546;" filled="f" stroked="f">
+                <v:rect id="Rectangle 5052" style="position:absolute;width:8087;height:1636;left:0;top:1546;" filled="f" stroked="f">
                   <v:textbox inset="0,0,0,0">
                     <w:txbxContent>
                       <w:p>
@@ -3568,11 +3559,11 @@
                     </w:txbxContent>
                   </v:textbox>
                 </v:rect>
-                <v:shape id="Shape 291" style="position:absolute;width:59214;height:0;left:0;top:3359;" coordsize="5921401,0" path="m0,0l5921401,0">
+                <v:shape id="Shape 290" style="position:absolute;width:59214;height:0;left:0;top:3359;" coordsize="5921401,0" path="m0,0l5921401,0">
                   <v:stroke weight="0.398pt" endcap="flat" joinstyle="miter" miterlimit="10" on="true" color="#000000"/>
                   <v:fill on="false" color="#000000" opacity="0"/>
                 </v:shape>
-                <v:rect id="Rectangle 292" style="position:absolute;width:9418;height:1636;left:0;top:4349;" filled="f" stroked="f">
+                <v:rect id="Rectangle 291" style="position:absolute;width:9418;height:1636;left:0;top:4349;" filled="f" stroked="f">
                   <v:textbox inset="0,0,0,0">
                     <w:txbxContent>
                       <w:p>
@@ -3592,7 +3583,7 @@
                     </w:txbxContent>
                   </v:textbox>
                 </v:rect>
-                <v:rect id="Rectangle 293" style="position:absolute;width:715;height:1195;left:7081;top:4105;" filled="f" stroked="f">
+                <v:rect id="Rectangle 292" style="position:absolute;width:715;height:1195;left:7081;top:4105;" filled="f" stroked="f">
                   <v:textbox inset="0,0,0,0">
                     <w:txbxContent>
                       <w:p>
@@ -3613,7 +3604,7 @@
                     </w:txbxContent>
                   </v:textbox>
                 </v:rect>
-                <v:rect id="Rectangle 294" style="position:absolute;width:4197;height:1636;left:13025;top:4349;" filled="f" stroked="f">
+                <v:rect id="Rectangle 293" style="position:absolute;width:4197;height:1636;left:13025;top:4349;" filled="f" stroked="f">
                   <v:textbox inset="0,0,0,0">
                     <w:txbxContent>
                       <w:p>
@@ -3633,15 +3624,15 @@
                     </w:txbxContent>
                   </v:textbox>
                 </v:rect>
-                <v:shape id="Shape 36461" style="position:absolute;width:4579;height:1849;left:17999;top:3998;" coordsize="457937,184925" path="m0,0l457937,0l457937,184925l0,184925l0,0">
+                <v:shape id="Shape 36414" style="position:absolute;width:4579;height:1849;left:17999;top:3998;" coordsize="457937,184925" path="m0,0l457937,0l457937,184925l0,184925l0,0">
                   <v:stroke weight="0pt" endcap="flat" joinstyle="miter" miterlimit="10" on="false" color="#000000" opacity="0"/>
                   <v:fill on="true" color="#000000"/>
                 </v:shape>
-                <v:shape id="Shape 36462" style="position:absolute;width:4579;height:1849;left:22579;top:3998;" coordsize="457937,184925" path="m0,0l457937,0l457937,184925l0,184925l0,0">
+                <v:shape id="Shape 36415" style="position:absolute;width:4579;height:1849;left:22579;top:3998;" coordsize="457937,184925" path="m0,0l457937,0l457937,184925l0,184925l0,0">
                   <v:stroke weight="0pt" endcap="flat" joinstyle="miter" miterlimit="10" on="false" color="#000000" opacity="0"/>
                   <v:fill on="true" color="#000000"/>
                 </v:shape>
-                <v:rect id="Rectangle 297" style="position:absolute;width:9852;height:1636;left:0;top:7101;" filled="f" stroked="f">
+                <v:rect id="Rectangle 296" style="position:absolute;width:9852;height:1636;left:0;top:7101;" filled="f" stroked="f">
                   <v:textbox inset="0,0,0,0">
                     <w:txbxContent>
                       <w:p>
@@ -3661,7 +3652,7 @@
                     </w:txbxContent>
                   </v:textbox>
                 </v:rect>
-                <v:rect id="Rectangle 298" style="position:absolute;width:715;height:1195;left:7408;top:6857;" filled="f" stroked="f">
+                <v:rect id="Rectangle 297" style="position:absolute;width:715;height:1195;left:7408;top:6857;" filled="f" stroked="f">
                   <v:textbox inset="0,0,0,0">
                     <w:txbxContent>
                       <w:p>
@@ -3682,7 +3673,7 @@
                     </w:txbxContent>
                   </v:textbox>
                 </v:rect>
-                <v:rect id="Rectangle 299" style="position:absolute;width:4197;height:1636;left:13025;top:7101;" filled="f" stroked="f">
+                <v:rect id="Rectangle 298" style="position:absolute;width:4197;height:1636;left:13025;top:7101;" filled="f" stroked="f">
                   <v:textbox inset="0,0,0,0">
                     <w:txbxContent>
                       <w:p>
@@ -3702,15 +3693,15 @@
                     </w:txbxContent>
                   </v:textbox>
                 </v:rect>
-                <v:shape id="Shape 36463" style="position:absolute;width:4579;height:1849;left:27158;top:6750;" coordsize="457937,184925" path="m0,0l457937,0l457937,184925l0,184925l0,0">
+                <v:shape id="Shape 36416" style="position:absolute;width:4579;height:1849;left:27158;top:6750;" coordsize="457937,184925" path="m0,0l457937,0l457937,184925l0,184925l0,0">
                   <v:stroke weight="0pt" endcap="flat" joinstyle="miter" miterlimit="10" on="false" color="#000000" opacity="0"/>
                   <v:fill on="true" color="#000000"/>
                 </v:shape>
-                <v:shape id="Shape 36464" style="position:absolute;width:4579;height:1849;left:36317;top:6750;" coordsize="457936,184925" path="m0,0l457936,0l457936,184925l0,184925l0,0">
+                <v:shape id="Shape 36417" style="position:absolute;width:4579;height:1849;left:36317;top:6750;" coordsize="457936,184925" path="m0,0l457936,0l457936,184925l0,184925l0,0">
                   <v:stroke weight="0pt" endcap="flat" joinstyle="miter" miterlimit="10" on="false" color="#000000" opacity="0"/>
                   <v:fill on="true" color="#000000"/>
                 </v:shape>
-                <v:rect id="Rectangle 302" style="position:absolute;width:4612;height:1636;left:0;top:9853;" filled="f" stroked="f">
+                <v:rect id="Rectangle 301" style="position:absolute;width:4612;height:1636;left:0;top:9853;" filled="f" stroked="f">
                   <v:textbox inset="0,0,0,0">
                     <w:txbxContent>
                       <w:p>
@@ -3730,7 +3721,7 @@
                     </w:txbxContent>
                   </v:textbox>
                 </v:rect>
-                <v:rect id="Rectangle 303" style="position:absolute;width:1430;height:1195;left:3467;top:9609;" filled="f" stroked="f">
+                <v:rect id="Rectangle 302" style="position:absolute;width:1430;height:1195;left:3467;top:9609;" filled="f" stroked="f">
                   <v:textbox inset="0,0,0,0">
                     <w:txbxContent>
                       <w:p>
@@ -3751,7 +3742,7 @@
                     </w:txbxContent>
                   </v:textbox>
                 </v:rect>
-                <v:rect id="Rectangle 304" style="position:absolute;width:2763;height:1636;left:14103;top:9853;" filled="f" stroked="f">
+                <v:rect id="Rectangle 303" style="position:absolute;width:2763;height:1636;left:14103;top:9853;" filled="f" stroked="f">
                   <v:textbox inset="0,0,0,0">
                     <w:txbxContent>
                       <w:p>
@@ -3771,31 +3762,31 @@
                     </w:txbxContent>
                   </v:textbox>
                 </v:rect>
-                <v:shape id="Shape 36465" style="position:absolute;width:4579;height:1849;left:17999;top:9502;" coordsize="457937,184925" path="m0,0l457937,0l457937,184925l0,184925l0,0">
+                <v:shape id="Shape 36418" style="position:absolute;width:4579;height:1849;left:17999;top:9502;" coordsize="457937,184925" path="m0,0l457937,0l457937,184925l0,184925l0,0">
                   <v:stroke weight="0pt" endcap="flat" joinstyle="miter" miterlimit="10" on="false" color="#000000" opacity="0"/>
                   <v:fill on="true" color="#000000"/>
                 </v:shape>
-                <v:shape id="Shape 36466" style="position:absolute;width:4579;height:1849;left:22579;top:9502;" coordsize="457937,184925" path="m0,0l457937,0l457937,184925l0,184925l0,0">
+                <v:shape id="Shape 36419" style="position:absolute;width:4579;height:1849;left:22579;top:9502;" coordsize="457937,184925" path="m0,0l457937,0l457937,184925l0,184925l0,0">
                   <v:stroke weight="0pt" endcap="flat" joinstyle="miter" miterlimit="10" on="false" color="#000000" opacity="0"/>
                   <v:fill on="true" color="#000000"/>
                 </v:shape>
-                <v:shape id="Shape 307" style="position:absolute;width:4579;height:0;left:54634;top:9709;" coordsize="457937,0" path="m0,0l457937,0">
+                <v:shape id="Shape 306" style="position:absolute;width:4579;height:0;left:54634;top:9709;" coordsize="457937,0" path="m0,0l457937,0">
                   <v:stroke weight="0.498pt" endcap="flat" joinstyle="miter" miterlimit="10" on="true" color="#000000"/>
                   <v:fill on="false" color="#000000" opacity="0"/>
                 </v:shape>
-                <v:shape id="Shape 308" style="position:absolute;width:0;height:1494;left:54666;top:9709;" coordsize="0,149492" path="m0,149492l0,0">
+                <v:shape id="Shape 307" style="position:absolute;width:0;height:1494;left:54666;top:9709;" coordsize="0,149492" path="m0,149492l0,0">
                   <v:stroke weight="0.498pt" endcap="flat" joinstyle="miter" miterlimit="10" on="true" color="#000000"/>
                   <v:fill on="false" color="#000000" opacity="0"/>
                 </v:shape>
-                <v:shape id="Shape 309" style="position:absolute;width:0;height:1494;left:59182;top:9709;" coordsize="0,149492" path="m0,149492l0,0">
+                <v:shape id="Shape 308" style="position:absolute;width:0;height:1494;left:59182;top:9709;" coordsize="0,149492" path="m0,149492l0,0">
                   <v:stroke weight="0.498pt" endcap="flat" joinstyle="miter" miterlimit="10" on="true" color="#000000"/>
                   <v:fill on="false" color="#000000" opacity="0"/>
                 </v:shape>
-                <v:shape id="Shape 310" style="position:absolute;width:4579;height:0;left:54634;top:11204;" coordsize="457937,0" path="m0,0l457937,0">
+                <v:shape id="Shape 309" style="position:absolute;width:4579;height:0;left:54634;top:11204;" coordsize="457937,0" path="m0,0l457937,0">
                   <v:stroke weight="0.498pt" endcap="flat" joinstyle="miter" miterlimit="10" on="true" color="#000000"/>
                   <v:fill on="false" color="#000000" opacity="0"/>
                 </v:shape>
-                <v:rect id="Rectangle 311" style="position:absolute;width:8163;height:1636;left:0;top:12605;" filled="f" stroked="f">
+                <v:rect id="Rectangle 310" style="position:absolute;width:8163;height:1636;left:0;top:12605;" filled="f" stroked="f">
                   <v:textbox inset="0,0,0,0">
                     <w:txbxContent>
                       <w:p>
@@ -3815,7 +3806,7 @@
                     </w:txbxContent>
                   </v:textbox>
                 </v:rect>
-                <v:rect id="Rectangle 312" style="position:absolute;width:1430;height:1195;left:6138;top:12361;" filled="f" stroked="f">
+                <v:rect id="Rectangle 311" style="position:absolute;width:1430;height:1195;left:6138;top:12361;" filled="f" stroked="f">
                   <v:textbox inset="0,0,0,0">
                     <w:txbxContent>
                       <w:p>
@@ -3836,7 +3827,7 @@
                     </w:txbxContent>
                   </v:textbox>
                 </v:rect>
-                <v:rect id="Rectangle 313" style="position:absolute;width:2763;height:1636;left:14103;top:12605;" filled="f" stroked="f">
+                <v:rect id="Rectangle 312" style="position:absolute;width:2763;height:1636;left:14103;top:12605;" filled="f" stroked="f">
                   <v:textbox inset="0,0,0,0">
                     <w:txbxContent>
                       <w:p>
@@ -3856,11 +3847,11 @@
                     </w:txbxContent>
                   </v:textbox>
                 </v:rect>
-                <v:shape id="Shape 36467" style="position:absolute;width:4579;height:1849;left:40896;top:12254;" coordsize="457936,184925" path="m0,0l457936,0l457936,184925l0,184925l0,0">
+                <v:shape id="Shape 36420" style="position:absolute;width:4579;height:1849;left:40896;top:12254;" coordsize="457936,184925" path="m0,0l457936,0l457936,184925l0,184925l0,0">
                   <v:stroke weight="0pt" endcap="flat" joinstyle="miter" miterlimit="10" on="false" color="#000000" opacity="0"/>
                   <v:fill on="true" color="#000000"/>
                 </v:shape>
-                <v:rect id="Rectangle 315" style="position:absolute;width:14337;height:1636;left:0;top:15357;" filled="f" stroked="f">
+                <v:rect id="Rectangle 314" style="position:absolute;width:14337;height:1636;left:0;top:15357;" filled="f" stroked="f">
                   <v:textbox inset="0,0,0,0">
                     <w:txbxContent>
                       <w:p>
@@ -3880,7 +3871,7 @@
                     </w:txbxContent>
                   </v:textbox>
                 </v:rect>
-                <v:rect id="Rectangle 316" style="position:absolute;width:1430;height:1195;left:10779;top:15113;" filled="f" stroked="f">
+                <v:rect id="Rectangle 315" style="position:absolute;width:1430;height:1195;left:10779;top:15113;" filled="f" stroked="f">
                   <v:textbox inset="0,0,0,0">
                     <w:txbxContent>
                       <w:p>
@@ -3901,7 +3892,7 @@
                     </w:txbxContent>
                   </v:textbox>
                 </v:rect>
-                <v:rect id="Rectangle 317" style="position:absolute;width:4197;height:1636;left:13025;top:15357;" filled="f" stroked="f">
+                <v:rect id="Rectangle 316" style="position:absolute;width:4197;height:1636;left:13025;top:15357;" filled="f" stroked="f">
                   <v:textbox inset="0,0,0,0">
                     <w:txbxContent>
                       <w:p>
@@ -3921,31 +3912,31 @@
                     </w:txbxContent>
                   </v:textbox>
                 </v:rect>
-                <v:shape id="Shape 36468" style="position:absolute;width:4579;height:1849;left:17999;top:15006;" coordsize="457937,184925" path="m0,0l457937,0l457937,184925l0,184925l0,0">
+                <v:shape id="Shape 36421" style="position:absolute;width:4579;height:1849;left:17999;top:15006;" coordsize="457937,184925" path="m0,0l457937,0l457937,184925l0,184925l0,0">
                   <v:stroke weight="0pt" endcap="flat" joinstyle="miter" miterlimit="10" on="false" color="#000000" opacity="0"/>
                   <v:fill on="true" color="#000000"/>
                 </v:shape>
-                <v:shape id="Shape 36469" style="position:absolute;width:4579;height:1849;left:27158;top:15006;" coordsize="457937,184925" path="m0,0l457937,0l457937,184925l0,184925l0,0">
+                <v:shape id="Shape 36422" style="position:absolute;width:4579;height:1849;left:27158;top:15006;" coordsize="457937,184925" path="m0,0l457937,0l457937,184925l0,184925l0,0">
                   <v:stroke weight="0pt" endcap="flat" joinstyle="miter" miterlimit="10" on="false" color="#000000" opacity="0"/>
                   <v:fill on="true" color="#000000"/>
                 </v:shape>
-                <v:shape id="Shape 36470" style="position:absolute;width:4579;height:1849;left:31737;top:15006;" coordsize="457937,184925" path="m0,0l457937,0l457937,184925l0,184925l0,0">
+                <v:shape id="Shape 36423" style="position:absolute;width:4579;height:1849;left:31737;top:15006;" coordsize="457937,184925" path="m0,0l457937,0l457937,184925l0,184925l0,0">
                   <v:stroke weight="0pt" endcap="flat" joinstyle="miter" miterlimit="10" on="false" color="#000000" opacity="0"/>
                   <v:fill on="true" color="#000000"/>
                 </v:shape>
-                <v:shape id="Shape 36471" style="position:absolute;width:4579;height:1849;left:36317;top:15006;" coordsize="457936,184925" path="m0,0l457936,0l457936,184925l0,184925l0,0">
+                <v:shape id="Shape 36424" style="position:absolute;width:4579;height:1849;left:36317;top:15006;" coordsize="457936,184925" path="m0,0l457936,0l457936,184925l0,184925l0,0">
                   <v:stroke weight="0pt" endcap="flat" joinstyle="miter" miterlimit="10" on="false" color="#000000" opacity="0"/>
                   <v:fill on="true" color="#000000"/>
                 </v:shape>
-                <v:shape id="Shape 36472" style="position:absolute;width:4579;height:1849;left:40896;top:15006;" coordsize="457936,184925" path="m0,0l457936,0l457936,184925l0,184925l0,0">
+                <v:shape id="Shape 36425" style="position:absolute;width:4579;height:1849;left:40896;top:15006;" coordsize="457936,184925" path="m0,0l457936,0l457936,184925l0,184925l0,0">
                   <v:stroke weight="0pt" endcap="flat" joinstyle="miter" miterlimit="10" on="false" color="#000000" opacity="0"/>
                   <v:fill on="true" color="#000000"/>
                 </v:shape>
-                <v:shape id="Shape 36473" style="position:absolute;width:4579;height:1849;left:50055;top:15006;" coordsize="457936,184925" path="m0,0l457936,0l457936,184925l0,184925l0,0">
+                <v:shape id="Shape 36426" style="position:absolute;width:4579;height:1849;left:50055;top:15006;" coordsize="457936,184925" path="m0,0l457936,0l457936,184925l0,184925l0,0">
                   <v:stroke weight="0pt" endcap="flat" joinstyle="miter" miterlimit="10" on="false" color="#000000" opacity="0"/>
                   <v:fill on="true" color="#000000"/>
                 </v:shape>
-                <v:rect id="Rectangle 324" style="position:absolute;width:16503;height:1636;left:0;top:18109;" filled="f" stroked="f">
+                <v:rect id="Rectangle 323" style="position:absolute;width:16503;height:1636;left:0;top:18109;" filled="f" stroked="f">
                   <v:textbox inset="0,0,0,0">
                     <w:txbxContent>
                       <w:p>
@@ -3966,7 +3957,7 @@
                     </w:txbxContent>
                   </v:textbox>
                 </v:rect>
-                <v:rect id="Rectangle 325" style="position:absolute;width:2763;height:1636;left:14102;top:18109;" filled="f" stroked="f">
+                <v:rect id="Rectangle 324" style="position:absolute;width:2763;height:1636;left:14102;top:18109;" filled="f" stroked="f">
                   <v:textbox inset="0,0,0,0">
                     <w:txbxContent>
                       <w:p>
@@ -3986,47 +3977,47 @@
                     </w:txbxContent>
                   </v:textbox>
                 </v:rect>
-                <v:shape id="Shape 36474" style="position:absolute;width:4579;height:1849;left:17999;top:17758;" coordsize="457937,184925" path="m0,0l457937,0l457937,184925l0,184925l0,0">
+                <v:shape id="Shape 36427" style="position:absolute;width:4579;height:1849;left:17999;top:17758;" coordsize="457937,184925" path="m0,0l457937,0l457937,184925l0,184925l0,0">
                   <v:stroke weight="0pt" endcap="flat" joinstyle="miter" miterlimit="10" on="false" color="#000000" opacity="0"/>
                   <v:fill on="true" color="#000000"/>
                 </v:shape>
-                <v:shape id="Shape 36475" style="position:absolute;width:4579;height:1849;left:22579;top:17758;" coordsize="457937,184925" path="m0,0l457937,0l457937,184925l0,184925l0,0">
+                <v:shape id="Shape 36428" style="position:absolute;width:4579;height:1849;left:22579;top:17758;" coordsize="457937,184925" path="m0,0l457937,0l457937,184925l0,184925l0,0">
                   <v:stroke weight="0pt" endcap="flat" joinstyle="miter" miterlimit="10" on="false" color="#000000" opacity="0"/>
                   <v:fill on="true" color="#000000"/>
                 </v:shape>
-                <v:shape id="Shape 36476" style="position:absolute;width:4579;height:1849;left:27158;top:17758;" coordsize="457937,184925" path="m0,0l457937,0l457937,184925l0,184925l0,0">
+                <v:shape id="Shape 36429" style="position:absolute;width:4579;height:1849;left:27158;top:17758;" coordsize="457937,184925" path="m0,0l457937,0l457937,184925l0,184925l0,0">
                   <v:stroke weight="0pt" endcap="flat" joinstyle="miter" miterlimit="10" on="false" color="#000000" opacity="0"/>
                   <v:fill on="true" color="#000000"/>
                 </v:shape>
-                <v:shape id="Shape 36477" style="position:absolute;width:4579;height:1849;left:31737;top:17758;" coordsize="457937,184925" path="m0,0l457937,0l457937,184925l0,184925l0,0">
+                <v:shape id="Shape 36430" style="position:absolute;width:4579;height:1849;left:31737;top:17758;" coordsize="457937,184925" path="m0,0l457937,0l457937,184925l0,184925l0,0">
                   <v:stroke weight="0pt" endcap="flat" joinstyle="miter" miterlimit="10" on="false" color="#000000" opacity="0"/>
                   <v:fill on="true" color="#000000"/>
                 </v:shape>
-                <v:shape id="Shape 36478" style="position:absolute;width:4579;height:1849;left:36317;top:17758;" coordsize="457936,184925" path="m0,0l457936,0l457936,184925l0,184925l0,0">
+                <v:shape id="Shape 36431" style="position:absolute;width:4579;height:1849;left:36317;top:17758;" coordsize="457936,184925" path="m0,0l457936,0l457936,184925l0,184925l0,0">
                   <v:stroke weight="0pt" endcap="flat" joinstyle="miter" miterlimit="10" on="false" color="#000000" opacity="0"/>
                   <v:fill on="true" color="#000000"/>
                 </v:shape>
-                <v:shape id="Shape 36479" style="position:absolute;width:4579;height:1849;left:40896;top:17758;" coordsize="457936,184925" path="m0,0l457936,0l457936,184925l0,184925l0,0">
+                <v:shape id="Shape 36432" style="position:absolute;width:4579;height:1849;left:40896;top:17758;" coordsize="457936,184925" path="m0,0l457936,0l457936,184925l0,184925l0,0">
                   <v:stroke weight="0pt" endcap="flat" joinstyle="miter" miterlimit="10" on="false" color="#000000" opacity="0"/>
                   <v:fill on="true" color="#000000"/>
                 </v:shape>
-                <v:shape id="Shape 36480" style="position:absolute;width:4579;height:1849;left:45475;top:17758;" coordsize="457936,184925" path="m0,0l457936,0l457936,184925l0,184925l0,0">
+                <v:shape id="Shape 36433" style="position:absolute;width:4579;height:1849;left:45475;top:17758;" coordsize="457936,184925" path="m0,0l457936,0l457936,184925l0,184925l0,0">
                   <v:stroke weight="0pt" endcap="flat" joinstyle="miter" miterlimit="10" on="false" color="#000000" opacity="0"/>
                   <v:fill on="true" color="#000000"/>
                 </v:shape>
-                <v:shape id="Shape 36481" style="position:absolute;width:4579;height:1849;left:50055;top:17758;" coordsize="457936,184925" path="m0,0l457936,0l457936,184925l0,184925l0,0">
+                <v:shape id="Shape 36434" style="position:absolute;width:4579;height:1849;left:50055;top:17758;" coordsize="457936,184925" path="m0,0l457936,0l457936,184925l0,184925l0,0">
                   <v:stroke weight="0pt" endcap="flat" joinstyle="miter" miterlimit="10" on="false" color="#000000" opacity="0"/>
                   <v:fill on="true" color="#000000"/>
                 </v:shape>
-                <v:shape id="Shape 36482" style="position:absolute;width:4579;height:1849;left:54634;top:17758;" coordsize="457937,184925" path="m0,0l457937,0l457937,184925l0,184925l0,0">
+                <v:shape id="Shape 36435" style="position:absolute;width:4579;height:1849;left:54634;top:17758;" coordsize="457937,184925" path="m0,0l457937,0l457937,184925l0,184925l0,0">
                   <v:stroke weight="0pt" endcap="flat" joinstyle="miter" miterlimit="10" on="false" color="#000000" opacity="0"/>
                   <v:fill on="true" color="#000000"/>
                 </v:shape>
-                <v:shape id="Shape 335" style="position:absolute;width:59214;height:0;left:0;top:20174;" coordsize="5921401,0" path="m0,0l5921401,0">
+                <v:shape id="Shape 334" style="position:absolute;width:59214;height:0;left:0;top:20174;" coordsize="5921401,0" path="m0,0l5921401,0">
                   <v:stroke weight="0.398pt" endcap="flat" joinstyle="miter" miterlimit="10" on="true" color="#000000"/>
                   <v:fill on="false" color="#000000" opacity="0"/>
                 </v:shape>
-                <v:shape id="Shape 336" style="position:absolute;width:59214;height:0;left:0;top:20478;" coordsize="5921401,0" path="m0,0l5921401,0">
+                <v:shape id="Shape 335" style="position:absolute;width:59214;height:0;left:0;top:20478;" coordsize="5921401,0" path="m0,0l5921401,0">
                   <v:stroke weight="0.398pt" endcap="flat" joinstyle="miter" miterlimit="10" on="true" color="#000000"/>
                   <v:fill on="false" color="#000000" opacity="0"/>
                 </v:shape>
@@ -4180,16 +4171,16 @@
           <w:noProof/>
         </w:rPr>
         <w:drawing>
-          <wp:inline distT="0" distB="0" distL="0" distR="0" wp14:anchorId="3E0E82C2" wp14:editId="4DBB323B">
+          <wp:inline distT="0" distB="0" distL="0" distR="0" wp14:anchorId="493365DF" wp14:editId="53D7E990">
             <wp:extent cx="2880360" cy="5105401"/>
             <wp:effectExtent l="0" t="0" r="0" b="0"/>
-            <wp:docPr id="35844" name="Picture 35844"/>
+            <wp:docPr id="35799" name="Picture 35799"/>
             <wp:cNvGraphicFramePr/>
             <a:graphic xmlns:a="http://schemas.openxmlformats.org/drawingml/2006/main">
               <a:graphicData uri="http://schemas.openxmlformats.org/drawingml/2006/picture">
                 <pic:pic xmlns:pic="http://schemas.openxmlformats.org/drawingml/2006/picture">
                   <pic:nvPicPr>
-                    <pic:cNvPr id="35844" name="Picture 35844"/>
+                    <pic:cNvPr id="35799" name="Picture 35799"/>
                     <pic:cNvPicPr/>
                   </pic:nvPicPr>
                   <pic:blipFill>
@@ -4907,10 +4898,10 @@
         <mc:AlternateContent>
           <mc:Choice Requires="wpg">
             <w:drawing>
-              <wp:inline distT="0" distB="0" distL="0" distR="0" wp14:anchorId="2182CE89" wp14:editId="323A3417">
+              <wp:inline distT="0" distB="0" distL="0" distR="0" wp14:anchorId="1D281314" wp14:editId="2570B0F9">
                 <wp:extent cx="1357466" cy="1270317"/>
                 <wp:effectExtent l="0" t="0" r="0" b="0"/>
-                <wp:docPr id="31080" name="Group 31080"/>
+                <wp:docPr id="31188" name="Group 31188"/>
                 <wp:cNvGraphicFramePr/>
                 <a:graphic xmlns:a="http://schemas.openxmlformats.org/drawingml/2006/main">
                   <a:graphicData uri="http://schemas.microsoft.com/office/word/2010/wordprocessingGroup">
@@ -4926,7 +4917,7 @@
                       </wpg:grpSpPr>
                       <pic:pic xmlns:pic="http://schemas.openxmlformats.org/drawingml/2006/picture">
                         <pic:nvPicPr>
-                          <pic:cNvPr id="35846" name="Picture 35846"/>
+                          <pic:cNvPr id="35801" name="Picture 35801"/>
                           <pic:cNvPicPr/>
                         </pic:nvPicPr>
                         <pic:blipFill>
@@ -4946,7 +4937,7 @@
                         </pic:spPr>
                       </pic:pic>
                       <wps:wsp>
-                        <wps:cNvPr id="36483" name="Shape 36483"/>
+                        <wps:cNvPr id="36436" name="Shape 36436"/>
                         <wps:cNvSpPr/>
                         <wps:spPr>
                           <a:xfrm>
@@ -4998,7 +4989,7 @@
                         <wps:bodyPr/>
                       </wps:wsp>
                       <wps:wsp>
-                        <wps:cNvPr id="5046" name="Rectangle 5046"/>
+                        <wps:cNvPr id="4999" name="Rectangle 4999"/>
                         <wps:cNvSpPr/>
                         <wps:spPr>
                           <a:xfrm>
@@ -5035,7 +5026,7 @@
                         </wps:bodyPr>
                       </wps:wsp>
                       <wps:wsp>
-                        <wps:cNvPr id="5049" name="Rectangle 5049"/>
+                        <wps:cNvPr id="5001" name="Rectangle 5001"/>
                         <wps:cNvSpPr/>
                         <wps:spPr>
                           <a:xfrm>
@@ -5072,7 +5063,7 @@
                         </wps:bodyPr>
                       </wps:wsp>
                       <wps:wsp>
-                        <wps:cNvPr id="30033" name="Rectangle 30033"/>
+                        <wps:cNvPr id="30166" name="Rectangle 30166"/>
                         <wps:cNvSpPr/>
                         <wps:spPr>
                           <a:xfrm>
@@ -5109,7 +5100,7 @@
                         </wps:bodyPr>
                       </wps:wsp>
                       <wps:wsp>
-                        <wps:cNvPr id="30034" name="Rectangle 30034"/>
+                        <wps:cNvPr id="30167" name="Rectangle 30167"/>
                         <wps:cNvSpPr/>
                         <wps:spPr>
                           <a:xfrm>
@@ -5146,7 +5137,7 @@
                         </wps:bodyPr>
                       </wps:wsp>
                       <wps:wsp>
-                        <wps:cNvPr id="5054" name="Rectangle 5054"/>
+                        <wps:cNvPr id="5005" name="Rectangle 5005"/>
                         <wps:cNvSpPr/>
                         <wps:spPr>
                           <a:xfrm>
@@ -5183,7 +5174,7 @@
                         </wps:bodyPr>
                       </wps:wsp>
                       <wps:wsp>
-                        <wps:cNvPr id="5058" name="Rectangle 5058"/>
+                        <wps:cNvPr id="5007" name="Rectangle 5007"/>
                         <wps:cNvSpPr/>
                         <wps:spPr>
                           <a:xfrm>
@@ -5227,15 +5218,15 @@
           </mc:Choice>
           <mc:Fallback xmlns:a="http://schemas.openxmlformats.org/drawingml/2006/main">
             <w:pict>
-              <v:group id="Group 31080" style="width:106.887pt;height:100.025pt;mso-position-horizontal-relative:char;mso-position-vertical-relative:line" coordsize="13574,12703">
-                <v:shape id="Picture 35846" style="position:absolute;width:9357;height:10942;left:4204;top:-20;" filled="f">
+              <v:group id="Group 31188" style="width:106.887pt;height:100.025pt;mso-position-horizontal-relative:char;mso-position-vertical-relative:line" coordsize="13574,12703">
+                <v:shape id="Picture 35801" style="position:absolute;width:9357;height:10942;left:4204;top:-20;" filled="f">
                   <v:imagedata r:id="rId11"/>
                 </v:shape>
-                <v:shape id="Shape 36484" style="position:absolute;width:1525;height:533;left:0;top:11921;" coordsize="152509,53378" path="m0,0l152509,0l152509,53378l0,53378l0,0">
+                <v:shape id="Shape 36437" style="position:absolute;width:1525;height:533;left:0;top:11921;" coordsize="152509,53378" path="m0,0l152509,0l152509,53378l0,53378l0,0">
                   <v:stroke weight="0.79004pt" endcap="flat" joinstyle="miter" miterlimit="10" on="true" color="#d64541"/>
                   <v:fill on="true" color="#d64541"/>
                 </v:shape>
-                <v:rect id="Rectangle 5046" style="position:absolute;width:225;height:1384;left:4084;top:11662;" filled="f" stroked="f">
+                <v:rect id="Rectangle 4999" style="position:absolute;width:225;height:1384;left:4084;top:11662;" filled="f" stroked="f">
                   <v:textbox inset="0,0,0,0">
                     <w:txbxContent>
                       <w:p>
@@ -5255,7 +5246,7 @@
                     </w:txbxContent>
                   </v:textbox>
                 </v:rect>
-                <v:rect id="Rectangle 5049" style="position:absolute;width:563;height:1384;left:5694;top:11662;" filled="f" stroked="f">
+                <v:rect id="Rectangle 5001" style="position:absolute;width:563;height:1384;left:5694;top:11662;" filled="f" stroked="f">
                   <v:textbox inset="0,0,0,0">
                     <w:txbxContent>
                       <w:p>
@@ -5275,7 +5266,7 @@
                     </w:txbxContent>
                   </v:textbox>
                 </v:rect>
-                <v:rect id="Rectangle 30033" style="position:absolute;width:281;height:1384;left:6796;top:11662;" filled="f" stroked="f">
+                <v:rect id="Rectangle 30166" style="position:absolute;width:281;height:1384;left:6796;top:11662;" filled="f" stroked="f">
                   <v:textbox inset="0,0,0,0">
                     <w:txbxContent>
                       <w:p>
@@ -5295,7 +5286,7 @@
                     </w:txbxContent>
                   </v:textbox>
                 </v:rect>
-                <v:rect id="Rectangle 30034" style="position:absolute;width:1521;height:1384;left:7220;top:11662;" filled="f" stroked="f">
+                <v:rect id="Rectangle 30167" style="position:absolute;width:1521;height:1384;left:7220;top:11662;" filled="f" stroked="f">
                   <v:textbox inset="0,0,0,0">
                     <w:txbxContent>
                       <w:p>
@@ -5315,7 +5306,7 @@
                     </w:txbxContent>
                   </v:textbox>
                 </v:rect>
-                <v:rect id="Rectangle 5054" style="position:absolute;width:225;height:1384;left:9847;top:11662;" filled="f" stroked="f">
+                <v:rect id="Rectangle 5005" style="position:absolute;width:225;height:1384;left:9847;top:11662;" filled="f" stroked="f">
                   <v:textbox inset="0,0,0,0">
                     <w:txbxContent>
                       <w:p>
@@ -5335,7 +5326,7 @@
                     </w:txbxContent>
                   </v:textbox>
                 </v:rect>
-                <v:rect id="Rectangle 5058" style="position:absolute;width:1352;height:1384;left:12220;top:11662;" filled="f" stroked="f">
+                <v:rect id="Rectangle 5007" style="position:absolute;width:1352;height:1384;left:12220;top:11662;" filled="f" stroked="f">
                   <v:textbox inset="0,0,0,0">
                     <w:txbxContent>
                       <w:p>
@@ -5377,10 +5368,10 @@
         <mc:AlternateContent>
           <mc:Choice Requires="wpg">
             <w:drawing>
-              <wp:inline distT="0" distB="0" distL="0" distR="0" wp14:anchorId="7DED136B" wp14:editId="0B0EF180">
+              <wp:inline distT="0" distB="0" distL="0" distR="0" wp14:anchorId="6F41F79A" wp14:editId="50C4C329">
                 <wp:extent cx="935000" cy="1270317"/>
                 <wp:effectExtent l="0" t="0" r="0" b="0"/>
-                <wp:docPr id="31081" name="Group 31081"/>
+                <wp:docPr id="31189" name="Group 31189"/>
                 <wp:cNvGraphicFramePr/>
                 <a:graphic xmlns:a="http://schemas.openxmlformats.org/drawingml/2006/main">
                   <a:graphicData uri="http://schemas.microsoft.com/office/word/2010/wordprocessingGroup">
@@ -5396,7 +5387,7 @@
                       </wpg:grpSpPr>
                       <pic:pic xmlns:pic="http://schemas.openxmlformats.org/drawingml/2006/picture">
                         <pic:nvPicPr>
-                          <pic:cNvPr id="35847" name="Picture 35847"/>
+                          <pic:cNvPr id="35802" name="Picture 35802"/>
                           <pic:cNvPicPr/>
                         </pic:nvPicPr>
                         <pic:blipFill>
@@ -5416,7 +5407,7 @@
                         </pic:spPr>
                       </pic:pic>
                       <wps:wsp>
-                        <wps:cNvPr id="5062" name="Rectangle 5062"/>
+                        <wps:cNvPr id="5009" name="Rectangle 5009"/>
                         <wps:cNvSpPr/>
                         <wps:spPr>
                           <a:xfrm>
@@ -5453,7 +5444,7 @@
                         </wps:bodyPr>
                       </wps:wsp>
                       <wps:wsp>
-                        <wps:cNvPr id="36485" name="Shape 36485"/>
+                        <wps:cNvPr id="36438" name="Shape 36438"/>
                         <wps:cNvSpPr/>
                         <wps:spPr>
                           <a:xfrm>
@@ -5505,7 +5496,7 @@
                         <wps:bodyPr/>
                       </wps:wsp>
                       <wps:wsp>
-                        <wps:cNvPr id="5069" name="Rectangle 5069"/>
+                        <wps:cNvPr id="5010" name="Rectangle 5010"/>
                         <wps:cNvSpPr/>
                         <wps:spPr>
                           <a:xfrm>
@@ -5542,7 +5533,7 @@
                         </wps:bodyPr>
                       </wps:wsp>
                       <wps:wsp>
-                        <wps:cNvPr id="5070" name="Rectangle 5070"/>
+                        <wps:cNvPr id="5011" name="Rectangle 5011"/>
                         <wps:cNvSpPr/>
                         <wps:spPr>
                           <a:xfrm>
@@ -5586,11 +5577,11 @@
           </mc:Choice>
           <mc:Fallback xmlns:a="http://schemas.openxmlformats.org/drawingml/2006/main">
             <w:pict>
-              <v:group id="Group 31081" style="width:73.622pt;height:100.025pt;mso-position-horizontal-relative:char;mso-position-vertical-relative:line" coordsize="9350,12703">
-                <v:shape id="Picture 35847" style="position:absolute;width:9387;height:10942;left:-34;top:-20;" filled="f">
+              <v:group id="Group 31189" style="width:73.622pt;height:100.025pt;mso-position-horizontal-relative:char;mso-position-vertical-relative:line" coordsize="9350,12703">
+                <v:shape id="Picture 35802" style="position:absolute;width:9387;height:10942;left:-34;top:-20;" filled="f">
                   <v:imagedata r:id="rId13"/>
                 </v:shape>
-                <v:rect id="Rectangle 5062" style="position:absolute;width:225;height:1384;left:2121;top:11662;" filled="f" stroked="f">
+                <v:rect id="Rectangle 5009" style="position:absolute;width:225;height:1384;left:2121;top:11662;" filled="f" stroked="f">
                   <v:textbox inset="0,0,0,0">
                     <w:txbxContent>
                       <w:p>
@@ -5610,11 +5601,11 @@
                     </w:txbxContent>
                   </v:textbox>
                 </v:rect>
-                <v:shape id="Shape 36486" style="position:absolute;width:1525;height:533;left:4298;top:11921;" coordsize="152509,53378" path="m0,0l152509,0l152509,53378l0,53378l0,0">
+                <v:shape id="Shape 36439" style="position:absolute;width:1525;height:533;left:4298;top:11921;" coordsize="152509,53378" path="m0,0l152509,0l152509,53378l0,53378l0,0">
                   <v:stroke weight="0.79004pt" endcap="flat" joinstyle="miter" miterlimit="10" on="true" color="#e8b044"/>
                   <v:fill on="true" color="#e8b044"/>
                 </v:shape>
-                <v:rect id="Rectangle 5069" style="position:absolute;width:563;height:1384;left:6645;top:11662;" filled="f" stroked="f">
+                <v:rect id="Rectangle 5010" style="position:absolute;width:563;height:1384;left:6645;top:11662;" filled="f" stroked="f">
                   <v:textbox inset="0,0,0,0">
                     <w:txbxContent>
                       <w:p>
@@ -5634,7 +5625,7 @@
                     </w:txbxContent>
                   </v:textbox>
                 </v:rect>
-                <v:rect id="Rectangle 5070" style="position:absolute;width:225;height:1384;left:7959;top:11662;" filled="f" stroked="f">
+                <v:rect id="Rectangle 5011" style="position:absolute;width:225;height:1384;left:7959;top:11662;" filled="f" stroked="f">
                   <v:textbox inset="0,0,0,0">
                     <w:txbxContent>
                       <w:p>
@@ -5675,10 +5666,10 @@
         <mc:AlternateContent>
           <mc:Choice Requires="wpg">
             <w:drawing>
-              <wp:inline distT="0" distB="0" distL="0" distR="0" wp14:anchorId="57537844" wp14:editId="3839AE75">
+              <wp:inline distT="0" distB="0" distL="0" distR="0" wp14:anchorId="277FCB3F" wp14:editId="6CA4F112">
                 <wp:extent cx="2247082" cy="1270317"/>
                 <wp:effectExtent l="0" t="0" r="0" b="0"/>
-                <wp:docPr id="31082" name="Group 31082"/>
+                <wp:docPr id="31190" name="Group 31190"/>
                 <wp:cNvGraphicFramePr/>
                 <a:graphic xmlns:a="http://schemas.openxmlformats.org/drawingml/2006/main">
                   <a:graphicData uri="http://schemas.microsoft.com/office/word/2010/wordprocessingGroup">
@@ -5694,7 +5685,7 @@
                       </wpg:grpSpPr>
                       <pic:pic xmlns:pic="http://schemas.openxmlformats.org/drawingml/2006/picture">
                         <pic:nvPicPr>
-                          <pic:cNvPr id="35848" name="Picture 35848"/>
+                          <pic:cNvPr id="35803" name="Picture 35803"/>
                           <pic:cNvPicPr/>
                         </pic:nvPicPr>
                         <pic:blipFill>
@@ -5715,7 +5706,7 @@
                       </pic:pic>
                       <pic:pic xmlns:pic="http://schemas.openxmlformats.org/drawingml/2006/picture">
                         <pic:nvPicPr>
-                          <pic:cNvPr id="35849" name="Picture 35849"/>
+                          <pic:cNvPr id="35804" name="Picture 35804"/>
                           <pic:cNvPicPr/>
                         </pic:nvPicPr>
                         <pic:blipFill>
@@ -5735,7 +5726,7 @@
                         </pic:spPr>
                       </pic:pic>
                       <wps:wsp>
-                        <wps:cNvPr id="5072" name="Rectangle 5072"/>
+                        <wps:cNvPr id="5012" name="Rectangle 5012"/>
                         <wps:cNvSpPr/>
                         <wps:spPr>
                           <a:xfrm>
@@ -5772,7 +5763,7 @@
                         </wps:bodyPr>
                       </wps:wsp>
                       <wps:wsp>
-                        <wps:cNvPr id="5076" name="Rectangle 5076"/>
+                        <wps:cNvPr id="5013" name="Rectangle 5013"/>
                         <wps:cNvSpPr/>
                         <wps:spPr>
                           <a:xfrm>
@@ -5809,7 +5800,7 @@
                         </wps:bodyPr>
                       </wps:wsp>
                       <wps:wsp>
-                        <wps:cNvPr id="36487" name="Shape 36487"/>
+                        <wps:cNvPr id="36440" name="Shape 36440"/>
                         <wps:cNvSpPr/>
                         <wps:spPr>
                           <a:xfrm>
@@ -5861,7 +5852,7 @@
                         <wps:bodyPr/>
                       </wps:wsp>
                       <wps:wsp>
-                        <wps:cNvPr id="5079" name="Rectangle 5079"/>
+                        <wps:cNvPr id="5014" name="Rectangle 5014"/>
                         <wps:cNvSpPr/>
                         <wps:spPr>
                           <a:xfrm>
@@ -5898,7 +5889,7 @@
                         </wps:bodyPr>
                       </wps:wsp>
                       <wps:wsp>
-                        <wps:cNvPr id="5081" name="Rectangle 5081"/>
+                        <wps:cNvPr id="5015" name="Rectangle 5015"/>
                         <wps:cNvSpPr/>
                         <wps:spPr>
                           <a:xfrm>
@@ -5935,7 +5926,7 @@
                         </wps:bodyPr>
                       </wps:wsp>
                       <wps:wsp>
-                        <wps:cNvPr id="5082" name="Rectangle 5082"/>
+                        <wps:cNvPr id="5016" name="Rectangle 5016"/>
                         <wps:cNvSpPr/>
                         <wps:spPr>
                           <a:xfrm>
@@ -5972,7 +5963,7 @@
                         </wps:bodyPr>
                       </wps:wsp>
                       <wps:wsp>
-                        <wps:cNvPr id="5089" name="Rectangle 5089"/>
+                        <wps:cNvPr id="5018" name="Rectangle 5018"/>
                         <wps:cNvSpPr/>
                         <wps:spPr>
                           <a:xfrm>
@@ -6016,14 +6007,14 @@
           </mc:Choice>
           <mc:Fallback xmlns:a="http://schemas.openxmlformats.org/drawingml/2006/main">
             <w:pict>
-              <v:group id="Group 31082" style="width:176.936pt;height:100.025pt;mso-position-horizontal-relative:char;mso-position-vertical-relative:line" coordsize="22470,12703">
-                <v:shape id="Picture 35848" style="position:absolute;width:9387;height:10942;left:-38;top:-20;" filled="f">
+              <v:group id="Group 31190" style="width:176.936pt;height:100.025pt;mso-position-horizontal-relative:char;mso-position-vertical-relative:line" coordsize="22470,12703">
+                <v:shape id="Picture 35803" style="position:absolute;width:9387;height:10942;left:-38;top:-20;" filled="f">
                   <v:imagedata r:id="rId16"/>
                 </v:shape>
-                <v:shape id="Picture 35849" style="position:absolute;width:9387;height:10942;left:13078;top:-20;" filled="f">
+                <v:shape id="Picture 35804" style="position:absolute;width:9387;height:10942;left:13078;top:-20;" filled="f">
                   <v:imagedata r:id="rId17"/>
                 </v:shape>
-                <v:rect id="Rectangle 5072" style="position:absolute;width:732;height:1384;left:4629;top:11662;" filled="f" stroked="f">
+                <v:rect id="Rectangle 5012" style="position:absolute;width:732;height:1384;left:4629;top:11662;" filled="f" stroked="f">
                   <v:textbox inset="0,0,0,0">
                     <w:txbxContent>
                       <w:p>
@@ -6043,7 +6034,7 @@
                     </w:txbxContent>
                   </v:textbox>
                 </v:rect>
-                <v:rect id="Rectangle 5076" style="position:absolute;width:563;height:1384;left:6875;top:11662;" filled="f" stroked="f">
+                <v:rect id="Rectangle 5013" style="position:absolute;width:563;height:1384;left:6875;top:11662;" filled="f" stroked="f">
                   <v:textbox inset="0,0,0,0">
                     <w:txbxContent>
                       <w:p>
@@ -6063,11 +6054,11 @@
                     </w:txbxContent>
                   </v:textbox>
                 </v:rect>
-                <v:shape id="Shape 36488" style="position:absolute;width:1525;height:533;left:9931;top:11921;" coordsize="152509,53378" path="m0,0l152509,0l152509,53378l0,53378l0,0">
+                <v:shape id="Shape 36441" style="position:absolute;width:1525;height:533;left:9931;top:11921;" coordsize="152509,53378" path="m0,0l152509,0l152509,53378l0,53378l0,0">
                   <v:stroke weight="0.79004pt" endcap="flat" joinstyle="miter" miterlimit="10" on="true" color="#306ebe"/>
                   <v:fill on="true" color="#306ebe"/>
                 </v:shape>
-                <v:rect id="Rectangle 5079" style="position:absolute;width:225;height:1384;left:14144;top:11662;" filled="f" stroked="f">
+                <v:rect id="Rectangle 5014" style="position:absolute;width:225;height:1384;left:14144;top:11662;" filled="f" stroked="f">
                   <v:textbox inset="0,0,0,0">
                     <w:txbxContent>
                       <w:p>
@@ -6087,7 +6078,7 @@
                     </w:txbxContent>
                   </v:textbox>
                 </v:rect>
-                <v:rect id="Rectangle 5081" style="position:absolute;width:563;height:1384;left:15754;top:11662;" filled="f" stroked="f">
+                <v:rect id="Rectangle 5015" style="position:absolute;width:563;height:1384;left:15754;top:11662;" filled="f" stroked="f">
                   <v:textbox inset="0,0,0,0">
                     <w:txbxContent>
                       <w:p>
@@ -6107,7 +6098,7 @@
                     </w:txbxContent>
                   </v:textbox>
                 </v:rect>
-                <v:rect id="Rectangle 5082" style="position:absolute;width:281;height:1384;left:16856;top:11662;" filled="f" stroked="f">
+                <v:rect id="Rectangle 5016" style="position:absolute;width:281;height:1384;left:16856;top:11662;" filled="f" stroked="f">
                   <v:textbox inset="0,0,0,0">
                     <w:txbxContent>
                       <w:p>
@@ -6127,7 +6118,7 @@
                     </w:txbxContent>
                   </v:textbox>
                 </v:rect>
-                <v:rect id="Rectangle 5089" style="position:absolute;width:281;height:1384;left:18213;top:11662;" filled="f" stroked="f">
+                <v:rect id="Rectangle 5018" style="position:absolute;width:281;height:1384;left:18213;top:11662;" filled="f" stroked="f">
                   <v:textbox inset="0,0,0,0">
                     <w:txbxContent>
                       <w:p>
@@ -6238,10 +6229,10 @@
         <mc:AlternateContent>
           <mc:Choice Requires="wpg">
             <w:drawing>
-              <wp:inline distT="0" distB="0" distL="0" distR="0" wp14:anchorId="17E68B9C" wp14:editId="02868FA1">
+              <wp:inline distT="0" distB="0" distL="0" distR="0" wp14:anchorId="0EC140CB" wp14:editId="26DF6BF6">
                 <wp:extent cx="46876" cy="5055"/>
                 <wp:effectExtent l="0" t="0" r="0" b="0"/>
-                <wp:docPr id="31083" name="Group 31083"/>
+                <wp:docPr id="31191" name="Group 31191"/>
                 <wp:cNvGraphicFramePr/>
                 <a:graphic xmlns:a="http://schemas.openxmlformats.org/drawingml/2006/main">
                   <a:graphicData uri="http://schemas.microsoft.com/office/word/2010/wordprocessingGroup">
@@ -6256,7 +6247,7 @@
                         </a:xfrm>
                       </wpg:grpSpPr>
                       <wps:wsp>
-                        <wps:cNvPr id="756" name="Shape 756"/>
+                        <wps:cNvPr id="755" name="Shape 755"/>
                         <wps:cNvSpPr/>
                         <wps:spPr>
                           <a:xfrm>
@@ -6308,8 +6299,8 @@
           </mc:Choice>
           <mc:Fallback xmlns:a="http://schemas.openxmlformats.org/drawingml/2006/main">
             <w:pict>
-              <v:group id="Group 31083" style="width:3.69101pt;height:0.398pt;mso-position-horizontal-relative:char;mso-position-vertical-relative:line" coordsize="468,50">
-                <v:shape id="Shape 756" style="position:absolute;width:468;height:0;left:0;top:0;" coordsize="46876,0" path="m0,0l46876,0">
+              <v:group id="Group 31191" style="width:3.69101pt;height:0.398pt;mso-position-horizontal-relative:char;mso-position-vertical-relative:line" coordsize="468,50">
+                <v:shape id="Shape 755" style="position:absolute;width:468;height:0;left:0;top:0;" coordsize="46876,0" path="m0,0l46876,0">
                   <v:stroke weight="0.398pt" endcap="flat" joinstyle="miter" miterlimit="10" on="true" color="#000000"/>
                   <v:fill on="false" color="#000000" opacity="0"/>
                 </v:shape>
@@ -6333,10 +6324,10 @@
         <mc:AlternateContent>
           <mc:Choice Requires="wpg">
             <w:drawing>
-              <wp:inline distT="0" distB="0" distL="0" distR="0" wp14:anchorId="7F40D08D" wp14:editId="748DB2D9">
+              <wp:inline distT="0" distB="0" distL="0" distR="0" wp14:anchorId="643D8964" wp14:editId="27CCB70B">
                 <wp:extent cx="46875" cy="5055"/>
                 <wp:effectExtent l="0" t="0" r="0" b="0"/>
-                <wp:docPr id="31084" name="Group 31084"/>
+                <wp:docPr id="31192" name="Group 31192"/>
                 <wp:cNvGraphicFramePr/>
                 <a:graphic xmlns:a="http://schemas.openxmlformats.org/drawingml/2006/main">
                   <a:graphicData uri="http://schemas.microsoft.com/office/word/2010/wordprocessingGroup">
@@ -6351,7 +6342,7 @@
                         </a:xfrm>
                       </wpg:grpSpPr>
                       <wps:wsp>
-                        <wps:cNvPr id="758" name="Shape 758"/>
+                        <wps:cNvPr id="757" name="Shape 757"/>
                         <wps:cNvSpPr/>
                         <wps:spPr>
                           <a:xfrm>
@@ -6403,8 +6394,8 @@
           </mc:Choice>
           <mc:Fallback xmlns:a="http://schemas.openxmlformats.org/drawingml/2006/main">
             <w:pict>
-              <v:group id="Group 31084" style="width:3.69098pt;height:0.398pt;mso-position-horizontal-relative:char;mso-position-vertical-relative:line" coordsize="468,50">
-                <v:shape id="Shape 758" style="position:absolute;width:468;height:0;left:0;top:0;" coordsize="46875,0" path="m0,0l46875,0">
+              <v:group id="Group 31192" style="width:3.69098pt;height:0.398pt;mso-position-horizontal-relative:char;mso-position-vertical-relative:line" coordsize="468,50">
+                <v:shape id="Shape 757" style="position:absolute;width:468;height:0;left:0;top:0;" coordsize="46875,0" path="m0,0l46875,0">
                   <v:stroke weight="0.398pt" endcap="flat" joinstyle="miter" miterlimit="10" on="true" color="#000000"/>
                   <v:fill on="false" color="#000000" opacity="0"/>
                 </v:shape>
@@ -6651,10 +6642,10 @@
         <mc:AlternateContent>
           <mc:Choice Requires="wpg">
             <w:drawing>
-              <wp:inline distT="0" distB="0" distL="0" distR="0" wp14:anchorId="7B1328E3" wp14:editId="2914889F">
+              <wp:inline distT="0" distB="0" distL="0" distR="0" wp14:anchorId="7396E22E" wp14:editId="7E6FFFF5">
                 <wp:extent cx="46876" cy="5055"/>
                 <wp:effectExtent l="0" t="0" r="0" b="0"/>
-                <wp:docPr id="30097" name="Group 30097"/>
+                <wp:docPr id="30164" name="Group 30164"/>
                 <wp:cNvGraphicFramePr/>
                 <a:graphic xmlns:a="http://schemas.openxmlformats.org/drawingml/2006/main">
                   <a:graphicData uri="http://schemas.microsoft.com/office/word/2010/wordprocessingGroup">
@@ -6669,7 +6660,7 @@
                         </a:xfrm>
                       </wpg:grpSpPr>
                       <wps:wsp>
-                        <wps:cNvPr id="840" name="Shape 840"/>
+                        <wps:cNvPr id="839" name="Shape 839"/>
                         <wps:cNvSpPr/>
                         <wps:spPr>
                           <a:xfrm>
@@ -6721,8 +6712,8 @@
           </mc:Choice>
           <mc:Fallback xmlns:a="http://schemas.openxmlformats.org/drawingml/2006/main">
             <w:pict>
-              <v:group id="Group 30097" style="width:3.69099pt;height:0.398pt;mso-position-horizontal-relative:char;mso-position-vertical-relative:line" coordsize="468,50">
-                <v:shape id="Shape 840" style="position:absolute;width:468;height:0;left:0;top:0;" coordsize="46876,0" path="m0,0l46876,0">
+              <v:group id="Group 30164" style="width:3.69099pt;height:0.398pt;mso-position-horizontal-relative:char;mso-position-vertical-relative:line" coordsize="468,50">
+                <v:shape id="Shape 839" style="position:absolute;width:468;height:0;left:0;top:0;" coordsize="46876,0" path="m0,0l46876,0">
                   <v:stroke weight="0.398pt" endcap="flat" joinstyle="miter" miterlimit="10" on="true" color="#000000"/>
                   <v:fill on="false" color="#000000" opacity="0"/>
                 </v:shape>
@@ -7176,16 +7167,16 @@
                 <w:noProof/>
               </w:rPr>
               <w:drawing>
-                <wp:inline distT="0" distB="0" distL="0" distR="0" wp14:anchorId="13CA14DB" wp14:editId="4A8EC7E9">
+                <wp:inline distT="0" distB="0" distL="0" distR="0" wp14:anchorId="29BB66F2" wp14:editId="15691F05">
                   <wp:extent cx="48768" cy="320040"/>
                   <wp:effectExtent l="0" t="0" r="0" b="0"/>
-                  <wp:docPr id="35850" name="Picture 35850"/>
+                  <wp:docPr id="35805" name="Picture 35805"/>
                   <wp:cNvGraphicFramePr/>
                   <a:graphic xmlns:a="http://schemas.openxmlformats.org/drawingml/2006/main">
                     <a:graphicData uri="http://schemas.openxmlformats.org/drawingml/2006/picture">
                       <pic:pic xmlns:pic="http://schemas.openxmlformats.org/drawingml/2006/picture">
                         <pic:nvPicPr>
-                          <pic:cNvPr id="35850" name="Picture 35850"/>
+                          <pic:cNvPr id="35805" name="Picture 35805"/>
                           <pic:cNvPicPr/>
                         </pic:nvPicPr>
                         <pic:blipFill>
@@ -7596,16 +7587,16 @@
           <w:noProof/>
         </w:rPr>
         <w:drawing>
-          <wp:inline distT="0" distB="0" distL="0" distR="0" wp14:anchorId="629811E1" wp14:editId="7EF2D594">
+          <wp:inline distT="0" distB="0" distL="0" distR="0" wp14:anchorId="7CD7B2C4" wp14:editId="79F212FE">
             <wp:extent cx="5751576" cy="954024"/>
             <wp:effectExtent l="0" t="0" r="0" b="0"/>
-            <wp:docPr id="35851" name="Picture 35851"/>
+            <wp:docPr id="35806" name="Picture 35806"/>
             <wp:cNvGraphicFramePr/>
             <a:graphic xmlns:a="http://schemas.openxmlformats.org/drawingml/2006/main">
               <a:graphicData uri="http://schemas.openxmlformats.org/drawingml/2006/picture">
                 <pic:pic xmlns:pic="http://schemas.openxmlformats.org/drawingml/2006/picture">
                   <pic:nvPicPr>
-                    <pic:cNvPr id="35851" name="Picture 35851"/>
+                    <pic:cNvPr id="35806" name="Picture 35806"/>
                     <pic:cNvPicPr/>
                   </pic:nvPicPr>
                   <pic:blipFill>
@@ -9037,16 +9028,16 @@
           <w:noProof/>
         </w:rPr>
         <w:drawing>
-          <wp:inline distT="0" distB="0" distL="0" distR="0" wp14:anchorId="44F87DBC" wp14:editId="0BFC6F97">
+          <wp:inline distT="0" distB="0" distL="0" distR="0" wp14:anchorId="56CF9BF9" wp14:editId="759F897A">
             <wp:extent cx="5535169" cy="1453896"/>
             <wp:effectExtent l="0" t="0" r="0" b="0"/>
-            <wp:docPr id="35853" name="Picture 35853"/>
+            <wp:docPr id="35808" name="Picture 35808"/>
             <wp:cNvGraphicFramePr/>
             <a:graphic xmlns:a="http://schemas.openxmlformats.org/drawingml/2006/main">
               <a:graphicData uri="http://schemas.openxmlformats.org/drawingml/2006/picture">
                 <pic:pic xmlns:pic="http://schemas.openxmlformats.org/drawingml/2006/picture">
                   <pic:nvPicPr>
-                    <pic:cNvPr id="35853" name="Picture 35853"/>
+                    <pic:cNvPr id="35808" name="Picture 35808"/>
                     <pic:cNvPicPr/>
                   </pic:nvPicPr>
                   <pic:blipFill>
@@ -9253,16 +9244,16 @@
           <w:noProof/>
         </w:rPr>
         <w:drawing>
-          <wp:inline distT="0" distB="0" distL="0" distR="0" wp14:anchorId="6E51A29C" wp14:editId="4CD821B3">
+          <wp:inline distT="0" distB="0" distL="0" distR="0" wp14:anchorId="046A0E5A" wp14:editId="73B53E13">
             <wp:extent cx="5812537" cy="1173480"/>
             <wp:effectExtent l="0" t="0" r="0" b="0"/>
-            <wp:docPr id="35855" name="Picture 35855"/>
+            <wp:docPr id="35810" name="Picture 35810"/>
             <wp:cNvGraphicFramePr/>
             <a:graphic xmlns:a="http://schemas.openxmlformats.org/drawingml/2006/main">
               <a:graphicData uri="http://schemas.openxmlformats.org/drawingml/2006/picture">
                 <pic:pic xmlns:pic="http://schemas.openxmlformats.org/drawingml/2006/picture">
                   <pic:nvPicPr>
-                    <pic:cNvPr id="35855" name="Picture 35855"/>
+                    <pic:cNvPr id="35810" name="Picture 35810"/>
                     <pic:cNvPicPr/>
                   </pic:nvPicPr>
                   <pic:blipFill>
@@ -9377,10 +9368,10 @@
         <w:t>I</w:t>
       </w:r>
       <w:r>
-        <w:t xml:space="preserve">), so this release is the closest available stand-in for the view a lumbar case is planned on. It holds the T12-to-S1 span with the lowest ribs and the pelvis, 377 of its 802 records were acquired prone, the position of posterior lumbar surgery, and it carries classes for the anomalies that make level identification fail. It is a screening population at colonography dose with standard soft-tissue kernels, not a surgical series, and it supports method development for level identification and instrumentation </w:t>
-      </w:r>
-      <w:r>
-        <w:t>geometry, not validation of a planning decision.</w:t>
+        <w:t>), so this release is the closest available stand-in for the view a lumbar surgical case is planned on. It holds the T12-to-S1 span with the lowest ribs and the pelvis, 377 of its 802 records were acquired prone, the position of posterior lumbar surgery, and it carries classes for the anomalies that make level identification fail. It is a screening population at colonography dose with standard soft-tissue kernels, not a surgical series, and it supports method development for level identification and instrum</w:t>
+      </w:r>
+      <w:r>
+        <w:t>entation geometry, not validation of a planning decision.</w:t>
       </w:r>
     </w:p>
     <w:p>
@@ -9505,10 +9496,10 @@
         <mc:AlternateContent>
           <mc:Choice Requires="wpg">
             <w:drawing>
-              <wp:inline distT="0" distB="0" distL="0" distR="0" wp14:anchorId="1A91A094" wp14:editId="5FCA0B5B">
+              <wp:inline distT="0" distB="0" distL="0" distR="0" wp14:anchorId="0B1B65A1" wp14:editId="35167561">
                 <wp:extent cx="3832153" cy="871728"/>
                 <wp:effectExtent l="0" t="0" r="0" b="0"/>
-                <wp:docPr id="35901" name="Group 35901"/>
+                <wp:docPr id="35856" name="Group 35856"/>
                 <wp:cNvGraphicFramePr/>
                 <a:graphic xmlns:a="http://schemas.openxmlformats.org/drawingml/2006/main">
                   <a:graphicData uri="http://schemas.microsoft.com/office/word/2010/wordprocessingGroup">
@@ -9524,7 +9515,7 @@
                       </wpg:grpSpPr>
                       <pic:pic xmlns:pic="http://schemas.openxmlformats.org/drawingml/2006/picture">
                         <pic:nvPicPr>
-                          <pic:cNvPr id="35857" name="Picture 35857"/>
+                          <pic:cNvPr id="35812" name="Picture 35812"/>
                           <pic:cNvPicPr/>
                         </pic:nvPicPr>
                         <pic:blipFill>
@@ -9544,7 +9535,7 @@
                         </pic:spPr>
                       </pic:pic>
                       <wps:wsp>
-                        <wps:cNvPr id="3564" name="Shape 3564"/>
+                        <wps:cNvPr id="3563" name="Shape 3563"/>
                         <wps:cNvSpPr/>
                         <wps:spPr>
                           <a:xfrm>
@@ -9589,7 +9580,7 @@
                         <wps:bodyPr/>
                       </wps:wsp>
                       <wps:wsp>
-                        <wps:cNvPr id="3565" name="Shape 3565"/>
+                        <wps:cNvPr id="3564" name="Shape 3564"/>
                         <wps:cNvSpPr/>
                         <wps:spPr>
                           <a:xfrm>
@@ -9633,7 +9624,7 @@
                         <wps:bodyPr/>
                       </wps:wsp>
                       <wps:wsp>
-                        <wps:cNvPr id="3567" name="Shape 3567"/>
+                        <wps:cNvPr id="3566" name="Shape 3566"/>
                         <wps:cNvSpPr/>
                         <wps:spPr>
                           <a:xfrm>
@@ -9678,7 +9669,7 @@
                         <wps:bodyPr/>
                       </wps:wsp>
                       <wps:wsp>
-                        <wps:cNvPr id="3568" name="Shape 3568"/>
+                        <wps:cNvPr id="3567" name="Shape 3567"/>
                         <wps:cNvSpPr/>
                         <wps:spPr>
                           <a:xfrm>
@@ -9722,7 +9713,7 @@
                         <wps:bodyPr/>
                       </wps:wsp>
                       <wps:wsp>
-                        <wps:cNvPr id="3570" name="Shape 3570"/>
+                        <wps:cNvPr id="3569" name="Shape 3569"/>
                         <wps:cNvSpPr/>
                         <wps:spPr>
                           <a:xfrm>
@@ -9767,7 +9758,7 @@
                         <wps:bodyPr/>
                       </wps:wsp>
                       <wps:wsp>
-                        <wps:cNvPr id="3571" name="Shape 3571"/>
+                        <wps:cNvPr id="3570" name="Shape 3570"/>
                         <wps:cNvSpPr/>
                         <wps:spPr>
                           <a:xfrm>
@@ -9811,7 +9802,7 @@
                         <wps:bodyPr/>
                       </wps:wsp>
                       <wps:wsp>
-                        <wps:cNvPr id="3573" name="Shape 3573"/>
+                        <wps:cNvPr id="3572" name="Shape 3572"/>
                         <wps:cNvSpPr/>
                         <wps:spPr>
                           <a:xfrm>
@@ -9856,7 +9847,7 @@
                         <wps:bodyPr/>
                       </wps:wsp>
                       <wps:wsp>
-                        <wps:cNvPr id="3574" name="Shape 3574"/>
+                        <wps:cNvPr id="3573" name="Shape 3573"/>
                         <wps:cNvSpPr/>
                         <wps:spPr>
                           <a:xfrm>
@@ -9900,11 +9891,55 @@
                         <wps:bodyPr/>
                       </wps:wsp>
                       <wps:wsp>
+                        <wps:cNvPr id="3575" name="Shape 3575"/>
+                        <wps:cNvSpPr/>
+                        <wps:spPr>
+                          <a:xfrm>
+                            <a:off x="2431940" y="805721"/>
+                            <a:ext cx="0" cy="23452"/>
+                          </a:xfrm>
+                          <a:custGeom>
+                            <a:avLst/>
+                            <a:gdLst/>
+                            <a:ahLst/>
+                            <a:cxnLst/>
+                            <a:rect l="0" t="0" r="0" b="0"/>
+                            <a:pathLst>
+                              <a:path h="23452">
+                                <a:moveTo>
+                                  <a:pt x="0" y="23452"/>
+                                </a:moveTo>
+                                <a:lnTo>
+                                  <a:pt x="0" y="0"/>
+                                </a:lnTo>
+                                <a:close/>
+                              </a:path>
+                            </a:pathLst>
+                          </a:custGeom>
+                          <a:ln w="8208" cap="flat">
+                            <a:round/>
+                          </a:ln>
+                        </wps:spPr>
+                        <wps:style>
+                          <a:lnRef idx="1">
+                            <a:srgbClr val="000000"/>
+                          </a:lnRef>
+                          <a:fillRef idx="1">
+                            <a:srgbClr val="000000"/>
+                          </a:fillRef>
+                          <a:effectRef idx="0">
+                            <a:scrgbClr r="0" g="0" b="0"/>
+                          </a:effectRef>
+                          <a:fontRef idx="none"/>
+                        </wps:style>
+                        <wps:bodyPr/>
+                      </wps:wsp>
+                      <wps:wsp>
                         <wps:cNvPr id="3576" name="Shape 3576"/>
                         <wps:cNvSpPr/>
                         <wps:spPr>
                           <a:xfrm>
-                            <a:off x="2431940" y="805721"/>
+                            <a:off x="2513082" y="805721"/>
                             <a:ext cx="0" cy="23452"/>
                           </a:xfrm>
                           <a:custGeom>
@@ -9948,7 +9983,7 @@
                         <wps:cNvSpPr/>
                         <wps:spPr>
                           <a:xfrm>
-                            <a:off x="2513082" y="805721"/>
+                            <a:off x="2594224" y="805721"/>
                             <a:ext cx="0" cy="23452"/>
                           </a:xfrm>
                           <a:custGeom>
@@ -9992,7 +10027,7 @@
                         <wps:cNvSpPr/>
                         <wps:spPr>
                           <a:xfrm>
-                            <a:off x="2594224" y="805721"/>
+                            <a:off x="2675366" y="805721"/>
                             <a:ext cx="0" cy="23452"/>
                           </a:xfrm>
                           <a:custGeom>
@@ -10036,7 +10071,7 @@
                         <wps:cNvSpPr/>
                         <wps:spPr>
                           <a:xfrm>
-                            <a:off x="2675366" y="805721"/>
+                            <a:off x="2837649" y="805721"/>
                             <a:ext cx="0" cy="23452"/>
                           </a:xfrm>
                           <a:custGeom>
@@ -10080,7 +10115,7 @@
                         <wps:cNvSpPr/>
                         <wps:spPr>
                           <a:xfrm>
-                            <a:off x="2837649" y="805721"/>
+                            <a:off x="2918791" y="805721"/>
                             <a:ext cx="0" cy="23452"/>
                           </a:xfrm>
                           <a:custGeom>
@@ -10124,7 +10159,7 @@
                         <wps:cNvSpPr/>
                         <wps:spPr>
                           <a:xfrm>
-                            <a:off x="2918791" y="805721"/>
+                            <a:off x="2999933" y="805721"/>
                             <a:ext cx="0" cy="23452"/>
                           </a:xfrm>
                           <a:custGeom>
@@ -10168,7 +10203,7 @@
                         <wps:cNvSpPr/>
                         <wps:spPr>
                           <a:xfrm>
-                            <a:off x="2999933" y="805721"/>
+                            <a:off x="3081074" y="805721"/>
                             <a:ext cx="0" cy="23452"/>
                           </a:xfrm>
                           <a:custGeom>
@@ -10212,7 +10247,7 @@
                         <wps:cNvSpPr/>
                         <wps:spPr>
                           <a:xfrm>
-                            <a:off x="3081074" y="805721"/>
+                            <a:off x="3243358" y="805721"/>
                             <a:ext cx="0" cy="23452"/>
                           </a:xfrm>
                           <a:custGeom>
@@ -10256,7 +10291,7 @@
                         <wps:cNvSpPr/>
                         <wps:spPr>
                           <a:xfrm>
-                            <a:off x="3243358" y="805721"/>
+                            <a:off x="3324500" y="805721"/>
                             <a:ext cx="0" cy="23452"/>
                           </a:xfrm>
                           <a:custGeom>
@@ -10300,7 +10335,7 @@
                         <wps:cNvSpPr/>
                         <wps:spPr>
                           <a:xfrm>
-                            <a:off x="3324500" y="805721"/>
+                            <a:off x="3405642" y="805721"/>
                             <a:ext cx="0" cy="23452"/>
                           </a:xfrm>
                           <a:custGeom>
@@ -10344,7 +10379,7 @@
                         <wps:cNvSpPr/>
                         <wps:spPr>
                           <a:xfrm>
-                            <a:off x="3405642" y="805721"/>
+                            <a:off x="3486783" y="805721"/>
                             <a:ext cx="0" cy="23452"/>
                           </a:xfrm>
                           <a:custGeom>
@@ -10388,7 +10423,7 @@
                         <wps:cNvSpPr/>
                         <wps:spPr>
                           <a:xfrm>
-                            <a:off x="3486783" y="805721"/>
+                            <a:off x="3649067" y="805721"/>
                             <a:ext cx="0" cy="23452"/>
                           </a:xfrm>
                           <a:custGeom>
@@ -10432,7 +10467,7 @@
                         <wps:cNvSpPr/>
                         <wps:spPr>
                           <a:xfrm>
-                            <a:off x="3649067" y="805721"/>
+                            <a:off x="3730209" y="805721"/>
                             <a:ext cx="0" cy="23452"/>
                           </a:xfrm>
                           <a:custGeom>
@@ -10476,7 +10511,7 @@
                         <wps:cNvSpPr/>
                         <wps:spPr>
                           <a:xfrm>
-                            <a:off x="3730209" y="805721"/>
+                            <a:off x="3811350" y="805721"/>
                             <a:ext cx="0" cy="23452"/>
                           </a:xfrm>
                           <a:custGeom>
@@ -10516,51 +10551,7 @@
                         <wps:bodyPr/>
                       </wps:wsp>
                       <wps:wsp>
-                        <wps:cNvPr id="3590" name="Shape 3590"/>
-                        <wps:cNvSpPr/>
-                        <wps:spPr>
-                          <a:xfrm>
-                            <a:off x="3811350" y="805721"/>
-                            <a:ext cx="0" cy="23452"/>
-                          </a:xfrm>
-                          <a:custGeom>
-                            <a:avLst/>
-                            <a:gdLst/>
-                            <a:ahLst/>
-                            <a:cxnLst/>
-                            <a:rect l="0" t="0" r="0" b="0"/>
-                            <a:pathLst>
-                              <a:path h="23452">
-                                <a:moveTo>
-                                  <a:pt x="0" y="23452"/>
-                                </a:moveTo>
-                                <a:lnTo>
-                                  <a:pt x="0" y="0"/>
-                                </a:lnTo>
-                                <a:close/>
-                              </a:path>
-                            </a:pathLst>
-                          </a:custGeom>
-                          <a:ln w="8208" cap="flat">
-                            <a:round/>
-                          </a:ln>
-                        </wps:spPr>
-                        <wps:style>
-                          <a:lnRef idx="1">
-                            <a:srgbClr val="000000"/>
-                          </a:lnRef>
-                          <a:fillRef idx="1">
-                            <a:srgbClr val="000000"/>
-                          </a:fillRef>
-                          <a:effectRef idx="0">
-                            <a:scrgbClr r="0" g="0" b="0"/>
-                          </a:effectRef>
-                          <a:fontRef idx="none"/>
-                        </wps:style>
-                        <wps:bodyPr/>
-                      </wps:wsp>
-                      <wps:wsp>
-                        <wps:cNvPr id="3592" name="Shape 3592"/>
+                        <wps:cNvPr id="3591" name="Shape 3591"/>
                         <wps:cNvSpPr/>
                         <wps:spPr>
                           <a:xfrm>
@@ -10605,7 +10596,7 @@
                         <wps:bodyPr/>
                       </wps:wsp>
                       <wps:wsp>
-                        <wps:cNvPr id="3593" name="Shape 3593"/>
+                        <wps:cNvPr id="3592" name="Shape 3592"/>
                         <wps:cNvSpPr/>
                         <wps:spPr>
                           <a:xfrm>
@@ -10649,7 +10640,7 @@
                         <wps:bodyPr/>
                       </wps:wsp>
                       <wps:wsp>
-                        <wps:cNvPr id="3595" name="Shape 3595"/>
+                        <wps:cNvPr id="3594" name="Shape 3594"/>
                         <wps:cNvSpPr/>
                         <wps:spPr>
                           <a:xfrm>
@@ -10694,7 +10685,7 @@
                         <wps:bodyPr/>
                       </wps:wsp>
                       <wps:wsp>
-                        <wps:cNvPr id="3596" name="Shape 3596"/>
+                        <wps:cNvPr id="3595" name="Shape 3595"/>
                         <wps:cNvSpPr/>
                         <wps:spPr>
                           <a:xfrm>
@@ -10738,7 +10729,7 @@
                         <wps:bodyPr/>
                       </wps:wsp>
                       <wps:wsp>
-                        <wps:cNvPr id="3598" name="Shape 3598"/>
+                        <wps:cNvPr id="3597" name="Shape 3597"/>
                         <wps:cNvSpPr/>
                         <wps:spPr>
                           <a:xfrm>
@@ -10783,7 +10774,7 @@
                         <wps:bodyPr/>
                       </wps:wsp>
                       <wps:wsp>
-                        <wps:cNvPr id="3599" name="Shape 3599"/>
+                        <wps:cNvPr id="3598" name="Shape 3598"/>
                         <wps:cNvSpPr/>
                         <wps:spPr>
                           <a:xfrm>
@@ -10827,7 +10818,7 @@
                         <wps:bodyPr/>
                       </wps:wsp>
                       <wps:wsp>
-                        <wps:cNvPr id="3601" name="Shape 3601"/>
+                        <wps:cNvPr id="3600" name="Shape 3600"/>
                         <wps:cNvSpPr/>
                         <wps:spPr>
                           <a:xfrm>
@@ -10872,7 +10863,7 @@
                         <wps:bodyPr/>
                       </wps:wsp>
                       <wps:wsp>
-                        <wps:cNvPr id="3602" name="Shape 3602"/>
+                        <wps:cNvPr id="3601" name="Shape 3601"/>
                         <wps:cNvSpPr/>
                         <wps:spPr>
                           <a:xfrm>
@@ -10916,7 +10907,7 @@
                         <wps:bodyPr/>
                       </wps:wsp>
                       <wps:wsp>
-                        <wps:cNvPr id="3604" name="Shape 3604"/>
+                        <wps:cNvPr id="3603" name="Shape 3603"/>
                         <wps:cNvSpPr/>
                         <wps:spPr>
                           <a:xfrm>
@@ -10961,7 +10952,7 @@
                         <wps:bodyPr/>
                       </wps:wsp>
                       <wps:wsp>
-                        <wps:cNvPr id="3605" name="Shape 3605"/>
+                        <wps:cNvPr id="3604" name="Shape 3604"/>
                         <wps:cNvSpPr/>
                         <wps:spPr>
                           <a:xfrm>
@@ -11005,7 +10996,7 @@
                         <wps:bodyPr/>
                       </wps:wsp>
                       <wps:wsp>
-                        <wps:cNvPr id="3607" name="Shape 3607"/>
+                        <wps:cNvPr id="3606" name="Shape 3606"/>
                         <wps:cNvSpPr/>
                         <wps:spPr>
                           <a:xfrm>
@@ -11050,7 +11041,7 @@
                         <wps:bodyPr/>
                       </wps:wsp>
                       <wps:wsp>
-                        <wps:cNvPr id="3608" name="Shape 3608"/>
+                        <wps:cNvPr id="3607" name="Shape 3607"/>
                         <wps:cNvSpPr/>
                         <wps:spPr>
                           <a:xfrm>
@@ -11094,7 +11085,7 @@
                         <wps:bodyPr/>
                       </wps:wsp>
                       <wps:wsp>
-                        <wps:cNvPr id="3610" name="Shape 3610"/>
+                        <wps:cNvPr id="3609" name="Shape 3609"/>
                         <wps:cNvSpPr/>
                         <wps:spPr>
                           <a:xfrm>
@@ -11139,7 +11130,7 @@
                         <wps:bodyPr/>
                       </wps:wsp>
                       <wps:wsp>
-                        <wps:cNvPr id="3611" name="Shape 3611"/>
+                        <wps:cNvPr id="3610" name="Shape 3610"/>
                         <wps:cNvSpPr/>
                         <wps:spPr>
                           <a:xfrm>
@@ -11183,11 +11174,55 @@
                         <wps:bodyPr/>
                       </wps:wsp>
                       <wps:wsp>
+                        <wps:cNvPr id="3612" name="Shape 3612"/>
+                        <wps:cNvSpPr/>
+                        <wps:spPr>
+                          <a:xfrm>
+                            <a:off x="2303422" y="829173"/>
+                            <a:ext cx="23451" cy="0"/>
+                          </a:xfrm>
+                          <a:custGeom>
+                            <a:avLst/>
+                            <a:gdLst/>
+                            <a:ahLst/>
+                            <a:cxnLst/>
+                            <a:rect l="0" t="0" r="0" b="0"/>
+                            <a:pathLst>
+                              <a:path w="23451">
+                                <a:moveTo>
+                                  <a:pt x="23451" y="0"/>
+                                </a:moveTo>
+                                <a:lnTo>
+                                  <a:pt x="0" y="0"/>
+                                </a:lnTo>
+                                <a:close/>
+                              </a:path>
+                            </a:pathLst>
+                          </a:custGeom>
+                          <a:ln w="8208" cap="flat">
+                            <a:round/>
+                          </a:ln>
+                        </wps:spPr>
+                        <wps:style>
+                          <a:lnRef idx="1">
+                            <a:srgbClr val="000000"/>
+                          </a:lnRef>
+                          <a:fillRef idx="1">
+                            <a:srgbClr val="000000"/>
+                          </a:fillRef>
+                          <a:effectRef idx="0">
+                            <a:scrgbClr r="0" g="0" b="0"/>
+                          </a:effectRef>
+                          <a:fontRef idx="none"/>
+                        </wps:style>
+                        <wps:bodyPr/>
+                      </wps:wsp>
+                      <wps:wsp>
                         <wps:cNvPr id="3613" name="Shape 3613"/>
                         <wps:cNvSpPr/>
                         <wps:spPr>
                           <a:xfrm>
-                            <a:off x="2303422" y="829173"/>
+                            <a:off x="2303422" y="806454"/>
                             <a:ext cx="23451" cy="0"/>
                           </a:xfrm>
                           <a:custGeom>
@@ -11231,7 +11266,7 @@
                         <wps:cNvSpPr/>
                         <wps:spPr>
                           <a:xfrm>
-                            <a:off x="2303422" y="806454"/>
+                            <a:off x="2303422" y="783735"/>
                             <a:ext cx="23451" cy="0"/>
                           </a:xfrm>
                           <a:custGeom>
@@ -11275,7 +11310,7 @@
                         <wps:cNvSpPr/>
                         <wps:spPr>
                           <a:xfrm>
-                            <a:off x="2303422" y="783735"/>
+                            <a:off x="2303422" y="738296"/>
                             <a:ext cx="23451" cy="0"/>
                           </a:xfrm>
                           <a:custGeom>
@@ -11319,7 +11354,7 @@
                         <wps:cNvSpPr/>
                         <wps:spPr>
                           <a:xfrm>
-                            <a:off x="2303422" y="738296"/>
+                            <a:off x="2303422" y="715577"/>
                             <a:ext cx="23451" cy="0"/>
                           </a:xfrm>
                           <a:custGeom>
@@ -11363,7 +11398,7 @@
                         <wps:cNvSpPr/>
                         <wps:spPr>
                           <a:xfrm>
-                            <a:off x="2303422" y="715577"/>
+                            <a:off x="2303422" y="692858"/>
                             <a:ext cx="23451" cy="0"/>
                           </a:xfrm>
                           <a:custGeom>
@@ -11407,7 +11442,7 @@
                         <wps:cNvSpPr/>
                         <wps:spPr>
                           <a:xfrm>
-                            <a:off x="2303422" y="692858"/>
+                            <a:off x="2303422" y="670139"/>
                             <a:ext cx="23451" cy="0"/>
                           </a:xfrm>
                           <a:custGeom>
@@ -11451,7 +11486,7 @@
                         <wps:cNvSpPr/>
                         <wps:spPr>
                           <a:xfrm>
-                            <a:off x="2303422" y="670139"/>
+                            <a:off x="2303422" y="624701"/>
                             <a:ext cx="23451" cy="0"/>
                           </a:xfrm>
                           <a:custGeom>
@@ -11495,7 +11530,7 @@
                         <wps:cNvSpPr/>
                         <wps:spPr>
                           <a:xfrm>
-                            <a:off x="2303422" y="624701"/>
+                            <a:off x="2303422" y="601982"/>
                             <a:ext cx="23451" cy="0"/>
                           </a:xfrm>
                           <a:custGeom>
@@ -11539,7 +11574,7 @@
                         <wps:cNvSpPr/>
                         <wps:spPr>
                           <a:xfrm>
-                            <a:off x="2303422" y="601982"/>
+                            <a:off x="2303422" y="579263"/>
                             <a:ext cx="23451" cy="0"/>
                           </a:xfrm>
                           <a:custGeom>
@@ -11583,7 +11618,7 @@
                         <wps:cNvSpPr/>
                         <wps:spPr>
                           <a:xfrm>
-                            <a:off x="2303422" y="579263"/>
+                            <a:off x="2303422" y="556544"/>
                             <a:ext cx="23451" cy="0"/>
                           </a:xfrm>
                           <a:custGeom>
@@ -11627,7 +11662,7 @@
                         <wps:cNvSpPr/>
                         <wps:spPr>
                           <a:xfrm>
-                            <a:off x="2303422" y="556544"/>
+                            <a:off x="2303422" y="511105"/>
                             <a:ext cx="23451" cy="0"/>
                           </a:xfrm>
                           <a:custGeom>
@@ -11671,7 +11706,7 @@
                         <wps:cNvSpPr/>
                         <wps:spPr>
                           <a:xfrm>
-                            <a:off x="2303422" y="511105"/>
+                            <a:off x="2303422" y="488386"/>
                             <a:ext cx="23451" cy="0"/>
                           </a:xfrm>
                           <a:custGeom>
@@ -11715,7 +11750,7 @@
                         <wps:cNvSpPr/>
                         <wps:spPr>
                           <a:xfrm>
-                            <a:off x="2303422" y="488386"/>
+                            <a:off x="2303422" y="465667"/>
                             <a:ext cx="23451" cy="0"/>
                           </a:xfrm>
                           <a:custGeom>
@@ -11759,7 +11794,7 @@
                         <wps:cNvSpPr/>
                         <wps:spPr>
                           <a:xfrm>
-                            <a:off x="2303422" y="465667"/>
+                            <a:off x="2303422" y="442948"/>
                             <a:ext cx="23451" cy="0"/>
                           </a:xfrm>
                           <a:custGeom>
@@ -11803,7 +11838,7 @@
                         <wps:cNvSpPr/>
                         <wps:spPr>
                           <a:xfrm>
-                            <a:off x="2303422" y="442948"/>
+                            <a:off x="2303422" y="397510"/>
                             <a:ext cx="23451" cy="0"/>
                           </a:xfrm>
                           <a:custGeom>
@@ -11847,7 +11882,7 @@
                         <wps:cNvSpPr/>
                         <wps:spPr>
                           <a:xfrm>
-                            <a:off x="2303422" y="397510"/>
+                            <a:off x="2303422" y="374791"/>
                             <a:ext cx="23451" cy="0"/>
                           </a:xfrm>
                           <a:custGeom>
@@ -11891,7 +11926,7 @@
                         <wps:cNvSpPr/>
                         <wps:spPr>
                           <a:xfrm>
-                            <a:off x="2303422" y="374791"/>
+                            <a:off x="2303422" y="352072"/>
                             <a:ext cx="23451" cy="0"/>
                           </a:xfrm>
                           <a:custGeom>
@@ -11935,7 +11970,7 @@
                         <wps:cNvSpPr/>
                         <wps:spPr>
                           <a:xfrm>
-                            <a:off x="2303422" y="352072"/>
+                            <a:off x="2303422" y="329352"/>
                             <a:ext cx="23451" cy="0"/>
                           </a:xfrm>
                           <a:custGeom>
@@ -11979,7 +12014,7 @@
                         <wps:cNvSpPr/>
                         <wps:spPr>
                           <a:xfrm>
-                            <a:off x="2303422" y="329352"/>
+                            <a:off x="2303422" y="283914"/>
                             <a:ext cx="23451" cy="0"/>
                           </a:xfrm>
                           <a:custGeom>
@@ -12023,7 +12058,7 @@
                         <wps:cNvSpPr/>
                         <wps:spPr>
                           <a:xfrm>
-                            <a:off x="2303422" y="283914"/>
+                            <a:off x="2303422" y="261195"/>
                             <a:ext cx="23451" cy="0"/>
                           </a:xfrm>
                           <a:custGeom>
@@ -12067,7 +12102,7 @@
                         <wps:cNvSpPr/>
                         <wps:spPr>
                           <a:xfrm>
-                            <a:off x="2303422" y="261195"/>
+                            <a:off x="2303422" y="238476"/>
                             <a:ext cx="23451" cy="0"/>
                           </a:xfrm>
                           <a:custGeom>
@@ -12111,7 +12146,7 @@
                         <wps:cNvSpPr/>
                         <wps:spPr>
                           <a:xfrm>
-                            <a:off x="2303422" y="238476"/>
+                            <a:off x="2303422" y="215757"/>
                             <a:ext cx="23451" cy="0"/>
                           </a:xfrm>
                           <a:custGeom>
@@ -12155,7 +12190,7 @@
                         <wps:cNvSpPr/>
                         <wps:spPr>
                           <a:xfrm>
-                            <a:off x="2303422" y="215757"/>
+                            <a:off x="2303422" y="170319"/>
                             <a:ext cx="23451" cy="0"/>
                           </a:xfrm>
                           <a:custGeom>
@@ -12199,7 +12234,7 @@
                         <wps:cNvSpPr/>
                         <wps:spPr>
                           <a:xfrm>
-                            <a:off x="2303422" y="170319"/>
+                            <a:off x="2303422" y="147600"/>
                             <a:ext cx="23451" cy="0"/>
                           </a:xfrm>
                           <a:custGeom>
@@ -12243,7 +12278,7 @@
                         <wps:cNvSpPr/>
                         <wps:spPr>
                           <a:xfrm>
-                            <a:off x="2303422" y="147600"/>
+                            <a:off x="2303422" y="124881"/>
                             <a:ext cx="23451" cy="0"/>
                           </a:xfrm>
                           <a:custGeom>
@@ -12287,7 +12322,7 @@
                         <wps:cNvSpPr/>
                         <wps:spPr>
                           <a:xfrm>
-                            <a:off x="2303422" y="124881"/>
+                            <a:off x="2303422" y="102162"/>
                             <a:ext cx="23451" cy="0"/>
                           </a:xfrm>
                           <a:custGeom>
@@ -12331,7 +12366,7 @@
                         <wps:cNvSpPr/>
                         <wps:spPr>
                           <a:xfrm>
-                            <a:off x="2303422" y="102162"/>
+                            <a:off x="2303422" y="56723"/>
                             <a:ext cx="23451" cy="0"/>
                           </a:xfrm>
                           <a:custGeom>
@@ -12375,7 +12410,7 @@
                         <wps:cNvSpPr/>
                         <wps:spPr>
                           <a:xfrm>
-                            <a:off x="2303422" y="56723"/>
+                            <a:off x="2303422" y="34004"/>
                             <a:ext cx="23451" cy="0"/>
                           </a:xfrm>
                           <a:custGeom>
@@ -12419,7 +12454,7 @@
                         <wps:cNvSpPr/>
                         <wps:spPr>
                           <a:xfrm>
-                            <a:off x="2303422" y="34004"/>
+                            <a:off x="2303422" y="11285"/>
                             <a:ext cx="23451" cy="0"/>
                           </a:xfrm>
                           <a:custGeom>
@@ -12463,8 +12498,8 @@
                         <wps:cNvSpPr/>
                         <wps:spPr>
                           <a:xfrm>
-                            <a:off x="2303422" y="11285"/>
-                            <a:ext cx="23451" cy="0"/>
+                            <a:off x="2372910" y="79442"/>
+                            <a:ext cx="599029" cy="0"/>
                           </a:xfrm>
                           <a:custGeom>
                             <a:avLst/>
@@ -12473,27 +12508,28 @@
                             <a:cxnLst/>
                             <a:rect l="0" t="0" r="0" b="0"/>
                             <a:pathLst>
-                              <a:path w="23451">
+                              <a:path w="599029">
                                 <a:moveTo>
-                                  <a:pt x="23451" y="0"/>
+                                  <a:pt x="0" y="0"/>
                                 </a:moveTo>
                                 <a:lnTo>
-                                  <a:pt x="0" y="0"/>
-                                </a:lnTo>
-                                <a:close/>
+                                  <a:pt x="599029" y="0"/>
+                                </a:lnTo>
                               </a:path>
                             </a:pathLst>
                           </a:custGeom>
-                          <a:ln w="8208" cap="flat">
+                          <a:ln w="8384" cap="flat">
                             <a:round/>
                           </a:ln>
                         </wps:spPr>
                         <wps:style>
                           <a:lnRef idx="1">
-                            <a:srgbClr val="000000"/>
+                            <a:srgbClr val="1C6B73"/>
                           </a:lnRef>
-                          <a:fillRef idx="1">
-                            <a:srgbClr val="000000"/>
+                          <a:fillRef idx="0">
+                            <a:srgbClr val="000000">
+                              <a:alpha val="0"/>
+                            </a:srgbClr>
                           </a:fillRef>
                           <a:effectRef idx="0">
                             <a:scrgbClr r="0" g="0" b="0"/>
@@ -12507,8 +12543,8 @@
                         <wps:cNvSpPr/>
                         <wps:spPr>
                           <a:xfrm>
-                            <a:off x="2372910" y="79442"/>
-                            <a:ext cx="599029" cy="0"/>
+                            <a:off x="2472511" y="193038"/>
+                            <a:ext cx="636963" cy="0"/>
                           </a:xfrm>
                           <a:custGeom>
                             <a:avLst/>
@@ -12517,12 +12553,12 @@
                             <a:cxnLst/>
                             <a:rect l="0" t="0" r="0" b="0"/>
                             <a:pathLst>
-                              <a:path w="599029">
+                              <a:path w="636963">
                                 <a:moveTo>
                                   <a:pt x="0" y="0"/>
                                 </a:moveTo>
                                 <a:lnTo>
-                                  <a:pt x="599029" y="0"/>
+                                  <a:pt x="636963" y="0"/>
                                 </a:lnTo>
                               </a:path>
                             </a:pathLst>
@@ -12552,8 +12588,8 @@
                         <wps:cNvSpPr/>
                         <wps:spPr>
                           <a:xfrm>
-                            <a:off x="2472511" y="193038"/>
-                            <a:ext cx="636963" cy="0"/>
+                            <a:off x="2533368" y="306634"/>
+                            <a:ext cx="592334" cy="0"/>
                           </a:xfrm>
                           <a:custGeom>
                             <a:avLst/>
@@ -12562,12 +12598,12 @@
                             <a:cxnLst/>
                             <a:rect l="0" t="0" r="0" b="0"/>
                             <a:pathLst>
-                              <a:path w="636963">
+                              <a:path w="592334">
                                 <a:moveTo>
                                   <a:pt x="0" y="0"/>
                                 </a:moveTo>
                                 <a:lnTo>
-                                  <a:pt x="636963" y="0"/>
+                                  <a:pt x="592334" y="0"/>
                                 </a:lnTo>
                               </a:path>
                             </a:pathLst>
@@ -12597,8 +12633,8 @@
                         <wps:cNvSpPr/>
                         <wps:spPr>
                           <a:xfrm>
-                            <a:off x="2533368" y="306634"/>
-                            <a:ext cx="592334" cy="0"/>
+                            <a:off x="2598281" y="420229"/>
+                            <a:ext cx="576107" cy="0"/>
                           </a:xfrm>
                           <a:custGeom>
                             <a:avLst/>
@@ -12607,12 +12643,12 @@
                             <a:cxnLst/>
                             <a:rect l="0" t="0" r="0" b="0"/>
                             <a:pathLst>
-                              <a:path w="592334">
+                              <a:path w="576107">
                                 <a:moveTo>
                                   <a:pt x="0" y="0"/>
                                 </a:moveTo>
                                 <a:lnTo>
-                                  <a:pt x="592334" y="0"/>
+                                  <a:pt x="576107" y="0"/>
                                 </a:lnTo>
                               </a:path>
                             </a:pathLst>
@@ -12642,8 +12678,8 @@
                         <wps:cNvSpPr/>
                         <wps:spPr>
                           <a:xfrm>
-                            <a:off x="2598281" y="420229"/>
-                            <a:ext cx="576107" cy="0"/>
+                            <a:off x="2642909" y="533824"/>
+                            <a:ext cx="645077" cy="0"/>
                           </a:xfrm>
                           <a:custGeom>
                             <a:avLst/>
@@ -12652,12 +12688,12 @@
                             <a:cxnLst/>
                             <a:rect l="0" t="0" r="0" b="0"/>
                             <a:pathLst>
-                              <a:path w="576107">
+                              <a:path w="645077">
                                 <a:moveTo>
                                   <a:pt x="0" y="0"/>
                                 </a:moveTo>
                                 <a:lnTo>
-                                  <a:pt x="576107" y="0"/>
+                                  <a:pt x="645077" y="0"/>
                                 </a:lnTo>
                               </a:path>
                             </a:pathLst>
@@ -12687,8 +12723,8 @@
                         <wps:cNvSpPr/>
                         <wps:spPr>
                           <a:xfrm>
-                            <a:off x="2642909" y="533824"/>
-                            <a:ext cx="645077" cy="0"/>
+                            <a:off x="2719994" y="647420"/>
+                            <a:ext cx="685648" cy="0"/>
                           </a:xfrm>
                           <a:custGeom>
                             <a:avLst/>
@@ -12697,12 +12733,12 @@
                             <a:cxnLst/>
                             <a:rect l="0" t="0" r="0" b="0"/>
                             <a:pathLst>
-                              <a:path w="645077">
+                              <a:path w="685648">
                                 <a:moveTo>
                                   <a:pt x="0" y="0"/>
                                 </a:moveTo>
                                 <a:lnTo>
-                                  <a:pt x="645077" y="0"/>
+                                  <a:pt x="685648" y="0"/>
                                 </a:lnTo>
                               </a:path>
                             </a:pathLst>
@@ -12732,8 +12768,8 @@
                         <wps:cNvSpPr/>
                         <wps:spPr>
                           <a:xfrm>
-                            <a:off x="2719994" y="647420"/>
-                            <a:ext cx="685648" cy="0"/>
+                            <a:off x="2771113" y="761016"/>
+                            <a:ext cx="991552" cy="0"/>
                           </a:xfrm>
                           <a:custGeom>
                             <a:avLst/>
@@ -12742,12 +12778,12 @@
                             <a:cxnLst/>
                             <a:rect l="0" t="0" r="0" b="0"/>
                             <a:pathLst>
-                              <a:path w="685648">
+                              <a:path w="991552">
                                 <a:moveTo>
                                   <a:pt x="0" y="0"/>
                                 </a:moveTo>
                                 <a:lnTo>
-                                  <a:pt x="685648" y="0"/>
+                                  <a:pt x="991552" y="0"/>
                                 </a:lnTo>
                               </a:path>
                             </a:pathLst>
@@ -12777,8 +12813,8 @@
                         <wps:cNvSpPr/>
                         <wps:spPr>
                           <a:xfrm>
-                            <a:off x="2771113" y="761016"/>
-                            <a:ext cx="991552" cy="0"/>
+                            <a:off x="2303422" y="11285"/>
+                            <a:ext cx="0" cy="817888"/>
                           </a:xfrm>
                           <a:custGeom>
                             <a:avLst/>
@@ -12787,23 +12823,23 @@
                             <a:cxnLst/>
                             <a:rect l="0" t="0" r="0" b="0"/>
                             <a:pathLst>
-                              <a:path w="991552">
+                              <a:path h="817888">
                                 <a:moveTo>
+                                  <a:pt x="0" y="817888"/>
+                                </a:moveTo>
+                                <a:lnTo>
                                   <a:pt x="0" y="0"/>
-                                </a:moveTo>
-                                <a:lnTo>
-                                  <a:pt x="991552" y="0"/>
                                 </a:lnTo>
                               </a:path>
                             </a:pathLst>
                           </a:custGeom>
-                          <a:ln w="8384" cap="flat">
-                            <a:round/>
+                          <a:ln w="12899" cap="sq">
+                            <a:miter lim="127000"/>
                           </a:ln>
                         </wps:spPr>
                         <wps:style>
                           <a:lnRef idx="1">
-                            <a:srgbClr val="1C6B73"/>
+                            <a:srgbClr val="000000"/>
                           </a:lnRef>
                           <a:fillRef idx="0">
                             <a:srgbClr val="000000">
@@ -12822,8 +12858,8 @@
                         <wps:cNvSpPr/>
                         <wps:spPr>
                           <a:xfrm>
-                            <a:off x="2303422" y="11285"/>
-                            <a:ext cx="0" cy="817888"/>
+                            <a:off x="2303422" y="829173"/>
+                            <a:ext cx="1528731" cy="0"/>
                           </a:xfrm>
                           <a:custGeom>
                             <a:avLst/>
@@ -12832,12 +12868,12 @@
                             <a:cxnLst/>
                             <a:rect l="0" t="0" r="0" b="0"/>
                             <a:pathLst>
-                              <a:path h="817888">
+                              <a:path w="1528731">
                                 <a:moveTo>
-                                  <a:pt x="0" y="817888"/>
+                                  <a:pt x="0" y="0"/>
                                 </a:moveTo>
                                 <a:lnTo>
-                                  <a:pt x="0" y="0"/>
+                                  <a:pt x="1528731" y="0"/>
                                 </a:lnTo>
                               </a:path>
                             </a:pathLst>
@@ -12867,8 +12903,8 @@
                         <wps:cNvSpPr/>
                         <wps:spPr>
                           <a:xfrm>
-                            <a:off x="2303422" y="829173"/>
-                            <a:ext cx="1528731" cy="0"/>
+                            <a:off x="2533368" y="79442"/>
+                            <a:ext cx="259653" cy="0"/>
                           </a:xfrm>
                           <a:custGeom>
                             <a:avLst/>
@@ -12877,23 +12913,25 @@
                             <a:cxnLst/>
                             <a:rect l="0" t="0" r="0" b="0"/>
                             <a:pathLst>
-                              <a:path w="1528731">
+                              <a:path w="259653">
                                 <a:moveTo>
                                   <a:pt x="0" y="0"/>
                                 </a:moveTo>
                                 <a:lnTo>
-                                  <a:pt x="1528731" y="0"/>
+                                  <a:pt x="259653" y="0"/>
                                 </a:lnTo>
                               </a:path>
                             </a:pathLst>
                           </a:custGeom>
-                          <a:ln w="12899" cap="sq">
-                            <a:miter lim="127000"/>
+                          <a:ln w="39634" cap="flat">
+                            <a:round/>
                           </a:ln>
                         </wps:spPr>
                         <wps:style>
                           <a:lnRef idx="1">
-                            <a:srgbClr val="000000"/>
+                            <a:srgbClr val="1C6B73">
+                              <a:alpha val="45098"/>
+                            </a:srgbClr>
                           </a:lnRef>
                           <a:fillRef idx="0">
                             <a:srgbClr val="000000">
@@ -12912,8 +12950,8 @@
                         <wps:cNvSpPr/>
                         <wps:spPr>
                           <a:xfrm>
-                            <a:off x="2533368" y="79442"/>
-                            <a:ext cx="259653" cy="0"/>
+                            <a:off x="2626681" y="193038"/>
+                            <a:ext cx="279939" cy="0"/>
                           </a:xfrm>
                           <a:custGeom>
                             <a:avLst/>
@@ -12922,12 +12960,12 @@
                             <a:cxnLst/>
                             <a:rect l="0" t="0" r="0" b="0"/>
                             <a:pathLst>
-                              <a:path w="259653">
+                              <a:path w="279939">
                                 <a:moveTo>
                                   <a:pt x="0" y="0"/>
                                 </a:moveTo>
                                 <a:lnTo>
-                                  <a:pt x="259653" y="0"/>
+                                  <a:pt x="279939" y="0"/>
                                 </a:lnTo>
                               </a:path>
                             </a:pathLst>
@@ -12959,8 +12997,8 @@
                         <wps:cNvSpPr/>
                         <wps:spPr>
                           <a:xfrm>
-                            <a:off x="2626681" y="193038"/>
-                            <a:ext cx="279939" cy="0"/>
+                            <a:off x="2659137" y="306634"/>
+                            <a:ext cx="271825" cy="0"/>
                           </a:xfrm>
                           <a:custGeom>
                             <a:avLst/>
@@ -12969,12 +13007,12 @@
                             <a:cxnLst/>
                             <a:rect l="0" t="0" r="0" b="0"/>
                             <a:pathLst>
-                              <a:path w="279939">
+                              <a:path w="271825">
                                 <a:moveTo>
                                   <a:pt x="0" y="0"/>
                                 </a:moveTo>
                                 <a:lnTo>
-                                  <a:pt x="279939" y="0"/>
+                                  <a:pt x="271825" y="0"/>
                                 </a:lnTo>
                               </a:path>
                             </a:pathLst>
@@ -13006,7 +13044,7 @@
                         <wps:cNvSpPr/>
                         <wps:spPr>
                           <a:xfrm>
-                            <a:off x="2659137" y="306634"/>
+                            <a:off x="2711880" y="420229"/>
                             <a:ext cx="271825" cy="0"/>
                           </a:xfrm>
                           <a:custGeom>
@@ -13053,8 +13091,8 @@
                         <wps:cNvSpPr/>
                         <wps:spPr>
                           <a:xfrm>
-                            <a:off x="2711880" y="420229"/>
-                            <a:ext cx="271825" cy="0"/>
+                            <a:off x="2788964" y="533824"/>
+                            <a:ext cx="304282" cy="0"/>
                           </a:xfrm>
                           <a:custGeom>
                             <a:avLst/>
@@ -13063,12 +13101,12 @@
                             <a:cxnLst/>
                             <a:rect l="0" t="0" r="0" b="0"/>
                             <a:pathLst>
-                              <a:path w="271825">
+                              <a:path w="304282">
                                 <a:moveTo>
                                   <a:pt x="0" y="0"/>
                                 </a:moveTo>
                                 <a:lnTo>
-                                  <a:pt x="271825" y="0"/>
+                                  <a:pt x="304282" y="0"/>
                                 </a:lnTo>
                               </a:path>
                             </a:pathLst>
@@ -13100,8 +13138,8 @@
                         <wps:cNvSpPr/>
                         <wps:spPr>
                           <a:xfrm>
-                            <a:off x="2788964" y="533824"/>
-                            <a:ext cx="304282" cy="0"/>
+                            <a:off x="2906620" y="647420"/>
+                            <a:ext cx="279939" cy="0"/>
                           </a:xfrm>
                           <a:custGeom>
                             <a:avLst/>
@@ -13110,12 +13148,12 @@
                             <a:cxnLst/>
                             <a:rect l="0" t="0" r="0" b="0"/>
                             <a:pathLst>
-                              <a:path w="304282">
+                              <a:path w="279939">
                                 <a:moveTo>
                                   <a:pt x="0" y="0"/>
                                 </a:moveTo>
                                 <a:lnTo>
-                                  <a:pt x="304282" y="0"/>
+                                  <a:pt x="279939" y="0"/>
                                 </a:lnTo>
                               </a:path>
                             </a:pathLst>
@@ -13147,8 +13185,8 @@
                         <wps:cNvSpPr/>
                         <wps:spPr>
                           <a:xfrm>
-                            <a:off x="2906620" y="647420"/>
-                            <a:ext cx="279939" cy="0"/>
+                            <a:off x="3020218" y="761016"/>
+                            <a:ext cx="385423" cy="0"/>
                           </a:xfrm>
                           <a:custGeom>
                             <a:avLst/>
@@ -13157,12 +13195,12 @@
                             <a:cxnLst/>
                             <a:rect l="0" t="0" r="0" b="0"/>
                             <a:pathLst>
-                              <a:path w="279939">
+                              <a:path w="385423">
                                 <a:moveTo>
                                   <a:pt x="0" y="0"/>
                                 </a:moveTo>
                                 <a:lnTo>
-                                  <a:pt x="279939" y="0"/>
+                                  <a:pt x="385423" y="0"/>
                                 </a:lnTo>
                               </a:path>
                             </a:pathLst>
@@ -13190,59 +13228,50 @@
                         <wps:bodyPr/>
                       </wps:wsp>
                       <wps:wsp>
-                        <wps:cNvPr id="3658" name="Shape 3658"/>
+                        <wps:cNvPr id="3658" name="Rectangle 3658"/>
                         <wps:cNvSpPr/>
                         <wps:spPr>
                           <a:xfrm>
-                            <a:off x="3020218" y="761016"/>
-                            <a:ext cx="385423" cy="0"/>
-                          </a:xfrm>
-                          <a:custGeom>
-                            <a:avLst/>
-                            <a:gdLst/>
-                            <a:ahLst/>
-                            <a:cxnLst/>
-                            <a:rect l="0" t="0" r="0" b="0"/>
-                            <a:pathLst>
-                              <a:path w="385423">
-                                <a:moveTo>
-                                  <a:pt x="0" y="0"/>
-                                </a:moveTo>
-                                <a:lnTo>
-                                  <a:pt x="385423" y="0"/>
-                                </a:lnTo>
-                              </a:path>
-                            </a:pathLst>
-                          </a:custGeom>
-                          <a:ln w="39634" cap="flat">
-                            <a:round/>
+                            <a:off x="3716778" y="30601"/>
+                            <a:ext cx="47691" cy="117082"/>
+                          </a:xfrm>
+                          <a:prstGeom prst="rect">
+                            <a:avLst/>
+                          </a:prstGeom>
+                          <a:ln>
+                            <a:noFill/>
                           </a:ln>
                         </wps:spPr>
-                        <wps:style>
-                          <a:lnRef idx="1">
-                            <a:srgbClr val="1C6B73">
-                              <a:alpha val="45098"/>
-                            </a:srgbClr>
-                          </a:lnRef>
-                          <a:fillRef idx="0">
-                            <a:srgbClr val="000000">
-                              <a:alpha val="0"/>
-                            </a:srgbClr>
-                          </a:fillRef>
-                          <a:effectRef idx="0">
-                            <a:scrgbClr r="0" g="0" b="0"/>
-                          </a:effectRef>
-                          <a:fontRef idx="none"/>
-                        </wps:style>
-                        <wps:bodyPr/>
+                        <wps:txbx>
+                          <w:txbxContent>
+                            <w:p>
+                              <w:pPr>
+                                <w:spacing w:after="160" w:line="259" w:lineRule="auto"/>
+                                <w:ind w:left="0" w:firstLine="0"/>
+                                <w:jc w:val="left"/>
+                              </w:pPr>
+                              <w:r>
+                                <w:rPr>
+                                  <w:rFonts w:ascii="Arial" w:eastAsia="Arial" w:hAnsi="Arial" w:cs="Arial"/>
+                                  <w:color w:val="8C9199"/>
+                                  <w:sz w:val="10"/>
+                                </w:rPr>
+                                <w:t>7</w:t>
+                              </w:r>
+                            </w:p>
+                          </w:txbxContent>
+                        </wps:txbx>
+                        <wps:bodyPr horzOverflow="overflow" vert="horz" lIns="0" tIns="0" rIns="0" bIns="0" rtlCol="0">
+                          <a:noAutofit/>
+                        </wps:bodyPr>
                       </wps:wsp>
                       <wps:wsp>
                         <wps:cNvPr id="3659" name="Rectangle 3659"/>
                         <wps:cNvSpPr/>
                         <wps:spPr>
                           <a:xfrm>
-                            <a:off x="3716778" y="30601"/>
-                            <a:ext cx="47691" cy="117082"/>
+                            <a:off x="3716778" y="144197"/>
+                            <a:ext cx="47691" cy="117083"/>
                           </a:xfrm>
                           <a:prstGeom prst="rect">
                             <a:avLst/>
@@ -13279,7 +13308,7 @@
                         <wps:cNvSpPr/>
                         <wps:spPr>
                           <a:xfrm>
-                            <a:off x="3716778" y="144197"/>
+                            <a:off x="3716778" y="257792"/>
                             <a:ext cx="47691" cy="117083"/>
                           </a:xfrm>
                           <a:prstGeom prst="rect">
@@ -13317,7 +13346,7 @@
                         <wps:cNvSpPr/>
                         <wps:spPr>
                           <a:xfrm>
-                            <a:off x="3716778" y="257792"/>
+                            <a:off x="3716778" y="371387"/>
                             <a:ext cx="47691" cy="117083"/>
                           </a:xfrm>
                           <a:prstGeom prst="rect">
@@ -13355,8 +13384,84 @@
                         <wps:cNvSpPr/>
                         <wps:spPr>
                           <a:xfrm>
-                            <a:off x="3716778" y="371387"/>
-                            <a:ext cx="47691" cy="117083"/>
+                            <a:off x="3716778" y="484983"/>
+                            <a:ext cx="143073" cy="117082"/>
+                          </a:xfrm>
+                          <a:prstGeom prst="rect">
+                            <a:avLst/>
+                          </a:prstGeom>
+                          <a:ln>
+                            <a:noFill/>
+                          </a:ln>
+                        </wps:spPr>
+                        <wps:txbx>
+                          <w:txbxContent>
+                            <w:p>
+                              <w:pPr>
+                                <w:spacing w:after="160" w:line="259" w:lineRule="auto"/>
+                                <w:ind w:left="0" w:firstLine="0"/>
+                                <w:jc w:val="left"/>
+                              </w:pPr>
+                              <w:r>
+                                <w:rPr>
+                                  <w:rFonts w:ascii="Arial" w:eastAsia="Arial" w:hAnsi="Arial" w:cs="Arial"/>
+                                  <w:color w:val="8C9199"/>
+                                  <w:sz w:val="10"/>
+                                </w:rPr>
+                                <w:t>77</w:t>
+                              </w:r>
+                            </w:p>
+                          </w:txbxContent>
+                        </wps:txbx>
+                        <wps:bodyPr horzOverflow="overflow" vert="horz" lIns="0" tIns="0" rIns="0" bIns="0" rtlCol="0">
+                          <a:noAutofit/>
+                        </wps:bodyPr>
+                      </wps:wsp>
+                      <wps:wsp>
+                        <wps:cNvPr id="3663" name="Rectangle 3663"/>
+                        <wps:cNvSpPr/>
+                        <wps:spPr>
+                          <a:xfrm>
+                            <a:off x="3716778" y="598578"/>
+                            <a:ext cx="143073" cy="117082"/>
+                          </a:xfrm>
+                          <a:prstGeom prst="rect">
+                            <a:avLst/>
+                          </a:prstGeom>
+                          <a:ln>
+                            <a:noFill/>
+                          </a:ln>
+                        </wps:spPr>
+                        <wps:txbx>
+                          <w:txbxContent>
+                            <w:p>
+                              <w:pPr>
+                                <w:spacing w:after="160" w:line="259" w:lineRule="auto"/>
+                                <w:ind w:left="0" w:firstLine="0"/>
+                                <w:jc w:val="left"/>
+                              </w:pPr>
+                              <w:r>
+                                <w:rPr>
+                                  <w:rFonts w:ascii="Arial" w:eastAsia="Arial" w:hAnsi="Arial" w:cs="Arial"/>
+                                  <w:color w:val="8C9199"/>
+                                  <w:sz w:val="10"/>
+                                </w:rPr>
+                                <w:t>78</w:t>
+                              </w:r>
+                            </w:p>
+                          </w:txbxContent>
+                        </wps:txbx>
+                        <wps:bodyPr horzOverflow="overflow" vert="horz" lIns="0" tIns="0" rIns="0" bIns="0" rtlCol="0">
+                          <a:noAutofit/>
+                        </wps:bodyPr>
+                      </wps:wsp>
+                      <wps:wsp>
+                        <wps:cNvPr id="3664" name="Rectangle 3664"/>
+                        <wps:cNvSpPr/>
+                        <wps:spPr>
+                          <a:xfrm>
+                            <a:off x="3716778" y="712174"/>
+                            <a:ext cx="47691" cy="117082"/>
                           </a:xfrm>
                           <a:prstGeom prst="rect">
                             <a:avLst/>
@@ -13389,121 +13494,7 @@
                         </wps:bodyPr>
                       </wps:wsp>
                       <wps:wsp>
-                        <wps:cNvPr id="3663" name="Rectangle 3663"/>
-                        <wps:cNvSpPr/>
-                        <wps:spPr>
-                          <a:xfrm>
-                            <a:off x="3716778" y="484983"/>
-                            <a:ext cx="143073" cy="117082"/>
-                          </a:xfrm>
-                          <a:prstGeom prst="rect">
-                            <a:avLst/>
-                          </a:prstGeom>
-                          <a:ln>
-                            <a:noFill/>
-                          </a:ln>
-                        </wps:spPr>
-                        <wps:txbx>
-                          <w:txbxContent>
-                            <w:p>
-                              <w:pPr>
-                                <w:spacing w:after="160" w:line="259" w:lineRule="auto"/>
-                                <w:ind w:left="0" w:firstLine="0"/>
-                                <w:jc w:val="left"/>
-                              </w:pPr>
-                              <w:r>
-                                <w:rPr>
-                                  <w:rFonts w:ascii="Arial" w:eastAsia="Arial" w:hAnsi="Arial" w:cs="Arial"/>
-                                  <w:color w:val="8C9199"/>
-                                  <w:sz w:val="10"/>
-                                </w:rPr>
-                                <w:t>77</w:t>
-                              </w:r>
-                            </w:p>
-                          </w:txbxContent>
-                        </wps:txbx>
-                        <wps:bodyPr horzOverflow="overflow" vert="horz" lIns="0" tIns="0" rIns="0" bIns="0" rtlCol="0">
-                          <a:noAutofit/>
-                        </wps:bodyPr>
-                      </wps:wsp>
-                      <wps:wsp>
-                        <wps:cNvPr id="3664" name="Rectangle 3664"/>
-                        <wps:cNvSpPr/>
-                        <wps:spPr>
-                          <a:xfrm>
-                            <a:off x="3716778" y="598578"/>
-                            <a:ext cx="143073" cy="117082"/>
-                          </a:xfrm>
-                          <a:prstGeom prst="rect">
-                            <a:avLst/>
-                          </a:prstGeom>
-                          <a:ln>
-                            <a:noFill/>
-                          </a:ln>
-                        </wps:spPr>
-                        <wps:txbx>
-                          <w:txbxContent>
-                            <w:p>
-                              <w:pPr>
-                                <w:spacing w:after="160" w:line="259" w:lineRule="auto"/>
-                                <w:ind w:left="0" w:firstLine="0"/>
-                                <w:jc w:val="left"/>
-                              </w:pPr>
-                              <w:r>
-                                <w:rPr>
-                                  <w:rFonts w:ascii="Arial" w:eastAsia="Arial" w:hAnsi="Arial" w:cs="Arial"/>
-                                  <w:color w:val="8C9199"/>
-                                  <w:sz w:val="10"/>
-                                </w:rPr>
-                                <w:t>78</w:t>
-                              </w:r>
-                            </w:p>
-                          </w:txbxContent>
-                        </wps:txbx>
-                        <wps:bodyPr horzOverflow="overflow" vert="horz" lIns="0" tIns="0" rIns="0" bIns="0" rtlCol="0">
-                          <a:noAutofit/>
-                        </wps:bodyPr>
-                      </wps:wsp>
-                      <wps:wsp>
-                        <wps:cNvPr id="3665" name="Rectangle 3665"/>
-                        <wps:cNvSpPr/>
-                        <wps:spPr>
-                          <a:xfrm>
-                            <a:off x="3716778" y="712174"/>
-                            <a:ext cx="47691" cy="117082"/>
-                          </a:xfrm>
-                          <a:prstGeom prst="rect">
-                            <a:avLst/>
-                          </a:prstGeom>
-                          <a:ln>
-                            <a:noFill/>
-                          </a:ln>
-                        </wps:spPr>
-                        <wps:txbx>
-                          <w:txbxContent>
-                            <w:p>
-                              <w:pPr>
-                                <w:spacing w:after="160" w:line="259" w:lineRule="auto"/>
-                                <w:ind w:left="0" w:firstLine="0"/>
-                                <w:jc w:val="left"/>
-                              </w:pPr>
-                              <w:r>
-                                <w:rPr>
-                                  <w:rFonts w:ascii="Arial" w:eastAsia="Arial" w:hAnsi="Arial" w:cs="Arial"/>
-                                  <w:color w:val="8C9199"/>
-                                  <w:sz w:val="10"/>
-                                </w:rPr>
-                                <w:t>7</w:t>
-                              </w:r>
-                            </w:p>
-                          </w:txbxContent>
-                        </wps:txbx>
-                        <wps:bodyPr horzOverflow="overflow" vert="horz" lIns="0" tIns="0" rIns="0" bIns="0" rtlCol="0">
-                          <a:noAutofit/>
-                        </wps:bodyPr>
-                      </wps:wsp>
-                      <wps:wsp>
-                        <wps:cNvPr id="3667" name="Shape 3667"/>
+                        <wps:cNvPr id="3666" name="Shape 3666"/>
                         <wps:cNvSpPr/>
                         <wps:spPr>
                           <a:xfrm>
@@ -13584,7 +13575,7 @@
                         <wps:bodyPr/>
                       </wps:wsp>
                       <wps:wsp>
-                        <wps:cNvPr id="3668" name="Shape 3668"/>
+                        <wps:cNvPr id="3667" name="Shape 3667"/>
                         <wps:cNvSpPr/>
                         <wps:spPr>
                           <a:xfrm>
@@ -13665,7 +13656,7 @@
                         <wps:bodyPr/>
                       </wps:wsp>
                       <wps:wsp>
-                        <wps:cNvPr id="3669" name="Shape 3669"/>
+                        <wps:cNvPr id="3668" name="Shape 3668"/>
                         <wps:cNvSpPr/>
                         <wps:spPr>
                           <a:xfrm>
@@ -13746,7 +13737,7 @@
                         <wps:bodyPr/>
                       </wps:wsp>
                       <wps:wsp>
-                        <wps:cNvPr id="3670" name="Shape 3670"/>
+                        <wps:cNvPr id="3669" name="Shape 3669"/>
                         <wps:cNvSpPr/>
                         <wps:spPr>
                           <a:xfrm>
@@ -13827,7 +13818,7 @@
                         <wps:bodyPr/>
                       </wps:wsp>
                       <wps:wsp>
-                        <wps:cNvPr id="3671" name="Shape 3671"/>
+                        <wps:cNvPr id="3670" name="Shape 3670"/>
                         <wps:cNvSpPr/>
                         <wps:spPr>
                           <a:xfrm>
@@ -13908,7 +13899,7 @@
                         <wps:bodyPr/>
                       </wps:wsp>
                       <wps:wsp>
-                        <wps:cNvPr id="3672" name="Shape 3672"/>
+                        <wps:cNvPr id="3671" name="Shape 3671"/>
                         <wps:cNvSpPr/>
                         <wps:spPr>
                           <a:xfrm>
@@ -13989,7 +13980,7 @@
                         <wps:bodyPr/>
                       </wps:wsp>
                       <wps:wsp>
-                        <wps:cNvPr id="3673" name="Shape 3673"/>
+                        <wps:cNvPr id="3672" name="Shape 3672"/>
                         <wps:cNvSpPr/>
                         <wps:spPr>
                           <a:xfrm>
@@ -14077,343 +14068,343 @@
           </mc:Choice>
           <mc:Fallback xmlns:a="http://schemas.openxmlformats.org/drawingml/2006/main">
             <w:pict>
-              <v:group id="Group 35901" style="width:301.744pt;height:68.64pt;mso-position-horizontal-relative:char;mso-position-vertical-relative:line" coordsize="38321,8717">
-                <v:shape id="Picture 35857" style="position:absolute;width:20817;height:8717;left:0;top:0;" filled="f">
+              <v:group id="Group 35856" style="width:301.744pt;height:68.64pt;mso-position-horizontal-relative:char;mso-position-vertical-relative:line" coordsize="38321,8717">
+                <v:shape id="Picture 35812" style="position:absolute;width:20817;height:8717;left:0;top:0;" filled="f">
                   <v:imagedata r:id="rId31"/>
                 </v:shape>
-                <v:shape id="Shape 3564" style="position:absolute;width:0;height:8178;left:23507;top:112;" coordsize="0,817888" path="m0,817888l0,0">
+                <v:shape id="Shape 3563" style="position:absolute;width:0;height:8178;left:23507;top:112;" coordsize="0,817888" path="m0,817888l0,0">
                   <v:stroke weight="0.55398pt" endcap="square" joinstyle="round" on="true" color="#b0b0b0"/>
                   <v:fill on="false" color="#000000" opacity="0"/>
                 </v:shape>
-                <v:shape id="Shape 3565" style="position:absolute;width:0;height:410;left:23507;top:8291;" coordsize="0,41041" path="m0,41041l0,0x">
+                <v:shape id="Shape 3564" style="position:absolute;width:0;height:410;left:23507;top:8291;" coordsize="0,41041" path="m0,41041l0,0x">
                   <v:stroke weight="1.01563pt" endcap="flat" joinstyle="round" on="true" color="#000000"/>
                   <v:fill on="true" color="#000000"/>
                 </v:shape>
-                <v:shape id="Shape 3567" style="position:absolute;width:0;height:8178;left:27565;top:112;" coordsize="0,817888" path="m0,817888l0,0">
+                <v:shape id="Shape 3566" style="position:absolute;width:0;height:8178;left:27565;top:112;" coordsize="0,817888" path="m0,817888l0,0">
                   <v:stroke weight="0.55398pt" endcap="square" joinstyle="round" on="true" color="#b0b0b0"/>
                   <v:fill on="false" color="#000000" opacity="0"/>
                 </v:shape>
-                <v:shape id="Shape 3568" style="position:absolute;width:0;height:410;left:27565;top:8291;" coordsize="0,41041" path="m0,41041l0,0x">
+                <v:shape id="Shape 3567" style="position:absolute;width:0;height:410;left:27565;top:8291;" coordsize="0,41041" path="m0,41041l0,0x">
                   <v:stroke weight="1.01563pt" endcap="flat" joinstyle="round" on="true" color="#000000"/>
                   <v:fill on="true" color="#000000"/>
                 </v:shape>
-                <v:shape id="Shape 3570" style="position:absolute;width:0;height:8178;left:31622;top:112;" coordsize="0,817888" path="m0,817888l0,0">
+                <v:shape id="Shape 3569" style="position:absolute;width:0;height:8178;left:31622;top:112;" coordsize="0,817888" path="m0,817888l0,0">
                   <v:stroke weight="0.55398pt" endcap="square" joinstyle="round" on="true" color="#b0b0b0"/>
                   <v:fill on="false" color="#000000" opacity="0"/>
                 </v:shape>
-                <v:shape id="Shape 3571" style="position:absolute;width:0;height:410;left:31622;top:8291;" coordsize="0,41041" path="m0,41041l0,0x">
+                <v:shape id="Shape 3570" style="position:absolute;width:0;height:410;left:31622;top:8291;" coordsize="0,41041" path="m0,41041l0,0x">
                   <v:stroke weight="1.01563pt" endcap="flat" joinstyle="round" on="true" color="#000000"/>
                   <v:fill on="true" color="#000000"/>
                 </v:shape>
-                <v:shape id="Shape 3573" style="position:absolute;width:0;height:8178;left:35679;top:112;" coordsize="0,817888" path="m0,817888l0,0">
+                <v:shape id="Shape 3572" style="position:absolute;width:0;height:8178;left:35679;top:112;" coordsize="0,817888" path="m0,817888l0,0">
                   <v:stroke weight="0.55398pt" endcap="square" joinstyle="round" on="true" color="#b0b0b0"/>
                   <v:fill on="false" color="#000000" opacity="0"/>
                 </v:shape>
-                <v:shape id="Shape 3574" style="position:absolute;width:0;height:410;left:35679;top:8291;" coordsize="0,41041" path="m0,41041l0,0x">
+                <v:shape id="Shape 3573" style="position:absolute;width:0;height:410;left:35679;top:8291;" coordsize="0,41041" path="m0,41041l0,0x">
                   <v:stroke weight="1.01563pt" endcap="flat" joinstyle="round" on="true" color="#000000"/>
                   <v:fill on="true" color="#000000"/>
                 </v:shape>
-                <v:shape id="Shape 3576" style="position:absolute;width:0;height:234;left:24319;top:8057;" coordsize="0,23452" path="m0,23452l0,0x">
+                <v:shape id="Shape 3575" style="position:absolute;width:0;height:234;left:24319;top:8057;" coordsize="0,23452" path="m0,23452l0,0x">
                   <v:stroke weight="0.64631pt" endcap="flat" joinstyle="round" on="true" color="#000000"/>
                   <v:fill on="true" color="#000000"/>
                 </v:shape>
-                <v:shape id="Shape 3577" style="position:absolute;width:0;height:234;left:25130;top:8057;" coordsize="0,23452" path="m0,23452l0,0x">
+                <v:shape id="Shape 3576" style="position:absolute;width:0;height:234;left:25130;top:8057;" coordsize="0,23452" path="m0,23452l0,0x">
                   <v:stroke weight="0.64631pt" endcap="flat" joinstyle="round" on="true" color="#000000"/>
                   <v:fill on="true" color="#000000"/>
                 </v:shape>
-                <v:shape id="Shape 3578" style="position:absolute;width:0;height:234;left:25942;top:8057;" coordsize="0,23452" path="m0,23452l0,0x">
+                <v:shape id="Shape 3577" style="position:absolute;width:0;height:234;left:25942;top:8057;" coordsize="0,23452" path="m0,23452l0,0x">
                   <v:stroke weight="0.64631pt" endcap="flat" joinstyle="round" on="true" color="#000000"/>
                   <v:fill on="true" color="#000000"/>
                 </v:shape>
-                <v:shape id="Shape 3579" style="position:absolute;width:0;height:234;left:26753;top:8057;" coordsize="0,23452" path="m0,23452l0,0x">
+                <v:shape id="Shape 3578" style="position:absolute;width:0;height:234;left:26753;top:8057;" coordsize="0,23452" path="m0,23452l0,0x">
                   <v:stroke weight="0.64631pt" endcap="flat" joinstyle="round" on="true" color="#000000"/>
                   <v:fill on="true" color="#000000"/>
                 </v:shape>
-                <v:shape id="Shape 3580" style="position:absolute;width:0;height:234;left:28376;top:8057;" coordsize="0,23452" path="m0,23452l0,0x">
+                <v:shape id="Shape 3579" style="position:absolute;width:0;height:234;left:28376;top:8057;" coordsize="0,23452" path="m0,23452l0,0x">
                   <v:stroke weight="0.64631pt" endcap="flat" joinstyle="round" on="true" color="#000000"/>
                   <v:fill on="true" color="#000000"/>
                 </v:shape>
-                <v:shape id="Shape 3581" style="position:absolute;width:0;height:234;left:29187;top:8057;" coordsize="0,23452" path="m0,23452l0,0x">
+                <v:shape id="Shape 3580" style="position:absolute;width:0;height:234;left:29187;top:8057;" coordsize="0,23452" path="m0,23452l0,0x">
                   <v:stroke weight="0.64631pt" endcap="flat" joinstyle="round" on="true" color="#000000"/>
                   <v:fill on="true" color="#000000"/>
                 </v:shape>
-                <v:shape id="Shape 3582" style="position:absolute;width:0;height:234;left:29999;top:8057;" coordsize="0,23452" path="m0,23452l0,0x">
+                <v:shape id="Shape 3581" style="position:absolute;width:0;height:234;left:29999;top:8057;" coordsize="0,23452" path="m0,23452l0,0x">
                   <v:stroke weight="0.64631pt" endcap="flat" joinstyle="round" on="true" color="#000000"/>
                   <v:fill on="true" color="#000000"/>
                 </v:shape>
-                <v:shape id="Shape 3583" style="position:absolute;width:0;height:234;left:30810;top:8057;" coordsize="0,23452" path="m0,23452l0,0x">
+                <v:shape id="Shape 3582" style="position:absolute;width:0;height:234;left:30810;top:8057;" coordsize="0,23452" path="m0,23452l0,0x">
                   <v:stroke weight="0.64631pt" endcap="flat" joinstyle="round" on="true" color="#000000"/>
                   <v:fill on="true" color="#000000"/>
                 </v:shape>
-                <v:shape id="Shape 3584" style="position:absolute;width:0;height:234;left:32433;top:8057;" coordsize="0,23452" path="m0,23452l0,0x">
+                <v:shape id="Shape 3583" style="position:absolute;width:0;height:234;left:32433;top:8057;" coordsize="0,23452" path="m0,23452l0,0x">
                   <v:stroke weight="0.64631pt" endcap="flat" joinstyle="round" on="true" color="#000000"/>
                   <v:fill on="true" color="#000000"/>
                 </v:shape>
-                <v:shape id="Shape 3585" style="position:absolute;width:0;height:234;left:33245;top:8057;" coordsize="0,23452" path="m0,23452l0,0x">
+                <v:shape id="Shape 3584" style="position:absolute;width:0;height:234;left:33245;top:8057;" coordsize="0,23452" path="m0,23452l0,0x">
                   <v:stroke weight="0.64631pt" endcap="flat" joinstyle="round" on="true" color="#000000"/>
                   <v:fill on="true" color="#000000"/>
                 </v:shape>
-                <v:shape id="Shape 3586" style="position:absolute;width:0;height:234;left:34056;top:8057;" coordsize="0,23452" path="m0,23452l0,0x">
+                <v:shape id="Shape 3585" style="position:absolute;width:0;height:234;left:34056;top:8057;" coordsize="0,23452" path="m0,23452l0,0x">
                   <v:stroke weight="0.64631pt" endcap="flat" joinstyle="round" on="true" color="#000000"/>
                   <v:fill on="true" color="#000000"/>
                 </v:shape>
-                <v:shape id="Shape 3587" style="position:absolute;width:0;height:234;left:34867;top:8057;" coordsize="0,23452" path="m0,23452l0,0x">
+                <v:shape id="Shape 3586" style="position:absolute;width:0;height:234;left:34867;top:8057;" coordsize="0,23452" path="m0,23452l0,0x">
                   <v:stroke weight="0.64631pt" endcap="flat" joinstyle="round" on="true" color="#000000"/>
                   <v:fill on="true" color="#000000"/>
                 </v:shape>
-                <v:shape id="Shape 3588" style="position:absolute;width:0;height:234;left:36490;top:8057;" coordsize="0,23452" path="m0,23452l0,0x">
+                <v:shape id="Shape 3587" style="position:absolute;width:0;height:234;left:36490;top:8057;" coordsize="0,23452" path="m0,23452l0,0x">
                   <v:stroke weight="0.64631pt" endcap="flat" joinstyle="round" on="true" color="#000000"/>
                   <v:fill on="true" color="#000000"/>
                 </v:shape>
-                <v:shape id="Shape 3589" style="position:absolute;width:0;height:234;left:37302;top:8057;" coordsize="0,23452" path="m0,23452l0,0x">
+                <v:shape id="Shape 3588" style="position:absolute;width:0;height:234;left:37302;top:8057;" coordsize="0,23452" path="m0,23452l0,0x">
                   <v:stroke weight="0.64631pt" endcap="flat" joinstyle="round" on="true" color="#000000"/>
                   <v:fill on="true" color="#000000"/>
                 </v:shape>
-                <v:shape id="Shape 3590" style="position:absolute;width:0;height:234;left:38113;top:8057;" coordsize="0,23452" path="m0,23452l0,0x">
+                <v:shape id="Shape 3589" style="position:absolute;width:0;height:234;left:38113;top:8057;" coordsize="0,23452" path="m0,23452l0,0x">
                   <v:stroke weight="0.64631pt" endcap="flat" joinstyle="round" on="true" color="#000000"/>
                   <v:fill on="true" color="#000000"/>
                 </v:shape>
-                <v:shape id="Shape 3592" style="position:absolute;width:15287;height:0;left:23034;top:794;" coordsize="1528731,0" path="m0,0l1528731,0">
+                <v:shape id="Shape 3591" style="position:absolute;width:15287;height:0;left:23034;top:794;" coordsize="1528731,0" path="m0,0l1528731,0">
                   <v:stroke weight="0.55398pt" endcap="square" joinstyle="round" on="true" color="#b0b0b0"/>
                   <v:fill on="false" color="#000000" opacity="0"/>
                 </v:shape>
-                <v:shape id="Shape 3593" style="position:absolute;width:410;height:0;left:22623;top:794;" coordsize="41041,0" path="m41041,0l0,0x">
+                <v:shape id="Shape 3592" style="position:absolute;width:410;height:0;left:22623;top:794;" coordsize="41041,0" path="m41041,0l0,0x">
                   <v:stroke weight="1.01563pt" endcap="flat" joinstyle="round" on="true" color="#000000"/>
                   <v:fill on="true" color="#000000"/>
                 </v:shape>
-                <v:shape id="Shape 3595" style="position:absolute;width:15287;height:0;left:23034;top:1930;" coordsize="1528731,0" path="m0,0l1528731,0">
+                <v:shape id="Shape 3594" style="position:absolute;width:15287;height:0;left:23034;top:1930;" coordsize="1528731,0" path="m0,0l1528731,0">
                   <v:stroke weight="0.55398pt" endcap="square" joinstyle="round" on="true" color="#b0b0b0"/>
                   <v:fill on="false" color="#000000" opacity="0"/>
                 </v:shape>
-                <v:shape id="Shape 3596" style="position:absolute;width:410;height:0;left:22623;top:1930;" coordsize="41041,0" path="m41041,0l0,0x">
+                <v:shape id="Shape 3595" style="position:absolute;width:410;height:0;left:22623;top:1930;" coordsize="41041,0" path="m41041,0l0,0x">
                   <v:stroke weight="1.01563pt" endcap="flat" joinstyle="round" on="true" color="#000000"/>
                   <v:fill on="true" color="#000000"/>
                 </v:shape>
-                <v:shape id="Shape 3598" style="position:absolute;width:15287;height:0;left:23034;top:3066;" coordsize="1528731,0" path="m0,0l1528731,0">
+                <v:shape id="Shape 3597" style="position:absolute;width:15287;height:0;left:23034;top:3066;" coordsize="1528731,0" path="m0,0l1528731,0">
                   <v:stroke weight="0.55398pt" endcap="square" joinstyle="round" on="true" color="#b0b0b0"/>
                   <v:fill on="false" color="#000000" opacity="0"/>
                 </v:shape>
-                <v:shape id="Shape 3599" style="position:absolute;width:410;height:0;left:22623;top:3066;" coordsize="41041,0" path="m41041,0l0,0x">
+                <v:shape id="Shape 3598" style="position:absolute;width:410;height:0;left:22623;top:3066;" coordsize="41041,0" path="m41041,0l0,0x">
                   <v:stroke weight="1.01563pt" endcap="flat" joinstyle="round" on="true" color="#000000"/>
                   <v:fill on="true" color="#000000"/>
                 </v:shape>
-                <v:shape id="Shape 3601" style="position:absolute;width:15287;height:0;left:23034;top:4202;" coordsize="1528731,0" path="m0,0l1528731,0">
+                <v:shape id="Shape 3600" style="position:absolute;width:15287;height:0;left:23034;top:4202;" coordsize="1528731,0" path="m0,0l1528731,0">
                   <v:stroke weight="0.55398pt" endcap="square" joinstyle="round" on="true" color="#b0b0b0"/>
                   <v:fill on="false" color="#000000" opacity="0"/>
                 </v:shape>
-                <v:shape id="Shape 3602" style="position:absolute;width:410;height:0;left:22623;top:4202;" coordsize="41041,0" path="m41041,0l0,0x">
+                <v:shape id="Shape 3601" style="position:absolute;width:410;height:0;left:22623;top:4202;" coordsize="41041,0" path="m41041,0l0,0x">
                   <v:stroke weight="1.01563pt" endcap="flat" joinstyle="round" on="true" color="#000000"/>
                   <v:fill on="true" color="#000000"/>
                 </v:shape>
-                <v:shape id="Shape 3604" style="position:absolute;width:15287;height:0;left:23034;top:5338;" coordsize="1528731,0" path="m0,0l1528731,0">
+                <v:shape id="Shape 3603" style="position:absolute;width:15287;height:0;left:23034;top:5338;" coordsize="1528731,0" path="m0,0l1528731,0">
                   <v:stroke weight="0.55398pt" endcap="square" joinstyle="round" on="true" color="#b0b0b0"/>
                   <v:fill on="false" color="#000000" opacity="0"/>
                 </v:shape>
-                <v:shape id="Shape 3605" style="position:absolute;width:410;height:0;left:22623;top:5338;" coordsize="41041,0" path="m41041,0l0,0x">
+                <v:shape id="Shape 3604" style="position:absolute;width:410;height:0;left:22623;top:5338;" coordsize="41041,0" path="m41041,0l0,0x">
                   <v:stroke weight="1.01563pt" endcap="flat" joinstyle="round" on="true" color="#000000"/>
                   <v:fill on="true" color="#000000"/>
                 </v:shape>
-                <v:shape id="Shape 3607" style="position:absolute;width:15287;height:0;left:23034;top:6474;" coordsize="1528731,0" path="m0,0l1528731,0">
+                <v:shape id="Shape 3606" style="position:absolute;width:15287;height:0;left:23034;top:6474;" coordsize="1528731,0" path="m0,0l1528731,0">
                   <v:stroke weight="0.55398pt" endcap="square" joinstyle="round" on="true" color="#b0b0b0"/>
                   <v:fill on="false" color="#000000" opacity="0"/>
                 </v:shape>
-                <v:shape id="Shape 3608" style="position:absolute;width:410;height:0;left:22623;top:6474;" coordsize="41041,0" path="m41041,0l0,0x">
+                <v:shape id="Shape 3607" style="position:absolute;width:410;height:0;left:22623;top:6474;" coordsize="41041,0" path="m41041,0l0,0x">
                   <v:stroke weight="1.01563pt" endcap="flat" joinstyle="round" on="true" color="#000000"/>
                   <v:fill on="true" color="#000000"/>
                 </v:shape>
-                <v:shape id="Shape 3610" style="position:absolute;width:15287;height:0;left:23034;top:7610;" coordsize="1528731,0" path="m0,0l1528731,0">
+                <v:shape id="Shape 3609" style="position:absolute;width:15287;height:0;left:23034;top:7610;" coordsize="1528731,0" path="m0,0l1528731,0">
                   <v:stroke weight="0.55398pt" endcap="square" joinstyle="round" on="true" color="#b0b0b0"/>
                   <v:fill on="false" color="#000000" opacity="0"/>
                 </v:shape>
-                <v:shape id="Shape 3611" style="position:absolute;width:410;height:0;left:22623;top:7610;" coordsize="41041,0" path="m41041,0l0,0x">
+                <v:shape id="Shape 3610" style="position:absolute;width:410;height:0;left:22623;top:7610;" coordsize="41041,0" path="m41041,0l0,0x">
                   <v:stroke weight="1.01563pt" endcap="flat" joinstyle="round" on="true" color="#000000"/>
                   <v:fill on="true" color="#000000"/>
                 </v:shape>
-                <v:shape id="Shape 3613" style="position:absolute;width:234;height:0;left:23034;top:8291;" coordsize="23451,0" path="m23451,0l0,0x">
+                <v:shape id="Shape 3612" style="position:absolute;width:234;height:0;left:23034;top:8291;" coordsize="23451,0" path="m23451,0l0,0x">
                   <v:stroke weight="0.64631pt" endcap="flat" joinstyle="round" on="true" color="#000000"/>
                   <v:fill on="true" color="#000000"/>
                 </v:shape>
-                <v:shape id="Shape 3614" style="position:absolute;width:234;height:0;left:23034;top:8064;" coordsize="23451,0" path="m23451,0l0,0x">
+                <v:shape id="Shape 3613" style="position:absolute;width:234;height:0;left:23034;top:8064;" coordsize="23451,0" path="m23451,0l0,0x">
                   <v:stroke weight="0.64631pt" endcap="flat" joinstyle="round" on="true" color="#000000"/>
                   <v:fill on="true" color="#000000"/>
                 </v:shape>
-                <v:shape id="Shape 3615" style="position:absolute;width:234;height:0;left:23034;top:7837;" coordsize="23451,0" path="m23451,0l0,0x">
+                <v:shape id="Shape 3614" style="position:absolute;width:234;height:0;left:23034;top:7837;" coordsize="23451,0" path="m23451,0l0,0x">
                   <v:stroke weight="0.64631pt" endcap="flat" joinstyle="round" on="true" color="#000000"/>
                   <v:fill on="true" color="#000000"/>
                 </v:shape>
-                <v:shape id="Shape 3616" style="position:absolute;width:234;height:0;left:23034;top:7382;" coordsize="23451,0" path="m23451,0l0,0x">
+                <v:shape id="Shape 3615" style="position:absolute;width:234;height:0;left:23034;top:7382;" coordsize="23451,0" path="m23451,0l0,0x">
                   <v:stroke weight="0.64631pt" endcap="flat" joinstyle="round" on="true" color="#000000"/>
                   <v:fill on="true" color="#000000"/>
                 </v:shape>
-                <v:shape id="Shape 3617" style="position:absolute;width:234;height:0;left:23034;top:7155;" coordsize="23451,0" path="m23451,0l0,0x">
+                <v:shape id="Shape 3616" style="position:absolute;width:234;height:0;left:23034;top:7155;" coordsize="23451,0" path="m23451,0l0,0x">
                   <v:stroke weight="0.64631pt" endcap="flat" joinstyle="round" on="true" color="#000000"/>
                   <v:fill on="true" color="#000000"/>
                 </v:shape>
-                <v:shape id="Shape 3618" style="position:absolute;width:234;height:0;left:23034;top:6928;" coordsize="23451,0" path="m23451,0l0,0x">
+                <v:shape id="Shape 3617" style="position:absolute;width:234;height:0;left:23034;top:6928;" coordsize="23451,0" path="m23451,0l0,0x">
                   <v:stroke weight="0.64631pt" endcap="flat" joinstyle="round" on="true" color="#000000"/>
                   <v:fill on="true" color="#000000"/>
                 </v:shape>
-                <v:shape id="Shape 3619" style="position:absolute;width:234;height:0;left:23034;top:6701;" coordsize="23451,0" path="m23451,0l0,0x">
+                <v:shape id="Shape 3618" style="position:absolute;width:234;height:0;left:23034;top:6701;" coordsize="23451,0" path="m23451,0l0,0x">
                   <v:stroke weight="0.64631pt" endcap="flat" joinstyle="round" on="true" color="#000000"/>
                   <v:fill on="true" color="#000000"/>
                 </v:shape>
-                <v:shape id="Shape 3620" style="position:absolute;width:234;height:0;left:23034;top:6247;" coordsize="23451,0" path="m23451,0l0,0x">
+                <v:shape id="Shape 3619" style="position:absolute;width:234;height:0;left:23034;top:6247;" coordsize="23451,0" path="m23451,0l0,0x">
                   <v:stroke weight="0.64631pt" endcap="flat" joinstyle="round" on="true" color="#000000"/>
                   <v:fill on="true" color="#000000"/>
                 </v:shape>
-                <v:shape id="Shape 3621" style="position:absolute;width:234;height:0;left:23034;top:6019;" coordsize="23451,0" path="m23451,0l0,0x">
+                <v:shape id="Shape 3620" style="position:absolute;width:234;height:0;left:23034;top:6019;" coordsize="23451,0" path="m23451,0l0,0x">
                   <v:stroke weight="0.64631pt" endcap="flat" joinstyle="round" on="true" color="#000000"/>
                   <v:fill on="true" color="#000000"/>
                 </v:shape>
-                <v:shape id="Shape 3622" style="position:absolute;width:234;height:0;left:23034;top:5792;" coordsize="23451,0" path="m23451,0l0,0x">
+                <v:shape id="Shape 3621" style="position:absolute;width:234;height:0;left:23034;top:5792;" coordsize="23451,0" path="m23451,0l0,0x">
                   <v:stroke weight="0.64631pt" endcap="flat" joinstyle="round" on="true" color="#000000"/>
                   <v:fill on="true" color="#000000"/>
                 </v:shape>
-                <v:shape id="Shape 3623" style="position:absolute;width:234;height:0;left:23034;top:5565;" coordsize="23451,0" path="m23451,0l0,0x">
+                <v:shape id="Shape 3622" style="position:absolute;width:234;height:0;left:23034;top:5565;" coordsize="23451,0" path="m23451,0l0,0x">
                   <v:stroke weight="0.64631pt" endcap="flat" joinstyle="round" on="true" color="#000000"/>
                   <v:fill on="true" color="#000000"/>
                 </v:shape>
-                <v:shape id="Shape 3624" style="position:absolute;width:234;height:0;left:23034;top:5111;" coordsize="23451,0" path="m23451,0l0,0x">
+                <v:shape id="Shape 3623" style="position:absolute;width:234;height:0;left:23034;top:5111;" coordsize="23451,0" path="m23451,0l0,0x">
                   <v:stroke weight="0.64631pt" endcap="flat" joinstyle="round" on="true" color="#000000"/>
                   <v:fill on="true" color="#000000"/>
                 </v:shape>
-                <v:shape id="Shape 3625" style="position:absolute;width:234;height:0;left:23034;top:4883;" coordsize="23451,0" path="m23451,0l0,0x">
+                <v:shape id="Shape 3624" style="position:absolute;width:234;height:0;left:23034;top:4883;" coordsize="23451,0" path="m23451,0l0,0x">
                   <v:stroke weight="0.64631pt" endcap="flat" joinstyle="round" on="true" color="#000000"/>
                   <v:fill on="true" color="#000000"/>
                 </v:shape>
-                <v:shape id="Shape 3626" style="position:absolute;width:234;height:0;left:23034;top:4656;" coordsize="23451,0" path="m23451,0l0,0x">
+                <v:shape id="Shape 3625" style="position:absolute;width:234;height:0;left:23034;top:4656;" coordsize="23451,0" path="m23451,0l0,0x">
                   <v:stroke weight="0.64631pt" endcap="flat" joinstyle="round" on="true" color="#000000"/>
                   <v:fill on="true" color="#000000"/>
                 </v:shape>
-                <v:shape id="Shape 3627" style="position:absolute;width:234;height:0;left:23034;top:4429;" coordsize="23451,0" path="m23451,0l0,0x">
+                <v:shape id="Shape 3626" style="position:absolute;width:234;height:0;left:23034;top:4429;" coordsize="23451,0" path="m23451,0l0,0x">
                   <v:stroke weight="0.64631pt" endcap="flat" joinstyle="round" on="true" color="#000000"/>
                   <v:fill on="true" color="#000000"/>
                 </v:shape>
-                <v:shape id="Shape 3628" style="position:absolute;width:234;height:0;left:23034;top:3975;" coordsize="23451,0" path="m23451,0l0,0x">
+                <v:shape id="Shape 3627" style="position:absolute;width:234;height:0;left:23034;top:3975;" coordsize="23451,0" path="m23451,0l0,0x">
                   <v:stroke weight="0.64631pt" endcap="flat" joinstyle="round" on="true" color="#000000"/>
                   <v:fill on="true" color="#000000"/>
                 </v:shape>
-                <v:shape id="Shape 3629" style="position:absolute;width:234;height:0;left:23034;top:3747;" coordsize="23451,0" path="m23451,0l0,0x">
+                <v:shape id="Shape 3628" style="position:absolute;width:234;height:0;left:23034;top:3747;" coordsize="23451,0" path="m23451,0l0,0x">
                   <v:stroke weight="0.64631pt" endcap="flat" joinstyle="round" on="true" color="#000000"/>
                   <v:fill on="true" color="#000000"/>
                 </v:shape>
-                <v:shape id="Shape 3630" style="position:absolute;width:234;height:0;left:23034;top:3520;" coordsize="23451,0" path="m23451,0l0,0x">
+                <v:shape id="Shape 3629" style="position:absolute;width:234;height:0;left:23034;top:3520;" coordsize="23451,0" path="m23451,0l0,0x">
                   <v:stroke weight="0.64631pt" endcap="flat" joinstyle="round" on="true" color="#000000"/>
                   <v:fill on="true" color="#000000"/>
                 </v:shape>
-                <v:shape id="Shape 3631" style="position:absolute;width:234;height:0;left:23034;top:3293;" coordsize="23451,0" path="m23451,0l0,0x">
+                <v:shape id="Shape 3630" style="position:absolute;width:234;height:0;left:23034;top:3293;" coordsize="23451,0" path="m23451,0l0,0x">
                   <v:stroke weight="0.64631pt" endcap="flat" joinstyle="round" on="true" color="#000000"/>
                   <v:fill on="true" color="#000000"/>
                 </v:shape>
-                <v:shape id="Shape 3632" style="position:absolute;width:234;height:0;left:23034;top:2839;" coordsize="23451,0" path="m23451,0l0,0x">
+                <v:shape id="Shape 3631" style="position:absolute;width:234;height:0;left:23034;top:2839;" coordsize="23451,0" path="m23451,0l0,0x">
                   <v:stroke weight="0.64631pt" endcap="flat" joinstyle="round" on="true" color="#000000"/>
                   <v:fill on="true" color="#000000"/>
                 </v:shape>
-                <v:shape id="Shape 3633" style="position:absolute;width:234;height:0;left:23034;top:2611;" coordsize="23451,0" path="m23451,0l0,0x">
+                <v:shape id="Shape 3632" style="position:absolute;width:234;height:0;left:23034;top:2611;" coordsize="23451,0" path="m23451,0l0,0x">
                   <v:stroke weight="0.64631pt" endcap="flat" joinstyle="round" on="true" color="#000000"/>
                   <v:fill on="true" color="#000000"/>
                 </v:shape>
-                <v:shape id="Shape 3634" style="position:absolute;width:234;height:0;left:23034;top:2384;" coordsize="23451,0" path="m23451,0l0,0x">
+                <v:shape id="Shape 3633" style="position:absolute;width:234;height:0;left:23034;top:2384;" coordsize="23451,0" path="m23451,0l0,0x">
                   <v:stroke weight="0.64631pt" endcap="flat" joinstyle="round" on="true" color="#000000"/>
                   <v:fill on="true" color="#000000"/>
                 </v:shape>
-                <v:shape id="Shape 3635" style="position:absolute;width:234;height:0;left:23034;top:2157;" coordsize="23451,0" path="m23451,0l0,0x">
+                <v:shape id="Shape 3634" style="position:absolute;width:234;height:0;left:23034;top:2157;" coordsize="23451,0" path="m23451,0l0,0x">
                   <v:stroke weight="0.64631pt" endcap="flat" joinstyle="round" on="true" color="#000000"/>
                   <v:fill on="true" color="#000000"/>
                 </v:shape>
-                <v:shape id="Shape 3636" style="position:absolute;width:234;height:0;left:23034;top:1703;" coordsize="23451,0" path="m23451,0l0,0x">
+                <v:shape id="Shape 3635" style="position:absolute;width:234;height:0;left:23034;top:1703;" coordsize="23451,0" path="m23451,0l0,0x">
                   <v:stroke weight="0.64631pt" endcap="flat" joinstyle="round" on="true" color="#000000"/>
                   <v:fill on="true" color="#000000"/>
                 </v:shape>
-                <v:shape id="Shape 3637" style="position:absolute;width:234;height:0;left:23034;top:1476;" coordsize="23451,0" path="m23451,0l0,0x">
+                <v:shape id="Shape 3636" style="position:absolute;width:234;height:0;left:23034;top:1476;" coordsize="23451,0" path="m23451,0l0,0x">
                   <v:stroke weight="0.64631pt" endcap="flat" joinstyle="round" on="true" color="#000000"/>
                   <v:fill on="true" color="#000000"/>
                 </v:shape>
-                <v:shape id="Shape 3638" style="position:absolute;width:234;height:0;left:23034;top:1248;" coordsize="23451,0" path="m23451,0l0,0x">
+                <v:shape id="Shape 3637" style="position:absolute;width:234;height:0;left:23034;top:1248;" coordsize="23451,0" path="m23451,0l0,0x">
                   <v:stroke weight="0.64631pt" endcap="flat" joinstyle="round" on="true" color="#000000"/>
                   <v:fill on="true" color="#000000"/>
                 </v:shape>
-                <v:shape id="Shape 3639" style="position:absolute;width:234;height:0;left:23034;top:1021;" coordsize="23451,0" path="m23451,0l0,0x">
+                <v:shape id="Shape 3638" style="position:absolute;width:234;height:0;left:23034;top:1021;" coordsize="23451,0" path="m23451,0l0,0x">
                   <v:stroke weight="0.64631pt" endcap="flat" joinstyle="round" on="true" color="#000000"/>
                   <v:fill on="true" color="#000000"/>
                 </v:shape>
-                <v:shape id="Shape 3640" style="position:absolute;width:234;height:0;left:23034;top:567;" coordsize="23451,0" path="m23451,0l0,0x">
+                <v:shape id="Shape 3639" style="position:absolute;width:234;height:0;left:23034;top:567;" coordsize="23451,0" path="m23451,0l0,0x">
                   <v:stroke weight="0.64631pt" endcap="flat" joinstyle="round" on="true" color="#000000"/>
                   <v:fill on="true" color="#000000"/>
                 </v:shape>
-                <v:shape id="Shape 3641" style="position:absolute;width:234;height:0;left:23034;top:340;" coordsize="23451,0" path="m23451,0l0,0x">
+                <v:shape id="Shape 3640" style="position:absolute;width:234;height:0;left:23034;top:340;" coordsize="23451,0" path="m23451,0l0,0x">
                   <v:stroke weight="0.64631pt" endcap="flat" joinstyle="round" on="true" color="#000000"/>
                   <v:fill on="true" color="#000000"/>
                 </v:shape>
-                <v:shape id="Shape 3642" style="position:absolute;width:234;height:0;left:23034;top:112;" coordsize="23451,0" path="m23451,0l0,0x">
+                <v:shape id="Shape 3641" style="position:absolute;width:234;height:0;left:23034;top:112;" coordsize="23451,0" path="m23451,0l0,0x">
                   <v:stroke weight="0.64631pt" endcap="flat" joinstyle="round" on="true" color="#000000"/>
                   <v:fill on="true" color="#000000"/>
                 </v:shape>
-                <v:shape id="Shape 3643" style="position:absolute;width:5990;height:0;left:23729;top:794;" coordsize="599029,0" path="m0,0l599029,0">
+                <v:shape id="Shape 3642" style="position:absolute;width:5990;height:0;left:23729;top:794;" coordsize="599029,0" path="m0,0l599029,0">
                   <v:stroke weight="0.660159pt" endcap="flat" joinstyle="round" on="true" color="#1c6b73"/>
                   <v:fill on="false" color="#000000" opacity="0"/>
                 </v:shape>
-                <v:shape id="Shape 3644" style="position:absolute;width:6369;height:0;left:24725;top:1930;" coordsize="636963,0" path="m0,0l636963,0">
+                <v:shape id="Shape 3643" style="position:absolute;width:6369;height:0;left:24725;top:1930;" coordsize="636963,0" path="m0,0l636963,0">
                   <v:stroke weight="0.660159pt" endcap="flat" joinstyle="round" on="true" color="#1c6b73"/>
                   <v:fill on="false" color="#000000" opacity="0"/>
                 </v:shape>
-                <v:shape id="Shape 3645" style="position:absolute;width:5923;height:0;left:25333;top:3066;" coordsize="592334,0" path="m0,0l592334,0">
+                <v:shape id="Shape 3644" style="position:absolute;width:5923;height:0;left:25333;top:3066;" coordsize="592334,0" path="m0,0l592334,0">
                   <v:stroke weight="0.660159pt" endcap="flat" joinstyle="round" on="true" color="#1c6b73"/>
                   <v:fill on="false" color="#000000" opacity="0"/>
                 </v:shape>
-                <v:shape id="Shape 3646" style="position:absolute;width:5761;height:0;left:25982;top:4202;" coordsize="576107,0" path="m0,0l576107,0">
+                <v:shape id="Shape 3645" style="position:absolute;width:5761;height:0;left:25982;top:4202;" coordsize="576107,0" path="m0,0l576107,0">
                   <v:stroke weight="0.660159pt" endcap="flat" joinstyle="round" on="true" color="#1c6b73"/>
                   <v:fill on="false" color="#000000" opacity="0"/>
                 </v:shape>
-                <v:shape id="Shape 3647" style="position:absolute;width:6450;height:0;left:26429;top:5338;" coordsize="645077,0" path="m0,0l645077,0">
+                <v:shape id="Shape 3646" style="position:absolute;width:6450;height:0;left:26429;top:5338;" coordsize="645077,0" path="m0,0l645077,0">
                   <v:stroke weight="0.660159pt" endcap="flat" joinstyle="round" on="true" color="#1c6b73"/>
                   <v:fill on="false" color="#000000" opacity="0"/>
                 </v:shape>
-                <v:shape id="Shape 3648" style="position:absolute;width:6856;height:0;left:27199;top:6474;" coordsize="685648,0" path="m0,0l685648,0">
+                <v:shape id="Shape 3647" style="position:absolute;width:6856;height:0;left:27199;top:6474;" coordsize="685648,0" path="m0,0l685648,0">
                   <v:stroke weight="0.660159pt" endcap="flat" joinstyle="round" on="true" color="#1c6b73"/>
                   <v:fill on="false" color="#000000" opacity="0"/>
                 </v:shape>
-                <v:shape id="Shape 3649" style="position:absolute;width:9915;height:0;left:27711;top:7610;" coordsize="991552,0" path="m0,0l991552,0">
+                <v:shape id="Shape 3648" style="position:absolute;width:9915;height:0;left:27711;top:7610;" coordsize="991552,0" path="m0,0l991552,0">
                   <v:stroke weight="0.660159pt" endcap="flat" joinstyle="round" on="true" color="#1c6b73"/>
                   <v:fill on="false" color="#000000" opacity="0"/>
                 </v:shape>
-                <v:shape id="Shape 3650" style="position:absolute;width:0;height:8178;left:23034;top:112;" coordsize="0,817888" path="m0,817888l0,0">
+                <v:shape id="Shape 3649" style="position:absolute;width:0;height:8178;left:23034;top:112;" coordsize="0,817888" path="m0,817888l0,0">
                   <v:stroke weight="1.01563pt" endcap="square" joinstyle="miter" miterlimit="10" on="true" color="#000000"/>
                   <v:fill on="false" color="#000000" opacity="0"/>
                 </v:shape>
-                <v:shape id="Shape 3651" style="position:absolute;width:15287;height:0;left:23034;top:8291;" coordsize="1528731,0" path="m0,0l1528731,0">
+                <v:shape id="Shape 3650" style="position:absolute;width:15287;height:0;left:23034;top:8291;" coordsize="1528731,0" path="m0,0l1528731,0">
                   <v:stroke weight="1.01563pt" endcap="square" joinstyle="miter" miterlimit="10" on="true" color="#000000"/>
                   <v:fill on="false" color="#000000" opacity="0"/>
                 </v:shape>
-                <v:shape id="Shape 3652" style="position:absolute;width:2596;height:0;left:25333;top:794;" coordsize="259653,0" path="m0,0l259653,0">
+                <v:shape id="Shape 3651" style="position:absolute;width:2596;height:0;left:25333;top:794;" coordsize="259653,0" path="m0,0l259653,0">
                   <v:stroke weight="3.12075pt" endcap="flat" joinstyle="round" on="true" color="#1c6b73" opacity="0.45098"/>
                   <v:fill on="false" color="#000000" opacity="0"/>
                 </v:shape>
-                <v:shape id="Shape 3653" style="position:absolute;width:2799;height:0;left:26266;top:1930;" coordsize="279939,0" path="m0,0l279939,0">
+                <v:shape id="Shape 3652" style="position:absolute;width:2799;height:0;left:26266;top:1930;" coordsize="279939,0" path="m0,0l279939,0">
                   <v:stroke weight="3.12075pt" endcap="flat" joinstyle="round" on="true" color="#1c6b73" opacity="0.45098"/>
                   <v:fill on="false" color="#000000" opacity="0"/>
                 </v:shape>
-                <v:shape id="Shape 3654" style="position:absolute;width:2718;height:0;left:26591;top:3066;" coordsize="271825,0" path="m0,0l271825,0">
+                <v:shape id="Shape 3653" style="position:absolute;width:2718;height:0;left:26591;top:3066;" coordsize="271825,0" path="m0,0l271825,0">
                   <v:stroke weight="3.12075pt" endcap="flat" joinstyle="round" on="true" color="#1c6b73" opacity="0.45098"/>
                   <v:fill on="false" color="#000000" opacity="0"/>
                 </v:shape>
-                <v:shape id="Shape 3655" style="position:absolute;width:2718;height:0;left:27118;top:4202;" coordsize="271825,0" path="m0,0l271825,0">
+                <v:shape id="Shape 3654" style="position:absolute;width:2718;height:0;left:27118;top:4202;" coordsize="271825,0" path="m0,0l271825,0">
                   <v:stroke weight="3.12075pt" endcap="flat" joinstyle="round" on="true" color="#1c6b73" opacity="0.45098"/>
                   <v:fill on="false" color="#000000" opacity="0"/>
                 </v:shape>
-                <v:shape id="Shape 3656" style="position:absolute;width:3042;height:0;left:27889;top:5338;" coordsize="304282,0" path="m0,0l304282,0">
+                <v:shape id="Shape 3655" style="position:absolute;width:3042;height:0;left:27889;top:5338;" coordsize="304282,0" path="m0,0l304282,0">
                   <v:stroke weight="3.12075pt" endcap="flat" joinstyle="round" on="true" color="#1c6b73" opacity="0.45098"/>
                   <v:fill on="false" color="#000000" opacity="0"/>
                 </v:shape>
-                <v:shape id="Shape 3657" style="position:absolute;width:2799;height:0;left:29066;top:6474;" coordsize="279939,0" path="m0,0l279939,0">
+                <v:shape id="Shape 3656" style="position:absolute;width:2799;height:0;left:29066;top:6474;" coordsize="279939,0" path="m0,0l279939,0">
                   <v:stroke weight="3.12075pt" endcap="flat" joinstyle="round" on="true" color="#1c6b73" opacity="0.45098"/>
                   <v:fill on="false" color="#000000" opacity="0"/>
                 </v:shape>
-                <v:shape id="Shape 3658" style="position:absolute;width:3854;height:0;left:30202;top:7610;" coordsize="385423,0" path="m0,0l385423,0">
+                <v:shape id="Shape 3657" style="position:absolute;width:3854;height:0;left:30202;top:7610;" coordsize="385423,0" path="m0,0l385423,0">
                   <v:stroke weight="3.12075pt" endcap="flat" joinstyle="round" on="true" color="#1c6b73" opacity="0.45098"/>
                   <v:fill on="false" color="#000000" opacity="0"/>
                 </v:shape>
-                <v:rect id="Rectangle 3659" style="position:absolute;width:476;height:1170;left:37167;top:306;" filled="f" stroked="f">
+                <v:rect id="Rectangle 3658" style="position:absolute;width:476;height:1170;left:37167;top:306;" filled="f" stroked="f">
                   <v:textbox inset="0,0,0,0">
                     <w:txbxContent>
                       <w:p>
@@ -14434,7 +14425,7 @@
                     </w:txbxContent>
                   </v:textbox>
                 </v:rect>
-                <v:rect id="Rectangle 3660" style="position:absolute;width:476;height:1170;left:37167;top:1441;" filled="f" stroked="f">
+                <v:rect id="Rectangle 3659" style="position:absolute;width:476;height:1170;left:37167;top:1441;" filled="f" stroked="f">
                   <v:textbox inset="0,0,0,0">
                     <w:txbxContent>
                       <w:p>
@@ -14455,7 +14446,7 @@
                     </w:txbxContent>
                   </v:textbox>
                 </v:rect>
-                <v:rect id="Rectangle 3661" style="position:absolute;width:476;height:1170;left:37167;top:2577;" filled="f" stroked="f">
+                <v:rect id="Rectangle 3660" style="position:absolute;width:476;height:1170;left:37167;top:2577;" filled="f" stroked="f">
                   <v:textbox inset="0,0,0,0">
                     <w:txbxContent>
                       <w:p>
@@ -14476,7 +14467,7 @@
                     </w:txbxContent>
                   </v:textbox>
                 </v:rect>
-                <v:rect id="Rectangle 3662" style="position:absolute;width:476;height:1170;left:37167;top:3713;" filled="f" stroked="f">
+                <v:rect id="Rectangle 3661" style="position:absolute;width:476;height:1170;left:37167;top:3713;" filled="f" stroked="f">
                   <v:textbox inset="0,0,0,0">
                     <w:txbxContent>
                       <w:p>
@@ -14497,7 +14488,7 @@
                     </w:txbxContent>
                   </v:textbox>
                 </v:rect>
-                <v:rect id="Rectangle 3663" style="position:absolute;width:1430;height:1170;left:37167;top:4849;" filled="f" stroked="f">
+                <v:rect id="Rectangle 3662" style="position:absolute;width:1430;height:1170;left:37167;top:4849;" filled="f" stroked="f">
                   <v:textbox inset="0,0,0,0">
                     <w:txbxContent>
                       <w:p>
@@ -14518,7 +14509,7 @@
                     </w:txbxContent>
                   </v:textbox>
                 </v:rect>
-                <v:rect id="Rectangle 3664" style="position:absolute;width:1430;height:1170;left:37167;top:5985;" filled="f" stroked="f">
+                <v:rect id="Rectangle 3663" style="position:absolute;width:1430;height:1170;left:37167;top:5985;" filled="f" stroked="f">
                   <v:textbox inset="0,0,0,0">
                     <w:txbxContent>
                       <w:p>
@@ -14539,7 +14530,7 @@
                     </w:txbxContent>
                   </v:textbox>
                 </v:rect>
-                <v:rect id="Rectangle 3665" style="position:absolute;width:476;height:1170;left:37167;top:7121;" filled="f" stroked="f">
+                <v:rect id="Rectangle 3664" style="position:absolute;width:476;height:1170;left:37167;top:7121;" filled="f" stroked="f">
                   <v:textbox inset="0,0,0,0">
                     <w:txbxContent>
                       <w:p>
@@ -14560,31 +14551,31 @@
                     </w:txbxContent>
                   </v:textbox>
                 </v:rect>
-                <v:shape id="Shape 3667" style="position:absolute;width:398;height:398;left:26392;top:595;" coordsize="39868,39868" path="m19934,0c25221,0,30291,2100,34030,5838c37767,9577,39868,14647,39868,19934c39868,25221,37767,30291,34030,34030c30291,37768,25221,39868,19934,39868c14647,39868,9577,37768,5838,34030c2101,30291,0,25221,0,19934c0,14647,2101,9577,5838,5838c9577,2100,14647,0,19934,0x">
+                <v:shape id="Shape 3666" style="position:absolute;width:398;height:398;left:26392;top:595;" coordsize="39868,39868" path="m19934,0c25221,0,30291,2100,34030,5838c37767,9577,39868,14647,39868,19934c39868,25221,37767,30291,34030,34030c30291,37768,25221,39868,19934,39868c14647,39868,9577,37768,5838,34030c2101,30291,0,25221,0,19934c0,14647,2101,9577,5838,5838c9577,2100,14647,0,19934,0x">
                   <v:stroke weight="0.83097pt" endcap="flat" joinstyle="round" on="true" color="#1c6b73"/>
                   <v:fill on="true" color="#ffffff"/>
                 </v:shape>
-                <v:shape id="Shape 3668" style="position:absolute;width:398;height:398;left:27325;top:1731;" coordsize="39868,39868" path="m19934,0c25221,0,30292,2100,34030,5839c37768,9577,39868,14648,39868,19934c39868,25221,37768,30291,34030,34030c30292,37768,25221,39868,19934,39868c14648,39868,9577,37768,5839,34030c2101,30291,0,25221,0,19934c0,14648,2101,9577,5839,5839c9577,2100,14648,0,19934,0x">
+                <v:shape id="Shape 3667" style="position:absolute;width:398;height:398;left:27325;top:1731;" coordsize="39868,39868" path="m19934,0c25221,0,30292,2100,34030,5839c37768,9577,39868,14648,39868,19934c39868,25221,37768,30291,34030,34030c30292,37768,25221,39868,19934,39868c14648,39868,9577,37768,5839,34030c2101,30291,0,25221,0,19934c0,14648,2101,9577,5839,5839c9577,2100,14648,0,19934,0x">
                   <v:stroke weight="0.83097pt" endcap="flat" joinstyle="round" on="true" color="#1c6b73"/>
                   <v:fill on="true" color="#ffffff"/>
                 </v:shape>
-                <v:shape id="Shape 3669" style="position:absolute;width:398;height:398;left:27649;top:2866;" coordsize="39868,39868" path="m19934,0c25221,0,30291,2100,34029,5839c37767,9577,39868,14648,39868,19934c39868,25221,37767,30292,34029,34030c30291,37768,25221,39868,19934,39868c14647,39868,9577,37768,5838,34030c2101,30292,0,25221,0,19934c0,14648,2101,9577,5838,5839c9577,2100,14647,0,19934,0x">
+                <v:shape id="Shape 3668" style="position:absolute;width:398;height:398;left:27649;top:2866;" coordsize="39868,39868" path="m19934,0c25221,0,30291,2100,34029,5839c37767,9577,39868,14648,39868,19934c39868,25221,37767,30292,34029,34030c30291,37768,25221,39868,19934,39868c14647,39868,9577,37768,5838,34030c2101,30292,0,25221,0,19934c0,14648,2101,9577,5838,5839c9577,2100,14647,0,19934,0x">
                   <v:stroke weight="0.83097pt" endcap="flat" joinstyle="round" on="true" color="#1c6b73"/>
                   <v:fill on="true" color="#ffffff"/>
                 </v:shape>
-                <v:shape id="Shape 3670" style="position:absolute;width:398;height:398;left:28258;top:4002;" coordsize="39868,39868" path="m19934,0c25221,0,30292,2100,34030,5838c37768,9577,39868,14647,39868,19934c39868,25221,37768,30291,34030,34030c30292,37768,25221,39868,19934,39868c14648,39868,9577,37768,5839,34030c2101,30291,0,25221,0,19934c0,14647,2101,9577,5839,5838c9577,2100,14648,0,19934,0x">
+                <v:shape id="Shape 3669" style="position:absolute;width:398;height:398;left:28258;top:4002;" coordsize="39868,39868" path="m19934,0c25221,0,30292,2100,34030,5838c37768,9577,39868,14647,39868,19934c39868,25221,37768,30291,34030,34030c30292,37768,25221,39868,19934,39868c14648,39868,9577,37768,5839,34030c2101,30291,0,25221,0,19934c0,14647,2101,9577,5839,5838c9577,2100,14648,0,19934,0x">
                   <v:stroke weight="0.83097pt" endcap="flat" joinstyle="round" on="true" color="#1c6b73"/>
                   <v:fill on="true" color="#ffffff"/>
                 </v:shape>
-                <v:shape id="Shape 3671" style="position:absolute;width:398;height:398;left:29029;top:5138;" coordsize="39868,39868" path="m19934,0c25221,0,30291,2100,34029,5839c37767,9577,39868,14648,39868,19934c39868,25221,37767,30291,34029,34030c30291,37768,25221,39868,19934,39868c14647,39868,9577,37768,5838,34030c2100,30291,0,25221,0,19934c0,14648,2100,9577,5838,5839c9577,2100,14647,0,19934,0x">
+                <v:shape id="Shape 3670" style="position:absolute;width:398;height:398;left:29029;top:5138;" coordsize="39868,39868" path="m19934,0c25221,0,30291,2100,34029,5839c37767,9577,39868,14648,39868,19934c39868,25221,37767,30291,34029,34030c30291,37768,25221,39868,19934,39868c14647,39868,9577,37768,5838,34030c2100,30291,0,25221,0,19934c0,14648,2100,9577,5838,5839c9577,2100,14647,0,19934,0x">
                   <v:stroke weight="0.83097pt" endcap="flat" joinstyle="round" on="true" color="#1c6b73"/>
                   <v:fill on="true" color="#ffffff"/>
                 </v:shape>
-                <v:shape id="Shape 3672" style="position:absolute;width:398;height:398;left:30205;top:6274;" coordsize="39868,39868" path="m19934,0c25221,0,30291,2100,34029,5839c37767,9577,39868,14648,39868,19934c39868,25221,37767,30292,34029,34030c30291,37768,25221,39868,19934,39868c14647,39868,9577,37768,5838,34030c2100,30292,0,25221,0,19934c0,14648,2100,9577,5838,5839c9577,2100,14647,0,19934,0x">
+                <v:shape id="Shape 3671" style="position:absolute;width:398;height:398;left:30205;top:6274;" coordsize="39868,39868" path="m19934,0c25221,0,30291,2100,34029,5839c37767,9577,39868,14648,39868,19934c39868,25221,37767,30292,34029,34030c30291,37768,25221,39868,19934,39868c14647,39868,9577,37768,5838,34030c2100,30292,0,25221,0,19934c0,14648,2100,9577,5838,5839c9577,2100,14647,0,19934,0x">
                   <v:stroke weight="0.83097pt" endcap="flat" joinstyle="round" on="true" color="#1c6b73"/>
                   <v:fill on="true" color="#ffffff"/>
                 </v:shape>
-                <v:shape id="Shape 3673" style="position:absolute;width:398;height:398;left:31828;top:7410;" coordsize="39868,39868" path="m19934,0c25221,0,30291,2100,34030,5839c37768,9577,39868,14647,39868,19934c39868,25221,37768,30291,34030,34030c30291,37768,25221,39868,19934,39868c14648,39868,9577,37768,5839,34030c2101,30291,0,25221,0,19934c0,14647,2101,9577,5839,5839c9577,2100,14648,0,19934,0x">
+                <v:shape id="Shape 3672" style="position:absolute;width:398;height:398;left:31828;top:7410;" coordsize="39868,39868" path="m19934,0c25221,0,30291,2100,34030,5839c37768,9577,39868,14647,39868,19934c39868,25221,37768,30291,34030,34030c30291,37768,25221,39868,19934,39868c14648,39868,9577,37768,5839,34030c2101,30291,0,25221,0,19934c0,14647,2101,9577,5839,5839c9577,2100,14648,0,19934,0x">
                   <v:stroke weight="0.83097pt" endcap="flat" joinstyle="round" on="true" color="#1c6b73"/>
                   <v:fill on="true" color="#ffffff"/>
                 </v:shape>
@@ -14692,16 +14683,16 @@
           <w:noProof/>
         </w:rPr>
         <w:drawing>
-          <wp:inline distT="0" distB="0" distL="0" distR="0" wp14:anchorId="652287BC" wp14:editId="78BE23CA">
+          <wp:inline distT="0" distB="0" distL="0" distR="0" wp14:anchorId="39A1E44E" wp14:editId="12C0448D">
             <wp:extent cx="3840480" cy="1228344"/>
             <wp:effectExtent l="0" t="0" r="0" b="0"/>
-            <wp:docPr id="35861" name="Picture 35861"/>
+            <wp:docPr id="35816" name="Picture 35816"/>
             <wp:cNvGraphicFramePr/>
             <a:graphic xmlns:a="http://schemas.openxmlformats.org/drawingml/2006/main">
               <a:graphicData uri="http://schemas.openxmlformats.org/drawingml/2006/picture">
                 <pic:pic xmlns:pic="http://schemas.openxmlformats.org/drawingml/2006/picture">
                   <pic:nvPicPr>
-                    <pic:cNvPr id="35861" name="Picture 35861"/>
+                    <pic:cNvPr id="35816" name="Picture 35816"/>
                     <pic:cNvPicPr/>
                   </pic:nvPicPr>
                   <pic:blipFill>
@@ -14762,16 +14753,16 @@
           <w:noProof/>
         </w:rPr>
         <w:drawing>
-          <wp:inline distT="0" distB="0" distL="0" distR="0" wp14:anchorId="316FFD30" wp14:editId="3050D735">
+          <wp:inline distT="0" distB="0" distL="0" distR="0" wp14:anchorId="7512A23F" wp14:editId="66E74099">
             <wp:extent cx="1773936" cy="871728"/>
             <wp:effectExtent l="0" t="0" r="0" b="0"/>
-            <wp:docPr id="35859" name="Picture 35859"/>
+            <wp:docPr id="35814" name="Picture 35814"/>
             <wp:cNvGraphicFramePr/>
             <a:graphic xmlns:a="http://schemas.openxmlformats.org/drawingml/2006/main">
               <a:graphicData uri="http://schemas.openxmlformats.org/drawingml/2006/picture">
                 <pic:pic xmlns:pic="http://schemas.openxmlformats.org/drawingml/2006/picture">
                   <pic:nvPicPr>
-                    <pic:cNvPr id="35859" name="Picture 35859"/>
+                    <pic:cNvPr id="35814" name="Picture 35814"/>
                     <pic:cNvPicPr/>
                   </pic:nvPicPr>
                   <pic:blipFill>
@@ -14883,16 +14874,16 @@
           <w:noProof/>
         </w:rPr>
         <w:drawing>
-          <wp:inline distT="0" distB="0" distL="0" distR="0" wp14:anchorId="285CCBA5" wp14:editId="0AFD460C">
+          <wp:inline distT="0" distB="0" distL="0" distR="0" wp14:anchorId="50A61535" wp14:editId="0E88741D">
             <wp:extent cx="1773936" cy="871728"/>
             <wp:effectExtent l="0" t="0" r="0" b="0"/>
-            <wp:docPr id="35863" name="Picture 35863"/>
+            <wp:docPr id="35818" name="Picture 35818"/>
             <wp:cNvGraphicFramePr/>
             <a:graphic xmlns:a="http://schemas.openxmlformats.org/drawingml/2006/main">
               <a:graphicData uri="http://schemas.openxmlformats.org/drawingml/2006/picture">
                 <pic:pic xmlns:pic="http://schemas.openxmlformats.org/drawingml/2006/picture">
                   <pic:nvPicPr>
-                    <pic:cNvPr id="35863" name="Picture 35863"/>
+                    <pic:cNvPr id="35818" name="Picture 35818"/>
                     <pic:cNvPicPr/>
                   </pic:nvPicPr>
                   <pic:blipFill>
@@ -15157,10 +15148,10 @@
         <mc:AlternateContent>
           <mc:Choice Requires="wpg">
             <w:drawing>
-              <wp:inline distT="0" distB="0" distL="0" distR="0" wp14:anchorId="3174EA51" wp14:editId="6D4DE27D">
+              <wp:inline distT="0" distB="0" distL="0" distR="0" wp14:anchorId="23DB388E" wp14:editId="2C156605">
                 <wp:extent cx="5911765" cy="1399032"/>
                 <wp:effectExtent l="0" t="0" r="0" b="0"/>
-                <wp:docPr id="35910" name="Group 35910"/>
+                <wp:docPr id="35865" name="Group 35865"/>
                 <wp:cNvGraphicFramePr/>
                 <a:graphic xmlns:a="http://schemas.openxmlformats.org/drawingml/2006/main">
                   <a:graphicData uri="http://schemas.microsoft.com/office/word/2010/wordprocessingGroup">
@@ -15176,7 +15167,7 @@
                       </wpg:grpSpPr>
                       <pic:pic xmlns:pic="http://schemas.openxmlformats.org/drawingml/2006/picture">
                         <pic:nvPicPr>
-                          <pic:cNvPr id="35865" name="Picture 35865"/>
+                          <pic:cNvPr id="35820" name="Picture 35820"/>
                           <pic:cNvPicPr/>
                         </pic:nvPicPr>
                         <pic:blipFill>
@@ -15196,7 +15187,7 @@
                         </pic:spPr>
                       </pic:pic>
                       <wps:wsp>
-                        <wps:cNvPr id="4273" name="Rectangle 4273"/>
+                        <wps:cNvPr id="4272" name="Rectangle 4272"/>
                         <wps:cNvSpPr/>
                         <wps:spPr>
                           <a:xfrm rot="-5399999">
@@ -15240,11 +15231,11 @@
           </mc:Choice>
           <mc:Fallback xmlns:a="http://schemas.openxmlformats.org/drawingml/2006/main">
             <w:pict>
-              <v:group id="Group 35910" style="width:465.493pt;height:110.16pt;mso-position-horizontal-relative:char;mso-position-vertical-relative:line" coordsize="59117,13990">
-                <v:shape id="Picture 35865" style="position:absolute;width:51785;height:13990;left:7332;top:0;" filled="f">
+              <v:group id="Group 35865" style="width:465.493pt;height:110.16pt;mso-position-horizontal-relative:char;mso-position-vertical-relative:line" coordsize="59117,13990">
+                <v:shape id="Picture 35820" style="position:absolute;width:51785;height:13990;left:7332;top:0;" filled="f">
                   <v:imagedata r:id="rId36"/>
                 </v:shape>
-                <v:rect id="Rectangle 4273" style="position:absolute;width:13454;height:3554;left:-4949;top:2076;rotation:270;" filled="f" stroked="f">
+                <v:rect id="Rectangle 4272" style="position:absolute;width:13454;height:3554;left:-4949;top:2076;rotation:270;" filled="f" stroked="f">
                   <v:textbox inset="0,0,0,0" style="layout-flow:vertical;mso-layout-flow-alt:bottom-to-top">
                     <w:txbxContent>
                       <w:p>

--- a/paper/mpda/CTSpinoPelvic1K_coauthor_draft.docx
+++ b/paper/mpda/CTSpinoPelvic1K_coauthor_draft.docx
@@ -76,19 +76,6 @@
     </w:p>
     <w:p>
       <w:pPr>
-        <w:spacing w:after="0" w:line="344" w:lineRule="auto"/>
-        <w:ind w:left="260" w:right="420" w:firstLine="0"/>
-        <w:jc w:val="center"/>
-      </w:pPr>
-      <w:r>
-        <w:rPr>
-          <w:rFonts w:ascii="Calibri" w:eastAsia="Calibri" w:hAnsi="Calibri" w:cs="Calibri"/>
-        </w:rPr>
-        <w:t>Ashley Schehr, Annika Tekumulla, Margret Khoushi, Ryan Christian, Dane Hubers, Faris Mahjoub, Hassan Saad, Mia Sooch, Sathya Siddapureddy, Michael McLellan, and Jerick</w:t>
-      </w:r>
-    </w:p>
-    <w:p>
-      <w:pPr>
         <w:spacing w:after="103" w:line="259" w:lineRule="auto"/>
         <w:ind w:left="715"/>
         <w:jc w:val="left"/>
@@ -97,7 +84,33 @@
         <w:rPr>
           <w:rFonts w:ascii="Calibri" w:eastAsia="Calibri" w:hAnsi="Calibri" w:cs="Calibri"/>
         </w:rPr>
-        <w:t>Kim</w:t>
+        <w:t>Ashley Schehr, Annika Tekumulla, Margret Khoushi, Ryan Christian, Dane Hubers, Faris</w:t>
+      </w:r>
+    </w:p>
+    <w:p>
+      <w:pPr>
+        <w:spacing w:after="103" w:line="259" w:lineRule="auto"/>
+        <w:ind w:left="715"/>
+        <w:jc w:val="left"/>
+      </w:pPr>
+      <w:r>
+        <w:rPr>
+          <w:rFonts w:ascii="Calibri" w:eastAsia="Calibri" w:hAnsi="Calibri" w:cs="Calibri"/>
+        </w:rPr>
+        <w:t>Mahjoub, Hassan Saad, Mia Sooch, Sathyagopal Siddapureddy, Michael McLellan, and</w:t>
+      </w:r>
+    </w:p>
+    <w:p>
+      <w:pPr>
+        <w:spacing w:after="103" w:line="259" w:lineRule="auto"/>
+        <w:ind w:left="715"/>
+        <w:jc w:val="left"/>
+      </w:pPr>
+      <w:r>
+        <w:rPr>
+          <w:rFonts w:ascii="Calibri" w:eastAsia="Calibri" w:hAnsi="Calibri" w:cs="Calibri"/>
+        </w:rPr>
+        <w:t>Jerick Kim</w:t>
       </w:r>
     </w:p>
     <w:p>
@@ -810,10 +823,10 @@
         <mc:AlternateContent>
           <mc:Choice Requires="wpg">
             <w:drawing>
-              <wp:inline distT="0" distB="0" distL="0" distR="0" wp14:anchorId="5F45AB5E" wp14:editId="0ECC2851">
+              <wp:inline distT="0" distB="0" distL="0" distR="0" wp14:anchorId="4A474756" wp14:editId="2B8889A8">
                 <wp:extent cx="5921401" cy="2047825"/>
                 <wp:effectExtent l="0" t="0" r="0" b="0"/>
-                <wp:docPr id="31202" name="Group 31202"/>
+                <wp:docPr id="31450" name="Group 31450"/>
                 <wp:cNvGraphicFramePr/>
                 <a:graphic xmlns:a="http://schemas.openxmlformats.org/drawingml/2006/main">
                   <a:graphicData uri="http://schemas.microsoft.com/office/word/2010/wordprocessingGroup">
@@ -918,7 +931,7 @@
                         <wps:bodyPr/>
                       </wps:wsp>
                       <wps:wsp>
-                        <wps:cNvPr id="5060" name="Rectangle 5060"/>
+                        <wps:cNvPr id="4896" name="Rectangle 4896"/>
                         <wps:cNvSpPr/>
                         <wps:spPr>
                           <a:xfrm>
@@ -954,7 +967,7 @@
                         </wps:bodyPr>
                       </wps:wsp>
                       <wps:wsp>
-                        <wps:cNvPr id="5059" name="Rectangle 5059"/>
+                        <wps:cNvPr id="4895" name="Rectangle 4895"/>
                         <wps:cNvSpPr/>
                         <wps:spPr>
                           <a:xfrm>
@@ -990,7 +1003,7 @@
                         </wps:bodyPr>
                       </wps:wsp>
                       <wps:wsp>
-                        <wps:cNvPr id="5058" name="Rectangle 5058"/>
+                        <wps:cNvPr id="4894" name="Rectangle 4894"/>
                         <wps:cNvSpPr/>
                         <wps:spPr>
                           <a:xfrm>
@@ -1026,7 +1039,7 @@
                         </wps:bodyPr>
                       </wps:wsp>
                       <wps:wsp>
-                        <wps:cNvPr id="5057" name="Rectangle 5057"/>
+                        <wps:cNvPr id="4893" name="Rectangle 4893"/>
                         <wps:cNvSpPr/>
                         <wps:spPr>
                           <a:xfrm>
@@ -1062,7 +1075,7 @@
                         </wps:bodyPr>
                       </wps:wsp>
                       <wps:wsp>
-                        <wps:cNvPr id="5055" name="Rectangle 5055"/>
+                        <wps:cNvPr id="4891" name="Rectangle 4891"/>
                         <wps:cNvSpPr/>
                         <wps:spPr>
                           <a:xfrm>
@@ -1098,7 +1111,7 @@
                         </wps:bodyPr>
                       </wps:wsp>
                       <wps:wsp>
-                        <wps:cNvPr id="5054" name="Rectangle 5054"/>
+                        <wps:cNvPr id="4890" name="Rectangle 4890"/>
                         <wps:cNvSpPr/>
                         <wps:spPr>
                           <a:xfrm>
@@ -1134,7 +1147,7 @@
                         </wps:bodyPr>
                       </wps:wsp>
                       <wps:wsp>
-                        <wps:cNvPr id="5053" name="Rectangle 5053"/>
+                        <wps:cNvPr id="4889" name="Rectangle 4889"/>
                         <wps:cNvSpPr/>
                         <wps:spPr>
                           <a:xfrm>
@@ -1170,7 +1183,7 @@
                         </wps:bodyPr>
                       </wps:wsp>
                       <wps:wsp>
-                        <wps:cNvPr id="5056" name="Rectangle 5056"/>
+                        <wps:cNvPr id="4892" name="Rectangle 4892"/>
                         <wps:cNvSpPr/>
                         <wps:spPr>
                           <a:xfrm>
@@ -1206,7 +1219,7 @@
                         </wps:bodyPr>
                       </wps:wsp>
                       <wps:wsp>
-                        <wps:cNvPr id="5052" name="Rectangle 5052"/>
+                        <wps:cNvPr id="4887" name="Rectangle 4887"/>
                         <wps:cNvSpPr/>
                         <wps:spPr>
                           <a:xfrm>
@@ -1396,7 +1409,7 @@
                         </wps:bodyPr>
                       </wps:wsp>
                       <wps:wsp>
-                        <wps:cNvPr id="36392" name="Shape 36392"/>
+                        <wps:cNvPr id="36397" name="Shape 36397"/>
                         <wps:cNvSpPr/>
                         <wps:spPr>
                           <a:xfrm>
@@ -1450,7 +1463,7 @@
                         <wps:bodyPr/>
                       </wps:wsp>
                       <wps:wsp>
-                        <wps:cNvPr id="36393" name="Shape 36393"/>
+                        <wps:cNvPr id="36398" name="Shape 36398"/>
                         <wps:cNvSpPr/>
                         <wps:spPr>
                           <a:xfrm>
@@ -1613,7 +1626,7 @@
                         </wps:bodyPr>
                       </wps:wsp>
                       <wps:wsp>
-                        <wps:cNvPr id="36394" name="Shape 36394"/>
+                        <wps:cNvPr id="36399" name="Shape 36399"/>
                         <wps:cNvSpPr/>
                         <wps:spPr>
                           <a:xfrm>
@@ -1667,7 +1680,7 @@
                         <wps:bodyPr/>
                       </wps:wsp>
                       <wps:wsp>
-                        <wps:cNvPr id="36395" name="Shape 36395"/>
+                        <wps:cNvPr id="36400" name="Shape 36400"/>
                         <wps:cNvSpPr/>
                         <wps:spPr>
                           <a:xfrm>
@@ -1830,7 +1843,7 @@
                         </wps:bodyPr>
                       </wps:wsp>
                       <wps:wsp>
-                        <wps:cNvPr id="36396" name="Shape 36396"/>
+                        <wps:cNvPr id="36401" name="Shape 36401"/>
                         <wps:cNvSpPr/>
                         <wps:spPr>
                           <a:xfrm>
@@ -1884,7 +1897,7 @@
                         <wps:bodyPr/>
                       </wps:wsp>
                       <wps:wsp>
-                        <wps:cNvPr id="36397" name="Shape 36397"/>
+                        <wps:cNvPr id="36402" name="Shape 36402"/>
                         <wps:cNvSpPr/>
                         <wps:spPr>
                           <a:xfrm>
@@ -2227,7 +2240,7 @@
                         </wps:bodyPr>
                       </wps:wsp>
                       <wps:wsp>
-                        <wps:cNvPr id="36398" name="Shape 36398"/>
+                        <wps:cNvPr id="36403" name="Shape 36403"/>
                         <wps:cNvSpPr/>
                         <wps:spPr>
                           <a:xfrm>
@@ -2390,7 +2403,7 @@
                         </wps:bodyPr>
                       </wps:wsp>
                       <wps:wsp>
-                        <wps:cNvPr id="36399" name="Shape 36399"/>
+                        <wps:cNvPr id="36404" name="Shape 36404"/>
                         <wps:cNvSpPr/>
                         <wps:spPr>
                           <a:xfrm>
@@ -2444,7 +2457,7 @@
                         <wps:bodyPr/>
                       </wps:wsp>
                       <wps:wsp>
-                        <wps:cNvPr id="36400" name="Shape 36400"/>
+                        <wps:cNvPr id="36405" name="Shape 36405"/>
                         <wps:cNvSpPr/>
                         <wps:spPr>
                           <a:xfrm>
@@ -2498,7 +2511,7 @@
                         <wps:bodyPr/>
                       </wps:wsp>
                       <wps:wsp>
-                        <wps:cNvPr id="36401" name="Shape 36401"/>
+                        <wps:cNvPr id="36406" name="Shape 36406"/>
                         <wps:cNvSpPr/>
                         <wps:spPr>
                           <a:xfrm>
@@ -2552,7 +2565,7 @@
                         <wps:bodyPr/>
                       </wps:wsp>
                       <wps:wsp>
-                        <wps:cNvPr id="36402" name="Shape 36402"/>
+                        <wps:cNvPr id="36407" name="Shape 36407"/>
                         <wps:cNvSpPr/>
                         <wps:spPr>
                           <a:xfrm>
@@ -2606,7 +2619,7 @@
                         <wps:bodyPr/>
                       </wps:wsp>
                       <wps:wsp>
-                        <wps:cNvPr id="36403" name="Shape 36403"/>
+                        <wps:cNvPr id="36408" name="Shape 36408"/>
                         <wps:cNvSpPr/>
                         <wps:spPr>
                           <a:xfrm>
@@ -2660,7 +2673,7 @@
                         <wps:bodyPr/>
                       </wps:wsp>
                       <wps:wsp>
-                        <wps:cNvPr id="36404" name="Shape 36404"/>
+                        <wps:cNvPr id="36409" name="Shape 36409"/>
                         <wps:cNvSpPr/>
                         <wps:spPr>
                           <a:xfrm>
@@ -2787,7 +2800,7 @@
                         </wps:bodyPr>
                       </wps:wsp>
                       <wps:wsp>
-                        <wps:cNvPr id="36405" name="Shape 36405"/>
+                        <wps:cNvPr id="36410" name="Shape 36410"/>
                         <wps:cNvSpPr/>
                         <wps:spPr>
                           <a:xfrm>
@@ -2810,276 +2823,6 @@
                                 </a:lnTo>
                                 <a:lnTo>
                                   <a:pt x="457937" y="184925"/>
-                                </a:lnTo>
-                                <a:lnTo>
-                                  <a:pt x="0" y="184925"/>
-                                </a:lnTo>
-                                <a:lnTo>
-                                  <a:pt x="0" y="0"/>
-                                </a:lnTo>
-                              </a:path>
-                            </a:pathLst>
-                          </a:custGeom>
-                          <a:ln w="0" cap="flat">
-                            <a:miter lim="127000"/>
-                          </a:ln>
-                        </wps:spPr>
-                        <wps:style>
-                          <a:lnRef idx="0">
-                            <a:srgbClr val="000000">
-                              <a:alpha val="0"/>
-                            </a:srgbClr>
-                          </a:lnRef>
-                          <a:fillRef idx="1">
-                            <a:srgbClr val="000000"/>
-                          </a:fillRef>
-                          <a:effectRef idx="0">
-                            <a:scrgbClr r="0" g="0" b="0"/>
-                          </a:effectRef>
-                          <a:fontRef idx="none"/>
-                        </wps:style>
-                        <wps:bodyPr/>
-                      </wps:wsp>
-                      <wps:wsp>
-                        <wps:cNvPr id="36406" name="Shape 36406"/>
-                        <wps:cNvSpPr/>
-                        <wps:spPr>
-                          <a:xfrm>
-                            <a:off x="2257933" y="1775816"/>
-                            <a:ext cx="457937" cy="184925"/>
-                          </a:xfrm>
-                          <a:custGeom>
-                            <a:avLst/>
-                            <a:gdLst/>
-                            <a:ahLst/>
-                            <a:cxnLst/>
-                            <a:rect l="0" t="0" r="0" b="0"/>
-                            <a:pathLst>
-                              <a:path w="457937" h="184925">
-                                <a:moveTo>
-                                  <a:pt x="0" y="0"/>
-                                </a:moveTo>
-                                <a:lnTo>
-                                  <a:pt x="457937" y="0"/>
-                                </a:lnTo>
-                                <a:lnTo>
-                                  <a:pt x="457937" y="184925"/>
-                                </a:lnTo>
-                                <a:lnTo>
-                                  <a:pt x="0" y="184925"/>
-                                </a:lnTo>
-                                <a:lnTo>
-                                  <a:pt x="0" y="0"/>
-                                </a:lnTo>
-                              </a:path>
-                            </a:pathLst>
-                          </a:custGeom>
-                          <a:ln w="0" cap="flat">
-                            <a:miter lim="127000"/>
-                          </a:ln>
-                        </wps:spPr>
-                        <wps:style>
-                          <a:lnRef idx="0">
-                            <a:srgbClr val="000000">
-                              <a:alpha val="0"/>
-                            </a:srgbClr>
-                          </a:lnRef>
-                          <a:fillRef idx="1">
-                            <a:srgbClr val="000000"/>
-                          </a:fillRef>
-                          <a:effectRef idx="0">
-                            <a:scrgbClr r="0" g="0" b="0"/>
-                          </a:effectRef>
-                          <a:fontRef idx="none"/>
-                        </wps:style>
-                        <wps:bodyPr/>
-                      </wps:wsp>
-                      <wps:wsp>
-                        <wps:cNvPr id="36407" name="Shape 36407"/>
-                        <wps:cNvSpPr/>
-                        <wps:spPr>
-                          <a:xfrm>
-                            <a:off x="2715870" y="1775816"/>
-                            <a:ext cx="457937" cy="184925"/>
-                          </a:xfrm>
-                          <a:custGeom>
-                            <a:avLst/>
-                            <a:gdLst/>
-                            <a:ahLst/>
-                            <a:cxnLst/>
-                            <a:rect l="0" t="0" r="0" b="0"/>
-                            <a:pathLst>
-                              <a:path w="457937" h="184925">
-                                <a:moveTo>
-                                  <a:pt x="0" y="0"/>
-                                </a:moveTo>
-                                <a:lnTo>
-                                  <a:pt x="457937" y="0"/>
-                                </a:lnTo>
-                                <a:lnTo>
-                                  <a:pt x="457937" y="184925"/>
-                                </a:lnTo>
-                                <a:lnTo>
-                                  <a:pt x="0" y="184925"/>
-                                </a:lnTo>
-                                <a:lnTo>
-                                  <a:pt x="0" y="0"/>
-                                </a:lnTo>
-                              </a:path>
-                            </a:pathLst>
-                          </a:custGeom>
-                          <a:ln w="0" cap="flat">
-                            <a:miter lim="127000"/>
-                          </a:ln>
-                        </wps:spPr>
-                        <wps:style>
-                          <a:lnRef idx="0">
-                            <a:srgbClr val="000000">
-                              <a:alpha val="0"/>
-                            </a:srgbClr>
-                          </a:lnRef>
-                          <a:fillRef idx="1">
-                            <a:srgbClr val="000000"/>
-                          </a:fillRef>
-                          <a:effectRef idx="0">
-                            <a:scrgbClr r="0" g="0" b="0"/>
-                          </a:effectRef>
-                          <a:fontRef idx="none"/>
-                        </wps:style>
-                        <wps:bodyPr/>
-                      </wps:wsp>
-                      <wps:wsp>
-                        <wps:cNvPr id="36408" name="Shape 36408"/>
-                        <wps:cNvSpPr/>
-                        <wps:spPr>
-                          <a:xfrm>
-                            <a:off x="3173794" y="1775816"/>
-                            <a:ext cx="457937" cy="184925"/>
-                          </a:xfrm>
-                          <a:custGeom>
-                            <a:avLst/>
-                            <a:gdLst/>
-                            <a:ahLst/>
-                            <a:cxnLst/>
-                            <a:rect l="0" t="0" r="0" b="0"/>
-                            <a:pathLst>
-                              <a:path w="457937" h="184925">
-                                <a:moveTo>
-                                  <a:pt x="0" y="0"/>
-                                </a:moveTo>
-                                <a:lnTo>
-                                  <a:pt x="457937" y="0"/>
-                                </a:lnTo>
-                                <a:lnTo>
-                                  <a:pt x="457937" y="184925"/>
-                                </a:lnTo>
-                                <a:lnTo>
-                                  <a:pt x="0" y="184925"/>
-                                </a:lnTo>
-                                <a:lnTo>
-                                  <a:pt x="0" y="0"/>
-                                </a:lnTo>
-                              </a:path>
-                            </a:pathLst>
-                          </a:custGeom>
-                          <a:ln w="0" cap="flat">
-                            <a:miter lim="127000"/>
-                          </a:ln>
-                        </wps:spPr>
-                        <wps:style>
-                          <a:lnRef idx="0">
-                            <a:srgbClr val="000000">
-                              <a:alpha val="0"/>
-                            </a:srgbClr>
-                          </a:lnRef>
-                          <a:fillRef idx="1">
-                            <a:srgbClr val="000000"/>
-                          </a:fillRef>
-                          <a:effectRef idx="0">
-                            <a:scrgbClr r="0" g="0" b="0"/>
-                          </a:effectRef>
-                          <a:fontRef idx="none"/>
-                        </wps:style>
-                        <wps:bodyPr/>
-                      </wps:wsp>
-                      <wps:wsp>
-                        <wps:cNvPr id="36409" name="Shape 36409"/>
-                        <wps:cNvSpPr/>
-                        <wps:spPr>
-                          <a:xfrm>
-                            <a:off x="3631730" y="1775816"/>
-                            <a:ext cx="457936" cy="184925"/>
-                          </a:xfrm>
-                          <a:custGeom>
-                            <a:avLst/>
-                            <a:gdLst/>
-                            <a:ahLst/>
-                            <a:cxnLst/>
-                            <a:rect l="0" t="0" r="0" b="0"/>
-                            <a:pathLst>
-                              <a:path w="457936" h="184925">
-                                <a:moveTo>
-                                  <a:pt x="0" y="0"/>
-                                </a:moveTo>
-                                <a:lnTo>
-                                  <a:pt x="457936" y="0"/>
-                                </a:lnTo>
-                                <a:lnTo>
-                                  <a:pt x="457936" y="184925"/>
-                                </a:lnTo>
-                                <a:lnTo>
-                                  <a:pt x="0" y="184925"/>
-                                </a:lnTo>
-                                <a:lnTo>
-                                  <a:pt x="0" y="0"/>
-                                </a:lnTo>
-                              </a:path>
-                            </a:pathLst>
-                          </a:custGeom>
-                          <a:ln w="0" cap="flat">
-                            <a:miter lim="127000"/>
-                          </a:ln>
-                        </wps:spPr>
-                        <wps:style>
-                          <a:lnRef idx="0">
-                            <a:srgbClr val="000000">
-                              <a:alpha val="0"/>
-                            </a:srgbClr>
-                          </a:lnRef>
-                          <a:fillRef idx="1">
-                            <a:srgbClr val="000000"/>
-                          </a:fillRef>
-                          <a:effectRef idx="0">
-                            <a:scrgbClr r="0" g="0" b="0"/>
-                          </a:effectRef>
-                          <a:fontRef idx="none"/>
-                        </wps:style>
-                        <wps:bodyPr/>
-                      </wps:wsp>
-                      <wps:wsp>
-                        <wps:cNvPr id="36410" name="Shape 36410"/>
-                        <wps:cNvSpPr/>
-                        <wps:spPr>
-                          <a:xfrm>
-                            <a:off x="4089667" y="1775816"/>
-                            <a:ext cx="457936" cy="184925"/>
-                          </a:xfrm>
-                          <a:custGeom>
-                            <a:avLst/>
-                            <a:gdLst/>
-                            <a:ahLst/>
-                            <a:cxnLst/>
-                            <a:rect l="0" t="0" r="0" b="0"/>
-                            <a:pathLst>
-                              <a:path w="457936" h="184925">
-                                <a:moveTo>
-                                  <a:pt x="0" y="0"/>
-                                </a:moveTo>
-                                <a:lnTo>
-                                  <a:pt x="457936" y="0"/>
-                                </a:lnTo>
-                                <a:lnTo>
-                                  <a:pt x="457936" y="184925"/>
                                 </a:lnTo>
                                 <a:lnTo>
                                   <a:pt x="0" y="184925"/>
@@ -3115,8 +2858,8 @@
                         <wps:cNvSpPr/>
                         <wps:spPr>
                           <a:xfrm>
-                            <a:off x="4547591" y="1775816"/>
-                            <a:ext cx="457936" cy="184925"/>
+                            <a:off x="2257933" y="1775816"/>
+                            <a:ext cx="457937" cy="184925"/>
                           </a:xfrm>
                           <a:custGeom>
                             <a:avLst/>
@@ -3125,15 +2868,15 @@
                             <a:cxnLst/>
                             <a:rect l="0" t="0" r="0" b="0"/>
                             <a:pathLst>
-                              <a:path w="457936" h="184925">
+                              <a:path w="457937" h="184925">
                                 <a:moveTo>
                                   <a:pt x="0" y="0"/>
                                 </a:moveTo>
                                 <a:lnTo>
-                                  <a:pt x="457936" y="0"/>
-                                </a:lnTo>
-                                <a:lnTo>
-                                  <a:pt x="457936" y="184925"/>
+                                  <a:pt x="457937" y="0"/>
+                                </a:lnTo>
+                                <a:lnTo>
+                                  <a:pt x="457937" y="184925"/>
                                 </a:lnTo>
                                 <a:lnTo>
                                   <a:pt x="0" y="184925"/>
@@ -3169,8 +2912,8 @@
                         <wps:cNvSpPr/>
                         <wps:spPr>
                           <a:xfrm>
-                            <a:off x="5005527" y="1775816"/>
-                            <a:ext cx="457936" cy="184925"/>
+                            <a:off x="2715870" y="1775816"/>
+                            <a:ext cx="457937" cy="184925"/>
                           </a:xfrm>
                           <a:custGeom>
                             <a:avLst/>
@@ -3179,15 +2922,15 @@
                             <a:cxnLst/>
                             <a:rect l="0" t="0" r="0" b="0"/>
                             <a:pathLst>
-                              <a:path w="457936" h="184925">
+                              <a:path w="457937" h="184925">
                                 <a:moveTo>
                                   <a:pt x="0" y="0"/>
                                 </a:moveTo>
                                 <a:lnTo>
-                                  <a:pt x="457936" y="0"/>
-                                </a:lnTo>
-                                <a:lnTo>
-                                  <a:pt x="457936" y="184925"/>
+                                  <a:pt x="457937" y="0"/>
+                                </a:lnTo>
+                                <a:lnTo>
+                                  <a:pt x="457937" y="184925"/>
                                 </a:lnTo>
                                 <a:lnTo>
                                   <a:pt x="0" y="184925"/>
@@ -3220,6 +2963,276 @@
                       </wps:wsp>
                       <wps:wsp>
                         <wps:cNvPr id="36413" name="Shape 36413"/>
+                        <wps:cNvSpPr/>
+                        <wps:spPr>
+                          <a:xfrm>
+                            <a:off x="3173794" y="1775816"/>
+                            <a:ext cx="457937" cy="184925"/>
+                          </a:xfrm>
+                          <a:custGeom>
+                            <a:avLst/>
+                            <a:gdLst/>
+                            <a:ahLst/>
+                            <a:cxnLst/>
+                            <a:rect l="0" t="0" r="0" b="0"/>
+                            <a:pathLst>
+                              <a:path w="457937" h="184925">
+                                <a:moveTo>
+                                  <a:pt x="0" y="0"/>
+                                </a:moveTo>
+                                <a:lnTo>
+                                  <a:pt x="457937" y="0"/>
+                                </a:lnTo>
+                                <a:lnTo>
+                                  <a:pt x="457937" y="184925"/>
+                                </a:lnTo>
+                                <a:lnTo>
+                                  <a:pt x="0" y="184925"/>
+                                </a:lnTo>
+                                <a:lnTo>
+                                  <a:pt x="0" y="0"/>
+                                </a:lnTo>
+                              </a:path>
+                            </a:pathLst>
+                          </a:custGeom>
+                          <a:ln w="0" cap="flat">
+                            <a:miter lim="127000"/>
+                          </a:ln>
+                        </wps:spPr>
+                        <wps:style>
+                          <a:lnRef idx="0">
+                            <a:srgbClr val="000000">
+                              <a:alpha val="0"/>
+                            </a:srgbClr>
+                          </a:lnRef>
+                          <a:fillRef idx="1">
+                            <a:srgbClr val="000000"/>
+                          </a:fillRef>
+                          <a:effectRef idx="0">
+                            <a:scrgbClr r="0" g="0" b="0"/>
+                          </a:effectRef>
+                          <a:fontRef idx="none"/>
+                        </wps:style>
+                        <wps:bodyPr/>
+                      </wps:wsp>
+                      <wps:wsp>
+                        <wps:cNvPr id="36414" name="Shape 36414"/>
+                        <wps:cNvSpPr/>
+                        <wps:spPr>
+                          <a:xfrm>
+                            <a:off x="3631730" y="1775816"/>
+                            <a:ext cx="457936" cy="184925"/>
+                          </a:xfrm>
+                          <a:custGeom>
+                            <a:avLst/>
+                            <a:gdLst/>
+                            <a:ahLst/>
+                            <a:cxnLst/>
+                            <a:rect l="0" t="0" r="0" b="0"/>
+                            <a:pathLst>
+                              <a:path w="457936" h="184925">
+                                <a:moveTo>
+                                  <a:pt x="0" y="0"/>
+                                </a:moveTo>
+                                <a:lnTo>
+                                  <a:pt x="457936" y="0"/>
+                                </a:lnTo>
+                                <a:lnTo>
+                                  <a:pt x="457936" y="184925"/>
+                                </a:lnTo>
+                                <a:lnTo>
+                                  <a:pt x="0" y="184925"/>
+                                </a:lnTo>
+                                <a:lnTo>
+                                  <a:pt x="0" y="0"/>
+                                </a:lnTo>
+                              </a:path>
+                            </a:pathLst>
+                          </a:custGeom>
+                          <a:ln w="0" cap="flat">
+                            <a:miter lim="127000"/>
+                          </a:ln>
+                        </wps:spPr>
+                        <wps:style>
+                          <a:lnRef idx="0">
+                            <a:srgbClr val="000000">
+                              <a:alpha val="0"/>
+                            </a:srgbClr>
+                          </a:lnRef>
+                          <a:fillRef idx="1">
+                            <a:srgbClr val="000000"/>
+                          </a:fillRef>
+                          <a:effectRef idx="0">
+                            <a:scrgbClr r="0" g="0" b="0"/>
+                          </a:effectRef>
+                          <a:fontRef idx="none"/>
+                        </wps:style>
+                        <wps:bodyPr/>
+                      </wps:wsp>
+                      <wps:wsp>
+                        <wps:cNvPr id="36415" name="Shape 36415"/>
+                        <wps:cNvSpPr/>
+                        <wps:spPr>
+                          <a:xfrm>
+                            <a:off x="4089667" y="1775816"/>
+                            <a:ext cx="457936" cy="184925"/>
+                          </a:xfrm>
+                          <a:custGeom>
+                            <a:avLst/>
+                            <a:gdLst/>
+                            <a:ahLst/>
+                            <a:cxnLst/>
+                            <a:rect l="0" t="0" r="0" b="0"/>
+                            <a:pathLst>
+                              <a:path w="457936" h="184925">
+                                <a:moveTo>
+                                  <a:pt x="0" y="0"/>
+                                </a:moveTo>
+                                <a:lnTo>
+                                  <a:pt x="457936" y="0"/>
+                                </a:lnTo>
+                                <a:lnTo>
+                                  <a:pt x="457936" y="184925"/>
+                                </a:lnTo>
+                                <a:lnTo>
+                                  <a:pt x="0" y="184925"/>
+                                </a:lnTo>
+                                <a:lnTo>
+                                  <a:pt x="0" y="0"/>
+                                </a:lnTo>
+                              </a:path>
+                            </a:pathLst>
+                          </a:custGeom>
+                          <a:ln w="0" cap="flat">
+                            <a:miter lim="127000"/>
+                          </a:ln>
+                        </wps:spPr>
+                        <wps:style>
+                          <a:lnRef idx="0">
+                            <a:srgbClr val="000000">
+                              <a:alpha val="0"/>
+                            </a:srgbClr>
+                          </a:lnRef>
+                          <a:fillRef idx="1">
+                            <a:srgbClr val="000000"/>
+                          </a:fillRef>
+                          <a:effectRef idx="0">
+                            <a:scrgbClr r="0" g="0" b="0"/>
+                          </a:effectRef>
+                          <a:fontRef idx="none"/>
+                        </wps:style>
+                        <wps:bodyPr/>
+                      </wps:wsp>
+                      <wps:wsp>
+                        <wps:cNvPr id="36416" name="Shape 36416"/>
+                        <wps:cNvSpPr/>
+                        <wps:spPr>
+                          <a:xfrm>
+                            <a:off x="4547591" y="1775816"/>
+                            <a:ext cx="457936" cy="184925"/>
+                          </a:xfrm>
+                          <a:custGeom>
+                            <a:avLst/>
+                            <a:gdLst/>
+                            <a:ahLst/>
+                            <a:cxnLst/>
+                            <a:rect l="0" t="0" r="0" b="0"/>
+                            <a:pathLst>
+                              <a:path w="457936" h="184925">
+                                <a:moveTo>
+                                  <a:pt x="0" y="0"/>
+                                </a:moveTo>
+                                <a:lnTo>
+                                  <a:pt x="457936" y="0"/>
+                                </a:lnTo>
+                                <a:lnTo>
+                                  <a:pt x="457936" y="184925"/>
+                                </a:lnTo>
+                                <a:lnTo>
+                                  <a:pt x="0" y="184925"/>
+                                </a:lnTo>
+                                <a:lnTo>
+                                  <a:pt x="0" y="0"/>
+                                </a:lnTo>
+                              </a:path>
+                            </a:pathLst>
+                          </a:custGeom>
+                          <a:ln w="0" cap="flat">
+                            <a:miter lim="127000"/>
+                          </a:ln>
+                        </wps:spPr>
+                        <wps:style>
+                          <a:lnRef idx="0">
+                            <a:srgbClr val="000000">
+                              <a:alpha val="0"/>
+                            </a:srgbClr>
+                          </a:lnRef>
+                          <a:fillRef idx="1">
+                            <a:srgbClr val="000000"/>
+                          </a:fillRef>
+                          <a:effectRef idx="0">
+                            <a:scrgbClr r="0" g="0" b="0"/>
+                          </a:effectRef>
+                          <a:fontRef idx="none"/>
+                        </wps:style>
+                        <wps:bodyPr/>
+                      </wps:wsp>
+                      <wps:wsp>
+                        <wps:cNvPr id="36417" name="Shape 36417"/>
+                        <wps:cNvSpPr/>
+                        <wps:spPr>
+                          <a:xfrm>
+                            <a:off x="5005527" y="1775816"/>
+                            <a:ext cx="457936" cy="184925"/>
+                          </a:xfrm>
+                          <a:custGeom>
+                            <a:avLst/>
+                            <a:gdLst/>
+                            <a:ahLst/>
+                            <a:cxnLst/>
+                            <a:rect l="0" t="0" r="0" b="0"/>
+                            <a:pathLst>
+                              <a:path w="457936" h="184925">
+                                <a:moveTo>
+                                  <a:pt x="0" y="0"/>
+                                </a:moveTo>
+                                <a:lnTo>
+                                  <a:pt x="457936" y="0"/>
+                                </a:lnTo>
+                                <a:lnTo>
+                                  <a:pt x="457936" y="184925"/>
+                                </a:lnTo>
+                                <a:lnTo>
+                                  <a:pt x="0" y="184925"/>
+                                </a:lnTo>
+                                <a:lnTo>
+                                  <a:pt x="0" y="0"/>
+                                </a:lnTo>
+                              </a:path>
+                            </a:pathLst>
+                          </a:custGeom>
+                          <a:ln w="0" cap="flat">
+                            <a:miter lim="127000"/>
+                          </a:ln>
+                        </wps:spPr>
+                        <wps:style>
+                          <a:lnRef idx="0">
+                            <a:srgbClr val="000000">
+                              <a:alpha val="0"/>
+                            </a:srgbClr>
+                          </a:lnRef>
+                          <a:fillRef idx="1">
+                            <a:srgbClr val="000000"/>
+                          </a:fillRef>
+                          <a:effectRef idx="0">
+                            <a:scrgbClr r="0" g="0" b="0"/>
+                          </a:effectRef>
+                          <a:fontRef idx="none"/>
+                        </wps:style>
+                        <wps:bodyPr/>
+                      </wps:wsp>
+                      <wps:wsp>
+                        <wps:cNvPr id="36418" name="Shape 36418"/>
                         <wps:cNvSpPr/>
                         <wps:spPr>
                           <a:xfrm>
@@ -3370,7 +3383,7 @@
           </mc:Choice>
           <mc:Fallback xmlns:a="http://schemas.openxmlformats.org/drawingml/2006/main">
             <w:pict>
-              <v:group id="Group 31202" style="width:466.252pt;height:161.246pt;mso-position-horizontal-relative:char;mso-position-vertical-relative:line" coordsize="59214,20478">
+              <v:group id="Group 31450" style="width:466.252pt;height:161.246pt;mso-position-horizontal-relative:char;mso-position-vertical-relative:line" coordsize="59214,20478">
                 <v:shape id="Shape 287" style="position:absolute;width:59214;height:0;left:0;top:0;" coordsize="5921401,0" path="m0,0l5921401,0">
                   <v:stroke weight="0.398pt" endcap="flat" joinstyle="miter" miterlimit="10" on="true" color="#000000"/>
                   <v:fill on="false" color="#000000" opacity="0"/>
@@ -3379,7 +3392,7 @@
                   <v:stroke weight="0.398pt" endcap="flat" joinstyle="miter" miterlimit="10" on="true" color="#000000"/>
                   <v:fill on="false" color="#000000" opacity="0"/>
                 </v:shape>
-                <v:rect id="Rectangle 5060" style="position:absolute;width:16761;height:1636;left:46175;top:1546;" filled="f" stroked="f">
+                <v:rect id="Rectangle 4896" style="position:absolute;width:16761;height:1636;left:46175;top:1546;" filled="f" stroked="f">
                   <v:textbox inset="0,0,0,0">
                     <w:txbxContent>
                       <w:p>
@@ -3399,7 +3412,7 @@
                     </w:txbxContent>
                   </v:textbox>
                 </v:rect>
-                <v:rect id="Rectangle 5059" style="position:absolute;width:3618;height:1636;left:41825;top:1546;" filled="f" stroked="f">
+                <v:rect id="Rectangle 4895" style="position:absolute;width:3618;height:1636;left:41825;top:1546;" filled="f" stroked="f">
                   <v:textbox inset="0,0,0,0">
                     <w:txbxContent>
                       <w:p>
@@ -3419,7 +3432,7 @@
                     </w:txbxContent>
                   </v:textbox>
                 </v:rect>
-                <v:rect id="Rectangle 5058" style="position:absolute;width:4744;height:1636;left:36823;top:1546;" filled="f" stroked="f">
+                <v:rect id="Rectangle 4894" style="position:absolute;width:4744;height:1636;left:36823;top:1546;" filled="f" stroked="f">
                   <v:textbox inset="0,0,0,0">
                     <w:txbxContent>
                       <w:p>
@@ -3439,7 +3452,7 @@
                     </w:txbxContent>
                   </v:textbox>
                 </v:rect>
-                <v:rect id="Rectangle 5057" style="position:absolute;width:1945;height:1636;left:33296;top:1546;" filled="f" stroked="f">
+                <v:rect id="Rectangle 4893" style="position:absolute;width:1945;height:1636;left:33296;top:1546;" filled="f" stroked="f">
                   <v:textbox inset="0,0,0,0">
                     <w:txbxContent>
                       <w:p>
@@ -3459,7 +3472,7 @@
                     </w:txbxContent>
                   </v:textbox>
                 </v:rect>
-                <v:rect id="Rectangle 5055" style="position:absolute;width:2072;height:1636;left:24089;top:1546;" filled="f" stroked="f">
+                <v:rect id="Rectangle 4891" style="position:absolute;width:2072;height:1636;left:24089;top:1546;" filled="f" stroked="f">
                   <v:textbox inset="0,0,0,0">
                     <w:txbxContent>
                       <w:p>
@@ -3479,7 +3492,7 @@
                     </w:txbxContent>
                   </v:textbox>
                 </v:rect>
-                <v:rect id="Rectangle 5054" style="position:absolute;width:4964;height:1636;left:18423;top:1546;" filled="f" stroked="f">
+                <v:rect id="Rectangle 4890" style="position:absolute;width:4964;height:1636;left:18423;top:1546;" filled="f" stroked="f">
                   <v:textbox inset="0,0,0,0">
                     <w:txbxContent>
                       <w:p>
@@ -3499,7 +3512,7 @@
                     </w:txbxContent>
                   </v:textbox>
                 </v:rect>
-                <v:rect id="Rectangle 5053" style="position:absolute;width:4514;height:1636;left:12787;top:1546;" filled="f" stroked="f">
+                <v:rect id="Rectangle 4889" style="position:absolute;width:4514;height:1636;left:12787;top:1546;" filled="f" stroked="f">
                   <v:textbox inset="0,0,0,0">
                     <w:txbxContent>
                       <w:p>
@@ -3519,7 +3532,7 @@
                     </w:txbxContent>
                   </v:textbox>
                 </v:rect>
-                <v:rect id="Rectangle 5056" style="position:absolute;width:6045;height:1636;left:27175;top:1546;" filled="f" stroked="f">
+                <v:rect id="Rectangle 4892" style="position:absolute;width:6045;height:1636;left:27175;top:1546;" filled="f" stroked="f">
                   <v:textbox inset="0,0,0,0">
                     <w:txbxContent>
                       <w:p>
@@ -3539,7 +3552,7 @@
                     </w:txbxContent>
                   </v:textbox>
                 </v:rect>
-                <v:rect id="Rectangle 5052" style="position:absolute;width:8087;height:1636;left:0;top:1546;" filled="f" stroked="f">
+                <v:rect id="Rectangle 4887" style="position:absolute;width:8087;height:1636;left:0;top:1546;" filled="f" stroked="f">
                   <v:textbox inset="0,0,0,0">
                     <w:txbxContent>
                       <w:p>
@@ -3624,11 +3637,11 @@
                     </w:txbxContent>
                   </v:textbox>
                 </v:rect>
-                <v:shape id="Shape 36414" style="position:absolute;width:4579;height:1849;left:17999;top:3998;" coordsize="457937,184925" path="m0,0l457937,0l457937,184925l0,184925l0,0">
+                <v:shape id="Shape 36419" style="position:absolute;width:4579;height:1849;left:17999;top:3998;" coordsize="457937,184925" path="m0,0l457937,0l457937,184925l0,184925l0,0">
                   <v:stroke weight="0pt" endcap="flat" joinstyle="miter" miterlimit="10" on="false" color="#000000" opacity="0"/>
                   <v:fill on="true" color="#000000"/>
                 </v:shape>
-                <v:shape id="Shape 36415" style="position:absolute;width:4579;height:1849;left:22579;top:3998;" coordsize="457937,184925" path="m0,0l457937,0l457937,184925l0,184925l0,0">
+                <v:shape id="Shape 36420" style="position:absolute;width:4579;height:1849;left:22579;top:3998;" coordsize="457937,184925" path="m0,0l457937,0l457937,184925l0,184925l0,0">
                   <v:stroke weight="0pt" endcap="flat" joinstyle="miter" miterlimit="10" on="false" color="#000000" opacity="0"/>
                   <v:fill on="true" color="#000000"/>
                 </v:shape>
@@ -3693,11 +3706,11 @@
                     </w:txbxContent>
                   </v:textbox>
                 </v:rect>
-                <v:shape id="Shape 36416" style="position:absolute;width:4579;height:1849;left:27158;top:6750;" coordsize="457937,184925" path="m0,0l457937,0l457937,184925l0,184925l0,0">
+                <v:shape id="Shape 36421" style="position:absolute;width:4579;height:1849;left:27158;top:6750;" coordsize="457937,184925" path="m0,0l457937,0l457937,184925l0,184925l0,0">
                   <v:stroke weight="0pt" endcap="flat" joinstyle="miter" miterlimit="10" on="false" color="#000000" opacity="0"/>
                   <v:fill on="true" color="#000000"/>
                 </v:shape>
-                <v:shape id="Shape 36417" style="position:absolute;width:4579;height:1849;left:36317;top:6750;" coordsize="457936,184925" path="m0,0l457936,0l457936,184925l0,184925l0,0">
+                <v:shape id="Shape 36422" style="position:absolute;width:4579;height:1849;left:36317;top:6750;" coordsize="457936,184925" path="m0,0l457936,0l457936,184925l0,184925l0,0">
                   <v:stroke weight="0pt" endcap="flat" joinstyle="miter" miterlimit="10" on="false" color="#000000" opacity="0"/>
                   <v:fill on="true" color="#000000"/>
                 </v:shape>
@@ -3762,11 +3775,11 @@
                     </w:txbxContent>
                   </v:textbox>
                 </v:rect>
-                <v:shape id="Shape 36418" style="position:absolute;width:4579;height:1849;left:17999;top:9502;" coordsize="457937,184925" path="m0,0l457937,0l457937,184925l0,184925l0,0">
+                <v:shape id="Shape 36423" style="position:absolute;width:4579;height:1849;left:17999;top:9502;" coordsize="457937,184925" path="m0,0l457937,0l457937,184925l0,184925l0,0">
                   <v:stroke weight="0pt" endcap="flat" joinstyle="miter" miterlimit="10" on="false" color="#000000" opacity="0"/>
                   <v:fill on="true" color="#000000"/>
                 </v:shape>
-                <v:shape id="Shape 36419" style="position:absolute;width:4579;height:1849;left:22579;top:9502;" coordsize="457937,184925" path="m0,0l457937,0l457937,184925l0,184925l0,0">
+                <v:shape id="Shape 36424" style="position:absolute;width:4579;height:1849;left:22579;top:9502;" coordsize="457937,184925" path="m0,0l457937,0l457937,184925l0,184925l0,0">
                   <v:stroke weight="0pt" endcap="flat" joinstyle="miter" miterlimit="10" on="false" color="#000000" opacity="0"/>
                   <v:fill on="true" color="#000000"/>
                 </v:shape>
@@ -3847,7 +3860,7 @@
                     </w:txbxContent>
                   </v:textbox>
                 </v:rect>
-                <v:shape id="Shape 36420" style="position:absolute;width:4579;height:1849;left:40896;top:12254;" coordsize="457936,184925" path="m0,0l457936,0l457936,184925l0,184925l0,0">
+                <v:shape id="Shape 36425" style="position:absolute;width:4579;height:1849;left:40896;top:12254;" coordsize="457936,184925" path="m0,0l457936,0l457936,184925l0,184925l0,0">
                   <v:stroke weight="0pt" endcap="flat" joinstyle="miter" miterlimit="10" on="false" color="#000000" opacity="0"/>
                   <v:fill on="true" color="#000000"/>
                 </v:shape>
@@ -3912,27 +3925,27 @@
                     </w:txbxContent>
                   </v:textbox>
                 </v:rect>
-                <v:shape id="Shape 36421" style="position:absolute;width:4579;height:1849;left:17999;top:15006;" coordsize="457937,184925" path="m0,0l457937,0l457937,184925l0,184925l0,0">
+                <v:shape id="Shape 36426" style="position:absolute;width:4579;height:1849;left:17999;top:15006;" coordsize="457937,184925" path="m0,0l457937,0l457937,184925l0,184925l0,0">
                   <v:stroke weight="0pt" endcap="flat" joinstyle="miter" miterlimit="10" on="false" color="#000000" opacity="0"/>
                   <v:fill on="true" color="#000000"/>
                 </v:shape>
-                <v:shape id="Shape 36422" style="position:absolute;width:4579;height:1849;left:27158;top:15006;" coordsize="457937,184925" path="m0,0l457937,0l457937,184925l0,184925l0,0">
+                <v:shape id="Shape 36427" style="position:absolute;width:4579;height:1849;left:27158;top:15006;" coordsize="457937,184925" path="m0,0l457937,0l457937,184925l0,184925l0,0">
                   <v:stroke weight="0pt" endcap="flat" joinstyle="miter" miterlimit="10" on="false" color="#000000" opacity="0"/>
                   <v:fill on="true" color="#000000"/>
                 </v:shape>
-                <v:shape id="Shape 36423" style="position:absolute;width:4579;height:1849;left:31737;top:15006;" coordsize="457937,184925" path="m0,0l457937,0l457937,184925l0,184925l0,0">
+                <v:shape id="Shape 36428" style="position:absolute;width:4579;height:1849;left:31737;top:15006;" coordsize="457937,184925" path="m0,0l457937,0l457937,184925l0,184925l0,0">
                   <v:stroke weight="0pt" endcap="flat" joinstyle="miter" miterlimit="10" on="false" color="#000000" opacity="0"/>
                   <v:fill on="true" color="#000000"/>
                 </v:shape>
-                <v:shape id="Shape 36424" style="position:absolute;width:4579;height:1849;left:36317;top:15006;" coordsize="457936,184925" path="m0,0l457936,0l457936,184925l0,184925l0,0">
+                <v:shape id="Shape 36429" style="position:absolute;width:4579;height:1849;left:36317;top:15006;" coordsize="457936,184925" path="m0,0l457936,0l457936,184925l0,184925l0,0">
                   <v:stroke weight="0pt" endcap="flat" joinstyle="miter" miterlimit="10" on="false" color="#000000" opacity="0"/>
                   <v:fill on="true" color="#000000"/>
                 </v:shape>
-                <v:shape id="Shape 36425" style="position:absolute;width:4579;height:1849;left:40896;top:15006;" coordsize="457936,184925" path="m0,0l457936,0l457936,184925l0,184925l0,0">
+                <v:shape id="Shape 36430" style="position:absolute;width:4579;height:1849;left:40896;top:15006;" coordsize="457936,184925" path="m0,0l457936,0l457936,184925l0,184925l0,0">
                   <v:stroke weight="0pt" endcap="flat" joinstyle="miter" miterlimit="10" on="false" color="#000000" opacity="0"/>
                   <v:fill on="true" color="#000000"/>
                 </v:shape>
-                <v:shape id="Shape 36426" style="position:absolute;width:4579;height:1849;left:50055;top:15006;" coordsize="457936,184925" path="m0,0l457936,0l457936,184925l0,184925l0,0">
+                <v:shape id="Shape 36431" style="position:absolute;width:4579;height:1849;left:50055;top:15006;" coordsize="457936,184925" path="m0,0l457936,0l457936,184925l0,184925l0,0">
                   <v:stroke weight="0pt" endcap="flat" joinstyle="miter" miterlimit="10" on="false" color="#000000" opacity="0"/>
                   <v:fill on="true" color="#000000"/>
                 </v:shape>
@@ -3977,39 +3990,39 @@
                     </w:txbxContent>
                   </v:textbox>
                 </v:rect>
-                <v:shape id="Shape 36427" style="position:absolute;width:4579;height:1849;left:17999;top:17758;" coordsize="457937,184925" path="m0,0l457937,0l457937,184925l0,184925l0,0">
+                <v:shape id="Shape 36432" style="position:absolute;width:4579;height:1849;left:17999;top:17758;" coordsize="457937,184925" path="m0,0l457937,0l457937,184925l0,184925l0,0">
                   <v:stroke weight="0pt" endcap="flat" joinstyle="miter" miterlimit="10" on="false" color="#000000" opacity="0"/>
                   <v:fill on="true" color="#000000"/>
                 </v:shape>
-                <v:shape id="Shape 36428" style="position:absolute;width:4579;height:1849;left:22579;top:17758;" coordsize="457937,184925" path="m0,0l457937,0l457937,184925l0,184925l0,0">
+                <v:shape id="Shape 36433" style="position:absolute;width:4579;height:1849;left:22579;top:17758;" coordsize="457937,184925" path="m0,0l457937,0l457937,184925l0,184925l0,0">
                   <v:stroke weight="0pt" endcap="flat" joinstyle="miter" miterlimit="10" on="false" color="#000000" opacity="0"/>
                   <v:fill on="true" color="#000000"/>
                 </v:shape>
-                <v:shape id="Shape 36429" style="position:absolute;width:4579;height:1849;left:27158;top:17758;" coordsize="457937,184925" path="m0,0l457937,0l457937,184925l0,184925l0,0">
+                <v:shape id="Shape 36434" style="position:absolute;width:4579;height:1849;left:27158;top:17758;" coordsize="457937,184925" path="m0,0l457937,0l457937,184925l0,184925l0,0">
                   <v:stroke weight="0pt" endcap="flat" joinstyle="miter" miterlimit="10" on="false" color="#000000" opacity="0"/>
                   <v:fill on="true" color="#000000"/>
                 </v:shape>
-                <v:shape id="Shape 36430" style="position:absolute;width:4579;height:1849;left:31737;top:17758;" coordsize="457937,184925" path="m0,0l457937,0l457937,184925l0,184925l0,0">
+                <v:shape id="Shape 36435" style="position:absolute;width:4579;height:1849;left:31737;top:17758;" coordsize="457937,184925" path="m0,0l457937,0l457937,184925l0,184925l0,0">
                   <v:stroke weight="0pt" endcap="flat" joinstyle="miter" miterlimit="10" on="false" color="#000000" opacity="0"/>
                   <v:fill on="true" color="#000000"/>
                 </v:shape>
-                <v:shape id="Shape 36431" style="position:absolute;width:4579;height:1849;left:36317;top:17758;" coordsize="457936,184925" path="m0,0l457936,0l457936,184925l0,184925l0,0">
+                <v:shape id="Shape 36436" style="position:absolute;width:4579;height:1849;left:36317;top:17758;" coordsize="457936,184925" path="m0,0l457936,0l457936,184925l0,184925l0,0">
                   <v:stroke weight="0pt" endcap="flat" joinstyle="miter" miterlimit="10" on="false" color="#000000" opacity="0"/>
                   <v:fill on="true" color="#000000"/>
                 </v:shape>
-                <v:shape id="Shape 36432" style="position:absolute;width:4579;height:1849;left:40896;top:17758;" coordsize="457936,184925" path="m0,0l457936,0l457936,184925l0,184925l0,0">
+                <v:shape id="Shape 36437" style="position:absolute;width:4579;height:1849;left:40896;top:17758;" coordsize="457936,184925" path="m0,0l457936,0l457936,184925l0,184925l0,0">
                   <v:stroke weight="0pt" endcap="flat" joinstyle="miter" miterlimit="10" on="false" color="#000000" opacity="0"/>
                   <v:fill on="true" color="#000000"/>
                 </v:shape>
-                <v:shape id="Shape 36433" style="position:absolute;width:4579;height:1849;left:45475;top:17758;" coordsize="457936,184925" path="m0,0l457936,0l457936,184925l0,184925l0,0">
+                <v:shape id="Shape 36438" style="position:absolute;width:4579;height:1849;left:45475;top:17758;" coordsize="457936,184925" path="m0,0l457936,0l457936,184925l0,184925l0,0">
                   <v:stroke weight="0pt" endcap="flat" joinstyle="miter" miterlimit="10" on="false" color="#000000" opacity="0"/>
                   <v:fill on="true" color="#000000"/>
                 </v:shape>
-                <v:shape id="Shape 36434" style="position:absolute;width:4579;height:1849;left:50055;top:17758;" coordsize="457936,184925" path="m0,0l457936,0l457936,184925l0,184925l0,0">
+                <v:shape id="Shape 36439" style="position:absolute;width:4579;height:1849;left:50055;top:17758;" coordsize="457936,184925" path="m0,0l457936,0l457936,184925l0,184925l0,0">
                   <v:stroke weight="0pt" endcap="flat" joinstyle="miter" miterlimit="10" on="false" color="#000000" opacity="0"/>
                   <v:fill on="true" color="#000000"/>
                 </v:shape>
-                <v:shape id="Shape 36435" style="position:absolute;width:4579;height:1849;left:54634;top:17758;" coordsize="457937,184925" path="m0,0l457937,0l457937,184925l0,184925l0,0">
+                <v:shape id="Shape 36440" style="position:absolute;width:4579;height:1849;left:54634;top:17758;" coordsize="457937,184925" path="m0,0l457937,0l457937,184925l0,184925l0,0">
                   <v:stroke weight="0pt" endcap="flat" joinstyle="miter" miterlimit="10" on="false" color="#000000" opacity="0"/>
                   <v:fill on="true" color="#000000"/>
                 </v:shape>
@@ -4171,16 +4184,16 @@
           <w:noProof/>
         </w:rPr>
         <w:drawing>
-          <wp:inline distT="0" distB="0" distL="0" distR="0" wp14:anchorId="493365DF" wp14:editId="53D7E990">
+          <wp:inline distT="0" distB="0" distL="0" distR="0" wp14:anchorId="3015BC96" wp14:editId="4CF09611">
             <wp:extent cx="2880360" cy="5105401"/>
             <wp:effectExtent l="0" t="0" r="0" b="0"/>
-            <wp:docPr id="35799" name="Picture 35799"/>
+            <wp:docPr id="35801" name="Picture 35801"/>
             <wp:cNvGraphicFramePr/>
             <a:graphic xmlns:a="http://schemas.openxmlformats.org/drawingml/2006/main">
               <a:graphicData uri="http://schemas.openxmlformats.org/drawingml/2006/picture">
                 <pic:pic xmlns:pic="http://schemas.openxmlformats.org/drawingml/2006/picture">
                   <pic:nvPicPr>
-                    <pic:cNvPr id="35799" name="Picture 35799"/>
+                    <pic:cNvPr id="35801" name="Picture 35801"/>
                     <pic:cNvPicPr/>
                   </pic:nvPicPr>
                   <pic:blipFill>
@@ -4898,10 +4911,10 @@
         <mc:AlternateContent>
           <mc:Choice Requires="wpg">
             <w:drawing>
-              <wp:inline distT="0" distB="0" distL="0" distR="0" wp14:anchorId="1D281314" wp14:editId="2570B0F9">
+              <wp:inline distT="0" distB="0" distL="0" distR="0" wp14:anchorId="44B9E045" wp14:editId="29DD8598">
                 <wp:extent cx="1357466" cy="1270317"/>
                 <wp:effectExtent l="0" t="0" r="0" b="0"/>
-                <wp:docPr id="31188" name="Group 31188"/>
+                <wp:docPr id="30939" name="Group 30939"/>
                 <wp:cNvGraphicFramePr/>
                 <a:graphic xmlns:a="http://schemas.openxmlformats.org/drawingml/2006/main">
                   <a:graphicData uri="http://schemas.microsoft.com/office/word/2010/wordprocessingGroup">
@@ -4917,7 +4930,7 @@
                       </wpg:grpSpPr>
                       <pic:pic xmlns:pic="http://schemas.openxmlformats.org/drawingml/2006/picture">
                         <pic:nvPicPr>
-                          <pic:cNvPr id="35801" name="Picture 35801"/>
+                          <pic:cNvPr id="35803" name="Picture 35803"/>
                           <pic:cNvPicPr/>
                         </pic:nvPicPr>
                         <pic:blipFill>
@@ -4937,7 +4950,7 @@
                         </pic:spPr>
                       </pic:pic>
                       <wps:wsp>
-                        <wps:cNvPr id="36436" name="Shape 36436"/>
+                        <wps:cNvPr id="36441" name="Shape 36441"/>
                         <wps:cNvSpPr/>
                         <wps:spPr>
                           <a:xfrm>
@@ -4989,7 +5002,7 @@
                         <wps:bodyPr/>
                       </wps:wsp>
                       <wps:wsp>
-                        <wps:cNvPr id="4999" name="Rectangle 4999"/>
+                        <wps:cNvPr id="4978" name="Rectangle 4978"/>
                         <wps:cNvSpPr/>
                         <wps:spPr>
                           <a:xfrm>
@@ -5026,7 +5039,7 @@
                         </wps:bodyPr>
                       </wps:wsp>
                       <wps:wsp>
-                        <wps:cNvPr id="5001" name="Rectangle 5001"/>
+                        <wps:cNvPr id="4979" name="Rectangle 4979"/>
                         <wps:cNvSpPr/>
                         <wps:spPr>
                           <a:xfrm>
@@ -5063,7 +5076,7 @@
                         </wps:bodyPr>
                       </wps:wsp>
                       <wps:wsp>
-                        <wps:cNvPr id="30166" name="Rectangle 30166"/>
+                        <wps:cNvPr id="30083" name="Rectangle 30083"/>
                         <wps:cNvSpPr/>
                         <wps:spPr>
                           <a:xfrm>
@@ -5100,7 +5113,7 @@
                         </wps:bodyPr>
                       </wps:wsp>
                       <wps:wsp>
-                        <wps:cNvPr id="30167" name="Rectangle 30167"/>
+                        <wps:cNvPr id="30084" name="Rectangle 30084"/>
                         <wps:cNvSpPr/>
                         <wps:spPr>
                           <a:xfrm>
@@ -5137,7 +5150,7 @@
                         </wps:bodyPr>
                       </wps:wsp>
                       <wps:wsp>
-                        <wps:cNvPr id="5005" name="Rectangle 5005"/>
+                        <wps:cNvPr id="4981" name="Rectangle 4981"/>
                         <wps:cNvSpPr/>
                         <wps:spPr>
                           <a:xfrm>
@@ -5174,7 +5187,7 @@
                         </wps:bodyPr>
                       </wps:wsp>
                       <wps:wsp>
-                        <wps:cNvPr id="5007" name="Rectangle 5007"/>
+                        <wps:cNvPr id="4982" name="Rectangle 4982"/>
                         <wps:cNvSpPr/>
                         <wps:spPr>
                           <a:xfrm>
@@ -5218,15 +5231,15 @@
           </mc:Choice>
           <mc:Fallback xmlns:a="http://schemas.openxmlformats.org/drawingml/2006/main">
             <w:pict>
-              <v:group id="Group 31188" style="width:106.887pt;height:100.025pt;mso-position-horizontal-relative:char;mso-position-vertical-relative:line" coordsize="13574,12703">
-                <v:shape id="Picture 35801" style="position:absolute;width:9357;height:10942;left:4204;top:-20;" filled="f">
+              <v:group id="Group 30939" style="width:106.887pt;height:100.025pt;mso-position-horizontal-relative:char;mso-position-vertical-relative:line" coordsize="13574,12703">
+                <v:shape id="Picture 35803" style="position:absolute;width:9357;height:10942;left:4204;top:-20;" filled="f">
                   <v:imagedata r:id="rId11"/>
                 </v:shape>
-                <v:shape id="Shape 36437" style="position:absolute;width:1525;height:533;left:0;top:11921;" coordsize="152509,53378" path="m0,0l152509,0l152509,53378l0,53378l0,0">
+                <v:shape id="Shape 36442" style="position:absolute;width:1525;height:533;left:0;top:11921;" coordsize="152509,53378" path="m0,0l152509,0l152509,53378l0,53378l0,0">
                   <v:stroke weight="0.79004pt" endcap="flat" joinstyle="miter" miterlimit="10" on="true" color="#d64541"/>
                   <v:fill on="true" color="#d64541"/>
                 </v:shape>
-                <v:rect id="Rectangle 4999" style="position:absolute;width:225;height:1384;left:4084;top:11662;" filled="f" stroked="f">
+                <v:rect id="Rectangle 4978" style="position:absolute;width:225;height:1384;left:4084;top:11662;" filled="f" stroked="f">
                   <v:textbox inset="0,0,0,0">
                     <w:txbxContent>
                       <w:p>
@@ -5246,7 +5259,7 @@
                     </w:txbxContent>
                   </v:textbox>
                 </v:rect>
-                <v:rect id="Rectangle 5001" style="position:absolute;width:563;height:1384;left:5694;top:11662;" filled="f" stroked="f">
+                <v:rect id="Rectangle 4979" style="position:absolute;width:563;height:1384;left:5694;top:11662;" filled="f" stroked="f">
                   <v:textbox inset="0,0,0,0">
                     <w:txbxContent>
                       <w:p>
@@ -5266,7 +5279,7 @@
                     </w:txbxContent>
                   </v:textbox>
                 </v:rect>
-                <v:rect id="Rectangle 30166" style="position:absolute;width:281;height:1384;left:6796;top:11662;" filled="f" stroked="f">
+                <v:rect id="Rectangle 30083" style="position:absolute;width:281;height:1384;left:6796;top:11662;" filled="f" stroked="f">
                   <v:textbox inset="0,0,0,0">
                     <w:txbxContent>
                       <w:p>
@@ -5286,7 +5299,7 @@
                     </w:txbxContent>
                   </v:textbox>
                 </v:rect>
-                <v:rect id="Rectangle 30167" style="position:absolute;width:1521;height:1384;left:7220;top:11662;" filled="f" stroked="f">
+                <v:rect id="Rectangle 30084" style="position:absolute;width:1521;height:1384;left:7220;top:11662;" filled="f" stroked="f">
                   <v:textbox inset="0,0,0,0">
                     <w:txbxContent>
                       <w:p>
@@ -5306,7 +5319,7 @@
                     </w:txbxContent>
                   </v:textbox>
                 </v:rect>
-                <v:rect id="Rectangle 5005" style="position:absolute;width:225;height:1384;left:9847;top:11662;" filled="f" stroked="f">
+                <v:rect id="Rectangle 4981" style="position:absolute;width:225;height:1384;left:9847;top:11662;" filled="f" stroked="f">
                   <v:textbox inset="0,0,0,0">
                     <w:txbxContent>
                       <w:p>
@@ -5326,7 +5339,7 @@
                     </w:txbxContent>
                   </v:textbox>
                 </v:rect>
-                <v:rect id="Rectangle 5007" style="position:absolute;width:1352;height:1384;left:12220;top:11662;" filled="f" stroked="f">
+                <v:rect id="Rectangle 4982" style="position:absolute;width:1352;height:1384;left:12220;top:11662;" filled="f" stroked="f">
                   <v:textbox inset="0,0,0,0">
                     <w:txbxContent>
                       <w:p>
@@ -5368,10 +5381,10 @@
         <mc:AlternateContent>
           <mc:Choice Requires="wpg">
             <w:drawing>
-              <wp:inline distT="0" distB="0" distL="0" distR="0" wp14:anchorId="6F41F79A" wp14:editId="50C4C329">
+              <wp:inline distT="0" distB="0" distL="0" distR="0" wp14:anchorId="325AD97C" wp14:editId="6256258A">
                 <wp:extent cx="935000" cy="1270317"/>
                 <wp:effectExtent l="0" t="0" r="0" b="0"/>
-                <wp:docPr id="31189" name="Group 31189"/>
+                <wp:docPr id="30940" name="Group 30940"/>
                 <wp:cNvGraphicFramePr/>
                 <a:graphic xmlns:a="http://schemas.openxmlformats.org/drawingml/2006/main">
                   <a:graphicData uri="http://schemas.microsoft.com/office/word/2010/wordprocessingGroup">
@@ -5387,7 +5400,7 @@
                       </wpg:grpSpPr>
                       <pic:pic xmlns:pic="http://schemas.openxmlformats.org/drawingml/2006/picture">
                         <pic:nvPicPr>
-                          <pic:cNvPr id="35802" name="Picture 35802"/>
+                          <pic:cNvPr id="35804" name="Picture 35804"/>
                           <pic:cNvPicPr/>
                         </pic:nvPicPr>
                         <pic:blipFill>
@@ -5407,7 +5420,7 @@
                         </pic:spPr>
                       </pic:pic>
                       <wps:wsp>
-                        <wps:cNvPr id="5009" name="Rectangle 5009"/>
+                        <wps:cNvPr id="4984" name="Rectangle 4984"/>
                         <wps:cNvSpPr/>
                         <wps:spPr>
                           <a:xfrm>
@@ -5444,7 +5457,7 @@
                         </wps:bodyPr>
                       </wps:wsp>
                       <wps:wsp>
-                        <wps:cNvPr id="36438" name="Shape 36438"/>
+                        <wps:cNvPr id="36443" name="Shape 36443"/>
                         <wps:cNvSpPr/>
                         <wps:spPr>
                           <a:xfrm>
@@ -5496,7 +5509,7 @@
                         <wps:bodyPr/>
                       </wps:wsp>
                       <wps:wsp>
-                        <wps:cNvPr id="5010" name="Rectangle 5010"/>
+                        <wps:cNvPr id="4985" name="Rectangle 4985"/>
                         <wps:cNvSpPr/>
                         <wps:spPr>
                           <a:xfrm>
@@ -5533,7 +5546,7 @@
                         </wps:bodyPr>
                       </wps:wsp>
                       <wps:wsp>
-                        <wps:cNvPr id="5011" name="Rectangle 5011"/>
+                        <wps:cNvPr id="4986" name="Rectangle 4986"/>
                         <wps:cNvSpPr/>
                         <wps:spPr>
                           <a:xfrm>
@@ -5577,11 +5590,11 @@
           </mc:Choice>
           <mc:Fallback xmlns:a="http://schemas.openxmlformats.org/drawingml/2006/main">
             <w:pict>
-              <v:group id="Group 31189" style="width:73.622pt;height:100.025pt;mso-position-horizontal-relative:char;mso-position-vertical-relative:line" coordsize="9350,12703">
-                <v:shape id="Picture 35802" style="position:absolute;width:9387;height:10942;left:-34;top:-20;" filled="f">
+              <v:group id="Group 30940" style="width:73.622pt;height:100.025pt;mso-position-horizontal-relative:char;mso-position-vertical-relative:line" coordsize="9350,12703">
+                <v:shape id="Picture 35804" style="position:absolute;width:9387;height:10942;left:-34;top:-20;" filled="f">
                   <v:imagedata r:id="rId13"/>
                 </v:shape>
-                <v:rect id="Rectangle 5009" style="position:absolute;width:225;height:1384;left:2121;top:11662;" filled="f" stroked="f">
+                <v:rect id="Rectangle 4984" style="position:absolute;width:225;height:1384;left:2121;top:11662;" filled="f" stroked="f">
                   <v:textbox inset="0,0,0,0">
                     <w:txbxContent>
                       <w:p>
@@ -5601,11 +5614,11 @@
                     </w:txbxContent>
                   </v:textbox>
                 </v:rect>
-                <v:shape id="Shape 36439" style="position:absolute;width:1525;height:533;left:4298;top:11921;" coordsize="152509,53378" path="m0,0l152509,0l152509,53378l0,53378l0,0">
+                <v:shape id="Shape 36444" style="position:absolute;width:1525;height:533;left:4298;top:11921;" coordsize="152509,53378" path="m0,0l152509,0l152509,53378l0,53378l0,0">
                   <v:stroke weight="0.79004pt" endcap="flat" joinstyle="miter" miterlimit="10" on="true" color="#e8b044"/>
                   <v:fill on="true" color="#e8b044"/>
                 </v:shape>
-                <v:rect id="Rectangle 5010" style="position:absolute;width:563;height:1384;left:6645;top:11662;" filled="f" stroked="f">
+                <v:rect id="Rectangle 4985" style="position:absolute;width:563;height:1384;left:6645;top:11662;" filled="f" stroked="f">
                   <v:textbox inset="0,0,0,0">
                     <w:txbxContent>
                       <w:p>
@@ -5625,7 +5638,7 @@
                     </w:txbxContent>
                   </v:textbox>
                 </v:rect>
-                <v:rect id="Rectangle 5011" style="position:absolute;width:225;height:1384;left:7959;top:11662;" filled="f" stroked="f">
+                <v:rect id="Rectangle 4986" style="position:absolute;width:225;height:1384;left:7959;top:11662;" filled="f" stroked="f">
                   <v:textbox inset="0,0,0,0">
                     <w:txbxContent>
                       <w:p>
@@ -5666,10 +5679,10 @@
         <mc:AlternateContent>
           <mc:Choice Requires="wpg">
             <w:drawing>
-              <wp:inline distT="0" distB="0" distL="0" distR="0" wp14:anchorId="277FCB3F" wp14:editId="6CA4F112">
+              <wp:inline distT="0" distB="0" distL="0" distR="0" wp14:anchorId="1DEB0184" wp14:editId="5BA5EB62">
                 <wp:extent cx="2247082" cy="1270317"/>
                 <wp:effectExtent l="0" t="0" r="0" b="0"/>
-                <wp:docPr id="31190" name="Group 31190"/>
+                <wp:docPr id="30941" name="Group 30941"/>
                 <wp:cNvGraphicFramePr/>
                 <a:graphic xmlns:a="http://schemas.openxmlformats.org/drawingml/2006/main">
                   <a:graphicData uri="http://schemas.microsoft.com/office/word/2010/wordprocessingGroup">
@@ -5685,7 +5698,7 @@
                       </wpg:grpSpPr>
                       <pic:pic xmlns:pic="http://schemas.openxmlformats.org/drawingml/2006/picture">
                         <pic:nvPicPr>
-                          <pic:cNvPr id="35803" name="Picture 35803"/>
+                          <pic:cNvPr id="35805" name="Picture 35805"/>
                           <pic:cNvPicPr/>
                         </pic:nvPicPr>
                         <pic:blipFill>
@@ -5706,7 +5719,7 @@
                       </pic:pic>
                       <pic:pic xmlns:pic="http://schemas.openxmlformats.org/drawingml/2006/picture">
                         <pic:nvPicPr>
-                          <pic:cNvPr id="35804" name="Picture 35804"/>
+                          <pic:cNvPr id="35806" name="Picture 35806"/>
                           <pic:cNvPicPr/>
                         </pic:nvPicPr>
                         <pic:blipFill>
@@ -5726,7 +5739,7 @@
                         </pic:spPr>
                       </pic:pic>
                       <wps:wsp>
-                        <wps:cNvPr id="5012" name="Rectangle 5012"/>
+                        <wps:cNvPr id="4987" name="Rectangle 4987"/>
                         <wps:cNvSpPr/>
                         <wps:spPr>
                           <a:xfrm>
@@ -5763,7 +5776,7 @@
                         </wps:bodyPr>
                       </wps:wsp>
                       <wps:wsp>
-                        <wps:cNvPr id="5013" name="Rectangle 5013"/>
+                        <wps:cNvPr id="4988" name="Rectangle 4988"/>
                         <wps:cNvSpPr/>
                         <wps:spPr>
                           <a:xfrm>
@@ -5800,7 +5813,7 @@
                         </wps:bodyPr>
                       </wps:wsp>
                       <wps:wsp>
-                        <wps:cNvPr id="36440" name="Shape 36440"/>
+                        <wps:cNvPr id="36445" name="Shape 36445"/>
                         <wps:cNvSpPr/>
                         <wps:spPr>
                           <a:xfrm>
@@ -5852,7 +5865,7 @@
                         <wps:bodyPr/>
                       </wps:wsp>
                       <wps:wsp>
-                        <wps:cNvPr id="5014" name="Rectangle 5014"/>
+                        <wps:cNvPr id="4999" name="Rectangle 4999"/>
                         <wps:cNvSpPr/>
                         <wps:spPr>
                           <a:xfrm>
@@ -5889,7 +5902,7 @@
                         </wps:bodyPr>
                       </wps:wsp>
                       <wps:wsp>
-                        <wps:cNvPr id="5015" name="Rectangle 5015"/>
+                        <wps:cNvPr id="5002" name="Rectangle 5002"/>
                         <wps:cNvSpPr/>
                         <wps:spPr>
                           <a:xfrm>
@@ -5926,7 +5939,7 @@
                         </wps:bodyPr>
                       </wps:wsp>
                       <wps:wsp>
-                        <wps:cNvPr id="5016" name="Rectangle 5016"/>
+                        <wps:cNvPr id="5005" name="Rectangle 5005"/>
                         <wps:cNvSpPr/>
                         <wps:spPr>
                           <a:xfrm>
@@ -5963,7 +5976,7 @@
                         </wps:bodyPr>
                       </wps:wsp>
                       <wps:wsp>
-                        <wps:cNvPr id="5018" name="Rectangle 5018"/>
+                        <wps:cNvPr id="5006" name="Rectangle 5006"/>
                         <wps:cNvSpPr/>
                         <wps:spPr>
                           <a:xfrm>
@@ -6007,14 +6020,14 @@
           </mc:Choice>
           <mc:Fallback xmlns:a="http://schemas.openxmlformats.org/drawingml/2006/main">
             <w:pict>
-              <v:group id="Group 31190" style="width:176.936pt;height:100.025pt;mso-position-horizontal-relative:char;mso-position-vertical-relative:line" coordsize="22470,12703">
-                <v:shape id="Picture 35803" style="position:absolute;width:9387;height:10942;left:-38;top:-20;" filled="f">
+              <v:group id="Group 30941" style="width:176.936pt;height:100.025pt;mso-position-horizontal-relative:char;mso-position-vertical-relative:line" coordsize="22470,12703">
+                <v:shape id="Picture 35805" style="position:absolute;width:9387;height:10942;left:-38;top:-20;" filled="f">
                   <v:imagedata r:id="rId16"/>
                 </v:shape>
-                <v:shape id="Picture 35804" style="position:absolute;width:9387;height:10942;left:13078;top:-20;" filled="f">
+                <v:shape id="Picture 35806" style="position:absolute;width:9387;height:10942;left:13078;top:-20;" filled="f">
                   <v:imagedata r:id="rId17"/>
                 </v:shape>
-                <v:rect id="Rectangle 5012" style="position:absolute;width:732;height:1384;left:4629;top:11662;" filled="f" stroked="f">
+                <v:rect id="Rectangle 4987" style="position:absolute;width:732;height:1384;left:4629;top:11662;" filled="f" stroked="f">
                   <v:textbox inset="0,0,0,0">
                     <w:txbxContent>
                       <w:p>
@@ -6034,7 +6047,7 @@
                     </w:txbxContent>
                   </v:textbox>
                 </v:rect>
-                <v:rect id="Rectangle 5013" style="position:absolute;width:563;height:1384;left:6875;top:11662;" filled="f" stroked="f">
+                <v:rect id="Rectangle 4988" style="position:absolute;width:563;height:1384;left:6875;top:11662;" filled="f" stroked="f">
                   <v:textbox inset="0,0,0,0">
                     <w:txbxContent>
                       <w:p>
@@ -6054,11 +6067,11 @@
                     </w:txbxContent>
                   </v:textbox>
                 </v:rect>
-                <v:shape id="Shape 36441" style="position:absolute;width:1525;height:533;left:9931;top:11921;" coordsize="152509,53378" path="m0,0l152509,0l152509,53378l0,53378l0,0">
+                <v:shape id="Shape 36446" style="position:absolute;width:1525;height:533;left:9931;top:11921;" coordsize="152509,53378" path="m0,0l152509,0l152509,53378l0,53378l0,0">
                   <v:stroke weight="0.79004pt" endcap="flat" joinstyle="miter" miterlimit="10" on="true" color="#306ebe"/>
                   <v:fill on="true" color="#306ebe"/>
                 </v:shape>
-                <v:rect id="Rectangle 5014" style="position:absolute;width:225;height:1384;left:14144;top:11662;" filled="f" stroked="f">
+                <v:rect id="Rectangle 4999" style="position:absolute;width:225;height:1384;left:14144;top:11662;" filled="f" stroked="f">
                   <v:textbox inset="0,0,0,0">
                     <w:txbxContent>
                       <w:p>
@@ -6078,7 +6091,7 @@
                     </w:txbxContent>
                   </v:textbox>
                 </v:rect>
-                <v:rect id="Rectangle 5015" style="position:absolute;width:563;height:1384;left:15754;top:11662;" filled="f" stroked="f">
+                <v:rect id="Rectangle 5002" style="position:absolute;width:563;height:1384;left:15754;top:11662;" filled="f" stroked="f">
                   <v:textbox inset="0,0,0,0">
                     <w:txbxContent>
                       <w:p>
@@ -6098,7 +6111,7 @@
                     </w:txbxContent>
                   </v:textbox>
                 </v:rect>
-                <v:rect id="Rectangle 5016" style="position:absolute;width:281;height:1384;left:16856;top:11662;" filled="f" stroked="f">
+                <v:rect id="Rectangle 5005" style="position:absolute;width:281;height:1384;left:16856;top:11662;" filled="f" stroked="f">
                   <v:textbox inset="0,0,0,0">
                     <w:txbxContent>
                       <w:p>
@@ -6118,7 +6131,7 @@
                     </w:txbxContent>
                   </v:textbox>
                 </v:rect>
-                <v:rect id="Rectangle 5018" style="position:absolute;width:281;height:1384;left:18213;top:11662;" filled="f" stroked="f">
+                <v:rect id="Rectangle 5006" style="position:absolute;width:281;height:1384;left:18213;top:11662;" filled="f" stroked="f">
                   <v:textbox inset="0,0,0,0">
                     <w:txbxContent>
                       <w:p>
@@ -6229,10 +6242,10 @@
         <mc:AlternateContent>
           <mc:Choice Requires="wpg">
             <w:drawing>
-              <wp:inline distT="0" distB="0" distL="0" distR="0" wp14:anchorId="0EC140CB" wp14:editId="26DF6BF6">
+              <wp:inline distT="0" distB="0" distL="0" distR="0" wp14:anchorId="074404EB" wp14:editId="577D5794">
                 <wp:extent cx="46876" cy="5055"/>
                 <wp:effectExtent l="0" t="0" r="0" b="0"/>
-                <wp:docPr id="31191" name="Group 31191"/>
+                <wp:docPr id="30942" name="Group 30942"/>
                 <wp:cNvGraphicFramePr/>
                 <a:graphic xmlns:a="http://schemas.openxmlformats.org/drawingml/2006/main">
                   <a:graphicData uri="http://schemas.microsoft.com/office/word/2010/wordprocessingGroup">
@@ -6299,7 +6312,7 @@
           </mc:Choice>
           <mc:Fallback xmlns:a="http://schemas.openxmlformats.org/drawingml/2006/main">
             <w:pict>
-              <v:group id="Group 31191" style="width:3.69101pt;height:0.398pt;mso-position-horizontal-relative:char;mso-position-vertical-relative:line" coordsize="468,50">
+              <v:group id="Group 30942" style="width:3.69101pt;height:0.398pt;mso-position-horizontal-relative:char;mso-position-vertical-relative:line" coordsize="468,50">
                 <v:shape id="Shape 755" style="position:absolute;width:468;height:0;left:0;top:0;" coordsize="46876,0" path="m0,0l46876,0">
                   <v:stroke weight="0.398pt" endcap="flat" joinstyle="miter" miterlimit="10" on="true" color="#000000"/>
                   <v:fill on="false" color="#000000" opacity="0"/>
@@ -6324,10 +6337,10 @@
         <mc:AlternateContent>
           <mc:Choice Requires="wpg">
             <w:drawing>
-              <wp:inline distT="0" distB="0" distL="0" distR="0" wp14:anchorId="643D8964" wp14:editId="27CCB70B">
+              <wp:inline distT="0" distB="0" distL="0" distR="0" wp14:anchorId="7E95A90C" wp14:editId="4E831ADC">
                 <wp:extent cx="46875" cy="5055"/>
                 <wp:effectExtent l="0" t="0" r="0" b="0"/>
-                <wp:docPr id="31192" name="Group 31192"/>
+                <wp:docPr id="30943" name="Group 30943"/>
                 <wp:cNvGraphicFramePr/>
                 <a:graphic xmlns:a="http://schemas.openxmlformats.org/drawingml/2006/main">
                   <a:graphicData uri="http://schemas.microsoft.com/office/word/2010/wordprocessingGroup">
@@ -6394,7 +6407,7 @@
           </mc:Choice>
           <mc:Fallback xmlns:a="http://schemas.openxmlformats.org/drawingml/2006/main">
             <w:pict>
-              <v:group id="Group 31192" style="width:3.69098pt;height:0.398pt;mso-position-horizontal-relative:char;mso-position-vertical-relative:line" coordsize="468,50">
+              <v:group id="Group 30943" style="width:3.69098pt;height:0.398pt;mso-position-horizontal-relative:char;mso-position-vertical-relative:line" coordsize="468,50">
                 <v:shape id="Shape 757" style="position:absolute;width:468;height:0;left:0;top:0;" coordsize="46875,0" path="m0,0l46875,0">
                   <v:stroke weight="0.398pt" endcap="flat" joinstyle="miter" miterlimit="10" on="true" color="#000000"/>
                   <v:fill on="false" color="#000000" opacity="0"/>
@@ -6642,10 +6655,10 @@
         <mc:AlternateContent>
           <mc:Choice Requires="wpg">
             <w:drawing>
-              <wp:inline distT="0" distB="0" distL="0" distR="0" wp14:anchorId="7396E22E" wp14:editId="7E6FFFF5">
+              <wp:inline distT="0" distB="0" distL="0" distR="0" wp14:anchorId="16AA3A2C" wp14:editId="1B867211">
                 <wp:extent cx="46876" cy="5055"/>
                 <wp:effectExtent l="0" t="0" r="0" b="0"/>
-                <wp:docPr id="30164" name="Group 30164"/>
+                <wp:docPr id="30286" name="Group 30286"/>
                 <wp:cNvGraphicFramePr/>
                 <a:graphic xmlns:a="http://schemas.openxmlformats.org/drawingml/2006/main">
                   <a:graphicData uri="http://schemas.microsoft.com/office/word/2010/wordprocessingGroup">
@@ -6712,7 +6725,7 @@
           </mc:Choice>
           <mc:Fallback xmlns:a="http://schemas.openxmlformats.org/drawingml/2006/main">
             <w:pict>
-              <v:group id="Group 30164" style="width:3.69099pt;height:0.398pt;mso-position-horizontal-relative:char;mso-position-vertical-relative:line" coordsize="468,50">
+              <v:group id="Group 30286" style="width:3.69099pt;height:0.398pt;mso-position-horizontal-relative:char;mso-position-vertical-relative:line" coordsize="468,50">
                 <v:shape id="Shape 839" style="position:absolute;width:468;height:0;left:0;top:0;" coordsize="46876,0" path="m0,0l46876,0">
                   <v:stroke weight="0.398pt" endcap="flat" joinstyle="miter" miterlimit="10" on="true" color="#000000"/>
                   <v:fill on="false" color="#000000" opacity="0"/>
@@ -7167,16 +7180,16 @@
                 <w:noProof/>
               </w:rPr>
               <w:drawing>
-                <wp:inline distT="0" distB="0" distL="0" distR="0" wp14:anchorId="29BB66F2" wp14:editId="15691F05">
+                <wp:inline distT="0" distB="0" distL="0" distR="0" wp14:anchorId="0FD2C5FA" wp14:editId="2401CC75">
                   <wp:extent cx="48768" cy="320040"/>
                   <wp:effectExtent l="0" t="0" r="0" b="0"/>
-                  <wp:docPr id="35805" name="Picture 35805"/>
+                  <wp:docPr id="35807" name="Picture 35807"/>
                   <wp:cNvGraphicFramePr/>
                   <a:graphic xmlns:a="http://schemas.openxmlformats.org/drawingml/2006/main">
                     <a:graphicData uri="http://schemas.openxmlformats.org/drawingml/2006/picture">
                       <pic:pic xmlns:pic="http://schemas.openxmlformats.org/drawingml/2006/picture">
                         <pic:nvPicPr>
-                          <pic:cNvPr id="35805" name="Picture 35805"/>
+                          <pic:cNvPr id="35807" name="Picture 35807"/>
                           <pic:cNvPicPr/>
                         </pic:nvPicPr>
                         <pic:blipFill>
@@ -7587,16 +7600,16 @@
           <w:noProof/>
         </w:rPr>
         <w:drawing>
-          <wp:inline distT="0" distB="0" distL="0" distR="0" wp14:anchorId="7CD7B2C4" wp14:editId="79F212FE">
+          <wp:inline distT="0" distB="0" distL="0" distR="0" wp14:anchorId="740D66AA" wp14:editId="41287082">
             <wp:extent cx="5751576" cy="954024"/>
             <wp:effectExtent l="0" t="0" r="0" b="0"/>
-            <wp:docPr id="35806" name="Picture 35806"/>
+            <wp:docPr id="35808" name="Picture 35808"/>
             <wp:cNvGraphicFramePr/>
             <a:graphic xmlns:a="http://schemas.openxmlformats.org/drawingml/2006/main">
               <a:graphicData uri="http://schemas.openxmlformats.org/drawingml/2006/picture">
                 <pic:pic xmlns:pic="http://schemas.openxmlformats.org/drawingml/2006/picture">
                   <pic:nvPicPr>
-                    <pic:cNvPr id="35806" name="Picture 35806"/>
+                    <pic:cNvPr id="35808" name="Picture 35808"/>
                     <pic:cNvPicPr/>
                   </pic:nvPicPr>
                   <pic:blipFill>
@@ -9028,16 +9041,16 @@
           <w:noProof/>
         </w:rPr>
         <w:drawing>
-          <wp:inline distT="0" distB="0" distL="0" distR="0" wp14:anchorId="56CF9BF9" wp14:editId="759F897A">
+          <wp:inline distT="0" distB="0" distL="0" distR="0" wp14:anchorId="477102AB" wp14:editId="558032FC">
             <wp:extent cx="5535169" cy="1453896"/>
             <wp:effectExtent l="0" t="0" r="0" b="0"/>
-            <wp:docPr id="35808" name="Picture 35808"/>
+            <wp:docPr id="35810" name="Picture 35810"/>
             <wp:cNvGraphicFramePr/>
             <a:graphic xmlns:a="http://schemas.openxmlformats.org/drawingml/2006/main">
               <a:graphicData uri="http://schemas.openxmlformats.org/drawingml/2006/picture">
                 <pic:pic xmlns:pic="http://schemas.openxmlformats.org/drawingml/2006/picture">
                   <pic:nvPicPr>
-                    <pic:cNvPr id="35808" name="Picture 35808"/>
+                    <pic:cNvPr id="35810" name="Picture 35810"/>
                     <pic:cNvPicPr/>
                   </pic:nvPicPr>
                   <pic:blipFill>
@@ -9244,16 +9257,16 @@
           <w:noProof/>
         </w:rPr>
         <w:drawing>
-          <wp:inline distT="0" distB="0" distL="0" distR="0" wp14:anchorId="046A0E5A" wp14:editId="73B53E13">
+          <wp:inline distT="0" distB="0" distL="0" distR="0" wp14:anchorId="3230D7B9" wp14:editId="16D09672">
             <wp:extent cx="5812537" cy="1173480"/>
             <wp:effectExtent l="0" t="0" r="0" b="0"/>
-            <wp:docPr id="35810" name="Picture 35810"/>
+            <wp:docPr id="35812" name="Picture 35812"/>
             <wp:cNvGraphicFramePr/>
             <a:graphic xmlns:a="http://schemas.openxmlformats.org/drawingml/2006/main">
               <a:graphicData uri="http://schemas.openxmlformats.org/drawingml/2006/picture">
                 <pic:pic xmlns:pic="http://schemas.openxmlformats.org/drawingml/2006/picture">
                   <pic:nvPicPr>
-                    <pic:cNvPr id="35810" name="Picture 35810"/>
+                    <pic:cNvPr id="35812" name="Picture 35812"/>
                     <pic:cNvPicPr/>
                   </pic:nvPicPr>
                   <pic:blipFill>
@@ -9496,10 +9509,10 @@
         <mc:AlternateContent>
           <mc:Choice Requires="wpg">
             <w:drawing>
-              <wp:inline distT="0" distB="0" distL="0" distR="0" wp14:anchorId="0B1B65A1" wp14:editId="35167561">
+              <wp:inline distT="0" distB="0" distL="0" distR="0" wp14:anchorId="5B285CC4" wp14:editId="367BC4BD">
                 <wp:extent cx="3832153" cy="871728"/>
                 <wp:effectExtent l="0" t="0" r="0" b="0"/>
-                <wp:docPr id="35856" name="Group 35856"/>
+                <wp:docPr id="35858" name="Group 35858"/>
                 <wp:cNvGraphicFramePr/>
                 <a:graphic xmlns:a="http://schemas.openxmlformats.org/drawingml/2006/main">
                   <a:graphicData uri="http://schemas.microsoft.com/office/word/2010/wordprocessingGroup">
@@ -9515,7 +9528,7 @@
                       </wpg:grpSpPr>
                       <pic:pic xmlns:pic="http://schemas.openxmlformats.org/drawingml/2006/picture">
                         <pic:nvPicPr>
-                          <pic:cNvPr id="35812" name="Picture 35812"/>
+                          <pic:cNvPr id="35814" name="Picture 35814"/>
                           <pic:cNvPicPr/>
                         </pic:nvPicPr>
                         <pic:blipFill>
@@ -14068,8 +14081,8 @@
           </mc:Choice>
           <mc:Fallback xmlns:a="http://schemas.openxmlformats.org/drawingml/2006/main">
             <w:pict>
-              <v:group id="Group 35856" style="width:301.744pt;height:68.64pt;mso-position-horizontal-relative:char;mso-position-vertical-relative:line" coordsize="38321,8717">
-                <v:shape id="Picture 35812" style="position:absolute;width:20817;height:8717;left:0;top:0;" filled="f">
+              <v:group id="Group 35858" style="width:301.744pt;height:68.64pt;mso-position-horizontal-relative:char;mso-position-vertical-relative:line" coordsize="38321,8717">
+                <v:shape id="Picture 35814" style="position:absolute;width:20817;height:8717;left:0;top:0;" filled="f">
                   <v:imagedata r:id="rId31"/>
                 </v:shape>
                 <v:shape id="Shape 3563" style="position:absolute;width:0;height:8178;left:23507;top:112;" coordsize="0,817888" path="m0,817888l0,0">
@@ -14683,16 +14696,16 @@
           <w:noProof/>
         </w:rPr>
         <w:drawing>
-          <wp:inline distT="0" distB="0" distL="0" distR="0" wp14:anchorId="39A1E44E" wp14:editId="12C0448D">
+          <wp:inline distT="0" distB="0" distL="0" distR="0" wp14:anchorId="453751F7" wp14:editId="76503942">
             <wp:extent cx="3840480" cy="1228344"/>
             <wp:effectExtent l="0" t="0" r="0" b="0"/>
-            <wp:docPr id="35816" name="Picture 35816"/>
+            <wp:docPr id="35818" name="Picture 35818"/>
             <wp:cNvGraphicFramePr/>
             <a:graphic xmlns:a="http://schemas.openxmlformats.org/drawingml/2006/main">
               <a:graphicData uri="http://schemas.openxmlformats.org/drawingml/2006/picture">
                 <pic:pic xmlns:pic="http://schemas.openxmlformats.org/drawingml/2006/picture">
                   <pic:nvPicPr>
-                    <pic:cNvPr id="35816" name="Picture 35816"/>
+                    <pic:cNvPr id="35818" name="Picture 35818"/>
                     <pic:cNvPicPr/>
                   </pic:nvPicPr>
                   <pic:blipFill>
@@ -14753,16 +14766,16 @@
           <w:noProof/>
         </w:rPr>
         <w:drawing>
-          <wp:inline distT="0" distB="0" distL="0" distR="0" wp14:anchorId="7512A23F" wp14:editId="66E74099">
+          <wp:inline distT="0" distB="0" distL="0" distR="0" wp14:anchorId="7EB19295" wp14:editId="7D5156D6">
             <wp:extent cx="1773936" cy="871728"/>
             <wp:effectExtent l="0" t="0" r="0" b="0"/>
-            <wp:docPr id="35814" name="Picture 35814"/>
+            <wp:docPr id="35816" name="Picture 35816"/>
             <wp:cNvGraphicFramePr/>
             <a:graphic xmlns:a="http://schemas.openxmlformats.org/drawingml/2006/main">
               <a:graphicData uri="http://schemas.openxmlformats.org/drawingml/2006/picture">
                 <pic:pic xmlns:pic="http://schemas.openxmlformats.org/drawingml/2006/picture">
                   <pic:nvPicPr>
-                    <pic:cNvPr id="35814" name="Picture 35814"/>
+                    <pic:cNvPr id="35816" name="Picture 35816"/>
                     <pic:cNvPicPr/>
                   </pic:nvPicPr>
                   <pic:blipFill>
@@ -14874,16 +14887,16 @@
           <w:noProof/>
         </w:rPr>
         <w:drawing>
-          <wp:inline distT="0" distB="0" distL="0" distR="0" wp14:anchorId="50A61535" wp14:editId="0E88741D">
+          <wp:inline distT="0" distB="0" distL="0" distR="0" wp14:anchorId="347D418F" wp14:editId="4448E17E">
             <wp:extent cx="1773936" cy="871728"/>
             <wp:effectExtent l="0" t="0" r="0" b="0"/>
-            <wp:docPr id="35818" name="Picture 35818"/>
+            <wp:docPr id="35820" name="Picture 35820"/>
             <wp:cNvGraphicFramePr/>
             <a:graphic xmlns:a="http://schemas.openxmlformats.org/drawingml/2006/main">
               <a:graphicData uri="http://schemas.openxmlformats.org/drawingml/2006/picture">
                 <pic:pic xmlns:pic="http://schemas.openxmlformats.org/drawingml/2006/picture">
                   <pic:nvPicPr>
-                    <pic:cNvPr id="35818" name="Picture 35818"/>
+                    <pic:cNvPr id="35820" name="Picture 35820"/>
                     <pic:cNvPicPr/>
                   </pic:nvPicPr>
                   <pic:blipFill>
@@ -15148,10 +15161,10 @@
         <mc:AlternateContent>
           <mc:Choice Requires="wpg">
             <w:drawing>
-              <wp:inline distT="0" distB="0" distL="0" distR="0" wp14:anchorId="23DB388E" wp14:editId="2C156605">
+              <wp:inline distT="0" distB="0" distL="0" distR="0" wp14:anchorId="3AFF70BF" wp14:editId="74951E49">
                 <wp:extent cx="5911765" cy="1399032"/>
                 <wp:effectExtent l="0" t="0" r="0" b="0"/>
-                <wp:docPr id="35865" name="Group 35865"/>
+                <wp:docPr id="35867" name="Group 35867"/>
                 <wp:cNvGraphicFramePr/>
                 <a:graphic xmlns:a="http://schemas.openxmlformats.org/drawingml/2006/main">
                   <a:graphicData uri="http://schemas.microsoft.com/office/word/2010/wordprocessingGroup">
@@ -15167,7 +15180,7 @@
                       </wpg:grpSpPr>
                       <pic:pic xmlns:pic="http://schemas.openxmlformats.org/drawingml/2006/picture">
                         <pic:nvPicPr>
-                          <pic:cNvPr id="35820" name="Picture 35820"/>
+                          <pic:cNvPr id="35822" name="Picture 35822"/>
                           <pic:cNvPicPr/>
                         </pic:nvPicPr>
                         <pic:blipFill>
@@ -15231,8 +15244,8 @@
           </mc:Choice>
           <mc:Fallback xmlns:a="http://schemas.openxmlformats.org/drawingml/2006/main">
             <w:pict>
-              <v:group id="Group 35865" style="width:465.493pt;height:110.16pt;mso-position-horizontal-relative:char;mso-position-vertical-relative:line" coordsize="59117,13990">
-                <v:shape id="Picture 35820" style="position:absolute;width:51785;height:13990;left:7332;top:0;" filled="f">
+              <v:group id="Group 35867" style="width:465.493pt;height:110.16pt;mso-position-horizontal-relative:char;mso-position-vertical-relative:line" coordsize="59117,13990">
+                <v:shape id="Picture 35822" style="position:absolute;width:51785;height:13990;left:7332;top:0;" filled="f">
                   <v:imagedata r:id="rId36"/>
                 </v:shape>
                 <v:rect id="Rectangle 4272" style="position:absolute;width:13454;height:3554;left:-4949;top:2076;rotation:270;" filled="f" stroked="f">

--- a/paper/mpda/CTSpinoPelvic1K_coauthor_draft.docx
+++ b/paper/mpda/CTSpinoPelvic1K_coauthor_draft.docx
@@ -367,7 +367,7 @@
     </w:p>
     <w:p>
       <w:pPr>
-        <w:spacing w:after="61"/>
+        <w:spacing w:after="62"/>
         <w:ind w:left="-15" w:right="865" w:firstLine="299"/>
       </w:pPr>
       <w:r>
@@ -422,7 +422,7 @@
     </w:p>
     <w:p>
       <w:pPr>
-        <w:spacing w:after="91"/>
+        <w:spacing w:after="92"/>
         <w:ind w:left="-15" w:right="865" w:firstLine="299"/>
       </w:pPr>
       <w:r>
@@ -465,7 +465,11 @@
         <w:t>I</w:t>
       </w:r>
       <w:r>
-        <w:t>). Spine datasets omit the pelvis; pelvic datasets do not number the vertebrae; TotalSegmentator, the whole-body scheme, has no class for a sixth lumbar vertebra or for a rib on a lumbar vertebra; and VerSe, the one collection with an L6 class, stops at the sacrum and carries no ribs. No public collection can therefore record a six-lumbar spine together with both of its borders, however good the segmentation, and a segmenter trained on them inherits the gap, so that, faced with an enumeration anomaly, it mu</w:t>
+        <w:t xml:space="preserve">). Spine datasets omit the pelvis; pelvic datasets do not number the vertebrae; TotalSegmentator, the whole-body scheme, has no class for a sixth lumbar vertebra or for a rib on a lumbar vertebra; and VerSe, the one collection with an L6 class, stops at the sacrum and carries no ribs. No public collection can therefore record a six-lumbar spine together with both of its borders, however good the segmentation, and a segmenter trained on them inherits the gap, so that, </w:t>
+      </w:r>
+      <w:r>
+        <w:lastRenderedPageBreak/>
+        <w:t>faced with an enumeration anomaly, it mu</w:t>
       </w:r>
       <w:r>
         <w:t xml:space="preserve">st shift the whole column by a level </w:t>
@@ -554,7 +558,7 @@
     </w:p>
     <w:p>
       <w:pPr>
-        <w:spacing w:after="28"/>
+        <w:spacing w:after="29"/>
         <w:ind w:left="-15" w:right="865" w:firstLine="299"/>
       </w:pPr>
       <w:r>
@@ -648,6 +652,7 @@
         <w:ind w:left="-15" w:right="865" w:firstLine="299"/>
       </w:pPr>
       <w:r>
+        <w:lastRenderedPageBreak/>
         <w:t>The gap was in plain sight. CTPelvic1K</w:t>
       </w:r>
       <w:r>
@@ -772,7 +777,11 @@
         <w:t xml:space="preserve">What the release does in addition. </w:t>
       </w:r>
       <w:r>
-        <w:t>Every vertebra carries the identifier its radiologistsourced annotation assigned, corrected where the source was wrong; those labels are the ground truth. Alongside them, every released measurement is also expressed against the two landmarks present in essentially every abdominal scan, the sacrum below and the lowest rib-bearing vertebra above, so that the measurement is positional rather than nominal, a vertebra by how many rib-free vertebrae separate it from the sacrum, a lowest rib by its</w:t>
+        <w:t xml:space="preserve">Every vertebra carries the identifier its radiologistsourced annotation assigned, corrected where the source was wrong; those labels are the ground truth. Alongside them, every released measurement is also expressed against </w:t>
+      </w:r>
+      <w:r>
+        <w:lastRenderedPageBreak/>
+        <w:t>the two landmarks present in essentially every abdominal scan, the sacrum below and the lowest rib-bearing vertebra above, so that the measurement is positional rather than nominal, a vertebra by how many rib-free vertebrae separate it from the sacrum, a lowest rib by its</w:t>
       </w:r>
     </w:p>
     <w:p>
@@ -823,10 +832,10 @@
         <mc:AlternateContent>
           <mc:Choice Requires="wpg">
             <w:drawing>
-              <wp:inline distT="0" distB="0" distL="0" distR="0" wp14:anchorId="4A474756" wp14:editId="2B8889A8">
+              <wp:inline distT="0" distB="0" distL="0" distR="0" wp14:anchorId="05B7D783" wp14:editId="78D3826B">
                 <wp:extent cx="5921401" cy="2047825"/>
                 <wp:effectExtent l="0" t="0" r="0" b="0"/>
-                <wp:docPr id="31450" name="Group 31450"/>
+                <wp:docPr id="31080" name="Group 31080"/>
                 <wp:cNvGraphicFramePr/>
                 <a:graphic xmlns:a="http://schemas.openxmlformats.org/drawingml/2006/main">
                   <a:graphicData uri="http://schemas.microsoft.com/office/word/2010/wordprocessingGroup">
@@ -931,7 +940,7 @@
                         <wps:bodyPr/>
                       </wps:wsp>
                       <wps:wsp>
-                        <wps:cNvPr id="4896" name="Rectangle 4896"/>
+                        <wps:cNvPr id="4818" name="Rectangle 4818"/>
                         <wps:cNvSpPr/>
                         <wps:spPr>
                           <a:xfrm>
@@ -967,7 +976,7 @@
                         </wps:bodyPr>
                       </wps:wsp>
                       <wps:wsp>
-                        <wps:cNvPr id="4895" name="Rectangle 4895"/>
+                        <wps:cNvPr id="4817" name="Rectangle 4817"/>
                         <wps:cNvSpPr/>
                         <wps:spPr>
                           <a:xfrm>
@@ -1003,7 +1012,7 @@
                         </wps:bodyPr>
                       </wps:wsp>
                       <wps:wsp>
-                        <wps:cNvPr id="4894" name="Rectangle 4894"/>
+                        <wps:cNvPr id="4816" name="Rectangle 4816"/>
                         <wps:cNvSpPr/>
                         <wps:spPr>
                           <a:xfrm>
@@ -1039,7 +1048,7 @@
                         </wps:bodyPr>
                       </wps:wsp>
                       <wps:wsp>
-                        <wps:cNvPr id="4893" name="Rectangle 4893"/>
+                        <wps:cNvPr id="4815" name="Rectangle 4815"/>
                         <wps:cNvSpPr/>
                         <wps:spPr>
                           <a:xfrm>
@@ -1075,7 +1084,7 @@
                         </wps:bodyPr>
                       </wps:wsp>
                       <wps:wsp>
-                        <wps:cNvPr id="4891" name="Rectangle 4891"/>
+                        <wps:cNvPr id="4813" name="Rectangle 4813"/>
                         <wps:cNvSpPr/>
                         <wps:spPr>
                           <a:xfrm>
@@ -1111,7 +1120,7 @@
                         </wps:bodyPr>
                       </wps:wsp>
                       <wps:wsp>
-                        <wps:cNvPr id="4890" name="Rectangle 4890"/>
+                        <wps:cNvPr id="4812" name="Rectangle 4812"/>
                         <wps:cNvSpPr/>
                         <wps:spPr>
                           <a:xfrm>
@@ -1147,7 +1156,7 @@
                         </wps:bodyPr>
                       </wps:wsp>
                       <wps:wsp>
-                        <wps:cNvPr id="4889" name="Rectangle 4889"/>
+                        <wps:cNvPr id="4811" name="Rectangle 4811"/>
                         <wps:cNvSpPr/>
                         <wps:spPr>
                           <a:xfrm>
@@ -1183,7 +1192,7 @@
                         </wps:bodyPr>
                       </wps:wsp>
                       <wps:wsp>
-                        <wps:cNvPr id="4892" name="Rectangle 4892"/>
+                        <wps:cNvPr id="4814" name="Rectangle 4814"/>
                         <wps:cNvSpPr/>
                         <wps:spPr>
                           <a:xfrm>
@@ -1219,7 +1228,7 @@
                         </wps:bodyPr>
                       </wps:wsp>
                       <wps:wsp>
-                        <wps:cNvPr id="4887" name="Rectangle 4887"/>
+                        <wps:cNvPr id="4810" name="Rectangle 4810"/>
                         <wps:cNvSpPr/>
                         <wps:spPr>
                           <a:xfrm>
@@ -1409,7 +1418,7 @@
                         </wps:bodyPr>
                       </wps:wsp>
                       <wps:wsp>
-                        <wps:cNvPr id="36397" name="Shape 36397"/>
+                        <wps:cNvPr id="36394" name="Shape 36394"/>
                         <wps:cNvSpPr/>
                         <wps:spPr>
                           <a:xfrm>
@@ -1463,7 +1472,7 @@
                         <wps:bodyPr/>
                       </wps:wsp>
                       <wps:wsp>
-                        <wps:cNvPr id="36398" name="Shape 36398"/>
+                        <wps:cNvPr id="36395" name="Shape 36395"/>
                         <wps:cNvSpPr/>
                         <wps:spPr>
                           <a:xfrm>
@@ -1626,7 +1635,7 @@
                         </wps:bodyPr>
                       </wps:wsp>
                       <wps:wsp>
-                        <wps:cNvPr id="36399" name="Shape 36399"/>
+                        <wps:cNvPr id="36396" name="Shape 36396"/>
                         <wps:cNvSpPr/>
                         <wps:spPr>
                           <a:xfrm>
@@ -1680,7 +1689,7 @@
                         <wps:bodyPr/>
                       </wps:wsp>
                       <wps:wsp>
-                        <wps:cNvPr id="36400" name="Shape 36400"/>
+                        <wps:cNvPr id="36397" name="Shape 36397"/>
                         <wps:cNvSpPr/>
                         <wps:spPr>
                           <a:xfrm>
@@ -1843,7 +1852,7 @@
                         </wps:bodyPr>
                       </wps:wsp>
                       <wps:wsp>
-                        <wps:cNvPr id="36401" name="Shape 36401"/>
+                        <wps:cNvPr id="36398" name="Shape 36398"/>
                         <wps:cNvSpPr/>
                         <wps:spPr>
                           <a:xfrm>
@@ -1897,7 +1906,7 @@
                         <wps:bodyPr/>
                       </wps:wsp>
                       <wps:wsp>
-                        <wps:cNvPr id="36402" name="Shape 36402"/>
+                        <wps:cNvPr id="36399" name="Shape 36399"/>
                         <wps:cNvSpPr/>
                         <wps:spPr>
                           <a:xfrm>
@@ -2240,7 +2249,7 @@
                         </wps:bodyPr>
                       </wps:wsp>
                       <wps:wsp>
-                        <wps:cNvPr id="36403" name="Shape 36403"/>
+                        <wps:cNvPr id="36400" name="Shape 36400"/>
                         <wps:cNvSpPr/>
                         <wps:spPr>
                           <a:xfrm>
@@ -2403,7 +2412,7 @@
                         </wps:bodyPr>
                       </wps:wsp>
                       <wps:wsp>
-                        <wps:cNvPr id="36404" name="Shape 36404"/>
+                        <wps:cNvPr id="36401" name="Shape 36401"/>
                         <wps:cNvSpPr/>
                         <wps:spPr>
                           <a:xfrm>
@@ -2426,6 +2435,168 @@
                                 </a:lnTo>
                                 <a:lnTo>
                                   <a:pt x="457937" y="184925"/>
+                                </a:lnTo>
+                                <a:lnTo>
+                                  <a:pt x="0" y="184925"/>
+                                </a:lnTo>
+                                <a:lnTo>
+                                  <a:pt x="0" y="0"/>
+                                </a:lnTo>
+                              </a:path>
+                            </a:pathLst>
+                          </a:custGeom>
+                          <a:ln w="0" cap="flat">
+                            <a:miter lim="127000"/>
+                          </a:ln>
+                        </wps:spPr>
+                        <wps:style>
+                          <a:lnRef idx="0">
+                            <a:srgbClr val="000000">
+                              <a:alpha val="0"/>
+                            </a:srgbClr>
+                          </a:lnRef>
+                          <a:fillRef idx="1">
+                            <a:srgbClr val="000000"/>
+                          </a:fillRef>
+                          <a:effectRef idx="0">
+                            <a:scrgbClr r="0" g="0" b="0"/>
+                          </a:effectRef>
+                          <a:fontRef idx="none"/>
+                        </wps:style>
+                        <wps:bodyPr/>
+                      </wps:wsp>
+                      <wps:wsp>
+                        <wps:cNvPr id="36402" name="Shape 36402"/>
+                        <wps:cNvSpPr/>
+                        <wps:spPr>
+                          <a:xfrm>
+                            <a:off x="2715870" y="1500632"/>
+                            <a:ext cx="457937" cy="184925"/>
+                          </a:xfrm>
+                          <a:custGeom>
+                            <a:avLst/>
+                            <a:gdLst/>
+                            <a:ahLst/>
+                            <a:cxnLst/>
+                            <a:rect l="0" t="0" r="0" b="0"/>
+                            <a:pathLst>
+                              <a:path w="457937" h="184925">
+                                <a:moveTo>
+                                  <a:pt x="0" y="0"/>
+                                </a:moveTo>
+                                <a:lnTo>
+                                  <a:pt x="457937" y="0"/>
+                                </a:lnTo>
+                                <a:lnTo>
+                                  <a:pt x="457937" y="184925"/>
+                                </a:lnTo>
+                                <a:lnTo>
+                                  <a:pt x="0" y="184925"/>
+                                </a:lnTo>
+                                <a:lnTo>
+                                  <a:pt x="0" y="0"/>
+                                </a:lnTo>
+                              </a:path>
+                            </a:pathLst>
+                          </a:custGeom>
+                          <a:ln w="0" cap="flat">
+                            <a:miter lim="127000"/>
+                          </a:ln>
+                        </wps:spPr>
+                        <wps:style>
+                          <a:lnRef idx="0">
+                            <a:srgbClr val="000000">
+                              <a:alpha val="0"/>
+                            </a:srgbClr>
+                          </a:lnRef>
+                          <a:fillRef idx="1">
+                            <a:srgbClr val="000000"/>
+                          </a:fillRef>
+                          <a:effectRef idx="0">
+                            <a:scrgbClr r="0" g="0" b="0"/>
+                          </a:effectRef>
+                          <a:fontRef idx="none"/>
+                        </wps:style>
+                        <wps:bodyPr/>
+                      </wps:wsp>
+                      <wps:wsp>
+                        <wps:cNvPr id="36403" name="Shape 36403"/>
+                        <wps:cNvSpPr/>
+                        <wps:spPr>
+                          <a:xfrm>
+                            <a:off x="3173794" y="1500632"/>
+                            <a:ext cx="457937" cy="184925"/>
+                          </a:xfrm>
+                          <a:custGeom>
+                            <a:avLst/>
+                            <a:gdLst/>
+                            <a:ahLst/>
+                            <a:cxnLst/>
+                            <a:rect l="0" t="0" r="0" b="0"/>
+                            <a:pathLst>
+                              <a:path w="457937" h="184925">
+                                <a:moveTo>
+                                  <a:pt x="0" y="0"/>
+                                </a:moveTo>
+                                <a:lnTo>
+                                  <a:pt x="457937" y="0"/>
+                                </a:lnTo>
+                                <a:lnTo>
+                                  <a:pt x="457937" y="184925"/>
+                                </a:lnTo>
+                                <a:lnTo>
+                                  <a:pt x="0" y="184925"/>
+                                </a:lnTo>
+                                <a:lnTo>
+                                  <a:pt x="0" y="0"/>
+                                </a:lnTo>
+                              </a:path>
+                            </a:pathLst>
+                          </a:custGeom>
+                          <a:ln w="0" cap="flat">
+                            <a:miter lim="127000"/>
+                          </a:ln>
+                        </wps:spPr>
+                        <wps:style>
+                          <a:lnRef idx="0">
+                            <a:srgbClr val="000000">
+                              <a:alpha val="0"/>
+                            </a:srgbClr>
+                          </a:lnRef>
+                          <a:fillRef idx="1">
+                            <a:srgbClr val="000000"/>
+                          </a:fillRef>
+                          <a:effectRef idx="0">
+                            <a:scrgbClr r="0" g="0" b="0"/>
+                          </a:effectRef>
+                          <a:fontRef idx="none"/>
+                        </wps:style>
+                        <wps:bodyPr/>
+                      </wps:wsp>
+                      <wps:wsp>
+                        <wps:cNvPr id="36404" name="Shape 36404"/>
+                        <wps:cNvSpPr/>
+                        <wps:spPr>
+                          <a:xfrm>
+                            <a:off x="3631730" y="1500632"/>
+                            <a:ext cx="457936" cy="184925"/>
+                          </a:xfrm>
+                          <a:custGeom>
+                            <a:avLst/>
+                            <a:gdLst/>
+                            <a:ahLst/>
+                            <a:cxnLst/>
+                            <a:rect l="0" t="0" r="0" b="0"/>
+                            <a:pathLst>
+                              <a:path w="457936" h="184925">
+                                <a:moveTo>
+                                  <a:pt x="0" y="0"/>
+                                </a:moveTo>
+                                <a:lnTo>
+                                  <a:pt x="457936" y="0"/>
+                                </a:lnTo>
+                                <a:lnTo>
+                                  <a:pt x="457936" y="184925"/>
                                 </a:lnTo>
                                 <a:lnTo>
                                   <a:pt x="0" y="184925"/>
@@ -2461,8 +2632,8 @@
                         <wps:cNvSpPr/>
                         <wps:spPr>
                           <a:xfrm>
-                            <a:off x="2715870" y="1500632"/>
-                            <a:ext cx="457937" cy="184925"/>
+                            <a:off x="4089667" y="1500632"/>
+                            <a:ext cx="457936" cy="184925"/>
                           </a:xfrm>
                           <a:custGeom>
                             <a:avLst/>
@@ -2471,15 +2642,15 @@
                             <a:cxnLst/>
                             <a:rect l="0" t="0" r="0" b="0"/>
                             <a:pathLst>
-                              <a:path w="457937" h="184925">
+                              <a:path w="457936" h="184925">
                                 <a:moveTo>
                                   <a:pt x="0" y="0"/>
                                 </a:moveTo>
                                 <a:lnTo>
-                                  <a:pt x="457937" y="0"/>
-                                </a:lnTo>
-                                <a:lnTo>
-                                  <a:pt x="457937" y="184925"/>
+                                  <a:pt x="457936" y="0"/>
+                                </a:lnTo>
+                                <a:lnTo>
+                                  <a:pt x="457936" y="184925"/>
                                 </a:lnTo>
                                 <a:lnTo>
                                   <a:pt x="0" y="184925"/>
@@ -2512,168 +2683,6 @@
                       </wps:wsp>
                       <wps:wsp>
                         <wps:cNvPr id="36406" name="Shape 36406"/>
-                        <wps:cNvSpPr/>
-                        <wps:spPr>
-                          <a:xfrm>
-                            <a:off x="3173794" y="1500632"/>
-                            <a:ext cx="457937" cy="184925"/>
-                          </a:xfrm>
-                          <a:custGeom>
-                            <a:avLst/>
-                            <a:gdLst/>
-                            <a:ahLst/>
-                            <a:cxnLst/>
-                            <a:rect l="0" t="0" r="0" b="0"/>
-                            <a:pathLst>
-                              <a:path w="457937" h="184925">
-                                <a:moveTo>
-                                  <a:pt x="0" y="0"/>
-                                </a:moveTo>
-                                <a:lnTo>
-                                  <a:pt x="457937" y="0"/>
-                                </a:lnTo>
-                                <a:lnTo>
-                                  <a:pt x="457937" y="184925"/>
-                                </a:lnTo>
-                                <a:lnTo>
-                                  <a:pt x="0" y="184925"/>
-                                </a:lnTo>
-                                <a:lnTo>
-                                  <a:pt x="0" y="0"/>
-                                </a:lnTo>
-                              </a:path>
-                            </a:pathLst>
-                          </a:custGeom>
-                          <a:ln w="0" cap="flat">
-                            <a:miter lim="127000"/>
-                          </a:ln>
-                        </wps:spPr>
-                        <wps:style>
-                          <a:lnRef idx="0">
-                            <a:srgbClr val="000000">
-                              <a:alpha val="0"/>
-                            </a:srgbClr>
-                          </a:lnRef>
-                          <a:fillRef idx="1">
-                            <a:srgbClr val="000000"/>
-                          </a:fillRef>
-                          <a:effectRef idx="0">
-                            <a:scrgbClr r="0" g="0" b="0"/>
-                          </a:effectRef>
-                          <a:fontRef idx="none"/>
-                        </wps:style>
-                        <wps:bodyPr/>
-                      </wps:wsp>
-                      <wps:wsp>
-                        <wps:cNvPr id="36407" name="Shape 36407"/>
-                        <wps:cNvSpPr/>
-                        <wps:spPr>
-                          <a:xfrm>
-                            <a:off x="3631730" y="1500632"/>
-                            <a:ext cx="457936" cy="184925"/>
-                          </a:xfrm>
-                          <a:custGeom>
-                            <a:avLst/>
-                            <a:gdLst/>
-                            <a:ahLst/>
-                            <a:cxnLst/>
-                            <a:rect l="0" t="0" r="0" b="0"/>
-                            <a:pathLst>
-                              <a:path w="457936" h="184925">
-                                <a:moveTo>
-                                  <a:pt x="0" y="0"/>
-                                </a:moveTo>
-                                <a:lnTo>
-                                  <a:pt x="457936" y="0"/>
-                                </a:lnTo>
-                                <a:lnTo>
-                                  <a:pt x="457936" y="184925"/>
-                                </a:lnTo>
-                                <a:lnTo>
-                                  <a:pt x="0" y="184925"/>
-                                </a:lnTo>
-                                <a:lnTo>
-                                  <a:pt x="0" y="0"/>
-                                </a:lnTo>
-                              </a:path>
-                            </a:pathLst>
-                          </a:custGeom>
-                          <a:ln w="0" cap="flat">
-                            <a:miter lim="127000"/>
-                          </a:ln>
-                        </wps:spPr>
-                        <wps:style>
-                          <a:lnRef idx="0">
-                            <a:srgbClr val="000000">
-                              <a:alpha val="0"/>
-                            </a:srgbClr>
-                          </a:lnRef>
-                          <a:fillRef idx="1">
-                            <a:srgbClr val="000000"/>
-                          </a:fillRef>
-                          <a:effectRef idx="0">
-                            <a:scrgbClr r="0" g="0" b="0"/>
-                          </a:effectRef>
-                          <a:fontRef idx="none"/>
-                        </wps:style>
-                        <wps:bodyPr/>
-                      </wps:wsp>
-                      <wps:wsp>
-                        <wps:cNvPr id="36408" name="Shape 36408"/>
-                        <wps:cNvSpPr/>
-                        <wps:spPr>
-                          <a:xfrm>
-                            <a:off x="4089667" y="1500632"/>
-                            <a:ext cx="457936" cy="184925"/>
-                          </a:xfrm>
-                          <a:custGeom>
-                            <a:avLst/>
-                            <a:gdLst/>
-                            <a:ahLst/>
-                            <a:cxnLst/>
-                            <a:rect l="0" t="0" r="0" b="0"/>
-                            <a:pathLst>
-                              <a:path w="457936" h="184925">
-                                <a:moveTo>
-                                  <a:pt x="0" y="0"/>
-                                </a:moveTo>
-                                <a:lnTo>
-                                  <a:pt x="457936" y="0"/>
-                                </a:lnTo>
-                                <a:lnTo>
-                                  <a:pt x="457936" y="184925"/>
-                                </a:lnTo>
-                                <a:lnTo>
-                                  <a:pt x="0" y="184925"/>
-                                </a:lnTo>
-                                <a:lnTo>
-                                  <a:pt x="0" y="0"/>
-                                </a:lnTo>
-                              </a:path>
-                            </a:pathLst>
-                          </a:custGeom>
-                          <a:ln w="0" cap="flat">
-                            <a:miter lim="127000"/>
-                          </a:ln>
-                        </wps:spPr>
-                        <wps:style>
-                          <a:lnRef idx="0">
-                            <a:srgbClr val="000000">
-                              <a:alpha val="0"/>
-                            </a:srgbClr>
-                          </a:lnRef>
-                          <a:fillRef idx="1">
-                            <a:srgbClr val="000000"/>
-                          </a:fillRef>
-                          <a:effectRef idx="0">
-                            <a:scrgbClr r="0" g="0" b="0"/>
-                          </a:effectRef>
-                          <a:fontRef idx="none"/>
-                        </wps:style>
-                        <wps:bodyPr/>
-                      </wps:wsp>
-                      <wps:wsp>
-                        <wps:cNvPr id="36409" name="Shape 36409"/>
                         <wps:cNvSpPr/>
                         <wps:spPr>
                           <a:xfrm>
@@ -2800,11 +2809,173 @@
                         </wps:bodyPr>
                       </wps:wsp>
                       <wps:wsp>
+                        <wps:cNvPr id="36407" name="Shape 36407"/>
+                        <wps:cNvSpPr/>
+                        <wps:spPr>
+                          <a:xfrm>
+                            <a:off x="1799996" y="1775816"/>
+                            <a:ext cx="457937" cy="184925"/>
+                          </a:xfrm>
+                          <a:custGeom>
+                            <a:avLst/>
+                            <a:gdLst/>
+                            <a:ahLst/>
+                            <a:cxnLst/>
+                            <a:rect l="0" t="0" r="0" b="0"/>
+                            <a:pathLst>
+                              <a:path w="457937" h="184925">
+                                <a:moveTo>
+                                  <a:pt x="0" y="0"/>
+                                </a:moveTo>
+                                <a:lnTo>
+                                  <a:pt x="457937" y="0"/>
+                                </a:lnTo>
+                                <a:lnTo>
+                                  <a:pt x="457937" y="184925"/>
+                                </a:lnTo>
+                                <a:lnTo>
+                                  <a:pt x="0" y="184925"/>
+                                </a:lnTo>
+                                <a:lnTo>
+                                  <a:pt x="0" y="0"/>
+                                </a:lnTo>
+                              </a:path>
+                            </a:pathLst>
+                          </a:custGeom>
+                          <a:ln w="0" cap="flat">
+                            <a:miter lim="127000"/>
+                          </a:ln>
+                        </wps:spPr>
+                        <wps:style>
+                          <a:lnRef idx="0">
+                            <a:srgbClr val="000000">
+                              <a:alpha val="0"/>
+                            </a:srgbClr>
+                          </a:lnRef>
+                          <a:fillRef idx="1">
+                            <a:srgbClr val="000000"/>
+                          </a:fillRef>
+                          <a:effectRef idx="0">
+                            <a:scrgbClr r="0" g="0" b="0"/>
+                          </a:effectRef>
+                          <a:fontRef idx="none"/>
+                        </wps:style>
+                        <wps:bodyPr/>
+                      </wps:wsp>
+                      <wps:wsp>
+                        <wps:cNvPr id="36408" name="Shape 36408"/>
+                        <wps:cNvSpPr/>
+                        <wps:spPr>
+                          <a:xfrm>
+                            <a:off x="2257933" y="1775816"/>
+                            <a:ext cx="457937" cy="184925"/>
+                          </a:xfrm>
+                          <a:custGeom>
+                            <a:avLst/>
+                            <a:gdLst/>
+                            <a:ahLst/>
+                            <a:cxnLst/>
+                            <a:rect l="0" t="0" r="0" b="0"/>
+                            <a:pathLst>
+                              <a:path w="457937" h="184925">
+                                <a:moveTo>
+                                  <a:pt x="0" y="0"/>
+                                </a:moveTo>
+                                <a:lnTo>
+                                  <a:pt x="457937" y="0"/>
+                                </a:lnTo>
+                                <a:lnTo>
+                                  <a:pt x="457937" y="184925"/>
+                                </a:lnTo>
+                                <a:lnTo>
+                                  <a:pt x="0" y="184925"/>
+                                </a:lnTo>
+                                <a:lnTo>
+                                  <a:pt x="0" y="0"/>
+                                </a:lnTo>
+                              </a:path>
+                            </a:pathLst>
+                          </a:custGeom>
+                          <a:ln w="0" cap="flat">
+                            <a:miter lim="127000"/>
+                          </a:ln>
+                        </wps:spPr>
+                        <wps:style>
+                          <a:lnRef idx="0">
+                            <a:srgbClr val="000000">
+                              <a:alpha val="0"/>
+                            </a:srgbClr>
+                          </a:lnRef>
+                          <a:fillRef idx="1">
+                            <a:srgbClr val="000000"/>
+                          </a:fillRef>
+                          <a:effectRef idx="0">
+                            <a:scrgbClr r="0" g="0" b="0"/>
+                          </a:effectRef>
+                          <a:fontRef idx="none"/>
+                        </wps:style>
+                        <wps:bodyPr/>
+                      </wps:wsp>
+                      <wps:wsp>
+                        <wps:cNvPr id="36409" name="Shape 36409"/>
+                        <wps:cNvSpPr/>
+                        <wps:spPr>
+                          <a:xfrm>
+                            <a:off x="2715870" y="1775816"/>
+                            <a:ext cx="457937" cy="184925"/>
+                          </a:xfrm>
+                          <a:custGeom>
+                            <a:avLst/>
+                            <a:gdLst/>
+                            <a:ahLst/>
+                            <a:cxnLst/>
+                            <a:rect l="0" t="0" r="0" b="0"/>
+                            <a:pathLst>
+                              <a:path w="457937" h="184925">
+                                <a:moveTo>
+                                  <a:pt x="0" y="0"/>
+                                </a:moveTo>
+                                <a:lnTo>
+                                  <a:pt x="457937" y="0"/>
+                                </a:lnTo>
+                                <a:lnTo>
+                                  <a:pt x="457937" y="184925"/>
+                                </a:lnTo>
+                                <a:lnTo>
+                                  <a:pt x="0" y="184925"/>
+                                </a:lnTo>
+                                <a:lnTo>
+                                  <a:pt x="0" y="0"/>
+                                </a:lnTo>
+                              </a:path>
+                            </a:pathLst>
+                          </a:custGeom>
+                          <a:ln w="0" cap="flat">
+                            <a:miter lim="127000"/>
+                          </a:ln>
+                        </wps:spPr>
+                        <wps:style>
+                          <a:lnRef idx="0">
+                            <a:srgbClr val="000000">
+                              <a:alpha val="0"/>
+                            </a:srgbClr>
+                          </a:lnRef>
+                          <a:fillRef idx="1">
+                            <a:srgbClr val="000000"/>
+                          </a:fillRef>
+                          <a:effectRef idx="0">
+                            <a:scrgbClr r="0" g="0" b="0"/>
+                          </a:effectRef>
+                          <a:fontRef idx="none"/>
+                        </wps:style>
+                        <wps:bodyPr/>
+                      </wps:wsp>
+                      <wps:wsp>
                         <wps:cNvPr id="36410" name="Shape 36410"/>
                         <wps:cNvSpPr/>
                         <wps:spPr>
                           <a:xfrm>
-                            <a:off x="1799996" y="1775816"/>
+                            <a:off x="3173794" y="1775816"/>
                             <a:ext cx="457937" cy="184925"/>
                           </a:xfrm>
                           <a:custGeom>
@@ -2858,8 +3029,8 @@
                         <wps:cNvSpPr/>
                         <wps:spPr>
                           <a:xfrm>
-                            <a:off x="2257933" y="1775816"/>
-                            <a:ext cx="457937" cy="184925"/>
+                            <a:off x="3631730" y="1775816"/>
+                            <a:ext cx="457936" cy="184925"/>
                           </a:xfrm>
                           <a:custGeom>
                             <a:avLst/>
@@ -2868,15 +3039,15 @@
                             <a:cxnLst/>
                             <a:rect l="0" t="0" r="0" b="0"/>
                             <a:pathLst>
-                              <a:path w="457937" h="184925">
+                              <a:path w="457936" h="184925">
                                 <a:moveTo>
                                   <a:pt x="0" y="0"/>
                                 </a:moveTo>
                                 <a:lnTo>
-                                  <a:pt x="457937" y="0"/>
-                                </a:lnTo>
-                                <a:lnTo>
-                                  <a:pt x="457937" y="184925"/>
+                                  <a:pt x="457936" y="0"/>
+                                </a:lnTo>
+                                <a:lnTo>
+                                  <a:pt x="457936" y="184925"/>
                                 </a:lnTo>
                                 <a:lnTo>
                                   <a:pt x="0" y="184925"/>
@@ -2912,8 +3083,8 @@
                         <wps:cNvSpPr/>
                         <wps:spPr>
                           <a:xfrm>
-                            <a:off x="2715870" y="1775816"/>
-                            <a:ext cx="457937" cy="184925"/>
+                            <a:off x="4089667" y="1775816"/>
+                            <a:ext cx="457936" cy="184925"/>
                           </a:xfrm>
                           <a:custGeom>
                             <a:avLst/>
@@ -2922,15 +3093,15 @@
                             <a:cxnLst/>
                             <a:rect l="0" t="0" r="0" b="0"/>
                             <a:pathLst>
-                              <a:path w="457937" h="184925">
+                              <a:path w="457936" h="184925">
                                 <a:moveTo>
                                   <a:pt x="0" y="0"/>
                                 </a:moveTo>
                                 <a:lnTo>
-                                  <a:pt x="457937" y="0"/>
-                                </a:lnTo>
-                                <a:lnTo>
-                                  <a:pt x="457937" y="184925"/>
+                                  <a:pt x="457936" y="0"/>
+                                </a:lnTo>
+                                <a:lnTo>
+                                  <a:pt x="457936" y="184925"/>
                                 </a:lnTo>
                                 <a:lnTo>
                                   <a:pt x="0" y="184925"/>
@@ -2966,8 +3137,8 @@
                         <wps:cNvSpPr/>
                         <wps:spPr>
                           <a:xfrm>
-                            <a:off x="3173794" y="1775816"/>
-                            <a:ext cx="457937" cy="184925"/>
+                            <a:off x="4547591" y="1775816"/>
+                            <a:ext cx="457936" cy="184925"/>
                           </a:xfrm>
                           <a:custGeom>
                             <a:avLst/>
@@ -2976,15 +3147,15 @@
                             <a:cxnLst/>
                             <a:rect l="0" t="0" r="0" b="0"/>
                             <a:pathLst>
-                              <a:path w="457937" h="184925">
+                              <a:path w="457936" h="184925">
                                 <a:moveTo>
                                   <a:pt x="0" y="0"/>
                                 </a:moveTo>
                                 <a:lnTo>
-                                  <a:pt x="457937" y="0"/>
-                                </a:lnTo>
-                                <a:lnTo>
-                                  <a:pt x="457937" y="184925"/>
+                                  <a:pt x="457936" y="0"/>
+                                </a:lnTo>
+                                <a:lnTo>
+                                  <a:pt x="457936" y="184925"/>
                                 </a:lnTo>
                                 <a:lnTo>
                                   <a:pt x="0" y="184925"/>
@@ -3020,7 +3191,7 @@
                         <wps:cNvSpPr/>
                         <wps:spPr>
                           <a:xfrm>
-                            <a:off x="3631730" y="1775816"/>
+                            <a:off x="5005527" y="1775816"/>
                             <a:ext cx="457936" cy="184925"/>
                           </a:xfrm>
                           <a:custGeom>
@@ -3071,168 +3242,6 @@
                       </wps:wsp>
                       <wps:wsp>
                         <wps:cNvPr id="36415" name="Shape 36415"/>
-                        <wps:cNvSpPr/>
-                        <wps:spPr>
-                          <a:xfrm>
-                            <a:off x="4089667" y="1775816"/>
-                            <a:ext cx="457936" cy="184925"/>
-                          </a:xfrm>
-                          <a:custGeom>
-                            <a:avLst/>
-                            <a:gdLst/>
-                            <a:ahLst/>
-                            <a:cxnLst/>
-                            <a:rect l="0" t="0" r="0" b="0"/>
-                            <a:pathLst>
-                              <a:path w="457936" h="184925">
-                                <a:moveTo>
-                                  <a:pt x="0" y="0"/>
-                                </a:moveTo>
-                                <a:lnTo>
-                                  <a:pt x="457936" y="0"/>
-                                </a:lnTo>
-                                <a:lnTo>
-                                  <a:pt x="457936" y="184925"/>
-                                </a:lnTo>
-                                <a:lnTo>
-                                  <a:pt x="0" y="184925"/>
-                                </a:lnTo>
-                                <a:lnTo>
-                                  <a:pt x="0" y="0"/>
-                                </a:lnTo>
-                              </a:path>
-                            </a:pathLst>
-                          </a:custGeom>
-                          <a:ln w="0" cap="flat">
-                            <a:miter lim="127000"/>
-                          </a:ln>
-                        </wps:spPr>
-                        <wps:style>
-                          <a:lnRef idx="0">
-                            <a:srgbClr val="000000">
-                              <a:alpha val="0"/>
-                            </a:srgbClr>
-                          </a:lnRef>
-                          <a:fillRef idx="1">
-                            <a:srgbClr val="000000"/>
-                          </a:fillRef>
-                          <a:effectRef idx="0">
-                            <a:scrgbClr r="0" g="0" b="0"/>
-                          </a:effectRef>
-                          <a:fontRef idx="none"/>
-                        </wps:style>
-                        <wps:bodyPr/>
-                      </wps:wsp>
-                      <wps:wsp>
-                        <wps:cNvPr id="36416" name="Shape 36416"/>
-                        <wps:cNvSpPr/>
-                        <wps:spPr>
-                          <a:xfrm>
-                            <a:off x="4547591" y="1775816"/>
-                            <a:ext cx="457936" cy="184925"/>
-                          </a:xfrm>
-                          <a:custGeom>
-                            <a:avLst/>
-                            <a:gdLst/>
-                            <a:ahLst/>
-                            <a:cxnLst/>
-                            <a:rect l="0" t="0" r="0" b="0"/>
-                            <a:pathLst>
-                              <a:path w="457936" h="184925">
-                                <a:moveTo>
-                                  <a:pt x="0" y="0"/>
-                                </a:moveTo>
-                                <a:lnTo>
-                                  <a:pt x="457936" y="0"/>
-                                </a:lnTo>
-                                <a:lnTo>
-                                  <a:pt x="457936" y="184925"/>
-                                </a:lnTo>
-                                <a:lnTo>
-                                  <a:pt x="0" y="184925"/>
-                                </a:lnTo>
-                                <a:lnTo>
-                                  <a:pt x="0" y="0"/>
-                                </a:lnTo>
-                              </a:path>
-                            </a:pathLst>
-                          </a:custGeom>
-                          <a:ln w="0" cap="flat">
-                            <a:miter lim="127000"/>
-                          </a:ln>
-                        </wps:spPr>
-                        <wps:style>
-                          <a:lnRef idx="0">
-                            <a:srgbClr val="000000">
-                              <a:alpha val="0"/>
-                            </a:srgbClr>
-                          </a:lnRef>
-                          <a:fillRef idx="1">
-                            <a:srgbClr val="000000"/>
-                          </a:fillRef>
-                          <a:effectRef idx="0">
-                            <a:scrgbClr r="0" g="0" b="0"/>
-                          </a:effectRef>
-                          <a:fontRef idx="none"/>
-                        </wps:style>
-                        <wps:bodyPr/>
-                      </wps:wsp>
-                      <wps:wsp>
-                        <wps:cNvPr id="36417" name="Shape 36417"/>
-                        <wps:cNvSpPr/>
-                        <wps:spPr>
-                          <a:xfrm>
-                            <a:off x="5005527" y="1775816"/>
-                            <a:ext cx="457936" cy="184925"/>
-                          </a:xfrm>
-                          <a:custGeom>
-                            <a:avLst/>
-                            <a:gdLst/>
-                            <a:ahLst/>
-                            <a:cxnLst/>
-                            <a:rect l="0" t="0" r="0" b="0"/>
-                            <a:pathLst>
-                              <a:path w="457936" h="184925">
-                                <a:moveTo>
-                                  <a:pt x="0" y="0"/>
-                                </a:moveTo>
-                                <a:lnTo>
-                                  <a:pt x="457936" y="0"/>
-                                </a:lnTo>
-                                <a:lnTo>
-                                  <a:pt x="457936" y="184925"/>
-                                </a:lnTo>
-                                <a:lnTo>
-                                  <a:pt x="0" y="184925"/>
-                                </a:lnTo>
-                                <a:lnTo>
-                                  <a:pt x="0" y="0"/>
-                                </a:lnTo>
-                              </a:path>
-                            </a:pathLst>
-                          </a:custGeom>
-                          <a:ln w="0" cap="flat">
-                            <a:miter lim="127000"/>
-                          </a:ln>
-                        </wps:spPr>
-                        <wps:style>
-                          <a:lnRef idx="0">
-                            <a:srgbClr val="000000">
-                              <a:alpha val="0"/>
-                            </a:srgbClr>
-                          </a:lnRef>
-                          <a:fillRef idx="1">
-                            <a:srgbClr val="000000"/>
-                          </a:fillRef>
-                          <a:effectRef idx="0">
-                            <a:scrgbClr r="0" g="0" b="0"/>
-                          </a:effectRef>
-                          <a:fontRef idx="none"/>
-                        </wps:style>
-                        <wps:bodyPr/>
-                      </wps:wsp>
-                      <wps:wsp>
-                        <wps:cNvPr id="36418" name="Shape 36418"/>
                         <wps:cNvSpPr/>
                         <wps:spPr>
                           <a:xfrm>
@@ -3383,7 +3392,7 @@
           </mc:Choice>
           <mc:Fallback xmlns:a="http://schemas.openxmlformats.org/drawingml/2006/main">
             <w:pict>
-              <v:group id="Group 31450" style="width:466.252pt;height:161.246pt;mso-position-horizontal-relative:char;mso-position-vertical-relative:line" coordsize="59214,20478">
+              <v:group id="Group 31080" style="width:466.252pt;height:161.246pt;mso-position-horizontal-relative:char;mso-position-vertical-relative:line" coordsize="59214,20478">
                 <v:shape id="Shape 287" style="position:absolute;width:59214;height:0;left:0;top:0;" coordsize="5921401,0" path="m0,0l5921401,0">
                   <v:stroke weight="0.398pt" endcap="flat" joinstyle="miter" miterlimit="10" on="true" color="#000000"/>
                   <v:fill on="false" color="#000000" opacity="0"/>
@@ -3392,7 +3401,7 @@
                   <v:stroke weight="0.398pt" endcap="flat" joinstyle="miter" miterlimit="10" on="true" color="#000000"/>
                   <v:fill on="false" color="#000000" opacity="0"/>
                 </v:shape>
-                <v:rect id="Rectangle 4896" style="position:absolute;width:16761;height:1636;left:46175;top:1546;" filled="f" stroked="f">
+                <v:rect id="Rectangle 4818" style="position:absolute;width:16761;height:1636;left:46175;top:1546;" filled="f" stroked="f">
                   <v:textbox inset="0,0,0,0">
                     <w:txbxContent>
                       <w:p>
@@ -3412,7 +3421,7 @@
                     </w:txbxContent>
                   </v:textbox>
                 </v:rect>
-                <v:rect id="Rectangle 4895" style="position:absolute;width:3618;height:1636;left:41825;top:1546;" filled="f" stroked="f">
+                <v:rect id="Rectangle 4817" style="position:absolute;width:3618;height:1636;left:41825;top:1546;" filled="f" stroked="f">
                   <v:textbox inset="0,0,0,0">
                     <w:txbxContent>
                       <w:p>
@@ -3432,7 +3441,7 @@
                     </w:txbxContent>
                   </v:textbox>
                 </v:rect>
-                <v:rect id="Rectangle 4894" style="position:absolute;width:4744;height:1636;left:36823;top:1546;" filled="f" stroked="f">
+                <v:rect id="Rectangle 4816" style="position:absolute;width:4744;height:1636;left:36823;top:1546;" filled="f" stroked="f">
                   <v:textbox inset="0,0,0,0">
                     <w:txbxContent>
                       <w:p>
@@ -3452,7 +3461,7 @@
                     </w:txbxContent>
                   </v:textbox>
                 </v:rect>
-                <v:rect id="Rectangle 4893" style="position:absolute;width:1945;height:1636;left:33296;top:1546;" filled="f" stroked="f">
+                <v:rect id="Rectangle 4815" style="position:absolute;width:1945;height:1636;left:33296;top:1546;" filled="f" stroked="f">
                   <v:textbox inset="0,0,0,0">
                     <w:txbxContent>
                       <w:p>
@@ -3472,7 +3481,7 @@
                     </w:txbxContent>
                   </v:textbox>
                 </v:rect>
-                <v:rect id="Rectangle 4891" style="position:absolute;width:2072;height:1636;left:24089;top:1546;" filled="f" stroked="f">
+                <v:rect id="Rectangle 4813" style="position:absolute;width:2072;height:1636;left:24089;top:1546;" filled="f" stroked="f">
                   <v:textbox inset="0,0,0,0">
                     <w:txbxContent>
                       <w:p>
@@ -3492,7 +3501,7 @@
                     </w:txbxContent>
                   </v:textbox>
                 </v:rect>
-                <v:rect id="Rectangle 4890" style="position:absolute;width:4964;height:1636;left:18423;top:1546;" filled="f" stroked="f">
+                <v:rect id="Rectangle 4812" style="position:absolute;width:4964;height:1636;left:18423;top:1546;" filled="f" stroked="f">
                   <v:textbox inset="0,0,0,0">
                     <w:txbxContent>
                       <w:p>
@@ -3512,7 +3521,7 @@
                     </w:txbxContent>
                   </v:textbox>
                 </v:rect>
-                <v:rect id="Rectangle 4889" style="position:absolute;width:4514;height:1636;left:12787;top:1546;" filled="f" stroked="f">
+                <v:rect id="Rectangle 4811" style="position:absolute;width:4514;height:1636;left:12787;top:1546;" filled="f" stroked="f">
                   <v:textbox inset="0,0,0,0">
                     <w:txbxContent>
                       <w:p>
@@ -3532,7 +3541,7 @@
                     </w:txbxContent>
                   </v:textbox>
                 </v:rect>
-                <v:rect id="Rectangle 4892" style="position:absolute;width:6045;height:1636;left:27175;top:1546;" filled="f" stroked="f">
+                <v:rect id="Rectangle 4814" style="position:absolute;width:6045;height:1636;left:27175;top:1546;" filled="f" stroked="f">
                   <v:textbox inset="0,0,0,0">
                     <w:txbxContent>
                       <w:p>
@@ -3552,7 +3561,7 @@
                     </w:txbxContent>
                   </v:textbox>
                 </v:rect>
-                <v:rect id="Rectangle 4887" style="position:absolute;width:8087;height:1636;left:0;top:1546;" filled="f" stroked="f">
+                <v:rect id="Rectangle 4810" style="position:absolute;width:8087;height:1636;left:0;top:1546;" filled="f" stroked="f">
                   <v:textbox inset="0,0,0,0">
                     <w:txbxContent>
                       <w:p>
@@ -3637,11 +3646,11 @@
                     </w:txbxContent>
                   </v:textbox>
                 </v:rect>
-                <v:shape id="Shape 36419" style="position:absolute;width:4579;height:1849;left:17999;top:3998;" coordsize="457937,184925" path="m0,0l457937,0l457937,184925l0,184925l0,0">
+                <v:shape id="Shape 36416" style="position:absolute;width:4579;height:1849;left:17999;top:3998;" coordsize="457937,184925" path="m0,0l457937,0l457937,184925l0,184925l0,0">
                   <v:stroke weight="0pt" endcap="flat" joinstyle="miter" miterlimit="10" on="false" color="#000000" opacity="0"/>
                   <v:fill on="true" color="#000000"/>
                 </v:shape>
-                <v:shape id="Shape 36420" style="position:absolute;width:4579;height:1849;left:22579;top:3998;" coordsize="457937,184925" path="m0,0l457937,0l457937,184925l0,184925l0,0">
+                <v:shape id="Shape 36417" style="position:absolute;width:4579;height:1849;left:22579;top:3998;" coordsize="457937,184925" path="m0,0l457937,0l457937,184925l0,184925l0,0">
                   <v:stroke weight="0pt" endcap="flat" joinstyle="miter" miterlimit="10" on="false" color="#000000" opacity="0"/>
                   <v:fill on="true" color="#000000"/>
                 </v:shape>
@@ -3706,11 +3715,11 @@
                     </w:txbxContent>
                   </v:textbox>
                 </v:rect>
-                <v:shape id="Shape 36421" style="position:absolute;width:4579;height:1849;left:27158;top:6750;" coordsize="457937,184925" path="m0,0l457937,0l457937,184925l0,184925l0,0">
+                <v:shape id="Shape 36418" style="position:absolute;width:4579;height:1849;left:27158;top:6750;" coordsize="457937,184925" path="m0,0l457937,0l457937,184925l0,184925l0,0">
                   <v:stroke weight="0pt" endcap="flat" joinstyle="miter" miterlimit="10" on="false" color="#000000" opacity="0"/>
                   <v:fill on="true" color="#000000"/>
                 </v:shape>
-                <v:shape id="Shape 36422" style="position:absolute;width:4579;height:1849;left:36317;top:6750;" coordsize="457936,184925" path="m0,0l457936,0l457936,184925l0,184925l0,0">
+                <v:shape id="Shape 36419" style="position:absolute;width:4579;height:1849;left:36317;top:6750;" coordsize="457936,184925" path="m0,0l457936,0l457936,184925l0,184925l0,0">
                   <v:stroke weight="0pt" endcap="flat" joinstyle="miter" miterlimit="10" on="false" color="#000000" opacity="0"/>
                   <v:fill on="true" color="#000000"/>
                 </v:shape>
@@ -3775,11 +3784,11 @@
                     </w:txbxContent>
                   </v:textbox>
                 </v:rect>
-                <v:shape id="Shape 36423" style="position:absolute;width:4579;height:1849;left:17999;top:9502;" coordsize="457937,184925" path="m0,0l457937,0l457937,184925l0,184925l0,0">
+                <v:shape id="Shape 36420" style="position:absolute;width:4579;height:1849;left:17999;top:9502;" coordsize="457937,184925" path="m0,0l457937,0l457937,184925l0,184925l0,0">
                   <v:stroke weight="0pt" endcap="flat" joinstyle="miter" miterlimit="10" on="false" color="#000000" opacity="0"/>
                   <v:fill on="true" color="#000000"/>
                 </v:shape>
-                <v:shape id="Shape 36424" style="position:absolute;width:4579;height:1849;left:22579;top:9502;" coordsize="457937,184925" path="m0,0l457937,0l457937,184925l0,184925l0,0">
+                <v:shape id="Shape 36421" style="position:absolute;width:4579;height:1849;left:22579;top:9502;" coordsize="457937,184925" path="m0,0l457937,0l457937,184925l0,184925l0,0">
                   <v:stroke weight="0pt" endcap="flat" joinstyle="miter" miterlimit="10" on="false" color="#000000" opacity="0"/>
                   <v:fill on="true" color="#000000"/>
                 </v:shape>
@@ -3860,7 +3869,7 @@
                     </w:txbxContent>
                   </v:textbox>
                 </v:rect>
-                <v:shape id="Shape 36425" style="position:absolute;width:4579;height:1849;left:40896;top:12254;" coordsize="457936,184925" path="m0,0l457936,0l457936,184925l0,184925l0,0">
+                <v:shape id="Shape 36422" style="position:absolute;width:4579;height:1849;left:40896;top:12254;" coordsize="457936,184925" path="m0,0l457936,0l457936,184925l0,184925l0,0">
                   <v:stroke weight="0pt" endcap="flat" joinstyle="miter" miterlimit="10" on="false" color="#000000" opacity="0"/>
                   <v:fill on="true" color="#000000"/>
                 </v:shape>
@@ -3925,27 +3934,27 @@
                     </w:txbxContent>
                   </v:textbox>
                 </v:rect>
-                <v:shape id="Shape 36426" style="position:absolute;width:4579;height:1849;left:17999;top:15006;" coordsize="457937,184925" path="m0,0l457937,0l457937,184925l0,184925l0,0">
+                <v:shape id="Shape 36423" style="position:absolute;width:4579;height:1849;left:17999;top:15006;" coordsize="457937,184925" path="m0,0l457937,0l457937,184925l0,184925l0,0">
                   <v:stroke weight="0pt" endcap="flat" joinstyle="miter" miterlimit="10" on="false" color="#000000" opacity="0"/>
                   <v:fill on="true" color="#000000"/>
                 </v:shape>
-                <v:shape id="Shape 36427" style="position:absolute;width:4579;height:1849;left:27158;top:15006;" coordsize="457937,184925" path="m0,0l457937,0l457937,184925l0,184925l0,0">
+                <v:shape id="Shape 36424" style="position:absolute;width:4579;height:1849;left:27158;top:15006;" coordsize="457937,184925" path="m0,0l457937,0l457937,184925l0,184925l0,0">
                   <v:stroke weight="0pt" endcap="flat" joinstyle="miter" miterlimit="10" on="false" color="#000000" opacity="0"/>
                   <v:fill on="true" color="#000000"/>
                 </v:shape>
-                <v:shape id="Shape 36428" style="position:absolute;width:4579;height:1849;left:31737;top:15006;" coordsize="457937,184925" path="m0,0l457937,0l457937,184925l0,184925l0,0">
+                <v:shape id="Shape 36425" style="position:absolute;width:4579;height:1849;left:31737;top:15006;" coordsize="457937,184925" path="m0,0l457937,0l457937,184925l0,184925l0,0">
                   <v:stroke weight="0pt" endcap="flat" joinstyle="miter" miterlimit="10" on="false" color="#000000" opacity="0"/>
                   <v:fill on="true" color="#000000"/>
                 </v:shape>
-                <v:shape id="Shape 36429" style="position:absolute;width:4579;height:1849;left:36317;top:15006;" coordsize="457936,184925" path="m0,0l457936,0l457936,184925l0,184925l0,0">
+                <v:shape id="Shape 36426" style="position:absolute;width:4579;height:1849;left:36317;top:15006;" coordsize="457936,184925" path="m0,0l457936,0l457936,184925l0,184925l0,0">
                   <v:stroke weight="0pt" endcap="flat" joinstyle="miter" miterlimit="10" on="false" color="#000000" opacity="0"/>
                   <v:fill on="true" color="#000000"/>
                 </v:shape>
-                <v:shape id="Shape 36430" style="position:absolute;width:4579;height:1849;left:40896;top:15006;" coordsize="457936,184925" path="m0,0l457936,0l457936,184925l0,184925l0,0">
+                <v:shape id="Shape 36427" style="position:absolute;width:4579;height:1849;left:40896;top:15006;" coordsize="457936,184925" path="m0,0l457936,0l457936,184925l0,184925l0,0">
                   <v:stroke weight="0pt" endcap="flat" joinstyle="miter" miterlimit="10" on="false" color="#000000" opacity="0"/>
                   <v:fill on="true" color="#000000"/>
                 </v:shape>
-                <v:shape id="Shape 36431" style="position:absolute;width:4579;height:1849;left:50055;top:15006;" coordsize="457936,184925" path="m0,0l457936,0l457936,184925l0,184925l0,0">
+                <v:shape id="Shape 36428" style="position:absolute;width:4579;height:1849;left:50055;top:15006;" coordsize="457936,184925" path="m0,0l457936,0l457936,184925l0,184925l0,0">
                   <v:stroke weight="0pt" endcap="flat" joinstyle="miter" miterlimit="10" on="false" color="#000000" opacity="0"/>
                   <v:fill on="true" color="#000000"/>
                 </v:shape>
@@ -3990,39 +3999,39 @@
                     </w:txbxContent>
                   </v:textbox>
                 </v:rect>
-                <v:shape id="Shape 36432" style="position:absolute;width:4579;height:1849;left:17999;top:17758;" coordsize="457937,184925" path="m0,0l457937,0l457937,184925l0,184925l0,0">
+                <v:shape id="Shape 36429" style="position:absolute;width:4579;height:1849;left:17999;top:17758;" coordsize="457937,184925" path="m0,0l457937,0l457937,184925l0,184925l0,0">
                   <v:stroke weight="0pt" endcap="flat" joinstyle="miter" miterlimit="10" on="false" color="#000000" opacity="0"/>
                   <v:fill on="true" color="#000000"/>
                 </v:shape>
-                <v:shape id="Shape 36433" style="position:absolute;width:4579;height:1849;left:22579;top:17758;" coordsize="457937,184925" path="m0,0l457937,0l457937,184925l0,184925l0,0">
+                <v:shape id="Shape 36430" style="position:absolute;width:4579;height:1849;left:22579;top:17758;" coordsize="457937,184925" path="m0,0l457937,0l457937,184925l0,184925l0,0">
                   <v:stroke weight="0pt" endcap="flat" joinstyle="miter" miterlimit="10" on="false" color="#000000" opacity="0"/>
                   <v:fill on="true" color="#000000"/>
                 </v:shape>
-                <v:shape id="Shape 36434" style="position:absolute;width:4579;height:1849;left:27158;top:17758;" coordsize="457937,184925" path="m0,0l457937,0l457937,184925l0,184925l0,0">
+                <v:shape id="Shape 36431" style="position:absolute;width:4579;height:1849;left:27158;top:17758;" coordsize="457937,184925" path="m0,0l457937,0l457937,184925l0,184925l0,0">
                   <v:stroke weight="0pt" endcap="flat" joinstyle="miter" miterlimit="10" on="false" color="#000000" opacity="0"/>
                   <v:fill on="true" color="#000000"/>
                 </v:shape>
-                <v:shape id="Shape 36435" style="position:absolute;width:4579;height:1849;left:31737;top:17758;" coordsize="457937,184925" path="m0,0l457937,0l457937,184925l0,184925l0,0">
+                <v:shape id="Shape 36432" style="position:absolute;width:4579;height:1849;left:31737;top:17758;" coordsize="457937,184925" path="m0,0l457937,0l457937,184925l0,184925l0,0">
                   <v:stroke weight="0pt" endcap="flat" joinstyle="miter" miterlimit="10" on="false" color="#000000" opacity="0"/>
                   <v:fill on="true" color="#000000"/>
                 </v:shape>
-                <v:shape id="Shape 36436" style="position:absolute;width:4579;height:1849;left:36317;top:17758;" coordsize="457936,184925" path="m0,0l457936,0l457936,184925l0,184925l0,0">
+                <v:shape id="Shape 36433" style="position:absolute;width:4579;height:1849;left:36317;top:17758;" coordsize="457936,184925" path="m0,0l457936,0l457936,184925l0,184925l0,0">
                   <v:stroke weight="0pt" endcap="flat" joinstyle="miter" miterlimit="10" on="false" color="#000000" opacity="0"/>
                   <v:fill on="true" color="#000000"/>
                 </v:shape>
-                <v:shape id="Shape 36437" style="position:absolute;width:4579;height:1849;left:40896;top:17758;" coordsize="457936,184925" path="m0,0l457936,0l457936,184925l0,184925l0,0">
+                <v:shape id="Shape 36434" style="position:absolute;width:4579;height:1849;left:40896;top:17758;" coordsize="457936,184925" path="m0,0l457936,0l457936,184925l0,184925l0,0">
                   <v:stroke weight="0pt" endcap="flat" joinstyle="miter" miterlimit="10" on="false" color="#000000" opacity="0"/>
                   <v:fill on="true" color="#000000"/>
                 </v:shape>
-                <v:shape id="Shape 36438" style="position:absolute;width:4579;height:1849;left:45475;top:17758;" coordsize="457936,184925" path="m0,0l457936,0l457936,184925l0,184925l0,0">
+                <v:shape id="Shape 36435" style="position:absolute;width:4579;height:1849;left:45475;top:17758;" coordsize="457936,184925" path="m0,0l457936,0l457936,184925l0,184925l0,0">
                   <v:stroke weight="0pt" endcap="flat" joinstyle="miter" miterlimit="10" on="false" color="#000000" opacity="0"/>
                   <v:fill on="true" color="#000000"/>
                 </v:shape>
-                <v:shape id="Shape 36439" style="position:absolute;width:4579;height:1849;left:50055;top:17758;" coordsize="457936,184925" path="m0,0l457936,0l457936,184925l0,184925l0,0">
+                <v:shape id="Shape 36436" style="position:absolute;width:4579;height:1849;left:50055;top:17758;" coordsize="457936,184925" path="m0,0l457936,0l457936,184925l0,184925l0,0">
                   <v:stroke weight="0pt" endcap="flat" joinstyle="miter" miterlimit="10" on="false" color="#000000" opacity="0"/>
                   <v:fill on="true" color="#000000"/>
                 </v:shape>
-                <v:shape id="Shape 36440" style="position:absolute;width:4579;height:1849;left:54634;top:17758;" coordsize="457937,184925" path="m0,0l457937,0l457937,184925l0,184925l0,0">
+                <v:shape id="Shape 36437" style="position:absolute;width:4579;height:1849;left:54634;top:17758;" coordsize="457937,184925" path="m0,0l457937,0l457937,184925l0,184925l0,0">
                   <v:stroke weight="0pt" endcap="flat" joinstyle="miter" miterlimit="10" on="false" color="#000000" opacity="0"/>
                   <v:fill on="true" color="#000000"/>
                 </v:shape>
@@ -4042,7 +4051,7 @@
     </w:p>
     <w:p>
       <w:pPr>
-        <w:spacing w:after="33"/>
+        <w:spacing w:after="34"/>
         <w:ind w:left="-5" w:right="865"/>
       </w:pPr>
       <w:r>
@@ -4051,7 +4060,7 @@
     </w:p>
     <w:p>
       <w:pPr>
-        <w:spacing w:after="533"/>
+        <w:spacing w:after="534"/>
         <w:ind w:left="-15" w:right="865" w:firstLine="299"/>
       </w:pPr>
       <w:r>
@@ -4139,6 +4148,7 @@
         <w:ind w:left="-5"/>
       </w:pPr>
       <w:r>
+        <w:lastRenderedPageBreak/>
         <w:t>II.A. Sources, and why a crosswalk was necessary</w:t>
       </w:r>
     </w:p>
@@ -4184,16 +4194,16 @@
           <w:noProof/>
         </w:rPr>
         <w:drawing>
-          <wp:inline distT="0" distB="0" distL="0" distR="0" wp14:anchorId="3015BC96" wp14:editId="4CF09611">
+          <wp:inline distT="0" distB="0" distL="0" distR="0" wp14:anchorId="653F4E29" wp14:editId="48A66E82">
             <wp:extent cx="2880360" cy="5105401"/>
             <wp:effectExtent l="0" t="0" r="0" b="0"/>
-            <wp:docPr id="35801" name="Picture 35801"/>
+            <wp:docPr id="35796" name="Picture 35796"/>
             <wp:cNvGraphicFramePr/>
             <a:graphic xmlns:a="http://schemas.openxmlformats.org/drawingml/2006/main">
               <a:graphicData uri="http://schemas.openxmlformats.org/drawingml/2006/picture">
                 <pic:pic xmlns:pic="http://schemas.openxmlformats.org/drawingml/2006/picture">
                   <pic:nvPicPr>
-                    <pic:cNvPr id="35801" name="Picture 35801"/>
+                    <pic:cNvPr id="35796" name="Picture 35796"/>
                     <pic:cNvPicPr/>
                   </pic:nvPicPr>
                   <pic:blipFill>
@@ -4253,7 +4263,7 @@
     </w:p>
     <w:p>
       <w:pPr>
-        <w:spacing w:after="154"/>
+        <w:spacing w:after="155"/>
         <w:ind w:left="-5" w:right="865"/>
       </w:pPr>
       <w:r>
@@ -4278,6 +4288,7 @@
         <w:rPr>
           <w:i/>
         </w:rPr>
+        <w:lastRenderedPageBreak/>
         <w:t>twice</w:t>
       </w:r>
       <w:r>
@@ -4339,7 +4350,7 @@
     </w:p>
     <w:p>
       <w:pPr>
-        <w:spacing w:after="444"/>
+        <w:spacing w:after="445"/>
         <w:ind w:left="-5" w:right="865"/>
       </w:pPr>
       <w:r>
@@ -4383,7 +4394,7 @@
     </w:p>
     <w:p>
       <w:pPr>
-        <w:spacing w:after="461"/>
+        <w:spacing w:after="462"/>
         <w:ind w:left="-5" w:right="865"/>
       </w:pPr>
       <w:r>
@@ -4396,6 +4407,7 @@
         <w:ind w:left="-5"/>
       </w:pPr>
       <w:r>
+        <w:lastRenderedPageBreak/>
         <w:t>II.D. Ribs</w:t>
       </w:r>
     </w:p>
@@ -4522,6 +4534,7 @@
         <w:ind w:left="-5"/>
       </w:pPr>
       <w:r>
+        <w:lastRenderedPageBreak/>
         <w:t>II.E. Label scheme and counting anchors</w:t>
       </w:r>
     </w:p>
@@ -4648,7 +4661,11 @@
         <w:t>, and this is the one class here with no published counterpart. A lumbar rib and a stump rib are the same object under two counts, so assigning it a number would commit the label to one reading of an enumeration anomaly. A scheme that numbers every rib 1–12 has nowhere to put a thirteenth, so the annotator must either call it rib 12, asserting the vertebra beneath it is thoracic, the very question at issue, or discard it. TotalSegmentator carries ribs 1–12 per side and no such class, and VerSe’s T13 is a ve</w:t>
       </w:r>
       <w:r>
-        <w:t>rtebra rather than a rib. This scheme can record both, VerSe’s T13 (28) with its rib pair (46, 59) for a thoracic-type thirteenth vertebra, and 60/61 for a lumbar-type body bearing a rudimentary rib, so either reading is recorded as itself. No record here carries a T13; the sixteen lumbar-rib cases were read as lumbar-type bodies. Where a border vertebra could not be settled by its readers the label stands as read, and reclassifying those records with a classifier trained on local vertebral morphology (Sec.</w:t>
+        <w:t xml:space="preserve">rtebra rather than a rib. This scheme can record both, VerSe’s T13 (28) with its rib pair (46, 59) for a thoracic-type thirteenth vertebra, and 60/61 for a lumbar-type body </w:t>
+      </w:r>
+      <w:r>
+        <w:lastRenderedPageBreak/>
+        <w:t>bearing a rudimentary rib, so either reading is recorded as itself. No record here carries a T13; the sixteen lumbar-rib cases were read as lumbar-type bodies. Where a border vertebra could not be settled by its readers the label stands as read, and reclassifying those records with a classifier trained on local vertebral morphology (Sec.</w:t>
       </w:r>
       <w:r>
         <w:t xml:space="preserve"> </w:t>
@@ -4911,10 +4928,10 @@
         <mc:AlternateContent>
           <mc:Choice Requires="wpg">
             <w:drawing>
-              <wp:inline distT="0" distB="0" distL="0" distR="0" wp14:anchorId="44B9E045" wp14:editId="29DD8598">
+              <wp:inline distT="0" distB="0" distL="0" distR="0" wp14:anchorId="33EA557B" wp14:editId="3FDE2ADF">
                 <wp:extent cx="1357466" cy="1270317"/>
                 <wp:effectExtent l="0" t="0" r="0" b="0"/>
-                <wp:docPr id="30939" name="Group 30939"/>
+                <wp:docPr id="32426" name="Group 32426"/>
                 <wp:cNvGraphicFramePr/>
                 <a:graphic xmlns:a="http://schemas.openxmlformats.org/drawingml/2006/main">
                   <a:graphicData uri="http://schemas.microsoft.com/office/word/2010/wordprocessingGroup">
@@ -4930,7 +4947,7 @@
                       </wpg:grpSpPr>
                       <pic:pic xmlns:pic="http://schemas.openxmlformats.org/drawingml/2006/picture">
                         <pic:nvPicPr>
-                          <pic:cNvPr id="35803" name="Picture 35803"/>
+                          <pic:cNvPr id="35798" name="Picture 35798"/>
                           <pic:cNvPicPr/>
                         </pic:nvPicPr>
                         <pic:blipFill>
@@ -4950,7 +4967,7 @@
                         </pic:spPr>
                       </pic:pic>
                       <wps:wsp>
-                        <wps:cNvPr id="36441" name="Shape 36441"/>
+                        <wps:cNvPr id="36438" name="Shape 36438"/>
                         <wps:cNvSpPr/>
                         <wps:spPr>
                           <a:xfrm>
@@ -5002,7 +5019,7 @@
                         <wps:bodyPr/>
                       </wps:wsp>
                       <wps:wsp>
-                        <wps:cNvPr id="4978" name="Rectangle 4978"/>
+                        <wps:cNvPr id="4975" name="Rectangle 4975"/>
                         <wps:cNvSpPr/>
                         <wps:spPr>
                           <a:xfrm>
@@ -5076,7 +5093,7 @@
                         </wps:bodyPr>
                       </wps:wsp>
                       <wps:wsp>
-                        <wps:cNvPr id="30083" name="Rectangle 30083"/>
+                        <wps:cNvPr id="31976" name="Rectangle 31976"/>
                         <wps:cNvSpPr/>
                         <wps:spPr>
                           <a:xfrm>
@@ -5113,7 +5130,7 @@
                         </wps:bodyPr>
                       </wps:wsp>
                       <wps:wsp>
-                        <wps:cNvPr id="30084" name="Rectangle 30084"/>
+                        <wps:cNvPr id="31978" name="Rectangle 31978"/>
                         <wps:cNvSpPr/>
                         <wps:spPr>
                           <a:xfrm>
@@ -5150,7 +5167,7 @@
                         </wps:bodyPr>
                       </wps:wsp>
                       <wps:wsp>
-                        <wps:cNvPr id="4981" name="Rectangle 4981"/>
+                        <wps:cNvPr id="4986" name="Rectangle 4986"/>
                         <wps:cNvSpPr/>
                         <wps:spPr>
                           <a:xfrm>
@@ -5187,7 +5204,7 @@
                         </wps:bodyPr>
                       </wps:wsp>
                       <wps:wsp>
-                        <wps:cNvPr id="4982" name="Rectangle 4982"/>
+                        <wps:cNvPr id="4988" name="Rectangle 4988"/>
                         <wps:cNvSpPr/>
                         <wps:spPr>
                           <a:xfrm>
@@ -5231,15 +5248,15 @@
           </mc:Choice>
           <mc:Fallback xmlns:a="http://schemas.openxmlformats.org/drawingml/2006/main">
             <w:pict>
-              <v:group id="Group 30939" style="width:106.887pt;height:100.025pt;mso-position-horizontal-relative:char;mso-position-vertical-relative:line" coordsize="13574,12703">
-                <v:shape id="Picture 35803" style="position:absolute;width:9357;height:10942;left:4204;top:-20;" filled="f">
+              <v:group id="Group 32426" style="width:106.887pt;height:100.025pt;mso-position-horizontal-relative:char;mso-position-vertical-relative:line" coordsize="13574,12703">
+                <v:shape id="Picture 35798" style="position:absolute;width:9357;height:10942;left:4204;top:-20;" filled="f">
                   <v:imagedata r:id="rId11"/>
                 </v:shape>
-                <v:shape id="Shape 36442" style="position:absolute;width:1525;height:533;left:0;top:11921;" coordsize="152509,53378" path="m0,0l152509,0l152509,53378l0,53378l0,0">
+                <v:shape id="Shape 36439" style="position:absolute;width:1525;height:533;left:0;top:11921;" coordsize="152509,53378" path="m0,0l152509,0l152509,53378l0,53378l0,0">
                   <v:stroke weight="0.79004pt" endcap="flat" joinstyle="miter" miterlimit="10" on="true" color="#d64541"/>
                   <v:fill on="true" color="#d64541"/>
                 </v:shape>
-                <v:rect id="Rectangle 4978" style="position:absolute;width:225;height:1384;left:4084;top:11662;" filled="f" stroked="f">
+                <v:rect id="Rectangle 4975" style="position:absolute;width:225;height:1384;left:4084;top:11662;" filled="f" stroked="f">
                   <v:textbox inset="0,0,0,0">
                     <w:txbxContent>
                       <w:p>
@@ -5279,7 +5296,7 @@
                     </w:txbxContent>
                   </v:textbox>
                 </v:rect>
-                <v:rect id="Rectangle 30083" style="position:absolute;width:281;height:1384;left:6796;top:11662;" filled="f" stroked="f">
+                <v:rect id="Rectangle 31976" style="position:absolute;width:281;height:1384;left:6796;top:11662;" filled="f" stroked="f">
                   <v:textbox inset="0,0,0,0">
                     <w:txbxContent>
                       <w:p>
@@ -5299,7 +5316,7 @@
                     </w:txbxContent>
                   </v:textbox>
                 </v:rect>
-                <v:rect id="Rectangle 30084" style="position:absolute;width:1521;height:1384;left:7220;top:11662;" filled="f" stroked="f">
+                <v:rect id="Rectangle 31978" style="position:absolute;width:1521;height:1384;left:7220;top:11662;" filled="f" stroked="f">
                   <v:textbox inset="0,0,0,0">
                     <w:txbxContent>
                       <w:p>
@@ -5319,7 +5336,7 @@
                     </w:txbxContent>
                   </v:textbox>
                 </v:rect>
-                <v:rect id="Rectangle 4981" style="position:absolute;width:225;height:1384;left:9847;top:11662;" filled="f" stroked="f">
+                <v:rect id="Rectangle 4986" style="position:absolute;width:225;height:1384;left:9847;top:11662;" filled="f" stroked="f">
                   <v:textbox inset="0,0,0,0">
                     <w:txbxContent>
                       <w:p>
@@ -5339,7 +5356,7 @@
                     </w:txbxContent>
                   </v:textbox>
                 </v:rect>
-                <v:rect id="Rectangle 4982" style="position:absolute;width:1352;height:1384;left:12220;top:11662;" filled="f" stroked="f">
+                <v:rect id="Rectangle 4988" style="position:absolute;width:1352;height:1384;left:12220;top:11662;" filled="f" stroked="f">
                   <v:textbox inset="0,0,0,0">
                     <w:txbxContent>
                       <w:p>
@@ -5381,10 +5398,10 @@
         <mc:AlternateContent>
           <mc:Choice Requires="wpg">
             <w:drawing>
-              <wp:inline distT="0" distB="0" distL="0" distR="0" wp14:anchorId="325AD97C" wp14:editId="6256258A">
+              <wp:inline distT="0" distB="0" distL="0" distR="0" wp14:anchorId="491F8906" wp14:editId="59D8871E">
                 <wp:extent cx="935000" cy="1270317"/>
                 <wp:effectExtent l="0" t="0" r="0" b="0"/>
-                <wp:docPr id="30940" name="Group 30940"/>
+                <wp:docPr id="32427" name="Group 32427"/>
                 <wp:cNvGraphicFramePr/>
                 <a:graphic xmlns:a="http://schemas.openxmlformats.org/drawingml/2006/main">
                   <a:graphicData uri="http://schemas.microsoft.com/office/word/2010/wordprocessingGroup">
@@ -5400,7 +5417,7 @@
                       </wpg:grpSpPr>
                       <pic:pic xmlns:pic="http://schemas.openxmlformats.org/drawingml/2006/picture">
                         <pic:nvPicPr>
-                          <pic:cNvPr id="35804" name="Picture 35804"/>
+                          <pic:cNvPr id="35799" name="Picture 35799"/>
                           <pic:cNvPicPr/>
                         </pic:nvPicPr>
                         <pic:blipFill>
@@ -5420,7 +5437,7 @@
                         </pic:spPr>
                       </pic:pic>
                       <wps:wsp>
-                        <wps:cNvPr id="4984" name="Rectangle 4984"/>
+                        <wps:cNvPr id="5000" name="Rectangle 5000"/>
                         <wps:cNvSpPr/>
                         <wps:spPr>
                           <a:xfrm>
@@ -5457,7 +5474,7 @@
                         </wps:bodyPr>
                       </wps:wsp>
                       <wps:wsp>
-                        <wps:cNvPr id="36443" name="Shape 36443"/>
+                        <wps:cNvPr id="36440" name="Shape 36440"/>
                         <wps:cNvSpPr/>
                         <wps:spPr>
                           <a:xfrm>
@@ -5509,7 +5526,7 @@
                         <wps:bodyPr/>
                       </wps:wsp>
                       <wps:wsp>
-                        <wps:cNvPr id="4985" name="Rectangle 4985"/>
+                        <wps:cNvPr id="5001" name="Rectangle 5001"/>
                         <wps:cNvSpPr/>
                         <wps:spPr>
                           <a:xfrm>
@@ -5546,7 +5563,7 @@
                         </wps:bodyPr>
                       </wps:wsp>
                       <wps:wsp>
-                        <wps:cNvPr id="4986" name="Rectangle 4986"/>
+                        <wps:cNvPr id="5002" name="Rectangle 5002"/>
                         <wps:cNvSpPr/>
                         <wps:spPr>
                           <a:xfrm>
@@ -5590,11 +5607,11 @@
           </mc:Choice>
           <mc:Fallback xmlns:a="http://schemas.openxmlformats.org/drawingml/2006/main">
             <w:pict>
-              <v:group id="Group 30940" style="width:73.622pt;height:100.025pt;mso-position-horizontal-relative:char;mso-position-vertical-relative:line" coordsize="9350,12703">
-                <v:shape id="Picture 35804" style="position:absolute;width:9387;height:10942;left:-34;top:-20;" filled="f">
+              <v:group id="Group 32427" style="width:73.622pt;height:100.025pt;mso-position-horizontal-relative:char;mso-position-vertical-relative:line" coordsize="9350,12703">
+                <v:shape id="Picture 35799" style="position:absolute;width:9387;height:10942;left:-34;top:-20;" filled="f">
                   <v:imagedata r:id="rId13"/>
                 </v:shape>
-                <v:rect id="Rectangle 4984" style="position:absolute;width:225;height:1384;left:2121;top:11662;" filled="f" stroked="f">
+                <v:rect id="Rectangle 5000" style="position:absolute;width:225;height:1384;left:2121;top:11662;" filled="f" stroked="f">
                   <v:textbox inset="0,0,0,0">
                     <w:txbxContent>
                       <w:p>
@@ -5614,11 +5631,11 @@
                     </w:txbxContent>
                   </v:textbox>
                 </v:rect>
-                <v:shape id="Shape 36444" style="position:absolute;width:1525;height:533;left:4298;top:11921;" coordsize="152509,53378" path="m0,0l152509,0l152509,53378l0,53378l0,0">
+                <v:shape id="Shape 36441" style="position:absolute;width:1525;height:533;left:4298;top:11921;" coordsize="152509,53378" path="m0,0l152509,0l152509,53378l0,53378l0,0">
                   <v:stroke weight="0.79004pt" endcap="flat" joinstyle="miter" miterlimit="10" on="true" color="#e8b044"/>
                   <v:fill on="true" color="#e8b044"/>
                 </v:shape>
-                <v:rect id="Rectangle 4985" style="position:absolute;width:563;height:1384;left:6645;top:11662;" filled="f" stroked="f">
+                <v:rect id="Rectangle 5001" style="position:absolute;width:563;height:1384;left:6645;top:11662;" filled="f" stroked="f">
                   <v:textbox inset="0,0,0,0">
                     <w:txbxContent>
                       <w:p>
@@ -5638,7 +5655,7 @@
                     </w:txbxContent>
                   </v:textbox>
                 </v:rect>
-                <v:rect id="Rectangle 4986" style="position:absolute;width:225;height:1384;left:7959;top:11662;" filled="f" stroked="f">
+                <v:rect id="Rectangle 5002" style="position:absolute;width:225;height:1384;left:7959;top:11662;" filled="f" stroked="f">
                   <v:textbox inset="0,0,0,0">
                     <w:txbxContent>
                       <w:p>
@@ -5679,10 +5696,10 @@
         <mc:AlternateContent>
           <mc:Choice Requires="wpg">
             <w:drawing>
-              <wp:inline distT="0" distB="0" distL="0" distR="0" wp14:anchorId="1DEB0184" wp14:editId="5BA5EB62">
+              <wp:inline distT="0" distB="0" distL="0" distR="0" wp14:anchorId="62C45EDE" wp14:editId="227843BE">
                 <wp:extent cx="2247082" cy="1270317"/>
                 <wp:effectExtent l="0" t="0" r="0" b="0"/>
-                <wp:docPr id="30941" name="Group 30941"/>
+                <wp:docPr id="32428" name="Group 32428"/>
                 <wp:cNvGraphicFramePr/>
                 <a:graphic xmlns:a="http://schemas.openxmlformats.org/drawingml/2006/main">
                   <a:graphicData uri="http://schemas.microsoft.com/office/word/2010/wordprocessingGroup">
@@ -5698,7 +5715,7 @@
                       </wpg:grpSpPr>
                       <pic:pic xmlns:pic="http://schemas.openxmlformats.org/drawingml/2006/picture">
                         <pic:nvPicPr>
-                          <pic:cNvPr id="35805" name="Picture 35805"/>
+                          <pic:cNvPr id="35800" name="Picture 35800"/>
                           <pic:cNvPicPr/>
                         </pic:nvPicPr>
                         <pic:blipFill>
@@ -5719,7 +5736,7 @@
                       </pic:pic>
                       <pic:pic xmlns:pic="http://schemas.openxmlformats.org/drawingml/2006/picture">
                         <pic:nvPicPr>
-                          <pic:cNvPr id="35806" name="Picture 35806"/>
+                          <pic:cNvPr id="35801" name="Picture 35801"/>
                           <pic:cNvPicPr/>
                         </pic:nvPicPr>
                         <pic:blipFill>
@@ -5739,7 +5756,7 @@
                         </pic:spPr>
                       </pic:pic>
                       <wps:wsp>
-                        <wps:cNvPr id="4987" name="Rectangle 4987"/>
+                        <wps:cNvPr id="5003" name="Rectangle 5003"/>
                         <wps:cNvSpPr/>
                         <wps:spPr>
                           <a:xfrm>
@@ -5776,7 +5793,7 @@
                         </wps:bodyPr>
                       </wps:wsp>
                       <wps:wsp>
-                        <wps:cNvPr id="4988" name="Rectangle 4988"/>
+                        <wps:cNvPr id="5004" name="Rectangle 5004"/>
                         <wps:cNvSpPr/>
                         <wps:spPr>
                           <a:xfrm>
@@ -5813,7 +5830,7 @@
                         </wps:bodyPr>
                       </wps:wsp>
                       <wps:wsp>
-                        <wps:cNvPr id="36445" name="Shape 36445"/>
+                        <wps:cNvPr id="36442" name="Shape 36442"/>
                         <wps:cNvSpPr/>
                         <wps:spPr>
                           <a:xfrm>
@@ -5865,7 +5882,7 @@
                         <wps:bodyPr/>
                       </wps:wsp>
                       <wps:wsp>
-                        <wps:cNvPr id="4999" name="Rectangle 4999"/>
+                        <wps:cNvPr id="5005" name="Rectangle 5005"/>
                         <wps:cNvSpPr/>
                         <wps:spPr>
                           <a:xfrm>
@@ -5902,7 +5919,7 @@
                         </wps:bodyPr>
                       </wps:wsp>
                       <wps:wsp>
-                        <wps:cNvPr id="5002" name="Rectangle 5002"/>
+                        <wps:cNvPr id="5006" name="Rectangle 5006"/>
                         <wps:cNvSpPr/>
                         <wps:spPr>
                           <a:xfrm>
@@ -5939,7 +5956,7 @@
                         </wps:bodyPr>
                       </wps:wsp>
                       <wps:wsp>
-                        <wps:cNvPr id="5005" name="Rectangle 5005"/>
+                        <wps:cNvPr id="5007" name="Rectangle 5007"/>
                         <wps:cNvSpPr/>
                         <wps:spPr>
                           <a:xfrm>
@@ -5976,7 +5993,7 @@
                         </wps:bodyPr>
                       </wps:wsp>
                       <wps:wsp>
-                        <wps:cNvPr id="5006" name="Rectangle 5006"/>
+                        <wps:cNvPr id="5008" name="Rectangle 5008"/>
                         <wps:cNvSpPr/>
                         <wps:spPr>
                           <a:xfrm>
@@ -6020,14 +6037,14 @@
           </mc:Choice>
           <mc:Fallback xmlns:a="http://schemas.openxmlformats.org/drawingml/2006/main">
             <w:pict>
-              <v:group id="Group 30941" style="width:176.936pt;height:100.025pt;mso-position-horizontal-relative:char;mso-position-vertical-relative:line" coordsize="22470,12703">
-                <v:shape id="Picture 35805" style="position:absolute;width:9387;height:10942;left:-38;top:-20;" filled="f">
+              <v:group id="Group 32428" style="width:176.936pt;height:100.025pt;mso-position-horizontal-relative:char;mso-position-vertical-relative:line" coordsize="22470,12703">
+                <v:shape id="Picture 35800" style="position:absolute;width:9387;height:10942;left:-38;top:-20;" filled="f">
                   <v:imagedata r:id="rId16"/>
                 </v:shape>
-                <v:shape id="Picture 35806" style="position:absolute;width:9387;height:10942;left:13078;top:-20;" filled="f">
+                <v:shape id="Picture 35801" style="position:absolute;width:9387;height:10942;left:13078;top:-20;" filled="f">
                   <v:imagedata r:id="rId17"/>
                 </v:shape>
-                <v:rect id="Rectangle 4987" style="position:absolute;width:732;height:1384;left:4629;top:11662;" filled="f" stroked="f">
+                <v:rect id="Rectangle 5003" style="position:absolute;width:732;height:1384;left:4629;top:11662;" filled="f" stroked="f">
                   <v:textbox inset="0,0,0,0">
                     <w:txbxContent>
                       <w:p>
@@ -6047,7 +6064,7 @@
                     </w:txbxContent>
                   </v:textbox>
                 </v:rect>
-                <v:rect id="Rectangle 4988" style="position:absolute;width:563;height:1384;left:6875;top:11662;" filled="f" stroked="f">
+                <v:rect id="Rectangle 5004" style="position:absolute;width:563;height:1384;left:6875;top:11662;" filled="f" stroked="f">
                   <v:textbox inset="0,0,0,0">
                     <w:txbxContent>
                       <w:p>
@@ -6067,11 +6084,11 @@
                     </w:txbxContent>
                   </v:textbox>
                 </v:rect>
-                <v:shape id="Shape 36446" style="position:absolute;width:1525;height:533;left:9931;top:11921;" coordsize="152509,53378" path="m0,0l152509,0l152509,53378l0,53378l0,0">
+                <v:shape id="Shape 36443" style="position:absolute;width:1525;height:533;left:9931;top:11921;" coordsize="152509,53378" path="m0,0l152509,0l152509,53378l0,53378l0,0">
                   <v:stroke weight="0.79004pt" endcap="flat" joinstyle="miter" miterlimit="10" on="true" color="#306ebe"/>
                   <v:fill on="true" color="#306ebe"/>
                 </v:shape>
-                <v:rect id="Rectangle 4999" style="position:absolute;width:225;height:1384;left:14144;top:11662;" filled="f" stroked="f">
+                <v:rect id="Rectangle 5005" style="position:absolute;width:225;height:1384;left:14144;top:11662;" filled="f" stroked="f">
                   <v:textbox inset="0,0,0,0">
                     <w:txbxContent>
                       <w:p>
@@ -6091,7 +6108,7 @@
                     </w:txbxContent>
                   </v:textbox>
                 </v:rect>
-                <v:rect id="Rectangle 5002" style="position:absolute;width:563;height:1384;left:15754;top:11662;" filled="f" stroked="f">
+                <v:rect id="Rectangle 5006" style="position:absolute;width:563;height:1384;left:15754;top:11662;" filled="f" stroked="f">
                   <v:textbox inset="0,0,0,0">
                     <w:txbxContent>
                       <w:p>
@@ -6111,7 +6128,7 @@
                     </w:txbxContent>
                   </v:textbox>
                 </v:rect>
-                <v:rect id="Rectangle 5005" style="position:absolute;width:281;height:1384;left:16856;top:11662;" filled="f" stroked="f">
+                <v:rect id="Rectangle 5007" style="position:absolute;width:281;height:1384;left:16856;top:11662;" filled="f" stroked="f">
                   <v:textbox inset="0,0,0,0">
                     <w:txbxContent>
                       <w:p>
@@ -6131,7 +6148,7 @@
                     </w:txbxContent>
                   </v:textbox>
                 </v:rect>
-                <v:rect id="Rectangle 5006" style="position:absolute;width:281;height:1384;left:18213;top:11662;" filled="f" stroked="f">
+                <v:rect id="Rectangle 5008" style="position:absolute;width:281;height:1384;left:18213;top:11662;" filled="f" stroked="f">
                   <v:textbox inset="0,0,0,0">
                     <w:txbxContent>
                       <w:p>
@@ -6203,10 +6220,11 @@
     </w:p>
     <w:p>
       <w:pPr>
-        <w:spacing w:after="496"/>
+        <w:spacing w:after="497"/>
         <w:ind w:left="-15" w:firstLine="299"/>
       </w:pPr>
       <w:r>
+        <w:lastRenderedPageBreak/>
         <w:t>Both counts, and the manifest fields that report them (</w:t>
       </w:r>
       <w:r>
@@ -6242,10 +6260,10 @@
         <mc:AlternateContent>
           <mc:Choice Requires="wpg">
             <w:drawing>
-              <wp:inline distT="0" distB="0" distL="0" distR="0" wp14:anchorId="074404EB" wp14:editId="577D5794">
+              <wp:inline distT="0" distB="0" distL="0" distR="0" wp14:anchorId="7ACB825F" wp14:editId="6C55791C">
                 <wp:extent cx="46876" cy="5055"/>
                 <wp:effectExtent l="0" t="0" r="0" b="0"/>
-                <wp:docPr id="30942" name="Group 30942"/>
+                <wp:docPr id="32429" name="Group 32429"/>
                 <wp:cNvGraphicFramePr/>
                 <a:graphic xmlns:a="http://schemas.openxmlformats.org/drawingml/2006/main">
                   <a:graphicData uri="http://schemas.microsoft.com/office/word/2010/wordprocessingGroup">
@@ -6312,7 +6330,7 @@
           </mc:Choice>
           <mc:Fallback xmlns:a="http://schemas.openxmlformats.org/drawingml/2006/main">
             <w:pict>
-              <v:group id="Group 30942" style="width:3.69101pt;height:0.398pt;mso-position-horizontal-relative:char;mso-position-vertical-relative:line" coordsize="468,50">
+              <v:group id="Group 32429" style="width:3.69101pt;height:0.398pt;mso-position-horizontal-relative:char;mso-position-vertical-relative:line" coordsize="468,50">
                 <v:shape id="Shape 755" style="position:absolute;width:468;height:0;left:0;top:0;" coordsize="46876,0" path="m0,0l46876,0">
                   <v:stroke weight="0.398pt" endcap="flat" joinstyle="miter" miterlimit="10" on="true" color="#000000"/>
                   <v:fill on="false" color="#000000" opacity="0"/>
@@ -6337,10 +6355,10 @@
         <mc:AlternateContent>
           <mc:Choice Requires="wpg">
             <w:drawing>
-              <wp:inline distT="0" distB="0" distL="0" distR="0" wp14:anchorId="7E95A90C" wp14:editId="4E831ADC">
+              <wp:inline distT="0" distB="0" distL="0" distR="0" wp14:anchorId="26141817" wp14:editId="6BECFA00">
                 <wp:extent cx="46875" cy="5055"/>
                 <wp:effectExtent l="0" t="0" r="0" b="0"/>
-                <wp:docPr id="30943" name="Group 30943"/>
+                <wp:docPr id="32430" name="Group 32430"/>
                 <wp:cNvGraphicFramePr/>
                 <a:graphic xmlns:a="http://schemas.openxmlformats.org/drawingml/2006/main">
                   <a:graphicData uri="http://schemas.microsoft.com/office/word/2010/wordprocessingGroup">
@@ -6407,7 +6425,7 @@
           </mc:Choice>
           <mc:Fallback xmlns:a="http://schemas.openxmlformats.org/drawingml/2006/main">
             <w:pict>
-              <v:group id="Group 30943" style="width:3.69098pt;height:0.398pt;mso-position-horizontal-relative:char;mso-position-vertical-relative:line" coordsize="468,50">
+              <v:group id="Group 32430" style="width:3.69098pt;height:0.398pt;mso-position-horizontal-relative:char;mso-position-vertical-relative:line" coordsize="468,50">
                 <v:shape id="Shape 757" style="position:absolute;width:468;height:0;left:0;top:0;" coordsize="46875,0" path="m0,0l46875,0">
                   <v:stroke weight="0.398pt" endcap="flat" joinstyle="miter" miterlimit="10" on="true" color="#000000"/>
                   <v:fill on="false" color="#000000" opacity="0"/>
@@ -6471,7 +6489,6 @@
     </w:p>
     <w:p>
       <w:pPr>
-        <w:spacing w:after="125"/>
         <w:ind w:left="-15" w:right="865" w:firstLine="299"/>
       </w:pPr>
       <w:r>
@@ -6500,7 +6517,7 @@
         <w:t xml:space="preserve">total </w:t>
       </w:r>
       <w:r>
-        <w:t>task, release 2.x) on a single graphics processing unit. The binary rib network is Mo¨ller’s</w:t>
+        <w:t>task, release 2.x) on a single graphics processing unit. The binary rib network is M¨oller’s</w:t>
       </w:r>
       <w:r>
         <w:rPr>
@@ -6528,25 +6545,35 @@
             <w:rFonts w:ascii="Calibri" w:eastAsia="Calibri" w:hAnsi="Calibri" w:cs="Calibri"/>
             <w:color w:val="0000FF"/>
           </w:rPr>
-          <w:t xml:space="preserve">https://huggingface.co/OpenSpineConsortium/ </w:t>
+          <w:t>https://huggingface.co/OpenSpineConsortium/spinopelvic-seg-checkpoints</w:t>
         </w:r>
       </w:hyperlink>
       <w:hyperlink r:id="rId19">
+        <w:r>
+          <w:t xml:space="preserve">, </w:t>
+        </w:r>
+      </w:hyperlink>
+      <w:r>
+        <w:t xml:space="preserve">trained with </w:t>
+      </w:r>
+      <w:hyperlink r:id="rId20">
         <w:r>
           <w:rPr>
             <w:rFonts w:ascii="Calibri" w:eastAsia="Calibri" w:hAnsi="Calibri" w:cs="Calibri"/>
             <w:color w:val="0000FF"/>
           </w:rPr>
-          <w:t>spinopelvic-seg-checkpoints</w:t>
+          <w:t>https://github.com/Gregory-Schwing-MD-PhD/spinesurg-ct-nnunet</w:t>
         </w:r>
       </w:hyperlink>
-      <w:hyperlink r:id="rId20">
-        <w:r>
-          <w:t>)</w:t>
-        </w:r>
-      </w:hyperlink>
-      <w:r>
-        <w:t>. Image handling throughout used NiBabel and SciPy; no image is resampled or reoriented when a label is written, so every label shares its image’s</w:t>
+      <w:r>
+        <w:rPr>
+          <w:rFonts w:ascii="Calibri" w:eastAsia="Calibri" w:hAnsi="Calibri" w:cs="Calibri"/>
+          <w:color w:val="0000FF"/>
+        </w:rPr>
+        <w:t xml:space="preserve"> </w:t>
+      </w:r>
+      <w:r>
+        <w:t>at commit 50b209f). Image handling throughout used NiBabel and SciPy; no image is resampled or reoriented when a label is written, so every label shares its image’s grid and</w:t>
       </w:r>
     </w:p>
     <w:p>
@@ -6555,12 +6582,12 @@
         <w:ind w:left="-5" w:right="865"/>
       </w:pPr>
       <w:r>
-        <w:t>grid and affine exactly.</w:t>
-      </w:r>
-    </w:p>
-    <w:p>
-      <w:pPr>
-        <w:spacing w:after="537"/>
+        <w:t>affine exactly.</w:t>
+      </w:r>
+    </w:p>
+    <w:p>
+      <w:pPr>
+        <w:spacing w:after="538"/>
         <w:ind w:left="-15" w:right="865" w:firstLine="299"/>
       </w:pPr>
       <w:r>
@@ -6609,6 +6636,7 @@
         <w:rPr>
           <w:i/>
         </w:rPr>
+        <w:lastRenderedPageBreak/>
         <w:t xml:space="preserve">Geometric invariants. </w:t>
       </w:r>
       <w:r>
@@ -6655,10 +6683,10 @@
         <mc:AlternateContent>
           <mc:Choice Requires="wpg">
             <w:drawing>
-              <wp:inline distT="0" distB="0" distL="0" distR="0" wp14:anchorId="16AA3A2C" wp14:editId="1B867211">
+              <wp:inline distT="0" distB="0" distL="0" distR="0" wp14:anchorId="7D3FD56C" wp14:editId="14EB8127">
                 <wp:extent cx="46876" cy="5055"/>
                 <wp:effectExtent l="0" t="0" r="0" b="0"/>
-                <wp:docPr id="30286" name="Group 30286"/>
+                <wp:docPr id="31672" name="Group 31672"/>
                 <wp:cNvGraphicFramePr/>
                 <a:graphic xmlns:a="http://schemas.openxmlformats.org/drawingml/2006/main">
                   <a:graphicData uri="http://schemas.microsoft.com/office/word/2010/wordprocessingGroup">
@@ -6673,7 +6701,7 @@
                         </a:xfrm>
                       </wpg:grpSpPr>
                       <wps:wsp>
-                        <wps:cNvPr id="839" name="Shape 839"/>
+                        <wps:cNvPr id="840" name="Shape 840"/>
                         <wps:cNvSpPr/>
                         <wps:spPr>
                           <a:xfrm>
@@ -6725,8 +6753,8 @@
           </mc:Choice>
           <mc:Fallback xmlns:a="http://schemas.openxmlformats.org/drawingml/2006/main">
             <w:pict>
-              <v:group id="Group 30286" style="width:3.69099pt;height:0.398pt;mso-position-horizontal-relative:char;mso-position-vertical-relative:line" coordsize="468,50">
-                <v:shape id="Shape 839" style="position:absolute;width:468;height:0;left:0;top:0;" coordsize="46876,0" path="m0,0l46876,0">
+              <v:group id="Group 31672" style="width:3.69099pt;height:0.398pt;mso-position-horizontal-relative:char;mso-position-vertical-relative:line" coordsize="468,50">
+                <v:shape id="Shape 840" style="position:absolute;width:468;height:0;left:0;top:0;" coordsize="46876,0" path="m0,0l46876,0">
                   <v:stroke weight="0.398pt" endcap="flat" joinstyle="miter" miterlimit="10" on="true" color="#000000"/>
                   <v:fill on="false" color="#000000" opacity="0"/>
                 </v:shape>
@@ -6756,7 +6784,7 @@
     </w:p>
     <w:p>
       <w:pPr>
-        <w:spacing w:after="28"/>
+        <w:spacing w:after="29"/>
         <w:ind w:left="-15" w:right="865" w:firstLine="299"/>
       </w:pPr>
       <w:r>
@@ -6810,7 +6838,7 @@
         <w:t xml:space="preserve">zero </w:t>
       </w:r>
       <w:r>
-        <w:t>are assigned to a lumbar vertebra, not because no lumbar ribs exist, since 16 records carry one, but because such a rib takes class 60 or 61 and never enters the numbered set the test examines. A numbered rib landing on a lumbar vertebra would be a counting</w:t>
+        <w:t>are assigned to a lumbar vertebra, not because no lumbar ribs exist, since 16 records carry one, but because such a rib takes class 60 or 61 and never enters the numbered</w:t>
       </w:r>
     </w:p>
     <w:p>
@@ -7180,16 +7208,16 @@
                 <w:noProof/>
               </w:rPr>
               <w:drawing>
-                <wp:inline distT="0" distB="0" distL="0" distR="0" wp14:anchorId="0FD2C5FA" wp14:editId="2401CC75">
+                <wp:inline distT="0" distB="0" distL="0" distR="0" wp14:anchorId="29C684D2" wp14:editId="3FE222FD">
                   <wp:extent cx="48768" cy="320040"/>
                   <wp:effectExtent l="0" t="0" r="0" b="0"/>
-                  <wp:docPr id="35807" name="Picture 35807"/>
+                  <wp:docPr id="35802" name="Picture 35802"/>
                   <wp:cNvGraphicFramePr/>
                   <a:graphic xmlns:a="http://schemas.openxmlformats.org/drawingml/2006/main">
                     <a:graphicData uri="http://schemas.openxmlformats.org/drawingml/2006/picture">
                       <pic:pic xmlns:pic="http://schemas.openxmlformats.org/drawingml/2006/picture">
                         <pic:nvPicPr>
-                          <pic:cNvPr id="35807" name="Picture 35807"/>
+                          <pic:cNvPr id="35802" name="Picture 35802"/>
                           <pic:cNvPicPr/>
                         </pic:nvPicPr>
                         <pic:blipFill>
@@ -7413,22 +7441,32 @@
     </w:tbl>
     <w:p>
       <w:pPr>
-        <w:spacing w:after="173" w:line="259" w:lineRule="auto"/>
+        <w:spacing w:after="114" w:line="259" w:lineRule="auto"/>
         <w:ind w:left="-5" w:right="865"/>
       </w:pPr>
       <w:r>
+        <w:t>set the test examines. A numbered rib landing on a lumbar vertebra would be a counting</w:t>
+      </w:r>
+    </w:p>
+    <w:p>
+      <w:pPr>
+        <w:spacing w:after="151" w:line="259" w:lineRule="auto"/>
+        <w:ind w:left="-5" w:right="865"/>
+      </w:pPr>
+      <w:r>
         <w:t>error of exactly the kind this dataset exists to expose.</w:t>
       </w:r>
     </w:p>
     <w:p>
       <w:pPr>
-        <w:spacing w:after="627"/>
+        <w:spacing w:after="487"/>
         <w:ind w:left="-15" w:right="865" w:firstLine="299"/>
       </w:pPr>
       <w:r>
         <w:rPr>
           <w:i/>
         </w:rPr>
+        <w:lastRenderedPageBreak/>
         <w:t xml:space="preserve">Agreement with published values. </w:t>
       </w:r>
       <w:r>
@@ -7463,7 +7501,6 @@
     <w:p>
       <w:pPr>
         <w:pStyle w:val="Heading1"/>
-        <w:spacing w:after="429"/>
         <w:ind w:left="-5"/>
       </w:pPr>
       <w:r>
@@ -7472,6 +7509,7 @@
     </w:p>
     <w:p>
       <w:pPr>
+        <w:spacing w:after="25"/>
         <w:ind w:left="-15" w:right="865" w:firstLine="299"/>
       </w:pPr>
       <w:r>
@@ -7525,7 +7563,7 @@
     </w:p>
     <w:p>
       <w:pPr>
-        <w:spacing w:after="627"/>
+        <w:spacing w:after="487"/>
         <w:ind w:left="-5" w:right="865"/>
       </w:pPr>
       <w:r>
@@ -7544,7 +7582,7 @@
     </w:p>
     <w:p>
       <w:pPr>
-        <w:spacing w:after="422" w:line="265" w:lineRule="auto"/>
+        <w:spacing w:after="396" w:line="265" w:lineRule="auto"/>
         <w:ind w:left="-5"/>
         <w:jc w:val="left"/>
       </w:pPr>
@@ -7600,16 +7638,16 @@
           <w:noProof/>
         </w:rPr>
         <w:drawing>
-          <wp:inline distT="0" distB="0" distL="0" distR="0" wp14:anchorId="740D66AA" wp14:editId="41287082">
+          <wp:inline distT="0" distB="0" distL="0" distR="0" wp14:anchorId="61650E50" wp14:editId="7CE2FB0F">
             <wp:extent cx="5751576" cy="954024"/>
             <wp:effectExtent l="0" t="0" r="0" b="0"/>
-            <wp:docPr id="35808" name="Picture 35808"/>
+            <wp:docPr id="35803" name="Picture 35803"/>
             <wp:cNvGraphicFramePr/>
             <a:graphic xmlns:a="http://schemas.openxmlformats.org/drawingml/2006/main">
               <a:graphicData uri="http://schemas.openxmlformats.org/drawingml/2006/picture">
                 <pic:pic xmlns:pic="http://schemas.openxmlformats.org/drawingml/2006/picture">
                   <pic:nvPicPr>
-                    <pic:cNvPr id="35808" name="Picture 35808"/>
+                    <pic:cNvPr id="35803" name="Picture 35803"/>
                     <pic:cNvPicPr/>
                   </pic:nvPicPr>
                   <pic:blipFill>
@@ -7707,13 +7745,14 @@
     </w:p>
     <w:p>
       <w:pPr>
-        <w:spacing w:after="82"/>
+        <w:spacing w:after="83"/>
         <w:ind w:left="-15" w:right="865" w:firstLine="299"/>
       </w:pPr>
       <w:r>
         <w:rPr>
           <w:i/>
         </w:rPr>
+        <w:lastRenderedPageBreak/>
         <w:t xml:space="preserve">II.I.0.a. Detection over-calls by a factor of five. </w:t>
       </w:r>
       <w:r>
@@ -7799,7 +7838,7 @@
     </w:p>
     <w:p>
       <w:pPr>
-        <w:spacing w:after="619"/>
+        <w:spacing w:after="620"/>
         <w:ind w:left="-15" w:right="865" w:firstLine="299"/>
       </w:pPr>
       <w:r>
@@ -8316,6 +8355,7 @@
               <w:rPr>
                 <w:sz w:val="22"/>
               </w:rPr>
+              <w:lastRenderedPageBreak/>
               <w:t>Instrumentation and partial-annotation flags</w:t>
             </w:r>
           </w:p>
@@ -8934,7 +8974,7 @@
     </w:tbl>
     <w:p>
       <w:pPr>
-        <w:spacing w:after="375"/>
+        <w:spacing w:after="376"/>
         <w:ind w:left="-5" w:right="865"/>
       </w:pPr>
       <w:r>
@@ -8961,7 +9001,7 @@
     </w:p>
     <w:p>
       <w:pPr>
-        <w:spacing w:after="408"/>
+        <w:spacing w:after="409"/>
         <w:ind w:left="-15" w:right="865" w:firstLine="299"/>
       </w:pPr>
       <w:r>
@@ -8989,7 +9029,7 @@
     </w:p>
     <w:p>
       <w:pPr>
-        <w:spacing w:after="407"/>
+        <w:spacing w:after="408"/>
         <w:ind w:left="-5" w:right="865"/>
       </w:pPr>
       <w:r>
@@ -9041,16 +9081,16 @@
           <w:noProof/>
         </w:rPr>
         <w:drawing>
-          <wp:inline distT="0" distB="0" distL="0" distR="0" wp14:anchorId="477102AB" wp14:editId="558032FC">
+          <wp:inline distT="0" distB="0" distL="0" distR="0" wp14:anchorId="2AC67326" wp14:editId="1A3C46A8">
             <wp:extent cx="5535169" cy="1453896"/>
             <wp:effectExtent l="0" t="0" r="0" b="0"/>
-            <wp:docPr id="35810" name="Picture 35810"/>
+            <wp:docPr id="35805" name="Picture 35805"/>
             <wp:cNvGraphicFramePr/>
             <a:graphic xmlns:a="http://schemas.openxmlformats.org/drawingml/2006/main">
               <a:graphicData uri="http://schemas.openxmlformats.org/drawingml/2006/picture">
                 <pic:pic xmlns:pic="http://schemas.openxmlformats.org/drawingml/2006/picture">
                   <pic:nvPicPr>
-                    <pic:cNvPr id="35810" name="Picture 35810"/>
+                    <pic:cNvPr id="35805" name="Picture 35805"/>
                     <pic:cNvPicPr/>
                   </pic:nvPicPr>
                   <pic:blipFill>
@@ -9085,6 +9125,7 @@
           <w:rFonts w:ascii="Calibri" w:eastAsia="Calibri" w:hAnsi="Calibri" w:cs="Calibri"/>
           <w:sz w:val="22"/>
         </w:rPr>
+        <w:lastRenderedPageBreak/>
         <w:t xml:space="preserve">Fig. </w:t>
       </w:r>
       <w:r>
@@ -9155,7 +9196,7 @@
     </w:p>
     <w:p>
       <w:pPr>
-        <w:spacing w:after="213"/>
+        <w:spacing w:after="214"/>
         <w:ind w:left="-5" w:right="865"/>
       </w:pPr>
       <w:r>
@@ -9257,16 +9298,16 @@
           <w:noProof/>
         </w:rPr>
         <w:drawing>
-          <wp:inline distT="0" distB="0" distL="0" distR="0" wp14:anchorId="3230D7B9" wp14:editId="16D09672">
+          <wp:inline distT="0" distB="0" distL="0" distR="0" wp14:anchorId="156F6A4F" wp14:editId="6E4E12EA">
             <wp:extent cx="5812537" cy="1173480"/>
             <wp:effectExtent l="0" t="0" r="0" b="0"/>
-            <wp:docPr id="35812" name="Picture 35812"/>
+            <wp:docPr id="35807" name="Picture 35807"/>
             <wp:cNvGraphicFramePr/>
             <a:graphic xmlns:a="http://schemas.openxmlformats.org/drawingml/2006/main">
               <a:graphicData uri="http://schemas.openxmlformats.org/drawingml/2006/picture">
                 <pic:pic xmlns:pic="http://schemas.openxmlformats.org/drawingml/2006/picture">
                   <pic:nvPicPr>
-                    <pic:cNvPr id="35812" name="Picture 35812"/>
+                    <pic:cNvPr id="35807" name="Picture 35807"/>
                     <pic:cNvPicPr/>
                   </pic:nvPicPr>
                   <pic:blipFill>
@@ -9302,6 +9343,7 @@
           <w:rFonts w:ascii="Calibri" w:eastAsia="Calibri" w:hAnsi="Calibri" w:cs="Calibri"/>
           <w:sz w:val="22"/>
         </w:rPr>
+        <w:lastRenderedPageBreak/>
         <w:t xml:space="preserve">Fig. </w:t>
       </w:r>
       <w:r>
@@ -9362,7 +9404,7 @@
     </w:p>
     <w:p>
       <w:pPr>
-        <w:spacing w:after="434"/>
+        <w:spacing w:after="435"/>
         <w:ind w:left="-15" w:right="865" w:firstLine="299"/>
       </w:pPr>
       <w:r>
@@ -9428,7 +9470,7 @@
           <w:footerReference w:type="default" r:id="rId28"/>
           <w:footerReference w:type="first" r:id="rId29"/>
           <w:pgSz w:w="12240" w:h="15840"/>
-          <w:pgMar w:top="1434" w:right="595" w:bottom="1091" w:left="1440" w:header="720" w:footer="496" w:gutter="0"/>
+          <w:pgMar w:top="1434" w:right="595" w:bottom="1088" w:left="1440" w:header="720" w:footer="496" w:gutter="0"/>
           <w:cols w:space="720"/>
         </w:sectPr>
       </w:pPr>
@@ -9509,10 +9551,10 @@
         <mc:AlternateContent>
           <mc:Choice Requires="wpg">
             <w:drawing>
-              <wp:inline distT="0" distB="0" distL="0" distR="0" wp14:anchorId="5B285CC4" wp14:editId="367BC4BD">
+              <wp:inline distT="0" distB="0" distL="0" distR="0" wp14:anchorId="4438A061" wp14:editId="4B6D8F5D">
                 <wp:extent cx="3832153" cy="871728"/>
                 <wp:effectExtent l="0" t="0" r="0" b="0"/>
-                <wp:docPr id="35858" name="Group 35858"/>
+                <wp:docPr id="35853" name="Group 35853"/>
                 <wp:cNvGraphicFramePr/>
                 <a:graphic xmlns:a="http://schemas.openxmlformats.org/drawingml/2006/main">
                   <a:graphicData uri="http://schemas.microsoft.com/office/word/2010/wordprocessingGroup">
@@ -9528,7 +9570,7 @@
                       </wpg:grpSpPr>
                       <pic:pic xmlns:pic="http://schemas.openxmlformats.org/drawingml/2006/picture">
                         <pic:nvPicPr>
-                          <pic:cNvPr id="35814" name="Picture 35814"/>
+                          <pic:cNvPr id="35809" name="Picture 35809"/>
                           <pic:cNvPicPr/>
                         </pic:nvPicPr>
                         <pic:blipFill>
@@ -9548,7 +9590,7 @@
                         </pic:spPr>
                       </pic:pic>
                       <wps:wsp>
-                        <wps:cNvPr id="3563" name="Shape 3563"/>
+                        <wps:cNvPr id="3564" name="Shape 3564"/>
                         <wps:cNvSpPr/>
                         <wps:spPr>
                           <a:xfrm>
@@ -9593,7 +9635,7 @@
                         <wps:bodyPr/>
                       </wps:wsp>
                       <wps:wsp>
-                        <wps:cNvPr id="3564" name="Shape 3564"/>
+                        <wps:cNvPr id="3565" name="Shape 3565"/>
                         <wps:cNvSpPr/>
                         <wps:spPr>
                           <a:xfrm>
@@ -9637,7 +9679,7 @@
                         <wps:bodyPr/>
                       </wps:wsp>
                       <wps:wsp>
-                        <wps:cNvPr id="3566" name="Shape 3566"/>
+                        <wps:cNvPr id="3567" name="Shape 3567"/>
                         <wps:cNvSpPr/>
                         <wps:spPr>
                           <a:xfrm>
@@ -9682,7 +9724,7 @@
                         <wps:bodyPr/>
                       </wps:wsp>
                       <wps:wsp>
-                        <wps:cNvPr id="3567" name="Shape 3567"/>
+                        <wps:cNvPr id="3568" name="Shape 3568"/>
                         <wps:cNvSpPr/>
                         <wps:spPr>
                           <a:xfrm>
@@ -9726,7 +9768,7 @@
                         <wps:bodyPr/>
                       </wps:wsp>
                       <wps:wsp>
-                        <wps:cNvPr id="3569" name="Shape 3569"/>
+                        <wps:cNvPr id="3570" name="Shape 3570"/>
                         <wps:cNvSpPr/>
                         <wps:spPr>
                           <a:xfrm>
@@ -9771,7 +9813,7 @@
                         <wps:bodyPr/>
                       </wps:wsp>
                       <wps:wsp>
-                        <wps:cNvPr id="3570" name="Shape 3570"/>
+                        <wps:cNvPr id="3571" name="Shape 3571"/>
                         <wps:cNvSpPr/>
                         <wps:spPr>
                           <a:xfrm>
@@ -9815,7 +9857,7 @@
                         <wps:bodyPr/>
                       </wps:wsp>
                       <wps:wsp>
-                        <wps:cNvPr id="3572" name="Shape 3572"/>
+                        <wps:cNvPr id="3573" name="Shape 3573"/>
                         <wps:cNvSpPr/>
                         <wps:spPr>
                           <a:xfrm>
@@ -9860,7 +9902,7 @@
                         <wps:bodyPr/>
                       </wps:wsp>
                       <wps:wsp>
-                        <wps:cNvPr id="3573" name="Shape 3573"/>
+                        <wps:cNvPr id="3574" name="Shape 3574"/>
                         <wps:cNvSpPr/>
                         <wps:spPr>
                           <a:xfrm>
@@ -9904,55 +9946,11 @@
                         <wps:bodyPr/>
                       </wps:wsp>
                       <wps:wsp>
-                        <wps:cNvPr id="3575" name="Shape 3575"/>
-                        <wps:cNvSpPr/>
-                        <wps:spPr>
-                          <a:xfrm>
-                            <a:off x="2431940" y="805721"/>
-                            <a:ext cx="0" cy="23452"/>
-                          </a:xfrm>
-                          <a:custGeom>
-                            <a:avLst/>
-                            <a:gdLst/>
-                            <a:ahLst/>
-                            <a:cxnLst/>
-                            <a:rect l="0" t="0" r="0" b="0"/>
-                            <a:pathLst>
-                              <a:path h="23452">
-                                <a:moveTo>
-                                  <a:pt x="0" y="23452"/>
-                                </a:moveTo>
-                                <a:lnTo>
-                                  <a:pt x="0" y="0"/>
-                                </a:lnTo>
-                                <a:close/>
-                              </a:path>
-                            </a:pathLst>
-                          </a:custGeom>
-                          <a:ln w="8208" cap="flat">
-                            <a:round/>
-                          </a:ln>
-                        </wps:spPr>
-                        <wps:style>
-                          <a:lnRef idx="1">
-                            <a:srgbClr val="000000"/>
-                          </a:lnRef>
-                          <a:fillRef idx="1">
-                            <a:srgbClr val="000000"/>
-                          </a:fillRef>
-                          <a:effectRef idx="0">
-                            <a:scrgbClr r="0" g="0" b="0"/>
-                          </a:effectRef>
-                          <a:fontRef idx="none"/>
-                        </wps:style>
-                        <wps:bodyPr/>
-                      </wps:wsp>
-                      <wps:wsp>
                         <wps:cNvPr id="3576" name="Shape 3576"/>
                         <wps:cNvSpPr/>
                         <wps:spPr>
                           <a:xfrm>
-                            <a:off x="2513082" y="805721"/>
+                            <a:off x="2431940" y="805721"/>
                             <a:ext cx="0" cy="23452"/>
                           </a:xfrm>
                           <a:custGeom>
@@ -9996,7 +9994,7 @@
                         <wps:cNvSpPr/>
                         <wps:spPr>
                           <a:xfrm>
-                            <a:off x="2594224" y="805721"/>
+                            <a:off x="2513082" y="805721"/>
                             <a:ext cx="0" cy="23452"/>
                           </a:xfrm>
                           <a:custGeom>
@@ -10040,7 +10038,7 @@
                         <wps:cNvSpPr/>
                         <wps:spPr>
                           <a:xfrm>
-                            <a:off x="2675366" y="805721"/>
+                            <a:off x="2594224" y="805721"/>
                             <a:ext cx="0" cy="23452"/>
                           </a:xfrm>
                           <a:custGeom>
@@ -10084,7 +10082,7 @@
                         <wps:cNvSpPr/>
                         <wps:spPr>
                           <a:xfrm>
-                            <a:off x="2837649" y="805721"/>
+                            <a:off x="2675366" y="805721"/>
                             <a:ext cx="0" cy="23452"/>
                           </a:xfrm>
                           <a:custGeom>
@@ -10128,7 +10126,7 @@
                         <wps:cNvSpPr/>
                         <wps:spPr>
                           <a:xfrm>
-                            <a:off x="2918791" y="805721"/>
+                            <a:off x="2837649" y="805721"/>
                             <a:ext cx="0" cy="23452"/>
                           </a:xfrm>
                           <a:custGeom>
@@ -10172,7 +10170,7 @@
                         <wps:cNvSpPr/>
                         <wps:spPr>
                           <a:xfrm>
-                            <a:off x="2999933" y="805721"/>
+                            <a:off x="2918791" y="805721"/>
                             <a:ext cx="0" cy="23452"/>
                           </a:xfrm>
                           <a:custGeom>
@@ -10216,7 +10214,7 @@
                         <wps:cNvSpPr/>
                         <wps:spPr>
                           <a:xfrm>
-                            <a:off x="3081074" y="805721"/>
+                            <a:off x="2999933" y="805721"/>
                             <a:ext cx="0" cy="23452"/>
                           </a:xfrm>
                           <a:custGeom>
@@ -10260,7 +10258,7 @@
                         <wps:cNvSpPr/>
                         <wps:spPr>
                           <a:xfrm>
-                            <a:off x="3243358" y="805721"/>
+                            <a:off x="3081074" y="805721"/>
                             <a:ext cx="0" cy="23452"/>
                           </a:xfrm>
                           <a:custGeom>
@@ -10304,7 +10302,7 @@
                         <wps:cNvSpPr/>
                         <wps:spPr>
                           <a:xfrm>
-                            <a:off x="3324500" y="805721"/>
+                            <a:off x="3243358" y="805721"/>
                             <a:ext cx="0" cy="23452"/>
                           </a:xfrm>
                           <a:custGeom>
@@ -10348,7 +10346,7 @@
                         <wps:cNvSpPr/>
                         <wps:spPr>
                           <a:xfrm>
-                            <a:off x="3405642" y="805721"/>
+                            <a:off x="3324500" y="805721"/>
                             <a:ext cx="0" cy="23452"/>
                           </a:xfrm>
                           <a:custGeom>
@@ -10392,7 +10390,7 @@
                         <wps:cNvSpPr/>
                         <wps:spPr>
                           <a:xfrm>
-                            <a:off x="3486783" y="805721"/>
+                            <a:off x="3405642" y="805721"/>
                             <a:ext cx="0" cy="23452"/>
                           </a:xfrm>
                           <a:custGeom>
@@ -10436,7 +10434,7 @@
                         <wps:cNvSpPr/>
                         <wps:spPr>
                           <a:xfrm>
-                            <a:off x="3649067" y="805721"/>
+                            <a:off x="3486783" y="805721"/>
                             <a:ext cx="0" cy="23452"/>
                           </a:xfrm>
                           <a:custGeom>
@@ -10480,7 +10478,7 @@
                         <wps:cNvSpPr/>
                         <wps:spPr>
                           <a:xfrm>
-                            <a:off x="3730209" y="805721"/>
+                            <a:off x="3649067" y="805721"/>
                             <a:ext cx="0" cy="23452"/>
                           </a:xfrm>
                           <a:custGeom>
@@ -10524,7 +10522,7 @@
                         <wps:cNvSpPr/>
                         <wps:spPr>
                           <a:xfrm>
-                            <a:off x="3811350" y="805721"/>
+                            <a:off x="3730209" y="805721"/>
                             <a:ext cx="0" cy="23452"/>
                           </a:xfrm>
                           <a:custGeom>
@@ -10564,7 +10562,51 @@
                         <wps:bodyPr/>
                       </wps:wsp>
                       <wps:wsp>
-                        <wps:cNvPr id="3591" name="Shape 3591"/>
+                        <wps:cNvPr id="3590" name="Shape 3590"/>
+                        <wps:cNvSpPr/>
+                        <wps:spPr>
+                          <a:xfrm>
+                            <a:off x="3811350" y="805721"/>
+                            <a:ext cx="0" cy="23452"/>
+                          </a:xfrm>
+                          <a:custGeom>
+                            <a:avLst/>
+                            <a:gdLst/>
+                            <a:ahLst/>
+                            <a:cxnLst/>
+                            <a:rect l="0" t="0" r="0" b="0"/>
+                            <a:pathLst>
+                              <a:path h="23452">
+                                <a:moveTo>
+                                  <a:pt x="0" y="23452"/>
+                                </a:moveTo>
+                                <a:lnTo>
+                                  <a:pt x="0" y="0"/>
+                                </a:lnTo>
+                                <a:close/>
+                              </a:path>
+                            </a:pathLst>
+                          </a:custGeom>
+                          <a:ln w="8208" cap="flat">
+                            <a:round/>
+                          </a:ln>
+                        </wps:spPr>
+                        <wps:style>
+                          <a:lnRef idx="1">
+                            <a:srgbClr val="000000"/>
+                          </a:lnRef>
+                          <a:fillRef idx="1">
+                            <a:srgbClr val="000000"/>
+                          </a:fillRef>
+                          <a:effectRef idx="0">
+                            <a:scrgbClr r="0" g="0" b="0"/>
+                          </a:effectRef>
+                          <a:fontRef idx="none"/>
+                        </wps:style>
+                        <wps:bodyPr/>
+                      </wps:wsp>
+                      <wps:wsp>
+                        <wps:cNvPr id="3592" name="Shape 3592"/>
                         <wps:cNvSpPr/>
                         <wps:spPr>
                           <a:xfrm>
@@ -10609,7 +10651,7 @@
                         <wps:bodyPr/>
                       </wps:wsp>
                       <wps:wsp>
-                        <wps:cNvPr id="3592" name="Shape 3592"/>
+                        <wps:cNvPr id="3593" name="Shape 3593"/>
                         <wps:cNvSpPr/>
                         <wps:spPr>
                           <a:xfrm>
@@ -10653,7 +10695,7 @@
                         <wps:bodyPr/>
                       </wps:wsp>
                       <wps:wsp>
-                        <wps:cNvPr id="3594" name="Shape 3594"/>
+                        <wps:cNvPr id="3595" name="Shape 3595"/>
                         <wps:cNvSpPr/>
                         <wps:spPr>
                           <a:xfrm>
@@ -10698,7 +10740,7 @@
                         <wps:bodyPr/>
                       </wps:wsp>
                       <wps:wsp>
-                        <wps:cNvPr id="3595" name="Shape 3595"/>
+                        <wps:cNvPr id="3596" name="Shape 3596"/>
                         <wps:cNvSpPr/>
                         <wps:spPr>
                           <a:xfrm>
@@ -10742,7 +10784,7 @@
                         <wps:bodyPr/>
                       </wps:wsp>
                       <wps:wsp>
-                        <wps:cNvPr id="3597" name="Shape 3597"/>
+                        <wps:cNvPr id="3598" name="Shape 3598"/>
                         <wps:cNvSpPr/>
                         <wps:spPr>
                           <a:xfrm>
@@ -10787,7 +10829,7 @@
                         <wps:bodyPr/>
                       </wps:wsp>
                       <wps:wsp>
-                        <wps:cNvPr id="3598" name="Shape 3598"/>
+                        <wps:cNvPr id="3599" name="Shape 3599"/>
                         <wps:cNvSpPr/>
                         <wps:spPr>
                           <a:xfrm>
@@ -10831,7 +10873,7 @@
                         <wps:bodyPr/>
                       </wps:wsp>
                       <wps:wsp>
-                        <wps:cNvPr id="3600" name="Shape 3600"/>
+                        <wps:cNvPr id="3601" name="Shape 3601"/>
                         <wps:cNvSpPr/>
                         <wps:spPr>
                           <a:xfrm>
@@ -10876,7 +10918,7 @@
                         <wps:bodyPr/>
                       </wps:wsp>
                       <wps:wsp>
-                        <wps:cNvPr id="3601" name="Shape 3601"/>
+                        <wps:cNvPr id="3602" name="Shape 3602"/>
                         <wps:cNvSpPr/>
                         <wps:spPr>
                           <a:xfrm>
@@ -10920,7 +10962,7 @@
                         <wps:bodyPr/>
                       </wps:wsp>
                       <wps:wsp>
-                        <wps:cNvPr id="3603" name="Shape 3603"/>
+                        <wps:cNvPr id="3604" name="Shape 3604"/>
                         <wps:cNvSpPr/>
                         <wps:spPr>
                           <a:xfrm>
@@ -10965,7 +11007,7 @@
                         <wps:bodyPr/>
                       </wps:wsp>
                       <wps:wsp>
-                        <wps:cNvPr id="3604" name="Shape 3604"/>
+                        <wps:cNvPr id="3605" name="Shape 3605"/>
                         <wps:cNvSpPr/>
                         <wps:spPr>
                           <a:xfrm>
@@ -11009,7 +11051,7 @@
                         <wps:bodyPr/>
                       </wps:wsp>
                       <wps:wsp>
-                        <wps:cNvPr id="3606" name="Shape 3606"/>
+                        <wps:cNvPr id="3607" name="Shape 3607"/>
                         <wps:cNvSpPr/>
                         <wps:spPr>
                           <a:xfrm>
@@ -11054,7 +11096,7 @@
                         <wps:bodyPr/>
                       </wps:wsp>
                       <wps:wsp>
-                        <wps:cNvPr id="3607" name="Shape 3607"/>
+                        <wps:cNvPr id="3608" name="Shape 3608"/>
                         <wps:cNvSpPr/>
                         <wps:spPr>
                           <a:xfrm>
@@ -11098,7 +11140,7 @@
                         <wps:bodyPr/>
                       </wps:wsp>
                       <wps:wsp>
-                        <wps:cNvPr id="3609" name="Shape 3609"/>
+                        <wps:cNvPr id="3610" name="Shape 3610"/>
                         <wps:cNvSpPr/>
                         <wps:spPr>
                           <a:xfrm>
@@ -11143,7 +11185,7 @@
                         <wps:bodyPr/>
                       </wps:wsp>
                       <wps:wsp>
-                        <wps:cNvPr id="3610" name="Shape 3610"/>
+                        <wps:cNvPr id="3611" name="Shape 3611"/>
                         <wps:cNvSpPr/>
                         <wps:spPr>
                           <a:xfrm>
@@ -11187,55 +11229,11 @@
                         <wps:bodyPr/>
                       </wps:wsp>
                       <wps:wsp>
-                        <wps:cNvPr id="3612" name="Shape 3612"/>
-                        <wps:cNvSpPr/>
-                        <wps:spPr>
-                          <a:xfrm>
-                            <a:off x="2303422" y="829173"/>
-                            <a:ext cx="23451" cy="0"/>
-                          </a:xfrm>
-                          <a:custGeom>
-                            <a:avLst/>
-                            <a:gdLst/>
-                            <a:ahLst/>
-                            <a:cxnLst/>
-                            <a:rect l="0" t="0" r="0" b="0"/>
-                            <a:pathLst>
-                              <a:path w="23451">
-                                <a:moveTo>
-                                  <a:pt x="23451" y="0"/>
-                                </a:moveTo>
-                                <a:lnTo>
-                                  <a:pt x="0" y="0"/>
-                                </a:lnTo>
-                                <a:close/>
-                              </a:path>
-                            </a:pathLst>
-                          </a:custGeom>
-                          <a:ln w="8208" cap="flat">
-                            <a:round/>
-                          </a:ln>
-                        </wps:spPr>
-                        <wps:style>
-                          <a:lnRef idx="1">
-                            <a:srgbClr val="000000"/>
-                          </a:lnRef>
-                          <a:fillRef idx="1">
-                            <a:srgbClr val="000000"/>
-                          </a:fillRef>
-                          <a:effectRef idx="0">
-                            <a:scrgbClr r="0" g="0" b="0"/>
-                          </a:effectRef>
-                          <a:fontRef idx="none"/>
-                        </wps:style>
-                        <wps:bodyPr/>
-                      </wps:wsp>
-                      <wps:wsp>
                         <wps:cNvPr id="3613" name="Shape 3613"/>
                         <wps:cNvSpPr/>
                         <wps:spPr>
                           <a:xfrm>
-                            <a:off x="2303422" y="806454"/>
+                            <a:off x="2303422" y="829173"/>
                             <a:ext cx="23451" cy="0"/>
                           </a:xfrm>
                           <a:custGeom>
@@ -11279,7 +11277,7 @@
                         <wps:cNvSpPr/>
                         <wps:spPr>
                           <a:xfrm>
-                            <a:off x="2303422" y="783735"/>
+                            <a:off x="2303422" y="806454"/>
                             <a:ext cx="23451" cy="0"/>
                           </a:xfrm>
                           <a:custGeom>
@@ -11323,7 +11321,7 @@
                         <wps:cNvSpPr/>
                         <wps:spPr>
                           <a:xfrm>
-                            <a:off x="2303422" y="738296"/>
+                            <a:off x="2303422" y="783735"/>
                             <a:ext cx="23451" cy="0"/>
                           </a:xfrm>
                           <a:custGeom>
@@ -11367,7 +11365,7 @@
                         <wps:cNvSpPr/>
                         <wps:spPr>
                           <a:xfrm>
-                            <a:off x="2303422" y="715577"/>
+                            <a:off x="2303422" y="738296"/>
                             <a:ext cx="23451" cy="0"/>
                           </a:xfrm>
                           <a:custGeom>
@@ -11411,7 +11409,7 @@
                         <wps:cNvSpPr/>
                         <wps:spPr>
                           <a:xfrm>
-                            <a:off x="2303422" y="692858"/>
+                            <a:off x="2303422" y="715577"/>
                             <a:ext cx="23451" cy="0"/>
                           </a:xfrm>
                           <a:custGeom>
@@ -11455,7 +11453,7 @@
                         <wps:cNvSpPr/>
                         <wps:spPr>
                           <a:xfrm>
-                            <a:off x="2303422" y="670139"/>
+                            <a:off x="2303422" y="692858"/>
                             <a:ext cx="23451" cy="0"/>
                           </a:xfrm>
                           <a:custGeom>
@@ -11499,7 +11497,7 @@
                         <wps:cNvSpPr/>
                         <wps:spPr>
                           <a:xfrm>
-                            <a:off x="2303422" y="624701"/>
+                            <a:off x="2303422" y="670139"/>
                             <a:ext cx="23451" cy="0"/>
                           </a:xfrm>
                           <a:custGeom>
@@ -11543,7 +11541,7 @@
                         <wps:cNvSpPr/>
                         <wps:spPr>
                           <a:xfrm>
-                            <a:off x="2303422" y="601982"/>
+                            <a:off x="2303422" y="624701"/>
                             <a:ext cx="23451" cy="0"/>
                           </a:xfrm>
                           <a:custGeom>
@@ -11587,7 +11585,7 @@
                         <wps:cNvSpPr/>
                         <wps:spPr>
                           <a:xfrm>
-                            <a:off x="2303422" y="579263"/>
+                            <a:off x="2303422" y="601982"/>
                             <a:ext cx="23451" cy="0"/>
                           </a:xfrm>
                           <a:custGeom>
@@ -11631,7 +11629,7 @@
                         <wps:cNvSpPr/>
                         <wps:spPr>
                           <a:xfrm>
-                            <a:off x="2303422" y="556544"/>
+                            <a:off x="2303422" y="579263"/>
                             <a:ext cx="23451" cy="0"/>
                           </a:xfrm>
                           <a:custGeom>
@@ -11675,7 +11673,7 @@
                         <wps:cNvSpPr/>
                         <wps:spPr>
                           <a:xfrm>
-                            <a:off x="2303422" y="511105"/>
+                            <a:off x="2303422" y="556544"/>
                             <a:ext cx="23451" cy="0"/>
                           </a:xfrm>
                           <a:custGeom>
@@ -11719,7 +11717,7 @@
                         <wps:cNvSpPr/>
                         <wps:spPr>
                           <a:xfrm>
-                            <a:off x="2303422" y="488386"/>
+                            <a:off x="2303422" y="511105"/>
                             <a:ext cx="23451" cy="0"/>
                           </a:xfrm>
                           <a:custGeom>
@@ -11763,7 +11761,7 @@
                         <wps:cNvSpPr/>
                         <wps:spPr>
                           <a:xfrm>
-                            <a:off x="2303422" y="465667"/>
+                            <a:off x="2303422" y="488386"/>
                             <a:ext cx="23451" cy="0"/>
                           </a:xfrm>
                           <a:custGeom>
@@ -11807,7 +11805,7 @@
                         <wps:cNvSpPr/>
                         <wps:spPr>
                           <a:xfrm>
-                            <a:off x="2303422" y="442948"/>
+                            <a:off x="2303422" y="465667"/>
                             <a:ext cx="23451" cy="0"/>
                           </a:xfrm>
                           <a:custGeom>
@@ -11851,7 +11849,7 @@
                         <wps:cNvSpPr/>
                         <wps:spPr>
                           <a:xfrm>
-                            <a:off x="2303422" y="397510"/>
+                            <a:off x="2303422" y="442948"/>
                             <a:ext cx="23451" cy="0"/>
                           </a:xfrm>
                           <a:custGeom>
@@ -11895,7 +11893,7 @@
                         <wps:cNvSpPr/>
                         <wps:spPr>
                           <a:xfrm>
-                            <a:off x="2303422" y="374791"/>
+                            <a:off x="2303422" y="397510"/>
                             <a:ext cx="23451" cy="0"/>
                           </a:xfrm>
                           <a:custGeom>
@@ -11939,7 +11937,7 @@
                         <wps:cNvSpPr/>
                         <wps:spPr>
                           <a:xfrm>
-                            <a:off x="2303422" y="352072"/>
+                            <a:off x="2303422" y="374791"/>
                             <a:ext cx="23451" cy="0"/>
                           </a:xfrm>
                           <a:custGeom>
@@ -11983,7 +11981,7 @@
                         <wps:cNvSpPr/>
                         <wps:spPr>
                           <a:xfrm>
-                            <a:off x="2303422" y="329352"/>
+                            <a:off x="2303422" y="352072"/>
                             <a:ext cx="23451" cy="0"/>
                           </a:xfrm>
                           <a:custGeom>
@@ -12027,7 +12025,7 @@
                         <wps:cNvSpPr/>
                         <wps:spPr>
                           <a:xfrm>
-                            <a:off x="2303422" y="283914"/>
+                            <a:off x="2303422" y="329352"/>
                             <a:ext cx="23451" cy="0"/>
                           </a:xfrm>
                           <a:custGeom>
@@ -12071,7 +12069,7 @@
                         <wps:cNvSpPr/>
                         <wps:spPr>
                           <a:xfrm>
-                            <a:off x="2303422" y="261195"/>
+                            <a:off x="2303422" y="283914"/>
                             <a:ext cx="23451" cy="0"/>
                           </a:xfrm>
                           <a:custGeom>
@@ -12115,7 +12113,7 @@
                         <wps:cNvSpPr/>
                         <wps:spPr>
                           <a:xfrm>
-                            <a:off x="2303422" y="238476"/>
+                            <a:off x="2303422" y="261195"/>
                             <a:ext cx="23451" cy="0"/>
                           </a:xfrm>
                           <a:custGeom>
@@ -12159,7 +12157,7 @@
                         <wps:cNvSpPr/>
                         <wps:spPr>
                           <a:xfrm>
-                            <a:off x="2303422" y="215757"/>
+                            <a:off x="2303422" y="238476"/>
                             <a:ext cx="23451" cy="0"/>
                           </a:xfrm>
                           <a:custGeom>
@@ -12203,7 +12201,7 @@
                         <wps:cNvSpPr/>
                         <wps:spPr>
                           <a:xfrm>
-                            <a:off x="2303422" y="170319"/>
+                            <a:off x="2303422" y="215757"/>
                             <a:ext cx="23451" cy="0"/>
                           </a:xfrm>
                           <a:custGeom>
@@ -12247,7 +12245,7 @@
                         <wps:cNvSpPr/>
                         <wps:spPr>
                           <a:xfrm>
-                            <a:off x="2303422" y="147600"/>
+                            <a:off x="2303422" y="170319"/>
                             <a:ext cx="23451" cy="0"/>
                           </a:xfrm>
                           <a:custGeom>
@@ -12291,7 +12289,7 @@
                         <wps:cNvSpPr/>
                         <wps:spPr>
                           <a:xfrm>
-                            <a:off x="2303422" y="124881"/>
+                            <a:off x="2303422" y="147600"/>
                             <a:ext cx="23451" cy="0"/>
                           </a:xfrm>
                           <a:custGeom>
@@ -12335,7 +12333,7 @@
                         <wps:cNvSpPr/>
                         <wps:spPr>
                           <a:xfrm>
-                            <a:off x="2303422" y="102162"/>
+                            <a:off x="2303422" y="124881"/>
                             <a:ext cx="23451" cy="0"/>
                           </a:xfrm>
                           <a:custGeom>
@@ -12379,7 +12377,7 @@
                         <wps:cNvSpPr/>
                         <wps:spPr>
                           <a:xfrm>
-                            <a:off x="2303422" y="56723"/>
+                            <a:off x="2303422" y="102162"/>
                             <a:ext cx="23451" cy="0"/>
                           </a:xfrm>
                           <a:custGeom>
@@ -12423,7 +12421,7 @@
                         <wps:cNvSpPr/>
                         <wps:spPr>
                           <a:xfrm>
-                            <a:off x="2303422" y="34004"/>
+                            <a:off x="2303422" y="56723"/>
                             <a:ext cx="23451" cy="0"/>
                           </a:xfrm>
                           <a:custGeom>
@@ -12467,7 +12465,7 @@
                         <wps:cNvSpPr/>
                         <wps:spPr>
                           <a:xfrm>
-                            <a:off x="2303422" y="11285"/>
+                            <a:off x="2303422" y="34004"/>
                             <a:ext cx="23451" cy="0"/>
                           </a:xfrm>
                           <a:custGeom>
@@ -12511,8 +12509,8 @@
                         <wps:cNvSpPr/>
                         <wps:spPr>
                           <a:xfrm>
-                            <a:off x="2372910" y="79442"/>
-                            <a:ext cx="599029" cy="0"/>
+                            <a:off x="2303422" y="11285"/>
+                            <a:ext cx="23451" cy="0"/>
                           </a:xfrm>
                           <a:custGeom>
                             <a:avLst/>
@@ -12521,28 +12519,27 @@
                             <a:cxnLst/>
                             <a:rect l="0" t="0" r="0" b="0"/>
                             <a:pathLst>
-                              <a:path w="599029">
+                              <a:path w="23451">
                                 <a:moveTo>
+                                  <a:pt x="23451" y="0"/>
+                                </a:moveTo>
+                                <a:lnTo>
                                   <a:pt x="0" y="0"/>
-                                </a:moveTo>
-                                <a:lnTo>
-                                  <a:pt x="599029" y="0"/>
-                                </a:lnTo>
+                                </a:lnTo>
+                                <a:close/>
                               </a:path>
                             </a:pathLst>
                           </a:custGeom>
-                          <a:ln w="8384" cap="flat">
+                          <a:ln w="8208" cap="flat">
                             <a:round/>
                           </a:ln>
                         </wps:spPr>
                         <wps:style>
                           <a:lnRef idx="1">
-                            <a:srgbClr val="1C6B73"/>
+                            <a:srgbClr val="000000"/>
                           </a:lnRef>
-                          <a:fillRef idx="0">
-                            <a:srgbClr val="000000">
-                              <a:alpha val="0"/>
-                            </a:srgbClr>
+                          <a:fillRef idx="1">
+                            <a:srgbClr val="000000"/>
                           </a:fillRef>
                           <a:effectRef idx="0">
                             <a:scrgbClr r="0" g="0" b="0"/>
@@ -12556,8 +12553,8 @@
                         <wps:cNvSpPr/>
                         <wps:spPr>
                           <a:xfrm>
-                            <a:off x="2472511" y="193038"/>
-                            <a:ext cx="636963" cy="0"/>
+                            <a:off x="2372910" y="79442"/>
+                            <a:ext cx="599029" cy="0"/>
                           </a:xfrm>
                           <a:custGeom>
                             <a:avLst/>
@@ -12566,12 +12563,12 @@
                             <a:cxnLst/>
                             <a:rect l="0" t="0" r="0" b="0"/>
                             <a:pathLst>
-                              <a:path w="636963">
+                              <a:path w="599029">
                                 <a:moveTo>
                                   <a:pt x="0" y="0"/>
                                 </a:moveTo>
                                 <a:lnTo>
-                                  <a:pt x="636963" y="0"/>
+                                  <a:pt x="599029" y="0"/>
                                 </a:lnTo>
                               </a:path>
                             </a:pathLst>
@@ -12601,8 +12598,8 @@
                         <wps:cNvSpPr/>
                         <wps:spPr>
                           <a:xfrm>
-                            <a:off x="2533368" y="306634"/>
-                            <a:ext cx="592334" cy="0"/>
+                            <a:off x="2472511" y="193038"/>
+                            <a:ext cx="636963" cy="0"/>
                           </a:xfrm>
                           <a:custGeom>
                             <a:avLst/>
@@ -12611,12 +12608,12 @@
                             <a:cxnLst/>
                             <a:rect l="0" t="0" r="0" b="0"/>
                             <a:pathLst>
-                              <a:path w="592334">
+                              <a:path w="636963">
                                 <a:moveTo>
                                   <a:pt x="0" y="0"/>
                                 </a:moveTo>
                                 <a:lnTo>
-                                  <a:pt x="592334" y="0"/>
+                                  <a:pt x="636963" y="0"/>
                                 </a:lnTo>
                               </a:path>
                             </a:pathLst>
@@ -12646,8 +12643,8 @@
                         <wps:cNvSpPr/>
                         <wps:spPr>
                           <a:xfrm>
-                            <a:off x="2598281" y="420229"/>
-                            <a:ext cx="576107" cy="0"/>
+                            <a:off x="2533368" y="306634"/>
+                            <a:ext cx="592334" cy="0"/>
                           </a:xfrm>
                           <a:custGeom>
                             <a:avLst/>
@@ -12656,12 +12653,12 @@
                             <a:cxnLst/>
                             <a:rect l="0" t="0" r="0" b="0"/>
                             <a:pathLst>
-                              <a:path w="576107">
+                              <a:path w="592334">
                                 <a:moveTo>
                                   <a:pt x="0" y="0"/>
                                 </a:moveTo>
                                 <a:lnTo>
-                                  <a:pt x="576107" y="0"/>
+                                  <a:pt x="592334" y="0"/>
                                 </a:lnTo>
                               </a:path>
                             </a:pathLst>
@@ -12691,8 +12688,8 @@
                         <wps:cNvSpPr/>
                         <wps:spPr>
                           <a:xfrm>
-                            <a:off x="2642909" y="533824"/>
-                            <a:ext cx="645077" cy="0"/>
+                            <a:off x="2598281" y="420229"/>
+                            <a:ext cx="576107" cy="0"/>
                           </a:xfrm>
                           <a:custGeom>
                             <a:avLst/>
@@ -12701,12 +12698,12 @@
                             <a:cxnLst/>
                             <a:rect l="0" t="0" r="0" b="0"/>
                             <a:pathLst>
-                              <a:path w="645077">
+                              <a:path w="576107">
                                 <a:moveTo>
                                   <a:pt x="0" y="0"/>
                                 </a:moveTo>
                                 <a:lnTo>
-                                  <a:pt x="645077" y="0"/>
+                                  <a:pt x="576107" y="0"/>
                                 </a:lnTo>
                               </a:path>
                             </a:pathLst>
@@ -12736,8 +12733,8 @@
                         <wps:cNvSpPr/>
                         <wps:spPr>
                           <a:xfrm>
-                            <a:off x="2719994" y="647420"/>
-                            <a:ext cx="685648" cy="0"/>
+                            <a:off x="2642909" y="533824"/>
+                            <a:ext cx="645077" cy="0"/>
                           </a:xfrm>
                           <a:custGeom>
                             <a:avLst/>
@@ -12746,12 +12743,12 @@
                             <a:cxnLst/>
                             <a:rect l="0" t="0" r="0" b="0"/>
                             <a:pathLst>
-                              <a:path w="685648">
+                              <a:path w="645077">
                                 <a:moveTo>
                                   <a:pt x="0" y="0"/>
                                 </a:moveTo>
                                 <a:lnTo>
-                                  <a:pt x="685648" y="0"/>
+                                  <a:pt x="645077" y="0"/>
                                 </a:lnTo>
                               </a:path>
                             </a:pathLst>
@@ -12781,8 +12778,8 @@
                         <wps:cNvSpPr/>
                         <wps:spPr>
                           <a:xfrm>
-                            <a:off x="2771113" y="761016"/>
-                            <a:ext cx="991552" cy="0"/>
+                            <a:off x="2719994" y="647420"/>
+                            <a:ext cx="685648" cy="0"/>
                           </a:xfrm>
                           <a:custGeom>
                             <a:avLst/>
@@ -12791,12 +12788,12 @@
                             <a:cxnLst/>
                             <a:rect l="0" t="0" r="0" b="0"/>
                             <a:pathLst>
-                              <a:path w="991552">
+                              <a:path w="685648">
                                 <a:moveTo>
                                   <a:pt x="0" y="0"/>
                                 </a:moveTo>
                                 <a:lnTo>
-                                  <a:pt x="991552" y="0"/>
+                                  <a:pt x="685648" y="0"/>
                                 </a:lnTo>
                               </a:path>
                             </a:pathLst>
@@ -12826,8 +12823,8 @@
                         <wps:cNvSpPr/>
                         <wps:spPr>
                           <a:xfrm>
-                            <a:off x="2303422" y="11285"/>
-                            <a:ext cx="0" cy="817888"/>
+                            <a:off x="2771113" y="761016"/>
+                            <a:ext cx="991552" cy="0"/>
                           </a:xfrm>
                           <a:custGeom>
                             <a:avLst/>
@@ -12836,23 +12833,23 @@
                             <a:cxnLst/>
                             <a:rect l="0" t="0" r="0" b="0"/>
                             <a:pathLst>
-                              <a:path h="817888">
+                              <a:path w="991552">
                                 <a:moveTo>
-                                  <a:pt x="0" y="817888"/>
+                                  <a:pt x="0" y="0"/>
                                 </a:moveTo>
                                 <a:lnTo>
-                                  <a:pt x="0" y="0"/>
+                                  <a:pt x="991552" y="0"/>
                                 </a:lnTo>
                               </a:path>
                             </a:pathLst>
                           </a:custGeom>
-                          <a:ln w="12899" cap="sq">
-                            <a:miter lim="127000"/>
+                          <a:ln w="8384" cap="flat">
+                            <a:round/>
                           </a:ln>
                         </wps:spPr>
                         <wps:style>
                           <a:lnRef idx="1">
-                            <a:srgbClr val="000000"/>
+                            <a:srgbClr val="1C6B73"/>
                           </a:lnRef>
                           <a:fillRef idx="0">
                             <a:srgbClr val="000000">
@@ -12871,8 +12868,8 @@
                         <wps:cNvSpPr/>
                         <wps:spPr>
                           <a:xfrm>
-                            <a:off x="2303422" y="829173"/>
-                            <a:ext cx="1528731" cy="0"/>
+                            <a:off x="2303422" y="11285"/>
+                            <a:ext cx="0" cy="817888"/>
                           </a:xfrm>
                           <a:custGeom>
                             <a:avLst/>
@@ -12881,12 +12878,12 @@
                             <a:cxnLst/>
                             <a:rect l="0" t="0" r="0" b="0"/>
                             <a:pathLst>
-                              <a:path w="1528731">
+                              <a:path h="817888">
                                 <a:moveTo>
+                                  <a:pt x="0" y="817888"/>
+                                </a:moveTo>
+                                <a:lnTo>
                                   <a:pt x="0" y="0"/>
-                                </a:moveTo>
-                                <a:lnTo>
-                                  <a:pt x="1528731" y="0"/>
                                 </a:lnTo>
                               </a:path>
                             </a:pathLst>
@@ -12916,8 +12913,8 @@
                         <wps:cNvSpPr/>
                         <wps:spPr>
                           <a:xfrm>
-                            <a:off x="2533368" y="79442"/>
-                            <a:ext cx="259653" cy="0"/>
+                            <a:off x="2303422" y="829173"/>
+                            <a:ext cx="1528731" cy="0"/>
                           </a:xfrm>
                           <a:custGeom>
                             <a:avLst/>
@@ -12926,25 +12923,23 @@
                             <a:cxnLst/>
                             <a:rect l="0" t="0" r="0" b="0"/>
                             <a:pathLst>
-                              <a:path w="259653">
+                              <a:path w="1528731">
                                 <a:moveTo>
                                   <a:pt x="0" y="0"/>
                                 </a:moveTo>
                                 <a:lnTo>
-                                  <a:pt x="259653" y="0"/>
+                                  <a:pt x="1528731" y="0"/>
                                 </a:lnTo>
                               </a:path>
                             </a:pathLst>
                           </a:custGeom>
-                          <a:ln w="39634" cap="flat">
-                            <a:round/>
+                          <a:ln w="12899" cap="sq">
+                            <a:miter lim="127000"/>
                           </a:ln>
                         </wps:spPr>
                         <wps:style>
                           <a:lnRef idx="1">
-                            <a:srgbClr val="1C6B73">
-                              <a:alpha val="45098"/>
-                            </a:srgbClr>
+                            <a:srgbClr val="000000"/>
                           </a:lnRef>
                           <a:fillRef idx="0">
                             <a:srgbClr val="000000">
@@ -12963,8 +12958,8 @@
                         <wps:cNvSpPr/>
                         <wps:spPr>
                           <a:xfrm>
-                            <a:off x="2626681" y="193038"/>
-                            <a:ext cx="279939" cy="0"/>
+                            <a:off x="2533368" y="79442"/>
+                            <a:ext cx="259653" cy="0"/>
                           </a:xfrm>
                           <a:custGeom>
                             <a:avLst/>
@@ -12973,12 +12968,12 @@
                             <a:cxnLst/>
                             <a:rect l="0" t="0" r="0" b="0"/>
                             <a:pathLst>
-                              <a:path w="279939">
+                              <a:path w="259653">
                                 <a:moveTo>
                                   <a:pt x="0" y="0"/>
                                 </a:moveTo>
                                 <a:lnTo>
-                                  <a:pt x="279939" y="0"/>
+                                  <a:pt x="259653" y="0"/>
                                 </a:lnTo>
                               </a:path>
                             </a:pathLst>
@@ -13010,8 +13005,8 @@
                         <wps:cNvSpPr/>
                         <wps:spPr>
                           <a:xfrm>
-                            <a:off x="2659137" y="306634"/>
-                            <a:ext cx="271825" cy="0"/>
+                            <a:off x="2626681" y="193038"/>
+                            <a:ext cx="279939" cy="0"/>
                           </a:xfrm>
                           <a:custGeom>
                             <a:avLst/>
@@ -13020,12 +13015,12 @@
                             <a:cxnLst/>
                             <a:rect l="0" t="0" r="0" b="0"/>
                             <a:pathLst>
-                              <a:path w="271825">
+                              <a:path w="279939">
                                 <a:moveTo>
                                   <a:pt x="0" y="0"/>
                                 </a:moveTo>
                                 <a:lnTo>
-                                  <a:pt x="271825" y="0"/>
+                                  <a:pt x="279939" y="0"/>
                                 </a:lnTo>
                               </a:path>
                             </a:pathLst>
@@ -13057,7 +13052,7 @@
                         <wps:cNvSpPr/>
                         <wps:spPr>
                           <a:xfrm>
-                            <a:off x="2711880" y="420229"/>
+                            <a:off x="2659137" y="306634"/>
                             <a:ext cx="271825" cy="0"/>
                           </a:xfrm>
                           <a:custGeom>
@@ -13104,8 +13099,8 @@
                         <wps:cNvSpPr/>
                         <wps:spPr>
                           <a:xfrm>
-                            <a:off x="2788964" y="533824"/>
-                            <a:ext cx="304282" cy="0"/>
+                            <a:off x="2711880" y="420229"/>
+                            <a:ext cx="271825" cy="0"/>
                           </a:xfrm>
                           <a:custGeom>
                             <a:avLst/>
@@ -13114,12 +13109,12 @@
                             <a:cxnLst/>
                             <a:rect l="0" t="0" r="0" b="0"/>
                             <a:pathLst>
-                              <a:path w="304282">
+                              <a:path w="271825">
                                 <a:moveTo>
                                   <a:pt x="0" y="0"/>
                                 </a:moveTo>
                                 <a:lnTo>
-                                  <a:pt x="304282" y="0"/>
+                                  <a:pt x="271825" y="0"/>
                                 </a:lnTo>
                               </a:path>
                             </a:pathLst>
@@ -13151,8 +13146,8 @@
                         <wps:cNvSpPr/>
                         <wps:spPr>
                           <a:xfrm>
-                            <a:off x="2906620" y="647420"/>
-                            <a:ext cx="279939" cy="0"/>
+                            <a:off x="2788964" y="533824"/>
+                            <a:ext cx="304282" cy="0"/>
                           </a:xfrm>
                           <a:custGeom>
                             <a:avLst/>
@@ -13161,12 +13156,12 @@
                             <a:cxnLst/>
                             <a:rect l="0" t="0" r="0" b="0"/>
                             <a:pathLst>
-                              <a:path w="279939">
+                              <a:path w="304282">
                                 <a:moveTo>
                                   <a:pt x="0" y="0"/>
                                 </a:moveTo>
                                 <a:lnTo>
-                                  <a:pt x="279939" y="0"/>
+                                  <a:pt x="304282" y="0"/>
                                 </a:lnTo>
                               </a:path>
                             </a:pathLst>
@@ -13198,8 +13193,8 @@
                         <wps:cNvSpPr/>
                         <wps:spPr>
                           <a:xfrm>
-                            <a:off x="3020218" y="761016"/>
-                            <a:ext cx="385423" cy="0"/>
+                            <a:off x="2906620" y="647420"/>
+                            <a:ext cx="279939" cy="0"/>
                           </a:xfrm>
                           <a:custGeom>
                             <a:avLst/>
@@ -13208,12 +13203,12 @@
                             <a:cxnLst/>
                             <a:rect l="0" t="0" r="0" b="0"/>
                             <a:pathLst>
-                              <a:path w="385423">
+                              <a:path w="279939">
                                 <a:moveTo>
                                   <a:pt x="0" y="0"/>
                                 </a:moveTo>
                                 <a:lnTo>
-                                  <a:pt x="385423" y="0"/>
+                                  <a:pt x="279939" y="0"/>
                                 </a:lnTo>
                               </a:path>
                             </a:pathLst>
@@ -13241,50 +13236,59 @@
                         <wps:bodyPr/>
                       </wps:wsp>
                       <wps:wsp>
-                        <wps:cNvPr id="3658" name="Rectangle 3658"/>
+                        <wps:cNvPr id="3658" name="Shape 3658"/>
                         <wps:cNvSpPr/>
                         <wps:spPr>
                           <a:xfrm>
-                            <a:off x="3716778" y="30601"/>
-                            <a:ext cx="47691" cy="117082"/>
-                          </a:xfrm>
-                          <a:prstGeom prst="rect">
-                            <a:avLst/>
-                          </a:prstGeom>
-                          <a:ln>
-                            <a:noFill/>
+                            <a:off x="3020218" y="761016"/>
+                            <a:ext cx="385423" cy="0"/>
+                          </a:xfrm>
+                          <a:custGeom>
+                            <a:avLst/>
+                            <a:gdLst/>
+                            <a:ahLst/>
+                            <a:cxnLst/>
+                            <a:rect l="0" t="0" r="0" b="0"/>
+                            <a:pathLst>
+                              <a:path w="385423">
+                                <a:moveTo>
+                                  <a:pt x="0" y="0"/>
+                                </a:moveTo>
+                                <a:lnTo>
+                                  <a:pt x="385423" y="0"/>
+                                </a:lnTo>
+                              </a:path>
+                            </a:pathLst>
+                          </a:custGeom>
+                          <a:ln w="39634" cap="flat">
+                            <a:round/>
                           </a:ln>
                         </wps:spPr>
-                        <wps:txbx>
-                          <w:txbxContent>
-                            <w:p>
-                              <w:pPr>
-                                <w:spacing w:after="160" w:line="259" w:lineRule="auto"/>
-                                <w:ind w:left="0" w:firstLine="0"/>
-                                <w:jc w:val="left"/>
-                              </w:pPr>
-                              <w:r>
-                                <w:rPr>
-                                  <w:rFonts w:ascii="Arial" w:eastAsia="Arial" w:hAnsi="Arial" w:cs="Arial"/>
-                                  <w:color w:val="8C9199"/>
-                                  <w:sz w:val="10"/>
-                                </w:rPr>
-                                <w:t>7</w:t>
-                              </w:r>
-                            </w:p>
-                          </w:txbxContent>
-                        </wps:txbx>
-                        <wps:bodyPr horzOverflow="overflow" vert="horz" lIns="0" tIns="0" rIns="0" bIns="0" rtlCol="0">
-                          <a:noAutofit/>
-                        </wps:bodyPr>
+                        <wps:style>
+                          <a:lnRef idx="1">
+                            <a:srgbClr val="1C6B73">
+                              <a:alpha val="45098"/>
+                            </a:srgbClr>
+                          </a:lnRef>
+                          <a:fillRef idx="0">
+                            <a:srgbClr val="000000">
+                              <a:alpha val="0"/>
+                            </a:srgbClr>
+                          </a:fillRef>
+                          <a:effectRef idx="0">
+                            <a:scrgbClr r="0" g="0" b="0"/>
+                          </a:effectRef>
+                          <a:fontRef idx="none"/>
+                        </wps:style>
+                        <wps:bodyPr/>
                       </wps:wsp>
                       <wps:wsp>
                         <wps:cNvPr id="3659" name="Rectangle 3659"/>
                         <wps:cNvSpPr/>
                         <wps:spPr>
                           <a:xfrm>
-                            <a:off x="3716778" y="144197"/>
-                            <a:ext cx="47691" cy="117083"/>
+                            <a:off x="3716778" y="30601"/>
+                            <a:ext cx="47691" cy="117082"/>
                           </a:xfrm>
                           <a:prstGeom prst="rect">
                             <a:avLst/>
@@ -13321,7 +13325,7 @@
                         <wps:cNvSpPr/>
                         <wps:spPr>
                           <a:xfrm>
-                            <a:off x="3716778" y="257792"/>
+                            <a:off x="3716778" y="144197"/>
                             <a:ext cx="47691" cy="117083"/>
                           </a:xfrm>
                           <a:prstGeom prst="rect">
@@ -13359,7 +13363,7 @@
                         <wps:cNvSpPr/>
                         <wps:spPr>
                           <a:xfrm>
-                            <a:off x="3716778" y="371387"/>
+                            <a:off x="3716778" y="257792"/>
                             <a:ext cx="47691" cy="117083"/>
                           </a:xfrm>
                           <a:prstGeom prst="rect">
@@ -13397,6 +13401,44 @@
                         <wps:cNvSpPr/>
                         <wps:spPr>
                           <a:xfrm>
+                            <a:off x="3716778" y="371387"/>
+                            <a:ext cx="47691" cy="117083"/>
+                          </a:xfrm>
+                          <a:prstGeom prst="rect">
+                            <a:avLst/>
+                          </a:prstGeom>
+                          <a:ln>
+                            <a:noFill/>
+                          </a:ln>
+                        </wps:spPr>
+                        <wps:txbx>
+                          <w:txbxContent>
+                            <w:p>
+                              <w:pPr>
+                                <w:spacing w:after="160" w:line="259" w:lineRule="auto"/>
+                                <w:ind w:left="0" w:firstLine="0"/>
+                                <w:jc w:val="left"/>
+                              </w:pPr>
+                              <w:r>
+                                <w:rPr>
+                                  <w:rFonts w:ascii="Arial" w:eastAsia="Arial" w:hAnsi="Arial" w:cs="Arial"/>
+                                  <w:color w:val="8C9199"/>
+                                  <w:sz w:val="10"/>
+                                </w:rPr>
+                                <w:t>7</w:t>
+                              </w:r>
+                            </w:p>
+                          </w:txbxContent>
+                        </wps:txbx>
+                        <wps:bodyPr horzOverflow="overflow" vert="horz" lIns="0" tIns="0" rIns="0" bIns="0" rtlCol="0">
+                          <a:noAutofit/>
+                        </wps:bodyPr>
+                      </wps:wsp>
+                      <wps:wsp>
+                        <wps:cNvPr id="3663" name="Rectangle 3663"/>
+                        <wps:cNvSpPr/>
+                        <wps:spPr>
+                          <a:xfrm>
                             <a:off x="3716778" y="484983"/>
                             <a:ext cx="143073" cy="117082"/>
                           </a:xfrm>
@@ -13431,7 +13473,7 @@
                         </wps:bodyPr>
                       </wps:wsp>
                       <wps:wsp>
-                        <wps:cNvPr id="3663" name="Rectangle 3663"/>
+                        <wps:cNvPr id="3664" name="Rectangle 3664"/>
                         <wps:cNvSpPr/>
                         <wps:spPr>
                           <a:xfrm>
@@ -13469,7 +13511,7 @@
                         </wps:bodyPr>
                       </wps:wsp>
                       <wps:wsp>
-                        <wps:cNvPr id="3664" name="Rectangle 3664"/>
+                        <wps:cNvPr id="3665" name="Rectangle 3665"/>
                         <wps:cNvSpPr/>
                         <wps:spPr>
                           <a:xfrm>
@@ -13507,7 +13549,7 @@
                         </wps:bodyPr>
                       </wps:wsp>
                       <wps:wsp>
-                        <wps:cNvPr id="3666" name="Shape 3666"/>
+                        <wps:cNvPr id="3667" name="Shape 3667"/>
                         <wps:cNvSpPr/>
                         <wps:spPr>
                           <a:xfrm>
@@ -13588,7 +13630,7 @@
                         <wps:bodyPr/>
                       </wps:wsp>
                       <wps:wsp>
-                        <wps:cNvPr id="3667" name="Shape 3667"/>
+                        <wps:cNvPr id="3668" name="Shape 3668"/>
                         <wps:cNvSpPr/>
                         <wps:spPr>
                           <a:xfrm>
@@ -13669,7 +13711,7 @@
                         <wps:bodyPr/>
                       </wps:wsp>
                       <wps:wsp>
-                        <wps:cNvPr id="3668" name="Shape 3668"/>
+                        <wps:cNvPr id="3669" name="Shape 3669"/>
                         <wps:cNvSpPr/>
                         <wps:spPr>
                           <a:xfrm>
@@ -13750,7 +13792,7 @@
                         <wps:bodyPr/>
                       </wps:wsp>
                       <wps:wsp>
-                        <wps:cNvPr id="3669" name="Shape 3669"/>
+                        <wps:cNvPr id="3670" name="Shape 3670"/>
                         <wps:cNvSpPr/>
                         <wps:spPr>
                           <a:xfrm>
@@ -13831,7 +13873,7 @@
                         <wps:bodyPr/>
                       </wps:wsp>
                       <wps:wsp>
-                        <wps:cNvPr id="3670" name="Shape 3670"/>
+                        <wps:cNvPr id="3671" name="Shape 3671"/>
                         <wps:cNvSpPr/>
                         <wps:spPr>
                           <a:xfrm>
@@ -13912,7 +13954,7 @@
                         <wps:bodyPr/>
                       </wps:wsp>
                       <wps:wsp>
-                        <wps:cNvPr id="3671" name="Shape 3671"/>
+                        <wps:cNvPr id="3672" name="Shape 3672"/>
                         <wps:cNvSpPr/>
                         <wps:spPr>
                           <a:xfrm>
@@ -13993,7 +14035,7 @@
                         <wps:bodyPr/>
                       </wps:wsp>
                       <wps:wsp>
-                        <wps:cNvPr id="3672" name="Shape 3672"/>
+                        <wps:cNvPr id="3673" name="Shape 3673"/>
                         <wps:cNvSpPr/>
                         <wps:spPr>
                           <a:xfrm>
@@ -14081,343 +14123,343 @@
           </mc:Choice>
           <mc:Fallback xmlns:a="http://schemas.openxmlformats.org/drawingml/2006/main">
             <w:pict>
-              <v:group id="Group 35858" style="width:301.744pt;height:68.64pt;mso-position-horizontal-relative:char;mso-position-vertical-relative:line" coordsize="38321,8717">
-                <v:shape id="Picture 35814" style="position:absolute;width:20817;height:8717;left:0;top:0;" filled="f">
+              <v:group id="Group 35853" style="width:301.744pt;height:68.64pt;mso-position-horizontal-relative:char;mso-position-vertical-relative:line" coordsize="38321,8717">
+                <v:shape id="Picture 35809" style="position:absolute;width:20817;height:8717;left:0;top:0;" filled="f">
                   <v:imagedata r:id="rId31"/>
                 </v:shape>
-                <v:shape id="Shape 3563" style="position:absolute;width:0;height:8178;left:23507;top:112;" coordsize="0,817888" path="m0,817888l0,0">
+                <v:shape id="Shape 3564" style="position:absolute;width:0;height:8178;left:23507;top:112;" coordsize="0,817888" path="m0,817888l0,0">
                   <v:stroke weight="0.55398pt" endcap="square" joinstyle="round" on="true" color="#b0b0b0"/>
                   <v:fill on="false" color="#000000" opacity="0"/>
                 </v:shape>
-                <v:shape id="Shape 3564" style="position:absolute;width:0;height:410;left:23507;top:8291;" coordsize="0,41041" path="m0,41041l0,0x">
+                <v:shape id="Shape 3565" style="position:absolute;width:0;height:410;left:23507;top:8291;" coordsize="0,41041" path="m0,41041l0,0x">
                   <v:stroke weight="1.01563pt" endcap="flat" joinstyle="round" on="true" color="#000000"/>
                   <v:fill on="true" color="#000000"/>
                 </v:shape>
-                <v:shape id="Shape 3566" style="position:absolute;width:0;height:8178;left:27565;top:112;" coordsize="0,817888" path="m0,817888l0,0">
+                <v:shape id="Shape 3567" style="position:absolute;width:0;height:8178;left:27565;top:112;" coordsize="0,817888" path="m0,817888l0,0">
                   <v:stroke weight="0.55398pt" endcap="square" joinstyle="round" on="true" color="#b0b0b0"/>
                   <v:fill on="false" color="#000000" opacity="0"/>
                 </v:shape>
-                <v:shape id="Shape 3567" style="position:absolute;width:0;height:410;left:27565;top:8291;" coordsize="0,41041" path="m0,41041l0,0x">
+                <v:shape id="Shape 3568" style="position:absolute;width:0;height:410;left:27565;top:8291;" coordsize="0,41041" path="m0,41041l0,0x">
                   <v:stroke weight="1.01563pt" endcap="flat" joinstyle="round" on="true" color="#000000"/>
                   <v:fill on="true" color="#000000"/>
                 </v:shape>
-                <v:shape id="Shape 3569" style="position:absolute;width:0;height:8178;left:31622;top:112;" coordsize="0,817888" path="m0,817888l0,0">
+                <v:shape id="Shape 3570" style="position:absolute;width:0;height:8178;left:31622;top:112;" coordsize="0,817888" path="m0,817888l0,0">
                   <v:stroke weight="0.55398pt" endcap="square" joinstyle="round" on="true" color="#b0b0b0"/>
                   <v:fill on="false" color="#000000" opacity="0"/>
                 </v:shape>
-                <v:shape id="Shape 3570" style="position:absolute;width:0;height:410;left:31622;top:8291;" coordsize="0,41041" path="m0,41041l0,0x">
+                <v:shape id="Shape 3571" style="position:absolute;width:0;height:410;left:31622;top:8291;" coordsize="0,41041" path="m0,41041l0,0x">
                   <v:stroke weight="1.01563pt" endcap="flat" joinstyle="round" on="true" color="#000000"/>
                   <v:fill on="true" color="#000000"/>
                 </v:shape>
-                <v:shape id="Shape 3572" style="position:absolute;width:0;height:8178;left:35679;top:112;" coordsize="0,817888" path="m0,817888l0,0">
+                <v:shape id="Shape 3573" style="position:absolute;width:0;height:8178;left:35679;top:112;" coordsize="0,817888" path="m0,817888l0,0">
                   <v:stroke weight="0.55398pt" endcap="square" joinstyle="round" on="true" color="#b0b0b0"/>
                   <v:fill on="false" color="#000000" opacity="0"/>
                 </v:shape>
-                <v:shape id="Shape 3573" style="position:absolute;width:0;height:410;left:35679;top:8291;" coordsize="0,41041" path="m0,41041l0,0x">
+                <v:shape id="Shape 3574" style="position:absolute;width:0;height:410;left:35679;top:8291;" coordsize="0,41041" path="m0,41041l0,0x">
                   <v:stroke weight="1.01563pt" endcap="flat" joinstyle="round" on="true" color="#000000"/>
                   <v:fill on="true" color="#000000"/>
                 </v:shape>
-                <v:shape id="Shape 3575" style="position:absolute;width:0;height:234;left:24319;top:8057;" coordsize="0,23452" path="m0,23452l0,0x">
+                <v:shape id="Shape 3576" style="position:absolute;width:0;height:234;left:24319;top:8057;" coordsize="0,23452" path="m0,23452l0,0x">
                   <v:stroke weight="0.64631pt" endcap="flat" joinstyle="round" on="true" color="#000000"/>
                   <v:fill on="true" color="#000000"/>
                 </v:shape>
-                <v:shape id="Shape 3576" style="position:absolute;width:0;height:234;left:25130;top:8057;" coordsize="0,23452" path="m0,23452l0,0x">
+                <v:shape id="Shape 3577" style="position:absolute;width:0;height:234;left:25130;top:8057;" coordsize="0,23452" path="m0,23452l0,0x">
                   <v:stroke weight="0.64631pt" endcap="flat" joinstyle="round" on="true" color="#000000"/>
                   <v:fill on="true" color="#000000"/>
                 </v:shape>
-                <v:shape id="Shape 3577" style="position:absolute;width:0;height:234;left:25942;top:8057;" coordsize="0,23452" path="m0,23452l0,0x">
+                <v:shape id="Shape 3578" style="position:absolute;width:0;height:234;left:25942;top:8057;" coordsize="0,23452" path="m0,23452l0,0x">
                   <v:stroke weight="0.64631pt" endcap="flat" joinstyle="round" on="true" color="#000000"/>
                   <v:fill on="true" color="#000000"/>
                 </v:shape>
-                <v:shape id="Shape 3578" style="position:absolute;width:0;height:234;left:26753;top:8057;" coordsize="0,23452" path="m0,23452l0,0x">
+                <v:shape id="Shape 3579" style="position:absolute;width:0;height:234;left:26753;top:8057;" coordsize="0,23452" path="m0,23452l0,0x">
                   <v:stroke weight="0.64631pt" endcap="flat" joinstyle="round" on="true" color="#000000"/>
                   <v:fill on="true" color="#000000"/>
                 </v:shape>
-                <v:shape id="Shape 3579" style="position:absolute;width:0;height:234;left:28376;top:8057;" coordsize="0,23452" path="m0,23452l0,0x">
+                <v:shape id="Shape 3580" style="position:absolute;width:0;height:234;left:28376;top:8057;" coordsize="0,23452" path="m0,23452l0,0x">
                   <v:stroke weight="0.64631pt" endcap="flat" joinstyle="round" on="true" color="#000000"/>
                   <v:fill on="true" color="#000000"/>
                 </v:shape>
-                <v:shape id="Shape 3580" style="position:absolute;width:0;height:234;left:29187;top:8057;" coordsize="0,23452" path="m0,23452l0,0x">
+                <v:shape id="Shape 3581" style="position:absolute;width:0;height:234;left:29187;top:8057;" coordsize="0,23452" path="m0,23452l0,0x">
                   <v:stroke weight="0.64631pt" endcap="flat" joinstyle="round" on="true" color="#000000"/>
                   <v:fill on="true" color="#000000"/>
                 </v:shape>
-                <v:shape id="Shape 3581" style="position:absolute;width:0;height:234;left:29999;top:8057;" coordsize="0,23452" path="m0,23452l0,0x">
+                <v:shape id="Shape 3582" style="position:absolute;width:0;height:234;left:29999;top:8057;" coordsize="0,23452" path="m0,23452l0,0x">
                   <v:stroke weight="0.64631pt" endcap="flat" joinstyle="round" on="true" color="#000000"/>
                   <v:fill on="true" color="#000000"/>
                 </v:shape>
-                <v:shape id="Shape 3582" style="position:absolute;width:0;height:234;left:30810;top:8057;" coordsize="0,23452" path="m0,23452l0,0x">
+                <v:shape id="Shape 3583" style="position:absolute;width:0;height:234;left:30810;top:8057;" coordsize="0,23452" path="m0,23452l0,0x">
                   <v:stroke weight="0.64631pt" endcap="flat" joinstyle="round" on="true" color="#000000"/>
                   <v:fill on="true" color="#000000"/>
                 </v:shape>
-                <v:shape id="Shape 3583" style="position:absolute;width:0;height:234;left:32433;top:8057;" coordsize="0,23452" path="m0,23452l0,0x">
+                <v:shape id="Shape 3584" style="position:absolute;width:0;height:234;left:32433;top:8057;" coordsize="0,23452" path="m0,23452l0,0x">
                   <v:stroke weight="0.64631pt" endcap="flat" joinstyle="round" on="true" color="#000000"/>
                   <v:fill on="true" color="#000000"/>
                 </v:shape>
-                <v:shape id="Shape 3584" style="position:absolute;width:0;height:234;left:33245;top:8057;" coordsize="0,23452" path="m0,23452l0,0x">
+                <v:shape id="Shape 3585" style="position:absolute;width:0;height:234;left:33245;top:8057;" coordsize="0,23452" path="m0,23452l0,0x">
                   <v:stroke weight="0.64631pt" endcap="flat" joinstyle="round" on="true" color="#000000"/>
                   <v:fill on="true" color="#000000"/>
                 </v:shape>
-                <v:shape id="Shape 3585" style="position:absolute;width:0;height:234;left:34056;top:8057;" coordsize="0,23452" path="m0,23452l0,0x">
+                <v:shape id="Shape 3586" style="position:absolute;width:0;height:234;left:34056;top:8057;" coordsize="0,23452" path="m0,23452l0,0x">
                   <v:stroke weight="0.64631pt" endcap="flat" joinstyle="round" on="true" color="#000000"/>
                   <v:fill on="true" color="#000000"/>
                 </v:shape>
-                <v:shape id="Shape 3586" style="position:absolute;width:0;height:234;left:34867;top:8057;" coordsize="0,23452" path="m0,23452l0,0x">
+                <v:shape id="Shape 3587" style="position:absolute;width:0;height:234;left:34867;top:8057;" coordsize="0,23452" path="m0,23452l0,0x">
                   <v:stroke weight="0.64631pt" endcap="flat" joinstyle="round" on="true" color="#000000"/>
                   <v:fill on="true" color="#000000"/>
                 </v:shape>
-                <v:shape id="Shape 3587" style="position:absolute;width:0;height:234;left:36490;top:8057;" coordsize="0,23452" path="m0,23452l0,0x">
+                <v:shape id="Shape 3588" style="position:absolute;width:0;height:234;left:36490;top:8057;" coordsize="0,23452" path="m0,23452l0,0x">
                   <v:stroke weight="0.64631pt" endcap="flat" joinstyle="round" on="true" color="#000000"/>
                   <v:fill on="true" color="#000000"/>
                 </v:shape>
-                <v:shape id="Shape 3588" style="position:absolute;width:0;height:234;left:37302;top:8057;" coordsize="0,23452" path="m0,23452l0,0x">
+                <v:shape id="Shape 3589" style="position:absolute;width:0;height:234;left:37302;top:8057;" coordsize="0,23452" path="m0,23452l0,0x">
                   <v:stroke weight="0.64631pt" endcap="flat" joinstyle="round" on="true" color="#000000"/>
                   <v:fill on="true" color="#000000"/>
                 </v:shape>
-                <v:shape id="Shape 3589" style="position:absolute;width:0;height:234;left:38113;top:8057;" coordsize="0,23452" path="m0,23452l0,0x">
+                <v:shape id="Shape 3590" style="position:absolute;width:0;height:234;left:38113;top:8057;" coordsize="0,23452" path="m0,23452l0,0x">
                   <v:stroke weight="0.64631pt" endcap="flat" joinstyle="round" on="true" color="#000000"/>
                   <v:fill on="true" color="#000000"/>
                 </v:shape>
-                <v:shape id="Shape 3591" style="position:absolute;width:15287;height:0;left:23034;top:794;" coordsize="1528731,0" path="m0,0l1528731,0">
+                <v:shape id="Shape 3592" style="position:absolute;width:15287;height:0;left:23034;top:794;" coordsize="1528731,0" path="m0,0l1528731,0">
                   <v:stroke weight="0.55398pt" endcap="square" joinstyle="round" on="true" color="#b0b0b0"/>
                   <v:fill on="false" color="#000000" opacity="0"/>
                 </v:shape>
-                <v:shape id="Shape 3592" style="position:absolute;width:410;height:0;left:22623;top:794;" coordsize="41041,0" path="m41041,0l0,0x">
+                <v:shape id="Shape 3593" style="position:absolute;width:410;height:0;left:22623;top:794;" coordsize="41041,0" path="m41041,0l0,0x">
                   <v:stroke weight="1.01563pt" endcap="flat" joinstyle="round" on="true" color="#000000"/>
                   <v:fill on="true" color="#000000"/>
                 </v:shape>
-                <v:shape id="Shape 3594" style="position:absolute;width:15287;height:0;left:23034;top:1930;" coordsize="1528731,0" path="m0,0l1528731,0">
+                <v:shape id="Shape 3595" style="position:absolute;width:15287;height:0;left:23034;top:1930;" coordsize="1528731,0" path="m0,0l1528731,0">
                   <v:stroke weight="0.55398pt" endcap="square" joinstyle="round" on="true" color="#b0b0b0"/>
                   <v:fill on="false" color="#000000" opacity="0"/>
                 </v:shape>
-                <v:shape id="Shape 3595" style="position:absolute;width:410;height:0;left:22623;top:1930;" coordsize="41041,0" path="m41041,0l0,0x">
+                <v:shape id="Shape 3596" style="position:absolute;width:410;height:0;left:22623;top:1930;" coordsize="41041,0" path="m41041,0l0,0x">
                   <v:stroke weight="1.01563pt" endcap="flat" joinstyle="round" on="true" color="#000000"/>
                   <v:fill on="true" color="#000000"/>
                 </v:shape>
-                <v:shape id="Shape 3597" style="position:absolute;width:15287;height:0;left:23034;top:3066;" coordsize="1528731,0" path="m0,0l1528731,0">
+                <v:shape id="Shape 3598" style="position:absolute;width:15287;height:0;left:23034;top:3066;" coordsize="1528731,0" path="m0,0l1528731,0">
                   <v:stroke weight="0.55398pt" endcap="square" joinstyle="round" on="true" color="#b0b0b0"/>
                   <v:fill on="false" color="#000000" opacity="0"/>
                 </v:shape>
-                <v:shape id="Shape 3598" style="position:absolute;width:410;height:0;left:22623;top:3066;" coordsize="41041,0" path="m41041,0l0,0x">
+                <v:shape id="Shape 3599" style="position:absolute;width:410;height:0;left:22623;top:3066;" coordsize="41041,0" path="m41041,0l0,0x">
                   <v:stroke weight="1.01563pt" endcap="flat" joinstyle="round" on="true" color="#000000"/>
                   <v:fill on="true" color="#000000"/>
                 </v:shape>
-                <v:shape id="Shape 3600" style="position:absolute;width:15287;height:0;left:23034;top:4202;" coordsize="1528731,0" path="m0,0l1528731,0">
+                <v:shape id="Shape 3601" style="position:absolute;width:15287;height:0;left:23034;top:4202;" coordsize="1528731,0" path="m0,0l1528731,0">
                   <v:stroke weight="0.55398pt" endcap="square" joinstyle="round" on="true" color="#b0b0b0"/>
                   <v:fill on="false" color="#000000" opacity="0"/>
                 </v:shape>
-                <v:shape id="Shape 3601" style="position:absolute;width:410;height:0;left:22623;top:4202;" coordsize="41041,0" path="m41041,0l0,0x">
+                <v:shape id="Shape 3602" style="position:absolute;width:410;height:0;left:22623;top:4202;" coordsize="41041,0" path="m41041,0l0,0x">
                   <v:stroke weight="1.01563pt" endcap="flat" joinstyle="round" on="true" color="#000000"/>
                   <v:fill on="true" color="#000000"/>
                 </v:shape>
-                <v:shape id="Shape 3603" style="position:absolute;width:15287;height:0;left:23034;top:5338;" coordsize="1528731,0" path="m0,0l1528731,0">
+                <v:shape id="Shape 3604" style="position:absolute;width:15287;height:0;left:23034;top:5338;" coordsize="1528731,0" path="m0,0l1528731,0">
                   <v:stroke weight="0.55398pt" endcap="square" joinstyle="round" on="true" color="#b0b0b0"/>
                   <v:fill on="false" color="#000000" opacity="0"/>
                 </v:shape>
-                <v:shape id="Shape 3604" style="position:absolute;width:410;height:0;left:22623;top:5338;" coordsize="41041,0" path="m41041,0l0,0x">
+                <v:shape id="Shape 3605" style="position:absolute;width:410;height:0;left:22623;top:5338;" coordsize="41041,0" path="m41041,0l0,0x">
                   <v:stroke weight="1.01563pt" endcap="flat" joinstyle="round" on="true" color="#000000"/>
                   <v:fill on="true" color="#000000"/>
                 </v:shape>
-                <v:shape id="Shape 3606" style="position:absolute;width:15287;height:0;left:23034;top:6474;" coordsize="1528731,0" path="m0,0l1528731,0">
+                <v:shape id="Shape 3607" style="position:absolute;width:15287;height:0;left:23034;top:6474;" coordsize="1528731,0" path="m0,0l1528731,0">
                   <v:stroke weight="0.55398pt" endcap="square" joinstyle="round" on="true" color="#b0b0b0"/>
                   <v:fill on="false" color="#000000" opacity="0"/>
                 </v:shape>
-                <v:shape id="Shape 3607" style="position:absolute;width:410;height:0;left:22623;top:6474;" coordsize="41041,0" path="m41041,0l0,0x">
+                <v:shape id="Shape 3608" style="position:absolute;width:410;height:0;left:22623;top:6474;" coordsize="41041,0" path="m41041,0l0,0x">
                   <v:stroke weight="1.01563pt" endcap="flat" joinstyle="round" on="true" color="#000000"/>
                   <v:fill on="true" color="#000000"/>
                 </v:shape>
-                <v:shape id="Shape 3609" style="position:absolute;width:15287;height:0;left:23034;top:7610;" coordsize="1528731,0" path="m0,0l1528731,0">
+                <v:shape id="Shape 3610" style="position:absolute;width:15287;height:0;left:23034;top:7610;" coordsize="1528731,0" path="m0,0l1528731,0">
                   <v:stroke weight="0.55398pt" endcap="square" joinstyle="round" on="true" color="#b0b0b0"/>
                   <v:fill on="false" color="#000000" opacity="0"/>
                 </v:shape>
-                <v:shape id="Shape 3610" style="position:absolute;width:410;height:0;left:22623;top:7610;" coordsize="41041,0" path="m41041,0l0,0x">
+                <v:shape id="Shape 3611" style="position:absolute;width:410;height:0;left:22623;top:7610;" coordsize="41041,0" path="m41041,0l0,0x">
                   <v:stroke weight="1.01563pt" endcap="flat" joinstyle="round" on="true" color="#000000"/>
                   <v:fill on="true" color="#000000"/>
                 </v:shape>
-                <v:shape id="Shape 3612" style="position:absolute;width:234;height:0;left:23034;top:8291;" coordsize="23451,0" path="m23451,0l0,0x">
+                <v:shape id="Shape 3613" style="position:absolute;width:234;height:0;left:23034;top:8291;" coordsize="23451,0" path="m23451,0l0,0x">
                   <v:stroke weight="0.64631pt" endcap="flat" joinstyle="round" on="true" color="#000000"/>
                   <v:fill on="true" color="#000000"/>
                 </v:shape>
-                <v:shape id="Shape 3613" style="position:absolute;width:234;height:0;left:23034;top:8064;" coordsize="23451,0" path="m23451,0l0,0x">
+                <v:shape id="Shape 3614" style="position:absolute;width:234;height:0;left:23034;top:8064;" coordsize="23451,0" path="m23451,0l0,0x">
                   <v:stroke weight="0.64631pt" endcap="flat" joinstyle="round" on="true" color="#000000"/>
                   <v:fill on="true" color="#000000"/>
                 </v:shape>
-                <v:shape id="Shape 3614" style="position:absolute;width:234;height:0;left:23034;top:7837;" coordsize="23451,0" path="m23451,0l0,0x">
+                <v:shape id="Shape 3615" style="position:absolute;width:234;height:0;left:23034;top:7837;" coordsize="23451,0" path="m23451,0l0,0x">
                   <v:stroke weight="0.64631pt" endcap="flat" joinstyle="round" on="true" color="#000000"/>
                   <v:fill on="true" color="#000000"/>
                 </v:shape>
-                <v:shape id="Shape 3615" style="position:absolute;width:234;height:0;left:23034;top:7382;" coordsize="23451,0" path="m23451,0l0,0x">
+                <v:shape id="Shape 3616" style="position:absolute;width:234;height:0;left:23034;top:7382;" coordsize="23451,0" path="m23451,0l0,0x">
                   <v:stroke weight="0.64631pt" endcap="flat" joinstyle="round" on="true" color="#000000"/>
                   <v:fill on="true" color="#000000"/>
                 </v:shape>
-                <v:shape id="Shape 3616" style="position:absolute;width:234;height:0;left:23034;top:7155;" coordsize="23451,0" path="m23451,0l0,0x">
+                <v:shape id="Shape 3617" style="position:absolute;width:234;height:0;left:23034;top:7155;" coordsize="23451,0" path="m23451,0l0,0x">
                   <v:stroke weight="0.64631pt" endcap="flat" joinstyle="round" on="true" color="#000000"/>
                   <v:fill on="true" color="#000000"/>
                 </v:shape>
-                <v:shape id="Shape 3617" style="position:absolute;width:234;height:0;left:23034;top:6928;" coordsize="23451,0" path="m23451,0l0,0x">
+                <v:shape id="Shape 3618" style="position:absolute;width:234;height:0;left:23034;top:6928;" coordsize="23451,0" path="m23451,0l0,0x">
                   <v:stroke weight="0.64631pt" endcap="flat" joinstyle="round" on="true" color="#000000"/>
                   <v:fill on="true" color="#000000"/>
                 </v:shape>
-                <v:shape id="Shape 3618" style="position:absolute;width:234;height:0;left:23034;top:6701;" coordsize="23451,0" path="m23451,0l0,0x">
+                <v:shape id="Shape 3619" style="position:absolute;width:234;height:0;left:23034;top:6701;" coordsize="23451,0" path="m23451,0l0,0x">
                   <v:stroke weight="0.64631pt" endcap="flat" joinstyle="round" on="true" color="#000000"/>
                   <v:fill on="true" color="#000000"/>
                 </v:shape>
-                <v:shape id="Shape 3619" style="position:absolute;width:234;height:0;left:23034;top:6247;" coordsize="23451,0" path="m23451,0l0,0x">
+                <v:shape id="Shape 3620" style="position:absolute;width:234;height:0;left:23034;top:6247;" coordsize="23451,0" path="m23451,0l0,0x">
                   <v:stroke weight="0.64631pt" endcap="flat" joinstyle="round" on="true" color="#000000"/>
                   <v:fill on="true" color="#000000"/>
                 </v:shape>
-                <v:shape id="Shape 3620" style="position:absolute;width:234;height:0;left:23034;top:6019;" coordsize="23451,0" path="m23451,0l0,0x">
+                <v:shape id="Shape 3621" style="position:absolute;width:234;height:0;left:23034;top:6019;" coordsize="23451,0" path="m23451,0l0,0x">
                   <v:stroke weight="0.64631pt" endcap="flat" joinstyle="round" on="true" color="#000000"/>
                   <v:fill on="true" color="#000000"/>
                 </v:shape>
-                <v:shape id="Shape 3621" style="position:absolute;width:234;height:0;left:23034;top:5792;" coordsize="23451,0" path="m23451,0l0,0x">
+                <v:shape id="Shape 3622" style="position:absolute;width:234;height:0;left:23034;top:5792;" coordsize="23451,0" path="m23451,0l0,0x">
                   <v:stroke weight="0.64631pt" endcap="flat" joinstyle="round" on="true" color="#000000"/>
                   <v:fill on="true" color="#000000"/>
                 </v:shape>
-                <v:shape id="Shape 3622" style="position:absolute;width:234;height:0;left:23034;top:5565;" coordsize="23451,0" path="m23451,0l0,0x">
+                <v:shape id="Shape 3623" style="position:absolute;width:234;height:0;left:23034;top:5565;" coordsize="23451,0" path="m23451,0l0,0x">
                   <v:stroke weight="0.64631pt" endcap="flat" joinstyle="round" on="true" color="#000000"/>
                   <v:fill on="true" color="#000000"/>
                 </v:shape>
-                <v:shape id="Shape 3623" style="position:absolute;width:234;height:0;left:23034;top:5111;" coordsize="23451,0" path="m23451,0l0,0x">
+                <v:shape id="Shape 3624" style="position:absolute;width:234;height:0;left:23034;top:5111;" coordsize="23451,0" path="m23451,0l0,0x">
                   <v:stroke weight="0.64631pt" endcap="flat" joinstyle="round" on="true" color="#000000"/>
                   <v:fill on="true" color="#000000"/>
                 </v:shape>
-                <v:shape id="Shape 3624" style="position:absolute;width:234;height:0;left:23034;top:4883;" coordsize="23451,0" path="m23451,0l0,0x">
+                <v:shape id="Shape 3625" style="position:absolute;width:234;height:0;left:23034;top:4883;" coordsize="23451,0" path="m23451,0l0,0x">
                   <v:stroke weight="0.64631pt" endcap="flat" joinstyle="round" on="true" color="#000000"/>
                   <v:fill on="true" color="#000000"/>
                 </v:shape>
-                <v:shape id="Shape 3625" style="position:absolute;width:234;height:0;left:23034;top:4656;" coordsize="23451,0" path="m23451,0l0,0x">
+                <v:shape id="Shape 3626" style="position:absolute;width:234;height:0;left:23034;top:4656;" coordsize="23451,0" path="m23451,0l0,0x">
                   <v:stroke weight="0.64631pt" endcap="flat" joinstyle="round" on="true" color="#000000"/>
                   <v:fill on="true" color="#000000"/>
                 </v:shape>
-                <v:shape id="Shape 3626" style="position:absolute;width:234;height:0;left:23034;top:4429;" coordsize="23451,0" path="m23451,0l0,0x">
+                <v:shape id="Shape 3627" style="position:absolute;width:234;height:0;left:23034;top:4429;" coordsize="23451,0" path="m23451,0l0,0x">
                   <v:stroke weight="0.64631pt" endcap="flat" joinstyle="round" on="true" color="#000000"/>
                   <v:fill on="true" color="#000000"/>
                 </v:shape>
-                <v:shape id="Shape 3627" style="position:absolute;width:234;height:0;left:23034;top:3975;" coordsize="23451,0" path="m23451,0l0,0x">
+                <v:shape id="Shape 3628" style="position:absolute;width:234;height:0;left:23034;top:3975;" coordsize="23451,0" path="m23451,0l0,0x">
                   <v:stroke weight="0.64631pt" endcap="flat" joinstyle="round" on="true" color="#000000"/>
                   <v:fill on="true" color="#000000"/>
                 </v:shape>
-                <v:shape id="Shape 3628" style="position:absolute;width:234;height:0;left:23034;top:3747;" coordsize="23451,0" path="m23451,0l0,0x">
+                <v:shape id="Shape 3629" style="position:absolute;width:234;height:0;left:23034;top:3747;" coordsize="23451,0" path="m23451,0l0,0x">
                   <v:stroke weight="0.64631pt" endcap="flat" joinstyle="round" on="true" color="#000000"/>
                   <v:fill on="true" color="#000000"/>
                 </v:shape>
-                <v:shape id="Shape 3629" style="position:absolute;width:234;height:0;left:23034;top:3520;" coordsize="23451,0" path="m23451,0l0,0x">
+                <v:shape id="Shape 3630" style="position:absolute;width:234;height:0;left:23034;top:3520;" coordsize="23451,0" path="m23451,0l0,0x">
                   <v:stroke weight="0.64631pt" endcap="flat" joinstyle="round" on="true" color="#000000"/>
                   <v:fill on="true" color="#000000"/>
                 </v:shape>
-                <v:shape id="Shape 3630" style="position:absolute;width:234;height:0;left:23034;top:3293;" coordsize="23451,0" path="m23451,0l0,0x">
+                <v:shape id="Shape 3631" style="position:absolute;width:234;height:0;left:23034;top:3293;" coordsize="23451,0" path="m23451,0l0,0x">
                   <v:stroke weight="0.64631pt" endcap="flat" joinstyle="round" on="true" color="#000000"/>
                   <v:fill on="true" color="#000000"/>
                 </v:shape>
-                <v:shape id="Shape 3631" style="position:absolute;width:234;height:0;left:23034;top:2839;" coordsize="23451,0" path="m23451,0l0,0x">
+                <v:shape id="Shape 3632" style="position:absolute;width:234;height:0;left:23034;top:2839;" coordsize="23451,0" path="m23451,0l0,0x">
                   <v:stroke weight="0.64631pt" endcap="flat" joinstyle="round" on="true" color="#000000"/>
                   <v:fill on="true" color="#000000"/>
                 </v:shape>
-                <v:shape id="Shape 3632" style="position:absolute;width:234;height:0;left:23034;top:2611;" coordsize="23451,0" path="m23451,0l0,0x">
+                <v:shape id="Shape 3633" style="position:absolute;width:234;height:0;left:23034;top:2611;" coordsize="23451,0" path="m23451,0l0,0x">
                   <v:stroke weight="0.64631pt" endcap="flat" joinstyle="round" on="true" color="#000000"/>
                   <v:fill on="true" color="#000000"/>
                 </v:shape>
-                <v:shape id="Shape 3633" style="position:absolute;width:234;height:0;left:23034;top:2384;" coordsize="23451,0" path="m23451,0l0,0x">
+                <v:shape id="Shape 3634" style="position:absolute;width:234;height:0;left:23034;top:2384;" coordsize="23451,0" path="m23451,0l0,0x">
                   <v:stroke weight="0.64631pt" endcap="flat" joinstyle="round" on="true" color="#000000"/>
                   <v:fill on="true" color="#000000"/>
                 </v:shape>
-                <v:shape id="Shape 3634" style="position:absolute;width:234;height:0;left:23034;top:2157;" coordsize="23451,0" path="m23451,0l0,0x">
+                <v:shape id="Shape 3635" style="position:absolute;width:234;height:0;left:23034;top:2157;" coordsize="23451,0" path="m23451,0l0,0x">
                   <v:stroke weight="0.64631pt" endcap="flat" joinstyle="round" on="true" color="#000000"/>
                   <v:fill on="true" color="#000000"/>
                 </v:shape>
-                <v:shape id="Shape 3635" style="position:absolute;width:234;height:0;left:23034;top:1703;" coordsize="23451,0" path="m23451,0l0,0x">
+                <v:shape id="Shape 3636" style="position:absolute;width:234;height:0;left:23034;top:1703;" coordsize="23451,0" path="m23451,0l0,0x">
                   <v:stroke weight="0.64631pt" endcap="flat" joinstyle="round" on="true" color="#000000"/>
                   <v:fill on="true" color="#000000"/>
                 </v:shape>
-                <v:shape id="Shape 3636" style="position:absolute;width:234;height:0;left:23034;top:1476;" coordsize="23451,0" path="m23451,0l0,0x">
+                <v:shape id="Shape 3637" style="position:absolute;width:234;height:0;left:23034;top:1476;" coordsize="23451,0" path="m23451,0l0,0x">
                   <v:stroke weight="0.64631pt" endcap="flat" joinstyle="round" on="true" color="#000000"/>
                   <v:fill on="true" color="#000000"/>
                 </v:shape>
-                <v:shape id="Shape 3637" style="position:absolute;width:234;height:0;left:23034;top:1248;" coordsize="23451,0" path="m23451,0l0,0x">
+                <v:shape id="Shape 3638" style="position:absolute;width:234;height:0;left:23034;top:1248;" coordsize="23451,0" path="m23451,0l0,0x">
                   <v:stroke weight="0.64631pt" endcap="flat" joinstyle="round" on="true" color="#000000"/>
                   <v:fill on="true" color="#000000"/>
                 </v:shape>
-                <v:shape id="Shape 3638" style="position:absolute;width:234;height:0;left:23034;top:1021;" coordsize="23451,0" path="m23451,0l0,0x">
+                <v:shape id="Shape 3639" style="position:absolute;width:234;height:0;left:23034;top:1021;" coordsize="23451,0" path="m23451,0l0,0x">
                   <v:stroke weight="0.64631pt" endcap="flat" joinstyle="round" on="true" color="#000000"/>
                   <v:fill on="true" color="#000000"/>
                 </v:shape>
-                <v:shape id="Shape 3639" style="position:absolute;width:234;height:0;left:23034;top:567;" coordsize="23451,0" path="m23451,0l0,0x">
+                <v:shape id="Shape 3640" style="position:absolute;width:234;height:0;left:23034;top:567;" coordsize="23451,0" path="m23451,0l0,0x">
                   <v:stroke weight="0.64631pt" endcap="flat" joinstyle="round" on="true" color="#000000"/>
                   <v:fill on="true" color="#000000"/>
                 </v:shape>
-                <v:shape id="Shape 3640" style="position:absolute;width:234;height:0;left:23034;top:340;" coordsize="23451,0" path="m23451,0l0,0x">
+                <v:shape id="Shape 3641" style="position:absolute;width:234;height:0;left:23034;top:340;" coordsize="23451,0" path="m23451,0l0,0x">
                   <v:stroke weight="0.64631pt" endcap="flat" joinstyle="round" on="true" color="#000000"/>
                   <v:fill on="true" color="#000000"/>
                 </v:shape>
-                <v:shape id="Shape 3641" style="position:absolute;width:234;height:0;left:23034;top:112;" coordsize="23451,0" path="m23451,0l0,0x">
+                <v:shape id="Shape 3642" style="position:absolute;width:234;height:0;left:23034;top:112;" coordsize="23451,0" path="m23451,0l0,0x">
                   <v:stroke weight="0.64631pt" endcap="flat" joinstyle="round" on="true" color="#000000"/>
                   <v:fill on="true" color="#000000"/>
                 </v:shape>
-                <v:shape id="Shape 3642" style="position:absolute;width:5990;height:0;left:23729;top:794;" coordsize="599029,0" path="m0,0l599029,0">
+                <v:shape id="Shape 3643" style="position:absolute;width:5990;height:0;left:23729;top:794;" coordsize="599029,0" path="m0,0l599029,0">
                   <v:stroke weight="0.660159pt" endcap="flat" joinstyle="round" on="true" color="#1c6b73"/>
                   <v:fill on="false" color="#000000" opacity="0"/>
                 </v:shape>
-                <v:shape id="Shape 3643" style="position:absolute;width:6369;height:0;left:24725;top:1930;" coordsize="636963,0" path="m0,0l636963,0">
+                <v:shape id="Shape 3644" style="position:absolute;width:6369;height:0;left:24725;top:1930;" coordsize="636963,0" path="m0,0l636963,0">
                   <v:stroke weight="0.660159pt" endcap="flat" joinstyle="round" on="true" color="#1c6b73"/>
                   <v:fill on="false" color="#000000" opacity="0"/>
                 </v:shape>
-                <v:shape id="Shape 3644" style="position:absolute;width:5923;height:0;left:25333;top:3066;" coordsize="592334,0" path="m0,0l592334,0">
+                <v:shape id="Shape 3645" style="position:absolute;width:5923;height:0;left:25333;top:3066;" coordsize="592334,0" path="m0,0l592334,0">
                   <v:stroke weight="0.660159pt" endcap="flat" joinstyle="round" on="true" color="#1c6b73"/>
                   <v:fill on="false" color="#000000" opacity="0"/>
                 </v:shape>
-                <v:shape id="Shape 3645" style="position:absolute;width:5761;height:0;left:25982;top:4202;" coordsize="576107,0" path="m0,0l576107,0">
+                <v:shape id="Shape 3646" style="position:absolute;width:5761;height:0;left:25982;top:4202;" coordsize="576107,0" path="m0,0l576107,0">
                   <v:stroke weight="0.660159pt" endcap="flat" joinstyle="round" on="true" color="#1c6b73"/>
                   <v:fill on="false" color="#000000" opacity="0"/>
                 </v:shape>
-                <v:shape id="Shape 3646" style="position:absolute;width:6450;height:0;left:26429;top:5338;" coordsize="645077,0" path="m0,0l645077,0">
+                <v:shape id="Shape 3647" style="position:absolute;width:6450;height:0;left:26429;top:5338;" coordsize="645077,0" path="m0,0l645077,0">
                   <v:stroke weight="0.660159pt" endcap="flat" joinstyle="round" on="true" color="#1c6b73"/>
                   <v:fill on="false" color="#000000" opacity="0"/>
                 </v:shape>
-                <v:shape id="Shape 3647" style="position:absolute;width:6856;height:0;left:27199;top:6474;" coordsize="685648,0" path="m0,0l685648,0">
+                <v:shape id="Shape 3648" style="position:absolute;width:6856;height:0;left:27199;top:6474;" coordsize="685648,0" path="m0,0l685648,0">
                   <v:stroke weight="0.660159pt" endcap="flat" joinstyle="round" on="true" color="#1c6b73"/>
                   <v:fill on="false" color="#000000" opacity="0"/>
                 </v:shape>
-                <v:shape id="Shape 3648" style="position:absolute;width:9915;height:0;left:27711;top:7610;" coordsize="991552,0" path="m0,0l991552,0">
+                <v:shape id="Shape 3649" style="position:absolute;width:9915;height:0;left:27711;top:7610;" coordsize="991552,0" path="m0,0l991552,0">
                   <v:stroke weight="0.660159pt" endcap="flat" joinstyle="round" on="true" color="#1c6b73"/>
                   <v:fill on="false" color="#000000" opacity="0"/>
                 </v:shape>
-                <v:shape id="Shape 3649" style="position:absolute;width:0;height:8178;left:23034;top:112;" coordsize="0,817888" path="m0,817888l0,0">
+                <v:shape id="Shape 3650" style="position:absolute;width:0;height:8178;left:23034;top:112;" coordsize="0,817888" path="m0,817888l0,0">
                   <v:stroke weight="1.01563pt" endcap="square" joinstyle="miter" miterlimit="10" on="true" color="#000000"/>
                   <v:fill on="false" color="#000000" opacity="0"/>
                 </v:shape>
-                <v:shape id="Shape 3650" style="position:absolute;width:15287;height:0;left:23034;top:8291;" coordsize="1528731,0" path="m0,0l1528731,0">
+                <v:shape id="Shape 3651" style="position:absolute;width:15287;height:0;left:23034;top:8291;" coordsize="1528731,0" path="m0,0l1528731,0">
                   <v:stroke weight="1.01563pt" endcap="square" joinstyle="miter" miterlimit="10" on="true" color="#000000"/>
                   <v:fill on="false" color="#000000" opacity="0"/>
                 </v:shape>
-                <v:shape id="Shape 3651" style="position:absolute;width:2596;height:0;left:25333;top:794;" coordsize="259653,0" path="m0,0l259653,0">
+                <v:shape id="Shape 3652" style="position:absolute;width:2596;height:0;left:25333;top:794;" coordsize="259653,0" path="m0,0l259653,0">
                   <v:stroke weight="3.12075pt" endcap="flat" joinstyle="round" on="true" color="#1c6b73" opacity="0.45098"/>
                   <v:fill on="false" color="#000000" opacity="0"/>
                 </v:shape>
-                <v:shape id="Shape 3652" style="position:absolute;width:2799;height:0;left:26266;top:1930;" coordsize="279939,0" path="m0,0l279939,0">
+                <v:shape id="Shape 3653" style="position:absolute;width:2799;height:0;left:26266;top:1930;" coordsize="279939,0" path="m0,0l279939,0">
                   <v:stroke weight="3.12075pt" endcap="flat" joinstyle="round" on="true" color="#1c6b73" opacity="0.45098"/>
                   <v:fill on="false" color="#000000" opacity="0"/>
                 </v:shape>
-                <v:shape id="Shape 3653" style="position:absolute;width:2718;height:0;left:26591;top:3066;" coordsize="271825,0" path="m0,0l271825,0">
+                <v:shape id="Shape 3654" style="position:absolute;width:2718;height:0;left:26591;top:3066;" coordsize="271825,0" path="m0,0l271825,0">
                   <v:stroke weight="3.12075pt" endcap="flat" joinstyle="round" on="true" color="#1c6b73" opacity="0.45098"/>
                   <v:fill on="false" color="#000000" opacity="0"/>
                 </v:shape>
-                <v:shape id="Shape 3654" style="position:absolute;width:2718;height:0;left:27118;top:4202;" coordsize="271825,0" path="m0,0l271825,0">
+                <v:shape id="Shape 3655" style="position:absolute;width:2718;height:0;left:27118;top:4202;" coordsize="271825,0" path="m0,0l271825,0">
                   <v:stroke weight="3.12075pt" endcap="flat" joinstyle="round" on="true" color="#1c6b73" opacity="0.45098"/>
                   <v:fill on="false" color="#000000" opacity="0"/>
                 </v:shape>
-                <v:shape id="Shape 3655" style="position:absolute;width:3042;height:0;left:27889;top:5338;" coordsize="304282,0" path="m0,0l304282,0">
+                <v:shape id="Shape 3656" style="position:absolute;width:3042;height:0;left:27889;top:5338;" coordsize="304282,0" path="m0,0l304282,0">
                   <v:stroke weight="3.12075pt" endcap="flat" joinstyle="round" on="true" color="#1c6b73" opacity="0.45098"/>
                   <v:fill on="false" color="#000000" opacity="0"/>
                 </v:shape>
-                <v:shape id="Shape 3656" style="position:absolute;width:2799;height:0;left:29066;top:6474;" coordsize="279939,0" path="m0,0l279939,0">
+                <v:shape id="Shape 3657" style="position:absolute;width:2799;height:0;left:29066;top:6474;" coordsize="279939,0" path="m0,0l279939,0">
                   <v:stroke weight="3.12075pt" endcap="flat" joinstyle="round" on="true" color="#1c6b73" opacity="0.45098"/>
                   <v:fill on="false" color="#000000" opacity="0"/>
                 </v:shape>
-                <v:shape id="Shape 3657" style="position:absolute;width:3854;height:0;left:30202;top:7610;" coordsize="385423,0" path="m0,0l385423,0">
+                <v:shape id="Shape 3658" style="position:absolute;width:3854;height:0;left:30202;top:7610;" coordsize="385423,0" path="m0,0l385423,0">
                   <v:stroke weight="3.12075pt" endcap="flat" joinstyle="round" on="true" color="#1c6b73" opacity="0.45098"/>
                   <v:fill on="false" color="#000000" opacity="0"/>
                 </v:shape>
-                <v:rect id="Rectangle 3658" style="position:absolute;width:476;height:1170;left:37167;top:306;" filled="f" stroked="f">
+                <v:rect id="Rectangle 3659" style="position:absolute;width:476;height:1170;left:37167;top:306;" filled="f" stroked="f">
                   <v:textbox inset="0,0,0,0">
                     <w:txbxContent>
                       <w:p>
@@ -14438,7 +14480,7 @@
                     </w:txbxContent>
                   </v:textbox>
                 </v:rect>
-                <v:rect id="Rectangle 3659" style="position:absolute;width:476;height:1170;left:37167;top:1441;" filled="f" stroked="f">
+                <v:rect id="Rectangle 3660" style="position:absolute;width:476;height:1170;left:37167;top:1441;" filled="f" stroked="f">
                   <v:textbox inset="0,0,0,0">
                     <w:txbxContent>
                       <w:p>
@@ -14459,7 +14501,7 @@
                     </w:txbxContent>
                   </v:textbox>
                 </v:rect>
-                <v:rect id="Rectangle 3660" style="position:absolute;width:476;height:1170;left:37167;top:2577;" filled="f" stroked="f">
+                <v:rect id="Rectangle 3661" style="position:absolute;width:476;height:1170;left:37167;top:2577;" filled="f" stroked="f">
                   <v:textbox inset="0,0,0,0">
                     <w:txbxContent>
                       <w:p>
@@ -14480,7 +14522,7 @@
                     </w:txbxContent>
                   </v:textbox>
                 </v:rect>
-                <v:rect id="Rectangle 3661" style="position:absolute;width:476;height:1170;left:37167;top:3713;" filled="f" stroked="f">
+                <v:rect id="Rectangle 3662" style="position:absolute;width:476;height:1170;left:37167;top:3713;" filled="f" stroked="f">
                   <v:textbox inset="0,0,0,0">
                     <w:txbxContent>
                       <w:p>
@@ -14501,7 +14543,7 @@
                     </w:txbxContent>
                   </v:textbox>
                 </v:rect>
-                <v:rect id="Rectangle 3662" style="position:absolute;width:1430;height:1170;left:37167;top:4849;" filled="f" stroked="f">
+                <v:rect id="Rectangle 3663" style="position:absolute;width:1430;height:1170;left:37167;top:4849;" filled="f" stroked="f">
                   <v:textbox inset="0,0,0,0">
                     <w:txbxContent>
                       <w:p>
@@ -14522,7 +14564,7 @@
                     </w:txbxContent>
                   </v:textbox>
                 </v:rect>
-                <v:rect id="Rectangle 3663" style="position:absolute;width:1430;height:1170;left:37167;top:5985;" filled="f" stroked="f">
+                <v:rect id="Rectangle 3664" style="position:absolute;width:1430;height:1170;left:37167;top:5985;" filled="f" stroked="f">
                   <v:textbox inset="0,0,0,0">
                     <w:txbxContent>
                       <w:p>
@@ -14543,7 +14585,7 @@
                     </w:txbxContent>
                   </v:textbox>
                 </v:rect>
-                <v:rect id="Rectangle 3664" style="position:absolute;width:476;height:1170;left:37167;top:7121;" filled="f" stroked="f">
+                <v:rect id="Rectangle 3665" style="position:absolute;width:476;height:1170;left:37167;top:7121;" filled="f" stroked="f">
                   <v:textbox inset="0,0,0,0">
                     <w:txbxContent>
                       <w:p>
@@ -14564,31 +14606,31 @@
                     </w:txbxContent>
                   </v:textbox>
                 </v:rect>
-                <v:shape id="Shape 3666" style="position:absolute;width:398;height:398;left:26392;top:595;" coordsize="39868,39868" path="m19934,0c25221,0,30291,2100,34030,5838c37767,9577,39868,14647,39868,19934c39868,25221,37767,30291,34030,34030c30291,37768,25221,39868,19934,39868c14647,39868,9577,37768,5838,34030c2101,30291,0,25221,0,19934c0,14647,2101,9577,5838,5838c9577,2100,14647,0,19934,0x">
+                <v:shape id="Shape 3667" style="position:absolute;width:398;height:398;left:26392;top:595;" coordsize="39868,39868" path="m19934,0c25221,0,30291,2100,34030,5838c37767,9577,39868,14647,39868,19934c39868,25221,37767,30291,34030,34030c30291,37768,25221,39868,19934,39868c14647,39868,9577,37768,5838,34030c2101,30291,0,25221,0,19934c0,14647,2101,9577,5838,5838c9577,2100,14647,0,19934,0x">
                   <v:stroke weight="0.83097pt" endcap="flat" joinstyle="round" on="true" color="#1c6b73"/>
                   <v:fill on="true" color="#ffffff"/>
                 </v:shape>
-                <v:shape id="Shape 3667" style="position:absolute;width:398;height:398;left:27325;top:1731;" coordsize="39868,39868" path="m19934,0c25221,0,30292,2100,34030,5839c37768,9577,39868,14648,39868,19934c39868,25221,37768,30291,34030,34030c30292,37768,25221,39868,19934,39868c14648,39868,9577,37768,5839,34030c2101,30291,0,25221,0,19934c0,14648,2101,9577,5839,5839c9577,2100,14648,0,19934,0x">
+                <v:shape id="Shape 3668" style="position:absolute;width:398;height:398;left:27325;top:1731;" coordsize="39868,39868" path="m19934,0c25221,0,30292,2100,34030,5839c37768,9577,39868,14648,39868,19934c39868,25221,37768,30291,34030,34030c30292,37768,25221,39868,19934,39868c14648,39868,9577,37768,5839,34030c2101,30291,0,25221,0,19934c0,14648,2101,9577,5839,5839c9577,2100,14648,0,19934,0x">
                   <v:stroke weight="0.83097pt" endcap="flat" joinstyle="round" on="true" color="#1c6b73"/>
                   <v:fill on="true" color="#ffffff"/>
                 </v:shape>
-                <v:shape id="Shape 3668" style="position:absolute;width:398;height:398;left:27649;top:2866;" coordsize="39868,39868" path="m19934,0c25221,0,30291,2100,34029,5839c37767,9577,39868,14648,39868,19934c39868,25221,37767,30292,34029,34030c30291,37768,25221,39868,19934,39868c14647,39868,9577,37768,5838,34030c2101,30292,0,25221,0,19934c0,14648,2101,9577,5838,5839c9577,2100,14647,0,19934,0x">
+                <v:shape id="Shape 3669" style="position:absolute;width:398;height:398;left:27649;top:2866;" coordsize="39868,39868" path="m19934,0c25221,0,30291,2100,34029,5839c37767,9577,39868,14648,39868,19934c39868,25221,37767,30292,34029,34030c30291,37768,25221,39868,19934,39868c14647,39868,9577,37768,5838,34030c2101,30292,0,25221,0,19934c0,14648,2101,9577,5838,5839c9577,2100,14647,0,19934,0x">
                   <v:stroke weight="0.83097pt" endcap="flat" joinstyle="round" on="true" color="#1c6b73"/>
                   <v:fill on="true" color="#ffffff"/>
                 </v:shape>
-                <v:shape id="Shape 3669" style="position:absolute;width:398;height:398;left:28258;top:4002;" coordsize="39868,39868" path="m19934,0c25221,0,30292,2100,34030,5838c37768,9577,39868,14647,39868,19934c39868,25221,37768,30291,34030,34030c30292,37768,25221,39868,19934,39868c14648,39868,9577,37768,5839,34030c2101,30291,0,25221,0,19934c0,14647,2101,9577,5839,5838c9577,2100,14648,0,19934,0x">
+                <v:shape id="Shape 3670" style="position:absolute;width:398;height:398;left:28258;top:4002;" coordsize="39868,39868" path="m19934,0c25221,0,30292,2100,34030,5838c37768,9577,39868,14647,39868,19934c39868,25221,37768,30291,34030,34030c30292,37768,25221,39868,19934,39868c14648,39868,9577,37768,5839,34030c2101,30291,0,25221,0,19934c0,14647,2101,9577,5839,5838c9577,2100,14648,0,19934,0x">
                   <v:stroke weight="0.83097pt" endcap="flat" joinstyle="round" on="true" color="#1c6b73"/>
                   <v:fill on="true" color="#ffffff"/>
                 </v:shape>
-                <v:shape id="Shape 3670" style="position:absolute;width:398;height:398;left:29029;top:5138;" coordsize="39868,39868" path="m19934,0c25221,0,30291,2100,34029,5839c37767,9577,39868,14648,39868,19934c39868,25221,37767,30291,34029,34030c30291,37768,25221,39868,19934,39868c14647,39868,9577,37768,5838,34030c2100,30291,0,25221,0,19934c0,14648,2100,9577,5838,5839c9577,2100,14647,0,19934,0x">
+                <v:shape id="Shape 3671" style="position:absolute;width:398;height:398;left:29029;top:5138;" coordsize="39868,39868" path="m19934,0c25221,0,30291,2100,34029,5839c37767,9577,39868,14648,39868,19934c39868,25221,37767,30291,34029,34030c30291,37768,25221,39868,19934,39868c14647,39868,9577,37768,5838,34030c2100,30291,0,25221,0,19934c0,14648,2100,9577,5838,5839c9577,2100,14647,0,19934,0x">
                   <v:stroke weight="0.83097pt" endcap="flat" joinstyle="round" on="true" color="#1c6b73"/>
                   <v:fill on="true" color="#ffffff"/>
                 </v:shape>
-                <v:shape id="Shape 3671" style="position:absolute;width:398;height:398;left:30205;top:6274;" coordsize="39868,39868" path="m19934,0c25221,0,30291,2100,34029,5839c37767,9577,39868,14648,39868,19934c39868,25221,37767,30292,34029,34030c30291,37768,25221,39868,19934,39868c14647,39868,9577,37768,5838,34030c2100,30292,0,25221,0,19934c0,14648,2100,9577,5838,5839c9577,2100,14647,0,19934,0x">
+                <v:shape id="Shape 3672" style="position:absolute;width:398;height:398;left:30205;top:6274;" coordsize="39868,39868" path="m19934,0c25221,0,30291,2100,34029,5839c37767,9577,39868,14648,39868,19934c39868,25221,37767,30292,34029,34030c30291,37768,25221,39868,19934,39868c14647,39868,9577,37768,5838,34030c2100,30292,0,25221,0,19934c0,14648,2100,9577,5838,5839c9577,2100,14647,0,19934,0x">
                   <v:stroke weight="0.83097pt" endcap="flat" joinstyle="round" on="true" color="#1c6b73"/>
                   <v:fill on="true" color="#ffffff"/>
                 </v:shape>
-                <v:shape id="Shape 3672" style="position:absolute;width:398;height:398;left:31828;top:7410;" coordsize="39868,39868" path="m19934,0c25221,0,30291,2100,34030,5839c37768,9577,39868,14647,39868,19934c39868,25221,37768,30291,34030,34030c30291,37768,25221,39868,19934,39868c14648,39868,9577,37768,5839,34030c2101,30291,0,25221,0,19934c0,14647,2101,9577,5839,5839c9577,2100,14648,0,19934,0x">
+                <v:shape id="Shape 3673" style="position:absolute;width:398;height:398;left:31828;top:7410;" coordsize="39868,39868" path="m19934,0c25221,0,30291,2100,34030,5839c37768,9577,39868,14647,39868,19934c39868,25221,37768,30291,34030,34030c30291,37768,25221,39868,19934,39868c14648,39868,9577,37768,5839,34030c2101,30291,0,25221,0,19934c0,14647,2101,9577,5839,5839c9577,2100,14648,0,19934,0x">
                   <v:stroke weight="0.83097pt" endcap="flat" joinstyle="round" on="true" color="#1c6b73"/>
                   <v:fill on="true" color="#ffffff"/>
                 </v:shape>
@@ -14696,16 +14738,16 @@
           <w:noProof/>
         </w:rPr>
         <w:drawing>
-          <wp:inline distT="0" distB="0" distL="0" distR="0" wp14:anchorId="453751F7" wp14:editId="76503942">
+          <wp:inline distT="0" distB="0" distL="0" distR="0" wp14:anchorId="4521D2BA" wp14:editId="3D9E11A5">
             <wp:extent cx="3840480" cy="1228344"/>
             <wp:effectExtent l="0" t="0" r="0" b="0"/>
-            <wp:docPr id="35818" name="Picture 35818"/>
+            <wp:docPr id="35813" name="Picture 35813"/>
             <wp:cNvGraphicFramePr/>
             <a:graphic xmlns:a="http://schemas.openxmlformats.org/drawingml/2006/main">
               <a:graphicData uri="http://schemas.openxmlformats.org/drawingml/2006/picture">
                 <pic:pic xmlns:pic="http://schemas.openxmlformats.org/drawingml/2006/picture">
                   <pic:nvPicPr>
-                    <pic:cNvPr id="35818" name="Picture 35818"/>
+                    <pic:cNvPr id="35813" name="Picture 35813"/>
                     <pic:cNvPicPr/>
                   </pic:nvPicPr>
                   <pic:blipFill>
@@ -14766,16 +14808,16 @@
           <w:noProof/>
         </w:rPr>
         <w:drawing>
-          <wp:inline distT="0" distB="0" distL="0" distR="0" wp14:anchorId="7EB19295" wp14:editId="7D5156D6">
+          <wp:inline distT="0" distB="0" distL="0" distR="0" wp14:anchorId="7417CC3E" wp14:editId="5003568A">
             <wp:extent cx="1773936" cy="871728"/>
             <wp:effectExtent l="0" t="0" r="0" b="0"/>
-            <wp:docPr id="35816" name="Picture 35816"/>
+            <wp:docPr id="35811" name="Picture 35811"/>
             <wp:cNvGraphicFramePr/>
             <a:graphic xmlns:a="http://schemas.openxmlformats.org/drawingml/2006/main">
               <a:graphicData uri="http://schemas.openxmlformats.org/drawingml/2006/picture">
                 <pic:pic xmlns:pic="http://schemas.openxmlformats.org/drawingml/2006/picture">
                   <pic:nvPicPr>
-                    <pic:cNvPr id="35816" name="Picture 35816"/>
+                    <pic:cNvPr id="35811" name="Picture 35811"/>
                     <pic:cNvPicPr/>
                   </pic:nvPicPr>
                   <pic:blipFill>
@@ -14887,16 +14929,16 @@
           <w:noProof/>
         </w:rPr>
         <w:drawing>
-          <wp:inline distT="0" distB="0" distL="0" distR="0" wp14:anchorId="347D418F" wp14:editId="4448E17E">
+          <wp:inline distT="0" distB="0" distL="0" distR="0" wp14:anchorId="2B1BDB41" wp14:editId="66B70E66">
             <wp:extent cx="1773936" cy="871728"/>
             <wp:effectExtent l="0" t="0" r="0" b="0"/>
-            <wp:docPr id="35820" name="Picture 35820"/>
+            <wp:docPr id="35815" name="Picture 35815"/>
             <wp:cNvGraphicFramePr/>
             <a:graphic xmlns:a="http://schemas.openxmlformats.org/drawingml/2006/main">
               <a:graphicData uri="http://schemas.openxmlformats.org/drawingml/2006/picture">
                 <pic:pic xmlns:pic="http://schemas.openxmlformats.org/drawingml/2006/picture">
                   <pic:nvPicPr>
-                    <pic:cNvPr id="35820" name="Picture 35820"/>
+                    <pic:cNvPr id="35815" name="Picture 35815"/>
                     <pic:cNvPicPr/>
                   </pic:nvPicPr>
                   <pic:blipFill>
@@ -15161,10 +15203,10 @@
         <mc:AlternateContent>
           <mc:Choice Requires="wpg">
             <w:drawing>
-              <wp:inline distT="0" distB="0" distL="0" distR="0" wp14:anchorId="3AFF70BF" wp14:editId="74951E49">
+              <wp:inline distT="0" distB="0" distL="0" distR="0" wp14:anchorId="17B04B54" wp14:editId="61469B0C">
                 <wp:extent cx="5911765" cy="1399032"/>
                 <wp:effectExtent l="0" t="0" r="0" b="0"/>
-                <wp:docPr id="35867" name="Group 35867"/>
+                <wp:docPr id="35862" name="Group 35862"/>
                 <wp:cNvGraphicFramePr/>
                 <a:graphic xmlns:a="http://schemas.openxmlformats.org/drawingml/2006/main">
                   <a:graphicData uri="http://schemas.microsoft.com/office/word/2010/wordprocessingGroup">
@@ -15180,7 +15222,7 @@
                       </wpg:grpSpPr>
                       <pic:pic xmlns:pic="http://schemas.openxmlformats.org/drawingml/2006/picture">
                         <pic:nvPicPr>
-                          <pic:cNvPr id="35822" name="Picture 35822"/>
+                          <pic:cNvPr id="35817" name="Picture 35817"/>
                           <pic:cNvPicPr/>
                         </pic:nvPicPr>
                         <pic:blipFill>
@@ -15200,7 +15242,7 @@
                         </pic:spPr>
                       </pic:pic>
                       <wps:wsp>
-                        <wps:cNvPr id="4272" name="Rectangle 4272"/>
+                        <wps:cNvPr id="4273" name="Rectangle 4273"/>
                         <wps:cNvSpPr/>
                         <wps:spPr>
                           <a:xfrm rot="-5399999">
@@ -15244,11 +15286,11 @@
           </mc:Choice>
           <mc:Fallback xmlns:a="http://schemas.openxmlformats.org/drawingml/2006/main">
             <w:pict>
-              <v:group id="Group 35867" style="width:465.493pt;height:110.16pt;mso-position-horizontal-relative:char;mso-position-vertical-relative:line" coordsize="59117,13990">
-                <v:shape id="Picture 35822" style="position:absolute;width:51785;height:13990;left:7332;top:0;" filled="f">
+              <v:group id="Group 35862" style="width:465.493pt;height:110.16pt;mso-position-horizontal-relative:char;mso-position-vertical-relative:line" coordsize="59117,13990">
+                <v:shape id="Picture 35817" style="position:absolute;width:51785;height:13990;left:7332;top:0;" filled="f">
                   <v:imagedata r:id="rId36"/>
                 </v:shape>
-                <v:rect id="Rectangle 4272" style="position:absolute;width:13454;height:3554;left:-4949;top:2076;rotation:270;" filled="f" stroked="f">
+                <v:rect id="Rectangle 4273" style="position:absolute;width:13454;height:3554;left:-4949;top:2076;rotation:270;" filled="f" stroked="f">
                   <v:textbox inset="0,0,0,0" style="layout-flow:vertical;mso-layout-flow-alt:bottom-to-top">
                     <w:txbxContent>
                       <w:p>
@@ -15360,7 +15402,7 @@
     </w:p>
     <w:p>
       <w:pPr>
-        <w:spacing w:after="419"/>
+        <w:spacing w:after="420"/>
         <w:ind w:left="-5" w:right="865"/>
       </w:pPr>
       <w:r>
@@ -15394,7 +15436,7 @@
     </w:p>
     <w:p>
       <w:pPr>
-        <w:spacing w:after="448"/>
+        <w:spacing w:after="449"/>
         <w:ind w:left="-5" w:right="865"/>
       </w:pPr>
       <w:r>
@@ -15427,7 +15469,7 @@
     </w:p>
     <w:p>
       <w:pPr>
-        <w:spacing w:after="32"/>
+        <w:spacing w:after="33"/>
         <w:ind w:left="-15" w:firstLine="299"/>
       </w:pPr>
       <w:r>
@@ -15533,7 +15575,7 @@
     </w:p>
     <w:p>
       <w:pPr>
-        <w:spacing w:after="656"/>
+        <w:spacing w:after="657"/>
         <w:ind w:left="-5" w:right="865"/>
       </w:pPr>
       <w:r>
@@ -15570,7 +15612,7 @@
     </w:p>
     <w:p>
       <w:pPr>
-        <w:spacing w:after="468"/>
+        <w:spacing w:after="469"/>
         <w:ind w:left="-15" w:firstLine="299"/>
       </w:pPr>
       <w:r>
@@ -15682,7 +15724,7 @@
     </w:p>
     <w:p>
       <w:pPr>
-        <w:spacing w:after="486"/>
+        <w:spacing w:after="487"/>
         <w:ind w:left="-15" w:firstLine="299"/>
       </w:pPr>
       <w:r>
@@ -15704,7 +15746,7 @@
     </w:p>
     <w:p>
       <w:pPr>
-        <w:spacing w:after="503"/>
+        <w:spacing w:after="504"/>
         <w:ind w:left="309" w:right="865"/>
       </w:pPr>
       <w:r>
@@ -15722,7 +15764,7 @@
     </w:p>
     <w:p>
       <w:pPr>
-        <w:spacing w:after="486"/>
+        <w:spacing w:after="487"/>
         <w:ind w:left="-15" w:firstLine="299"/>
       </w:pPr>
       <w:r>
@@ -15882,7 +15924,7 @@
     </w:p>
     <w:p>
       <w:pPr>
-        <w:spacing w:after="42"/>
+        <w:spacing w:after="43"/>
         <w:ind w:left="180" w:hanging="95"/>
       </w:pPr>
       <w:r>
@@ -15915,6 +15957,7 @@
     </w:p>
     <w:p>
       <w:pPr>
+        <w:spacing w:after="25"/>
         <w:ind w:left="180" w:hanging="95"/>
       </w:pPr>
       <w:r>
@@ -16135,6 +16178,21 @@
     </w:p>
     <w:p>
       <w:pPr>
+        <w:spacing w:after="28"/>
+        <w:ind w:left="164" w:hanging="179"/>
+      </w:pPr>
+      <w:r>
+        <w:rPr>
+          <w:vertAlign w:val="superscript"/>
+        </w:rPr>
+        <w:t>13</w:t>
+      </w:r>
+      <w:r>
+        <w:t>American College of Surgeons Committee on Trauma, ACS TQIP best practices guidelines in imaging, American College of Surgeons, Chicago, 2018.</w:t>
+      </w:r>
+    </w:p>
+    <w:p>
+      <w:pPr>
         <w:spacing w:after="27"/>
         <w:ind w:left="164" w:hanging="179"/>
       </w:pPr>
@@ -16142,21 +16200,6 @@
         <w:rPr>
           <w:vertAlign w:val="superscript"/>
         </w:rPr>
-        <w:t>13</w:t>
-      </w:r>
-      <w:r>
-        <w:t>American College of Surgeons Committee on Trauma, ACS TQIP best practices guidelines in imaging, American College of Surgeons, Chicago, 2018.</w:t>
-      </w:r>
-    </w:p>
-    <w:p>
-      <w:pPr>
-        <w:spacing w:after="27"/>
-        <w:ind w:left="164" w:hanging="179"/>
-      </w:pPr>
-      <w:r>
-        <w:rPr>
-          <w:vertAlign w:val="superscript"/>
-        </w:rPr>
         <w:t>14</w:t>
       </w:r>
       <w:r>
@@ -16165,6 +16208,7 @@
     </w:p>
     <w:p>
       <w:pPr>
+        <w:spacing w:after="26"/>
         <w:ind w:left="164" w:hanging="179"/>
       </w:pPr>
       <w:r>
@@ -16235,6 +16279,7 @@
     </w:p>
     <w:p>
       <w:pPr>
+        <w:spacing w:after="26"/>
         <w:ind w:left="164" w:hanging="179"/>
       </w:pPr>
       <w:r>
@@ -16258,6 +16303,7 @@
     </w:p>
     <w:p>
       <w:pPr>
+        <w:spacing w:after="26"/>
         <w:ind w:left="164" w:hanging="179"/>
       </w:pPr>
       <w:r>
@@ -16281,7 +16327,7 @@
     </w:p>
     <w:p>
       <w:pPr>
-        <w:spacing w:after="30"/>
+        <w:spacing w:after="31"/>
         <w:ind w:left="-5"/>
       </w:pPr>
       <w:r>
@@ -16347,7 +16393,7 @@
     </w:p>
     <w:p>
       <w:pPr>
-        <w:spacing w:after="43"/>
+        <w:spacing w:after="44"/>
         <w:ind w:left="164" w:hanging="179"/>
       </w:pPr>
       <w:r>
@@ -16380,6 +16426,7 @@
     </w:p>
     <w:p>
       <w:pPr>
+        <w:spacing w:after="26"/>
         <w:ind w:left="164" w:hanging="179"/>
       </w:pPr>
       <w:r>
@@ -16406,7 +16453,7 @@
     </w:p>
     <w:p>
       <w:pPr>
-        <w:spacing w:after="37"/>
+        <w:spacing w:after="38"/>
         <w:ind w:left="164" w:hanging="179"/>
       </w:pPr>
       <w:r>
@@ -16631,6 +16678,7 @@
     </w:p>
     <w:p>
       <w:pPr>
+        <w:spacing w:after="26"/>
         <w:ind w:left="164" w:hanging="179"/>
       </w:pPr>
       <w:r>
